--- a/oposicion/temario/tercer-ejercicio/3A09.docx
+++ b/oposicion/temario/tercer-ejercicio/3A09.docx
@@ -22825,7 +22825,7 @@
         <w:t xml:space="preserve">)</w:t>
       </w:r>
       <w:r>
-        <w:t xml:space="preserve">, con datos agregados de Estados Unidos, la usan para contrastar la aditividad y la homoteticidad de las preferencias, que los datos rechazan.</w:t>
+        <w:t xml:space="preserve">, con datos agregados de Estados Unidos (1929-1972), la usan para contrastar la teoría de la demanda sin imponer aditividad ni homoteticidad, y la rechazan (al 1 %). Dando la teoría por válida, rechazan además la homoteticidad, y la aditividad de la función de utilidad directa (no la de la indirecta).</w:t>
       </w:r>
     </w:p>
     <w:bookmarkEnd w:id="90"/>

--- a/oposicion/temario/tercer-ejercicio/3A09.docx
+++ b/oposicion/temario/tercer-ejercicio/3A09.docx
@@ -177,7 +177,7 @@
         </w:numPr>
       </w:pPr>
       <w:r>
-        <w:t xml:space="preserve">Para responderla hay que medir el bienestar en euros, y la utilidad es</w:t>
+        <w:t xml:space="preserve">Responderla exige otra pregunta: ¿se puede medir en euros algo que solo sabemos ordenar? La utilidad es</w:t>
       </w:r>
       <w:r>
         <w:t xml:space="preserve"> </w:t>
@@ -190,7 +190,7 @@
         <w:t xml:space="preserve">ordinal</w:t>
       </w:r>
       <w:r>
-        <w:t xml:space="preserve">: no se puede restar ni sumar. Hace falta una herramienta que traduzca la utilidad a unidades monetarias. Esa herramienta es la</w:t>
+        <w:t xml:space="preserve">: no se puede restar ni sumar, y hace falta una herramienta que la traduzca a unidades monetarias. Esa herramienta es la</w:t>
       </w:r>
       <w:r>
         <w:t xml:space="preserve"> </w:t>
@@ -6194,7 +6194,7 @@
           </m:dPr>
           <m:e>
             <m:r>
-              <m:t>k</m:t>
+              <m:t>κ</m:t>
             </m:r>
             <m:acc>
               <m:accPr>
@@ -6213,7 +6213,7 @@
               <m:t>,</m:t>
             </m:r>
             <m:r>
-              <m:t>k</m:t>
+              <m:t>κ</m:t>
             </m:r>
             <m:bar>
               <m:barPr>
@@ -6291,7 +6291,7 @@
       </w:r>
       <m:oMath>
         <m:r>
-          <m:t>k</m:t>
+          <m:t>κ</m:t>
         </m:r>
         <m:r>
           <m:rPr>
@@ -11113,7 +11113,7 @@
           </m:dPr>
           <m:e>
             <m:r>
-              <m:t>k</m:t>
+              <m:t>κ</m:t>
             </m:r>
             <m:acc>
               <m:accPr>
@@ -11207,7 +11207,7 @@
       </w:r>
       <m:oMath>
         <m:r>
-          <m:t>k</m:t>
+          <m:t>κ</m:t>
         </m:r>
         <m:r>
           <m:rPr>
@@ -11227,7 +11227,7 @@
       </w:r>
       <m:oMath>
         <m:r>
-          <m:t>k</m:t>
+          <m:t>κ</m:t>
         </m:r>
       </m:oMath>
       <w:r>
@@ -12334,14 +12334,115 @@
         </m:acc>
       </m:oMath>
       <w:r>
-        <w:t xml:space="preserve">: si todos los precios se multiplican por</w:t>
+        <w:t xml:space="preserve">:</w:t>
       </w:r>
       <w:r>
         <w:t xml:space="preserve"> </w:t>
       </w:r>
       <m:oMath>
         <m:r>
-          <m:t>k</m:t>
+          <m:t>E</m:t>
+        </m:r>
+        <m:d>
+          <m:dPr>
+            <m:begChr m:val="("/>
+            <m:sepChr m:val=""/>
+            <m:endChr m:val=")"/>
+            <m:grow/>
+          </m:dPr>
+          <m:e>
+            <m:r>
+              <m:t>κ</m:t>
+            </m:r>
+            <m:acc>
+              <m:accPr>
+                <m:chr m:val="⃗"/>
+              </m:accPr>
+              <m:e>
+                <m:r>
+                  <m:t>p</m:t>
+                </m:r>
+              </m:e>
+            </m:acc>
+            <m:r>
+              <m:rPr>
+                <m:sty m:val="p"/>
+              </m:rPr>
+              <m:t>,</m:t>
+            </m:r>
+            <m:bar>
+              <m:barPr>
+                <m:pos m:val="top"/>
+              </m:barPr>
+              <m:e>
+                <m:r>
+                  <m:t>U</m:t>
+                </m:r>
+              </m:e>
+            </m:bar>
+          </m:e>
+        </m:d>
+        <m:r>
+          <m:rPr>
+            <m:sty m:val="p"/>
+          </m:rPr>
+          <m:t>=</m:t>
+        </m:r>
+        <m:r>
+          <m:t>κ</m:t>
+        </m:r>
+        <m:r>
+          <m:t>E</m:t>
+        </m:r>
+        <m:d>
+          <m:dPr>
+            <m:begChr m:val="("/>
+            <m:sepChr m:val=""/>
+            <m:endChr m:val=")"/>
+            <m:grow/>
+          </m:dPr>
+          <m:e>
+            <m:acc>
+              <m:accPr>
+                <m:chr m:val="⃗"/>
+              </m:accPr>
+              <m:e>
+                <m:r>
+                  <m:t>p</m:t>
+                </m:r>
+              </m:e>
+            </m:acc>
+            <m:r>
+              <m:rPr>
+                <m:sty m:val="p"/>
+              </m:rPr>
+              <m:t>,</m:t>
+            </m:r>
+            <m:bar>
+              <m:barPr>
+                <m:pos m:val="top"/>
+              </m:barPr>
+              <m:e>
+                <m:r>
+                  <m:t>U</m:t>
+                </m:r>
+              </m:e>
+            </m:bar>
+          </m:e>
+        </m:d>
+      </m:oMath>
+      <w:r>
+        <w:t xml:space="preserve"> </w:t>
+      </w:r>
+      <w:r>
+        <w:t xml:space="preserve">para todo</w:t>
+      </w:r>
+      <w:r>
+        <w:t xml:space="preserve"> </w:t>
+      </w:r>
+      <m:oMath>
+        <m:r>
+          <m:t>κ</m:t>
         </m:r>
         <m:r>
           <m:rPr>
@@ -12354,6 +12455,17 @@
         </m:r>
       </m:oMath>
       <w:r>
+        <w:t xml:space="preserve">; si todos los precios se multiplican por</w:t>
+      </w:r>
+      <w:r>
+        <w:t xml:space="preserve"> </w:t>
+      </w:r>
+      <m:oMath>
+        <m:r>
+          <m:t>κ</m:t>
+        </m:r>
+      </m:oMath>
+      <w:r>
         <w:t xml:space="preserve">, la cesta óptima no cambia y su coste se multiplica por</w:t>
       </w:r>
       <w:r>
@@ -12361,7 +12473,7 @@
       </w:r>
       <m:oMath>
         <m:r>
-          <m:t>k</m:t>
+          <m:t>κ</m:t>
         </m:r>
       </m:oMath>
       <w:r>
@@ -50597,7 +50709,7 @@
         <w:t xml:space="preserve">Idea final</w:t>
       </w:r>
       <w:r>
-        <w:t xml:space="preserve">: volviendo a la pregunta del principio, ¿basta que la pensión suba con el IPC para que el pensionista quede igual? No hace falta medir su utilidad para responder: basta su función de gasto, que la dualidad permite recuperar de su demanda. Y la respuesta es que, si su cesta se parece a la del IPC, la subida le compensa algo más de lo necesario, porque un índice de</w:t>
+        <w:t xml:space="preserve">: volviendo a la pregunta del principio, ¿se puede medir en euros algo que solo sabemos ordenar? Sí, si no se mide la utilidad, sino lo que cuesta alcanzarla: la función de gasto, que la dualidad permite recuperar de la demanda. Con ella se responde al pensionista: si su cesta se parece a la del IPC, la subida le compensa algo más de lo necesario, porque un índice de</w:t>
       </w:r>
       <w:r>
         <w:t xml:space="preserve"> </w:t>
@@ -50612,7 +50724,7 @@
         <w:t xml:space="preserve"> </w:t>
       </w:r>
       <w:r>
-        <w:t xml:space="preserve">ignora que el consumidor sustituye lo que se encarece; si su cesta es distinta, puede quedarse corta. La compensación exacta es la variación compensatoria, y calcularla es precisamente lo que enseña la dualidad.</w:t>
+        <w:t xml:space="preserve">ignora que el consumidor sustituye lo que se encarece; si es distinta, puede quedarse corta, y la compensación exacta es la variación compensatoria. Lo que esa traducción no permite es sumar el bienestar de personas distintas: para eso hacen falta juicios de valor, y ahí empieza la economía del bienestar.</w:t>
       </w:r>
     </w:p>
     <w:p>

--- a/oposicion/temario/tercer-ejercicio/3A09.docx
+++ b/oposicion/temario/tercer-ejercicio/3A09.docx
@@ -18594,7 +18594,7 @@
       <w:r>
         <w:drawing>
           <wp:inline>
-            <wp:extent cx="5969000" cy="3031653"/>
+            <wp:extent cx="5969000" cy="3051645"/>
             <wp:effectExtent b="0" l="0" r="0" t="0"/>
             <wp:docPr descr="" title="" id="74" name="Picture"/>
             <a:graphic>
@@ -18615,7 +18615,7 @@
                   <pic:spPr bwMode="auto">
                     <a:xfrm>
                       <a:off x="0" y="0"/>
-                      <a:ext cx="5969000" cy="3031653"/>
+                      <a:ext cx="5969000" cy="3051645"/>
                     </a:xfrm>
                     <a:prstGeom prst="rect">
                       <a:avLst/>

--- a/oposicion/temario/tercer-ejercicio/3A09.docx
+++ b/oposicion/temario/tercer-ejercicio/3A09.docx
@@ -35,7 +35,7 @@
         <w:pStyle w:val="Date"/>
       </w:pPr>
       <w:r>
-        <w:t xml:space="preserve">Última actualización: 16/10/2026</w:t>
+        <w:t xml:space="preserve">Última actualización: 17/10/2026</w:t>
       </w:r>
     </w:p>
     <w:p>
@@ -2299,7 +2299,7 @@
         </w:numPr>
       </w:pPr>
       <w:r>
-        <w:t xml:space="preserve">Este bloque responde a la primera pregunta. Su conclusión anticipada: maximizar la utilidad con una renta dada y minimizar el gasto necesario para alcanzar una utilidad dada llevan a la</w:t>
+        <w:t xml:space="preserve">Una vez planteadas las preguntas, pasamos a construir las herramientas para responderlas. Este bloque responde a la primera. Su conclusión anticipada: maximizar la utilidad con una renta dada y minimizar el gasto necesario para alcanzar una utilidad dada llevan a la</w:t>
       </w:r>
       <w:r>
         <w:t xml:space="preserve"> </w:t>
@@ -4352,30 +4352,6 @@
         <w:t xml:space="preserve">Problemas primal y dual</w:t>
       </w:r>
     </w:p>
-    <w:bookmarkStart w:id="45" w:name="X7c6d98eafb5dd2ce68979be25b5ecb40da7c1bf"/>
-    <w:p>
-      <w:pPr>
-        <w:pStyle w:val="Heading3"/>
-      </w:pPr>
-      <w:r>
-        <w:t xml:space="preserve">I.2.1.</w:t>
-      </w:r>
-      <w:r>
-        <w:t xml:space="preserve"> </w:t>
-      </w:r>
-      <w:r>
-        <w:t xml:space="preserve">Problema primal: maximización de la utilidad</w:t>
-      </w:r>
-    </w:p>
-    <w:bookmarkStart w:id="28" w:name="a-idea"/>
-    <w:p>
-      <w:pPr>
-        <w:pStyle w:val="Heading4"/>
-      </w:pPr>
-      <w:r>
-        <w:t xml:space="preserve">a) Idea</w:t>
-      </w:r>
-    </w:p>
     <w:p>
       <w:pPr>
         <w:numPr>
@@ -4384,38 +4360,31 @@
         </w:numPr>
       </w:pPr>
       <w:r>
-        <w:t xml:space="preserve">El enfoque primal, como el dual, resuelve un problema económico: conjugar unas necesidades en principio ilimitadas con unos recursos escasos. Especificados ya sus componentes, necesidades (preferencias) y recursos (presupuesto), lo planteamos y resolvemos, porque es el punto de partida de la dualidad</w:t>
-      </w:r>
-      <w:r>
-        <w:t xml:space="preserve"> </w:t>
-      </w:r>
-      <w:r>
-        <w:rPr>
-          <w:rStyle w:val="Referenciaatema"/>
-        </w:rPr>
-        <w:t xml:space="preserve">[ver tema 3.A.8]</w:t>
-      </w:r>
-      <w:r>
-        <w:t xml:space="preserve">.</w:t>
+        <w:t xml:space="preserve">Descritos los ingredientes comunes, pasamos a plantear y resolver cada problema por separado: primero el primal y después el dual.</w:t>
       </w:r>
     </w:p>
-    <w:bookmarkEnd w:id="28"/>
-    <w:bookmarkStart w:id="43" w:name="b-modelo"/>
+    <w:bookmarkStart w:id="45" w:name="X7c6d98eafb5dd2ce68979be25b5ecb40da7c1bf"/>
+    <w:p>
+      <w:pPr>
+        <w:pStyle w:val="Heading3"/>
+      </w:pPr>
+      <w:r>
+        <w:t xml:space="preserve">I.2.1.</w:t>
+      </w:r>
+      <w:r>
+        <w:t xml:space="preserve"> </w:t>
+      </w:r>
+      <w:r>
+        <w:t xml:space="preserve">Problema primal: maximización de la utilidad</w:t>
+      </w:r>
+    </w:p>
+    <w:bookmarkStart w:id="28" w:name="a-idea"/>
     <w:p>
       <w:pPr>
         <w:pStyle w:val="Heading4"/>
       </w:pPr>
       <w:r>
-        <w:t xml:space="preserve">b) Modelo</w:t>
-      </w:r>
-    </w:p>
-    <w:bookmarkStart w:id="29" w:name="i-supuestos"/>
-    <w:p>
-      <w:pPr>
-        <w:pStyle w:val="Heading5"/>
-      </w:pPr>
-      <w:r>
-        <w:t xml:space="preserve">i) Supuestos</w:t>
+        <w:t xml:space="preserve">a) Idea</w:t>
       </w:r>
     </w:p>
     <w:p>
@@ -4426,6 +4395,48 @@
         </w:numPr>
       </w:pPr>
       <w:r>
+        <w:t xml:space="preserve">El enfoque primal, como el dual, resuelve un problema económico: conjugar unas necesidades en principio ilimitadas con unos recursos escasos. Especificados ya sus componentes, necesidades (preferencias) y recursos (presupuesto), lo planteamos y resolvemos, porque es el punto de partida de la dualidad</w:t>
+      </w:r>
+      <w:r>
+        <w:t xml:space="preserve"> </w:t>
+      </w:r>
+      <w:r>
+        <w:rPr>
+          <w:rStyle w:val="Referenciaatema"/>
+        </w:rPr>
+        <w:t xml:space="preserve">[ver tema 3.A.8]</w:t>
+      </w:r>
+      <w:r>
+        <w:t xml:space="preserve">.</w:t>
+      </w:r>
+    </w:p>
+    <w:bookmarkEnd w:id="28"/>
+    <w:bookmarkStart w:id="43" w:name="b-modelo"/>
+    <w:p>
+      <w:pPr>
+        <w:pStyle w:val="Heading4"/>
+      </w:pPr>
+      <w:r>
+        <w:t xml:space="preserve">b) Modelo</w:t>
+      </w:r>
+    </w:p>
+    <w:bookmarkStart w:id="29" w:name="i-supuestos"/>
+    <w:p>
+      <w:pPr>
+        <w:pStyle w:val="Heading5"/>
+      </w:pPr>
+      <w:r>
+        <w:t xml:space="preserve">i) Supuestos</w:t>
+      </w:r>
+    </w:p>
+    <w:p>
+      <w:pPr>
+        <w:numPr>
+          <w:ilvl w:val="0"/>
+          <w:numId w:val="1018"/>
+        </w:numPr>
+      </w:pPr>
+      <w:r>
         <w:t xml:space="preserve">Los de I.1: contexto estático, información perfecta, preferencias de buen comportamiento representables con una función de utilidad de buen comportamiento, bienes homogéneos y consumidor precio-aceptante.</w:t>
       </w:r>
     </w:p>
@@ -4443,7 +4454,7 @@
       <w:pPr>
         <w:numPr>
           <w:ilvl w:val="0"/>
-          <w:numId w:val="1018"/>
+          <w:numId w:val="1019"/>
         </w:numPr>
       </w:pPr>
       <w:r>
@@ -4653,7 +4664,7 @@
       <w:pPr>
         <w:numPr>
           <w:ilvl w:val="1"/>
-          <w:numId w:val="1019"/>
+          <w:numId w:val="1020"/>
         </w:numPr>
       </w:pPr>
       <w:r>
@@ -4769,7 +4780,7 @@
       <w:pPr>
         <w:numPr>
           <w:ilvl w:val="1"/>
-          <w:numId w:val="1019"/>
+          <w:numId w:val="1020"/>
         </w:numPr>
       </w:pPr>
       <w:r>
@@ -4942,7 +4953,7 @@
       <w:pPr>
         <w:numPr>
           <w:ilvl w:val="1"/>
-          <w:numId w:val="1019"/>
+          <w:numId w:val="1020"/>
         </w:numPr>
       </w:pPr>
       <w:r>
@@ -5205,7 +5216,7 @@
       <w:pPr>
         <w:numPr>
           <w:ilvl w:val="0"/>
-          <w:numId w:val="1018"/>
+          <w:numId w:val="1019"/>
         </w:numPr>
       </w:pPr>
       <w:r>
@@ -5519,7 +5530,7 @@
       <w:pPr>
         <w:numPr>
           <w:ilvl w:val="0"/>
-          <w:numId w:val="1020"/>
+          <w:numId w:val="1021"/>
         </w:numPr>
       </w:pPr>
       <w:r>
@@ -5854,7 +5865,7 @@
         <w:keepNext/>
         <w:numPr>
           <w:ilvl w:val="0"/>
-          <w:numId w:val="1020"/>
+          <w:numId w:val="1021"/>
         </w:numPr>
       </w:pPr>
       <w:r>
@@ -6004,7 +6015,7 @@
       <w:pPr>
         <w:numPr>
           <w:ilvl w:val="1"/>
-          <w:numId w:val="1021"/>
+          <w:numId w:val="1022"/>
         </w:numPr>
       </w:pPr>
       <w:r>
@@ -6022,7 +6033,7 @@
       <w:pPr>
         <w:numPr>
           <w:ilvl w:val="1"/>
-          <w:numId w:val="1021"/>
+          <w:numId w:val="1022"/>
         </w:numPr>
       </w:pPr>
       <w:r>
@@ -6105,7 +6116,7 @@
       <w:pPr>
         <w:numPr>
           <w:ilvl w:val="1"/>
-          <w:numId w:val="1021"/>
+          <w:numId w:val="1022"/>
         </w:numPr>
       </w:pPr>
       <w:r>
@@ -6324,7 +6335,7 @@
       <w:pPr>
         <w:numPr>
           <w:ilvl w:val="1"/>
-          <w:numId w:val="1021"/>
+          <w:numId w:val="1022"/>
         </w:numPr>
       </w:pPr>
       <w:r>
@@ -6455,7 +6466,7 @@
       <w:pPr>
         <w:numPr>
           <w:ilvl w:val="1"/>
-          <w:numId w:val="1021"/>
+          <w:numId w:val="1022"/>
         </w:numPr>
       </w:pPr>
       <w:r>
@@ -6598,7 +6609,7 @@
       <w:pPr>
         <w:numPr>
           <w:ilvl w:val="0"/>
-          <w:numId w:val="1020"/>
+          <w:numId w:val="1021"/>
         </w:numPr>
       </w:pPr>
       <w:r>
@@ -6973,7 +6984,7 @@
         <w:keepNext/>
         <w:numPr>
           <w:ilvl w:val="0"/>
-          <w:numId w:val="1020"/>
+          <w:numId w:val="1021"/>
         </w:numPr>
       </w:pPr>
       <w:r>
@@ -7071,7 +7082,7 @@
       <w:pPr>
         <w:numPr>
           <w:ilvl w:val="1"/>
-          <w:numId w:val="1022"/>
+          <w:numId w:val="1023"/>
         </w:numPr>
       </w:pPr>
       <w:r>
@@ -7089,7 +7100,7 @@
       <w:pPr>
         <w:numPr>
           <w:ilvl w:val="1"/>
-          <w:numId w:val="1022"/>
+          <w:numId w:val="1023"/>
         </w:numPr>
       </w:pPr>
       <w:r>
@@ -7160,7 +7171,7 @@
       <w:pPr>
         <w:numPr>
           <w:ilvl w:val="1"/>
-          <w:numId w:val="1022"/>
+          <w:numId w:val="1023"/>
         </w:numPr>
       </w:pPr>
       <w:r>
@@ -7231,7 +7242,7 @@
       <w:pPr>
         <w:numPr>
           <w:ilvl w:val="1"/>
-          <w:numId w:val="1022"/>
+          <w:numId w:val="1023"/>
         </w:numPr>
       </w:pPr>
       <w:r>
@@ -7270,7 +7281,7 @@
       <w:pPr>
         <w:numPr>
           <w:ilvl w:val="1"/>
-          <w:numId w:val="1022"/>
+          <w:numId w:val="1023"/>
         </w:numPr>
       </w:pPr>
       <w:r>
@@ -7313,7 +7324,7 @@
         <w:keepNext/>
         <w:numPr>
           <w:ilvl w:val="1"/>
-          <w:numId w:val="1022"/>
+          <w:numId w:val="1023"/>
         </w:numPr>
       </w:pPr>
       <w:r>
@@ -7513,7 +7524,7 @@
       <w:pPr>
         <w:numPr>
           <w:ilvl w:val="2"/>
-          <w:numId w:val="1023"/>
+          <w:numId w:val="1024"/>
         </w:numPr>
       </w:pPr>
       <w:r>
@@ -7889,7 +7900,7 @@
       <w:pPr>
         <w:numPr>
           <w:ilvl w:val="2"/>
-          <w:numId w:val="1023"/>
+          <w:numId w:val="1024"/>
         </w:numPr>
       </w:pPr>
       <w:r>
@@ -8085,12 +8096,20 @@
       <w:r>
         <w:t xml:space="preserve">.</w:t>
       </w:r>
+      <m:oMath>
+        <m:r>
+          <m:rPr>
+            <m:sty m:val="p"/>
+          </m:rPr>
+          <m:t>◼</m:t>
+        </m:r>
+      </m:oMath>
     </w:p>
     <w:p>
       <w:pPr>
         <w:numPr>
           <w:ilvl w:val="2"/>
-          <w:numId w:val="1023"/>
+          <w:numId w:val="1024"/>
         </w:numPr>
       </w:pPr>
       <w:r>
@@ -8111,7 +8130,7 @@
       <w:pPr>
         <w:numPr>
           <w:ilvl w:val="2"/>
-          <w:numId w:val="1023"/>
+          <w:numId w:val="1024"/>
         </w:numPr>
       </w:pPr>
       <w:r>
@@ -8122,7 +8141,7 @@
       <w:pPr>
         <w:numPr>
           <w:ilvl w:val="1"/>
-          <w:numId w:val="1022"/>
+          <w:numId w:val="1023"/>
         </w:numPr>
       </w:pPr>
       <w:r>
@@ -8607,20 +8626,20 @@
     </w:p>
     <w:bookmarkEnd w:id="42"/>
     <w:bookmarkEnd w:id="43"/>
-    <w:bookmarkStart w:id="44" w:name="e-valoración"/>
+    <w:bookmarkStart w:id="44" w:name="c-valoración"/>
     <w:p>
       <w:pPr>
         <w:pStyle w:val="Heading4"/>
       </w:pPr>
       <w:r>
-        <w:t xml:space="preserve">e) Valoración</w:t>
+        <w:t xml:space="preserve">c) Valoración</w:t>
       </w:r>
     </w:p>
     <w:p>
       <w:pPr>
         <w:numPr>
           <w:ilvl w:val="0"/>
-          <w:numId w:val="1024"/>
+          <w:numId w:val="1025"/>
         </w:numPr>
       </w:pPr>
       <w:r>
@@ -8671,7 +8690,7 @@
       <w:pPr>
         <w:numPr>
           <w:ilvl w:val="0"/>
-          <w:numId w:val="1025"/>
+          <w:numId w:val="1026"/>
         </w:numPr>
       </w:pPr>
       <w:r>
@@ -8701,7 +8720,7 @@
       <w:pPr>
         <w:numPr>
           <w:ilvl w:val="0"/>
-          <w:numId w:val="1026"/>
+          <w:numId w:val="1027"/>
         </w:numPr>
       </w:pPr>
       <w:r>
@@ -8722,7 +8741,7 @@
       <w:pPr>
         <w:numPr>
           <w:ilvl w:val="0"/>
-          <w:numId w:val="1027"/>
+          <w:numId w:val="1028"/>
         </w:numPr>
       </w:pPr>
       <w:r>
@@ -9049,7 +9068,7 @@
       <w:pPr>
         <w:numPr>
           <w:ilvl w:val="1"/>
-          <w:numId w:val="1028"/>
+          <w:numId w:val="1029"/>
         </w:numPr>
       </w:pPr>
       <w:r>
@@ -9135,7 +9154,7 @@
       <w:pPr>
         <w:numPr>
           <w:ilvl w:val="1"/>
-          <w:numId w:val="1028"/>
+          <w:numId w:val="1029"/>
         </w:numPr>
       </w:pPr>
       <w:r>
@@ -9319,7 +9338,7 @@
       <w:pPr>
         <w:numPr>
           <w:ilvl w:val="1"/>
-          <w:numId w:val="1028"/>
+          <w:numId w:val="1029"/>
         </w:numPr>
       </w:pPr>
       <w:r>
@@ -9467,7 +9486,7 @@
       <w:pPr>
         <w:numPr>
           <w:ilvl w:val="1"/>
-          <w:numId w:val="1028"/>
+          <w:numId w:val="1029"/>
         </w:numPr>
       </w:pPr>
       <w:r>
@@ -9731,7 +9750,7 @@
       <w:pPr>
         <w:numPr>
           <w:ilvl w:val="1"/>
-          <w:numId w:val="1028"/>
+          <w:numId w:val="1029"/>
         </w:numPr>
       </w:pPr>
       <w:r>
@@ -9985,7 +10004,7 @@
       <w:pPr>
         <w:numPr>
           <w:ilvl w:val="1"/>
-          <w:numId w:val="1028"/>
+          <w:numId w:val="1029"/>
         </w:numPr>
       </w:pPr>
       <w:r>
@@ -10158,7 +10177,7 @@
       <w:pPr>
         <w:numPr>
           <w:ilvl w:val="0"/>
-          <w:numId w:val="1027"/>
+          <w:numId w:val="1028"/>
         </w:numPr>
       </w:pPr>
       <w:r>
@@ -10467,7 +10486,7 @@
       <w:pPr>
         <w:numPr>
           <w:ilvl w:val="0"/>
-          <w:numId w:val="1029"/>
+          <w:numId w:val="1030"/>
         </w:numPr>
       </w:pPr>
       <w:r>
@@ -10865,7 +10884,7 @@
         <w:keepNext/>
         <w:numPr>
           <w:ilvl w:val="0"/>
-          <w:numId w:val="1029"/>
+          <w:numId w:val="1030"/>
         </w:numPr>
       </w:pPr>
       <w:r>
@@ -10963,7 +10982,7 @@
       <w:pPr>
         <w:numPr>
           <w:ilvl w:val="1"/>
-          <w:numId w:val="1030"/>
+          <w:numId w:val="1031"/>
         </w:numPr>
       </w:pPr>
       <w:r>
@@ -10981,7 +11000,7 @@
       <w:pPr>
         <w:numPr>
           <w:ilvl w:val="1"/>
-          <w:numId w:val="1030"/>
+          <w:numId w:val="1031"/>
         </w:numPr>
       </w:pPr>
       <w:r>
@@ -11052,7 +11071,7 @@
       <w:pPr>
         <w:numPr>
           <w:ilvl w:val="1"/>
-          <w:numId w:val="1030"/>
+          <w:numId w:val="1031"/>
         </w:numPr>
       </w:pPr>
       <w:r>
@@ -11259,7 +11278,7 @@
       <w:pPr>
         <w:numPr>
           <w:ilvl w:val="1"/>
-          <w:numId w:val="1030"/>
+          <w:numId w:val="1031"/>
         </w:numPr>
       </w:pPr>
       <w:r>
@@ -11360,7 +11379,7 @@
       <w:pPr>
         <w:numPr>
           <w:ilvl w:val="1"/>
-          <w:numId w:val="1030"/>
+          <w:numId w:val="1031"/>
         </w:numPr>
       </w:pPr>
       <w:r>
@@ -11694,7 +11713,7 @@
       <w:pPr>
         <w:numPr>
           <w:ilvl w:val="0"/>
-          <w:numId w:val="1029"/>
+          <w:numId w:val="1030"/>
         </w:numPr>
       </w:pPr>
       <w:r>
@@ -11751,7 +11770,7 @@
       <w:pPr>
         <w:numPr>
           <w:ilvl w:val="0"/>
-          <w:numId w:val="1029"/>
+          <w:numId w:val="1030"/>
         </w:numPr>
       </w:pPr>
       <w:r>
@@ -12217,7 +12236,7 @@
       <w:pPr>
         <w:numPr>
           <w:ilvl w:val="1"/>
-          <w:numId w:val="1031"/>
+          <w:numId w:val="1032"/>
         </w:numPr>
       </w:pPr>
       <w:r>
@@ -12298,7 +12317,7 @@
       <w:pPr>
         <w:numPr>
           <w:ilvl w:val="1"/>
-          <w:numId w:val="1031"/>
+          <w:numId w:val="1032"/>
         </w:numPr>
       </w:pPr>
       <w:r>
@@ -12484,7 +12503,7 @@
       <w:pPr>
         <w:numPr>
           <w:ilvl w:val="1"/>
-          <w:numId w:val="1031"/>
+          <w:numId w:val="1032"/>
         </w:numPr>
       </w:pPr>
       <w:r>
@@ -12527,7 +12546,7 @@
       <w:pPr>
         <w:numPr>
           <w:ilvl w:val="1"/>
-          <w:numId w:val="1031"/>
+          <w:numId w:val="1032"/>
         </w:numPr>
       </w:pPr>
       <w:r>
@@ -12573,7 +12592,7 @@
         <w:keepNext/>
         <w:numPr>
           <w:ilvl w:val="1"/>
-          <w:numId w:val="1031"/>
+          <w:numId w:val="1032"/>
         </w:numPr>
       </w:pPr>
       <w:r>
@@ -12616,7 +12635,7 @@
       <w:pPr>
         <w:numPr>
           <w:ilvl w:val="2"/>
-          <w:numId w:val="1032"/>
+          <w:numId w:val="1033"/>
         </w:numPr>
       </w:pPr>
       <w:r>
@@ -12827,7 +12846,7 @@
       <w:pPr>
         <w:numPr>
           <w:ilvl w:val="2"/>
-          <w:numId w:val="1032"/>
+          <w:numId w:val="1033"/>
         </w:numPr>
       </w:pPr>
       <w:r>
@@ -13157,7 +13176,7 @@
       <w:pPr>
         <w:numPr>
           <w:ilvl w:val="1"/>
-          <w:numId w:val="1031"/>
+          <w:numId w:val="1032"/>
         </w:numPr>
       </w:pPr>
       <w:r>
@@ -13529,7 +13548,7 @@
       <w:pPr>
         <w:numPr>
           <w:ilvl w:val="1"/>
-          <w:numId w:val="1031"/>
+          <w:numId w:val="1032"/>
         </w:numPr>
       </w:pPr>
       <w:r>
@@ -14150,7 +14169,7 @@
       <w:pPr>
         <w:numPr>
           <w:ilvl w:val="2"/>
-          <w:numId w:val="1033"/>
+          <w:numId w:val="1034"/>
         </w:numPr>
       </w:pPr>
       <w:r>
@@ -14259,7 +14278,7 @@
       <w:pPr>
         <w:numPr>
           <w:ilvl w:val="2"/>
-          <w:numId w:val="1033"/>
+          <w:numId w:val="1034"/>
         </w:numPr>
       </w:pPr>
       <w:r>
@@ -14413,7 +14432,7 @@
       <w:pPr>
         <w:numPr>
           <w:ilvl w:val="2"/>
-          <w:numId w:val="1033"/>
+          <w:numId w:val="1034"/>
         </w:numPr>
       </w:pPr>
       <w:r>
@@ -14633,7 +14652,7 @@
       <w:pPr>
         <w:numPr>
           <w:ilvl w:val="0"/>
-          <w:numId w:val="1034"/>
+          <w:numId w:val="1035"/>
         </w:numPr>
       </w:pPr>
       <w:r>
@@ -16195,20 +16214,20 @@
     </w:p>
     <w:bookmarkEnd w:id="61"/>
     <w:bookmarkEnd w:id="62"/>
-    <w:bookmarkStart w:id="63" w:name="e-valoración-1"/>
+    <w:bookmarkStart w:id="63" w:name="c-valoración-1"/>
     <w:p>
       <w:pPr>
         <w:pStyle w:val="Heading4"/>
       </w:pPr>
       <w:r>
-        <w:t xml:space="preserve">e) Valoración</w:t>
+        <w:t xml:space="preserve">c) Valoración</w:t>
       </w:r>
     </w:p>
     <w:p>
       <w:pPr>
         <w:numPr>
           <w:ilvl w:val="0"/>
-          <w:numId w:val="1035"/>
+          <w:numId w:val="1036"/>
         </w:numPr>
       </w:pPr>
       <w:r>
@@ -16237,11 +16256,11 @@
       <w:pPr>
         <w:numPr>
           <w:ilvl w:val="0"/>
-          <w:numId w:val="1036"/>
+          <w:numId w:val="1037"/>
         </w:numPr>
       </w:pPr>
       <w:r>
-        <w:t xml:space="preserve">Como los dos problemas tienen los mismos ingredientes, entre ellos se dan unas</w:t>
+        <w:t xml:space="preserve">Resueltos los dos problemas por separado, falta relacionarlos. Como tienen los mismos ingredientes, entre ellos se dan unas</w:t>
       </w:r>
       <w:r>
         <w:t xml:space="preserve"> </w:t>
@@ -16274,7 +16293,7 @@
         <w:keepNext/>
         <w:numPr>
           <w:ilvl w:val="0"/>
-          <w:numId w:val="1037"/>
+          <w:numId w:val="1038"/>
         </w:numPr>
       </w:pPr>
       <w:r>
@@ -16414,7 +16433,7 @@
       <w:pPr>
         <w:numPr>
           <w:ilvl w:val="1"/>
-          <w:numId w:val="1038"/>
+          <w:numId w:val="1039"/>
         </w:numPr>
       </w:pPr>
       <w:r>
@@ -16562,7 +16581,7 @@
       <w:pPr>
         <w:numPr>
           <w:ilvl w:val="1"/>
-          <w:numId w:val="1038"/>
+          <w:numId w:val="1039"/>
         </w:numPr>
       </w:pPr>
       <w:r>
@@ -16733,7 +16752,7 @@
       <w:pPr>
         <w:numPr>
           <w:ilvl w:val="0"/>
-          <w:numId w:val="1037"/>
+          <w:numId w:val="1038"/>
         </w:numPr>
       </w:pPr>
       <w:r>
@@ -17090,7 +17109,7 @@
       <w:pPr>
         <w:numPr>
           <w:ilvl w:val="0"/>
-          <w:numId w:val="1039"/>
+          <w:numId w:val="1040"/>
         </w:numPr>
       </w:pPr>
       <w:r>
@@ -17147,7 +17166,7 @@
       <w:pPr>
         <w:numPr>
           <w:ilvl w:val="0"/>
-          <w:numId w:val="1040"/>
+          <w:numId w:val="1041"/>
         </w:numPr>
       </w:pPr>
       <w:r>
@@ -17762,7 +17781,7 @@
       <w:pPr>
         <w:numPr>
           <w:ilvl w:val="1"/>
-          <w:numId w:val="1041"/>
+          <w:numId w:val="1042"/>
         </w:numPr>
       </w:pPr>
       <w:r>
@@ -17780,7 +17799,7 @@
       <w:pPr>
         <w:numPr>
           <w:ilvl w:val="1"/>
-          <w:numId w:val="1041"/>
+          <w:numId w:val="1042"/>
         </w:numPr>
       </w:pPr>
       <w:r>
@@ -17820,7 +17839,7 @@
       <w:pPr>
         <w:numPr>
           <w:ilvl w:val="0"/>
-          <w:numId w:val="1040"/>
+          <w:numId w:val="1041"/>
         </w:numPr>
       </w:pPr>
       <w:r>
@@ -18519,7 +18538,7 @@
       <w:pPr>
         <w:numPr>
           <w:ilvl w:val="0"/>
-          <w:numId w:val="1042"/>
+          <w:numId w:val="1043"/>
         </w:numPr>
       </w:pPr>
       <w:r>
@@ -18708,13 +18727,13 @@
       <w:pPr>
         <w:numPr>
           <w:ilvl w:val="0"/>
-          <w:numId w:val="1043"/>
+          <w:numId w:val="1044"/>
         </w:numPr>
       </w:pPr>
       <w:r>
         <w:rPr>
-          <w:b/>
-          <w:bCs/>
+          <w:i/>
+          <w:iCs/>
         </w:rPr>
         <w:t xml:space="preserve">Recapitulación</w:t>
       </w:r>
@@ -19062,11 +19081,11 @@
       <w:pPr>
         <w:numPr>
           <w:ilvl w:val="0"/>
-          <w:numId w:val="1044"/>
+          <w:numId w:val="1045"/>
         </w:numPr>
       </w:pPr>
       <w:r>
-        <w:t xml:space="preserve">Este bloque responde a la segunda pregunta. Su conclusión anticipada: la dualidad permite elegir una función de gasto o de utilidad indirecta flexible, derivar de ella demandas estimables y contrastar las restricciones de la teoría. El sistema casi ideal (AIDS) de</w:t>
+        <w:t xml:space="preserve">Una vez estudiadas las relaciones de dualidad, pasamos a ver cómo se llevan a los datos. Este bloque responde a la segunda pregunta. Su conclusión anticipada: la dualidad permite elegir una función de gasto o de utilidad indirecta flexible, derivar de ella demandas estimables y contrastar las restricciones de la teoría. El sistema casi ideal (AIDS) de</w:t>
       </w:r>
       <w:r>
         <w:t xml:space="preserve"> </w:t>
@@ -19119,7 +19138,7 @@
         <w:keepNext/>
         <w:numPr>
           <w:ilvl w:val="0"/>
-          <w:numId w:val="1045"/>
+          <w:numId w:val="1046"/>
         </w:numPr>
       </w:pPr>
       <w:r>
@@ -19220,7 +19239,7 @@
       <w:pPr>
         <w:numPr>
           <w:ilvl w:val="1"/>
-          <w:numId w:val="1046"/>
+          <w:numId w:val="1047"/>
         </w:numPr>
       </w:pPr>
       <w:r>
@@ -19283,7 +19302,7 @@
       <w:pPr>
         <w:numPr>
           <w:ilvl w:val="1"/>
-          <w:numId w:val="1046"/>
+          <w:numId w:val="1047"/>
         </w:numPr>
       </w:pPr>
       <w:r>
@@ -19301,7 +19320,7 @@
       <w:pPr>
         <w:numPr>
           <w:ilvl w:val="1"/>
-          <w:numId w:val="1046"/>
+          <w:numId w:val="1047"/>
         </w:numPr>
       </w:pPr>
       <w:r>
@@ -19319,7 +19338,7 @@
       <w:pPr>
         <w:numPr>
           <w:ilvl w:val="0"/>
-          <w:numId w:val="1045"/>
+          <w:numId w:val="1046"/>
         </w:numPr>
       </w:pPr>
       <w:r>
@@ -19390,7 +19409,7 @@
         <w:keepNext/>
         <w:numPr>
           <w:ilvl w:val="0"/>
-          <w:numId w:val="1045"/>
+          <w:numId w:val="1046"/>
         </w:numPr>
       </w:pPr>
       <w:r>
@@ -19472,7 +19491,7 @@
       <w:pPr>
         <w:numPr>
           <w:ilvl w:val="1"/>
-          <w:numId w:val="1047"/>
+          <w:numId w:val="1048"/>
         </w:numPr>
       </w:pPr>
       <w:r>
@@ -19490,7 +19509,7 @@
       <w:pPr>
         <w:numPr>
           <w:ilvl w:val="1"/>
-          <w:numId w:val="1047"/>
+          <w:numId w:val="1048"/>
         </w:numPr>
       </w:pPr>
       <w:r>
@@ -19508,7 +19527,7 @@
       <w:pPr>
         <w:numPr>
           <w:ilvl w:val="1"/>
-          <w:numId w:val="1047"/>
+          <w:numId w:val="1048"/>
         </w:numPr>
       </w:pPr>
       <w:r>
@@ -19538,7 +19557,7 @@
       <w:pPr>
         <w:numPr>
           <w:ilvl w:val="1"/>
-          <w:numId w:val="1047"/>
+          <w:numId w:val="1048"/>
         </w:numPr>
       </w:pPr>
       <w:r>
@@ -19566,32 +19585,6 @@
       </w:r>
       <w:r>
         <w:t xml:space="preserve">Pasos que sigue la literatura</w:t>
-      </w:r>
-    </w:p>
-    <w:p>
-      <w:pPr>
-        <w:numPr>
-          <w:ilvl w:val="0"/>
-          <w:numId w:val="1048"/>
-        </w:numPr>
-      </w:pPr>
-      <w:r>
-        <w:t xml:space="preserve">La estimación sigue cinco pasos, que reproducen el camino de la teoría, de las preferencias a la demanda ordinaria: (1) elegir una forma funcional, (2) especificar un sistema completo, (3) reunir los datos, (4) especificar el modelo econométrico y (5) estimar y contrastar.</w:t>
-      </w:r>
-    </w:p>
-    <w:bookmarkStart w:id="108" w:name="Xe667511b6d0ed2d2bd4c17ec39391f3b2daeab7"/>
-    <w:p>
-      <w:pPr>
-        <w:pStyle w:val="Heading3"/>
-      </w:pPr>
-      <w:r>
-        <w:t xml:space="preserve">II.2.1.</w:t>
-      </w:r>
-      <w:r>
-        <w:t xml:space="preserve"> </w:t>
-      </w:r>
-      <w:r>
-        <w:t xml:space="preserve">Elección de una función de referencia apropiada</w:t>
       </w:r>
     </w:p>
     <w:p>
@@ -19602,80 +19595,106 @@
         </w:numPr>
       </w:pPr>
       <w:r>
-        <w:t xml:space="preserve">Gracias a la dualidad, la forma funcional puede ponerse en la utilidad directa, en la FIU (y obtener las demandas por</w:t>
-      </w:r>
-      <w:r>
-        <w:t xml:space="preserve"> </w:t>
-      </w:r>
-      <w:r>
-        <w:rPr>
-          <w:smallCaps/>
-        </w:rPr>
-        <w:t xml:space="preserve">Roy</w:t>
-      </w:r>
-      <w:r>
-        <w:t xml:space="preserve">) o en la función de gasto (y obtenerlas por</w:t>
-      </w:r>
-      <w:r>
-        <w:t xml:space="preserve"> </w:t>
-      </w:r>
-      <w:r>
-        <w:rPr>
-          <w:smallCaps/>
-        </w:rPr>
-        <w:t xml:space="preserve">Shephard</w:t>
-      </w:r>
-      <w:r>
-        <w:t xml:space="preserve">). Así el sistema es coherente con la maximización</w:t>
-      </w:r>
-      <w:r>
-        <w:t xml:space="preserve"> </w:t>
-      </w:r>
-      <w:r>
-        <w:rPr>
-          <w:i/>
-          <w:iCs/>
-        </w:rPr>
-        <w:t xml:space="preserve">por construcción</w:t>
-      </w:r>
-      <w:r>
-        <w:t xml:space="preserve">. La elección es un compromiso entre</w:t>
-      </w:r>
-      <w:r>
-        <w:t xml:space="preserve"> </w:t>
-      </w:r>
-      <w:r>
-        <w:rPr>
-          <w:i/>
-          <w:iCs/>
-        </w:rPr>
-        <w:t xml:space="preserve">sencillez</w:t>
-      </w:r>
-      <w:r>
-        <w:t xml:space="preserve"> </w:t>
-      </w:r>
-      <w:r>
-        <w:t xml:space="preserve">y</w:t>
-      </w:r>
-      <w:r>
-        <w:t xml:space="preserve"> </w:t>
-      </w:r>
-      <w:r>
-        <w:rPr>
-          <w:i/>
-          <w:iCs/>
-        </w:rPr>
-        <w:t xml:space="preserve">flexibilidad</w:t>
-      </w:r>
-      <w:r>
-        <w:t xml:space="preserve">: las formas más fáciles de manejar son las más rígidas, porque predeterminan los resultados. Cada sistema nace para superar el límite del anterior (tabla 3).</w:t>
+        <w:t xml:space="preserve">Visto para qué se estiman los sistemas de demanda, pasamos a cómo se estiman. La estimación sigue cinco pasos, que reproducen el camino de la teoría, de las preferencias a la demanda ordinaria: (1) elegir una forma funcional, (2) especificar un sistema completo, (3) reunir los datos, (4) especificar el modelo econométrico y (5) estimar y contrastar.</w:t>
+      </w:r>
+    </w:p>
+    <w:bookmarkStart w:id="108" w:name="Xe667511b6d0ed2d2bd4c17ec39391f3b2daeab7"/>
+    <w:p>
+      <w:pPr>
+        <w:pStyle w:val="Heading3"/>
+      </w:pPr>
+      <w:r>
+        <w:t xml:space="preserve">II.2.1.</w:t>
+      </w:r>
+      <w:r>
+        <w:t xml:space="preserve"> </w:t>
+      </w:r>
+      <w:r>
+        <w:t xml:space="preserve">Elección de una función de referencia apropiada</w:t>
       </w:r>
     </w:p>
     <w:p>
       <w:pPr>
         <w:numPr>
           <w:ilvl w:val="0"/>
-          <w:numId w:val="1049"/>
+          <w:numId w:val="1050"/>
+        </w:numPr>
+      </w:pPr>
+      <w:r>
+        <w:t xml:space="preserve">Gracias a la dualidad, la forma funcional puede ponerse en la utilidad directa, en la FIU (y obtener las demandas por</w:t>
+      </w:r>
+      <w:r>
+        <w:t xml:space="preserve"> </w:t>
+      </w:r>
+      <w:r>
+        <w:rPr>
+          <w:smallCaps/>
+        </w:rPr>
+        <w:t xml:space="preserve">Roy</w:t>
+      </w:r>
+      <w:r>
+        <w:t xml:space="preserve">) o en la función de gasto (y obtenerlas por</w:t>
+      </w:r>
+      <w:r>
+        <w:t xml:space="preserve"> </w:t>
+      </w:r>
+      <w:r>
+        <w:rPr>
+          <w:smallCaps/>
+        </w:rPr>
+        <w:t xml:space="preserve">Shephard</w:t>
+      </w:r>
+      <w:r>
+        <w:t xml:space="preserve">). Así el sistema es coherente con la maximización</w:t>
+      </w:r>
+      <w:r>
+        <w:t xml:space="preserve"> </w:t>
+      </w:r>
+      <w:r>
+        <w:rPr>
+          <w:i/>
+          <w:iCs/>
+        </w:rPr>
+        <w:t xml:space="preserve">por construcción</w:t>
+      </w:r>
+      <w:r>
+        <w:t xml:space="preserve">. La elección es un compromiso entre</w:t>
+      </w:r>
+      <w:r>
+        <w:t xml:space="preserve"> </w:t>
+      </w:r>
+      <w:r>
+        <w:rPr>
+          <w:i/>
+          <w:iCs/>
+        </w:rPr>
+        <w:t xml:space="preserve">sencillez</w:t>
+      </w:r>
+      <w:r>
+        <w:t xml:space="preserve"> </w:t>
+      </w:r>
+      <w:r>
+        <w:t xml:space="preserve">y</w:t>
+      </w:r>
+      <w:r>
+        <w:t xml:space="preserve"> </w:t>
+      </w:r>
+      <w:r>
+        <w:rPr>
+          <w:i/>
+          <w:iCs/>
+        </w:rPr>
+        <w:t xml:space="preserve">flexibilidad</w:t>
+      </w:r>
+      <w:r>
+        <w:t xml:space="preserve">: las formas más fáciles de manejar son las más rígidas, porque predeterminan los resultados. Cada sistema nace para superar el límite del anterior (tabla 3).</w:t>
+      </w:r>
+    </w:p>
+    <w:p>
+      <w:pPr>
+        <w:numPr>
+          <w:ilvl w:val="0"/>
+          <w:numId w:val="1050"/>
         </w:numPr>
       </w:pPr>
       <w:r>
@@ -20177,7 +20196,7 @@
       <w:pPr>
         <w:numPr>
           <w:ilvl w:val="0"/>
-          <w:numId w:val="1050"/>
+          <w:numId w:val="1051"/>
         </w:numPr>
       </w:pPr>
       <w:r>
@@ -20211,22 +20230,26 @@
     </w:p>
     <w:p>
       <w:pPr>
+        <w:pStyle w:val="FirstParagraph"/>
+        <w:keepNext/>
+      </w:pPr>
+      <w:r>
+        <w:rPr>
+          <w:i/>
+          <w:iCs/>
+        </w:rPr>
+        <w:t xml:space="preserve">i) Supuestos</w:t>
+      </w:r>
+    </w:p>
+    <w:p>
+      <w:pPr>
         <w:numPr>
           <w:ilvl w:val="0"/>
-          <w:numId w:val="1051"/>
+          <w:numId w:val="1052"/>
         </w:numPr>
       </w:pPr>
       <w:r>
-        <w:rPr>
-          <w:b/>
-          <w:bCs/>
-          <w:i/>
-          <w:iCs/>
-        </w:rPr>
-        <w:t xml:space="preserve">i) Supuestos</w:t>
-      </w:r>
-      <w:r>
-        <w:t xml:space="preserve">: utilidad de</w:t>
+        <w:t xml:space="preserve">Utilidad de</w:t>
       </w:r>
       <w:r>
         <w:t xml:space="preserve"> </w:t>
@@ -20595,22 +20618,26 @@
     </w:p>
     <w:p>
       <w:pPr>
+        <w:pStyle w:val="FirstParagraph"/>
+        <w:keepNext/>
+      </w:pPr>
+      <w:r>
+        <w:rPr>
+          <w:i/>
+          <w:iCs/>
+        </w:rPr>
+        <w:t xml:space="preserve">ii) Desarrollo</w:t>
+      </w:r>
+    </w:p>
+    <w:p>
+      <w:pPr>
         <w:numPr>
           <w:ilvl w:val="0"/>
-          <w:numId w:val="1051"/>
+          <w:numId w:val="1053"/>
         </w:numPr>
       </w:pPr>
       <w:r>
-        <w:rPr>
-          <w:b/>
-          <w:bCs/>
-          <w:i/>
-          <w:iCs/>
-        </w:rPr>
-        <w:t xml:space="preserve">ii) Desarrollo</w:t>
-      </w:r>
-      <w:r>
-        <w:t xml:space="preserve">: maximizando, el gasto en cada bien es</w:t>
+        <w:t xml:space="preserve">Maximizando, el gasto en cada bien es</w:t>
       </w:r>
     </w:p>
     <w:p>
@@ -20873,54 +20900,58 @@
     </w:p>
     <w:p>
       <w:pPr>
-        <w:numPr>
-          <w:ilvl w:val="0"/>
-          <w:numId w:val="1051"/>
-        </w:numPr>
+        <w:pStyle w:val="FirstParagraph"/>
+        <w:keepNext/>
       </w:pPr>
       <w:r>
         <w:rPr>
-          <w:b/>
-          <w:bCs/>
           <w:i/>
           <w:iCs/>
         </w:rPr>
         <w:t xml:space="preserve">iii) Implicaciones</w:t>
-      </w:r>
-      <w:r>
-        <w:t xml:space="preserve">: el gasto en cada bien es lineal en los precios y en la renta, y las curvas de</w:t>
-      </w:r>
-      <w:r>
-        <w:t xml:space="preserve"> </w:t>
-      </w:r>
-      <w:r>
-        <w:rPr>
-          <w:smallCaps/>
-        </w:rPr>
-        <w:t xml:space="preserve">Engel</w:t>
-      </w:r>
-      <w:r>
-        <w:t xml:space="preserve"> </w:t>
-      </w:r>
-      <w:r>
-        <w:t xml:space="preserve">son rectas que no pasan por el origen, de modo que distingue bienes necesarios y de lujo.</w:t>
-      </w:r>
-    </w:p>
-    <w:bookmarkEnd w:id="83"/>
-    <w:bookmarkStart w:id="84" w:name="d-evidencia-empírica"/>
-    <w:p>
-      <w:pPr>
-        <w:pStyle w:val="Heading5"/>
-      </w:pPr>
-      <w:r>
-        <w:t xml:space="preserve">d) Evidencia empírica</w:t>
       </w:r>
     </w:p>
     <w:p>
       <w:pPr>
         <w:numPr>
           <w:ilvl w:val="0"/>
-          <w:numId w:val="1052"/>
+          <w:numId w:val="1054"/>
+        </w:numPr>
+      </w:pPr>
+      <w:r>
+        <w:t xml:space="preserve">El gasto en cada bien es lineal en los precios y en la renta, y las curvas de</w:t>
+      </w:r>
+      <w:r>
+        <w:t xml:space="preserve"> </w:t>
+      </w:r>
+      <w:r>
+        <w:rPr>
+          <w:smallCaps/>
+        </w:rPr>
+        <w:t xml:space="preserve">Engel</w:t>
+      </w:r>
+      <w:r>
+        <w:t xml:space="preserve"> </w:t>
+      </w:r>
+      <w:r>
+        <w:t xml:space="preserve">son rectas que no pasan por el origen, de modo que distingue bienes necesarios y de lujo.</w:t>
+      </w:r>
+    </w:p>
+    <w:bookmarkEnd w:id="83"/>
+    <w:bookmarkStart w:id="84" w:name="c-evidencia-empírica"/>
+    <w:p>
+      <w:pPr>
+        <w:pStyle w:val="Heading5"/>
+      </w:pPr>
+      <w:r>
+        <w:t xml:space="preserve">c) Evidencia empírica</w:t>
+      </w:r>
+    </w:p>
+    <w:p>
+      <w:pPr>
+        <w:numPr>
+          <w:ilvl w:val="0"/>
+          <w:numId w:val="1055"/>
         </w:numPr>
       </w:pPr>
       <w:r>
@@ -20986,20 +21017,20 @@
       </w:r>
     </w:p>
     <w:bookmarkEnd w:id="84"/>
-    <w:bookmarkStart w:id="85" w:name="e-valoración-2"/>
+    <w:bookmarkStart w:id="85" w:name="d-valoración"/>
     <w:p>
       <w:pPr>
         <w:pStyle w:val="Heading5"/>
       </w:pPr>
       <w:r>
-        <w:t xml:space="preserve">e) Valoración</w:t>
+        <w:t xml:space="preserve">d) Valoración</w:t>
       </w:r>
     </w:p>
     <w:p>
       <w:pPr>
         <w:numPr>
           <w:ilvl w:val="0"/>
-          <w:numId w:val="1053"/>
+          <w:numId w:val="1056"/>
         </w:numPr>
       </w:pPr>
       <w:r>
@@ -21072,7 +21103,7 @@
       <w:pPr>
         <w:numPr>
           <w:ilvl w:val="0"/>
-          <w:numId w:val="1054"/>
+          <w:numId w:val="1057"/>
         </w:numPr>
       </w:pPr>
       <w:r>
@@ -21163,57 +21194,53 @@
     </w:p>
     <w:p>
       <w:pPr>
-        <w:numPr>
-          <w:ilvl w:val="0"/>
-          <w:numId w:val="1055"/>
-        </w:numPr>
+        <w:pStyle w:val="FirstParagraph"/>
+        <w:keepNext/>
       </w:pPr>
       <w:r>
         <w:rPr>
-          <w:b/>
-          <w:bCs/>
           <w:i/>
           <w:iCs/>
         </w:rPr>
         <w:t xml:space="preserve">i) Supuestos</w:t>
-      </w:r>
-      <w:r>
-        <w:t xml:space="preserve">: la ecuación de</w:t>
-      </w:r>
-      <w:r>
-        <w:t xml:space="preserve"> </w:t>
-      </w:r>
-      <w:r>
-        <w:rPr>
-          <w:smallCaps/>
-        </w:rPr>
-        <w:t xml:space="preserve">Slutsky</w:t>
-      </w:r>
-      <w:r>
-        <w:t xml:space="preserve"> </w:t>
-      </w:r>
-      <w:r>
-        <w:t xml:space="preserve">en diferencias logarítmicas, con coeficientes constantes.</w:t>
       </w:r>
     </w:p>
     <w:p>
       <w:pPr>
         <w:numPr>
           <w:ilvl w:val="0"/>
-          <w:numId w:val="1055"/>
+          <w:numId w:val="1058"/>
         </w:numPr>
       </w:pPr>
       <w:r>
-        <w:rPr>
-          <w:b/>
-          <w:bCs/>
+        <w:t xml:space="preserve">La ecuación de</w:t>
+      </w:r>
+      <w:r>
+        <w:t xml:space="preserve"> </w:t>
+      </w:r>
+      <w:r>
+        <w:rPr>
+          <w:smallCaps/>
+        </w:rPr>
+        <w:t xml:space="preserve">Slutsky</w:t>
+      </w:r>
+      <w:r>
+        <w:t xml:space="preserve"> </w:t>
+      </w:r>
+      <w:r>
+        <w:t xml:space="preserve">en diferencias logarítmicas, con coeficientes constantes.</w:t>
+      </w:r>
+    </w:p>
+    <w:p>
+      <w:pPr>
+        <w:pStyle w:val="FirstParagraph"/>
+      </w:pPr>
+      <w:r>
+        <w:rPr>
           <w:i/>
           <w:iCs/>
         </w:rPr>
         <w:t xml:space="preserve">ii) Desarrollo</w:t>
-      </w:r>
-      <w:r>
-        <w:t xml:space="preserve">:</w:t>
       </w:r>
     </w:p>
     <w:p>
@@ -21745,22 +21772,26 @@
     </w:p>
     <w:p>
       <w:pPr>
+        <w:pStyle w:val="FirstParagraph"/>
+        <w:keepNext/>
+      </w:pPr>
+      <w:r>
+        <w:rPr>
+          <w:i/>
+          <w:iCs/>
+        </w:rPr>
+        <w:t xml:space="preserve">iii) Implicaciones</w:t>
+      </w:r>
+    </w:p>
+    <w:p>
+      <w:pPr>
         <w:numPr>
           <w:ilvl w:val="0"/>
-          <w:numId w:val="1055"/>
+          <w:numId w:val="1060"/>
         </w:numPr>
       </w:pPr>
       <w:r>
-        <w:rPr>
-          <w:b/>
-          <w:bCs/>
-          <w:i/>
-          <w:iCs/>
-        </w:rPr>
-        <w:t xml:space="preserve">iii) Implicaciones</w:t>
-      </w:r>
-      <w:r>
-        <w:t xml:space="preserve">: la teoría se traduce en restricciones lineales sobre los parámetros, que se imponen o contrastan directamente:</w:t>
+        <w:t xml:space="preserve">La teoría se traduce en restricciones lineales sobre los parámetros, que se imponen o contrastan directamente:</w:t>
       </w:r>
       <w:r>
         <w:t xml:space="preserve"> </w:t>
@@ -22009,20 +22040,20 @@
       </w:r>
     </w:p>
     <w:bookmarkEnd w:id="88"/>
-    <w:bookmarkStart w:id="89" w:name="d-evidencia-empírica-1"/>
+    <w:bookmarkStart w:id="89" w:name="c-evidencia-empírica-1"/>
     <w:p>
       <w:pPr>
         <w:pStyle w:val="Heading5"/>
       </w:pPr>
       <w:r>
-        <w:t xml:space="preserve">d) Evidencia empírica</w:t>
+        <w:t xml:space="preserve">c) Evidencia empírica</w:t>
       </w:r>
     </w:p>
     <w:p>
       <w:pPr>
         <w:numPr>
           <w:ilvl w:val="0"/>
-          <w:numId w:val="1056"/>
+          <w:numId w:val="1061"/>
         </w:numPr>
       </w:pPr>
       <w:r>
@@ -22067,20 +22098,20 @@
       </w:r>
     </w:p>
     <w:bookmarkEnd w:id="89"/>
-    <w:bookmarkStart w:id="90" w:name="e-valoración-3"/>
+    <w:bookmarkStart w:id="90" w:name="d-valoración-1"/>
     <w:p>
       <w:pPr>
         <w:pStyle w:val="Heading5"/>
       </w:pPr>
       <w:r>
-        <w:t xml:space="preserve">e) Valoración</w:t>
+        <w:t xml:space="preserve">d) Valoración</w:t>
       </w:r>
     </w:p>
     <w:p>
       <w:pPr>
         <w:numPr>
           <w:ilvl w:val="0"/>
-          <w:numId w:val="1057"/>
+          <w:numId w:val="1062"/>
         </w:numPr>
       </w:pPr>
       <w:r>
@@ -22160,7 +22191,7 @@
       <w:pPr>
         <w:numPr>
           <w:ilvl w:val="0"/>
-          <w:numId w:val="1058"/>
+          <w:numId w:val="1063"/>
         </w:numPr>
       </w:pPr>
       <w:r>
@@ -22282,22 +22313,26 @@
     </w:p>
     <w:p>
       <w:pPr>
+        <w:pStyle w:val="FirstParagraph"/>
+        <w:keepNext/>
+      </w:pPr>
+      <w:r>
+        <w:rPr>
+          <w:i/>
+          <w:iCs/>
+        </w:rPr>
+        <w:t xml:space="preserve">i) Supuestos</w:t>
+      </w:r>
+    </w:p>
+    <w:p>
+      <w:pPr>
         <w:numPr>
           <w:ilvl w:val="0"/>
-          <w:numId w:val="1059"/>
+          <w:numId w:val="1064"/>
         </w:numPr>
       </w:pPr>
       <w:r>
-        <w:rPr>
-          <w:b/>
-          <w:bCs/>
-          <w:i/>
-          <w:iCs/>
-        </w:rPr>
-        <w:t xml:space="preserve">i) Supuestos</w:t>
-      </w:r>
-      <w:r>
-        <w:t xml:space="preserve">: se especifica la FIU (versión</w:t>
+        <w:t xml:space="preserve">Se especifica la FIU (versión</w:t>
       </w:r>
       <w:r>
         <w:t xml:space="preserve"> </w:t>
@@ -22316,7 +22351,6 @@
     <w:p>
       <w:pPr>
         <w:pStyle w:val="BodyText"/>
-        <w:keepNext/>
       </w:pPr>
       <m:oMathPara>
         <m:oMathParaPr>
@@ -22667,22 +22701,26 @@
     </w:p>
     <w:p>
       <w:pPr>
+        <w:pStyle w:val="FirstParagraph"/>
+        <w:keepNext/>
+      </w:pPr>
+      <w:r>
+        <w:rPr>
+          <w:i/>
+          <w:iCs/>
+        </w:rPr>
+        <w:t xml:space="preserve">ii) Desarrollo</w:t>
+      </w:r>
+    </w:p>
+    <w:p>
+      <w:pPr>
         <w:numPr>
           <w:ilvl w:val="0"/>
-          <w:numId w:val="1059"/>
+          <w:numId w:val="1065"/>
         </w:numPr>
       </w:pPr>
       <w:r>
-        <w:rPr>
-          <w:b/>
-          <w:bCs/>
-          <w:i/>
-          <w:iCs/>
-        </w:rPr>
-        <w:t xml:space="preserve">ii) Desarrollo</w:t>
-      </w:r>
-      <w:r>
-        <w:t xml:space="preserve">: la identidad de</w:t>
+        <w:t xml:space="preserve">La identidad de</w:t>
       </w:r>
       <w:r>
         <w:t xml:space="preserve"> </w:t>
@@ -22832,7 +22870,6 @@
     <w:p>
       <w:pPr>
         <w:pStyle w:val="BodyText"/>
-        <w:keepNext/>
       </w:pPr>
       <m:oMathPara>
         <m:oMathParaPr>
@@ -23111,83 +23148,87 @@
     </w:p>
     <w:p>
       <w:pPr>
-        <w:numPr>
-          <w:ilvl w:val="0"/>
-          <w:numId w:val="1059"/>
-        </w:numPr>
+        <w:pStyle w:val="FirstParagraph"/>
+        <w:keepNext/>
       </w:pPr>
       <w:r>
         <w:rPr>
-          <w:b/>
-          <w:bCs/>
           <w:i/>
           <w:iCs/>
         </w:rPr>
         <w:t xml:space="preserve">iii) Implicaciones</w:t>
-      </w:r>
-      <w:r>
-        <w:t xml:space="preserve">: es muy flexible y condiciona poco los resultados; la simetría se impone con</w:t>
-      </w:r>
-      <w:r>
-        <w:t xml:space="preserve"> </w:t>
-      </w:r>
-      <m:oMath>
-        <m:sSub>
-          <m:e>
-            <m:r>
-              <m:t>β</m:t>
-            </m:r>
-          </m:e>
-          <m:sub>
-            <m:r>
-              <m:t>i</m:t>
-            </m:r>
-            <m:r>
-              <m:t>j</m:t>
-            </m:r>
-          </m:sub>
-        </m:sSub>
-        <m:r>
-          <m:rPr>
-            <m:sty m:val="p"/>
-          </m:rPr>
-          <m:t>=</m:t>
-        </m:r>
-        <m:sSub>
-          <m:e>
-            <m:r>
-              <m:t>β</m:t>
-            </m:r>
-          </m:e>
-          <m:sub>
-            <m:r>
-              <m:t>j</m:t>
-            </m:r>
-            <m:r>
-              <m:t>i</m:t>
-            </m:r>
-          </m:sub>
-        </m:sSub>
-      </m:oMath>
-      <w:r>
-        <w:t xml:space="preserve">.</w:t>
-      </w:r>
-    </w:p>
-    <w:bookmarkEnd w:id="93"/>
-    <w:bookmarkStart w:id="94" w:name="d-evidencia-empírica-2"/>
-    <w:p>
-      <w:pPr>
-        <w:pStyle w:val="Heading5"/>
-      </w:pPr>
-      <w:r>
-        <w:t xml:space="preserve">d) Evidencia empírica</w:t>
       </w:r>
     </w:p>
     <w:p>
       <w:pPr>
         <w:numPr>
           <w:ilvl w:val="0"/>
-          <w:numId w:val="1060"/>
+          <w:numId w:val="1066"/>
+        </w:numPr>
+      </w:pPr>
+      <w:r>
+        <w:t xml:space="preserve">Es muy flexible y condiciona poco los resultados; la simetría se impone con</w:t>
+      </w:r>
+      <w:r>
+        <w:t xml:space="preserve"> </w:t>
+      </w:r>
+      <m:oMath>
+        <m:sSub>
+          <m:e>
+            <m:r>
+              <m:t>β</m:t>
+            </m:r>
+          </m:e>
+          <m:sub>
+            <m:r>
+              <m:t>i</m:t>
+            </m:r>
+            <m:r>
+              <m:t>j</m:t>
+            </m:r>
+          </m:sub>
+        </m:sSub>
+        <m:r>
+          <m:rPr>
+            <m:sty m:val="p"/>
+          </m:rPr>
+          <m:t>=</m:t>
+        </m:r>
+        <m:sSub>
+          <m:e>
+            <m:r>
+              <m:t>β</m:t>
+            </m:r>
+          </m:e>
+          <m:sub>
+            <m:r>
+              <m:t>j</m:t>
+            </m:r>
+            <m:r>
+              <m:t>i</m:t>
+            </m:r>
+          </m:sub>
+        </m:sSub>
+      </m:oMath>
+      <w:r>
+        <w:t xml:space="preserve">.</w:t>
+      </w:r>
+    </w:p>
+    <w:bookmarkEnd w:id="93"/>
+    <w:bookmarkStart w:id="94" w:name="c-evidencia-empírica-2"/>
+    <w:p>
+      <w:pPr>
+        <w:pStyle w:val="Heading5"/>
+      </w:pPr>
+      <w:r>
+        <w:t xml:space="preserve">c) Evidencia empírica</w:t>
+      </w:r>
+    </w:p>
+    <w:p>
+      <w:pPr>
+        <w:numPr>
+          <w:ilvl w:val="0"/>
+          <w:numId w:val="1067"/>
         </w:numPr>
       </w:pPr>
       <w:r>
@@ -23245,20 +23286,20 @@
       </w:r>
     </w:p>
     <w:bookmarkEnd w:id="94"/>
-    <w:bookmarkStart w:id="95" w:name="e-valoración-4"/>
+    <w:bookmarkStart w:id="95" w:name="d-valoración-2"/>
     <w:p>
       <w:pPr>
         <w:pStyle w:val="Heading5"/>
       </w:pPr>
       <w:r>
-        <w:t xml:space="preserve">e) Valoración</w:t>
+        <w:t xml:space="preserve">d) Valoración</w:t>
       </w:r>
     </w:p>
     <w:p>
       <w:pPr>
         <w:numPr>
           <w:ilvl w:val="0"/>
-          <w:numId w:val="1061"/>
+          <w:numId w:val="1068"/>
         </w:numPr>
       </w:pPr>
       <w:r>
@@ -23344,7 +23385,7 @@
       <w:pPr>
         <w:numPr>
           <w:ilvl w:val="0"/>
-          <w:numId w:val="1062"/>
+          <w:numId w:val="1069"/>
         </w:numPr>
       </w:pPr>
       <w:r>
@@ -23423,22 +23464,26 @@
     </w:p>
     <w:p>
       <w:pPr>
+        <w:pStyle w:val="FirstParagraph"/>
+        <w:keepNext/>
+      </w:pPr>
+      <w:r>
+        <w:rPr>
+          <w:i/>
+          <w:iCs/>
+        </w:rPr>
+        <w:t xml:space="preserve">i) Supuestos</w:t>
+      </w:r>
+    </w:p>
+    <w:p>
+      <w:pPr>
         <w:numPr>
           <w:ilvl w:val="0"/>
-          <w:numId w:val="1063"/>
+          <w:numId w:val="1070"/>
         </w:numPr>
       </w:pPr>
       <w:r>
-        <w:rPr>
-          <w:b/>
-          <w:bCs/>
-          <w:i/>
-          <w:iCs/>
-        </w:rPr>
-        <w:t xml:space="preserve">i) Supuestos</w:t>
-      </w:r>
-      <w:r>
-        <w:t xml:space="preserve">: una función de gasto de la clase</w:t>
+        <w:t xml:space="preserve">Una función de gasto de la clase</w:t>
       </w:r>
       <w:r>
         <w:t xml:space="preserve"> </w:t>
@@ -24214,22 +24259,26 @@
     </w:p>
     <w:p>
       <w:pPr>
+        <w:pStyle w:val="FirstParagraph"/>
+        <w:keepNext/>
+      </w:pPr>
+      <w:r>
+        <w:rPr>
+          <w:i/>
+          <w:iCs/>
+        </w:rPr>
+        <w:t xml:space="preserve">ii) Desarrollo</w:t>
+      </w:r>
+    </w:p>
+    <w:p>
+      <w:pPr>
         <w:numPr>
           <w:ilvl w:val="0"/>
-          <w:numId w:val="1063"/>
+          <w:numId w:val="1071"/>
         </w:numPr>
       </w:pPr>
       <w:r>
-        <w:rPr>
-          <w:b/>
-          <w:bCs/>
-          <w:i/>
-          <w:iCs/>
-        </w:rPr>
-        <w:t xml:space="preserve">ii) Desarrollo</w:t>
-      </w:r>
-      <w:r>
-        <w:t xml:space="preserve">: por</w:t>
+        <w:t xml:space="preserve">Por</w:t>
       </w:r>
       <w:r>
         <w:t xml:space="preserve"> </w:t>
@@ -24701,30 +24750,22 @@
     </w:p>
     <w:p>
       <w:pPr>
+        <w:pStyle w:val="FirstParagraph"/>
         <w:keepNext/>
-        <w:numPr>
-          <w:ilvl w:val="0"/>
-          <w:numId w:val="1063"/>
-        </w:numPr>
       </w:pPr>
       <w:r>
         <w:rPr>
-          <w:b/>
-          <w:bCs/>
           <w:i/>
           <w:iCs/>
         </w:rPr>
         <w:t xml:space="preserve">iii) Implicaciones</w:t>
-      </w:r>
-      <w:r>
-        <w:t xml:space="preserve">:</w:t>
       </w:r>
     </w:p>
     <w:p>
       <w:pPr>
         <w:numPr>
-          <w:ilvl w:val="1"/>
-          <w:numId w:val="1064"/>
+          <w:ilvl w:val="0"/>
+          <w:numId w:val="1072"/>
         </w:numPr>
       </w:pPr>
       <w:r>
@@ -25006,8 +25047,8 @@
     <w:p>
       <w:pPr>
         <w:numPr>
-          <w:ilvl w:val="1"/>
-          <w:numId w:val="1064"/>
+          <w:ilvl w:val="0"/>
+          <w:numId w:val="1072"/>
         </w:numPr>
       </w:pPr>
       <w:r>
@@ -25194,8 +25235,8 @@
     <w:p>
       <w:pPr>
         <w:numPr>
-          <w:ilvl w:val="1"/>
-          <w:numId w:val="1064"/>
+          <w:ilvl w:val="0"/>
+          <w:numId w:val="1072"/>
         </w:numPr>
       </w:pPr>
       <w:r>
@@ -25754,7 +25795,7 @@
     <w:p>
       <w:pPr>
         <w:numPr>
-          <w:ilvl w:val="1"/>
+          <w:ilvl w:val="0"/>
           <w:numId w:val="1000"/>
         </w:numPr>
       </w:pPr>
@@ -25780,8 +25821,8 @@
     <w:p>
       <w:pPr>
         <w:numPr>
-          <w:ilvl w:val="1"/>
-          <w:numId w:val="1064"/>
+          <w:ilvl w:val="0"/>
+          <w:numId w:val="1072"/>
         </w:numPr>
       </w:pPr>
       <w:r>
@@ -25824,7 +25865,7 @@
       <w:pPr>
         <w:numPr>
           <w:ilvl w:val="0"/>
-          <w:numId w:val="1065"/>
+          <w:numId w:val="1073"/>
         </w:numPr>
       </w:pPr>
       <w:r>
@@ -25953,7 +25994,7 @@
       </w:r>
     </w:p>
     <w:bookmarkEnd w:id="99"/>
-    <w:bookmarkStart w:id="100" w:name="d-evidencia-empírica-3"/>
+    <w:bookmarkStart w:id="100" w:name="d-evidencia-empírica"/>
     <w:p>
       <w:pPr>
         <w:pStyle w:val="Heading5"/>
@@ -25966,7 +26007,7 @@
       <w:pPr>
         <w:numPr>
           <w:ilvl w:val="0"/>
-          <w:numId w:val="1066"/>
+          <w:numId w:val="1074"/>
         </w:numPr>
       </w:pPr>
       <w:r>
@@ -26012,7 +26053,7 @@
       </w:r>
     </w:p>
     <w:bookmarkEnd w:id="100"/>
-    <w:bookmarkStart w:id="101" w:name="e-valoración-5"/>
+    <w:bookmarkStart w:id="101" w:name="e-valoración"/>
     <w:p>
       <w:pPr>
         <w:pStyle w:val="Heading5"/>
@@ -26025,7 +26066,7 @@
       <w:pPr>
         <w:numPr>
           <w:ilvl w:val="0"/>
-          <w:numId w:val="1067"/>
+          <w:numId w:val="1075"/>
         </w:numPr>
       </w:pPr>
       <w:r>
@@ -26071,7 +26112,7 @@
       <w:pPr>
         <w:numPr>
           <w:ilvl w:val="0"/>
-          <w:numId w:val="1068"/>
+          <w:numId w:val="1076"/>
         </w:numPr>
       </w:pPr>
       <w:r>
@@ -26184,7 +26225,7 @@
       <w:pPr>
         <w:numPr>
           <w:ilvl w:val="0"/>
-          <w:numId w:val="1069"/>
+          <w:numId w:val="1077"/>
         </w:numPr>
       </w:pPr>
       <w:r>
@@ -26663,20 +26704,20 @@
       </w:r>
     </w:p>
     <w:bookmarkEnd w:id="104"/>
-    <w:bookmarkStart w:id="106" w:name="e-valoración-6"/>
+    <w:bookmarkStart w:id="106" w:name="c-valoración-2"/>
     <w:p>
       <w:pPr>
         <w:pStyle w:val="Heading5"/>
       </w:pPr>
       <w:r>
-        <w:t xml:space="preserve">e) Valoración</w:t>
+        <w:t xml:space="preserve">c) Valoración</w:t>
       </w:r>
     </w:p>
     <w:p>
       <w:pPr>
         <w:numPr>
           <w:ilvl w:val="0"/>
-          <w:numId w:val="1070"/>
+          <w:numId w:val="1078"/>
         </w:numPr>
       </w:pPr>
       <w:r>
@@ -27997,7 +28038,7 @@
       <w:pPr>
         <w:numPr>
           <w:ilvl w:val="0"/>
-          <w:numId w:val="1071"/>
+          <w:numId w:val="1079"/>
         </w:numPr>
       </w:pPr>
       <w:r>
@@ -28374,7 +28415,7 @@
         <w:keepNext/>
         <w:numPr>
           <w:ilvl w:val="0"/>
-          <w:numId w:val="1071"/>
+          <w:numId w:val="1079"/>
         </w:numPr>
       </w:pPr>
       <w:r>
@@ -28507,7 +28548,7 @@
       <w:pPr>
         <w:numPr>
           <w:ilvl w:val="1"/>
-          <w:numId w:val="1072"/>
+          <w:numId w:val="1080"/>
         </w:numPr>
       </w:pPr>
       <w:r>
@@ -28525,7 +28566,7 @@
       <w:pPr>
         <w:numPr>
           <w:ilvl w:val="1"/>
-          <w:numId w:val="1072"/>
+          <w:numId w:val="1080"/>
         </w:numPr>
       </w:pPr>
       <w:r>
@@ -28543,7 +28584,7 @@
       <w:pPr>
         <w:numPr>
           <w:ilvl w:val="1"/>
-          <w:numId w:val="1072"/>
+          <w:numId w:val="1080"/>
         </w:numPr>
       </w:pPr>
       <w:r>
@@ -28563,7 +28604,7 @@
       <w:pPr>
         <w:numPr>
           <w:ilvl w:val="0"/>
-          <w:numId w:val="1071"/>
+          <w:numId w:val="1079"/>
         </w:numPr>
       </w:pPr>
       <w:r>
@@ -28590,7 +28631,7 @@
       <w:pPr>
         <w:numPr>
           <w:ilvl w:val="0"/>
-          <w:numId w:val="1073"/>
+          <w:numId w:val="1081"/>
         </w:numPr>
       </w:pPr>
       <w:r>
@@ -28680,7 +28721,7 @@
       <w:pPr>
         <w:numPr>
           <w:ilvl w:val="0"/>
-          <w:numId w:val="1073"/>
+          <w:numId w:val="1081"/>
         </w:numPr>
       </w:pPr>
       <w:r>
@@ -28761,7 +28802,7 @@
       <w:pPr>
         <w:numPr>
           <w:ilvl w:val="0"/>
-          <w:numId w:val="1073"/>
+          <w:numId w:val="1081"/>
         </w:numPr>
       </w:pPr>
       <w:r>
@@ -28849,7 +28890,7 @@
       <w:pPr>
         <w:numPr>
           <w:ilvl w:val="0"/>
-          <w:numId w:val="1074"/>
+          <w:numId w:val="1082"/>
         </w:numPr>
       </w:pPr>
       <w:r>
@@ -28893,7 +28934,7 @@
       <w:pPr>
         <w:numPr>
           <w:ilvl w:val="0"/>
-          <w:numId w:val="1074"/>
+          <w:numId w:val="1082"/>
         </w:numPr>
       </w:pPr>
       <w:r>
@@ -28978,7 +29019,7 @@
       <w:pPr>
         <w:numPr>
           <w:ilvl w:val="0"/>
-          <w:numId w:val="1075"/>
+          <w:numId w:val="1083"/>
         </w:numPr>
       </w:pPr>
       <w:r>
@@ -29022,7 +29063,7 @@
         <w:keepNext/>
         <w:numPr>
           <w:ilvl w:val="0"/>
-          <w:numId w:val="1075"/>
+          <w:numId w:val="1083"/>
         </w:numPr>
       </w:pPr>
       <w:r>
@@ -29091,7 +29132,7 @@
       <w:pPr>
         <w:numPr>
           <w:ilvl w:val="1"/>
-          <w:numId w:val="1076"/>
+          <w:numId w:val="1084"/>
         </w:numPr>
       </w:pPr>
       <w:r>
@@ -29218,7 +29259,7 @@
       <w:pPr>
         <w:numPr>
           <w:ilvl w:val="1"/>
-          <w:numId w:val="1076"/>
+          <w:numId w:val="1084"/>
         </w:numPr>
       </w:pPr>
       <w:r>
@@ -29309,7 +29350,7 @@
       <w:pPr>
         <w:numPr>
           <w:ilvl w:val="1"/>
-          <w:numId w:val="1076"/>
+          <w:numId w:val="1084"/>
         </w:numPr>
       </w:pPr>
       <w:r>
@@ -29406,13 +29447,13 @@
       <w:pPr>
         <w:numPr>
           <w:ilvl w:val="0"/>
-          <w:numId w:val="1075"/>
+          <w:numId w:val="1083"/>
         </w:numPr>
       </w:pPr>
       <w:r>
         <w:rPr>
-          <w:b/>
-          <w:bCs/>
+          <w:i/>
+          <w:iCs/>
         </w:rPr>
         <w:t xml:space="preserve">Usos</w:t>
       </w:r>
@@ -29494,7 +29535,7 @@
       <w:pPr>
         <w:numPr>
           <w:ilvl w:val="0"/>
-          <w:numId w:val="1075"/>
+          <w:numId w:val="1083"/>
         </w:numPr>
       </w:pPr>
       <w:r>
@@ -29523,13 +29564,13 @@
         <w:keepNext/>
         <w:numPr>
           <w:ilvl w:val="0"/>
-          <w:numId w:val="1077"/>
+          <w:numId w:val="1085"/>
         </w:numPr>
       </w:pPr>
       <w:r>
         <w:rPr>
-          <w:b/>
-          <w:bCs/>
+          <w:i/>
+          <w:iCs/>
         </w:rPr>
         <w:t xml:space="preserve">Aportaciones</w:t>
       </w:r>
@@ -29541,7 +29582,7 @@
       <w:pPr>
         <w:numPr>
           <w:ilvl w:val="1"/>
-          <w:numId w:val="1078"/>
+          <w:numId w:val="1086"/>
         </w:numPr>
       </w:pPr>
       <w:r>
@@ -29552,7 +29593,7 @@
       <w:pPr>
         <w:numPr>
           <w:ilvl w:val="1"/>
-          <w:numId w:val="1078"/>
+          <w:numId w:val="1086"/>
         </w:numPr>
       </w:pPr>
       <w:r>
@@ -29563,7 +29604,7 @@
       <w:pPr>
         <w:numPr>
           <w:ilvl w:val="1"/>
-          <w:numId w:val="1078"/>
+          <w:numId w:val="1086"/>
         </w:numPr>
       </w:pPr>
       <w:r>
@@ -29608,13 +29649,13 @@
         <w:keepNext/>
         <w:numPr>
           <w:ilvl w:val="0"/>
-          <w:numId w:val="1077"/>
+          <w:numId w:val="1085"/>
         </w:numPr>
       </w:pPr>
       <w:r>
         <w:rPr>
-          <w:b/>
-          <w:bCs/>
+          <w:i/>
+          <w:iCs/>
         </w:rPr>
         <w:t xml:space="preserve">Limitaciones</w:t>
       </w:r>
@@ -29626,7 +29667,7 @@
       <w:pPr>
         <w:numPr>
           <w:ilvl w:val="1"/>
-          <w:numId w:val="1079"/>
+          <w:numId w:val="1087"/>
         </w:numPr>
       </w:pPr>
       <w:r>
@@ -29725,7 +29766,7 @@
       <w:pPr>
         <w:numPr>
           <w:ilvl w:val="1"/>
-          <w:numId w:val="1079"/>
+          <w:numId w:val="1087"/>
         </w:numPr>
       </w:pPr>
       <w:r>
@@ -29803,7 +29844,7 @@
       <w:pPr>
         <w:numPr>
           <w:ilvl w:val="1"/>
-          <w:numId w:val="1079"/>
+          <w:numId w:val="1087"/>
         </w:numPr>
       </w:pPr>
       <w:r>
@@ -29842,7 +29883,7 @@
       <w:pPr>
         <w:numPr>
           <w:ilvl w:val="0"/>
-          <w:numId w:val="1077"/>
+          <w:numId w:val="1085"/>
         </w:numPr>
       </w:pPr>
       <w:r>
@@ -29865,13 +29906,13 @@
       <w:pPr>
         <w:numPr>
           <w:ilvl w:val="0"/>
-          <w:numId w:val="1077"/>
+          <w:numId w:val="1085"/>
         </w:numPr>
       </w:pPr>
       <w:r>
         <w:rPr>
-          <w:b/>
-          <w:bCs/>
+          <w:i/>
+          <w:iCs/>
         </w:rPr>
         <w:t xml:space="preserve">Recapitulación y enlace</w:t>
       </w:r>
@@ -30026,11 +30067,11 @@
       <w:pPr>
         <w:numPr>
           <w:ilvl w:val="0"/>
-          <w:numId w:val="1080"/>
+          <w:numId w:val="1088"/>
         </w:numPr>
       </w:pPr>
       <w:r>
-        <w:t xml:space="preserve">Este bloque responde a la tercera y la cuarta preguntas. Su conclusión anticipada: conocidas las herramientas, la dualidad tiene una aplicación teórica, la</w:t>
+        <w:t xml:space="preserve">Una vez vistos la teoría de la dualidad y su uso empírico, pasamos a analizar sus aplicaciones. Este bloque responde a la tercera y la cuarta preguntas. Su conclusión anticipada: la dualidad tiene una aplicación teórica, la</w:t>
       </w:r>
       <w:r>
         <w:t xml:space="preserve"> </w:t>
@@ -30077,7 +30118,7 @@
       <w:pPr>
         <w:numPr>
           <w:ilvl w:val="0"/>
-          <w:numId w:val="1081"/>
+          <w:numId w:val="1089"/>
         </w:numPr>
       </w:pPr>
       <w:r>
@@ -30172,15 +30213,28 @@
         <w:keepNext/>
         <w:numPr>
           <w:ilvl w:val="0"/>
-          <w:numId w:val="1081"/>
+          <w:numId w:val="1089"/>
         </w:numPr>
       </w:pPr>
       <w:r>
         <w:rPr>
+          <w:i/>
+          <w:iCs/>
+        </w:rPr>
+        <w:t xml:space="preserve">Respuesta</w:t>
+      </w:r>
+      <w:r>
+        <w:t xml:space="preserve">: el</w:t>
+      </w:r>
+      <w:r>
+        <w:t xml:space="preserve"> </w:t>
+      </w:r>
+      <w:r>
+        <w:rPr>
           <w:b/>
           <w:bCs/>
         </w:rPr>
-        <w:t xml:space="preserve">Teorema de integrabilidad</w:t>
+        <w:t xml:space="preserve">teorema de integrabilidad</w:t>
       </w:r>
       <w:r>
         <w:t xml:space="preserve"> </w:t>
@@ -30389,7 +30443,7 @@
       <w:pPr>
         <w:numPr>
           <w:ilvl w:val="1"/>
-          <w:numId w:val="1082"/>
+          <w:numId w:val="1090"/>
         </w:numPr>
       </w:pPr>
       <w:r>
@@ -30517,7 +30571,7 @@
       <w:pPr>
         <w:numPr>
           <w:ilvl w:val="1"/>
-          <w:numId w:val="1082"/>
+          <w:numId w:val="1090"/>
         </w:numPr>
       </w:pPr>
       <w:r>
@@ -30906,7 +30960,7 @@
       <w:pPr>
         <w:numPr>
           <w:ilvl w:val="1"/>
-          <w:numId w:val="1082"/>
+          <w:numId w:val="1090"/>
         </w:numPr>
       </w:pPr>
       <w:r>
@@ -31101,13 +31155,13 @@
         <w:keepNext/>
         <w:numPr>
           <w:ilvl w:val="0"/>
-          <w:numId w:val="1081"/>
+          <w:numId w:val="1089"/>
         </w:numPr>
       </w:pPr>
       <w:r>
         <w:rPr>
-          <w:b/>
-          <w:bCs/>
+          <w:i/>
+          <w:iCs/>
         </w:rPr>
         <w:t xml:space="preserve">Intuición de la demostración</w:t>
       </w:r>
@@ -31166,7 +31220,7 @@
       <w:pPr>
         <w:numPr>
           <w:ilvl w:val="1"/>
-          <w:numId w:val="1083"/>
+          <w:numId w:val="1091"/>
         </w:numPr>
       </w:pPr>
       <w:r>
@@ -31941,7 +31995,7 @@
       <w:pPr>
         <w:numPr>
           <w:ilvl w:val="1"/>
-          <w:numId w:val="1083"/>
+          <w:numId w:val="1091"/>
         </w:numPr>
       </w:pPr>
       <w:r>
@@ -32018,7 +32072,7 @@
       <w:pPr>
         <w:numPr>
           <w:ilvl w:val="1"/>
-          <w:numId w:val="1083"/>
+          <w:numId w:val="1091"/>
         </w:numPr>
       </w:pPr>
       <w:r>
@@ -32985,7 +33039,7 @@
       <w:pPr>
         <w:numPr>
           <w:ilvl w:val="0"/>
-          <w:numId w:val="1084"/>
+          <w:numId w:val="1092"/>
         </w:numPr>
       </w:pPr>
       <w:r>
@@ -33156,13 +33210,13 @@
         <w:keepNext/>
         <w:numPr>
           <w:ilvl w:val="0"/>
-          <w:numId w:val="1084"/>
+          <w:numId w:val="1092"/>
         </w:numPr>
       </w:pPr>
       <w:r>
         <w:rPr>
-          <w:b/>
-          <w:bCs/>
+          <w:i/>
+          <w:iCs/>
         </w:rPr>
         <w:t xml:space="preserve">Relevancia</w:t>
       </w:r>
@@ -33174,7 +33228,7 @@
       <w:pPr>
         <w:numPr>
           <w:ilvl w:val="1"/>
-          <w:numId w:val="1085"/>
+          <w:numId w:val="1093"/>
         </w:numPr>
       </w:pPr>
       <w:r>
@@ -33192,7 +33246,7 @@
       <w:pPr>
         <w:numPr>
           <w:ilvl w:val="1"/>
-          <w:numId w:val="1085"/>
+          <w:numId w:val="1093"/>
         </w:numPr>
       </w:pPr>
       <w:r>
@@ -33210,7 +33264,7 @@
       <w:pPr>
         <w:numPr>
           <w:ilvl w:val="1"/>
-          <w:numId w:val="1085"/>
+          <w:numId w:val="1093"/>
         </w:numPr>
       </w:pPr>
       <w:r>
@@ -33264,13 +33318,13 @@
       <w:pPr>
         <w:numPr>
           <w:ilvl w:val="0"/>
-          <w:numId w:val="1084"/>
+          <w:numId w:val="1092"/>
         </w:numPr>
       </w:pPr>
       <w:r>
         <w:rPr>
-          <w:b/>
-          <w:bCs/>
+          <w:i/>
+          <w:iCs/>
         </w:rPr>
         <w:t xml:space="preserve">Recapitulación</w:t>
       </w:r>
@@ -33349,7 +33403,18 @@
       <w:pPr>
         <w:numPr>
           <w:ilvl w:val="0"/>
-          <w:numId w:val="1086"/>
+          <w:numId w:val="1094"/>
+        </w:numPr>
+      </w:pPr>
+      <w:r>
+        <w:t xml:space="preserve">La integrabilidad nos ha llevado de la demanda a las preferencias; la segunda aplicación usa la dualidad entre demandas para descomponer el efecto de un cambio de precio.</w:t>
+      </w:r>
+    </w:p>
+    <w:p>
+      <w:pPr>
+        <w:numPr>
+          <w:ilvl w:val="0"/>
+          <w:numId w:val="1094"/>
         </w:numPr>
       </w:pPr>
       <w:r>
@@ -33555,7 +33620,7 @@
       <w:pPr>
         <w:numPr>
           <w:ilvl w:val="0"/>
-          <w:numId w:val="1086"/>
+          <w:numId w:val="1094"/>
         </w:numPr>
       </w:pPr>
       <w:r>
@@ -34038,7 +34103,7 @@
       <w:pPr>
         <w:numPr>
           <w:ilvl w:val="0"/>
-          <w:numId w:val="1086"/>
+          <w:numId w:val="1094"/>
         </w:numPr>
       </w:pPr>
       <w:r>
@@ -34966,12 +35031,20 @@
       <w:r>
         <w:t xml:space="preserve">).</w:t>
       </w:r>
+      <m:oMath>
+        <m:r>
+          <m:rPr>
+            <m:sty m:val="p"/>
+          </m:rPr>
+          <m:t>◼</m:t>
+        </m:r>
+      </m:oMath>
     </w:p>
     <w:p>
       <w:pPr>
         <w:numPr>
           <w:ilvl w:val="1"/>
-          <w:numId w:val="1087"/>
+          <w:numId w:val="1095"/>
         </w:numPr>
       </w:pPr>
       <w:r>
@@ -35023,7 +35096,7 @@
       <w:pPr>
         <w:numPr>
           <w:ilvl w:val="1"/>
-          <w:numId w:val="1087"/>
+          <w:numId w:val="1095"/>
         </w:numPr>
       </w:pPr>
       <w:r>
@@ -35378,7 +35451,7 @@
       <w:pPr>
         <w:numPr>
           <w:ilvl w:val="1"/>
-          <w:numId w:val="1087"/>
+          <w:numId w:val="1095"/>
         </w:numPr>
       </w:pPr>
       <w:r>
@@ -35416,7 +35489,7 @@
       <w:pPr>
         <w:numPr>
           <w:ilvl w:val="0"/>
-          <w:numId w:val="1086"/>
+          <w:numId w:val="1094"/>
         </w:numPr>
       </w:pPr>
       <w:r>
@@ -35469,27 +35542,27 @@
         <w:keepNext/>
         <w:numPr>
           <w:ilvl w:val="0"/>
-          <w:numId w:val="1086"/>
+          <w:numId w:val="1094"/>
         </w:numPr>
       </w:pPr>
       <w:r>
         <w:rPr>
-          <w:b/>
-          <w:bCs/>
+          <w:i/>
+          <w:iCs/>
         </w:rPr>
         <w:t xml:space="preserve">Propiedades de la matriz de</w:t>
       </w:r>
       <w:r>
         <w:rPr>
-          <w:b/>
-          <w:bCs/>
-        </w:rPr>
-        <w:t xml:space="preserve"> </w:t>
-      </w:r>
-      <w:r>
-        <w:rPr>
-          <w:b/>
-          <w:bCs/>
+          <w:i/>
+          <w:iCs/>
+        </w:rPr>
+        <w:t xml:space="preserve"> </w:t>
+      </w:r>
+      <w:r>
+        <w:rPr>
+          <w:i/>
+          <w:iCs/>
           <w:smallCaps/>
         </w:rPr>
         <w:t xml:space="preserve">Slutsky</w:t>
@@ -35505,7 +35578,7 @@
       <w:pPr>
         <w:numPr>
           <w:ilvl w:val="1"/>
-          <w:numId w:val="1088"/>
+          <w:numId w:val="1096"/>
         </w:numPr>
       </w:pPr>
       <w:r>
@@ -35550,7 +35623,7 @@
       <w:pPr>
         <w:numPr>
           <w:ilvl w:val="1"/>
-          <w:numId w:val="1088"/>
+          <w:numId w:val="1096"/>
         </w:numPr>
       </w:pPr>
       <w:r>
@@ -35611,7 +35684,7 @@
       <w:pPr>
         <w:numPr>
           <w:ilvl w:val="1"/>
-          <w:numId w:val="1088"/>
+          <w:numId w:val="1096"/>
         </w:numPr>
       </w:pPr>
       <m:oMath>
@@ -35837,7 +35910,7 @@
         <w:keepNext/>
         <w:numPr>
           <w:ilvl w:val="0"/>
-          <w:numId w:val="1089"/>
+          <w:numId w:val="1097"/>
         </w:numPr>
       </w:pPr>
       <w:r>
@@ -35880,7 +35953,7 @@
       <w:pPr>
         <w:numPr>
           <w:ilvl w:val="1"/>
-          <w:numId w:val="1090"/>
+          <w:numId w:val="1098"/>
         </w:numPr>
       </w:pPr>
       <w:r>
@@ -35930,7 +36003,7 @@
       <w:pPr>
         <w:numPr>
           <w:ilvl w:val="1"/>
-          <w:numId w:val="1090"/>
+          <w:numId w:val="1098"/>
         </w:numPr>
       </w:pPr>
       <w:r>
@@ -36007,7 +36080,7 @@
       <w:pPr>
         <w:numPr>
           <w:ilvl w:val="0"/>
-          <w:numId w:val="1089"/>
+          <w:numId w:val="1097"/>
         </w:numPr>
       </w:pPr>
       <w:r>
@@ -37133,7 +37206,7 @@
       <w:pPr>
         <w:numPr>
           <w:ilvl w:val="0"/>
-          <w:numId w:val="1091"/>
+          <w:numId w:val="1099"/>
         </w:numPr>
       </w:pPr>
       <w:r>
@@ -37479,7 +37552,7 @@
       <w:pPr>
         <w:numPr>
           <w:ilvl w:val="0"/>
-          <w:numId w:val="1091"/>
+          <w:numId w:val="1099"/>
         </w:numPr>
       </w:pPr>
       <w:r>
@@ -39230,7 +39303,7 @@
       <w:pPr>
         <w:numPr>
           <w:ilvl w:val="0"/>
-          <w:numId w:val="1092"/>
+          <w:numId w:val="1100"/>
         </w:numPr>
       </w:pPr>
       <w:r>
@@ -39398,13 +39471,13 @@
       <w:pPr>
         <w:numPr>
           <w:ilvl w:val="0"/>
-          <w:numId w:val="1092"/>
+          <w:numId w:val="1100"/>
         </w:numPr>
       </w:pPr>
       <w:r>
         <w:rPr>
-          <w:b/>
-          <w:bCs/>
+          <w:i/>
+          <w:iCs/>
         </w:rPr>
         <w:t xml:space="preserve">Recapitulación</w:t>
       </w:r>
@@ -39460,11 +39533,11 @@
       <w:pPr>
         <w:numPr>
           <w:ilvl w:val="0"/>
-          <w:numId w:val="1093"/>
+          <w:numId w:val="1101"/>
         </w:numPr>
       </w:pPr>
       <w:r>
-        <w:t xml:space="preserve">La</w:t>
+        <w:t xml:space="preserve">Una vez separados los efectos sustitución y renta, pasamos a la tercera aplicación: medir en dinero cuánto gana o pierde el consumidor. La</w:t>
       </w:r>
       <w:r>
         <w:t xml:space="preserve"> </w:t>
@@ -39549,7 +39622,7 @@
       <w:pPr>
         <w:numPr>
           <w:ilvl w:val="0"/>
-          <w:numId w:val="1093"/>
+          <w:numId w:val="1101"/>
         </w:numPr>
       </w:pPr>
       <w:r>
@@ -39606,7 +39679,7 @@
       <w:pPr>
         <w:numPr>
           <w:ilvl w:val="0"/>
-          <w:numId w:val="1093"/>
+          <w:numId w:val="1101"/>
         </w:numPr>
       </w:pPr>
       <w:r>
@@ -39876,7 +39949,7 @@
       <w:pPr>
         <w:numPr>
           <w:ilvl w:val="0"/>
-          <w:numId w:val="1093"/>
+          <w:numId w:val="1101"/>
         </w:numPr>
       </w:pPr>
       <w:r>
@@ -40370,7 +40443,7 @@
         <w:keepNext/>
         <w:numPr>
           <w:ilvl w:val="0"/>
-          <w:numId w:val="1094"/>
+          <w:numId w:val="1102"/>
         </w:numPr>
       </w:pPr>
       <w:r>
@@ -40455,7 +40528,7 @@
       <w:pPr>
         <w:numPr>
           <w:ilvl w:val="1"/>
-          <w:numId w:val="1095"/>
+          <w:numId w:val="1103"/>
         </w:numPr>
       </w:pPr>
       <w:r>
@@ -40466,8 +40539,8 @@
       </w:r>
       <w:r>
         <w:rPr>
-          <w:i/>
-          <w:iCs/>
+          <w:b/>
+          <w:bCs/>
         </w:rPr>
         <w:t xml:space="preserve">excedente del consumidor</w:t>
       </w:r>
@@ -40482,7 +40555,7 @@
       <w:pPr>
         <w:numPr>
           <w:ilvl w:val="1"/>
-          <w:numId w:val="1095"/>
+          <w:numId w:val="1103"/>
         </w:numPr>
       </w:pPr>
       <w:r>
@@ -40850,7 +40923,7 @@
         <w:keepNext/>
         <w:numPr>
           <w:ilvl w:val="0"/>
-          <w:numId w:val="1096"/>
+          <w:numId w:val="1104"/>
         </w:numPr>
       </w:pPr>
       <w:r>
@@ -40874,7 +40947,7 @@
       <w:pPr>
         <w:numPr>
           <w:ilvl w:val="1"/>
-          <w:numId w:val="1097"/>
+          <w:numId w:val="1105"/>
         </w:numPr>
       </w:pPr>
       <w:r>
@@ -40969,7 +41042,7 @@
       <w:pPr>
         <w:numPr>
           <w:ilvl w:val="1"/>
-          <w:numId w:val="1097"/>
+          <w:numId w:val="1105"/>
         </w:numPr>
       </w:pPr>
       <w:r>
@@ -41226,7 +41299,7 @@
       <w:pPr>
         <w:numPr>
           <w:ilvl w:val="0"/>
-          <w:numId w:val="1096"/>
+          <w:numId w:val="1104"/>
         </w:numPr>
       </w:pPr>
       <w:r>
@@ -41272,11 +41345,11 @@
       <w:pPr>
         <w:numPr>
           <w:ilvl w:val="0"/>
-          <w:numId w:val="1098"/>
+          <w:numId w:val="1106"/>
         </w:numPr>
       </w:pPr>
       <w:r>
-        <w:t xml:space="preserve">La herramienta que traduce la utilidad a unidades monetarias es la</w:t>
+        <w:t xml:space="preserve">Para evitar los problemas del excedente, la herramienta que traduce la utilidad a unidades monetarias es la</w:t>
       </w:r>
       <w:r>
         <w:t xml:space="preserve"> </w:t>
@@ -41769,7 +41842,7 @@
       <w:pPr>
         <w:numPr>
           <w:ilvl w:val="0"/>
-          <w:numId w:val="1098"/>
+          <w:numId w:val="1106"/>
         </w:numPr>
       </w:pPr>
       <w:r>
@@ -41997,7 +42070,7 @@
       <w:pPr>
         <w:numPr>
           <w:ilvl w:val="0"/>
-          <w:numId w:val="1099"/>
+          <w:numId w:val="1107"/>
         </w:numPr>
       </w:pPr>
       <w:r>
@@ -43044,7 +43117,7 @@
       <w:pPr>
         <w:numPr>
           <w:ilvl w:val="0"/>
-          <w:numId w:val="1100"/>
+          <w:numId w:val="1108"/>
         </w:numPr>
       </w:pPr>
       <w:r>
@@ -44074,7 +44147,7 @@
       <w:pPr>
         <w:numPr>
           <w:ilvl w:val="0"/>
-          <w:numId w:val="1101"/>
+          <w:numId w:val="1109"/>
         </w:numPr>
       </w:pPr>
       <w:r>
@@ -44117,13 +44190,13 @@
       <w:pPr>
         <w:numPr>
           <w:ilvl w:val="0"/>
-          <w:numId w:val="1101"/>
+          <w:numId w:val="1109"/>
         </w:numPr>
       </w:pPr>
       <w:r>
         <w:rPr>
-          <w:b/>
-          <w:bCs/>
+          <w:i/>
+          <w:iCs/>
         </w:rPr>
         <w:t xml:space="preserve">Las tres medidas juntas</w:t>
       </w:r>
@@ -44350,7 +44423,7 @@
       <w:pPr>
         <w:numPr>
           <w:ilvl w:val="0"/>
-          <w:numId w:val="1102"/>
+          <w:numId w:val="1110"/>
         </w:numPr>
       </w:pPr>
       <w:r>
@@ -44845,7 +44918,7 @@
       <w:pPr>
         <w:numPr>
           <w:ilvl w:val="0"/>
-          <w:numId w:val="1102"/>
+          <w:numId w:val="1110"/>
         </w:numPr>
       </w:pPr>
       <w:r>
@@ -44899,7 +44972,7 @@
         <w:keepNext/>
         <w:numPr>
           <w:ilvl w:val="0"/>
-          <w:numId w:val="1102"/>
+          <w:numId w:val="1110"/>
         </w:numPr>
       </w:pPr>
       <w:r>
@@ -44907,8 +44980,8 @@
       </w:r>
       <w:r>
         <w:rPr>
-          <w:b/>
-          <w:bCs/>
+          <w:i/>
+          <w:iCs/>
         </w:rPr>
         <w:t xml:space="preserve">Cuál usar</w:t>
       </w:r>
@@ -44920,7 +44993,7 @@
       <w:pPr>
         <w:numPr>
           <w:ilvl w:val="1"/>
-          <w:numId w:val="1103"/>
+          <w:numId w:val="1111"/>
         </w:numPr>
       </w:pPr>
       <w:r>
@@ -45064,7 +45137,7 @@
       <w:pPr>
         <w:numPr>
           <w:ilvl w:val="1"/>
-          <w:numId w:val="1103"/>
+          <w:numId w:val="1111"/>
         </w:numPr>
       </w:pPr>
       <w:r>
@@ -45349,11 +45422,11 @@
       <w:pPr>
         <w:numPr>
           <w:ilvl w:val="0"/>
-          <w:numId w:val="1104"/>
+          <w:numId w:val="1112"/>
         </w:numPr>
       </w:pPr>
       <w:r>
-        <w:t xml:space="preserve">Si no se conoce la función de gasto ni la demanda, sino solo las cestas observadas</w:t>
+        <w:t xml:space="preserve">Las medidas anteriores exigen conocer la función de gasto. Si no se conoce ni ella ni la demanda, sino solo las cestas observadas</w:t>
       </w:r>
       <w:r>
         <w:t xml:space="preserve"> </w:t>
@@ -45764,22 +45837,22 @@
       </w:r>
       <w:r>
         <w:rPr>
-          <w:i/>
-          <w:iCs/>
+          <w:b/>
+          <w:bCs/>
         </w:rPr>
         <w:t xml:space="preserve">variación de</w:t>
       </w:r>
       <w:r>
         <w:rPr>
-          <w:i/>
-          <w:iCs/>
-        </w:rPr>
-        <w:t xml:space="preserve"> </w:t>
-      </w:r>
-      <w:r>
-        <w:rPr>
-          <w:i/>
-          <w:iCs/>
+          <w:b/>
+          <w:bCs/>
+        </w:rPr>
+        <w:t xml:space="preserve"> </w:t>
+      </w:r>
+      <w:r>
+        <w:rPr>
+          <w:b/>
+          <w:bCs/>
           <w:smallCaps/>
         </w:rPr>
         <w:t xml:space="preserve">Laspeyres</w:t>
@@ -45803,22 +45876,22 @@
       </w:r>
       <w:r>
         <w:rPr>
-          <w:i/>
-          <w:iCs/>
+          <w:b/>
+          <w:bCs/>
         </w:rPr>
         <w:t xml:space="preserve">de</w:t>
       </w:r>
       <w:r>
         <w:rPr>
-          <w:i/>
-          <w:iCs/>
-        </w:rPr>
-        <w:t xml:space="preserve"> </w:t>
-      </w:r>
-      <w:r>
-        <w:rPr>
-          <w:i/>
-          <w:iCs/>
+          <w:b/>
+          <w:bCs/>
+        </w:rPr>
+        <w:t xml:space="preserve"> </w:t>
+      </w:r>
+      <w:r>
+        <w:rPr>
+          <w:b/>
+          <w:bCs/>
           <w:smallCaps/>
         </w:rPr>
         <w:t xml:space="preserve">Paasche</w:t>
@@ -45954,7 +46027,7 @@
       <w:pPr>
         <w:numPr>
           <w:ilvl w:val="0"/>
-          <w:numId w:val="1104"/>
+          <w:numId w:val="1112"/>
         </w:numPr>
       </w:pPr>
       <w:r>
@@ -46273,7 +46346,18 @@
         </m:d>
       </m:oMath>
       <w:r>
-        <w:t xml:space="preserve">. La diferencia es el</w:t>
+        <w:t xml:space="preserve">.</w:t>
+      </w:r>
+      <m:oMath>
+        <m:r>
+          <m:rPr>
+            <m:sty m:val="p"/>
+          </m:rPr>
+          <m:t>◼</m:t>
+        </m:r>
+      </m:oMath>
+      <w:r>
+        <w:t xml:space="preserve">La diferencia es el</w:t>
       </w:r>
       <w:r>
         <w:t xml:space="preserve"> </w:t>
@@ -46383,11 +46467,11 @@
       <w:pPr>
         <w:numPr>
           <w:ilvl w:val="0"/>
-          <w:numId w:val="1105"/>
+          <w:numId w:val="1113"/>
         </w:numPr>
       </w:pPr>
       <w:r>
-        <w:t xml:space="preserve">Otra forma de medir los cambios de bienestar son los</w:t>
+        <w:t xml:space="preserve">Una vez estudiadas las variaciones, pasamos a otra forma de medir los cambios de bienestar: los los</w:t>
       </w:r>
       <w:r>
         <w:t xml:space="preserve"> </w:t>
@@ -46440,7 +46524,7 @@
       <w:pPr>
         <w:numPr>
           <w:ilvl w:val="0"/>
-          <w:numId w:val="1105"/>
+          <w:numId w:val="1113"/>
         </w:numPr>
       </w:pPr>
       <w:r>
@@ -47024,7 +47108,7 @@
       <w:pPr>
         <w:numPr>
           <w:ilvl w:val="0"/>
-          <w:numId w:val="1105"/>
+          <w:numId w:val="1113"/>
         </w:numPr>
       </w:pPr>
       <w:r>
@@ -47463,7 +47547,7 @@
       <w:pPr>
         <w:numPr>
           <w:ilvl w:val="1"/>
-          <w:numId w:val="1106"/>
+          <w:numId w:val="1114"/>
         </w:numPr>
       </w:pPr>
       <w:r>
@@ -48098,7 +48182,7 @@
       <w:pPr>
         <w:numPr>
           <w:ilvl w:val="1"/>
-          <w:numId w:val="1106"/>
+          <w:numId w:val="1114"/>
         </w:numPr>
       </w:pPr>
       <w:r>
@@ -48155,7 +48239,7 @@
       <w:pPr>
         <w:numPr>
           <w:ilvl w:val="1"/>
-          <w:numId w:val="1106"/>
+          <w:numId w:val="1114"/>
         </w:numPr>
       </w:pPr>
       <w:r>
@@ -48472,7 +48556,7 @@
       <w:pPr>
         <w:numPr>
           <w:ilvl w:val="0"/>
-          <w:numId w:val="1107"/>
+          <w:numId w:val="1115"/>
         </w:numPr>
       </w:pPr>
       <w:r>
@@ -48797,13 +48881,13 @@
         <w:keepNext/>
         <w:numPr>
           <w:ilvl w:val="0"/>
-          <w:numId w:val="1107"/>
+          <w:numId w:val="1115"/>
         </w:numPr>
       </w:pPr>
       <w:r>
         <w:rPr>
-          <w:b/>
-          <w:bCs/>
+          <w:i/>
+          <w:iCs/>
         </w:rPr>
         <w:t xml:space="preserve">Magnitud del sesgo de sustitución</w:t>
       </w:r>
@@ -48815,7 +48899,7 @@
       <w:pPr>
         <w:numPr>
           <w:ilvl w:val="1"/>
-          <w:numId w:val="1108"/>
+          <w:numId w:val="1116"/>
         </w:numPr>
       </w:pPr>
       <w:r>
@@ -48913,7 +48997,7 @@
       <w:pPr>
         <w:numPr>
           <w:ilvl w:val="1"/>
-          <w:numId w:val="1108"/>
+          <w:numId w:val="1116"/>
         </w:numPr>
       </w:pPr>
       <w:r>
@@ -48971,7 +49055,7 @@
       <w:pPr>
         <w:numPr>
           <w:ilvl w:val="1"/>
-          <w:numId w:val="1108"/>
+          <w:numId w:val="1116"/>
         </w:numPr>
       </w:pPr>
       <w:r>
@@ -50242,13 +50326,13 @@
       <w:pPr>
         <w:numPr>
           <w:ilvl w:val="0"/>
-          <w:numId w:val="1109"/>
+          <w:numId w:val="1117"/>
         </w:numPr>
       </w:pPr>
       <w:r>
         <w:rPr>
-          <w:b/>
-          <w:bCs/>
+          <w:i/>
+          <w:iCs/>
         </w:rPr>
         <w:t xml:space="preserve">Recapitulación</w:t>
       </w:r>
@@ -50283,7 +50367,7 @@
         <w:keepNext/>
         <w:numPr>
           <w:ilvl w:val="0"/>
-          <w:numId w:val="1110"/>
+          <w:numId w:val="1118"/>
         </w:numPr>
       </w:pPr>
       <w:r>
@@ -50303,7 +50387,7 @@
       <w:pPr>
         <w:numPr>
           <w:ilvl w:val="1"/>
-          <w:numId w:val="1111"/>
+          <w:numId w:val="1119"/>
         </w:numPr>
       </w:pPr>
       <w:r>
@@ -50314,7 +50398,7 @@
       <w:pPr>
         <w:numPr>
           <w:ilvl w:val="1"/>
-          <w:numId w:val="1111"/>
+          <w:numId w:val="1119"/>
         </w:numPr>
       </w:pPr>
       <w:r>
@@ -50325,7 +50409,7 @@
       <w:pPr>
         <w:numPr>
           <w:ilvl w:val="1"/>
-          <w:numId w:val="1111"/>
+          <w:numId w:val="1119"/>
         </w:numPr>
       </w:pPr>
       <w:r>
@@ -50414,7 +50498,7 @@
       <w:pPr>
         <w:numPr>
           <w:ilvl w:val="0"/>
-          <w:numId w:val="1110"/>
+          <w:numId w:val="1118"/>
         </w:numPr>
       </w:pPr>
       <w:r>
@@ -50435,7 +50519,7 @@
         <w:keepNext/>
         <w:numPr>
           <w:ilvl w:val="0"/>
-          <w:numId w:val="1110"/>
+          <w:numId w:val="1118"/>
         </w:numPr>
       </w:pPr>
       <w:r>
@@ -50455,7 +50539,7 @@
       <w:pPr>
         <w:numPr>
           <w:ilvl w:val="1"/>
-          <w:numId w:val="1112"/>
+          <w:numId w:val="1120"/>
         </w:numPr>
       </w:pPr>
       <w:r>
@@ -50493,7 +50577,7 @@
       <w:pPr>
         <w:numPr>
           <w:ilvl w:val="1"/>
-          <w:numId w:val="1112"/>
+          <w:numId w:val="1120"/>
         </w:numPr>
       </w:pPr>
       <w:r>
@@ -50540,7 +50624,7 @@
       <w:pPr>
         <w:numPr>
           <w:ilvl w:val="1"/>
-          <w:numId w:val="1112"/>
+          <w:numId w:val="1120"/>
         </w:numPr>
       </w:pPr>
       <w:r>
@@ -50623,7 +50707,7 @@
       <w:pPr>
         <w:numPr>
           <w:ilvl w:val="1"/>
-          <w:numId w:val="1112"/>
+          <w:numId w:val="1120"/>
         </w:numPr>
       </w:pPr>
       <w:r>
@@ -50664,7 +50748,7 @@
       <w:pPr>
         <w:numPr>
           <w:ilvl w:val="0"/>
-          <w:numId w:val="1110"/>
+          <w:numId w:val="1118"/>
         </w:numPr>
       </w:pPr>
       <w:r>
@@ -50696,7 +50780,7 @@
       <w:pPr>
         <w:numPr>
           <w:ilvl w:val="0"/>
-          <w:numId w:val="1110"/>
+          <w:numId w:val="1118"/>
         </w:numPr>
       </w:pPr>
       <w:r>
@@ -50744,7 +50828,7 @@
         <w:pStyle w:val="Cajadeanotaciones"/>
         <w:numPr>
           <w:ilvl w:val="0"/>
-          <w:numId w:val="1113"/>
+          <w:numId w:val="1121"/>
         </w:numPr>
       </w:pPr>
       <w:r>
@@ -50806,7 +50890,7 @@
         <w:pStyle w:val="Cajadeanotaciones"/>
         <w:numPr>
           <w:ilvl w:val="0"/>
-          <w:numId w:val="1113"/>
+          <w:numId w:val="1121"/>
         </w:numPr>
       </w:pPr>
       <w:r>
@@ -50856,7 +50940,7 @@
         <w:pStyle w:val="Cajadeanotaciones"/>
         <w:numPr>
           <w:ilvl w:val="0"/>
-          <w:numId w:val="1113"/>
+          <w:numId w:val="1121"/>
         </w:numPr>
       </w:pPr>
       <w:r>
@@ -50918,7 +51002,7 @@
         <w:pStyle w:val="Cajadeanotaciones"/>
         <w:numPr>
           <w:ilvl w:val="0"/>
-          <w:numId w:val="1113"/>
+          <w:numId w:val="1121"/>
         </w:numPr>
       </w:pPr>
       <w:r>
@@ -51014,7 +51098,7 @@
       <w:pPr>
         <w:numPr>
           <w:ilvl w:val="0"/>
-          <w:numId w:val="1114"/>
+          <w:numId w:val="1122"/>
         </w:numPr>
       </w:pPr>
       <w:r>
@@ -52881,7 +52965,7 @@
       <w:pPr>
         <w:numPr>
           <w:ilvl w:val="0"/>
-          <w:numId w:val="1115"/>
+          <w:numId w:val="1123"/>
         </w:numPr>
       </w:pPr>
       <w:r>
@@ -52963,7 +53047,7 @@
       <w:pPr>
         <w:numPr>
           <w:ilvl w:val="0"/>
-          <w:numId w:val="1115"/>
+          <w:numId w:val="1123"/>
         </w:numPr>
       </w:pPr>
       <w:r>
@@ -53068,7 +53152,7 @@
       <w:pPr>
         <w:numPr>
           <w:ilvl w:val="0"/>
-          <w:numId w:val="1115"/>
+          <w:numId w:val="1123"/>
         </w:numPr>
       </w:pPr>
       <w:r>
@@ -53104,7 +53188,7 @@
       <w:pPr>
         <w:numPr>
           <w:ilvl w:val="0"/>
-          <w:numId w:val="1116"/>
+          <w:numId w:val="1124"/>
         </w:numPr>
       </w:pPr>
       <w:r>
@@ -53325,7 +53409,7 @@
       <w:pPr>
         <w:numPr>
           <w:ilvl w:val="0"/>
-          <w:numId w:val="1116"/>
+          <w:numId w:val="1124"/>
         </w:numPr>
       </w:pPr>
       <w:r>
@@ -54024,7 +54108,7 @@
       <w:pPr>
         <w:numPr>
           <w:ilvl w:val="0"/>
-          <w:numId w:val="1116"/>
+          <w:numId w:val="1124"/>
         </w:numPr>
       </w:pPr>
       <w:r>
@@ -54337,7 +54421,7 @@
       <w:pPr>
         <w:numPr>
           <w:ilvl w:val="0"/>
-          <w:numId w:val="1116"/>
+          <w:numId w:val="1124"/>
         </w:numPr>
       </w:pPr>
       <w:r>
@@ -54472,7 +54556,7 @@
       <w:pPr>
         <w:numPr>
           <w:ilvl w:val="0"/>
-          <w:numId w:val="1116"/>
+          <w:numId w:val="1124"/>
         </w:numPr>
       </w:pPr>
       <w:r>
@@ -54671,7 +54755,7 @@
       <w:pPr>
         <w:numPr>
           <w:ilvl w:val="0"/>
-          <w:numId w:val="1117"/>
+          <w:numId w:val="1125"/>
         </w:numPr>
       </w:pPr>
       <w:r>
@@ -54707,7 +54791,7 @@
       <w:pPr>
         <w:numPr>
           <w:ilvl w:val="0"/>
-          <w:numId w:val="1118"/>
+          <w:numId w:val="1126"/>
         </w:numPr>
       </w:pPr>
       <w:r>
@@ -55415,12 +55499,20 @@
       <w:r>
         <w:t xml:space="preserve">en utilidad.</w:t>
       </w:r>
+      <m:oMath>
+        <m:r>
+          <m:rPr>
+            <m:sty m:val="p"/>
+          </m:rPr>
+          <m:t>◼</m:t>
+        </m:r>
+      </m:oMath>
     </w:p>
     <w:p>
       <w:pPr>
         <w:numPr>
           <w:ilvl w:val="0"/>
-          <w:numId w:val="1118"/>
+          <w:numId w:val="1126"/>
         </w:numPr>
       </w:pPr>
       <w:r>
@@ -56192,6 +56284,14 @@
       <w:r>
         <w:t xml:space="preserve">.</w:t>
       </w:r>
+      <m:oMath>
+        <m:r>
+          <m:rPr>
+            <m:sty m:val="p"/>
+          </m:rPr>
+          <m:t>◼</m:t>
+        </m:r>
+      </m:oMath>
     </w:p>
     <w:bookmarkEnd w:id="171"/>
     <w:bookmarkStart w:id="172" w:name="der:shephard"/>
@@ -56216,7 +56316,7 @@
       <w:pPr>
         <w:numPr>
           <w:ilvl w:val="0"/>
-          <w:numId w:val="1119"/>
+          <w:numId w:val="1127"/>
         </w:numPr>
       </w:pPr>
       <w:r>
@@ -56784,7 +56884,23 @@
       <w:pPr>
         <w:numPr>
           <w:ilvl w:val="0"/>
-          <w:numId w:val="1119"/>
+          <w:numId w:val="1000"/>
+        </w:numPr>
+      </w:pPr>
+      <m:oMath>
+        <m:r>
+          <m:rPr>
+            <m:sty m:val="p"/>
+          </m:rPr>
+          <m:t>◼</m:t>
+        </m:r>
+      </m:oMath>
+    </w:p>
+    <w:p>
+      <w:pPr>
+        <w:numPr>
+          <w:ilvl w:val="0"/>
+          <w:numId w:val="1127"/>
         </w:numPr>
       </w:pPr>
       <w:r>
@@ -57393,12 +57509,20 @@
       <w:r>
         <w:t xml:space="preserve">.</w:t>
       </w:r>
+      <m:oMath>
+        <m:r>
+          <m:rPr>
+            <m:sty m:val="p"/>
+          </m:rPr>
+          <m:t>◼</m:t>
+        </m:r>
+      </m:oMath>
     </w:p>
     <w:p>
       <w:pPr>
         <w:numPr>
           <w:ilvl w:val="0"/>
-          <w:numId w:val="1119"/>
+          <w:numId w:val="1127"/>
         </w:numPr>
       </w:pPr>
       <w:r>
@@ -57466,7 +57590,7 @@
       <w:pPr>
         <w:numPr>
           <w:ilvl w:val="0"/>
-          <w:numId w:val="1120"/>
+          <w:numId w:val="1128"/>
         </w:numPr>
       </w:pPr>
       <w:r>
@@ -57738,7 +57862,7 @@
         <w:keepNext/>
         <w:numPr>
           <w:ilvl w:val="0"/>
-          <w:numId w:val="1120"/>
+          <w:numId w:val="1128"/>
         </w:numPr>
       </w:pPr>
       <w:r>
@@ -57756,7 +57880,7 @@
       <w:pPr>
         <w:numPr>
           <w:ilvl w:val="1"/>
-          <w:numId w:val="1121"/>
+          <w:numId w:val="1129"/>
         </w:numPr>
       </w:pPr>
       <m:oMath>
@@ -57893,7 +58017,7 @@
       <w:pPr>
         <w:numPr>
           <w:ilvl w:val="1"/>
-          <w:numId w:val="1121"/>
+          <w:numId w:val="1129"/>
         </w:numPr>
       </w:pPr>
       <m:oMath>
@@ -58112,7 +58236,7 @@
       <w:pPr>
         <w:numPr>
           <w:ilvl w:val="0"/>
-          <w:numId w:val="1120"/>
+          <w:numId w:val="1128"/>
         </w:numPr>
       </w:pPr>
       <w:r>
@@ -58355,7 +58479,7 @@
       <w:pPr>
         <w:numPr>
           <w:ilvl w:val="0"/>
-          <w:numId w:val="1120"/>
+          <w:numId w:val="1128"/>
         </w:numPr>
       </w:pPr>
       <w:r>
@@ -58619,13 +58743,13 @@
       <w:pPr>
         <w:numPr>
           <w:ilvl w:val="0"/>
-          <w:numId w:val="1120"/>
+          <w:numId w:val="1128"/>
         </w:numPr>
       </w:pPr>
       <w:r>
         <w:rPr>
-          <w:b/>
-          <w:bCs/>
+          <w:i/>
+          <w:iCs/>
         </w:rPr>
         <w:t xml:space="preserve">Uso en la teoría de la demanda</w:t>
       </w:r>
@@ -58803,7 +58927,7 @@
       <w:pPr>
         <w:numPr>
           <w:ilvl w:val="0"/>
-          <w:numId w:val="1122"/>
+          <w:numId w:val="1130"/>
         </w:numPr>
       </w:pPr>
       <w:r>
@@ -58972,7 +59096,7 @@
       <w:pPr>
         <w:numPr>
           <w:ilvl w:val="0"/>
-          <w:numId w:val="1122"/>
+          <w:numId w:val="1130"/>
         </w:numPr>
       </w:pPr>
       <m:oMath>
@@ -59262,12 +59386,20 @@
       <w:r>
         <w:t xml:space="preserve">.</w:t>
       </w:r>
+      <m:oMath>
+        <m:r>
+          <m:rPr>
+            <m:sty m:val="p"/>
+          </m:rPr>
+          <m:t>◼</m:t>
+        </m:r>
+      </m:oMath>
     </w:p>
     <w:p>
       <w:pPr>
         <w:numPr>
           <w:ilvl w:val="0"/>
-          <w:numId w:val="1122"/>
+          <w:numId w:val="1130"/>
         </w:numPr>
       </w:pPr>
       <m:oMath>
@@ -59511,12 +59643,20 @@
       <w:r>
         <w:t xml:space="preserve">.</w:t>
       </w:r>
+      <m:oMath>
+        <m:r>
+          <m:rPr>
+            <m:sty m:val="p"/>
+          </m:rPr>
+          <m:t>◼</m:t>
+        </m:r>
+      </m:oMath>
     </w:p>
     <w:p>
       <w:pPr>
         <w:numPr>
           <w:ilvl w:val="0"/>
-          <w:numId w:val="1122"/>
+          <w:numId w:val="1130"/>
         </w:numPr>
       </w:pPr>
       <w:r>
@@ -60068,12 +60208,20 @@
       <w:r>
         <w:t xml:space="preserve">. Para un bien inferior, las desigualdades se invierten.</w:t>
       </w:r>
+      <m:oMath>
+        <m:r>
+          <m:rPr>
+            <m:sty m:val="p"/>
+          </m:rPr>
+          <m:t>◼</m:t>
+        </m:r>
+      </m:oMath>
     </w:p>
     <w:p>
       <w:pPr>
         <w:numPr>
           <w:ilvl w:val="0"/>
-          <w:numId w:val="1122"/>
+          <w:numId w:val="1130"/>
         </w:numPr>
       </w:pPr>
       <m:oMath>
@@ -60365,12 +60513,20 @@
       <w:r>
         <w:t xml:space="preserve">.</w:t>
       </w:r>
+      <m:oMath>
+        <m:r>
+          <m:rPr>
+            <m:sty m:val="p"/>
+          </m:rPr>
+          <m:t>◼</m:t>
+        </m:r>
+      </m:oMath>
     </w:p>
     <w:p>
       <w:pPr>
         <w:numPr>
           <w:ilvl w:val="0"/>
-          <w:numId w:val="1122"/>
+          <w:numId w:val="1130"/>
         </w:numPr>
       </w:pPr>
       <w:r>
@@ -61612,7 +61768,7 @@
       <w:pPr>
         <w:numPr>
           <w:ilvl w:val="0"/>
-          <w:numId w:val="1123"/>
+          <w:numId w:val="1131"/>
         </w:numPr>
       </w:pPr>
       <w:r>
@@ -62175,7 +62331,7 @@
       <w:pPr>
         <w:numPr>
           <w:ilvl w:val="0"/>
-          <w:numId w:val="1123"/>
+          <w:numId w:val="1131"/>
         </w:numPr>
       </w:pPr>
       <w:r>
@@ -62425,7 +62581,7 @@
       <w:pPr>
         <w:numPr>
           <w:ilvl w:val="0"/>
-          <w:numId w:val="1123"/>
+          <w:numId w:val="1131"/>
         </w:numPr>
       </w:pPr>
       <w:r>
@@ -62781,12 +62937,20 @@
       <w:r>
         <w:t xml:space="preserve">la ecuación (36); del mismo modo para la VE.</w:t>
       </w:r>
+      <m:oMath>
+        <m:r>
+          <m:rPr>
+            <m:sty m:val="p"/>
+          </m:rPr>
+          <m:t>◼</m:t>
+        </m:r>
+      </m:oMath>
     </w:p>
     <w:p>
       <w:pPr>
         <w:numPr>
           <w:ilvl w:val="0"/>
-          <w:numId w:val="1123"/>
+          <w:numId w:val="1131"/>
         </w:numPr>
       </w:pPr>
       <w:r>
@@ -62887,7 +63051,7 @@
       <w:pPr>
         <w:numPr>
           <w:ilvl w:val="0"/>
-          <w:numId w:val="1124"/>
+          <w:numId w:val="1132"/>
         </w:numPr>
       </w:pPr>
       <w:r>
@@ -63090,7 +63254,7 @@
       <w:pPr>
         <w:numPr>
           <w:ilvl w:val="0"/>
-          <w:numId w:val="1124"/>
+          <w:numId w:val="1132"/>
         </w:numPr>
       </w:pPr>
       <w:r>
@@ -63128,7 +63292,7 @@
       <w:pPr>
         <w:numPr>
           <w:ilvl w:val="0"/>
-          <w:numId w:val="1124"/>
+          <w:numId w:val="1132"/>
         </w:numPr>
       </w:pPr>
       <w:r>
@@ -63315,7 +63479,7 @@
       <w:pPr>
         <w:numPr>
           <w:ilvl w:val="0"/>
-          <w:numId w:val="1124"/>
+          <w:numId w:val="1132"/>
         </w:numPr>
       </w:pPr>
       <w:r>
@@ -63442,7 +63606,7 @@
       <w:pPr>
         <w:numPr>
           <w:ilvl w:val="0"/>
-          <w:numId w:val="1124"/>
+          <w:numId w:val="1132"/>
         </w:numPr>
       </w:pPr>
       <w:r>
@@ -63626,7 +63790,7 @@
       <w:pPr>
         <w:numPr>
           <w:ilvl w:val="0"/>
-          <w:numId w:val="1124"/>
+          <w:numId w:val="1132"/>
         </w:numPr>
       </w:pPr>
       <w:r>
@@ -63697,7 +63861,7 @@
       <w:pPr>
         <w:numPr>
           <w:ilvl w:val="0"/>
-          <w:numId w:val="1124"/>
+          <w:numId w:val="1132"/>
         </w:numPr>
       </w:pPr>
       <w:r>
@@ -63838,7 +64002,7 @@
       <w:pPr>
         <w:numPr>
           <w:ilvl w:val="0"/>
-          <w:numId w:val="1124"/>
+          <w:numId w:val="1132"/>
         </w:numPr>
       </w:pPr>
       <w:r>
@@ -68351,6 +68515,14 @@
       <w:r>
         <w:t xml:space="preserve">.</w:t>
       </w:r>
+      <m:oMath>
+        <m:r>
+          <m:rPr>
+            <m:sty m:val="p"/>
+          </m:rPr>
+          <m:t>◼</m:t>
+        </m:r>
+      </m:oMath>
     </w:p>
   </w:footnote>
   <w:footnote w:id="54">
@@ -69899,7 +70071,18 @@
         </m:sSub>
       </m:oMath>
       <w:r>
-        <w:t xml:space="preserve">. La integrabilidad solo restringe de verdad con tres bienes o más.</w:t>
+        <w:t xml:space="preserve">.</w:t>
+      </w:r>
+      <m:oMath>
+        <m:r>
+          <m:rPr>
+            <m:sty m:val="p"/>
+          </m:rPr>
+          <m:t>◼</m:t>
+        </m:r>
+      </m:oMath>
+      <w:r>
+        <w:t xml:space="preserve">La integrabilidad solo restringe de verdad con tres bienes o más.</w:t>
       </w:r>
     </w:p>
   </w:footnote>
@@ -70750,6 +70933,14 @@
       <w:r>
         <w:t xml:space="preserve">.</w:t>
       </w:r>
+      <m:oMath>
+        <m:r>
+          <m:rPr>
+            <m:sty m:val="p"/>
+          </m:rPr>
+          <m:t>◼</m:t>
+        </m:r>
+      </m:oMath>
     </w:p>
   </w:footnote>
   <w:footnote w:id="129">
@@ -71465,6 +71656,14 @@
       <w:r>
         <w:t xml:space="preserve">: ignorar la sustitución lleva a subestimar el encarecimiento medido con la utilidad final.</w:t>
       </w:r>
+      <m:oMath>
+        <m:r>
+          <m:rPr>
+            <m:sty m:val="p"/>
+          </m:rPr>
+          <m:t>◼</m:t>
+        </m:r>
+      </m:oMath>
     </w:p>
   </w:footnote>
   <w:footnote w:id="158">
@@ -71649,6 +71848,14 @@
       <w:r>
         <w:t xml:space="preserve">, y no queda ningún efecto sustitución.</w:t>
       </w:r>
+      <m:oMath>
+        <m:r>
+          <m:rPr>
+            <m:sty m:val="p"/>
+          </m:rPr>
+          <m:t>◼</m:t>
+        </m:r>
+      </m:oMath>
     </w:p>
   </w:footnote>
 </w:footnotes>
@@ -72004,34 +72211,7 @@
     <w:abstractNumId w:val="991"/>
   </w:num>
   <w:num w:numId="1021">
-    <w:abstractNumId w:val="99201"/>
-    <w:lvlOverride w:ilvl="0">
-      <w:startOverride w:val="1"/>
-    </w:lvlOverride>
-    <w:lvlOverride w:ilvl="1">
-      <w:startOverride w:val="1"/>
-    </w:lvlOverride>
-    <w:lvlOverride w:ilvl="2">
-      <w:startOverride w:val="1"/>
-    </w:lvlOverride>
-    <w:lvlOverride w:ilvl="3">
-      <w:startOverride w:val="1"/>
-    </w:lvlOverride>
-    <w:lvlOverride w:ilvl="4">
-      <w:startOverride w:val="1"/>
-    </w:lvlOverride>
-    <w:lvlOverride w:ilvl="5">
-      <w:startOverride w:val="1"/>
-    </w:lvlOverride>
-    <w:lvlOverride w:ilvl="6">
-      <w:startOverride w:val="1"/>
-    </w:lvlOverride>
-    <w:lvlOverride w:ilvl="7">
-      <w:startOverride w:val="1"/>
-    </w:lvlOverride>
-    <w:lvlOverride w:ilvl="8">
-      <w:startOverride w:val="1"/>
-    </w:lvlOverride>
+    <w:abstractNumId w:val="991"/>
   </w:num>
   <w:num w:numId="1022">
     <w:abstractNumId w:val="99201"/>
@@ -72064,27 +72244,6 @@
     </w:lvlOverride>
   </w:num>
   <w:num w:numId="1023">
-    <w:abstractNumId w:val="991"/>
-  </w:num>
-  <w:num w:numId="1024">
-    <w:abstractNumId w:val="991"/>
-  </w:num>
-  <w:num w:numId="1025">
-    <w:abstractNumId w:val="991"/>
-  </w:num>
-  <w:num w:numId="1026">
-    <w:abstractNumId w:val="991"/>
-  </w:num>
-  <w:num w:numId="1027">
-    <w:abstractNumId w:val="991"/>
-  </w:num>
-  <w:num w:numId="1028">
-    <w:abstractNumId w:val="991"/>
-  </w:num>
-  <w:num w:numId="1029">
-    <w:abstractNumId w:val="991"/>
-  </w:num>
-  <w:num w:numId="1030">
     <w:abstractNumId w:val="99201"/>
     <w:lvlOverride w:ilvl="0">
       <w:startOverride w:val="1"/>
@@ -72113,6 +72272,27 @@
     <w:lvlOverride w:ilvl="8">
       <w:startOverride w:val="1"/>
     </w:lvlOverride>
+  </w:num>
+  <w:num w:numId="1024">
+    <w:abstractNumId w:val="991"/>
+  </w:num>
+  <w:num w:numId="1025">
+    <w:abstractNumId w:val="991"/>
+  </w:num>
+  <w:num w:numId="1026">
+    <w:abstractNumId w:val="991"/>
+  </w:num>
+  <w:num w:numId="1027">
+    <w:abstractNumId w:val="991"/>
+  </w:num>
+  <w:num w:numId="1028">
+    <w:abstractNumId w:val="991"/>
+  </w:num>
+  <w:num w:numId="1029">
+    <w:abstractNumId w:val="991"/>
+  </w:num>
+  <w:num w:numId="1030">
+    <w:abstractNumId w:val="991"/>
   </w:num>
   <w:num w:numId="1031">
     <w:abstractNumId w:val="99201"/>
@@ -72145,24 +72325,6 @@
     </w:lvlOverride>
   </w:num>
   <w:num w:numId="1032">
-    <w:abstractNumId w:val="991"/>
-  </w:num>
-  <w:num w:numId="1033">
-    <w:abstractNumId w:val="991"/>
-  </w:num>
-  <w:num w:numId="1034">
-    <w:abstractNumId w:val="991"/>
-  </w:num>
-  <w:num w:numId="1035">
-    <w:abstractNumId w:val="991"/>
-  </w:num>
-  <w:num w:numId="1036">
-    <w:abstractNumId w:val="991"/>
-  </w:num>
-  <w:num w:numId="1037">
-    <w:abstractNumId w:val="991"/>
-  </w:num>
-  <w:num w:numId="1038">
     <w:abstractNumId w:val="99201"/>
     <w:lvlOverride w:ilvl="0">
       <w:startOverride w:val="1"/>
@@ -72192,28 +72354,25 @@
       <w:startOverride w:val="1"/>
     </w:lvlOverride>
   </w:num>
-  <w:num w:numId="1039">
+  <w:num w:numId="1033">
     <w:abstractNumId w:val="991"/>
   </w:num>
-  <w:num w:numId="1040">
+  <w:num w:numId="1034">
     <w:abstractNumId w:val="991"/>
   </w:num>
-  <w:num w:numId="1041">
+  <w:num w:numId="1035">
     <w:abstractNumId w:val="991"/>
   </w:num>
-  <w:num w:numId="1042">
+  <w:num w:numId="1036">
     <w:abstractNumId w:val="991"/>
   </w:num>
-  <w:num w:numId="1043">
+  <w:num w:numId="1037">
     <w:abstractNumId w:val="991"/>
   </w:num>
-  <w:num w:numId="1044">
+  <w:num w:numId="1038">
     <w:abstractNumId w:val="991"/>
   </w:num>
-  <w:num w:numId="1045">
-    <w:abstractNumId w:val="991"/>
-  </w:num>
-  <w:num w:numId="1046">
+  <w:num w:numId="1039">
     <w:abstractNumId w:val="99201"/>
     <w:lvlOverride w:ilvl="0">
       <w:startOverride w:val="1"/>
@@ -72242,6 +72401,27 @@
     <w:lvlOverride w:ilvl="8">
       <w:startOverride w:val="1"/>
     </w:lvlOverride>
+  </w:num>
+  <w:num w:numId="1040">
+    <w:abstractNumId w:val="991"/>
+  </w:num>
+  <w:num w:numId="1041">
+    <w:abstractNumId w:val="991"/>
+  </w:num>
+  <w:num w:numId="1042">
+    <w:abstractNumId w:val="991"/>
+  </w:num>
+  <w:num w:numId="1043">
+    <w:abstractNumId w:val="991"/>
+  </w:num>
+  <w:num w:numId="1044">
+    <w:abstractNumId w:val="991"/>
+  </w:num>
+  <w:num w:numId="1045">
+    <w:abstractNumId w:val="991"/>
+  </w:num>
+  <w:num w:numId="1046">
+    <w:abstractNumId w:val="991"/>
   </w:num>
   <w:num w:numId="1047">
     <w:abstractNumId w:val="99201"/>
@@ -72274,7 +72454,34 @@
     </w:lvlOverride>
   </w:num>
   <w:num w:numId="1048">
-    <w:abstractNumId w:val="991"/>
+    <w:abstractNumId w:val="99201"/>
+    <w:lvlOverride w:ilvl="0">
+      <w:startOverride w:val="1"/>
+    </w:lvlOverride>
+    <w:lvlOverride w:ilvl="1">
+      <w:startOverride w:val="1"/>
+    </w:lvlOverride>
+    <w:lvlOverride w:ilvl="2">
+      <w:startOverride w:val="1"/>
+    </w:lvlOverride>
+    <w:lvlOverride w:ilvl="3">
+      <w:startOverride w:val="1"/>
+    </w:lvlOverride>
+    <w:lvlOverride w:ilvl="4">
+      <w:startOverride w:val="1"/>
+    </w:lvlOverride>
+    <w:lvlOverride w:ilvl="5">
+      <w:startOverride w:val="1"/>
+    </w:lvlOverride>
+    <w:lvlOverride w:ilvl="6">
+      <w:startOverride w:val="1"/>
+    </w:lvlOverride>
+    <w:lvlOverride w:ilvl="7">
+      <w:startOverride w:val="1"/>
+    </w:lvlOverride>
+    <w:lvlOverride w:ilvl="8">
+      <w:startOverride w:val="1"/>
+    </w:lvlOverride>
   </w:num>
   <w:num w:numId="1049">
     <w:abstractNumId w:val="991"/>
@@ -72367,6 +72574,30 @@
     <w:abstractNumId w:val="991"/>
   </w:num>
   <w:num w:numId="1079">
+    <w:abstractNumId w:val="991"/>
+  </w:num>
+  <w:num w:numId="1080">
+    <w:abstractNumId w:val="991"/>
+  </w:num>
+  <w:num w:numId="1081">
+    <w:abstractNumId w:val="991"/>
+  </w:num>
+  <w:num w:numId="1082">
+    <w:abstractNumId w:val="991"/>
+  </w:num>
+  <w:num w:numId="1083">
+    <w:abstractNumId w:val="991"/>
+  </w:num>
+  <w:num w:numId="1084">
+    <w:abstractNumId w:val="991"/>
+  </w:num>
+  <w:num w:numId="1085">
+    <w:abstractNumId w:val="991"/>
+  </w:num>
+  <w:num w:numId="1086">
+    <w:abstractNumId w:val="991"/>
+  </w:num>
+  <w:num w:numId="1087">
     <w:abstractNumId w:val="99201"/>
     <w:lvlOverride w:ilvl="0">
       <w:startOverride w:val="1"/>
@@ -72396,13 +72627,13 @@
       <w:startOverride w:val="1"/>
     </w:lvlOverride>
   </w:num>
-  <w:num w:numId="1080">
+  <w:num w:numId="1088">
     <w:abstractNumId w:val="991"/>
   </w:num>
-  <w:num w:numId="1081">
+  <w:num w:numId="1089">
     <w:abstractNumId w:val="991"/>
   </w:num>
-  <w:num w:numId="1082">
+  <w:num w:numId="1090">
     <w:abstractNumId w:val="99201"/>
     <w:lvlOverride w:ilvl="0">
       <w:startOverride w:val="1"/>
@@ -72432,7 +72663,7 @@
       <w:startOverride w:val="1"/>
     </w:lvlOverride>
   </w:num>
-  <w:num w:numId="1083">
+  <w:num w:numId="1091">
     <w:abstractNumId w:val="99201"/>
     <w:lvlOverride w:ilvl="0">
       <w:startOverride w:val="1"/>
@@ -72461,30 +72692,6 @@
     <w:lvlOverride w:ilvl="8">
       <w:startOverride w:val="1"/>
     </w:lvlOverride>
-  </w:num>
-  <w:num w:numId="1084">
-    <w:abstractNumId w:val="991"/>
-  </w:num>
-  <w:num w:numId="1085">
-    <w:abstractNumId w:val="991"/>
-  </w:num>
-  <w:num w:numId="1086">
-    <w:abstractNumId w:val="991"/>
-  </w:num>
-  <w:num w:numId="1087">
-    <w:abstractNumId w:val="991"/>
-  </w:num>
-  <w:num w:numId="1088">
-    <w:abstractNumId w:val="991"/>
-  </w:num>
-  <w:num w:numId="1089">
-    <w:abstractNumId w:val="991"/>
-  </w:num>
-  <w:num w:numId="1090">
-    <w:abstractNumId w:val="991"/>
-  </w:num>
-  <w:num w:numId="1091">
-    <w:abstractNumId w:val="991"/>
   </w:num>
   <w:num w:numId="1092">
     <w:abstractNumId w:val="991"/>
@@ -72574,6 +72781,30 @@
     <w:abstractNumId w:val="991"/>
   </w:num>
   <w:num w:numId="1121">
+    <w:abstractNumId w:val="991"/>
+  </w:num>
+  <w:num w:numId="1122">
+    <w:abstractNumId w:val="991"/>
+  </w:num>
+  <w:num w:numId="1123">
+    <w:abstractNumId w:val="991"/>
+  </w:num>
+  <w:num w:numId="1124">
+    <w:abstractNumId w:val="991"/>
+  </w:num>
+  <w:num w:numId="1125">
+    <w:abstractNumId w:val="991"/>
+  </w:num>
+  <w:num w:numId="1126">
+    <w:abstractNumId w:val="991"/>
+  </w:num>
+  <w:num w:numId="1127">
+    <w:abstractNumId w:val="991"/>
+  </w:num>
+  <w:num w:numId="1128">
+    <w:abstractNumId w:val="991"/>
+  </w:num>
+  <w:num w:numId="1129">
     <w:abstractNumId w:val="99201"/>
     <w:lvlOverride w:ilvl="0">
       <w:startOverride w:val="1"/>
@@ -72603,13 +72834,13 @@
       <w:startOverride w:val="1"/>
     </w:lvlOverride>
   </w:num>
-  <w:num w:numId="1122">
+  <w:num w:numId="1130">
     <w:abstractNumId w:val="991"/>
   </w:num>
-  <w:num w:numId="1123">
+  <w:num w:numId="1131">
     <w:abstractNumId w:val="991"/>
   </w:num>
-  <w:num w:numId="1124">
+  <w:num w:numId="1132">
     <w:abstractNumId w:val="991"/>
   </w:num>
 </w:numbering>

--- a/oposicion/temario/tercer-ejercicio/3A09.docx
+++ b/oposicion/temario/tercer-ejercicio/3A09.docx
@@ -73092,6 +73092,7 @@
       <w:keepNext/>
       <w:keepLines/>
       <w:spacing w:after="120" w:before="280"/>
+      <w:jc w:val="left"/>
       <w:outlineLvl w:val="0"/>
       <w:shd w:color="auto" w:fill="5F2987" w:val="clear"/>
     </w:pPr>
@@ -73118,6 +73119,7 @@
       <w:keepNext/>
       <w:keepLines/>
       <w:spacing w:after="80" w:before="240"/>
+      <w:jc w:val="left"/>
       <w:outlineLvl w:val="1"/>
       <w:pBdr>
         <w:bottom w:color="5F2987" w:space="1" w:sz="4" w:val="single"/>
@@ -73147,6 +73149,7 @@
       <w:keepLines/>
       <w:spacing w:after="80" w:before="160"/>
       <w:ind w:left="283"/>
+      <w:jc w:val="left"/>
       <w:outlineLvl w:val="2"/>
     </w:pPr>
     <w:rPr>
@@ -73173,6 +73176,7 @@
       <w:keepLines/>
       <w:spacing w:after="40" w:before="80"/>
       <w:ind w:left="567"/>
+      <w:jc w:val="left"/>
       <w:outlineLvl w:val="3"/>
     </w:pPr>
     <w:rPr>
@@ -73199,6 +73203,7 @@
       <w:keepLines/>
       <w:spacing w:after="40" w:before="80"/>
       <w:ind w:left="567"/>
+      <w:jc w:val="left"/>
       <w:outlineLvl w:val="4"/>
     </w:pPr>
     <w:rPr>
@@ -73224,6 +73229,7 @@
       <w:keepLines/>
       <w:spacing w:after="0" w:before="40"/>
       <w:ind w:left="567"/>
+      <w:jc w:val="left"/>
       <w:outlineLvl w:val="5"/>
     </w:pPr>
     <w:rPr>

--- a/oposicion/temario/tercer-ejercicio/3A09.docx
+++ b/oposicion/temario/tercer-ejercicio/3A09.docx
@@ -67257,8 +67257,22 @@
   <w:p>
     <w:pPr>
       <w:pStyle w:val="Footer"/>
-      <w:jc w:val="right"/>
+      <w:tabs>
+        <w:tab w:val="right" w:pos="9412"/>
+      </w:tabs>
+      <w:jc w:val="left"/>
     </w:pPr>
+    <w:r>
+      <w:rPr>
+        <w:i/>
+        <w:color w:val="767171"/>
+        <w:sz w:val="14"/>
+      </w:rPr>
+      <w:t xml:space="preserve">© 2026 Víctor Gutiérrez Marcos · CC BY-NC-ND 4.0</w:t>
+    </w:r>
+    <w:r>
+      <w:tab/>
+    </w:r>
     <w:r/>
     <w:r>
       <w:rPr>
@@ -67301,8 +67315,22 @@
   <w:p>
     <w:pPr>
       <w:pStyle w:val="Footer"/>
-      <w:jc w:val="right"/>
+      <w:tabs>
+        <w:tab w:val="right" w:pos="9412"/>
+      </w:tabs>
+      <w:jc w:val="left"/>
     </w:pPr>
+    <w:r>
+      <w:rPr>
+        <w:i/>
+        <w:color w:val="767171"/>
+        <w:sz w:val="14"/>
+      </w:rPr>
+      <w:t xml:space="preserve">© 2026 Víctor Gutiérrez Marcos · CC BY-NC-ND 4.0</w:t>
+    </w:r>
+    <w:r>
+      <w:tab/>
+    </w:r>
     <w:r/>
     <w:r>
       <w:rPr>
@@ -67353,8 +67381,22 @@
   <w:p>
     <w:pPr>
       <w:pStyle w:val="Footer"/>
-      <w:jc w:val="right"/>
+      <w:tabs>
+        <w:tab w:val="right" w:pos="9412"/>
+      </w:tabs>
+      <w:jc w:val="left"/>
     </w:pPr>
+    <w:r>
+      <w:rPr>
+        <w:i/>
+        <w:color w:val="767171"/>
+        <w:sz w:val="14"/>
+      </w:rPr>
+      <w:t xml:space="preserve">© 2026 Víctor Gutiérrez Marcos · CC BY-NC-ND 4.0</w:t>
+    </w:r>
+    <w:r>
+      <w:tab/>
+    </w:r>
     <w:r/>
     <w:r>
       <w:rPr>

--- a/oposicion/temario/tercer-ejercicio/3A09.docx
+++ b/oposicion/temario/tercer-ejercicio/3A09.docx
@@ -46,7 +46,7 @@
         <w:t xml:space="preserve">Tema: 40 págs. · Anexos: 5 · Bibliografía: 4 (PDF)</w:t>
       </w:r>
     </w:p>
-    <w:bookmarkStart w:id="21" w:name="introducción"/>
+    <w:bookmarkStart w:id="27" w:name="introducci__n"/>
     <w:p>
       <w:pPr>
         <w:pStyle w:val="Heading1"/>
@@ -101,7 +101,7 @@
       <w:r>
         <w:t xml:space="preserve">(</w:t>
       </w:r>
-      <w:hyperlink w:anchor="ref-BOE2015LGSS">
+      <w:hyperlink w:anchor="ref_BOE2015LGSS">
         <w:r>
           <w:rPr>
             <w:rStyle w:val="Hyperlink"/>
@@ -128,7 +128,7 @@
       <w:r>
         <w:t xml:space="preserve"> </w:t>
       </w:r>
-      <w:hyperlink w:anchor="ref-Moncloa2025Pensiones">
+      <w:hyperlink w:anchor="ref_Moncloa2025Pensiones">
         <w:r>
           <w:rPr>
             <w:rStyle w:val="Hyperlink"/>
@@ -293,24 +293,28 @@
       <w:r>
         <w:t xml:space="preserve"> </w:t>
       </w:r>
-      <w:r>
-        <w:rPr>
-          <w:rStyle w:val="Referenciaatema"/>
-        </w:rPr>
-        <w:t xml:space="preserve">[ver tema 4.B.11]</w:t>
-      </w:r>
+      <w:hyperlink r:id="rId20">
+        <w:r>
+          <w:rPr>
+            <w:rStyle w:val="Referenciaatema"/>
+          </w:rPr>
+          <w:t xml:space="preserve">[ver tema 4.B.11]</w:t>
+        </w:r>
+      </w:hyperlink>
       <w:r>
         <w:t xml:space="preserve">, la construcción de índices de precios</w:t>
       </w:r>
       <w:r>
         <w:t xml:space="preserve"> </w:t>
       </w:r>
-      <w:r>
-        <w:rPr>
-          <w:rStyle w:val="Referenciaatema"/>
-        </w:rPr>
-        <w:t xml:space="preserve">[ver tema 4.A.1]</w:t>
-      </w:r>
+      <w:hyperlink r:id="rId21">
+        <w:r>
+          <w:rPr>
+            <w:rStyle w:val="Referenciaatema"/>
+          </w:rPr>
+          <w:t xml:space="preserve">[ver tema 4.A.1]</w:t>
+        </w:r>
+      </w:hyperlink>
       <w:r>
         <w:t xml:space="preserve"> </w:t>
       </w:r>
@@ -338,12 +342,14 @@
       <w:r>
         <w:t xml:space="preserve"> </w:t>
       </w:r>
-      <w:r>
-        <w:rPr>
-          <w:rStyle w:val="Referenciaatema"/>
-        </w:rPr>
-        <w:t xml:space="preserve">[ver tema 4.B.6]</w:t>
-      </w:r>
+      <w:hyperlink r:id="rId22">
+        <w:r>
+          <w:rPr>
+            <w:rStyle w:val="Referenciaatema"/>
+          </w:rPr>
+          <w:t xml:space="preserve">[ver tema 4.B.6]</w:t>
+        </w:r>
+      </w:hyperlink>
       <w:r>
         <w:t xml:space="preserve"> </w:t>
       </w:r>
@@ -353,12 +359,14 @@
       <w:r>
         <w:t xml:space="preserve"> </w:t>
       </w:r>
-      <w:r>
-        <w:rPr>
-          <w:rStyle w:val="Referenciaatema"/>
-        </w:rPr>
-        <w:t xml:space="preserve">[ver tema 4.B.9]</w:t>
-      </w:r>
+      <w:hyperlink r:id="rId23">
+        <w:r>
+          <w:rPr>
+            <w:rStyle w:val="Referenciaatema"/>
+          </w:rPr>
+          <w:t xml:space="preserve">[ver tema 4.B.9]</w:t>
+        </w:r>
+      </w:hyperlink>
       <w:r>
         <w:t xml:space="preserve">.</w:t>
       </w:r>
@@ -436,12 +444,14 @@
       <w:r>
         <w:t xml:space="preserve"> </w:t>
       </w:r>
-      <w:r>
-        <w:rPr>
-          <w:rStyle w:val="Referenciaatema"/>
-        </w:rPr>
-        <w:t xml:space="preserve">[ver tema 3.A.8]</w:t>
-      </w:r>
+      <w:hyperlink r:id="rId24">
+        <w:r>
+          <w:rPr>
+            <w:rStyle w:val="Referenciaatema"/>
+          </w:rPr>
+          <w:t xml:space="preserve">[ver tema 3.A.8]</w:t>
+        </w:r>
+      </w:hyperlink>
       <w:r>
         <w:t xml:space="preserve">. El</w:t>
       </w:r>
@@ -506,7 +516,7 @@
       <w:r>
         <w:t xml:space="preserve">(</w:t>
       </w:r>
-      <w:hyperlink w:anchor="ref-Hotelling1932Edgeworth">
+      <w:hyperlink w:anchor="ref_Hotelling1932Edgeworth">
         <w:r>
           <w:rPr>
             <w:rStyle w:val="Hyperlink"/>
@@ -538,7 +548,7 @@
       <w:r>
         <w:t xml:space="preserve">(</w:t>
       </w:r>
-      <w:hyperlink w:anchor="ref-Hicks1939Value">
+      <w:hyperlink w:anchor="ref_Hicks1939Value">
         <w:r>
           <w:rPr>
             <w:rStyle w:val="Hyperlink"/>
@@ -570,7 +580,7 @@
       <w:r>
         <w:t xml:space="preserve">(</w:t>
       </w:r>
-      <w:hyperlink w:anchor="ref-Roy1947Distribution">
+      <w:hyperlink w:anchor="ref_Roy1947Distribution">
         <w:r>
           <w:rPr>
             <w:rStyle w:val="Hyperlink"/>
@@ -602,7 +612,7 @@
       <w:r>
         <w:t xml:space="preserve">(</w:t>
       </w:r>
-      <w:hyperlink w:anchor="ref-Shephard1953Cost">
+      <w:hyperlink w:anchor="ref_Shephard1953Cost">
         <w:r>
           <w:rPr>
             <w:rStyle w:val="Hyperlink"/>
@@ -634,7 +644,7 @@
       <w:r>
         <w:t xml:space="preserve">(</w:t>
       </w:r>
-      <w:hyperlink w:anchor="ref-McKenzie1957Demand">
+      <w:hyperlink w:anchor="ref_McKenzie1957Demand">
         <w:r>
           <w:rPr>
             <w:rStyle w:val="Hyperlink"/>
@@ -666,7 +676,7 @@
       <w:r>
         <w:t xml:space="preserve">(</w:t>
       </w:r>
-      <w:hyperlink w:anchor="ref-Uzawa1964Duality">
+      <w:hyperlink w:anchor="ref_Uzawa1964Duality">
         <w:r>
           <w:rPr>
             <w:rStyle w:val="Hyperlink"/>
@@ -698,7 +708,7 @@
       <w:r>
         <w:t xml:space="preserve">(</w:t>
       </w:r>
-      <w:hyperlink w:anchor="ref-Diewert1974Applications">
+      <w:hyperlink w:anchor="ref_Diewert1974Applications">
         <w:r>
           <w:rPr>
             <w:rStyle w:val="Hyperlink"/>
@@ -748,7 +758,7 @@
       <w:r>
         <w:t xml:space="preserve">(</w:t>
       </w:r>
-      <w:hyperlink w:anchor="ref-Antonelli1886Teoria">
+      <w:hyperlink w:anchor="ref_Antonelli1886Teoria">
         <w:r>
           <w:rPr>
             <w:rStyle w:val="Hyperlink"/>
@@ -792,7 +802,7 @@
       <w:r>
         <w:t xml:space="preserve">(</w:t>
       </w:r>
-      <w:hyperlink w:anchor="ref-HurwiczUzawa1971Integrability">
+      <w:hyperlink w:anchor="ref_HurwiczUzawa1971Integrability">
         <w:r>
           <w:rPr>
             <w:rStyle w:val="Hyperlink"/>
@@ -840,7 +850,7 @@
       <w:r>
         <w:t xml:space="preserve">(</w:t>
       </w:r>
-      <w:hyperlink w:anchor="ref-Samuelson1938Note">
+      <w:hyperlink w:anchor="ref_Samuelson1938Note">
         <w:r>
           <w:rPr>
             <w:rStyle w:val="Hyperlink"/>
@@ -854,7 +864,7 @@
       <w:r>
         <w:t xml:space="preserve"> </w:t>
       </w:r>
-      <w:hyperlink w:anchor="ref-Samuelson1948Consumption">
+      <w:hyperlink w:anchor="ref_Samuelson1948Consumption">
         <w:r>
           <w:rPr>
             <w:rStyle w:val="Hyperlink"/>
@@ -886,7 +896,7 @@
       <w:r>
         <w:t xml:space="preserve">(</w:t>
       </w:r>
-      <w:hyperlink w:anchor="ref-Houthakker1950Revealed">
+      <w:hyperlink w:anchor="ref_Houthakker1950Revealed">
         <w:r>
           <w:rPr>
             <w:rStyle w:val="Hyperlink"/>
@@ -942,7 +952,7 @@
       <w:r>
         <w:t xml:space="preserve">(</w:t>
       </w:r>
-      <w:hyperlink w:anchor="ref-KihlstromMasColellSonnenschein1976">
+      <w:hyperlink w:anchor="ref_KihlstromMasColellSonnenschein1976">
         <w:r>
           <w:rPr>
             <w:rStyle w:val="Hyperlink"/>
@@ -1001,7 +1011,7 @@
       <w:r>
         <w:t xml:space="preserve">(</w:t>
       </w:r>
-      <w:hyperlink w:anchor="ref-Dupuit1844Mesure">
+      <w:hyperlink w:anchor="ref_Dupuit1844Mesure">
         <w:r>
           <w:rPr>
             <w:rStyle w:val="Hyperlink"/>
@@ -1033,7 +1043,7 @@
       <w:r>
         <w:t xml:space="preserve">(</w:t>
       </w:r>
-      <w:hyperlink w:anchor="ref-Marshall1890Principles">
+      <w:hyperlink w:anchor="ref_Marshall1890Principles">
         <w:r>
           <w:rPr>
             <w:rStyle w:val="Hyperlink"/>
@@ -1065,7 +1075,7 @@
       <w:r>
         <w:t xml:space="preserve">(</w:t>
       </w:r>
-      <w:hyperlink w:anchor="ref-Hicks1939Value">
+      <w:hyperlink w:anchor="ref_Hicks1939Value">
         <w:r>
           <w:rPr>
             <w:rStyle w:val="Hyperlink"/>
@@ -1079,7 +1089,7 @@
       <w:r>
         <w:t xml:space="preserve"> </w:t>
       </w:r>
-      <w:hyperlink w:anchor="ref-Hicks1941Rehabilitation">
+      <w:hyperlink w:anchor="ref_Hicks1941Rehabilitation">
         <w:r>
           <w:rPr>
             <w:rStyle w:val="Hyperlink"/>
@@ -1093,7 +1103,7 @@
       <w:r>
         <w:t xml:space="preserve"> </w:t>
       </w:r>
-      <w:hyperlink w:anchor="ref-Hicks1943Four">
+      <w:hyperlink w:anchor="ref_Hicks1943Four">
         <w:r>
           <w:rPr>
             <w:rStyle w:val="Hyperlink"/>
@@ -1154,7 +1164,7 @@
       <w:r>
         <w:t xml:space="preserve">(</w:t>
       </w:r>
-      <w:hyperlink w:anchor="ref-Willig1976Surplus">
+      <w:hyperlink w:anchor="ref_Willig1976Surplus">
         <w:r>
           <w:rPr>
             <w:rStyle w:val="Hyperlink"/>
@@ -1189,7 +1199,7 @@
       <w:r>
         <w:t xml:space="preserve">(</w:t>
       </w:r>
-      <w:hyperlink w:anchor="ref-Konus1939Problem">
+      <w:hyperlink w:anchor="ref_Konus1939Problem">
         <w:r>
           <w:rPr>
             <w:rStyle w:val="Hyperlink"/>
@@ -1249,7 +1259,7 @@
       <w:r>
         <w:t xml:space="preserve">(</w:t>
       </w:r>
-      <w:hyperlink w:anchor="ref-Stone1954Linear">
+      <w:hyperlink w:anchor="ref_Stone1954Linear">
         <w:r>
           <w:rPr>
             <w:rStyle w:val="Hyperlink"/>
@@ -1296,7 +1306,7 @@
       <w:r>
         <w:t xml:space="preserve">(</w:t>
       </w:r>
-      <w:hyperlink w:anchor="ref-DeatonMuellbauer1980AIDS">
+      <w:hyperlink w:anchor="ref_DeatonMuellbauer1980AIDS">
         <w:r>
           <w:rPr>
             <w:rStyle w:val="Hyperlink"/>
@@ -1331,7 +1341,7 @@
       <w:r>
         <w:t xml:space="preserve">(</w:t>
       </w:r>
-      <w:hyperlink w:anchor="ref-Nobel2015Deaton">
+      <w:hyperlink w:anchor="ref_Nobel2015Deaton">
         <w:r>
           <w:rPr>
             <w:rStyle w:val="Hyperlink"/>
@@ -1391,7 +1401,7 @@
       <w:r>
         <w:t xml:space="preserve">(</w:t>
       </w:r>
-      <w:hyperlink w:anchor="ref-MasColellWhinstonGreen1995">
+      <w:hyperlink w:anchor="ref_MasColellWhinstonGreen1995">
         <w:r>
           <w:rPr>
             <w:rStyle w:val="Hyperlink"/>
@@ -1462,7 +1472,7 @@
       <w:r>
         <w:t xml:space="preserve"> </w:t>
       </w:r>
-      <w:hyperlink w:anchor="ref-Blume2008Duality">
+      <w:hyperlink w:anchor="ref_Blume2008Duality">
         <w:r>
           <w:rPr>
             <w:rStyle w:val="Hyperlink"/>
@@ -1493,7 +1503,7 @@
         <w:rPr>
           <w:rStyle w:val="FootnoteReference"/>
         </w:rPr>
-        <w:footnoteReference w:id="20"/>
+        <w:footnoteReference w:id="25"/>
       </w:r>
     </w:p>
     <w:p>
@@ -1597,7 +1607,18 @@
         <w:t xml:space="preserve">I. Análisis teórico de la dualidad</w:t>
       </w:r>
       <w:r>
-        <w:t xml:space="preserve">: partiremos de los ingredientes comunes a los dos enfoques (I.1); plantearemos el problema primal, con la demanda marshalliana y la función indirecta de utilidad, y el dual, la minimización del gasto, con la demanda hicksiana, la función de gasto y el lema de</w:t>
+        <w:t xml:space="preserve">: partiremos de los ingredientes comunes a los dos enfoques (</w:t>
+      </w:r>
+      <w:hyperlink w:anchor="sec_ingredientes_comunes_problema">
+        <w:r>
+          <w:rPr>
+            <w:rStyle w:val="Hyperlink"/>
+          </w:rPr>
+          <w:t xml:space="preserve">I.1</w:t>
+        </w:r>
+      </w:hyperlink>
+      <w:r>
+        <w:t xml:space="preserve">); plantearemos el problema primal, con la demanda marshalliana y la función indirecta de utilidad, y el dual, la minimización del gasto, con la demanda hicksiana, la función de gasto y el lema de</w:t>
       </w:r>
       <w:r>
         <w:t xml:space="preserve"> </w:t>
@@ -1612,7 +1633,29 @@
         <w:t xml:space="preserve"> </w:t>
       </w:r>
       <w:r>
-        <w:t xml:space="preserve">(I.2), y estableceremos las relaciones de dualidad entre ambos (I.3).</w:t>
+        <w:t xml:space="preserve">(</w:t>
+      </w:r>
+      <w:hyperlink w:anchor="sec_problemas_primal_dual">
+        <w:r>
+          <w:rPr>
+            <w:rStyle w:val="Hyperlink"/>
+          </w:rPr>
+          <w:t xml:space="preserve">I.2</w:t>
+        </w:r>
+      </w:hyperlink>
+      <w:r>
+        <w:t xml:space="preserve">), y estableceremos las relaciones de dualidad entre ambos (</w:t>
+      </w:r>
+      <w:hyperlink w:anchor="sec_relaciones_dualidad">
+        <w:r>
+          <w:rPr>
+            <w:rStyle w:val="Hyperlink"/>
+          </w:rPr>
+          <w:t xml:space="preserve">I.3</w:t>
+        </w:r>
+      </w:hyperlink>
+      <w:r>
+        <w:t xml:space="preserve">).</w:t>
       </w:r>
     </w:p>
     <w:p>
@@ -1630,7 +1673,18 @@
         <w:t xml:space="preserve">II. Desarrollos empíricos</w:t>
       </w:r>
       <w:r>
-        <w:t xml:space="preserve">: veremos para qué se estiman los sistemas completos de demanda (II.1) y los pasos que sigue la literatura, desde la elección de la forma funcional (de la</w:t>
+        <w:t xml:space="preserve">: veremos para qué se estiman los sistemas completos de demanda (</w:t>
+      </w:r>
+      <w:hyperlink w:anchor="sec_idea">
+        <w:r>
+          <w:rPr>
+            <w:rStyle w:val="Hyperlink"/>
+          </w:rPr>
+          <w:t xml:space="preserve">II.1</w:t>
+        </w:r>
+      </w:hyperlink>
+      <w:r>
+        <w:t xml:space="preserve">) y los pasos que sigue la literatura, desde la elección de la forma funcional (de la</w:t>
       </w:r>
       <w:r>
         <w:t xml:space="preserve"> </w:t>
@@ -1681,7 +1735,29 @@
         <w:t xml:space="preserve">Muellbauer</w:t>
       </w:r>
       <w:r>
-        <w:t xml:space="preserve">) hasta los datos y los contrastes (II.2), y los valoraremos (II.3).</w:t>
+        <w:t xml:space="preserve">) hasta los datos y los contrastes (</w:t>
+      </w:r>
+      <w:hyperlink w:anchor="sec_pasos_sigue_literatura">
+        <w:r>
+          <w:rPr>
+            <w:rStyle w:val="Hyperlink"/>
+          </w:rPr>
+          <w:t xml:space="preserve">II.2</w:t>
+        </w:r>
+      </w:hyperlink>
+      <w:r>
+        <w:t xml:space="preserve">), y los valoraremos (</w:t>
+      </w:r>
+      <w:hyperlink w:anchor="sec_valoracion">
+        <w:r>
+          <w:rPr>
+            <w:rStyle w:val="Hyperlink"/>
+          </w:rPr>
+          <w:t xml:space="preserve">II.3</w:t>
+        </w:r>
+      </w:hyperlink>
+      <w:r>
+        <w:t xml:space="preserve">).</w:t>
       </w:r>
     </w:p>
     <w:p>
@@ -1699,7 +1775,18 @@
         <w:t xml:space="preserve">III. Aplicaciones de la dualidad</w:t>
       </w:r>
       <w:r>
-        <w:t xml:space="preserve">: la integrabilidad de las preferencias, que pregunta cuándo un sistema de demandas procede de unas preferencias (III.1); la ecuación de</w:t>
+        <w:t xml:space="preserve">: la integrabilidad de las preferencias, que pregunta cuándo un sistema de demandas procede de unas preferencias (</w:t>
+      </w:r>
+      <w:hyperlink w:anchor="sec_problema_integrabilidad_preferencias">
+        <w:r>
+          <w:rPr>
+            <w:rStyle w:val="Hyperlink"/>
+          </w:rPr>
+          <w:t xml:space="preserve">III.1</w:t>
+        </w:r>
+      </w:hyperlink>
+      <w:r>
+        <w:t xml:space="preserve">); la ecuación de</w:t>
       </w:r>
       <w:r>
         <w:t xml:space="preserve"> </w:t>
@@ -1714,7 +1801,29 @@
         <w:t xml:space="preserve"> </w:t>
       </w:r>
       <w:r>
-        <w:t xml:space="preserve">y la clasificación de los bienes, propia y cruzada, neta y bruta (III.2), y la medición de los cambios en el bienestar, con el excedente del consumidor, la métrica monetaria, las variaciones compensatoria y equivalente y los índices de coste de la vida (III.3).</w:t>
+        <w:t xml:space="preserve">y la clasificación de los bienes, propia y cruzada, neta y bruta (</w:t>
+      </w:r>
+      <w:hyperlink w:anchor="sec_ecuacion_slutsky_clasificacion">
+        <w:r>
+          <w:rPr>
+            <w:rStyle w:val="Hyperlink"/>
+          </w:rPr>
+          <w:t xml:space="preserve">III.2</w:t>
+        </w:r>
+      </w:hyperlink>
+      <w:r>
+        <w:t xml:space="preserve">), y la medición de los cambios en el bienestar, con el excedente del consumidor, la métrica monetaria, las variaciones compensatoria y equivalente y los índices de coste de la vida (</w:t>
+      </w:r>
+      <w:hyperlink w:anchor="sec_analisis_bienestar_consumidor">
+        <w:r>
+          <w:rPr>
+            <w:rStyle w:val="Hyperlink"/>
+          </w:rPr>
+          <w:t xml:space="preserve">III.3</w:t>
+        </w:r>
+      </w:hyperlink>
+      <w:r>
+        <w:t xml:space="preserve">).</w:t>
       </w:r>
     </w:p>
     <w:p>
@@ -2116,7 +2225,57 @@
         <w:t xml:space="preserve">Nota al opositor. </w:t>
       </w:r>
       <w:r>
-        <w:t xml:space="preserve">La exposición va de las herramientas (I) a su estimación (II) y a sus aplicaciones (III). Reparto del cante: introducción, 2′; I, 10′ (I.1, 2′; I.2, 5′; I.3, 3′); II, 5′ (II.1, 0′30″; II.2, 3′30″; II.3, 1′); III, 12′ (III.1, 2′30″; III.2, 3′30″; III.3, 6′), y conclusión, 1′. El bloque I es el que más tiempo recibe porque de él sale todo lo demás. Los gráficos imprescindibles son el del primal, el del dual y el conjunto de los dos, el esquema de dualidad, los de la variación del excedente, la VC y la VE (uno por concepto y, después, el que los reúne) y el del índice de</w:t>
+        <w:t xml:space="preserve">La exposición va de las herramientas (</w:t>
+      </w:r>
+      <w:hyperlink w:anchor="sec_analisis_teorico_dualidad">
+        <w:r>
+          <w:rPr>
+            <w:rStyle w:val="Hyperlink"/>
+          </w:rPr>
+          <w:t xml:space="preserve">I</w:t>
+        </w:r>
+      </w:hyperlink>
+      <w:r>
+        <w:t xml:space="preserve">) a su estimación (</w:t>
+      </w:r>
+      <w:hyperlink w:anchor="sec_desarrollos_empiricos_estimacion">
+        <w:r>
+          <w:rPr>
+            <w:rStyle w:val="Hyperlink"/>
+          </w:rPr>
+          <w:t xml:space="preserve">II</w:t>
+        </w:r>
+      </w:hyperlink>
+      <w:r>
+        <w:t xml:space="preserve">) y a sus aplicaciones (</w:t>
+      </w:r>
+      <w:hyperlink w:anchor="sec_aplicaciones_dualidad">
+        <w:r>
+          <w:rPr>
+            <w:rStyle w:val="Hyperlink"/>
+          </w:rPr>
+          <w:t xml:space="preserve">III</w:t>
+        </w:r>
+      </w:hyperlink>
+      <w:r>
+        <w:t xml:space="preserve">). Reparto del cante: introducción, 2′; I, 10′ (I.1, 2′; I.2, 5′; I.3, 3′); II, 5′ (II.1, 0′30″; II.2, 3′30″; II.3, 1′); III, 12′ (III.1, 2′30″; III.2, 3′30″; III.3, 6′), y conclusión, 1′. El bloque</w:t>
+      </w:r>
+      <w:r>
+        <w:t xml:space="preserve"> </w:t>
+      </w:r>
+      <w:hyperlink w:anchor="sec_analisis_teorico_dualidad">
+        <w:r>
+          <w:rPr>
+            <w:rStyle w:val="Hyperlink"/>
+          </w:rPr>
+          <w:t xml:space="preserve">I</w:t>
+        </w:r>
+      </w:hyperlink>
+      <w:r>
+        <w:t xml:space="preserve"> </w:t>
+      </w:r>
+      <w:r>
+        <w:t xml:space="preserve">es el que más tiempo recibe porque de él sale todo lo demás. Los gráficos imprescindibles son el del primal, el del dual y el conjunto de los dos, el esquema de dualidad, los de la variación del excedente, la VC y la VE (uno por concepto y, después, el que los reúne) y el del índice de</w:t>
       </w:r>
       <w:r>
         <w:t xml:space="preserve"> </w:t>
@@ -2197,8 +2356,8 @@
         <w:t xml:space="preserve">son de profundización (anexos). Conviene escribir este esquema en la pizarra al empezar.</w:t>
       </w:r>
     </w:p>
-    <w:bookmarkEnd w:id="21"/>
-    <w:bookmarkStart w:id="79" w:name="X71f534b4cdd64c3c6c7a75da5470e7aafa576ae"/>
+    <w:bookmarkEnd w:id="27"/>
+    <w:bookmarkStart w:id="101" w:name="sec_analisis_teorico_dualidad"/>
     <w:p>
       <w:pPr>
         <w:pStyle w:val="Heading1"/>
@@ -2288,7 +2447,18 @@
         <w:t xml:space="preserve"> </w:t>
       </w:r>
       <w:r>
-        <w:t xml:space="preserve">completo y las condiciones de segundo orden (anexo A) son de profundización.</w:t>
+        <w:t xml:space="preserve">completo y las condiciones de segundo orden (anexo </w:t>
+      </w:r>
+      <w:hyperlink w:anchor="anexo_kt">
+        <w:r>
+          <w:rPr>
+            <w:rStyle w:val="Hyperlink"/>
+          </w:rPr>
+          <w:t xml:space="preserve">A</w:t>
+        </w:r>
+      </w:hyperlink>
+      <w:r>
+        <w:t xml:space="preserve">) son de profundización.</w:t>
       </w:r>
     </w:p>
     <w:p>
@@ -2315,7 +2485,7 @@
         <w:t xml:space="preserve">, y de esa equivalencia salen unas relaciones entre funciones que permiten pasar de unas a otras sin volver a resolver ningún problema.</w:t>
       </w:r>
     </w:p>
-    <w:bookmarkStart w:id="27" w:name="Xadf3614fecccd08a3ec2ecd90481c1f5511b388"/>
+    <w:bookmarkStart w:id="33" w:name="sec_ingredientes_comunes_problema"/>
     <w:p>
       <w:pPr>
         <w:pStyle w:val="Heading2"/>
@@ -2443,10 +2613,21 @@
         <w:t xml:space="preserve">los dos enfoques parten del mismo conjunto de hipótesis y elementos</w:t>
       </w:r>
       <w:r>
-        <w:t xml:space="preserve">: el problema de fondo es el mismo y solo cambia la manera de abordarlo. El enfoque dual requiere exactamente la misma especificación del conjunto de elección, de las preferencias y de los precios que el primal (gráfico 1).</w:t>
+        <w:t xml:space="preserve">: el problema de fondo es el mismo y solo cambia la manera de abordarlo. El enfoque dual requiere exactamente la misma especificación del conjunto de elección, de las preferencias y de los precios que el primal (gráfico </w:t>
+      </w:r>
+      <w:hyperlink w:anchor="fig_esquema_ingredientes_dualidad">
+        <w:r>
+          <w:rPr>
+            <w:rStyle w:val="Hyperlink"/>
+          </w:rPr>
+          <w:t xml:space="preserve">1</w:t>
+        </w:r>
+      </w:hyperlink>
+      <w:r>
+        <w:t xml:space="preserve">).</w:t>
       </w:r>
     </w:p>
-    <w:bookmarkStart w:id="25" w:name="fig:esquema-ingredientes-dualidad"/>
+    <w:bookmarkStart w:id="31" w:name="fig_esquema_ingredientes_dualidad"/>
     <w:p>
       <w:pPr>
         <w:pStyle w:val="ImageCaption"/>
@@ -2470,18 +2651,18 @@
           <wp:inline>
             <wp:extent cx="5670550" cy="1833824"/>
             <wp:effectExtent b="0" l="0" r="0" t="0"/>
-            <wp:docPr descr="" title="" id="23" name="Picture"/>
+            <wp:docPr descr="" title="" id="29" name="Picture"/>
             <a:graphic>
               <a:graphicData uri="http://schemas.openxmlformats.org/drawingml/2006/picture">
                 <pic:pic>
                   <pic:nvPicPr>
-                    <pic:cNvPr descr="C:\Users\vgutierrez\Documents\src\victorgutierrezmarcos.github.io-revision\oposicion\temario\fuentes\3A09\graficos/esquema-ingredientes-dualidad.png" id="24" name="Picture"/>
+                    <pic:cNvPr descr="C:\Users\vgutierrez\Documents\src\victorgutierrezmarcos.github.io-revision\oposicion\temario\fuentes\3A09\graficos/esquema-ingredientes-dualidad.png" id="30" name="Picture"/>
                     <pic:cNvPicPr>
                       <a:picLocks noChangeArrowheads="1" noChangeAspect="1"/>
                     </pic:cNvPicPr>
                   </pic:nvPicPr>
                   <pic:blipFill>
-                    <a:blip r:embed="rId22"/>
+                    <a:blip r:embed="rId28"/>
                     <a:stretch>
                       <a:fillRect/>
                     </a:stretch>
@@ -2508,7 +2689,7 @@
         </w:drawing>
       </w:r>
     </w:p>
-    <w:bookmarkEnd w:id="25"/>
+    <w:bookmarkEnd w:id="31"/>
     <w:p>
       <w:pPr>
         <w:pStyle w:val="Piedeimagen"/>
@@ -2969,12 +3150,14 @@
       <w:r>
         <w:t xml:space="preserve"> </w:t>
       </w:r>
-      <w:r>
-        <w:rPr>
-          <w:rStyle w:val="Referenciaatema"/>
-        </w:rPr>
-        <w:t xml:space="preserve">[ver tema 3.A.8]</w:t>
-      </w:r>
+      <w:hyperlink r:id="rId24">
+        <w:r>
+          <w:rPr>
+            <w:rStyle w:val="Referenciaatema"/>
+          </w:rPr>
+          <w:t xml:space="preserve">[ver tema 3.A.8]</w:t>
+        </w:r>
+      </w:hyperlink>
       <w:r>
         <w:t xml:space="preserve">.</w:t>
       </w:r>
@@ -3444,10 +3627,21 @@
         <w:t xml:space="preserve"> </w:t>
       </w:r>
       <w:r>
-        <w:t xml:space="preserve">son también los mismos: contexto estático y sin incertidumbre, información perfecta, bienes homogéneos y consumidor precio-aceptante. Lo único que cambia es qué se toma como objetivo y qué como restricción (tabla 1).</w:t>
+        <w:t xml:space="preserve">son también los mismos: contexto estático y sin incertidumbre, información perfecta, bienes homogéneos y consumidor precio-aceptante. Lo único que cambia es qué se toma como objetivo y qué como restricción (tabla </w:t>
+      </w:r>
+      <w:hyperlink w:anchor="tab_ingredientes">
+        <w:r>
+          <w:rPr>
+            <w:rStyle w:val="Hyperlink"/>
+          </w:rPr>
+          <w:t xml:space="preserve">1</w:t>
+        </w:r>
+      </w:hyperlink>
+      <w:r>
+        <w:t xml:space="preserve">).</w:t>
       </w:r>
     </w:p>
-    <w:bookmarkStart w:id="26" w:name="tab:ingredientes"/>
+    <w:bookmarkStart w:id="32" w:name="tab_ingredientes"/>
     <w:p>
       <w:pPr>
         <w:pStyle w:val="TableCaption"/>
@@ -4130,7 +4324,7 @@
         </w:tc>
       </w:tr>
     </w:tbl>
-    <w:bookmarkEnd w:id="26"/>
+    <w:bookmarkEnd w:id="32"/>
     <w:p>
       <w:pPr>
         <w:pStyle w:val="BodyText"/>
@@ -4222,7 +4416,7 @@
         </w:rPr>
         <w:t xml:space="preserve">(</w:t>
       </w:r>
-      <w:hyperlink w:anchor="ref-MasColellWhinstonGreen1995">
+      <w:hyperlink w:anchor="ref_MasColellWhinstonGreen1995">
         <w:r>
           <w:rPr>
             <w:rStyle w:val="Hyperlink"/>
@@ -4311,7 +4505,7 @@
         </w:rPr>
         <w:t xml:space="preserve">(</w:t>
       </w:r>
-      <w:hyperlink w:anchor="ref-MatePerez2007Microeconomia">
+      <w:hyperlink w:anchor="ref_MatePerez2007Microeconomia">
         <w:r>
           <w:rPr>
             <w:rStyle w:val="Hyperlink"/>
@@ -4336,8 +4530,8 @@
         <w:t xml:space="preserve">.</w:t>
       </w:r>
     </w:p>
-    <w:bookmarkEnd w:id="27"/>
-    <w:bookmarkStart w:id="65" w:name="problemas-primal-y-dual"/>
+    <w:bookmarkEnd w:id="33"/>
+    <w:bookmarkStart w:id="85" w:name="sec_problemas_primal_dual"/>
     <w:p>
       <w:pPr>
         <w:pStyle w:val="Heading2"/>
@@ -4363,7 +4557,7 @@
         <w:t xml:space="preserve">Descritos los ingredientes comunes, pasamos a plantear y resolver cada problema por separado: primero el primal y después el dual.</w:t>
       </w:r>
     </w:p>
-    <w:bookmarkStart w:id="45" w:name="X7c6d98eafb5dd2ce68979be25b5ecb40da7c1bf"/>
+    <w:bookmarkStart w:id="57" w:name="sec_problema_primal_maximizacion"/>
     <w:p>
       <w:pPr>
         <w:pStyle w:val="Heading3"/>
@@ -4378,7 +4572,7 @@
         <w:t xml:space="preserve">Problema primal: maximización de la utilidad</w:t>
       </w:r>
     </w:p>
-    <w:bookmarkStart w:id="28" w:name="a-idea"/>
+    <w:bookmarkStart w:id="34" w:name="a_idea"/>
     <w:p>
       <w:pPr>
         <w:pStyle w:val="Heading4"/>
@@ -4400,18 +4594,20 @@
       <w:r>
         <w:t xml:space="preserve"> </w:t>
       </w:r>
-      <w:r>
-        <w:rPr>
-          <w:rStyle w:val="Referenciaatema"/>
-        </w:rPr>
-        <w:t xml:space="preserve">[ver tema 3.A.8]</w:t>
-      </w:r>
+      <w:hyperlink r:id="rId24">
+        <w:r>
+          <w:rPr>
+            <w:rStyle w:val="Referenciaatema"/>
+          </w:rPr>
+          <w:t xml:space="preserve">[ver tema 3.A.8]</w:t>
+        </w:r>
+      </w:hyperlink>
       <w:r>
         <w:t xml:space="preserve">.</w:t>
       </w:r>
     </w:p>
-    <w:bookmarkEnd w:id="28"/>
-    <w:bookmarkStart w:id="43" w:name="b-modelo"/>
+    <w:bookmarkEnd w:id="34"/>
+    <w:bookmarkStart w:id="55" w:name="b_modelo"/>
     <w:p>
       <w:pPr>
         <w:pStyle w:val="Heading4"/>
@@ -4420,7 +4616,7 @@
         <w:t xml:space="preserve">b) Modelo</w:t>
       </w:r>
     </w:p>
-    <w:bookmarkStart w:id="29" w:name="i-supuestos"/>
+    <w:bookmarkStart w:id="35" w:name="i_supuestos"/>
     <w:p>
       <w:pPr>
         <w:pStyle w:val="Heading5"/>
@@ -4437,11 +4633,25 @@
         </w:numPr>
       </w:pPr>
       <w:r>
-        <w:t xml:space="preserve">Los de I.1: contexto estático, información perfecta, preferencias de buen comportamiento representables con una función de utilidad de buen comportamiento, bienes homogéneos y consumidor precio-aceptante.</w:t>
+        <w:t xml:space="preserve">Los de</w:t>
+      </w:r>
+      <w:r>
+        <w:t xml:space="preserve"> </w:t>
+      </w:r>
+      <w:hyperlink w:anchor="sec_ingredientes_comunes_problema">
+        <w:r>
+          <w:rPr>
+            <w:rStyle w:val="Hyperlink"/>
+          </w:rPr>
+          <w:t xml:space="preserve">I.1</w:t>
+        </w:r>
+      </w:hyperlink>
+      <w:r>
+        <w:t xml:space="preserve">: contexto estático, información perfecta, preferencias de buen comportamiento representables con una función de utilidad de buen comportamiento, bienes homogéneos y consumidor precio-aceptante.</w:t>
       </w:r>
     </w:p>
-    <w:bookmarkEnd w:id="29"/>
-    <w:bookmarkStart w:id="35" w:name="ii-desarrollo"/>
+    <w:bookmarkEnd w:id="35"/>
+    <w:bookmarkStart w:id="43" w:name="ii_desarrollo"/>
     <w:p>
       <w:pPr>
         <w:pStyle w:val="Heading5"/>
@@ -4483,6 +4693,11 @@
       <w:r>
         <w:t xml:space="preserve">(PMU) es</w:t>
       </w:r>
+      <w:r>
+        <w:t xml:space="preserve"> </w:t>
+      </w:r>
+      <w:bookmarkStart w:id="36" w:name="eq_pmu"/>
+      <w:bookmarkEnd w:id="36"/>
     </w:p>
     <w:p>
       <w:pPr>
@@ -4946,7 +5161,7 @@
         <w:rPr>
           <w:rStyle w:val="FootnoteReference"/>
         </w:rPr>
-        <w:footnoteReference w:id="30"/>
+        <w:footnoteReference w:id="37"/>
       </w:r>
     </w:p>
     <w:p>
@@ -4974,6 +5189,11 @@
       <w:r>
         <w:t xml:space="preserve">(igualdad de las utilidades marginales ponderadas por los precios):</w:t>
       </w:r>
+      <w:r>
+        <w:t xml:space="preserve"> </w:t>
+      </w:r>
+      <w:bookmarkStart w:id="38" w:name="eq_tangencia_primal"/>
+      <w:bookmarkEnd w:id="38"/>
     </w:p>
     <w:p>
       <w:pPr>
@@ -5209,7 +5429,18 @@
         </w:numPr>
       </w:pPr>
       <w:r>
-        <w:t xml:space="preserve">La tasa subjetiva a la que el consumidor intercambia los bienes se iguala a la tasa objetiva del mercado. Las condiciones completas, con la solución de esquina, y las de segundo orden están en el anexo A.</w:t>
+        <w:t xml:space="preserve">La tasa subjetiva a la que el consumidor intercambia los bienes se iguala a la tasa objetiva del mercado. Las condiciones completas, con la solución de esquina, y las de segundo orden están en el anexo </w:t>
+      </w:r>
+      <w:hyperlink w:anchor="anexo_kt">
+        <w:r>
+          <w:rPr>
+            <w:rStyle w:val="Hyperlink"/>
+          </w:rPr>
+          <w:t xml:space="preserve">A</w:t>
+        </w:r>
+      </w:hyperlink>
+      <w:r>
+        <w:t xml:space="preserve">.</w:t>
       </w:r>
     </w:p>
     <w:p>
@@ -5230,7 +5461,18 @@
         <w:t xml:space="preserve"> </w:t>
       </w:r>
       <w:r>
-        <w:t xml:space="preserve">(gráfico 2), con dos bienes y solución interior: se dibuja la recta de balance,</w:t>
+        <w:t xml:space="preserve">(gráfico </w:t>
+      </w:r>
+      <w:hyperlink w:anchor="fig_primal">
+        <w:r>
+          <w:rPr>
+            <w:rStyle w:val="Hyperlink"/>
+          </w:rPr>
+          <w:t xml:space="preserve">2</w:t>
+        </w:r>
+      </w:hyperlink>
+      <w:r>
+        <w:t xml:space="preserve">), con dos bienes y solución interior: se dibuja la recta de balance,</w:t>
       </w:r>
       <w:r>
         <w:t xml:space="preserve"> </w:t>
@@ -5327,7 +5569,7 @@
         <w:t xml:space="preserve">, y el mapa de curvas de indiferencia; el equilibrio está en la curva de indiferencia más alta que toca el conjunto presupuestario, tangente a la recta de balance.</w:t>
       </w:r>
     </w:p>
-    <w:bookmarkStart w:id="34" w:name="fig:primal"/>
+    <w:bookmarkStart w:id="42" w:name="fig_primal"/>
     <w:p>
       <w:pPr>
         <w:pStyle w:val="ImageCaption"/>
@@ -5366,18 +5608,18 @@
           <wp:inline>
             <wp:extent cx="2688152" cy="2272238"/>
             <wp:effectExtent b="0" l="0" r="0" t="0"/>
-            <wp:docPr descr="" title="" id="32" name="Picture"/>
+            <wp:docPr descr="" title="" id="40" name="Picture"/>
             <a:graphic>
               <a:graphicData uri="http://schemas.openxmlformats.org/drawingml/2006/picture">
                 <pic:pic>
                   <pic:nvPicPr>
-                    <pic:cNvPr descr="C:\Users\vgutierrez\Documents\src\victorgutierrezmarcos.github.io-revision\oposicion\temario\fuentes\3A09\graficos/primal.png" id="33" name="Picture"/>
+                    <pic:cNvPr descr="C:\Users\vgutierrez\Documents\src\victorgutierrezmarcos.github.io-revision\oposicion\temario\fuentes\3A09\graficos/primal.png" id="41" name="Picture"/>
                     <pic:cNvPicPr>
                       <a:picLocks noChangeArrowheads="1" noChangeAspect="1"/>
                     </pic:cNvPicPr>
                   </pic:nvPicPr>
                   <pic:blipFill>
-                    <a:blip r:embed="rId31"/>
+                    <a:blip r:embed="rId39"/>
                     <a:stretch>
                       <a:fillRect/>
                     </a:stretch>
@@ -5404,7 +5646,7 @@
         </w:drawing>
       </w:r>
     </w:p>
-    <w:bookmarkEnd w:id="34"/>
+    <w:bookmarkEnd w:id="42"/>
     <w:p>
       <w:pPr>
         <w:pStyle w:val="Piedeimagen"/>
@@ -5442,7 +5684,7 @@
       <w:r>
         <w:t xml:space="preserve">(</w:t>
       </w:r>
-      <w:hyperlink w:anchor="ref-MatePerez2007Microeconomia">
+      <w:hyperlink w:anchor="ref_MatePerez2007Microeconomia">
         <w:r>
           <w:rPr>
             <w:rStyle w:val="Hyperlink"/>
@@ -5501,7 +5743,7 @@
       <w:r>
         <w:t xml:space="preserve">(</w:t>
       </w:r>
-      <w:hyperlink w:anchor="ref-MasColellWhinstonGreen1995">
+      <w:hyperlink w:anchor="ref_MasColellWhinstonGreen1995">
         <w:r>
           <w:rPr>
             <w:rStyle w:val="Hyperlink"/>
@@ -5516,8 +5758,8 @@
         <w:t xml:space="preserve">.</w:t>
       </w:r>
     </w:p>
-    <w:bookmarkEnd w:id="35"/>
-    <w:bookmarkStart w:id="42" w:name="Xee0fe5705837d24383fbf47e6e89e518ec7c9c1"/>
+    <w:bookmarkEnd w:id="43"/>
+    <w:bookmarkStart w:id="54" w:name="iii_implicaciones_la_demanda_marsh_77202"/>
     <w:p>
       <w:pPr>
         <w:pStyle w:val="Heading5"/>
@@ -5556,8 +5798,13 @@
         <w:rPr>
           <w:rStyle w:val="FootnoteReference"/>
         </w:rPr>
-        <w:footnoteReference w:id="36"/>
-      </w:r>
+        <w:footnoteReference w:id="44"/>
+      </w:r>
+      <w:r>
+        <w:t xml:space="preserve"> </w:t>
+      </w:r>
+      <w:bookmarkStart w:id="45" w:name="eq_marshalliana"/>
+      <w:bookmarkEnd w:id="45"/>
     </w:p>
     <w:p>
       <w:pPr>
@@ -5887,7 +6134,7 @@
       <w:r>
         <w:t xml:space="preserve">(</w:t>
       </w:r>
-      <w:hyperlink w:anchor="ref-MasColellWhinstonGreen1995">
+      <w:hyperlink w:anchor="ref_MasColellWhinstonGreen1995">
         <w:r>
           <w:rPr>
             <w:rStyle w:val="Hyperlink"/>
@@ -5958,7 +6205,7 @@
       <w:r>
         <w:t xml:space="preserve"> </w:t>
       </w:r>
-      <w:hyperlink w:anchor="ref-JehleReny2011Advanced">
+      <w:hyperlink w:anchor="ref_JehleReny2011Advanced">
         <w:r>
           <w:rPr>
             <w:rStyle w:val="Hyperlink"/>
@@ -6370,7 +6617,7 @@
         <w:rPr>
           <w:rStyle w:val="FootnoteReference"/>
         </w:rPr>
-        <w:footnoteReference w:id="37"/>
+        <w:footnoteReference w:id="46"/>
       </w:r>
       <w:r>
         <w:t xml:space="preserve">:</w:t>
@@ -6552,7 +6799,7 @@
       <w:r>
         <w:t xml:space="preserve">(</w:t>
       </w:r>
-      <w:hyperlink w:anchor="ref-JehleReny2011Advanced">
+      <w:hyperlink w:anchor="ref_JehleReny2011Advanced">
         <w:r>
           <w:rPr>
             <w:rStyle w:val="Hyperlink"/>
@@ -6631,6 +6878,11 @@
       <w:r>
         <w:t xml:space="preserve">(FIU), la utilidad máxima que se alcanza con unos precios y una renta,</w:t>
       </w:r>
+      <w:r>
+        <w:t xml:space="preserve"> </w:t>
+      </w:r>
+      <w:bookmarkStart w:id="48" w:name="eq_fiu"/>
+      <w:bookmarkEnd w:id="48"/>
     </w:p>
     <w:p>
       <w:pPr>
@@ -7006,7 +7258,7 @@
       <w:r>
         <w:t xml:space="preserve">(</w:t>
       </w:r>
-      <w:hyperlink w:anchor="ref-MasColellWhinstonGreen1995">
+      <w:hyperlink w:anchor="ref_MasColellWhinstonGreen1995">
         <w:r>
           <w:rPr>
             <w:rStyle w:val="Hyperlink"/>
@@ -8123,7 +8375,18 @@
         <w:t xml:space="preserve"> </w:t>
       </w:r>
       <w:r>
-        <w:t xml:space="preserve">(gráfico 3): la recta de balance promedio pasa por el corte de las dos extremas y queda dentro de la unión de sus conjuntos presupuestarios, así que la utilidad máxima con el promedio no supera la mayor de las alcanzables con los extremos.</w:t>
+        <w:t xml:space="preserve">(gráfico </w:t>
+      </w:r>
+      <w:hyperlink w:anchor="fig_cuasiconvexidad_fiu">
+        <w:r>
+          <w:rPr>
+            <w:rStyle w:val="Hyperlink"/>
+          </w:rPr>
+          <w:t xml:space="preserve">3</w:t>
+        </w:r>
+      </w:hyperlink>
+      <w:r>
+        <w:t xml:space="preserve">): la recta de balance promedio pasa por el corte de las dos extremas y queda dentro de la unión de sus conjuntos presupuestarios, así que la utilidad máxima con el promedio no supera la mayor de las alcanzables con los extremos.</w:t>
       </w:r>
     </w:p>
     <w:p>
@@ -8178,7 +8441,7 @@
       <w:r>
         <w:t xml:space="preserve">(</w:t>
       </w:r>
-      <w:hyperlink w:anchor="ref-Roy1947Distribution">
+      <w:hyperlink w:anchor="ref_Roy1947Distribution">
         <w:r>
           <w:rPr>
             <w:rStyle w:val="Hyperlink"/>
@@ -8219,6 +8482,11 @@
       <w:r>
         <w:t xml:space="preserve">es diferenciable,</w:t>
       </w:r>
+      <w:r>
+        <w:t xml:space="preserve"> </w:t>
+      </w:r>
+      <w:bookmarkStart w:id="49" w:name="eq_roy"/>
+      <w:bookmarkEnd w:id="49"/>
     </w:p>
     <w:p>
       <w:pPr>
@@ -8494,10 +8762,21 @@
         </w:numPr>
       </w:pPr>
       <w:r>
-        <w:t xml:space="preserve">Las demandas ordinarias se obtienen directamente de la FIU derivando (demostración en el anexo B).</w:t>
+        <w:t xml:space="preserve">Las demandas ordinarias se obtienen directamente de la FIU derivando (demostración en el anexo </w:t>
+      </w:r>
+      <w:hyperlink w:anchor="anexo_envolvente">
+        <w:r>
+          <w:rPr>
+            <w:rStyle w:val="Hyperlink"/>
+          </w:rPr>
+          <w:t xml:space="preserve">B</w:t>
+        </w:r>
+      </w:hyperlink>
+      <w:r>
+        <w:t xml:space="preserve">).</w:t>
       </w:r>
     </w:p>
-    <w:bookmarkStart w:id="41" w:name="fig:cuasiconvexidad-fiu"/>
+    <w:bookmarkStart w:id="53" w:name="fig_cuasiconvexidad_fiu"/>
     <w:p>
       <w:pPr>
         <w:pStyle w:val="ImageCaption"/>
@@ -8521,18 +8800,18 @@
           <wp:inline>
             <wp:extent cx="3581400" cy="2567681"/>
             <wp:effectExtent b="0" l="0" r="0" t="0"/>
-            <wp:docPr descr="" title="" id="39" name="Picture"/>
+            <wp:docPr descr="" title="" id="51" name="Picture"/>
             <a:graphic>
               <a:graphicData uri="http://schemas.openxmlformats.org/drawingml/2006/picture">
                 <pic:pic>
                   <pic:nvPicPr>
-                    <pic:cNvPr descr="C:\Users\vgutierrez\Documents\src\victorgutierrezmarcos.github.io-revision\oposicion\temario\fuentes\3A09\graficos/cuasiconvexidad-fiu.png" id="40" name="Picture"/>
+                    <pic:cNvPr descr="C:\Users\vgutierrez\Documents\src\victorgutierrezmarcos.github.io-revision\oposicion\temario\fuentes\3A09\graficos/cuasiconvexidad-fiu.png" id="52" name="Picture"/>
                     <pic:cNvPicPr>
                       <a:picLocks noChangeArrowheads="1" noChangeAspect="1"/>
                     </pic:cNvPicPr>
                   </pic:nvPicPr>
                   <pic:blipFill>
-                    <a:blip r:embed="rId38"/>
+                    <a:blip r:embed="rId50"/>
                     <a:stretch>
                       <a:fillRect/>
                     </a:stretch>
@@ -8559,7 +8838,7 @@
         </w:drawing>
       </w:r>
     </w:p>
-    <w:bookmarkEnd w:id="41"/>
+    <w:bookmarkEnd w:id="53"/>
     <w:p>
       <w:pPr>
         <w:pStyle w:val="Piedeimagen"/>
@@ -8609,7 +8888,7 @@
       <w:r>
         <w:t xml:space="preserve">(</w:t>
       </w:r>
-      <w:hyperlink w:anchor="ref-MasColellWhinstonGreen1995">
+      <w:hyperlink w:anchor="ref_MasColellWhinstonGreen1995">
         <w:r>
           <w:rPr>
             <w:rStyle w:val="Hyperlink"/>
@@ -8624,9 +8903,9 @@
         <w:t xml:space="preserve">.</w:t>
       </w:r>
     </w:p>
-    <w:bookmarkEnd w:id="42"/>
-    <w:bookmarkEnd w:id="43"/>
-    <w:bookmarkStart w:id="44" w:name="c-valoración"/>
+    <w:bookmarkEnd w:id="54"/>
+    <w:bookmarkEnd w:id="55"/>
+    <w:bookmarkStart w:id="56" w:name="c_valoraci__n"/>
     <w:p>
       <w:pPr>
         <w:pStyle w:val="Heading4"/>
@@ -8660,9 +8939,9 @@
         <w:t xml:space="preserve">se mide en «útiles», que solo ordenan, no sirve por sí sola para cuantificar cambios de bienestar. Además, estos resultados proceden de un planteamiento particular del problema. Cabe entonces preguntarse: si con los mismos ingredientes se da la vuelta al problema y se minimiza el gasto necesario para alcanzar un nivel de utilidad, ¿se llega al mismo equilibrio? Responder a esta pregunta, en apariencia inocente, descubre una serie de relaciones entre los dos enfoques que enriquecen mucho la teoría de la demanda.</w:t>
       </w:r>
     </w:p>
-    <w:bookmarkEnd w:id="44"/>
-    <w:bookmarkEnd w:id="45"/>
-    <w:bookmarkStart w:id="64" w:name="problema-dual-minimización-del-gasto"/>
+    <w:bookmarkEnd w:id="56"/>
+    <w:bookmarkEnd w:id="57"/>
+    <w:bookmarkStart w:id="84" w:name="sec_problema_dual_minimizacion"/>
     <w:p>
       <w:pPr>
         <w:pStyle w:val="Heading3"/>
@@ -8677,7 +8956,7 @@
         <w:t xml:space="preserve">Problema dual: minimización del gasto</w:t>
       </w:r>
     </w:p>
-    <w:bookmarkStart w:id="46" w:name="a-idea-1"/>
+    <w:bookmarkStart w:id="58" w:name="a_idea_1"/>
     <w:p>
       <w:pPr>
         <w:pStyle w:val="Heading4"/>
@@ -8697,8 +8976,8 @@
         <w:t xml:space="preserve">En lugar de preguntar cuánta utilidad compra una renta, preguntamos cuál es la forma más barata de alcanzar un nivel de utilidad. Es el problema de optimización alternativo que propone la teoría de la dualidad.</w:t>
       </w:r>
     </w:p>
-    <w:bookmarkEnd w:id="46"/>
-    <w:bookmarkStart w:id="62" w:name="b-modelo-1"/>
+    <w:bookmarkEnd w:id="58"/>
+    <w:bookmarkStart w:id="82" w:name="b_modelo_1"/>
     <w:p>
       <w:pPr>
         <w:pStyle w:val="Heading4"/>
@@ -8707,7 +8986,7 @@
         <w:t xml:space="preserve">b) Modelo</w:t>
       </w:r>
     </w:p>
-    <w:bookmarkStart w:id="47" w:name="i-supuestos-1"/>
+    <w:bookmarkStart w:id="59" w:name="i_supuestos_1"/>
     <w:p>
       <w:pPr>
         <w:pStyle w:val="Heading5"/>
@@ -8727,8 +9006,8 @@
         <w:t xml:space="preserve">Son idénticos a los del primal: solo cambia la formulación del problema.</w:t>
       </w:r>
     </w:p>
-    <w:bookmarkEnd w:id="47"/>
-    <w:bookmarkStart w:id="53" w:name="ii-desarrollo-1"/>
+    <w:bookmarkEnd w:id="59"/>
+    <w:bookmarkStart w:id="68" w:name="ii_desarrollo_1"/>
     <w:p>
       <w:pPr>
         <w:pStyle w:val="Heading5"/>
@@ -8770,6 +9049,11 @@
       <w:r>
         <w:t xml:space="preserve">(PMG) es</w:t>
       </w:r>
+      <w:r>
+        <w:t xml:space="preserve"> </w:t>
+      </w:r>
+      <w:bookmarkStart w:id="60" w:name="eq_pmg"/>
+      <w:bookmarkEnd w:id="60"/>
     </w:p>
     <w:p>
       <w:pPr>
@@ -9262,7 +9546,7 @@
       <w:r>
         <w:t xml:space="preserve">(</w:t>
       </w:r>
-      <w:hyperlink w:anchor="ref-MasColellWhinstonGreen1995">
+      <w:hyperlink w:anchor="ref_MasColellWhinstonGreen1995">
         <w:r>
           <w:rPr>
             <w:rStyle w:val="Hyperlink"/>
@@ -9365,6 +9649,11 @@
       <w:r>
         <w:t xml:space="preserve">, a partir de la lagrangiana</w:t>
       </w:r>
+      <w:r>
+        <w:t xml:space="preserve"> </w:t>
+      </w:r>
+      <w:bookmarkStart w:id="61" w:name="eq_lagrangiana_dual"/>
+      <w:bookmarkEnd w:id="61"/>
     </w:p>
     <w:p>
       <w:pPr>
@@ -9492,6 +9781,11 @@
       <w:r>
         <w:t xml:space="preserve">En una solución interior, las condiciones de primer orden dan</w:t>
       </w:r>
+      <w:r>
+        <w:t xml:space="preserve"> </w:t>
+      </w:r>
+      <w:bookmarkStart w:id="62" w:name="eq_tangencia_dual"/>
+      <w:bookmarkEnd w:id="62"/>
     </w:p>
     <w:p>
       <w:pPr>
@@ -9743,7 +10037,18 @@
         <w:t xml:space="preserve"> </w:t>
       </w:r>
       <w:r>
-        <w:t xml:space="preserve">condición de tangencia que en el primal (las condiciones completas de los dos problemas, lado a lado, están en el anexo A).</w:t>
+        <w:t xml:space="preserve">condición de tangencia que en el primal (las condiciones completas de los dos problemas, lado a lado, están en el anexo </w:t>
+      </w:r>
+      <w:hyperlink w:anchor="anexo_kt">
+        <w:r>
+          <w:rPr>
+            <w:rStyle w:val="Hyperlink"/>
+          </w:rPr>
+          <w:t xml:space="preserve">A</w:t>
+        </w:r>
+      </w:hyperlink>
+      <w:r>
+        <w:t xml:space="preserve">).</w:t>
       </w:r>
     </w:p>
     <w:p>
@@ -9997,7 +10302,7 @@
         <w:rPr>
           <w:rStyle w:val="FootnoteReference"/>
         </w:rPr>
-        <w:footnoteReference w:id="48"/>
+        <w:footnoteReference w:id="63"/>
       </w:r>
     </w:p>
     <w:p>
@@ -10101,7 +10406,7 @@
       <w:r>
         <w:t xml:space="preserve">(</w:t>
       </w:r>
-      <w:hyperlink w:anchor="ref-MasColellWhinstonGreen1995">
+      <w:hyperlink w:anchor="ref_MasColellWhinstonGreen1995">
         <w:r>
           <w:rPr>
             <w:rStyle w:val="Hyperlink"/>
@@ -10170,7 +10475,18 @@
         <w:t xml:space="preserve">, prop. 3.E.3)</w:t>
       </w:r>
       <w:r>
-        <w:t xml:space="preserve">. Con preferencias estrictamente convexas se cumplen las condiciones de segundo orden, que son las mismas que en el primal (anexo A).</w:t>
+        <w:t xml:space="preserve">. Con preferencias estrictamente convexas se cumplen las condiciones de segundo orden, que son las mismas que en el primal (anexo </w:t>
+      </w:r>
+      <w:hyperlink w:anchor="anexo_kt">
+        <w:r>
+          <w:rPr>
+            <w:rStyle w:val="Hyperlink"/>
+          </w:rPr>
+          <w:t xml:space="preserve">A</w:t>
+        </w:r>
+      </w:hyperlink>
+      <w:r>
+        <w:t xml:space="preserve">).</w:t>
       </w:r>
     </w:p>
     <w:p>
@@ -10191,7 +10507,18 @@
         <w:t xml:space="preserve"> </w:t>
       </w:r>
       <w:r>
-        <w:t xml:space="preserve">(gráfico 4): se procede al revés que en el primal. Se dibuja la curva de indiferencia del nivel exigido,</w:t>
+        <w:t xml:space="preserve">(gráfico </w:t>
+      </w:r>
+      <w:hyperlink w:anchor="fig_dual">
+        <w:r>
+          <w:rPr>
+            <w:rStyle w:val="Hyperlink"/>
+          </w:rPr>
+          <w:t xml:space="preserve">4</w:t>
+        </w:r>
+      </w:hyperlink>
+      <w:r>
+        <w:t xml:space="preserve">): se procede al revés que en el primal. Se dibuja la curva de indiferencia del nivel exigido,</w:t>
       </w:r>
       <w:r>
         <w:t xml:space="preserve"> </w:t>
@@ -10283,7 +10610,7 @@
         <w:t xml:space="preserve">.</w:t>
       </w:r>
     </w:p>
-    <w:bookmarkStart w:id="52" w:name="fig:dual"/>
+    <w:bookmarkStart w:id="67" w:name="fig_dual"/>
     <w:p>
       <w:pPr>
         <w:pStyle w:val="ImageCaption"/>
@@ -10322,18 +10649,18 @@
           <wp:inline>
             <wp:extent cx="2654512" cy="2275296"/>
             <wp:effectExtent b="0" l="0" r="0" t="0"/>
-            <wp:docPr descr="" title="" id="50" name="Picture"/>
+            <wp:docPr descr="" title="" id="65" name="Picture"/>
             <a:graphic>
               <a:graphicData uri="http://schemas.openxmlformats.org/drawingml/2006/picture">
                 <pic:pic>
                   <pic:nvPicPr>
-                    <pic:cNvPr descr="C:\Users\vgutierrez\Documents\src\victorgutierrezmarcos.github.io-revision\oposicion\temario\fuentes\3A09\graficos/dual.png" id="51" name="Picture"/>
+                    <pic:cNvPr descr="C:\Users\vgutierrez\Documents\src\victorgutierrezmarcos.github.io-revision\oposicion\temario\fuentes\3A09\graficos/dual.png" id="66" name="Picture"/>
                     <pic:cNvPicPr>
                       <a:picLocks noChangeArrowheads="1" noChangeAspect="1"/>
                     </pic:cNvPicPr>
                   </pic:nvPicPr>
                   <pic:blipFill>
-                    <a:blip r:embed="rId49"/>
+                    <a:blip r:embed="rId64"/>
                     <a:stretch>
                       <a:fillRect/>
                     </a:stretch>
@@ -10360,7 +10687,7 @@
         </w:drawing>
       </w:r>
     </w:p>
-    <w:bookmarkEnd w:id="52"/>
+    <w:bookmarkEnd w:id="67"/>
     <w:p>
       <w:pPr>
         <w:pStyle w:val="Piedeimagen"/>
@@ -10398,7 +10725,7 @@
       <w:r>
         <w:t xml:space="preserve">(</w:t>
       </w:r>
-      <w:hyperlink w:anchor="ref-MatePerez2007Microeconomia">
+      <w:hyperlink w:anchor="ref_MatePerez2007Microeconomia">
         <w:r>
           <w:rPr>
             <w:rStyle w:val="Hyperlink"/>
@@ -10457,7 +10784,7 @@
       <w:r>
         <w:t xml:space="preserve">(</w:t>
       </w:r>
-      <w:hyperlink w:anchor="ref-MasColellWhinstonGreen1995">
+      <w:hyperlink w:anchor="ref_MasColellWhinstonGreen1995">
         <w:r>
           <w:rPr>
             <w:rStyle w:val="Hyperlink"/>
@@ -10472,8 +10799,8 @@
         <w:t xml:space="preserve">.</w:t>
       </w:r>
     </w:p>
-    <w:bookmarkEnd w:id="53"/>
-    <w:bookmarkStart w:id="61" w:name="X7d303b0783c5a0d4bd1c448bf099f6e0e0c4b49"/>
+    <w:bookmarkEnd w:id="68"/>
+    <w:bookmarkStart w:id="81" w:name="iii_implicaciones_la_demanda_hicks_57159"/>
     <w:p>
       <w:pPr>
         <w:pStyle w:val="Heading5"/>
@@ -10530,8 +10857,13 @@
         <w:rPr>
           <w:rStyle w:val="FootnoteReference"/>
         </w:rPr>
-        <w:footnoteReference w:id="54"/>
-      </w:r>
+        <w:footnoteReference w:id="69"/>
+      </w:r>
+      <w:r>
+        <w:t xml:space="preserve"> </w:t>
+      </w:r>
+      <w:bookmarkStart w:id="70" w:name="eq_hicksiana"/>
+      <w:bookmarkEnd w:id="70"/>
     </w:p>
     <w:p>
       <w:pPr>
@@ -10906,7 +11238,7 @@
       <w:r>
         <w:t xml:space="preserve">(</w:t>
       </w:r>
-      <w:hyperlink w:anchor="ref-MasColellWhinstonGreen1995">
+      <w:hyperlink w:anchor="ref_MasColellWhinstonGreen1995">
         <w:r>
           <w:rPr>
             <w:rStyle w:val="Hyperlink"/>
@@ -11700,7 +12032,7 @@
         <w:rPr>
           <w:rStyle w:val="FootnoteReference"/>
         </w:rPr>
-        <w:footnoteReference w:id="55"/>
+        <w:footnoteReference w:id="71"/>
       </w:r>
       <w:r>
         <w:t xml:space="preserve"> </w:t>
@@ -11748,7 +12080,18 @@
         </m:bar>
       </m:oMath>
       <w:r>
-        <w:t xml:space="preserve">, que no se ve, y no puede estimarse directamente. Las relaciones de dualidad (I.3) y la ecuación de</w:t>
+        <w:t xml:space="preserve">, que no se ve, y no puede estimarse directamente. Las relaciones de dualidad (</w:t>
+      </w:r>
+      <w:hyperlink w:anchor="sec_relaciones_dualidad">
+        <w:r>
+          <w:rPr>
+            <w:rStyle w:val="Hyperlink"/>
+          </w:rPr>
+          <w:t xml:space="preserve">I.3</w:t>
+        </w:r>
+      </w:hyperlink>
+      <w:r>
+        <w:t xml:space="preserve">) y la ecuación de</w:t>
       </w:r>
       <w:r>
         <w:t xml:space="preserve"> </w:t>
@@ -11763,7 +12106,18 @@
         <w:t xml:space="preserve"> </w:t>
       </w:r>
       <w:r>
-        <w:t xml:space="preserve">(III.2) permiten recuperar sus derivadas a partir de la demanda marshalliana, que sí se observa.</w:t>
+        <w:t xml:space="preserve">(</w:t>
+      </w:r>
+      <w:hyperlink w:anchor="sec_ecuacion_slutsky_clasificacion">
+        <w:r>
+          <w:rPr>
+            <w:rStyle w:val="Hyperlink"/>
+          </w:rPr>
+          <w:t xml:space="preserve">III.2</w:t>
+        </w:r>
+      </w:hyperlink>
+      <w:r>
+        <w:t xml:space="preserve">) permiten recuperar sus derivadas a partir de la demanda marshalliana, que sí se observa.</w:t>
       </w:r>
     </w:p>
     <w:p>
@@ -11832,6 +12186,8 @@
         <w:t xml:space="preserve">,</w:t>
       </w:r>
     </w:p>
+    <w:bookmarkStart w:id="72" w:name="eq_fg"/>
+    <w:bookmarkEnd w:id="72"/>
     <w:p>
       <w:pPr>
         <w:pStyle w:val="Funcionclave"/>
@@ -12160,7 +12516,7 @@
       <w:r>
         <w:t xml:space="preserve">(</w:t>
       </w:r>
-      <w:hyperlink w:anchor="ref-MasColellWhinstonGreen1995">
+      <w:hyperlink w:anchor="ref_MasColellWhinstonGreen1995">
         <w:r>
           <w:rPr>
             <w:rStyle w:val="Hyperlink"/>
@@ -12853,6 +13209,8 @@
         <w:t xml:space="preserve">como puede reoptimizar y sustituir los bienes que se encarecen por los que se abaratan, gasta como mucho eso:</w:t>
       </w:r>
     </w:p>
+    <w:bookmarkStart w:id="73" w:name="eq_concavidad_fg"/>
+    <w:bookmarkEnd w:id="73"/>
     <w:p>
       <w:pPr>
         <w:pStyle w:val="FirstParagraph"/>
@@ -13153,7 +13511,18 @@
         </w:numPr>
       </w:pPr>
       <w:r>
-        <w:t xml:space="preserve">La función de gasto queda siempre por debajo de su plano tangente, y eso es la concavidad (gráfico 5). No significa que el gasto suba menos que proporcionalmente cuando suben</w:t>
+        <w:t xml:space="preserve">La función de gasto queda siempre por debajo de su plano tangente, y eso es la concavidad (gráfico </w:t>
+      </w:r>
+      <w:hyperlink w:anchor="fig_concavidad_fg">
+        <w:r>
+          <w:rPr>
+            <w:rStyle w:val="Hyperlink"/>
+          </w:rPr>
+          <w:t xml:space="preserve">5</w:t>
+        </w:r>
+      </w:hyperlink>
+      <w:r>
+        <w:t xml:space="preserve">). No significa que el gasto suba menos que proporcionalmente cuando suben</w:t>
       </w:r>
       <w:r>
         <w:t xml:space="preserve"> </w:t>
@@ -13213,7 +13582,7 @@
       <w:r>
         <w:t xml:space="preserve">(</w:t>
       </w:r>
-      <w:hyperlink w:anchor="ref-Shephard1953Cost">
+      <w:hyperlink w:anchor="ref_Shephard1953Cost">
         <w:r>
           <w:rPr>
             <w:rStyle w:val="Hyperlink"/>
@@ -13240,7 +13609,7 @@
       <w:r>
         <w:t xml:space="preserve"> </w:t>
       </w:r>
-      <w:hyperlink w:anchor="ref-McKenzie1957Demand">
+      <w:hyperlink w:anchor="ref_McKenzie1957Demand">
         <w:r>
           <w:rPr>
             <w:rStyle w:val="Hyperlink"/>
@@ -13299,6 +13668,11 @@
       <w:r>
         <w:t xml:space="preserve">,</w:t>
       </w:r>
+      <w:r>
+        <w:t xml:space="preserve"> </w:t>
+      </w:r>
+      <w:bookmarkStart w:id="74" w:name="eq_shephard"/>
+      <w:bookmarkEnd w:id="74"/>
     </w:p>
     <w:p>
       <w:pPr>
@@ -13541,7 +13915,18 @@
         <w:t xml:space="preserve"> </w:t>
       </w:r>
       <w:r>
-        <w:t xml:space="preserve">euros. La demostración está en el anexo B;</w:t>
+        <w:t xml:space="preserve">euros. La demostración está en el anexo </w:t>
+      </w:r>
+      <w:hyperlink w:anchor="anexo_envolvente">
+        <w:r>
+          <w:rPr>
+            <w:rStyle w:val="Hyperlink"/>
+          </w:rPr>
+          <w:t xml:space="preserve">B</w:t>
+        </w:r>
+      </w:hyperlink>
+      <w:r>
+        <w:t xml:space="preserve">;</w:t>
       </w:r>
     </w:p>
     <w:p>
@@ -13690,6 +14075,11 @@
       <w:r>
         <w:t xml:space="preserve">derivadas de las demandas hicksianas:</w:t>
       </w:r>
+      <w:r>
+        <w:t xml:space="preserve"> </w:t>
+      </w:r>
+      <w:bookmarkStart w:id="75" w:name="eq_matriz_slutsky"/>
+      <w:bookmarkEnd w:id="75"/>
     </w:p>
     <w:p>
       <w:pPr>
@@ -14509,10 +14899,21 @@
         <w:t xml:space="preserve">Euler</w:t>
       </w:r>
       <w:r>
-        <w:t xml:space="preserve">). Sus consecuencias se explotan en el apartado III.2.</w:t>
+        <w:t xml:space="preserve">). Sus consecuencias se explotan en el apartado </w:t>
+      </w:r>
+      <w:hyperlink w:anchor="sec_ecuacion_slutsky_clasificacion">
+        <w:r>
+          <w:rPr>
+            <w:rStyle w:val="Hyperlink"/>
+          </w:rPr>
+          <w:t xml:space="preserve">III.2</w:t>
+        </w:r>
+      </w:hyperlink>
+      <w:r>
+        <w:t xml:space="preserve">.</w:t>
       </w:r>
     </w:p>
-    <w:bookmarkStart w:id="59" w:name="fig:concavidad-fg"/>
+    <w:bookmarkStart w:id="79" w:name="fig_concavidad_fg"/>
     <w:p>
       <w:pPr>
         <w:pStyle w:val="ImageCaption"/>
@@ -14545,18 +14946,18 @@
           <wp:inline>
             <wp:extent cx="3282950" cy="3020801"/>
             <wp:effectExtent b="0" l="0" r="0" t="0"/>
-            <wp:docPr descr="" title="" id="57" name="Picture"/>
+            <wp:docPr descr="" title="" id="77" name="Picture"/>
             <a:graphic>
               <a:graphicData uri="http://schemas.openxmlformats.org/drawingml/2006/picture">
                 <pic:pic>
                   <pic:nvPicPr>
-                    <pic:cNvPr descr="C:\Users\vgutierrez\Documents\src\victorgutierrezmarcos.github.io-revision\oposicion\temario\fuentes\3A09\graficos/concavidad-fg.png" id="58" name="Picture"/>
+                    <pic:cNvPr descr="C:\Users\vgutierrez\Documents\src\victorgutierrezmarcos.github.io-revision\oposicion\temario\fuentes\3A09\graficos/concavidad-fg.png" id="78" name="Picture"/>
                     <pic:cNvPicPr>
                       <a:picLocks noChangeArrowheads="1" noChangeAspect="1"/>
                     </pic:cNvPicPr>
                   </pic:nvPicPr>
                   <pic:blipFill>
-                    <a:blip r:embed="rId56"/>
+                    <a:blip r:embed="rId76"/>
                     <a:stretch>
                       <a:fillRect/>
                     </a:stretch>
@@ -14583,7 +14984,7 @@
         </w:drawing>
       </w:r>
     </w:p>
-    <w:bookmarkEnd w:id="59"/>
+    <w:bookmarkEnd w:id="79"/>
     <w:p>
       <w:pPr>
         <w:pStyle w:val="Piedeimagen"/>
@@ -14633,7 +15034,7 @@
       <w:r>
         <w:t xml:space="preserve">(</w:t>
       </w:r>
-      <w:hyperlink w:anchor="ref-MasColellWhinstonGreen1995">
+      <w:hyperlink w:anchor="ref_MasColellWhinstonGreen1995">
         <w:r>
           <w:rPr>
             <w:rStyle w:val="Hyperlink"/>
@@ -14656,10 +15057,21 @@
         </w:numPr>
       </w:pPr>
       <w:r>
-        <w:t xml:space="preserve">Las propiedades de los dos problemas forman pares duales (tabla 2): cada propiedad de la demanda marshalliana y de la FIU tiene su correspondiente en la demanda hicksiana y la función de gasto.</w:t>
+        <w:t xml:space="preserve">Las propiedades de los dos problemas forman pares duales (tabla </w:t>
+      </w:r>
+      <w:hyperlink w:anchor="tab_pares_duales">
+        <w:r>
+          <w:rPr>
+            <w:rStyle w:val="Hyperlink"/>
+          </w:rPr>
+          <w:t xml:space="preserve">2</w:t>
+        </w:r>
+      </w:hyperlink>
+      <w:r>
+        <w:t xml:space="preserve">): cada propiedad de la demanda marshalliana y de la FIU tiene su correspondiente en la demanda hicksiana y la función de gasto.</w:t>
       </w:r>
     </w:p>
-    <w:bookmarkStart w:id="60" w:name="tab:pares-duales"/>
+    <w:bookmarkStart w:id="80" w:name="tab_pares_duales"/>
     <w:p>
       <w:pPr>
         <w:pStyle w:val="TableCaption"/>
@@ -15863,7 +16275,7 @@
         </w:tc>
       </w:tr>
     </w:tbl>
-    <w:bookmarkEnd w:id="60"/>
+    <w:bookmarkEnd w:id="80"/>
     <w:p>
       <w:pPr>
         <w:pStyle w:val="BodyText"/>
@@ -16187,7 +16599,7 @@
         </w:rPr>
         <w:t xml:space="preserve">(</w:t>
       </w:r>
-      <w:hyperlink w:anchor="ref-MasColellWhinstonGreen1995">
+      <w:hyperlink w:anchor="ref_MasColellWhinstonGreen1995">
         <w:r>
           <w:rPr>
             <w:rStyle w:val="Hyperlink"/>
@@ -16212,9 +16624,9 @@
         <w:t xml:space="preserve">.</w:t>
       </w:r>
     </w:p>
-    <w:bookmarkEnd w:id="61"/>
-    <w:bookmarkEnd w:id="62"/>
-    <w:bookmarkStart w:id="63" w:name="c-valoración-1"/>
+    <w:bookmarkEnd w:id="81"/>
+    <w:bookmarkEnd w:id="82"/>
+    <w:bookmarkStart w:id="83" w:name="c_valoraci__n_1"/>
     <w:p>
       <w:pPr>
         <w:pStyle w:val="Heading4"/>
@@ -16234,10 +16646,10 @@
         <w:t xml:space="preserve">El problema dual tiene la misma condición de tangencia que el primal y produce dos funciones nuevas: la demanda hicksiana, que no es observable pero cumple siempre la ley de la demanda, y la función de gasto, que mide la utilidad en dinero y de la que se obtienen las demandas hicksianas derivando. Para poder usarlas falta ver cómo se relacionan con las del primal, que sí se observan.</w:t>
       </w:r>
     </w:p>
-    <w:bookmarkEnd w:id="63"/>
-    <w:bookmarkEnd w:id="64"/>
-    <w:bookmarkEnd w:id="65"/>
-    <w:bookmarkStart w:id="78" w:name="relaciones-de-dualidad"/>
+    <w:bookmarkEnd w:id="83"/>
+    <w:bookmarkEnd w:id="84"/>
+    <w:bookmarkEnd w:id="85"/>
+    <w:bookmarkStart w:id="100" w:name="sec_relaciones_dualidad"/>
     <w:p>
       <w:pPr>
         <w:pStyle w:val="Heading2"/>
@@ -16279,7 +16691,7 @@
         <w:t xml:space="preserve">que afectan a las soluciones (las cestas), a las funciones de demanda y a las funciones valor, y que se revelarán muy útiles en la práctica.</w:t>
       </w:r>
     </w:p>
-    <w:bookmarkStart w:id="70" w:name="X2dd2e041c89abe07466ad6ebf75cf135e134b9f"/>
+    <w:bookmarkStart w:id="90" w:name="dualidad_entre_soluciones_el_teore_51964"/>
     <w:p>
       <w:pPr>
         <w:pStyle w:val="Heading4"/>
@@ -16309,7 +16721,7 @@
       <w:r>
         <w:t xml:space="preserve">(</w:t>
       </w:r>
-      <w:hyperlink w:anchor="ref-MasColellWhinstonGreen1995">
+      <w:hyperlink w:anchor="ref_MasColellWhinstonGreen1995">
         <w:r>
           <w:rPr>
             <w:rStyle w:val="Hyperlink"/>
@@ -16847,10 +17259,21 @@
         </m:sSup>
       </m:oMath>
       <w:r>
-        <w:t xml:space="preserve">). Gráficamente (gráfico 6), se superponen los dos gráficos anteriores: la recta de balance del primal es la isogasto tangente del dual y la curva de indiferencia alcanzada en el primal es la curva exigida en el dual.</w:t>
+        <w:t xml:space="preserve">). Gráficamente (gráfico </w:t>
+      </w:r>
+      <w:hyperlink w:anchor="fig_primal_dual">
+        <w:r>
+          <w:rPr>
+            <w:rStyle w:val="Hyperlink"/>
+          </w:rPr>
+          <w:t xml:space="preserve">6</w:t>
+        </w:r>
+      </w:hyperlink>
+      <w:r>
+        <w:t xml:space="preserve">), se superponen los dos gráficos anteriores: la recta de balance del primal es la isogasto tangente del dual y la curva de indiferencia alcanzada en el primal es la curva exigida en el dual.</w:t>
       </w:r>
     </w:p>
-    <w:bookmarkStart w:id="69" w:name="fig:primal-dual"/>
+    <w:bookmarkStart w:id="89" w:name="fig_primal_dual"/>
     <w:p>
       <w:pPr>
         <w:pStyle w:val="ImageCaption"/>
@@ -16955,18 +17378,18 @@
           <wp:inline>
             <wp:extent cx="3000088" cy="2342576"/>
             <wp:effectExtent b="0" l="0" r="0" t="0"/>
-            <wp:docPr descr="" title="" id="67" name="Picture"/>
+            <wp:docPr descr="" title="" id="87" name="Picture"/>
             <a:graphic>
               <a:graphicData uri="http://schemas.openxmlformats.org/drawingml/2006/picture">
                 <pic:pic>
                   <pic:nvPicPr>
-                    <pic:cNvPr descr="C:\Users\vgutierrez\Documents\src\victorgutierrezmarcos.github.io-revision\oposicion\temario\fuentes\3A09\graficos/primal-dual.png" id="68" name="Picture"/>
+                    <pic:cNvPr descr="C:\Users\vgutierrez\Documents\src\victorgutierrezmarcos.github.io-revision\oposicion\temario\fuentes\3A09\graficos/primal-dual.png" id="88" name="Picture"/>
                     <pic:cNvPicPr>
                       <a:picLocks noChangeArrowheads="1" noChangeAspect="1"/>
                     </pic:cNvPicPr>
                   </pic:nvPicPr>
                   <pic:blipFill>
-                    <a:blip r:embed="rId66"/>
+                    <a:blip r:embed="rId86"/>
                     <a:stretch>
                       <a:fillRect/>
                     </a:stretch>
@@ -16993,7 +17416,7 @@
         </w:drawing>
       </w:r>
     </w:p>
-    <w:bookmarkEnd w:id="69"/>
+    <w:bookmarkEnd w:id="89"/>
     <w:p>
       <w:pPr>
         <w:pStyle w:val="Piedeimagen"/>
@@ -17031,7 +17454,7 @@
       <w:r>
         <w:t xml:space="preserve">(</w:t>
       </w:r>
-      <w:hyperlink w:anchor="ref-MatePerez2007Microeconomia">
+      <w:hyperlink w:anchor="ref_MatePerez2007Microeconomia">
         <w:r>
           <w:rPr>
             <w:rStyle w:val="Hyperlink"/>
@@ -17090,7 +17513,7 @@
       <w:r>
         <w:t xml:space="preserve">(</w:t>
       </w:r>
-      <w:hyperlink w:anchor="ref-MasColellWhinstonGreen1995">
+      <w:hyperlink w:anchor="ref_MasColellWhinstonGreen1995">
         <w:r>
           <w:rPr>
             <w:rStyle w:val="Hyperlink"/>
@@ -17152,8 +17575,8 @@
         <w:t xml:space="preserve">). Pero del teorema se derivan dos pares de relaciones entre ellas.</w:t>
       </w:r>
     </w:p>
-    <w:bookmarkEnd w:id="70"/>
-    <w:bookmarkStart w:id="72" w:name="X821095d29f6674a5dab40acded09f0071ebcd1f"/>
+    <w:bookmarkEnd w:id="90"/>
+    <w:bookmarkStart w:id="94" w:name="dualidad_entre_funciones_de_demand_26275"/>
     <w:p>
       <w:pPr>
         <w:pStyle w:val="Heading4"/>
@@ -17299,10 +17722,16 @@
       <w:r>
         <w:t xml:space="preserve">:</w:t>
       </w:r>
+      <w:r>
+        <w:t xml:space="preserve"> </w:t>
+      </w:r>
+      <w:bookmarkStart w:id="91" w:name="eq_dual_demanda"/>
+      <w:bookmarkEnd w:id="91"/>
     </w:p>
     <w:p>
       <w:pPr>
         <w:pStyle w:val="BodyText"/>
+        <w:keepNext/>
       </w:pPr>
       <m:oMathPara>
         <m:oMathParaPr>
@@ -17583,7 +18012,17 @@
     </w:p>
     <w:p>
       <w:pPr>
-        <w:pStyle w:val="FirstParagraph"/>
+        <w:numPr>
+          <w:ilvl w:val="0"/>
+          <w:numId w:val="1000"/>
+        </w:numPr>
+      </w:pPr>
+      <w:bookmarkStart w:id="92" w:name="eq_dual_valor"/>
+      <w:bookmarkEnd w:id="92"/>
+    </w:p>
+    <w:p>
+      <w:pPr>
+        <w:pStyle w:val="BodyText"/>
         <w:keepNext/>
       </w:pPr>
       <m:oMathPara>
@@ -17832,7 +18271,7 @@
         <w:rPr>
           <w:rStyle w:val="FootnoteReference"/>
         </w:rPr>
-        <w:footnoteReference w:id="71"/>
+        <w:footnoteReference w:id="93"/>
       </w:r>
     </w:p>
     <w:p>
@@ -17933,12 +18372,14 @@
       <w:r>
         <w:t xml:space="preserve"> </w:t>
       </w:r>
-      <w:r>
-        <w:rPr>
-          <w:rStyle w:val="Referenciaatema"/>
-        </w:rPr>
-        <w:t xml:space="preserve">[ver tema 3.A.8]</w:t>
-      </w:r>
+      <w:hyperlink r:id="rId24">
+        <w:r>
+          <w:rPr>
+            <w:rStyle w:val="Referenciaatema"/>
+          </w:rPr>
+          <w:t xml:space="preserve">[ver tema 3.A.8]</w:t>
+        </w:r>
+      </w:hyperlink>
       <w:r>
         <w:t xml:space="preserve">):</w:t>
       </w:r>
@@ -18524,8 +18965,8 @@
         <w:t xml:space="preserve">: la misma forma que la marshalliana, con el gasto en lugar de la renta.</w:t>
       </w:r>
     </w:p>
-    <w:bookmarkEnd w:id="72"/>
-    <w:bookmarkStart w:id="77" w:name="esquema-de-dualidad"/>
+    <w:bookmarkEnd w:id="94"/>
+    <w:bookmarkStart w:id="99" w:name="esquema_de_dualidad"/>
     <w:p>
       <w:pPr>
         <w:pStyle w:val="Heading4"/>
@@ -18542,7 +18983,18 @@
         </w:numPr>
       </w:pPr>
       <w:r>
-        <w:t xml:space="preserve">Todas estas relaciones se resumen en el gráfico 7: para obtener las cuatro funciones (dos demandas y dos funciones valor) basta resolver</w:t>
+        <w:t xml:space="preserve">Todas estas relaciones se resumen en el gráfico </w:t>
+      </w:r>
+      <w:hyperlink w:anchor="fig_esquema_dualidad">
+        <w:r>
+          <w:rPr>
+            <w:rStyle w:val="Hyperlink"/>
+          </w:rPr>
+          <w:t xml:space="preserve">7</w:t>
+        </w:r>
+      </w:hyperlink>
+      <w:r>
+        <w:t xml:space="preserve">: para obtener las cuatro funciones (dos demandas y dos funciones valor) basta resolver</w:t>
       </w:r>
       <w:r>
         <w:t xml:space="preserve"> </w:t>
@@ -18591,7 +19043,7 @@
         <w:t xml:space="preserve">y con las relaciones de dualidad.</w:t>
       </w:r>
     </w:p>
-    <w:bookmarkStart w:id="76" w:name="fig:esquema-dualidad"/>
+    <w:bookmarkStart w:id="98" w:name="fig_esquema_dualidad"/>
     <w:p>
       <w:pPr>
         <w:pStyle w:val="ImageCaption"/>
@@ -18615,18 +19067,18 @@
           <wp:inline>
             <wp:extent cx="5969000" cy="3051645"/>
             <wp:effectExtent b="0" l="0" r="0" t="0"/>
-            <wp:docPr descr="" title="" id="74" name="Picture"/>
+            <wp:docPr descr="" title="" id="96" name="Picture"/>
             <a:graphic>
               <a:graphicData uri="http://schemas.openxmlformats.org/drawingml/2006/picture">
                 <pic:pic>
                   <pic:nvPicPr>
-                    <pic:cNvPr descr="C:\Users\vgutierrez\Documents\src\victorgutierrezmarcos.github.io-revision\oposicion\temario\fuentes\3A09\graficos/esquema-dualidad.png" id="75" name="Picture"/>
+                    <pic:cNvPr descr="C:\Users\vgutierrez\Documents\src\victorgutierrezmarcos.github.io-revision\oposicion\temario\fuentes\3A09\graficos/esquema-dualidad.png" id="97" name="Picture"/>
                     <pic:cNvPicPr>
                       <a:picLocks noChangeArrowheads="1" noChangeAspect="1"/>
                     </pic:cNvPicPr>
                   </pic:nvPicPr>
                   <pic:blipFill>
-                    <a:blip r:embed="rId73"/>
+                    <a:blip r:embed="rId95"/>
                     <a:stretch>
                       <a:fillRect/>
                     </a:stretch>
@@ -18653,7 +19105,7 @@
         </w:drawing>
       </w:r>
     </w:p>
-    <w:bookmarkEnd w:id="76"/>
+    <w:bookmarkEnd w:id="98"/>
     <w:p>
       <w:pPr>
         <w:pStyle w:val="Piedeimagen"/>
@@ -18691,7 +19143,7 @@
       <w:r>
         <w:t xml:space="preserve">(</w:t>
       </w:r>
-      <w:hyperlink w:anchor="ref-MatePerez2007Microeconomia">
+      <w:hyperlink w:anchor="ref_MatePerez2007Microeconomia">
         <w:r>
           <w:rPr>
             <w:rStyle w:val="Hyperlink"/>
@@ -18895,7 +19347,18 @@
         <w:t xml:space="preserve"> </w:t>
       </w:r>
       <w:r>
-        <w:t xml:space="preserve">(III.2); la integrabilidad recorre el esquema en sentido contrario, de</w:t>
+        <w:t xml:space="preserve">(</w:t>
+      </w:r>
+      <w:hyperlink w:anchor="sec_ecuacion_slutsky_clasificacion">
+        <w:r>
+          <w:rPr>
+            <w:rStyle w:val="Hyperlink"/>
+          </w:rPr>
+          <w:t xml:space="preserve">III.2</w:t>
+        </w:r>
+      </w:hyperlink>
+      <w:r>
+        <w:t xml:space="preserve">); la integrabilidad recorre el esquema en sentido contrario, de</w:t>
       </w:r>
       <w:r>
         <w:t xml:space="preserve"> </w:t>
@@ -18958,7 +19421,18 @@
         <w:t xml:space="preserve"> </w:t>
       </w:r>
       <w:r>
-        <w:t xml:space="preserve">(III.1), y la medida del bienestar usa</w:t>
+        <w:t xml:space="preserve">(</w:t>
+      </w:r>
+      <w:hyperlink w:anchor="sec_problema_integrabilidad_preferencias">
+        <w:r>
+          <w:rPr>
+            <w:rStyle w:val="Hyperlink"/>
+          </w:rPr>
+          <w:t xml:space="preserve">III.1</w:t>
+        </w:r>
+      </w:hyperlink>
+      <w:r>
+        <w:t xml:space="preserve">), y la medida del bienestar usa</w:t>
       </w:r>
       <w:r>
         <w:t xml:space="preserve"> </w:t>
@@ -18972,7 +19446,29 @@
         <w:t xml:space="preserve"> </w:t>
       </w:r>
       <w:r>
-        <w:t xml:space="preserve">para traducir la utilidad a unidades monetarias (III.3). Antes, en el apartado II, veremos cómo se estima en la práctica la caja de la que parte todo: el sistema de demandas</w:t>
+        <w:t xml:space="preserve">para traducir la utilidad a unidades monetarias (</w:t>
+      </w:r>
+      <w:hyperlink w:anchor="sec_analisis_bienestar_consumidor">
+        <w:r>
+          <w:rPr>
+            <w:rStyle w:val="Hyperlink"/>
+          </w:rPr>
+          <w:t xml:space="preserve">III.3</w:t>
+        </w:r>
+      </w:hyperlink>
+      <w:r>
+        <w:t xml:space="preserve">). Antes, en el apartado </w:t>
+      </w:r>
+      <w:hyperlink w:anchor="sec_desarrollos_empiricos_estimacion">
+        <w:r>
+          <w:rPr>
+            <w:rStyle w:val="Hyperlink"/>
+          </w:rPr>
+          <w:t xml:space="preserve">II</w:t>
+        </w:r>
+      </w:hyperlink>
+      <w:r>
+        <w:t xml:space="preserve">, veremos cómo se estima en la práctica la caja de la que parte todo: el sistema de demandas</w:t>
       </w:r>
       <w:r>
         <w:t xml:space="preserve"> </w:t>
@@ -19029,10 +19525,10 @@
         <w:t xml:space="preserve">.</w:t>
       </w:r>
     </w:p>
-    <w:bookmarkEnd w:id="77"/>
-    <w:bookmarkEnd w:id="78"/>
-    <w:bookmarkEnd w:id="79"/>
-    <w:bookmarkStart w:id="115" w:name="X83f00a045cb92ead9a9f0b1e548c0c732359965"/>
+    <w:bookmarkEnd w:id="99"/>
+    <w:bookmarkEnd w:id="100"/>
+    <w:bookmarkEnd w:id="101"/>
+    <w:bookmarkStart w:id="149" w:name="sec_desarrollos_empiricos_estimacion"/>
     <w:p>
       <w:pPr>
         <w:pStyle w:val="Heading1"/>
@@ -19118,7 +19614,7 @@
         <w:t xml:space="preserve">es el punto de equilibrio entre flexibilidad, coherencia con la teoría, agregación y sencillez.</w:t>
       </w:r>
     </w:p>
-    <w:bookmarkStart w:id="80" w:name="idea"/>
+    <w:bookmarkStart w:id="102" w:name="sec_idea"/>
     <w:p>
       <w:pPr>
         <w:pStyle w:val="Heading2"/>
@@ -19182,7 +19678,7 @@
       <w:r>
         <w:t xml:space="preserve">(</w:t>
       </w:r>
-      <w:hyperlink w:anchor="ref-DeatonMuellbauer1980Economics">
+      <w:hyperlink w:anchor="ref_DeatonMuellbauer1980Economics">
         <w:r>
           <w:rPr>
             <w:rStyle w:val="Hyperlink"/>
@@ -19255,12 +19751,14 @@
       <w:r>
         <w:t xml:space="preserve"> </w:t>
       </w:r>
-      <w:r>
-        <w:rPr>
-          <w:rStyle w:val="Referenciaatema"/>
-        </w:rPr>
-        <w:t xml:space="preserve">[ver tema 4.B.11]</w:t>
-      </w:r>
+      <w:hyperlink r:id="rId20">
+        <w:r>
+          <w:rPr>
+            <w:rStyle w:val="Referenciaatema"/>
+          </w:rPr>
+          <w:t xml:space="preserve">[ver tema 4.B.11]</w:t>
+        </w:r>
+      </w:hyperlink>
       <w:r>
         <w:t xml:space="preserve">), los índices de precios o el análisis de la pobreza</w:t>
       </w:r>
@@ -19270,7 +19768,7 @@
       <w:r>
         <w:t xml:space="preserve">(</w:t>
       </w:r>
-      <w:hyperlink w:anchor="ref-Deaton1997Analysis">
+      <w:hyperlink w:anchor="ref_Deaton1997Analysis">
         <w:r>
           <w:rPr>
             <w:rStyle w:val="Hyperlink"/>
@@ -19313,7 +19811,18 @@
         <w:t xml:space="preserve">contrastar la teoría</w:t>
       </w:r>
       <w:r>
-        <w:t xml:space="preserve">: la homogeneidad, la simetría y la negatividad pasan a ser restricciones sobre los parámetros, es decir, se contrasta si la demanda observada es integrable (III.1);</w:t>
+        <w:t xml:space="preserve">: la homogeneidad, la simetría y la negatividad pasan a ser restricciones sobre los parámetros, es decir, se contrasta si la demanda observada es integrable (</w:t>
+      </w:r>
+      <w:hyperlink w:anchor="sec_problema_integrabilidad_preferencias">
+        <w:r>
+          <w:rPr>
+            <w:rStyle w:val="Hyperlink"/>
+          </w:rPr>
+          <w:t xml:space="preserve">III.1</w:t>
+        </w:r>
+      </w:hyperlink>
+      <w:r>
+        <w:t xml:space="preserve">);</w:t>
       </w:r>
     </w:p>
     <w:p>
@@ -19331,7 +19840,18 @@
         <w:t xml:space="preserve">valorar el bienestar</w:t>
       </w:r>
       <w:r>
-        <w:t xml:space="preserve">: si el sistema procede de una función de gasto conocida, las variaciones compensatoria y equivalente se calculan directamente (III.3).</w:t>
+        <w:t xml:space="preserve">: si el sistema procede de una función de gasto conocida, las variaciones compensatoria y equivalente se calculan directamente (</w:t>
+      </w:r>
+      <w:hyperlink w:anchor="sec_analisis_bienestar_consumidor">
+        <w:r>
+          <w:rPr>
+            <w:rStyle w:val="Hyperlink"/>
+          </w:rPr>
+          <w:t xml:space="preserve">III.3</w:t>
+        </w:r>
+      </w:hyperlink>
+      <w:r>
+        <w:t xml:space="preserve">).</w:t>
       </w:r>
     </w:p>
     <w:p>
@@ -19434,7 +19954,7 @@
       <w:r>
         <w:t xml:space="preserve">(</w:t>
       </w:r>
-      <w:hyperlink w:anchor="ref-DeatonMuellbauer1980AIDS">
+      <w:hyperlink w:anchor="ref_DeatonMuellbauer1980AIDS">
         <w:r>
           <w:rPr>
             <w:rStyle w:val="Hyperlink"/>
@@ -19543,12 +20063,14 @@
       <w:r>
         <w:t xml:space="preserve"> </w:t>
       </w:r>
-      <w:r>
-        <w:rPr>
-          <w:rStyle w:val="Referenciaatema"/>
-        </w:rPr>
-        <w:t xml:space="preserve">[ver tema 3.A.8]</w:t>
-      </w:r>
+      <w:hyperlink r:id="rId24">
+        <w:r>
+          <w:rPr>
+            <w:rStyle w:val="Referenciaatema"/>
+          </w:rPr>
+          <w:t xml:space="preserve">[ver tema 3.A.8]</w:t>
+        </w:r>
+      </w:hyperlink>
       <w:r>
         <w:t xml:space="preserve">;</w:t>
       </w:r>
@@ -19571,8 +20093,8 @@
         <w:t xml:space="preserve">: a ser posible, linealidad en los parámetros.</w:t>
       </w:r>
     </w:p>
-    <w:bookmarkEnd w:id="80"/>
-    <w:bookmarkStart w:id="113" w:name="pasos-que-sigue-la-literatura"/>
+    <w:bookmarkEnd w:id="102"/>
+    <w:bookmarkStart w:id="146" w:name="sec_pasos_sigue_literatura"/>
     <w:p>
       <w:pPr>
         <w:pStyle w:val="Heading2"/>
@@ -19598,7 +20120,7 @@
         <w:t xml:space="preserve">Visto para qué se estiman los sistemas de demanda, pasamos a cómo se estiman. La estimación sigue cinco pasos, que reproducen el camino de la teoría, de las preferencias a la demanda ordinaria: (1) elegir una forma funcional, (2) especificar un sistema completo, (3) reunir los datos, (4) especificar el modelo econométrico y (5) estimar y contrastar.</w:t>
       </w:r>
     </w:p>
-    <w:bookmarkStart w:id="108" w:name="Xe667511b6d0ed2d2bd4c17ec39391f3b2daeab7"/>
+    <w:bookmarkStart w:id="140" w:name="sec_eleccion_funcion_referencia"/>
     <w:p>
       <w:pPr>
         <w:pStyle w:val="Heading3"/>
@@ -19687,7 +20209,18 @@
         <w:t xml:space="preserve">flexibilidad</w:t>
       </w:r>
       <w:r>
-        <w:t xml:space="preserve">: las formas más fáciles de manejar son las más rígidas, porque predeterminan los resultados. Cada sistema nace para superar el límite del anterior (tabla 3).</w:t>
+        <w:t xml:space="preserve">: las formas más fáciles de manejar son las más rígidas, porque predeterminan los resultados. Cada sistema nace para superar el límite del anterior (tabla </w:t>
+      </w:r>
+      <w:hyperlink w:anchor="tab_sistemas">
+        <w:r>
+          <w:rPr>
+            <w:rStyle w:val="Hyperlink"/>
+          </w:rPr>
+          <w:t xml:space="preserve">3</w:t>
+        </w:r>
+      </w:hyperlink>
+      <w:r>
+        <w:t xml:space="preserve">).</w:t>
       </w:r>
     </w:p>
     <w:p>
@@ -19730,7 +20263,7 @@
         <w:rPr>
           <w:rStyle w:val="FootnoteReference"/>
         </w:rPr>
-        <w:footnoteReference w:id="81"/>
+        <w:footnoteReference w:id="103"/>
       </w:r>
       <w:r>
         <w:t xml:space="preserve">:</w:t>
@@ -19990,6 +20523,11 @@
       <w:r>
         <w:t xml:space="preserve">, es decir,</w:t>
       </w:r>
+      <w:r>
+        <w:t xml:space="preserve"> </w:t>
+      </w:r>
+      <w:bookmarkStart w:id="105" w:name="eq_cobb_douglas"/>
+      <w:bookmarkEnd w:id="105"/>
     </w:p>
     <w:p>
       <w:pPr>
@@ -20174,7 +20712,7 @@
         <w:t xml:space="preserve">.</w:t>
       </w:r>
     </w:p>
-    <w:bookmarkStart w:id="86" w:name="sistema-lineal-de-gasto-les"/>
+    <w:bookmarkStart w:id="111" w:name="sistema_lineal_de_gasto_les"/>
     <w:p>
       <w:pPr>
         <w:pStyle w:val="Heading4"/>
@@ -20183,7 +20721,7 @@
         <w:t xml:space="preserve">Sistema lineal de gasto (LES)</w:t>
       </w:r>
     </w:p>
-    <w:bookmarkStart w:id="82" w:name="a-idea-2"/>
+    <w:bookmarkStart w:id="106" w:name="a_idea_2"/>
     <w:p>
       <w:pPr>
         <w:pStyle w:val="Heading5"/>
@@ -20218,8 +20756,8 @@
         <w:t xml:space="preserve">con la forma más sencilla posible: que haya bienes necesarios y de lujo sin perder la linealidad.</w:t>
       </w:r>
     </w:p>
-    <w:bookmarkEnd w:id="82"/>
-    <w:bookmarkStart w:id="83" w:name="b-modelo-2"/>
+    <w:bookmarkEnd w:id="106"/>
+    <w:bookmarkStart w:id="108" w:name="b_modelo_2"/>
     <w:p>
       <w:pPr>
         <w:pStyle w:val="Heading5"/>
@@ -20509,7 +21047,7 @@
       <w:r>
         <w:t xml:space="preserve">(</w:t>
       </w:r>
-      <w:hyperlink w:anchor="ref-KleinRubin1947Constant">
+      <w:hyperlink w:anchor="ref_KleinRubin1947Constant">
         <w:r>
           <w:rPr>
             <w:rStyle w:val="Hyperlink"/>
@@ -20561,7 +21099,7 @@
       <w:r>
         <w:t xml:space="preserve"> </w:t>
       </w:r>
-      <w:hyperlink w:anchor="ref-Geary1950Note">
+      <w:hyperlink w:anchor="ref_Geary1950Note">
         <w:r>
           <w:rPr>
             <w:rStyle w:val="Hyperlink"/>
@@ -20588,7 +21126,7 @@
       <w:r>
         <w:t xml:space="preserve"> </w:t>
       </w:r>
-      <w:hyperlink w:anchor="ref-Stone1954Linear">
+      <w:hyperlink w:anchor="ref_Stone1954Linear">
         <w:r>
           <w:rPr>
             <w:rStyle w:val="Hyperlink"/>
@@ -20639,6 +21177,11 @@
       <w:r>
         <w:t xml:space="preserve">Maximizando, el gasto en cada bien es</w:t>
       </w:r>
+      <w:r>
+        <w:t xml:space="preserve"> </w:t>
+      </w:r>
+      <w:bookmarkStart w:id="107" w:name="eq_les"/>
+      <w:bookmarkEnd w:id="107"/>
     </w:p>
     <w:p>
       <w:pPr>
@@ -20937,8 +21480,8 @@
         <w:t xml:space="preserve">son rectas que no pasan por el origen, de modo que distingue bienes necesarios y de lujo.</w:t>
       </w:r>
     </w:p>
-    <w:bookmarkEnd w:id="83"/>
-    <w:bookmarkStart w:id="84" w:name="c-evidencia-empírica"/>
+    <w:bookmarkEnd w:id="108"/>
+    <w:bookmarkStart w:id="109" w:name="c_evidencia_emp__rica"/>
     <w:p>
       <w:pPr>
         <w:pStyle w:val="Heading5"/>
@@ -20972,7 +21515,7 @@
       <w:r>
         <w:t xml:space="preserve">(</w:t>
       </w:r>
-      <w:hyperlink w:anchor="ref-Stone1954Linear">
+      <w:hyperlink w:anchor="ref_Stone1954Linear">
         <w:r>
           <w:rPr>
             <w:rStyle w:val="Hyperlink"/>
@@ -21001,7 +21544,7 @@
       <w:r>
         <w:t xml:space="preserve">(</w:t>
       </w:r>
-      <w:hyperlink w:anchor="ref-Deaton1974Analysis">
+      <w:hyperlink w:anchor="ref_Deaton1974Analysis">
         <w:r>
           <w:rPr>
             <w:rStyle w:val="Hyperlink"/>
@@ -21016,8 +21559,8 @@
         <w:t xml:space="preserve">, con datos agregados del Reino Unido, rechaza la aditividad que impone.</w:t>
       </w:r>
     </w:p>
-    <w:bookmarkEnd w:id="84"/>
-    <w:bookmarkStart w:id="85" w:name="d-valoración"/>
+    <w:bookmarkEnd w:id="109"/>
+    <w:bookmarkStart w:id="110" w:name="d_valoraci__n"/>
     <w:p>
       <w:pPr>
         <w:pStyle w:val="Heading5"/>
@@ -21079,9 +21622,9 @@
         <w:t xml:space="preserve">) ni complementarios netos, y las elasticidades-precio quedan prácticamente ligadas a las elasticidades-renta, algo que los datos rechazan. Hace falta más flexibilidad.</w:t>
       </w:r>
     </w:p>
-    <w:bookmarkEnd w:id="85"/>
-    <w:bookmarkEnd w:id="86"/>
-    <w:bookmarkStart w:id="91" w:name="modelo-de-rotterdam"/>
+    <w:bookmarkEnd w:id="110"/>
+    <w:bookmarkEnd w:id="111"/>
+    <w:bookmarkStart w:id="117" w:name="modelo_de_rotterdam"/>
     <w:p>
       <w:pPr>
         <w:pStyle w:val="Heading4"/>
@@ -21090,7 +21633,7 @@
         <w:t xml:space="preserve">Modelo de Rotterdam</w:t>
       </w:r>
     </w:p>
-    <w:bookmarkStart w:id="87" w:name="a-idea-3"/>
+    <w:bookmarkStart w:id="112" w:name="a_idea_3"/>
     <w:p>
       <w:pPr>
         <w:pStyle w:val="Heading5"/>
@@ -21127,7 +21670,7 @@
       <w:r>
         <w:t xml:space="preserve">(</w:t>
       </w:r>
-      <w:hyperlink w:anchor="ref-Barten1964Consumer">
+      <w:hyperlink w:anchor="ref_Barten1964Consumer">
         <w:r>
           <w:rPr>
             <w:rStyle w:val="Hyperlink"/>
@@ -21154,7 +21697,7 @@
       <w:r>
         <w:t xml:space="preserve"> </w:t>
       </w:r>
-      <w:hyperlink w:anchor="ref-Theil1965Information">
+      <w:hyperlink w:anchor="ref_Theil1965Information">
         <w:r>
           <w:rPr>
             <w:rStyle w:val="Hyperlink"/>
@@ -21182,8 +21725,8 @@
         <w:t xml:space="preserve">.</w:t>
       </w:r>
     </w:p>
-    <w:bookmarkEnd w:id="87"/>
-    <w:bookmarkStart w:id="88" w:name="b-modelo-3"/>
+    <w:bookmarkEnd w:id="112"/>
+    <w:bookmarkStart w:id="114" w:name="b_modelo_3"/>
     <w:p>
       <w:pPr>
         <w:pStyle w:val="Heading5"/>
@@ -21243,6 +21786,8 @@
         <w:t xml:space="preserve">ii) Desarrollo</w:t>
       </w:r>
     </w:p>
+    <w:bookmarkStart w:id="113" w:name="eq_rotterdam"/>
+    <w:bookmarkEnd w:id="113"/>
     <w:p>
       <w:pPr>
         <w:pStyle w:val="BodyText"/>
@@ -22039,8 +22584,8 @@
         <w:t xml:space="preserve">semidefinida negativa.</w:t>
       </w:r>
     </w:p>
-    <w:bookmarkEnd w:id="88"/>
-    <w:bookmarkStart w:id="89" w:name="c-evidencia-empírica-1"/>
+    <w:bookmarkEnd w:id="114"/>
+    <w:bookmarkStart w:id="115" w:name="c_evidencia_emp__rica_1"/>
     <w:p>
       <w:pPr>
         <w:pStyle w:val="Heading5"/>
@@ -22068,7 +22613,7 @@
       <w:r>
         <w:t xml:space="preserve">(</w:t>
       </w:r>
-      <w:hyperlink w:anchor="ref-Barten1967Slutsky">
+      <w:hyperlink w:anchor="ref_Barten1967Slutsky">
         <w:r>
           <w:rPr>
             <w:rStyle w:val="Hyperlink"/>
@@ -22082,7 +22627,7 @@
       <w:r>
         <w:t xml:space="preserve"> </w:t>
       </w:r>
-      <w:hyperlink w:anchor="ref-Barten1969Maximum">
+      <w:hyperlink w:anchor="ref_Barten1969Maximum">
         <w:r>
           <w:rPr>
             <w:rStyle w:val="Hyperlink"/>
@@ -22097,8 +22642,8 @@
         <w:t xml:space="preserve">, con datos de los Países Bajos, rechaza con frecuencia la homogeneidad.</w:t>
       </w:r>
     </w:p>
-    <w:bookmarkEnd w:id="89"/>
-    <w:bookmarkStart w:id="90" w:name="d-valoración-1"/>
+    <w:bookmarkEnd w:id="115"/>
+    <w:bookmarkStart w:id="116" w:name="d_valoraci__n_1"/>
     <w:p>
       <w:pPr>
         <w:pStyle w:val="Heading5"/>
@@ -22167,9 +22712,9 @@
         <w:t xml:space="preserve">como constantes, es una aproximación local, sin una función de gasto explícita con la que valorar el bienestar. Las formas flexibles posteriores recuperan esa función.</w:t>
       </w:r>
     </w:p>
-    <w:bookmarkEnd w:id="90"/>
-    <w:bookmarkEnd w:id="91"/>
-    <w:bookmarkStart w:id="96" w:name="translog"/>
+    <w:bookmarkEnd w:id="116"/>
+    <w:bookmarkEnd w:id="117"/>
+    <w:bookmarkStart w:id="124" w:name="translog"/>
     <w:p>
       <w:pPr>
         <w:pStyle w:val="Heading4"/>
@@ -22178,7 +22723,7 @@
         <w:t xml:space="preserve">Translog</w:t>
       </w:r>
     </w:p>
-    <w:bookmarkStart w:id="92" w:name="a-idea-4"/>
+    <w:bookmarkStart w:id="118" w:name="a_idea_4"/>
     <w:p>
       <w:pPr>
         <w:pStyle w:val="Heading5"/>
@@ -22229,7 +22774,7 @@
       <w:r>
         <w:t xml:space="preserve">(</w:t>
       </w:r>
-      <w:hyperlink w:anchor="ref-ChristensenJorgensonLau1975Utility">
+      <w:hyperlink w:anchor="ref_ChristensenJorgensonLau1975Utility">
         <w:r>
           <w:rPr>
             <w:rStyle w:val="Hyperlink"/>
@@ -22301,8 +22846,8 @@
         <w:t xml:space="preserve">.</w:t>
       </w:r>
     </w:p>
-    <w:bookmarkEnd w:id="92"/>
-    <w:bookmarkStart w:id="93" w:name="b-modelo-4"/>
+    <w:bookmarkEnd w:id="118"/>
+    <w:bookmarkStart w:id="121" w:name="b_modelo_4"/>
     <w:p>
       <w:pPr>
         <w:pStyle w:val="Heading5"/>
@@ -22347,6 +22892,11 @@
       <w:r>
         <w:t xml:space="preserve">),</w:t>
       </w:r>
+      <w:r>
+        <w:t xml:space="preserve"> </w:t>
+      </w:r>
+      <w:bookmarkStart w:id="119" w:name="eq_translog"/>
+      <w:bookmarkEnd w:id="119"/>
     </w:p>
     <w:p>
       <w:pPr>
@@ -22866,6 +23416,11 @@
       <w:r>
         <w:t xml:space="preserve">, da las participaciones</w:t>
       </w:r>
+      <w:r>
+        <w:t xml:space="preserve"> </w:t>
+      </w:r>
+      <w:bookmarkStart w:id="120" w:name="eq_translog_s"/>
+      <w:bookmarkEnd w:id="120"/>
     </w:p>
     <w:p>
       <w:pPr>
@@ -23214,8 +23769,8 @@
         <w:t xml:space="preserve">.</w:t>
       </w:r>
     </w:p>
-    <w:bookmarkEnd w:id="93"/>
-    <w:bookmarkStart w:id="94" w:name="c-evidencia-empírica-2"/>
+    <w:bookmarkEnd w:id="121"/>
+    <w:bookmarkStart w:id="122" w:name="c_evidencia_emp__rica_2"/>
     <w:p>
       <w:pPr>
         <w:pStyle w:val="Heading5"/>
@@ -23270,7 +23825,7 @@
       <w:r>
         <w:t xml:space="preserve">(</w:t>
       </w:r>
-      <w:hyperlink w:anchor="ref-ChristensenJorgensonLau1975Utility">
+      <w:hyperlink w:anchor="ref_ChristensenJorgensonLau1975Utility">
         <w:r>
           <w:rPr>
             <w:rStyle w:val="Hyperlink"/>
@@ -23285,8 +23840,8 @@
         <w:t xml:space="preserve">, con datos agregados de Estados Unidos (1929-1972), la usan para contrastar la teoría de la demanda sin imponer aditividad ni homoteticidad, y la rechazan (al 1 %). Dando la teoría por válida, rechazan además la homoteticidad, y la aditividad de la función de utilidad directa (no la de la indirecta).</w:t>
       </w:r>
     </w:p>
-    <w:bookmarkEnd w:id="94"/>
-    <w:bookmarkStart w:id="95" w:name="d-valoración-2"/>
+    <w:bookmarkEnd w:id="122"/>
+    <w:bookmarkStart w:id="123" w:name="d_valoraci__n_2"/>
     <w:p>
       <w:pPr>
         <w:pStyle w:val="Heading5"/>
@@ -23361,9 +23916,9 @@
         <w:t xml:space="preserve">, y estimar por métodos no lineales), no agrega bien y la concavidad no está garantizada lejos del punto de aproximación. El AIDS conserva la flexibilidad y resuelve la agregación y la linealidad.</w:t>
       </w:r>
     </w:p>
-    <w:bookmarkEnd w:id="95"/>
-    <w:bookmarkEnd w:id="96"/>
-    <w:bookmarkStart w:id="102" w:name="sistema-casi-ideal-de-demanda-aids"/>
+    <w:bookmarkEnd w:id="123"/>
+    <w:bookmarkEnd w:id="124"/>
+    <w:bookmarkStart w:id="133" w:name="sistema_casi_ideal_de_demanda_aids"/>
     <w:p>
       <w:pPr>
         <w:pStyle w:val="Heading4"/>
@@ -23372,7 +23927,7 @@
         <w:t xml:space="preserve">Sistema casi ideal de demanda (AIDS)</w:t>
       </w:r>
     </w:p>
-    <w:bookmarkStart w:id="97" w:name="a-idea-5"/>
+    <w:bookmarkStart w:id="125" w:name="a_idea_5"/>
     <w:p>
       <w:pPr>
         <w:pStyle w:val="Heading5"/>
@@ -23437,7 +23992,7 @@
       <w:r>
         <w:t xml:space="preserve">(</w:t>
       </w:r>
-      <w:hyperlink w:anchor="ref-DeatonMuellbauer1980AIDS">
+      <w:hyperlink w:anchor="ref_DeatonMuellbauer1980AIDS">
         <w:r>
           <w:rPr>
             <w:rStyle w:val="Hyperlink"/>
@@ -23452,8 +24007,8 @@
         <w:t xml:space="preserve">.</w:t>
       </w:r>
     </w:p>
-    <w:bookmarkEnd w:id="97"/>
-    <w:bookmarkStart w:id="98" w:name="b-modelo-5"/>
+    <w:bookmarkEnd w:id="125"/>
+    <w:bookmarkStart w:id="129" w:name="b_modelo_5"/>
     <w:p>
       <w:pPr>
         <w:pStyle w:val="Heading5"/>
@@ -23526,7 +24081,7 @@
       <w:r>
         <w:t xml:space="preserve">(</w:t>
       </w:r>
-      <w:hyperlink w:anchor="ref-Muellbauer1975Aggregation">
+      <w:hyperlink w:anchor="ref_Muellbauer1975Aggregation">
         <w:r>
           <w:rPr>
             <w:rStyle w:val="Hyperlink"/>
@@ -23540,7 +24095,7 @@
       <w:r>
         <w:t xml:space="preserve"> </w:t>
       </w:r>
-      <w:hyperlink w:anchor="ref-Muellbauer1976Community">
+      <w:hyperlink w:anchor="ref_Muellbauer1976Community">
         <w:r>
           <w:rPr>
             <w:rStyle w:val="Hyperlink"/>
@@ -23560,15 +24115,22 @@
       <w:r>
         <w:t xml:space="preserve"> </w:t>
       </w:r>
-      <w:r>
-        <w:rPr>
-          <w:rStyle w:val="Referenciaatema"/>
-        </w:rPr>
-        <w:t xml:space="preserve">[ver tema 3.A.8]</w:t>
-      </w:r>
+      <w:hyperlink r:id="rId24">
+        <w:r>
+          <w:rPr>
+            <w:rStyle w:val="Referenciaatema"/>
+          </w:rPr>
+          <w:t xml:space="preserve">[ver tema 3.A.8]</w:t>
+        </w:r>
+      </w:hyperlink>
       <w:r>
         <w:t xml:space="preserve">:</w:t>
       </w:r>
+      <w:r>
+        <w:t xml:space="preserve"> </w:t>
+      </w:r>
+      <w:bookmarkStart w:id="126" w:name="eq_aids_e"/>
+      <w:bookmarkEnd w:id="126"/>
     </w:p>
     <w:p>
       <w:pPr>
@@ -24414,6 +24976,11 @@
       <w:r>
         <w:t xml:space="preserve">, salen las participaciones</w:t>
       </w:r>
+      <w:r>
+        <w:t xml:space="preserve"> </w:t>
+      </w:r>
+      <w:bookmarkStart w:id="127" w:name="eq_aids"/>
+      <w:bookmarkEnd w:id="127"/>
     </w:p>
     <w:p>
       <w:pPr>
@@ -25115,7 +25682,7 @@
       <w:r>
         <w:t xml:space="preserve">(</w:t>
       </w:r>
-      <w:hyperlink w:anchor="ref-Working1943Statistical">
+      <w:hyperlink w:anchor="ref_Working1943Statistical">
         <w:r>
           <w:rPr>
             <w:rStyle w:val="Hyperlink"/>
@@ -25147,7 +25714,7 @@
       <w:r>
         <w:t xml:space="preserve">(</w:t>
       </w:r>
-      <w:hyperlink w:anchor="ref-Leser1963Forms">
+      <w:hyperlink w:anchor="ref_Leser1963Forms">
         <w:r>
           <w:rPr>
             <w:rStyle w:val="Hyperlink"/>
@@ -25324,6 +25891,11 @@
       <w:r>
         <w:t xml:space="preserve">si no):</w:t>
       </w:r>
+      <w:r>
+        <w:t xml:space="preserve"> </w:t>
+      </w:r>
+      <w:bookmarkStart w:id="128" w:name="eq_aids_elasticidades"/>
+      <w:bookmarkEnd w:id="128"/>
     </w:p>
     <w:p>
       <w:pPr>
@@ -25815,7 +26387,18 @@
         <w:t xml:space="preserve"> </w:t>
       </w:r>
       <w:r>
-        <w:t xml:space="preserve">en elasticidades (III.2);</w:t>
+        <w:t xml:space="preserve">en elasticidades (</w:t>
+      </w:r>
+      <w:hyperlink w:anchor="sec_ecuacion_slutsky_clasificacion">
+        <w:r>
+          <w:rPr>
+            <w:rStyle w:val="Hyperlink"/>
+          </w:rPr>
+          <w:t xml:space="preserve">III.2</w:t>
+        </w:r>
+      </w:hyperlink>
+      <w:r>
+        <w:t xml:space="preserve">);</w:t>
       </w:r>
     </w:p>
     <w:p>
@@ -25851,8 +26434,8 @@
         <w:t xml:space="preserve">rectas y paralelas.</w:t>
       </w:r>
     </w:p>
-    <w:bookmarkEnd w:id="98"/>
-    <w:bookmarkStart w:id="99" w:name="c-extensiones"/>
+    <w:bookmarkEnd w:id="129"/>
+    <w:bookmarkStart w:id="130" w:name="c_extensiones"/>
     <w:p>
       <w:pPr>
         <w:pStyle w:val="Heading5"/>
@@ -25993,8 +26576,8 @@
         <w:t xml:space="preserve">, AIDS lineal aproximado) es lineal y se estima ecuación a ecuación por mínimos cuadrados. La extensión más usada es el QUAIDS, que se ve a continuación.</w:t>
       </w:r>
     </w:p>
-    <w:bookmarkEnd w:id="99"/>
-    <w:bookmarkStart w:id="100" w:name="d-evidencia-empírica"/>
+    <w:bookmarkEnd w:id="130"/>
+    <w:bookmarkStart w:id="131" w:name="d_evidencia_emp__rica"/>
     <w:p>
       <w:pPr>
         <w:pStyle w:val="Heading5"/>
@@ -26037,7 +26620,7 @@
       <w:r>
         <w:t xml:space="preserve">(</w:t>
       </w:r>
-      <w:hyperlink w:anchor="ref-DeatonMuellbauer1980AIDS">
+      <w:hyperlink w:anchor="ref_DeatonMuellbauer1980AIDS">
         <w:r>
           <w:rPr>
             <w:rStyle w:val="Hyperlink"/>
@@ -26052,8 +26635,8 @@
         <w:t xml:space="preserve">, con datos agregados del Reino Unido, rechazan la homogeneidad, y lo atribuyen a la especificación dinámica más que a la teoría.</w:t>
       </w:r>
     </w:p>
-    <w:bookmarkEnd w:id="100"/>
-    <w:bookmarkStart w:id="101" w:name="e-valoración"/>
+    <w:bookmarkEnd w:id="131"/>
+    <w:bookmarkStart w:id="132" w:name="e_valoraci__n"/>
     <w:p>
       <w:pPr>
         <w:pStyle w:val="Heading5"/>
@@ -26088,9 +26671,9 @@
         <w:t xml:space="preserve">es restrictiva.</w:t>
       </w:r>
     </w:p>
-    <w:bookmarkEnd w:id="101"/>
-    <w:bookmarkEnd w:id="102"/>
-    <w:bookmarkStart w:id="107" w:name="aids-cuadrático-quaids"/>
+    <w:bookmarkEnd w:id="132"/>
+    <w:bookmarkEnd w:id="133"/>
+    <w:bookmarkStart w:id="139" w:name="aids_cuadr__tico_quaids"/>
     <w:p>
       <w:pPr>
         <w:pStyle w:val="Heading4"/>
@@ -26099,7 +26682,7 @@
         <w:t xml:space="preserve">AIDS cuadrático (QUAIDS)</w:t>
       </w:r>
     </w:p>
-    <w:bookmarkStart w:id="103" w:name="a-idea-6"/>
+    <w:bookmarkStart w:id="134" w:name="a_idea_6"/>
     <w:p>
       <w:pPr>
         <w:pStyle w:val="Heading5"/>
@@ -26139,7 +26722,7 @@
       <w:r>
         <w:t xml:space="preserve">(</w:t>
       </w:r>
-      <w:hyperlink w:anchor="ref-BanksBlundellLewbel1997Quadratic">
+      <w:hyperlink w:anchor="ref_BanksBlundellLewbel1997Quadratic">
         <w:r>
           <w:rPr>
             <w:rStyle w:val="Hyperlink"/>
@@ -26211,8 +26794,8 @@
         <w:t xml:space="preserve">.</w:t>
       </w:r>
     </w:p>
-    <w:bookmarkEnd w:id="103"/>
-    <w:bookmarkStart w:id="104" w:name="b-modelo-6"/>
+    <w:bookmarkEnd w:id="134"/>
+    <w:bookmarkStart w:id="136" w:name="b_modelo_6"/>
     <w:p>
       <w:pPr>
         <w:pStyle w:val="Heading5"/>
@@ -26231,6 +26814,11 @@
       <w:r>
         <w:t xml:space="preserve">Se añade al AIDS un término cuadrático en el logaritmo del gasto:</w:t>
       </w:r>
+      <w:r>
+        <w:t xml:space="preserve"> </w:t>
+      </w:r>
+      <w:bookmarkStart w:id="135" w:name="eq_quaids"/>
+      <w:bookmarkEnd w:id="135"/>
     </w:p>
     <w:p>
       <w:pPr>
@@ -26675,7 +27263,7 @@
       <w:r>
         <w:t xml:space="preserve">(</w:t>
       </w:r>
-      <w:hyperlink w:anchor="ref-Gorman1981Engel">
+      <w:hyperlink w:anchor="ref_Gorman1981Engel">
         <w:r>
           <w:rPr>
             <w:rStyle w:val="Hyperlink"/>
@@ -26703,8 +27291,8 @@
         <w:t xml:space="preserve">.</w:t>
       </w:r>
     </w:p>
-    <w:bookmarkEnd w:id="104"/>
-    <w:bookmarkStart w:id="106" w:name="c-valoración-2"/>
+    <w:bookmarkEnd w:id="136"/>
+    <w:bookmarkStart w:id="138" w:name="c_valoraci__n_2"/>
     <w:p>
       <w:pPr>
         <w:pStyle w:val="Heading5"/>
@@ -26739,7 +27327,7 @@
         <w:t xml:space="preserve">a cambio de más parámetros y de una estimación no lineal.</w:t>
       </w:r>
     </w:p>
-    <w:bookmarkStart w:id="105" w:name="tab:sistemas"/>
+    <w:bookmarkStart w:id="137" w:name="tab_sistemas"/>
     <w:p>
       <w:pPr>
         <w:pStyle w:val="TableCaption"/>
@@ -26999,7 +27587,7 @@
             <w:r>
               <w:t xml:space="preserve">(</w:t>
             </w:r>
-            <w:hyperlink w:anchor="ref-Stone1954Linear">
+            <w:hyperlink w:anchor="ref_Stone1954Linear">
               <w:r>
                 <w:rPr>
                   <w:rStyle w:val="Hyperlink"/>
@@ -27249,7 +27837,7 @@
             <w:r>
               <w:t xml:space="preserve">(</w:t>
             </w:r>
-            <w:hyperlink w:anchor="ref-ChristensenJorgensonLau1975Utility">
+            <w:hyperlink w:anchor="ref_ChristensenJorgensonLau1975Utility">
               <w:r>
                 <w:rPr>
                   <w:rStyle w:val="Hyperlink"/>
@@ -27409,7 +27997,7 @@
             <w:r>
               <w:t xml:space="preserve">(</w:t>
             </w:r>
-            <w:hyperlink w:anchor="ref-DeatonMuellbauer1980AIDS">
+            <w:hyperlink w:anchor="ref_DeatonMuellbauer1980AIDS">
               <w:r>
                 <w:rPr>
                   <w:rStyle w:val="Hyperlink"/>
@@ -27586,7 +28174,7 @@
             <w:r>
               <w:t xml:space="preserve">(</w:t>
             </w:r>
-            <w:hyperlink w:anchor="ref-BanksBlundellLewbel1997Quadratic">
+            <w:hyperlink w:anchor="ref_BanksBlundellLewbel1997Quadratic">
               <w:r>
                 <w:rPr>
                   <w:rStyle w:val="Hyperlink"/>
@@ -27728,7 +28316,7 @@
         </w:tc>
       </w:tr>
     </w:tbl>
-    <w:bookmarkEnd w:id="105"/>
+    <w:bookmarkEnd w:id="137"/>
     <w:p>
       <w:pPr>
         <w:pStyle w:val="BodyText"/>
@@ -27798,7 +28386,7 @@
         </w:rPr>
         <w:t xml:space="preserve">(</w:t>
       </w:r>
-      <w:hyperlink w:anchor="ref-DeatonMuellbauer1980Economics">
+      <w:hyperlink w:anchor="ref_DeatonMuellbauer1980Economics">
         <w:r>
           <w:rPr>
             <w:rStyle w:val="Hyperlink"/>
@@ -27880,7 +28468,7 @@
         </w:rPr>
         <w:t xml:space="preserve">(</w:t>
       </w:r>
-      <w:hyperlink w:anchor="ref-DeatonMuellbauer1980AIDS">
+      <w:hyperlink w:anchor="ref_DeatonMuellbauer1980AIDS">
         <w:r>
           <w:rPr>
             <w:rStyle w:val="Hyperlink"/>
@@ -27991,7 +28579,7 @@
         </w:rPr>
         <w:t xml:space="preserve">(</w:t>
       </w:r>
-      <w:hyperlink w:anchor="ref-BanksBlundellLewbel1997Quadratic">
+      <w:hyperlink w:anchor="ref_BanksBlundellLewbel1997Quadratic">
         <w:r>
           <w:rPr>
             <w:rStyle w:val="Hyperlink"/>
@@ -28016,10 +28604,10 @@
         <w:t xml:space="preserve">.</w:t>
       </w:r>
     </w:p>
-    <w:bookmarkEnd w:id="106"/>
-    <w:bookmarkEnd w:id="107"/>
-    <w:bookmarkEnd w:id="108"/>
-    <w:bookmarkStart w:id="109" w:name="Xc15a10e5baf44120a54f7c8ffd6de9c6f6aca53"/>
+    <w:bookmarkEnd w:id="138"/>
+    <w:bookmarkEnd w:id="139"/>
+    <w:bookmarkEnd w:id="140"/>
+    <w:bookmarkStart w:id="142" w:name="sec_elaboracion_sistema_ecuaciones"/>
     <w:p>
       <w:pPr>
         <w:pStyle w:val="Heading3"/>
@@ -28060,6 +28648,11 @@
       <w:r>
         <w:t xml:space="preserve">y deben recoger todo el gasto:</w:t>
       </w:r>
+      <w:r>
+        <w:t xml:space="preserve"> </w:t>
+      </w:r>
+      <w:bookmarkStart w:id="141" w:name="eq_sistema_completo"/>
+      <w:bookmarkEnd w:id="141"/>
     </w:p>
     <w:p>
       <w:pPr>
@@ -28489,7 +29082,7 @@
       <w:r>
         <w:t xml:space="preserve">(</w:t>
       </w:r>
-      <w:hyperlink w:anchor="ref-Strotz1957Empirical">
+      <w:hyperlink w:anchor="ref_Strotz1957Empirical">
         <w:r>
           <w:rPr>
             <w:rStyle w:val="Hyperlink"/>
@@ -28516,7 +29109,7 @@
       <w:r>
         <w:t xml:space="preserve"> </w:t>
       </w:r>
-      <w:hyperlink w:anchor="ref-Gorman1959Separable">
+      <w:hyperlink w:anchor="ref_Gorman1959Separable">
         <w:r>
           <w:rPr>
             <w:rStyle w:val="Hyperlink"/>
@@ -28611,8 +29204,8 @@
         <w:t xml:space="preserve">El nivel de agregación es otro compromiso: con muchas partidas se captan mejor las relaciones de sustitución, pero la estimación se complica; con pocas, al revés.</w:t>
       </w:r>
     </w:p>
-    <w:bookmarkEnd w:id="109"/>
-    <w:bookmarkStart w:id="110" w:name="muestra-de-datos"/>
+    <w:bookmarkEnd w:id="142"/>
+    <w:bookmarkStart w:id="143" w:name="sec_muestra_datos"/>
     <w:p>
       <w:pPr>
         <w:pStyle w:val="Heading3"/>
@@ -28675,7 +29268,7 @@
       <w:r>
         <w:t xml:space="preserve">(</w:t>
       </w:r>
-      <w:hyperlink w:anchor="ref-INE2026EPF">
+      <w:hyperlink w:anchor="ref_INE2026EPF">
         <w:r>
           <w:rPr>
             <w:rStyle w:val="Hyperlink"/>
@@ -28702,7 +29295,7 @@
       <w:r>
         <w:t xml:space="preserve"> </w:t>
       </w:r>
-      <w:hyperlink w:anchor="ref-INE2008EPFCaracteristicas">
+      <w:hyperlink w:anchor="ref_INE2008EPFCaracteristicas">
         <w:r>
           <w:rPr>
             <w:rStyle w:val="Hyperlink"/>
@@ -28756,7 +29349,7 @@
       <w:r>
         <w:t xml:space="preserve">(</w:t>
       </w:r>
-      <w:hyperlink w:anchor="ref-INEEPFMetodologia">
+      <w:hyperlink w:anchor="ref_INEEPFMetodologia">
         <w:r>
           <w:rPr>
             <w:rStyle w:val="Hyperlink"/>
@@ -28783,7 +29376,7 @@
       <w:r>
         <w:t xml:space="preserve"> </w:t>
       </w:r>
-      <w:hyperlink w:anchor="ref-INE2008EPFCaracteristicas">
+      <w:hyperlink w:anchor="ref_INE2008EPFCaracteristicas">
         <w:r>
           <w:rPr>
             <w:rStyle w:val="Hyperlink"/>
@@ -28852,7 +29445,7 @@
       <w:r>
         <w:t xml:space="preserve">(</w:t>
       </w:r>
-      <w:hyperlink w:anchor="ref-Deaton1997Analysis">
+      <w:hyperlink w:anchor="ref_Deaton1997Analysis">
         <w:r>
           <w:rPr>
             <w:rStyle w:val="Hyperlink"/>
@@ -28870,8 +29463,8 @@
         <w:t xml:space="preserve">para las encuestas de los países en desarrollo.</w:t>
       </w:r>
     </w:p>
-    <w:bookmarkEnd w:id="110"/>
-    <w:bookmarkStart w:id="111" w:name="X11e43f01e28c2a8cc16a0dac0d333b258c2b647"/>
+    <w:bookmarkEnd w:id="143"/>
+    <w:bookmarkStart w:id="144" w:name="sec_especificacion_econometrica_sistema"/>
     <w:p>
       <w:pPr>
         <w:pStyle w:val="Heading3"/>
@@ -28902,7 +29495,7 @@
       <w:r>
         <w:t xml:space="preserve">(</w:t>
       </w:r>
-      <w:hyperlink w:anchor="ref-Barten1969Maximum">
+      <w:hyperlink w:anchor="ref_Barten1969Maximum">
         <w:r>
           <w:rPr>
             <w:rStyle w:val="Hyperlink"/>
@@ -28946,7 +29539,7 @@
       <w:r>
         <w:t xml:space="preserve">(</w:t>
       </w:r>
-      <w:hyperlink w:anchor="ref-PollakWales1981Demographic">
+      <w:hyperlink w:anchor="ref_PollakWales1981Demographic">
         <w:r>
           <w:rPr>
             <w:rStyle w:val="Hyperlink"/>
@@ -28999,8 +29592,8 @@
         <w:t xml:space="preserve">.</w:t>
       </w:r>
     </w:p>
-    <w:bookmarkEnd w:id="111"/>
-    <w:bookmarkStart w:id="112" w:name="resultados-de-las-estimaciones"/>
+    <w:bookmarkEnd w:id="144"/>
+    <w:bookmarkStart w:id="145" w:name="sec_resultados_estimaciones"/>
     <w:p>
       <w:pPr>
         <w:pStyle w:val="Heading3"/>
@@ -29039,7 +29632,18 @@
         <w:t xml:space="preserve"> </w:t>
       </w:r>
       <w:r>
-        <w:t xml:space="preserve">(ecuación (23) en el AIDS), con las que se analizan las pautas de consumo. Y se</w:t>
+        <w:t xml:space="preserve">(ecuación (</w:t>
+      </w:r>
+      <w:hyperlink w:anchor="eq_aids_elasticidades">
+        <w:r>
+          <w:rPr>
+            <w:rStyle w:val="Hyperlink"/>
+          </w:rPr>
+          <w:t xml:space="preserve">23</w:t>
+        </w:r>
+      </w:hyperlink>
+      <w:r>
+        <w:t xml:space="preserve">) en el AIDS), con las que se analizan las pautas de consumo. Y se</w:t>
       </w:r>
       <w:r>
         <w:t xml:space="preserve"> </w:t>
@@ -29055,7 +29659,18 @@
         <w:t xml:space="preserve"> </w:t>
       </w:r>
       <w:r>
-        <w:t xml:space="preserve">las restricciones que la forma funcional no impone, que son precisamente las condiciones de integrabilidad del apartado III.1.</w:t>
+        <w:t xml:space="preserve">las restricciones que la forma funcional no impone, que son precisamente las condiciones de integrabilidad del apartado </w:t>
+      </w:r>
+      <w:hyperlink w:anchor="sec_problema_integrabilidad_preferencias">
+        <w:r>
+          <w:rPr>
+            <w:rStyle w:val="Hyperlink"/>
+          </w:rPr>
+          <w:t xml:space="preserve">III.1</w:t>
+        </w:r>
+      </w:hyperlink>
+      <w:r>
+        <w:t xml:space="preserve">.</w:t>
       </w:r>
     </w:p>
     <w:p>
@@ -29075,7 +29690,7 @@
       <w:r>
         <w:t xml:space="preserve">(</w:t>
       </w:r>
-      <w:hyperlink w:anchor="ref-AguilarMateos2015Deaton">
+      <w:hyperlink w:anchor="ref_AguilarMateos2015Deaton">
         <w:r>
           <w:rPr>
             <w:rStyle w:val="Hyperlink"/>
@@ -29153,7 +29768,7 @@
       <w:r>
         <w:t xml:space="preserve">(</w:t>
       </w:r>
-      <w:hyperlink w:anchor="ref-Barten1967Slutsky">
+      <w:hyperlink w:anchor="ref_Barten1967Slutsky">
         <w:r>
           <w:rPr>
             <w:rStyle w:val="Hyperlink"/>
@@ -29167,7 +29782,7 @@
       <w:r>
         <w:t xml:space="preserve"> </w:t>
       </w:r>
-      <w:hyperlink w:anchor="ref-Barten1969Maximum">
+      <w:hyperlink w:anchor="ref_Barten1969Maximum">
         <w:r>
           <w:rPr>
             <w:rStyle w:val="Hyperlink"/>
@@ -29196,7 +29811,7 @@
       <w:r>
         <w:t xml:space="preserve">(</w:t>
       </w:r>
-      <w:hyperlink w:anchor="ref-Deaton1974Analysis">
+      <w:hyperlink w:anchor="ref_Deaton1974Analysis">
         <w:r>
           <w:rPr>
             <w:rStyle w:val="Hyperlink"/>
@@ -29240,7 +29855,7 @@
       <w:r>
         <w:t xml:space="preserve">(</w:t>
       </w:r>
-      <w:hyperlink w:anchor="ref-DeatonMuellbauer1980AIDS">
+      <w:hyperlink w:anchor="ref_DeatonMuellbauer1980AIDS">
         <w:r>
           <w:rPr>
             <w:rStyle w:val="Hyperlink"/>
@@ -29293,7 +29908,7 @@
       <w:r>
         <w:t xml:space="preserve">(</w:t>
       </w:r>
-      <w:hyperlink w:anchor="ref-DeatonMuellbauer1980Economics">
+      <w:hyperlink w:anchor="ref_DeatonMuellbauer1980Economics">
         <w:r>
           <w:rPr>
             <w:rStyle w:val="Hyperlink"/>
@@ -29362,7 +29977,7 @@
       <w:r>
         <w:t xml:space="preserve">(</w:t>
       </w:r>
-      <w:hyperlink w:anchor="X654402c942ad9bea1ef2f416051d143dc9e9a07">
+      <w:hyperlink w:anchor="ref_BlundellBrowningCrawford2003No_22868">
         <w:r>
           <w:rPr>
             <w:rStyle w:val="Hyperlink"/>
@@ -29433,12 +30048,14 @@
       <w:r>
         <w:t xml:space="preserve"> </w:t>
       </w:r>
-      <w:r>
-        <w:rPr>
-          <w:rStyle w:val="Referenciaatema"/>
-        </w:rPr>
-        <w:t xml:space="preserve">[ver tema 3.A.8]</w:t>
-      </w:r>
+      <w:hyperlink r:id="rId24">
+        <w:r>
+          <w:rPr>
+            <w:rStyle w:val="Referenciaatema"/>
+          </w:rPr>
+          <w:t xml:space="preserve">[ver tema 3.A.8]</w:t>
+        </w:r>
+      </w:hyperlink>
       <w:r>
         <w:t xml:space="preserve">.</w:t>
       </w:r>
@@ -29463,14 +30080,27 @@
       <w:r>
         <w:t xml:space="preserve"> </w:t>
       </w:r>
-      <w:r>
-        <w:rPr>
-          <w:rStyle w:val="Referenciaatema"/>
-        </w:rPr>
-        <w:t xml:space="preserve">[ver tema 4.B.11]</w:t>
-      </w:r>
-      <w:r>
-        <w:t xml:space="preserve">; la incidencia distributiva de los cambios de precios por tramos de renta; los índices de coste de la vida para cada tipo de hogar (III.3), y las escalas de equivalencia y la medición de la pobreza. En España, por ejemplo, se ha estimado un AIDS con los microdatos de la EPF para obtener las elasticidades con las que simular reformas del IVA</w:t>
+      <w:hyperlink r:id="rId20">
+        <w:r>
+          <w:rPr>
+            <w:rStyle w:val="Referenciaatema"/>
+          </w:rPr>
+          <w:t xml:space="preserve">[ver tema 4.B.11]</w:t>
+        </w:r>
+      </w:hyperlink>
+      <w:r>
+        <w:t xml:space="preserve">; la incidencia distributiva de los cambios de precios por tramos de renta; los índices de coste de la vida para cada tipo de hogar (</w:t>
+      </w:r>
+      <w:hyperlink w:anchor="sec_analisis_bienestar_consumidor">
+        <w:r>
+          <w:rPr>
+            <w:rStyle w:val="Hyperlink"/>
+          </w:rPr>
+          <w:t xml:space="preserve">III.3</w:t>
+        </w:r>
+      </w:hyperlink>
+      <w:r>
+        <w:t xml:space="preserve">), y las escalas de equivalencia y la medición de la pobreza. En España, por ejemplo, se ha estimado un AIDS con los microdatos de la EPF para obtener las elasticidades con las que simular reformas del IVA</w:t>
       </w:r>
       <w:r>
         <w:t xml:space="preserve"> </w:t>
@@ -29478,7 +30108,7 @@
       <w:r>
         <w:t xml:space="preserve">(</w:t>
       </w:r>
-      <w:hyperlink w:anchor="ref-SanzRomero2012IVA">
+      <w:hyperlink w:anchor="ref_SanzRomero2012IVA">
         <w:r>
           <w:rPr>
             <w:rStyle w:val="Hyperlink"/>
@@ -29542,9 +30172,9 @@
         <w:t xml:space="preserve">Las empresas, en cambio, cuando necesitan conocer la demanda de sus productos, recurren a encuestas o a experimentos de precios (por ejemplo, rebajar el precio y observar cómo responde la demanda).</w:t>
       </w:r>
     </w:p>
-    <w:bookmarkEnd w:id="112"/>
-    <w:bookmarkEnd w:id="113"/>
-    <w:bookmarkStart w:id="114" w:name="valoración"/>
+    <w:bookmarkEnd w:id="145"/>
+    <w:bookmarkEnd w:id="146"/>
+    <w:bookmarkStart w:id="148" w:name="sec_valoracion"/>
     <w:p>
       <w:pPr>
         <w:pStyle w:val="Heading2"/>
@@ -29616,7 +30246,7 @@
       <w:r>
         <w:t xml:space="preserve">(</w:t>
       </w:r>
-      <w:hyperlink w:anchor="ref-Deaton1997Analysis">
+      <w:hyperlink w:anchor="ref_Deaton1997Analysis">
         <w:r>
           <w:rPr>
             <w:rStyle w:val="Hyperlink"/>
@@ -29830,12 +30460,14 @@
       <w:r>
         <w:t xml:space="preserve"> </w:t>
       </w:r>
-      <w:r>
-        <w:rPr>
-          <w:rStyle w:val="Referenciaatema"/>
-        </w:rPr>
-        <w:t xml:space="preserve">[ver tema 3.A.8]</w:t>
-      </w:r>
+      <w:hyperlink r:id="rId24">
+        <w:r>
+          <w:rPr>
+            <w:rStyle w:val="Referenciaatema"/>
+          </w:rPr>
+          <w:t xml:space="preserve">[ver tema 3.A.8]</w:t>
+        </w:r>
+      </w:hyperlink>
       <w:r>
         <w:t xml:space="preserve">; de ahí el uso creciente de microdatos;</w:t>
       </w:r>
@@ -29869,12 +30501,14 @@
       <w:r>
         <w:t xml:space="preserve"> </w:t>
       </w:r>
-      <w:r>
-        <w:rPr>
-          <w:rStyle w:val="Referenciaatema"/>
-        </w:rPr>
-        <w:t xml:space="preserve">[ver tema 3.A.33]</w:t>
-      </w:r>
+      <w:hyperlink r:id="rId147">
+        <w:r>
+          <w:rPr>
+            <w:rStyle w:val="Referenciaatema"/>
+          </w:rPr>
+          <w:t xml:space="preserve">[ver tema 3.A.33]</w:t>
+        </w:r>
+      </w:hyperlink>
       <w:r>
         <w:t xml:space="preserve">, y el rechazo de la homogeneidad y la simetría puede deberse a ello más que a la irracionalidad de los consumidores.</w:t>
       </w:r>
@@ -29920,9 +30554,9 @@
         <w:t xml:space="preserve">: estimar un sistema de demandas no garantiza que proceda de unas preferencias. Saber cuándo lo hace es la primera aplicación de la dualidad: la integrabilidad.</w:t>
       </w:r>
     </w:p>
-    <w:bookmarkEnd w:id="114"/>
-    <w:bookmarkEnd w:id="115"/>
-    <w:bookmarkStart w:id="166" w:name="aplicaciones-de-la-dualidad"/>
+    <w:bookmarkEnd w:id="148"/>
+    <w:bookmarkEnd w:id="149"/>
+    <w:bookmarkStart w:id="220" w:name="sec_aplicaciones_dualidad"/>
     <w:p>
       <w:pPr>
         <w:pStyle w:val="Heading1"/>
@@ -29985,7 +30619,62 @@
         <w:t xml:space="preserve"> </w:t>
       </w:r>
       <w:r>
-        <w:t xml:space="preserve">y la clasificación de los bienes con las dos tablas (3′30″), y medidas de bienestar (6′). En el bienestar, los gráficos se dibujan por partes: el problema (gráfico 9), la variación del excedente (gráfico 10), la VC (gráfico 11) y la VE (gráfico 12), y al final el que los reúne (gráfico 13); después, el del índice de</w:t>
+        <w:t xml:space="preserve">y la clasificación de los bienes con las dos tablas (3′30″), y medidas de bienestar (6′). En el bienestar, los gráficos se dibujan por partes: el problema (gráfico </w:t>
+      </w:r>
+      <w:hyperlink w:anchor="fig_bienestar_problema">
+        <w:r>
+          <w:rPr>
+            <w:rStyle w:val="Hyperlink"/>
+          </w:rPr>
+          <w:t xml:space="preserve">9</w:t>
+        </w:r>
+      </w:hyperlink>
+      <w:r>
+        <w:t xml:space="preserve">), la variación del excedente (gráfico </w:t>
+      </w:r>
+      <w:hyperlink w:anchor="fig_bienestar_delta_ec">
+        <w:r>
+          <w:rPr>
+            <w:rStyle w:val="Hyperlink"/>
+          </w:rPr>
+          <w:t xml:space="preserve">10</w:t>
+        </w:r>
+      </w:hyperlink>
+      <w:r>
+        <w:t xml:space="preserve">), la VC (gráfico </w:t>
+      </w:r>
+      <w:hyperlink w:anchor="fig_bienestar_vc">
+        <w:r>
+          <w:rPr>
+            <w:rStyle w:val="Hyperlink"/>
+          </w:rPr>
+          <w:t xml:space="preserve">11</w:t>
+        </w:r>
+      </w:hyperlink>
+      <w:r>
+        <w:t xml:space="preserve">) y la VE (gráfico </w:t>
+      </w:r>
+      <w:hyperlink w:anchor="fig_bienestar_ve">
+        <w:r>
+          <w:rPr>
+            <w:rStyle w:val="Hyperlink"/>
+          </w:rPr>
+          <w:t xml:space="preserve">12</w:t>
+        </w:r>
+      </w:hyperlink>
+      <w:r>
+        <w:t xml:space="preserve">), y al final el que los reúne (gráfico </w:t>
+      </w:r>
+      <w:hyperlink w:anchor="fig_bienestar_vc_ve">
+        <w:r>
+          <w:rPr>
+            <w:rStyle w:val="Hyperlink"/>
+          </w:rPr>
+          <w:t xml:space="preserve">13</w:t>
+        </w:r>
+      </w:hyperlink>
+      <w:r>
+        <w:t xml:space="preserve">); después, el del índice de</w:t>
       </w:r>
       <w:r>
         <w:t xml:space="preserve"> </w:t>
@@ -30015,7 +30704,29 @@
         <w:t xml:space="preserve"> </w:t>
       </w:r>
       <w:r>
-        <w:t xml:space="preserve">(gráfico 14). Las tablas de clasificación se cantan por categorías, sin leerlas. La recuperación de la utilidad a partir de la FIU (gráfico 8), la ordenación con las variaciones de</w:t>
+        <w:t xml:space="preserve">(gráfico </w:t>
+      </w:r>
+      <w:hyperlink w:anchor="fig_indice_konus_laspeyres">
+        <w:r>
+          <w:rPr>
+            <w:rStyle w:val="Hyperlink"/>
+          </w:rPr>
+          <w:t xml:space="preserve">14</w:t>
+        </w:r>
+      </w:hyperlink>
+      <w:r>
+        <w:t xml:space="preserve">). Las tablas de clasificación se cantan por categorías, sin leerlas. La recuperación de la utilidad a partir de la FIU (gráfico </w:t>
+      </w:r>
+      <w:hyperlink w:anchor="fig_integrabilidad">
+        <w:r>
+          <w:rPr>
+            <w:rStyle w:val="Hyperlink"/>
+          </w:rPr>
+          <w:t xml:space="preserve">8</w:t>
+        </w:r>
+      </w:hyperlink>
+      <w:r>
+        <w:t xml:space="preserve">), la ordenación con las variaciones de</w:t>
       </w:r>
       <w:r>
         <w:t xml:space="preserve"> </w:t>
@@ -30045,7 +30756,18 @@
         <w:t xml:space="preserve"> </w:t>
       </w:r>
       <w:r>
-        <w:t xml:space="preserve">(anexo D), la aproximación de</w:t>
+        <w:t xml:space="preserve">(anexo </w:t>
+      </w:r>
+      <w:hyperlink w:anchor="anexo_ordenacion">
+        <w:r>
+          <w:rPr>
+            <w:rStyle w:val="Hyperlink"/>
+          </w:rPr>
+          <w:t xml:space="preserve">D</w:t>
+        </w:r>
+      </w:hyperlink>
+      <w:r>
+        <w:t xml:space="preserve">), la aproximación de</w:t>
       </w:r>
       <w:r>
         <w:t xml:space="preserve"> </w:t>
@@ -30060,7 +30782,18 @@
         <w:t xml:space="preserve"> </w:t>
       </w:r>
       <w:r>
-        <w:t xml:space="preserve">(anexo E) y las cajas del IPC y del deflactor son de profundización.</w:t>
+        <w:t xml:space="preserve">(anexo </w:t>
+      </w:r>
+      <w:hyperlink w:anchor="anexo_willig">
+        <w:r>
+          <w:rPr>
+            <w:rStyle w:val="Hyperlink"/>
+          </w:rPr>
+          <w:t xml:space="preserve">E</w:t>
+        </w:r>
+      </w:hyperlink>
+      <w:r>
+        <w:t xml:space="preserve">) y las cajas del IPC y del deflactor son de profundización.</w:t>
       </w:r>
     </w:p>
     <w:p>
@@ -30084,7 +30817,18 @@
         <w:t xml:space="preserve">integrabilidad</w:t>
       </w:r>
       <w:r>
-        <w:t xml:space="preserve">, que recorre el esquema de dualidad al revés, de la demanda a las preferencias (III.1), y dos prácticas: la ecuación de</w:t>
+        <w:t xml:space="preserve">, que recorre el esquema de dualidad al revés, de la demanda a las preferencias (</w:t>
+      </w:r>
+      <w:hyperlink w:anchor="sec_problema_integrabilidad_preferencias">
+        <w:r>
+          <w:rPr>
+            <w:rStyle w:val="Hyperlink"/>
+          </w:rPr>
+          <w:t xml:space="preserve">III.1</w:t>
+        </w:r>
+      </w:hyperlink>
+      <w:r>
+        <w:t xml:space="preserve">), y dos prácticas: la ecuación de</w:t>
       </w:r>
       <w:r>
         <w:t xml:space="preserve"> </w:t>
@@ -30096,10 +30840,32 @@
         <w:t xml:space="preserve">Slutsky</w:t>
       </w:r>
       <w:r>
-        <w:t xml:space="preserve">, que se demuestra en dos líneas y separa lo observable de lo que no lo es (III.2), y la medida de los cambios en el bienestar, que usa la función de gasto para expresar la utilidad en unidades monetarias (III.3).</w:t>
+        <w:t xml:space="preserve">, que se demuestra en dos líneas y separa lo observable de lo que no lo es (</w:t>
+      </w:r>
+      <w:hyperlink w:anchor="sec_ecuacion_slutsky_clasificacion">
+        <w:r>
+          <w:rPr>
+            <w:rStyle w:val="Hyperlink"/>
+          </w:rPr>
+          <w:t xml:space="preserve">III.2</w:t>
+        </w:r>
+      </w:hyperlink>
+      <w:r>
+        <w:t xml:space="preserve">), y la medida de los cambios en el bienestar, que usa la función de gasto para expresar la utilidad en unidades monetarias (</w:t>
+      </w:r>
+      <w:hyperlink w:anchor="sec_analisis_bienestar_consumidor">
+        <w:r>
+          <w:rPr>
+            <w:rStyle w:val="Hyperlink"/>
+          </w:rPr>
+          <w:t xml:space="preserve">III.3</w:t>
+        </w:r>
+      </w:hyperlink>
+      <w:r>
+        <w:t xml:space="preserve">).</w:t>
       </w:r>
     </w:p>
-    <w:bookmarkStart w:id="122" w:name="X588f5c22433f4d1e4de6b22a1afee4f3ce1cc2d"/>
+    <w:bookmarkStart w:id="159" w:name="sec_problema_integrabilidad_preferencias"/>
     <w:p>
       <w:pPr>
         <w:pStyle w:val="Heading2"/>
@@ -30129,7 +30895,18 @@
         <w:t xml:space="preserve">Pregunta</w:t>
       </w:r>
       <w:r>
-        <w:t xml:space="preserve">: la parte inobservable de la teoría son las preferencias. Dado un sistema de demandas marshallianas observado (por ejemplo, estimado como en el apartado II), ¿qué condiciones debe cumplir para que exista una función de utilidad de la que proceda por maximización? Si las cumple, podemos «integrar» las demandas y recuperar las preferencias. La plantea</w:t>
+        <w:t xml:space="preserve">: la parte inobservable de la teoría son las preferencias. Dado un sistema de demandas marshallianas observado (por ejemplo, estimado como en el apartado </w:t>
+      </w:r>
+      <w:hyperlink w:anchor="sec_desarrollos_empiricos_estimacion">
+        <w:r>
+          <w:rPr>
+            <w:rStyle w:val="Hyperlink"/>
+          </w:rPr>
+          <w:t xml:space="preserve">II</w:t>
+        </w:r>
+      </w:hyperlink>
+      <w:r>
+        <w:t xml:space="preserve">), ¿qué condiciones debe cumplir para que exista una función de utilidad de la que proceda por maximización? Si las cumple, podemos «integrar» las demandas y recuperar las preferencias. La plantea</w:t>
       </w:r>
       <w:r>
         <w:t xml:space="preserve"> </w:t>
@@ -30146,7 +30923,7 @@
       <w:r>
         <w:t xml:space="preserve">(</w:t>
       </w:r>
-      <w:hyperlink w:anchor="ref-Antonelli1886Teoria">
+      <w:hyperlink w:anchor="ref_Antonelli1886Teoria">
         <w:r>
           <w:rPr>
             <w:rStyle w:val="Hyperlink"/>
@@ -30193,7 +30970,7 @@
       <w:r>
         <w:t xml:space="preserve">(</w:t>
       </w:r>
-      <w:hyperlink w:anchor="ref-HurwiczUzawa1971Integrability">
+      <w:hyperlink w:anchor="ref_HurwiczUzawa1971Integrability">
         <w:r>
           <w:rPr>
             <w:rStyle w:val="Hyperlink"/>
@@ -30242,7 +31019,7 @@
       <w:r>
         <w:t xml:space="preserve">(</w:t>
       </w:r>
-      <w:hyperlink w:anchor="ref-MasColellWhinstonGreen1995">
+      <w:hyperlink w:anchor="ref_MasColellWhinstonGreen1995">
         <w:r>
           <w:rPr>
             <w:rStyle w:val="Hyperlink"/>
@@ -30313,7 +31090,7 @@
       <w:r>
         <w:t xml:space="preserve"> </w:t>
       </w:r>
-      <w:hyperlink w:anchor="ref-JehleReny2011Advanced">
+      <w:hyperlink w:anchor="ref_JehleReny2011Advanced">
         <w:r>
           <w:rPr>
             <w:rStyle w:val="Hyperlink"/>
@@ -30605,6 +31382,11 @@
       <w:r>
         <w:t xml:space="preserve">, construida con observables,</w:t>
       </w:r>
+      <w:r>
+        <w:t xml:space="preserve"> </w:t>
+      </w:r>
+      <w:bookmarkStart w:id="150" w:name="eq_slutsky_observable"/>
+      <w:bookmarkEnd w:id="150"/>
     </w:p>
     <w:p>
       <w:pPr>
@@ -31051,7 +31833,35 @@
         <w:t xml:space="preserve">necesarias</w:t>
       </w:r>
       <w:r>
-        <w:t xml:space="preserve">: toda demanda que procede de maximizar una utilidad localmente insaciable las cumple (apartados I.2 y III.2). Y son</w:t>
+        <w:t xml:space="preserve">: toda demanda que procede de maximizar una utilidad localmente insaciable las cumple (apartados </w:t>
+      </w:r>
+      <w:hyperlink w:anchor="sec_problemas_primal_dual">
+        <w:r>
+          <w:rPr>
+            <w:rStyle w:val="Hyperlink"/>
+          </w:rPr>
+          <w:t xml:space="preserve">I.2</w:t>
+        </w:r>
+      </w:hyperlink>
+      <w:r>
+        <w:t xml:space="preserve"> </w:t>
+      </w:r>
+      <w:r>
+        <w:t xml:space="preserve">y</w:t>
+      </w:r>
+      <w:r>
+        <w:t xml:space="preserve"> </w:t>
+      </w:r>
+      <w:hyperlink w:anchor="sec_ecuacion_slutsky_clasificacion">
+        <w:r>
+          <w:rPr>
+            <w:rStyle w:val="Hyperlink"/>
+          </w:rPr>
+          <w:t xml:space="preserve">III.2</w:t>
+        </w:r>
+      </w:hyperlink>
+      <w:r>
+        <w:t xml:space="preserve">). Y son</w:t>
       </w:r>
       <w:r>
         <w:t xml:space="preserve"> </w:t>
@@ -31072,7 +31882,7 @@
       <w:r>
         <w:t xml:space="preserve">(</w:t>
       </w:r>
-      <w:hyperlink w:anchor="ref-MasColellWhinstonGreen1995">
+      <w:hyperlink w:anchor="ref_MasColellWhinstonGreen1995">
         <w:r>
           <w:rPr>
             <w:rStyle w:val="Hyperlink"/>
@@ -31147,7 +31957,7 @@
         <w:rPr>
           <w:rStyle w:val="FootnoteReference"/>
         </w:rPr>
-        <w:footnoteReference w:id="116"/>
+        <w:footnoteReference w:id="151"/>
       </w:r>
     </w:p>
     <w:p>
@@ -31201,7 +32011,7 @@
       <w:r>
         <w:t xml:space="preserve">(</w:t>
       </w:r>
-      <w:hyperlink w:anchor="ref-HurwiczUzawa1971Integrability">
+      <w:hyperlink w:anchor="ref_HurwiczUzawa1971Integrability">
         <w:r>
           <w:rPr>
             <w:rStyle w:val="Hyperlink"/>
@@ -31246,14 +32056,30 @@
         <w:t xml:space="preserve"> </w:t>
       </w:r>
       <w:r>
-        <w:t xml:space="preserve">y la dualidad entre demandas (ecuación (14)), la función de gasto desconocida debe cumplir el sistema de ecuaciones en derivadas parciales</w:t>
+        <w:t xml:space="preserve">y la dualidad entre demandas (ecuación (</w:t>
+      </w:r>
+      <w:hyperlink w:anchor="eq_dual_demanda">
+        <w:r>
+          <w:rPr>
+            <w:rStyle w:val="Hyperlink"/>
+          </w:rPr>
+          <w:t xml:space="preserve">14</w:t>
+        </w:r>
+      </w:hyperlink>
+      <w:r>
+        <w:t xml:space="preserve">)), la función de gasto desconocida debe cumplir el sistema de ecuaciones en derivadas parciales</w:t>
       </w:r>
       <w:r>
         <w:rPr>
           <w:rStyle w:val="FootnoteReference"/>
         </w:rPr>
-        <w:footnoteReference w:id="117"/>
-      </w:r>
+        <w:footnoteReference w:id="152"/>
+      </w:r>
+      <w:r>
+        <w:t xml:space="preserve"> </w:t>
+      </w:r>
+      <w:bookmarkStart w:id="153" w:name="eq_edp_integrabilidad"/>
+      <w:bookmarkEnd w:id="153"/>
     </w:p>
     <w:p>
       <w:pPr>
@@ -31911,7 +32737,18 @@
         <w:t xml:space="preserve">Slutsky</w:t>
       </w:r>
       <w:r>
-        <w:t xml:space="preserve"> (26)</w:t>
+        <w:t xml:space="preserve"> (</w:t>
+      </w:r>
+      <w:hyperlink w:anchor="eq_slutsky_observable">
+        <w:r>
+          <w:rPr>
+            <w:rStyle w:val="Hyperlink"/>
+          </w:rPr>
+          <w:t xml:space="preserve">26</w:t>
+        </w:r>
+      </w:hyperlink>
+      <w:r>
+        <w:t xml:space="preserve">)</w:t>
       </w:r>
       <w:r>
         <w:t xml:space="preserve"> </w:t>
@@ -31919,7 +32756,7 @@
       <w:r>
         <w:t xml:space="preserve">(</w:t>
       </w:r>
-      <w:hyperlink w:anchor="ref-MasColellWhinstonGreen1995">
+      <w:hyperlink w:anchor="ref_MasColellWhinstonGreen1995">
         <w:r>
           <w:rPr>
             <w:rStyle w:val="Hyperlink"/>
@@ -32156,7 +32993,18 @@
         <w:t xml:space="preserve"> </w:t>
       </w:r>
       <w:r>
-        <w:t xml:space="preserve">(ecuación (15)), y de ahí la utilidad directa: el nivel de utilidad de una cesta</w:t>
+        <w:t xml:space="preserve">(ecuación (</w:t>
+      </w:r>
+      <w:hyperlink w:anchor="eq_dual_valor">
+        <w:r>
+          <w:rPr>
+            <w:rStyle w:val="Hyperlink"/>
+          </w:rPr>
+          <w:t xml:space="preserve">15</w:t>
+        </w:r>
+      </w:hyperlink>
+      <w:r>
+        <w:t xml:space="preserve">)), y de ahí la utilidad directa: el nivel de utilidad de una cesta</w:t>
       </w:r>
       <w:r>
         <w:t xml:space="preserve"> </w:t>
@@ -32234,6 +33082,11 @@
       <w:r>
         <w:t xml:space="preserve">es asequible,</w:t>
       </w:r>
+      <w:r>
+        <w:t xml:space="preserve"> </w:t>
+      </w:r>
+      <w:bookmarkStart w:id="154" w:name="eq_u_desde_v"/>
+      <w:bookmarkEnd w:id="154"/>
     </w:p>
     <w:p>
       <w:pPr>
@@ -32617,7 +33470,18 @@
         <w:t xml:space="preserve"> </w:t>
       </w:r>
       <w:r>
-        <w:t xml:space="preserve">(gráfico 8). Equivalentemente, la curva de indiferencia</w:t>
+        <w:t xml:space="preserve">(gráfico </w:t>
+      </w:r>
+      <w:hyperlink w:anchor="fig_integrabilidad">
+        <w:r>
+          <w:rPr>
+            <w:rStyle w:val="Hyperlink"/>
+          </w:rPr>
+          <w:t xml:space="preserve">8</w:t>
+        </w:r>
+      </w:hyperlink>
+      <w:r>
+        <w:t xml:space="preserve">). Equivalentemente, la curva de indiferencia</w:t>
       </w:r>
       <w:r>
         <w:t xml:space="preserve"> </w:t>
@@ -32789,7 +33653,7 @@
       <w:r>
         <w:t xml:space="preserve">(</w:t>
       </w:r>
-      <w:hyperlink w:anchor="ref-MasColellWhinstonGreen1995">
+      <w:hyperlink w:anchor="ref_MasColellWhinstonGreen1995">
         <w:r>
           <w:rPr>
             <w:rStyle w:val="Hyperlink"/>
@@ -32861,7 +33725,7 @@
         <w:t xml:space="preserve">.</w:t>
       </w:r>
     </w:p>
-    <w:bookmarkStart w:id="121" w:name="fig:integrabilidad"/>
+    <w:bookmarkStart w:id="158" w:name="fig_integrabilidad"/>
     <w:p>
       <w:pPr>
         <w:pStyle w:val="ImageCaption"/>
@@ -32885,18 +33749,18 @@
           <wp:inline>
             <wp:extent cx="3211103" cy="2538301"/>
             <wp:effectExtent b="0" l="0" r="0" t="0"/>
-            <wp:docPr descr="" title="" id="119" name="Picture"/>
+            <wp:docPr descr="" title="" id="156" name="Picture"/>
             <a:graphic>
               <a:graphicData uri="http://schemas.openxmlformats.org/drawingml/2006/picture">
                 <pic:pic>
                   <pic:nvPicPr>
-                    <pic:cNvPr descr="C:\Users\vgutierrez\Documents\src\victorgutierrezmarcos.github.io-revision\oposicion\temario\fuentes\3A09\graficos/recuperar-utilidad.png" id="120" name="Picture"/>
+                    <pic:cNvPr descr="C:\Users\vgutierrez\Documents\src\victorgutierrezmarcos.github.io-revision\oposicion\temario\fuentes\3A09\graficos/recuperar-utilidad.png" id="157" name="Picture"/>
                     <pic:cNvPicPr>
                       <a:picLocks noChangeArrowheads="1" noChangeAspect="1"/>
                     </pic:cNvPicPr>
                   </pic:nvPicPr>
                   <pic:blipFill>
-                    <a:blip r:embed="rId118"/>
+                    <a:blip r:embed="rId155"/>
                     <a:stretch>
                       <a:fillRect/>
                     </a:stretch>
@@ -32923,7 +33787,7 @@
         </w:drawing>
       </w:r>
     </w:p>
-    <w:bookmarkEnd w:id="121"/>
+    <w:bookmarkEnd w:id="158"/>
     <w:p>
       <w:pPr>
         <w:pStyle w:val="Piedeimagen"/>
@@ -32961,7 +33825,7 @@
       <w:r>
         <w:t xml:space="preserve">(</w:t>
       </w:r>
-      <w:hyperlink w:anchor="ref-MatePerez2007Microeconomia">
+      <w:hyperlink w:anchor="ref_MatePerez2007Microeconomia">
         <w:r>
           <w:rPr>
             <w:rStyle w:val="Hyperlink"/>
@@ -33020,7 +33884,7 @@
       <w:r>
         <w:t xml:space="preserve">(</w:t>
       </w:r>
-      <w:hyperlink w:anchor="ref-MasColellWhinstonGreen1995">
+      <w:hyperlink w:anchor="ref_MasColellWhinstonGreen1995">
         <w:r>
           <w:rPr>
             <w:rStyle w:val="Hyperlink"/>
@@ -33058,12 +33922,14 @@
       <w:r>
         <w:t xml:space="preserve"> </w:t>
       </w:r>
-      <w:r>
-        <w:rPr>
-          <w:rStyle w:val="Referenciaatema"/>
-        </w:rPr>
-        <w:t xml:space="preserve">[ver tema 3.A.8]</w:t>
-      </w:r>
+      <w:hyperlink r:id="rId24">
+        <w:r>
+          <w:rPr>
+            <w:rStyle w:val="Referenciaatema"/>
+          </w:rPr>
+          <w:t xml:space="preserve">[ver tema 3.A.8]</w:t>
+        </w:r>
+      </w:hyperlink>
       <w:r>
         <w:t xml:space="preserve">. El axioma débil implica que</w:t>
       </w:r>
@@ -33096,7 +33962,7 @@
       <w:r>
         <w:t xml:space="preserve">(</w:t>
       </w:r>
-      <w:hyperlink w:anchor="ref-Houthakker1950Revealed">
+      <w:hyperlink w:anchor="ref_Houthakker1950Revealed">
         <w:r>
           <w:rPr>
             <w:rStyle w:val="Hyperlink"/>
@@ -33155,7 +34021,7 @@
       <w:r>
         <w:t xml:space="preserve">(</w:t>
       </w:r>
-      <w:hyperlink w:anchor="ref-KihlstromMasColellSonnenschein1976">
+      <w:hyperlink w:anchor="ref_KihlstromMasColellSonnenschein1976">
         <w:r>
           <w:rPr>
             <w:rStyle w:val="Hyperlink"/>
@@ -33187,7 +34053,7 @@
       <w:r>
         <w:t xml:space="preserve">(</w:t>
       </w:r>
-      <w:hyperlink w:anchor="ref-Afriat1967Construction">
+      <w:hyperlink w:anchor="ref_Afriat1967Construction">
         <w:r>
           <w:rPr>
             <w:rStyle w:val="Hyperlink"/>
@@ -33257,7 +34123,18 @@
         <w:t xml:space="preserve">empírica</w:t>
       </w:r>
       <w:r>
-        <w:t xml:space="preserve">: para saber si unas demandas estimadas son racionales basta contrastar esas propiedades (apartado II.2), sin necesidad de encontrar la función de utilidad, que puede ser muy difícil;</w:t>
+        <w:t xml:space="preserve">: para saber si unas demandas estimadas son racionales basta contrastar esas propiedades (apartado </w:t>
+      </w:r>
+      <w:hyperlink w:anchor="sec_pasos_sigue_literatura">
+        <w:r>
+          <w:rPr>
+            <w:rStyle w:val="Hyperlink"/>
+          </w:rPr>
+          <w:t xml:space="preserve">II.2</w:t>
+        </w:r>
+      </w:hyperlink>
+      <w:r>
+        <w:t xml:space="preserve">), sin necesidad de encontrar la función de utilidad, que puede ser muy difícil;</w:t>
       </w:r>
     </w:p>
     <w:p>
@@ -33283,7 +34160,7 @@
       <w:r>
         <w:t xml:space="preserve">(</w:t>
       </w:r>
-      <w:hyperlink w:anchor="ref-Hausman1981Exact">
+      <w:hyperlink w:anchor="ref_Hausman1981Exact">
         <w:r>
           <w:rPr>
             <w:rStyle w:val="Hyperlink"/>
@@ -33311,7 +34188,18 @@
         <w:t xml:space="preserve"> </w:t>
       </w:r>
       <w:r>
-        <w:t xml:space="preserve">(III.3).</w:t>
+        <w:t xml:space="preserve">(</w:t>
+      </w:r>
+      <w:hyperlink w:anchor="sec_analisis_bienestar_consumidor">
+        <w:r>
+          <w:rPr>
+            <w:rStyle w:val="Hyperlink"/>
+          </w:rPr>
+          <w:t xml:space="preserve">III.3</w:t>
+        </w:r>
+      </w:hyperlink>
+      <w:r>
+        <w:t xml:space="preserve">).</w:t>
       </w:r>
     </w:p>
     <w:p>
@@ -33344,8 +34232,8 @@
         <w:t xml:space="preserve">.</w:t>
       </w:r>
     </w:p>
-    <w:bookmarkEnd w:id="122"/>
-    <w:bookmarkStart w:id="131" w:name="X51732a2724dbde895c7958178f8f73475ab9c69"/>
+    <w:bookmarkEnd w:id="159"/>
+    <w:bookmarkStart w:id="171" w:name="sec_ecuacion_slutsky_clasificacion"/>
     <w:p>
       <w:pPr>
         <w:pStyle w:val="Heading2"/>
@@ -33375,7 +34263,7 @@
         <w:t xml:space="preserve">y la clasificación de los bienes</w:t>
       </w:r>
     </w:p>
-    <w:bookmarkStart w:id="124" w:name="X9bcd8aeb02ee1e69ed0ec624e926d3665107bc0"/>
+    <w:bookmarkStart w:id="163" w:name="derivaci__n_de_la_ecuaci__n_de_slu_91980"/>
     <w:p>
       <w:pPr>
         <w:pStyle w:val="Heading4"/>
@@ -33451,7 +34339,7 @@
       <w:r>
         <w:t xml:space="preserve">(</w:t>
       </w:r>
-      <w:hyperlink w:anchor="ref-Slutsky1915Bilancio">
+      <w:hyperlink w:anchor="ref_Slutsky1915Bilancio">
         <w:r>
           <w:rPr>
             <w:rStyle w:val="Hyperlink"/>
@@ -33463,7 +34351,18 @@
         <w:t xml:space="preserve">)</w:t>
       </w:r>
       <w:r>
-        <w:t xml:space="preserve">. Por el teorema básico, en el óptimo las demandas coinciden: si la renta del primal coincide con el gasto mínimo del dual para el nivel de utilidad maximizado, se cumple la identidad (ecuación (14))</w:t>
+        <w:t xml:space="preserve">. Por el teorema básico, en el óptimo las demandas coinciden: si la renta del primal coincide con el gasto mínimo del dual para el nivel de utilidad maximizado, se cumple la identidad (ecuación (</w:t>
+      </w:r>
+      <w:hyperlink w:anchor="eq_dual_demanda">
+        <w:r>
+          <w:rPr>
+            <w:rStyle w:val="Hyperlink"/>
+          </w:rPr>
+          <w:t xml:space="preserve">14</w:t>
+        </w:r>
+      </w:hyperlink>
+      <w:r>
+        <w:t xml:space="preserve">))</w:t>
       </w:r>
     </w:p>
     <w:p>
@@ -34553,6 +35452,8 @@
         <w:t xml:space="preserve">:</w:t>
       </w:r>
     </w:p>
+    <w:bookmarkStart w:id="160" w:name="eq_slutsky"/>
+    <w:bookmarkEnd w:id="160"/>
     <w:p>
       <w:pPr>
         <w:pStyle w:val="Funcionclave"/>
@@ -35172,8 +36073,13 @@
         <w:rPr>
           <w:rStyle w:val="FootnoteReference"/>
         </w:rPr>
-        <w:footnoteReference w:id="123"/>
-      </w:r>
+        <w:footnoteReference w:id="161"/>
+      </w:r>
+      <w:r>
+        <w:t xml:space="preserve"> </w:t>
+      </w:r>
+      <w:bookmarkStart w:id="162" w:name="eq_slutsky_elasticidades"/>
+      <w:bookmarkEnd w:id="162"/>
     </w:p>
     <w:p>
       <w:pPr>
@@ -35534,7 +36440,18 @@
         <w:t xml:space="preserve"> </w:t>
       </w:r>
       <w:r>
-        <w:t xml:space="preserve">con datos, ecuación (26), y contrastar sus propiedades.</w:t>
+        <w:t xml:space="preserve">con datos, ecuación (</w:t>
+      </w:r>
+      <w:hyperlink w:anchor="eq_slutsky_observable">
+        <w:r>
+          <w:rPr>
+            <w:rStyle w:val="Hyperlink"/>
+          </w:rPr>
+          <w:t xml:space="preserve">26</w:t>
+        </w:r>
+      </w:hyperlink>
+      <w:r>
+        <w:t xml:space="preserve">), y contrastar sus propiedades.</w:t>
       </w:r>
     </w:p>
     <w:p>
@@ -35571,7 +36488,18 @@
         <w:t xml:space="preserve"> </w:t>
       </w:r>
       <w:r>
-        <w:t xml:space="preserve">(ecuación (13)):</w:t>
+        <w:t xml:space="preserve">(ecuación (</w:t>
+      </w:r>
+      <w:hyperlink w:anchor="eq_matriz_slutsky">
+        <w:r>
+          <w:rPr>
+            <w:rStyle w:val="Hyperlink"/>
+          </w:rPr>
+          <w:t xml:space="preserve">13</w:t>
+        </w:r>
+      </w:hyperlink>
+      <w:r>
+        <w:t xml:space="preserve">)):</w:t>
       </w:r>
     </w:p>
     <w:p>
@@ -35895,8 +36823,8 @@
         <w:t xml:space="preserve">); con dos bienes, son necesariamente sustitutivos netos.</w:t>
       </w:r>
     </w:p>
-    <w:bookmarkEnd w:id="124"/>
-    <w:bookmarkStart w:id="126" w:name="Xef20607d60c8523bacd85388fa3bf7a6d6587c7"/>
+    <w:bookmarkEnd w:id="163"/>
+    <w:bookmarkStart w:id="165" w:name="clasificaci__n_de_los_bienes_seg___47205"/>
     <w:p>
       <w:pPr>
         <w:pStyle w:val="Heading4"/>
@@ -35946,7 +36874,18 @@
         </m:r>
       </m:oMath>
       <w:r>
-        <w:t xml:space="preserve">, el signo del efecto total depende del efecto renta (tabla 4):</w:t>
+        <w:t xml:space="preserve">, el signo del efecto total depende del efecto renta (tabla </w:t>
+      </w:r>
+      <w:hyperlink w:anchor="tab_slutsky_propio">
+        <w:r>
+          <w:rPr>
+            <w:rStyle w:val="Hyperlink"/>
+          </w:rPr>
+          <w:t xml:space="preserve">4</w:t>
+        </w:r>
+      </w:hyperlink>
+      <w:r>
+        <w:t xml:space="preserve">):</w:t>
       </w:r>
     </w:p>
     <w:p>
@@ -36119,7 +37058,7 @@
       <w:r>
         <w:t xml:space="preserve">(</w:t>
       </w:r>
-      <w:hyperlink w:anchor="ref-Veblen1899Leisure">
+      <w:hyperlink w:anchor="ref_Veblen1899Leisure">
         <w:r>
           <w:rPr>
             <w:rStyle w:val="Hyperlink"/>
@@ -36146,17 +37085,19 @@
       <w:r>
         <w:t xml:space="preserve"> </w:t>
       </w:r>
-      <w:r>
-        <w:rPr>
-          <w:rStyle w:val="Referenciaatema"/>
-        </w:rPr>
-        <w:t xml:space="preserve">[ver tema 3.A.8]</w:t>
-      </w:r>
+      <w:hyperlink r:id="rId24">
+        <w:r>
+          <w:rPr>
+            <w:rStyle w:val="Referenciaatema"/>
+          </w:rPr>
+          <w:t xml:space="preserve">[ver tema 3.A.8]</w:t>
+        </w:r>
+      </w:hyperlink>
       <w:r>
         <w:t xml:space="preserve">.</w:t>
       </w:r>
     </w:p>
-    <w:bookmarkStart w:id="125" w:name="tab:slutsky-propio"/>
+    <w:bookmarkStart w:id="164" w:name="tab_slutsky_propio"/>
     <w:p>
       <w:pPr>
         <w:pStyle w:val="TableCaption"/>
@@ -36918,7 +37859,7 @@
         </w:tc>
       </w:tr>
     </w:tbl>
-    <w:bookmarkEnd w:id="125"/>
+    <w:bookmarkEnd w:id="164"/>
     <w:p>
       <w:pPr>
         <w:pStyle w:val="BodyText"/>
@@ -37061,12 +38002,14 @@
       <w:r>
         <w:t xml:space="preserve"> </w:t>
       </w:r>
-      <w:r>
-        <w:rPr>
-          <w:rStyle w:val="Referenciaatema"/>
-        </w:rPr>
-        <w:t xml:space="preserve">[ver tema 3.A.8]</w:t>
-      </w:r>
+      <w:hyperlink r:id="rId24">
+        <w:r>
+          <w:rPr>
+            <w:rStyle w:val="Referenciaatema"/>
+          </w:rPr>
+          <w:t xml:space="preserve">[ver tema 3.A.8]</w:t>
+        </w:r>
+      </w:hyperlink>
       <w:r>
         <w:t xml:space="preserve">.</w:t>
       </w:r>
@@ -37160,7 +38103,7 @@
         </w:rPr>
         <w:t xml:space="preserve">(</w:t>
       </w:r>
-      <w:hyperlink w:anchor="ref-MasColellWhinstonGreen1995">
+      <w:hyperlink w:anchor="ref_MasColellWhinstonGreen1995">
         <w:r>
           <w:rPr>
             <w:rStyle w:val="Hyperlink"/>
@@ -37192,8 +38135,8 @@
         <w:t xml:space="preserve">.</w:t>
       </w:r>
     </w:p>
-    <w:bookmarkEnd w:id="126"/>
-    <w:bookmarkStart w:id="128" w:name="X169064eaf6163e9bb6e49759595c02c4aeec0a8"/>
+    <w:bookmarkEnd w:id="165"/>
+    <w:bookmarkStart w:id="167" w:name="clasificaci__n_de_los_bienes_seg___69689"/>
     <w:p>
       <w:pPr>
         <w:pStyle w:val="Heading4"/>
@@ -37294,7 +38237,7 @@
       <w:r>
         <w:t xml:space="preserve">(</w:t>
       </w:r>
-      <w:hyperlink w:anchor="ref-HicksAllen1934Reconsideration">
+      <w:hyperlink w:anchor="ref_HicksAllen1934Reconsideration">
         <w:r>
           <w:rPr>
             <w:rStyle w:val="Hyperlink"/>
@@ -37556,7 +38499,18 @@
         </w:numPr>
       </w:pPr>
       <w:r>
-        <w:t xml:space="preserve">No todas las combinaciones son posibles (tabla 5): si los bienes son sustitutivos netos y el bien</w:t>
+        <w:t xml:space="preserve">No todas las combinaciones son posibles (tabla </w:t>
+      </w:r>
+      <w:hyperlink w:anchor="tab_slutsky_cruzado">
+        <w:r>
+          <w:rPr>
+            <w:rStyle w:val="Hyperlink"/>
+          </w:rPr>
+          <w:t xml:space="preserve">5</w:t>
+        </w:r>
+      </w:hyperlink>
+      <w:r>
+        <w:t xml:space="preserve">): si los bienes son sustitutivos netos y el bien</w:t>
       </w:r>
       <w:r>
         <w:t xml:space="preserve"> </w:t>
@@ -37587,7 +38541,7 @@
         <w:t xml:space="preserve">es normal, solo pueden ser complementarios brutos.</w:t>
       </w:r>
     </w:p>
-    <w:bookmarkStart w:id="127" w:name="tab:slutsky-cruzado"/>
+    <w:bookmarkStart w:id="166" w:name="tab_slutsky_cruzado"/>
     <w:p>
       <w:pPr>
         <w:pStyle w:val="TableCaption"/>
@@ -38836,7 +39790,7 @@
         </w:tc>
       </w:tr>
     </w:tbl>
-    <w:bookmarkEnd w:id="127"/>
+    <w:bookmarkEnd w:id="166"/>
     <w:p>
       <w:pPr>
         <w:pStyle w:val="BodyText"/>
@@ -39264,7 +40218,7 @@
         </w:rPr>
         <w:t xml:space="preserve">(</w:t>
       </w:r>
-      <w:hyperlink w:anchor="ref-MasColellWhinstonGreen1995">
+      <w:hyperlink w:anchor="ref_MasColellWhinstonGreen1995">
         <w:r>
           <w:rPr>
             <w:rStyle w:val="Hyperlink"/>
@@ -39289,8 +40243,8 @@
         <w:t xml:space="preserve">.</w:t>
       </w:r>
     </w:p>
-    <w:bookmarkEnd w:id="128"/>
-    <w:bookmarkStart w:id="130" w:name="X963b721e859de5ae05bc921dcdf3554cfc912bb"/>
+    <w:bookmarkEnd w:id="167"/>
+    <w:bookmarkStart w:id="170" w:name="pendientes_de_las_demandas_marshal_66360"/>
     <w:p>
       <w:pPr>
         <w:pStyle w:val="Heading4"/>
@@ -39361,7 +40315,7 @@
         <w:rPr>
           <w:rStyle w:val="FootnoteReference"/>
         </w:rPr>
-        <w:footnoteReference w:id="129"/>
+        <w:footnoteReference w:id="168"/>
       </w:r>
       <w:r>
         <w:t xml:space="preserve"> </w:t>
@@ -39398,12 +40352,14 @@
       <w:r>
         <w:t xml:space="preserve"> </w:t>
       </w:r>
-      <w:r>
-        <w:rPr>
-          <w:rStyle w:val="Referenciaatema"/>
-        </w:rPr>
-        <w:t xml:space="preserve">[ver tema 3.A.8]</w:t>
-      </w:r>
+      <w:hyperlink r:id="rId24">
+        <w:r>
+          <w:rPr>
+            <w:rStyle w:val="Referenciaatema"/>
+          </w:rPr>
+          <w:t xml:space="preserve">[ver tema 3.A.8]</w:t>
+        </w:r>
+      </w:hyperlink>
       <w:r>
         <w:t xml:space="preserve">. Es el puente con la medida del bienestar: para un bien normal, ante una bajada del precio,</w:t>
       </w:r>
@@ -39497,9 +40453,9 @@
         <w:t xml:space="preserve">, convierte la matriz de sustitución en algo calculable con datos y explica por qué las relaciones netas son simétricas y las brutas no. Las mismas funciones, la hicksiana y la de gasto, sirven para medir en dinero el bienestar.</w:t>
       </w:r>
     </w:p>
-    <w:bookmarkEnd w:id="130"/>
-    <w:bookmarkEnd w:id="131"/>
-    <w:bookmarkStart w:id="165" w:name="X16fbe024173e2295b4adbcb7a3554a81b5ae0e8"/>
+    <w:bookmarkEnd w:id="170"/>
+    <w:bookmarkEnd w:id="171"/>
+    <w:bookmarkStart w:id="219" w:name="sec_analisis_bienestar_consumidor"/>
     <w:p>
       <w:pPr>
         <w:pStyle w:val="Heading2"/>
@@ -39514,7 +40470,7 @@
         <w:t xml:space="preserve">Análisis de bienestar del consumidor individual</w:t>
       </w:r>
     </w:p>
-    <w:bookmarkStart w:id="136" w:name="idea-1"/>
+    <w:bookmarkStart w:id="179" w:name="sec_idea_2"/>
     <w:p>
       <w:pPr>
         <w:pStyle w:val="Heading3"/>
@@ -39587,33 +40543,39 @@
       <w:r>
         <w:t xml:space="preserve"> </w:t>
       </w:r>
-      <w:r>
-        <w:rPr>
-          <w:rStyle w:val="Referenciaatema"/>
-        </w:rPr>
-        <w:t xml:space="preserve">[ver tema 3.A.16]</w:t>
-      </w:r>
+      <w:hyperlink r:id="rId172">
+        <w:r>
+          <w:rPr>
+            <w:rStyle w:val="Referenciaatema"/>
+          </w:rPr>
+          <w:t xml:space="preserve">[ver tema 3.A.16]</w:t>
+        </w:r>
+      </w:hyperlink>
       <w:r>
         <w:t xml:space="preserve">, y mucho más limitado que el análisis en equilibrio general, que agrega a todos los agentes</w:t>
       </w:r>
       <w:r>
         <w:t xml:space="preserve"> </w:t>
       </w:r>
-      <w:r>
-        <w:rPr>
-          <w:rStyle w:val="Referenciaatema"/>
-        </w:rPr>
-        <w:t xml:space="preserve">[ver tema 3.A.22]</w:t>
-      </w:r>
-      <w:r>
-        <w:t xml:space="preserve"> </w:t>
-      </w:r>
-      <w:r>
-        <w:rPr>
-          <w:rStyle w:val="Referenciaatema"/>
-        </w:rPr>
-        <w:t xml:space="preserve">[ver tema 3.A.24]</w:t>
-      </w:r>
+      <w:hyperlink r:id="rId173">
+        <w:r>
+          <w:rPr>
+            <w:rStyle w:val="Referenciaatema"/>
+          </w:rPr>
+          <w:t xml:space="preserve">[ver tema 3.A.22]</w:t>
+        </w:r>
+      </w:hyperlink>
+      <w:r>
+        <w:t xml:space="preserve"> </w:t>
+      </w:r>
+      <w:hyperlink r:id="rId174">
+        <w:r>
+          <w:rPr>
+            <w:rStyle w:val="Referenciaatema"/>
+          </w:rPr>
+          <w:t xml:space="preserve">[ver tema 3.A.24]</w:t>
+        </w:r>
+      </w:hyperlink>
       <w:r>
         <w:t xml:space="preserve">. La restricción tiene una ventaja: evita las comparaciones de bienestar entre personas, que la naturaleza ordinal de las preferencias complica.</w:t>
       </w:r>
@@ -39647,7 +40609,7 @@
       <w:r>
         <w:t xml:space="preserve">(</w:t>
       </w:r>
-      <w:hyperlink w:anchor="ref-CiceronLegibus">
+      <w:hyperlink w:anchor="ref_CiceronLegibus">
         <w:r>
           <w:rPr>
             <w:rStyle w:val="Hyperlink"/>
@@ -39699,7 +40661,18 @@
         <w:t xml:space="preserve"> </w:t>
       </w:r>
       <w:r>
-        <w:t xml:space="preserve">(gráfico 9): si baja</w:t>
+        <w:t xml:space="preserve">(gráfico </w:t>
+      </w:r>
+      <w:hyperlink w:anchor="fig_bienestar_problema">
+        <w:r>
+          <w:rPr>
+            <w:rStyle w:val="Hyperlink"/>
+          </w:rPr>
+          <w:t xml:space="preserve">9</w:t>
+        </w:r>
+      </w:hyperlink>
+      <w:r>
+        <w:t xml:space="preserve">): si baja</w:t>
       </w:r>
       <w:r>
         <w:t xml:space="preserve"> </w:t>
@@ -40319,7 +41292,7 @@
         <w:t xml:space="preserve">.</w:t>
       </w:r>
     </w:p>
-    <w:bookmarkStart w:id="135" w:name="fig:bienestar-problema"/>
+    <w:bookmarkStart w:id="178" w:name="fig_bienestar_problema"/>
     <w:p>
       <w:pPr>
         <w:pStyle w:val="ImageCaption"/>
@@ -40366,18 +41339,18 @@
           <wp:inline>
             <wp:extent cx="2993971" cy="2256947"/>
             <wp:effectExtent b="0" l="0" r="0" t="0"/>
-            <wp:docPr descr="" title="" id="133" name="Picture"/>
+            <wp:docPr descr="" title="" id="176" name="Picture"/>
             <a:graphic>
               <a:graphicData uri="http://schemas.openxmlformats.org/drawingml/2006/picture">
                 <pic:pic>
                   <pic:nvPicPr>
-                    <pic:cNvPr descr="C:\Users\vgutierrez\Documents\src\victorgutierrezmarcos.github.io-revision\oposicion\temario\fuentes\3A09\graficos/bienestar-problema.png" id="134" name="Picture"/>
+                    <pic:cNvPr descr="C:\Users\vgutierrez\Documents\src\victorgutierrezmarcos.github.io-revision\oposicion\temario\fuentes\3A09\graficos/bienestar-problema.png" id="177" name="Picture"/>
                     <pic:cNvPicPr>
                       <a:picLocks noChangeArrowheads="1" noChangeAspect="1"/>
                     </pic:cNvPicPr>
                   </pic:nvPicPr>
                   <pic:blipFill>
-                    <a:blip r:embed="rId132"/>
+                    <a:blip r:embed="rId175"/>
                     <a:stretch>
                       <a:fillRect/>
                     </a:stretch>
@@ -40404,7 +41377,7 @@
         </w:drawing>
       </w:r>
     </w:p>
-    <w:bookmarkEnd w:id="135"/>
+    <w:bookmarkEnd w:id="178"/>
     <w:p>
       <w:pPr>
         <w:pStyle w:val="Piedeimagen"/>
@@ -40413,8 +41386,8 @@
         <w:t xml:space="preserve">Fuente: elaboración propia.</w:t>
       </w:r>
     </w:p>
-    <w:bookmarkEnd w:id="136"/>
-    <w:bookmarkStart w:id="164" w:name="Xcfd008ef96d67a8320853afc75a4ad7c3b225d9"/>
+    <w:bookmarkEnd w:id="179"/>
+    <w:bookmarkStart w:id="218" w:name="sec_medicion_variacion_bienestar"/>
     <w:p>
       <w:pPr>
         <w:pStyle w:val="Heading3"/>
@@ -40429,7 +41402,7 @@
         <w:t xml:space="preserve">Medición de la variación del bienestar del consumidor individual</w:t>
       </w:r>
     </w:p>
-    <w:bookmarkStart w:id="141" w:name="X1fc56320b6168869029d8c3fa807cc2401d7198"/>
+    <w:bookmarkStart w:id="185" w:name="la_variaci__n_del_excedente_del_co_06730"/>
     <w:p>
       <w:pPr>
         <w:pStyle w:val="Heading4"/>
@@ -40477,7 +41450,7 @@
       <w:r>
         <w:t xml:space="preserve">(</w:t>
       </w:r>
-      <w:hyperlink w:anchor="ref-Dupuit1844Mesure">
+      <w:hyperlink w:anchor="ref_Dupuit1844Mesure">
         <w:r>
           <w:rPr>
             <w:rStyle w:val="Hyperlink"/>
@@ -40509,7 +41482,7 @@
       <w:r>
         <w:t xml:space="preserve">(</w:t>
       </w:r>
-      <w:hyperlink w:anchor="ref-Marshall1890Principles">
+      <w:hyperlink w:anchor="ref_Marshall1890Principles">
         <w:r>
           <w:rPr>
             <w:rStyle w:val="Hyperlink"/>
@@ -40575,8 +41548,24 @@
         <w:t xml:space="preserve"> </w:t>
       </w:r>
       <w:r>
-        <w:t xml:space="preserve">es el área a la izquierda de la demanda marshalliana entre el precio inicial y el final (gráfico 10):</w:t>
-      </w:r>
+        <w:t xml:space="preserve">es el área a la izquierda de la demanda marshalliana entre el precio inicial y el final (gráfico </w:t>
+      </w:r>
+      <w:hyperlink w:anchor="fig_bienestar_delta_ec">
+        <w:r>
+          <w:rPr>
+            <w:rStyle w:val="Hyperlink"/>
+          </w:rPr>
+          <w:t xml:space="preserve">10</w:t>
+        </w:r>
+      </w:hyperlink>
+      <w:r>
+        <w:t xml:space="preserve">):</w:t>
+      </w:r>
+      <w:r>
+        <w:t xml:space="preserve"> </w:t>
+      </w:r>
+      <w:bookmarkStart w:id="180" w:name="eq_delta_ec"/>
+      <w:bookmarkEnd w:id="180"/>
     </w:p>
     <w:p>
       <w:pPr>
@@ -40771,7 +41760,7 @@
         </m:oMath>
       </m:oMathPara>
     </w:p>
-    <w:bookmarkStart w:id="140" w:name="fig:bienestar-delta-ec"/>
+    <w:bookmarkStart w:id="184" w:name="fig_bienestar_delta_ec"/>
     <w:p>
       <w:pPr>
         <w:pStyle w:val="ImageCaption"/>
@@ -40815,18 +41804,18 @@
           <wp:inline>
             <wp:extent cx="2984500" cy="1670809"/>
             <wp:effectExtent b="0" l="0" r="0" t="0"/>
-            <wp:docPr descr="" title="" id="138" name="Picture"/>
+            <wp:docPr descr="" title="" id="182" name="Picture"/>
             <a:graphic>
               <a:graphicData uri="http://schemas.openxmlformats.org/drawingml/2006/picture">
                 <pic:pic>
                   <pic:nvPicPr>
-                    <pic:cNvPr descr="C:\Users\vgutierrez\Documents\src\victorgutierrezmarcos.github.io-revision\oposicion\temario\fuentes\3A09\graficos/bienestar-delta-ec.png" id="139" name="Picture"/>
+                    <pic:cNvPr descr="C:\Users\vgutierrez\Documents\src\victorgutierrezmarcos.github.io-revision\oposicion\temario\fuentes\3A09\graficos/bienestar-delta-ec.png" id="183" name="Picture"/>
                     <pic:cNvPicPr>
                       <a:picLocks noChangeArrowheads="1" noChangeAspect="1"/>
                     </pic:cNvPicPr>
                   </pic:nvPicPr>
                   <pic:blipFill>
-                    <a:blip r:embed="rId137"/>
+                    <a:blip r:embed="rId181"/>
                     <a:stretch>
                       <a:fillRect/>
                     </a:stretch>
@@ -40853,7 +41842,7 @@
         </w:drawing>
       </w:r>
     </w:p>
-    <w:bookmarkEnd w:id="140"/>
+    <w:bookmarkEnd w:id="184"/>
     <w:p>
       <w:pPr>
         <w:pStyle w:val="Piedeimagen"/>
@@ -40903,7 +41892,7 @@
       <w:r>
         <w:t xml:space="preserve">(</w:t>
       </w:r>
-      <w:hyperlink w:anchor="ref-MasColellWhinstonGreen1995">
+      <w:hyperlink w:anchor="ref_MasColellWhinstonGreen1995">
         <w:r>
           <w:rPr>
             <w:rStyle w:val="Hyperlink"/>
@@ -41028,12 +42017,14 @@
       <w:r>
         <w:t xml:space="preserve"> </w:t>
       </w:r>
-      <w:r>
-        <w:rPr>
-          <w:rStyle w:val="Referenciaatema"/>
-        </w:rPr>
-        <w:t xml:space="preserve">[ver tema 3.A.16]</w:t>
-      </w:r>
+      <w:hyperlink r:id="rId172">
+        <w:r>
+          <w:rPr>
+            <w:rStyle w:val="Referenciaatema"/>
+          </w:rPr>
+          <w:t xml:space="preserve">[ver tema 3.A.16]</w:t>
+        </w:r>
+      </w:hyperlink>
       <w:r>
         <w:t xml:space="preserve">.</w:t>
       </w:r>
@@ -41331,8 +42322,8 @@
         <w:t xml:space="preserve">.</w:t>
       </w:r>
     </w:p>
-    <w:bookmarkEnd w:id="141"/>
-    <w:bookmarkStart w:id="155" w:name="Xaf96a4649bd8cbbc83c9509d373be26c7129868"/>
+    <w:bookmarkEnd w:id="185"/>
+    <w:bookmarkStart w:id="204" w:name="an__lisis_mediante_variaciones_inf_17399"/>
     <w:p>
       <w:pPr>
         <w:pStyle w:val="Heading4"/>
@@ -41383,7 +42374,7 @@
       <w:r>
         <w:t xml:space="preserve">(</w:t>
       </w:r>
-      <w:hyperlink w:anchor="ref-McKenzie1957Demand">
+      <w:hyperlink w:anchor="ref_McKenzie1957Demand">
         <w:r>
           <w:rPr>
             <w:rStyle w:val="Hyperlink"/>
@@ -41410,7 +42401,7 @@
       <w:r>
         <w:t xml:space="preserve"> </w:t>
       </w:r>
-      <w:hyperlink w:anchor="ref-Samuelson1974Complementarity">
+      <w:hyperlink w:anchor="ref_Samuelson1974Complementarity">
         <w:r>
           <w:rPr>
             <w:rStyle w:val="Hyperlink"/>
@@ -41437,7 +42428,7 @@
       <w:r>
         <w:t xml:space="preserve"> </w:t>
       </w:r>
-      <w:hyperlink w:anchor="ref-MasColellWhinstonGreen1995">
+      <w:hyperlink w:anchor="ref_MasColellWhinstonGreen1995">
         <w:r>
           <w:rPr>
             <w:rStyle w:val="Hyperlink"/>
@@ -41533,6 +42524,11 @@
       <w:r>
         <w:t xml:space="preserve">,</w:t>
       </w:r>
+      <w:r>
+        <w:t xml:space="preserve"> </w:t>
+      </w:r>
+      <w:bookmarkStart w:id="186" w:name="eq_money_metric"/>
+      <w:bookmarkEnd w:id="186"/>
     </w:p>
     <w:p>
       <w:pPr>
@@ -41867,7 +42863,7 @@
         <w:rPr>
           <w:rStyle w:val="FootnoteReference"/>
         </w:rPr>
-        <w:footnoteReference w:id="142"/>
+        <w:footnoteReference w:id="187"/>
       </w:r>
       <w:r>
         <w:t xml:space="preserve"> </w:t>
@@ -42163,6 +43159,11 @@
       <w:r>
         <w:t xml:space="preserve">es la compensación mínima que aceptaría.</w:t>
       </w:r>
+      <w:r>
+        <w:t xml:space="preserve"> </w:t>
+      </w:r>
+      <w:bookmarkStart w:id="188" w:name="eq_vc"/>
+      <w:bookmarkEnd w:id="188"/>
     </w:p>
     <w:p>
       <w:pPr>
@@ -42690,7 +43691,18 @@
         </w:numPr>
       </w:pPr>
       <w:r>
-        <w:t xml:space="preserve">Gráficamente (gráfico 11), en el panel de las cestas es la distancia vertical, medida en unidades del bien 2 con</w:t>
+        <w:t xml:space="preserve">Gráficamente (gráfico </w:t>
+      </w:r>
+      <w:hyperlink w:anchor="fig_bienestar_vc">
+        <w:r>
+          <w:rPr>
+            <w:rStyle w:val="Hyperlink"/>
+          </w:rPr>
+          <w:t xml:space="preserve">11</w:t>
+        </w:r>
+      </w:hyperlink>
+      <w:r>
+        <w:t xml:space="preserve">), en el panel de las cestas es la distancia vertical, medida en unidades del bien 2 con</w:t>
       </w:r>
       <w:r>
         <w:t xml:space="preserve"> </w:t>
@@ -42942,7 +43954,7 @@
         <w:t xml:space="preserve">, entre los dos precios.</w:t>
       </w:r>
     </w:p>
-    <w:bookmarkStart w:id="146" w:name="fig:bienestar-vc"/>
+    <w:bookmarkStart w:id="192" w:name="fig_bienestar_vc"/>
     <w:p>
       <w:pPr>
         <w:pStyle w:val="ImageCaption"/>
@@ -43010,18 +44022,18 @@
           <wp:inline>
             <wp:extent cx="3282950" cy="3862134"/>
             <wp:effectExtent b="0" l="0" r="0" t="0"/>
-            <wp:docPr descr="" title="" id="144" name="Picture"/>
+            <wp:docPr descr="" title="" id="190" name="Picture"/>
             <a:graphic>
               <a:graphicData uri="http://schemas.openxmlformats.org/drawingml/2006/picture">
                 <pic:pic>
                   <pic:nvPicPr>
-                    <pic:cNvPr descr="C:\Users\vgutierrez\Documents\src\victorgutierrezmarcos.github.io-revision\oposicion\temario\fuentes\3A09\graficos/bienestar-vc.png" id="145" name="Picture"/>
+                    <pic:cNvPr descr="C:\Users\vgutierrez\Documents\src\victorgutierrezmarcos.github.io-revision\oposicion\temario\fuentes\3A09\graficos/bienestar-vc.png" id="191" name="Picture"/>
                     <pic:cNvPicPr>
                       <a:picLocks noChangeArrowheads="1" noChangeAspect="1"/>
                     </pic:cNvPicPr>
                   </pic:nvPicPr>
                   <pic:blipFill>
-                    <a:blip r:embed="rId143"/>
+                    <a:blip r:embed="rId189"/>
                     <a:stretch>
                       <a:fillRect/>
                     </a:stretch>
@@ -43048,7 +44060,7 @@
         </w:drawing>
       </w:r>
     </w:p>
-    <w:bookmarkEnd w:id="146"/>
+    <w:bookmarkEnd w:id="192"/>
     <w:p>
       <w:pPr>
         <w:pStyle w:val="Piedeimagen"/>
@@ -43098,7 +44110,7 @@
       <w:r>
         <w:t xml:space="preserve">(</w:t>
       </w:r>
-      <w:hyperlink w:anchor="ref-MasColellWhinstonGreen1995">
+      <w:hyperlink w:anchor="ref_MasColellWhinstonGreen1995">
         <w:r>
           <w:rPr>
             <w:rStyle w:val="Hyperlink"/>
@@ -43213,15 +44225,22 @@
       <w:r>
         <w:t xml:space="preserve"> </w:t>
       </w:r>
-      <w:r>
-        <w:rPr>
-          <w:rStyle w:val="Referenciaatema"/>
-        </w:rPr>
-        <w:t xml:space="preserve">[ver tema 4.B.6]</w:t>
-      </w:r>
+      <w:hyperlink r:id="rId22">
+        <w:r>
+          <w:rPr>
+            <w:rStyle w:val="Referenciaatema"/>
+          </w:rPr>
+          <w:t xml:space="preserve">[ver tema 4.B.6]</w:t>
+        </w:r>
+      </w:hyperlink>
       <w:r>
         <w:t xml:space="preserve">.</w:t>
       </w:r>
+      <w:r>
+        <w:t xml:space="preserve"> </w:t>
+      </w:r>
+      <w:bookmarkStart w:id="193" w:name="eq_ve"/>
+      <w:bookmarkEnd w:id="193"/>
     </w:p>
     <w:p>
       <w:pPr>
@@ -43749,7 +44768,18 @@
         </w:numPr>
       </w:pPr>
       <w:r>
-        <w:t xml:space="preserve">Gráficamente (gráfico 12), es la distancia vertical entre la recta de balance inicial y su paralela tangente a la curva final</w:t>
+        <w:t xml:space="preserve">Gráficamente (gráfico </w:t>
+      </w:r>
+      <w:hyperlink w:anchor="fig_bienestar_ve">
+        <w:r>
+          <w:rPr>
+            <w:rStyle w:val="Hyperlink"/>
+          </w:rPr>
+          <w:t xml:space="preserve">12</w:t>
+        </w:r>
+      </w:hyperlink>
+      <w:r>
+        <w:t xml:space="preserve">), es la distancia vertical entre la recta de balance inicial y su paralela tangente a la curva final</w:t>
       </w:r>
       <w:r>
         <w:t xml:space="preserve"> </w:t>
@@ -43972,7 +45002,7 @@
         <w:t xml:space="preserve">, entre los dos precios.</w:t>
       </w:r>
     </w:p>
-    <w:bookmarkStart w:id="150" w:name="fig:bienestar-ve"/>
+    <w:bookmarkStart w:id="197" w:name="fig_bienestar_ve"/>
     <w:p>
       <w:pPr>
         <w:pStyle w:val="ImageCaption"/>
@@ -44040,18 +45070,18 @@
           <wp:inline>
             <wp:extent cx="3282950" cy="3865321"/>
             <wp:effectExtent b="0" l="0" r="0" t="0"/>
-            <wp:docPr descr="" title="" id="148" name="Picture"/>
+            <wp:docPr descr="" title="" id="195" name="Picture"/>
             <a:graphic>
               <a:graphicData uri="http://schemas.openxmlformats.org/drawingml/2006/picture">
                 <pic:pic>
                   <pic:nvPicPr>
-                    <pic:cNvPr descr="C:\Users\vgutierrez\Documents\src\victorgutierrezmarcos.github.io-revision\oposicion\temario\fuentes\3A09\graficos/bienestar-ve.png" id="149" name="Picture"/>
+                    <pic:cNvPr descr="C:\Users\vgutierrez\Documents\src\victorgutierrezmarcos.github.io-revision\oposicion\temario\fuentes\3A09\graficos/bienestar-ve.png" id="196" name="Picture"/>
                     <pic:cNvPicPr>
                       <a:picLocks noChangeArrowheads="1" noChangeAspect="1"/>
                     </pic:cNvPicPr>
                   </pic:nvPicPr>
                   <pic:blipFill>
-                    <a:blip r:embed="rId147"/>
+                    <a:blip r:embed="rId194"/>
                     <a:stretch>
                       <a:fillRect/>
                     </a:stretch>
@@ -44078,7 +45108,7 @@
         </w:drawing>
       </w:r>
     </w:p>
-    <w:bookmarkEnd w:id="150"/>
+    <w:bookmarkEnd w:id="197"/>
     <w:p>
       <w:pPr>
         <w:pStyle w:val="Piedeimagen"/>
@@ -44128,7 +45158,7 @@
       <w:r>
         <w:t xml:space="preserve">(</w:t>
       </w:r>
-      <w:hyperlink w:anchor="ref-MasColellWhinstonGreen1995">
+      <w:hyperlink w:anchor="ref_MasColellWhinstonGreen1995">
         <w:r>
           <w:rPr>
             <w:rStyle w:val="Hyperlink"/>
@@ -44204,8 +45234,24 @@
         <w:t xml:space="preserve"> </w:t>
       </w:r>
       <w:r>
-        <w:t xml:space="preserve">(gráfico 13): para un bien normal, la hicksiana inicial es más inclinada que la marshalliana y la final queda a su derecha, de modo que, ante una bajada del precio,</w:t>
-      </w:r>
+        <w:t xml:space="preserve">(gráfico </w:t>
+      </w:r>
+      <w:hyperlink w:anchor="fig_bienestar_vc_ve">
+        <w:r>
+          <w:rPr>
+            <w:rStyle w:val="Hyperlink"/>
+          </w:rPr>
+          <w:t xml:space="preserve">13</w:t>
+        </w:r>
+      </w:hyperlink>
+      <w:r>
+        <w:t xml:space="preserve">): para un bien normal, la hicksiana inicial es más inclinada que la marshalliana y la final queda a su derecha, de modo que, ante una bajada del precio,</w:t>
+      </w:r>
+      <w:r>
+        <w:t xml:space="preserve"> </w:t>
+      </w:r>
+      <w:bookmarkStart w:id="198" w:name="eq_orden_normal"/>
+      <w:bookmarkEnd w:id="198"/>
     </w:p>
     <w:p>
       <w:pPr>
@@ -44289,10 +45335,21 @@
         </w:numPr>
       </w:pPr>
       <w:r>
-        <w:t xml:space="preserve">Para un bien inferior, el orden se invierte, y si el precio sube, el orden en valor absoluto también se invierte. La ordenación completa para cada tipo de bien está en el anexo D.</w:t>
+        <w:t xml:space="preserve">Para un bien inferior, el orden se invierte, y si el precio sube, el orden en valor absoluto también se invierte. La ordenación completa para cada tipo de bien está en el anexo </w:t>
+      </w:r>
+      <w:hyperlink w:anchor="anexo_ordenacion">
+        <w:r>
+          <w:rPr>
+            <w:rStyle w:val="Hyperlink"/>
+          </w:rPr>
+          <w:t xml:space="preserve">D</w:t>
+        </w:r>
+      </w:hyperlink>
+      <w:r>
+        <w:t xml:space="preserve">.</w:t>
       </w:r>
     </w:p>
-    <w:bookmarkStart w:id="154" w:name="fig:bienestar-vc-ve"/>
+    <w:bookmarkStart w:id="202" w:name="fig_bienestar_vc_ve"/>
     <w:p>
       <w:pPr>
         <w:pStyle w:val="ImageCaption"/>
@@ -44316,18 +45373,18 @@
           <wp:inline>
             <wp:extent cx="3700780" cy="4191280"/>
             <wp:effectExtent b="0" l="0" r="0" t="0"/>
-            <wp:docPr descr="" title="" id="152" name="Picture"/>
+            <wp:docPr descr="" title="" id="200" name="Picture"/>
             <a:graphic>
               <a:graphicData uri="http://schemas.openxmlformats.org/drawingml/2006/picture">
                 <pic:pic>
                   <pic:nvPicPr>
-                    <pic:cNvPr descr="C:\Users\vgutierrez\Documents\src\victorgutierrezmarcos.github.io-revision\oposicion\temario\fuentes\3A09\graficos/bienestar-vc-ve.png" id="153" name="Picture"/>
+                    <pic:cNvPr descr="C:\Users\vgutierrez\Documents\src\victorgutierrezmarcos.github.io-revision\oposicion\temario\fuentes\3A09\graficos/bienestar-vc-ve.png" id="201" name="Picture"/>
                     <pic:cNvPicPr>
                       <a:picLocks noChangeArrowheads="1" noChangeAspect="1"/>
                     </pic:cNvPicPr>
                   </pic:nvPicPr>
                   <pic:blipFill>
-                    <a:blip r:embed="rId151"/>
+                    <a:blip r:embed="rId199"/>
                     <a:stretch>
                       <a:fillRect/>
                     </a:stretch>
@@ -44354,7 +45411,7 @@
         </w:drawing>
       </w:r>
     </w:p>
-    <w:bookmarkEnd w:id="154"/>
+    <w:bookmarkEnd w:id="202"/>
     <w:p>
       <w:pPr>
         <w:pStyle w:val="Piedeimagen"/>
@@ -44404,7 +45461,7 @@
       <w:r>
         <w:t xml:space="preserve">(</w:t>
       </w:r>
-      <w:hyperlink w:anchor="ref-MasColellWhinstonGreen1995">
+      <w:hyperlink w:anchor="ref_MasColellWhinstonGreen1995">
         <w:r>
           <w:rPr>
             <w:rStyle w:val="Hyperlink"/>
@@ -44454,7 +45511,7 @@
       <w:r>
         <w:t xml:space="preserve">(</w:t>
       </w:r>
-      <w:hyperlink w:anchor="ref-Willig1976Surplus">
+      <w:hyperlink w:anchor="ref_Willig1976Surplus">
         <w:r>
           <w:rPr>
             <w:rStyle w:val="Hyperlink"/>
@@ -44481,6 +45538,11 @@
       <w:r>
         <w:t xml:space="preserve">. Aproximando el efecto renta a lo largo del cambio,</w:t>
       </w:r>
+      <w:r>
+        <w:t xml:space="preserve"> </w:t>
+      </w:r>
+      <w:bookmarkStart w:id="203" w:name="eq_willig"/>
+      <w:bookmarkEnd w:id="203"/>
     </w:p>
     <w:p>
       <w:pPr>
@@ -44896,17 +45958,30 @@
         <w:t xml:space="preserve"> </w:t>
       </w:r>
       <w:r>
-        <w:t xml:space="preserve">(derivación en el anexo E). Si la variación del excedente es el 5 % de la renta y la elasticidad-renta vale uno, el error es del 2,5 %: cuando el bien pesa poco en el presupuesto, el excedente marshalliano es una buena aproximación. Es lo que justifica usarlo en el equilibrio parcial</w:t>
-      </w:r>
-      <w:r>
-        <w:t xml:space="preserve"> </w:t>
-      </w:r>
-      <w:r>
-        <w:rPr>
-          <w:rStyle w:val="Referenciaatema"/>
-        </w:rPr>
-        <w:t xml:space="preserve">[ver tema 3.A.16]</w:t>
-      </w:r>
+        <w:t xml:space="preserve">(derivación en el anexo </w:t>
+      </w:r>
+      <w:hyperlink w:anchor="anexo_willig">
+        <w:r>
+          <w:rPr>
+            <w:rStyle w:val="Hyperlink"/>
+          </w:rPr>
+          <w:t xml:space="preserve">E</w:t>
+        </w:r>
+      </w:hyperlink>
+      <w:r>
+        <w:t xml:space="preserve">). Si la variación del excedente es el 5 % de la renta y la elasticidad-renta vale uno, el error es del 2,5 %: cuando el bien pesa poco en el presupuesto, el excedente marshalliano es una buena aproximación. Es lo que justifica usarlo en el equilibrio parcial</w:t>
+      </w:r>
+      <w:r>
+        <w:t xml:space="preserve"> </w:t>
+      </w:r>
+      <w:hyperlink r:id="rId172">
+        <w:r>
+          <w:rPr>
+            <w:rStyle w:val="Referenciaatema"/>
+          </w:rPr>
+          <w:t xml:space="preserve">[ver tema 3.A.16]</w:t>
+        </w:r>
+      </w:hyperlink>
       <w:r>
         <w:t xml:space="preserve"> </w:t>
       </w:r>
@@ -44933,7 +46008,7 @@
       <w:r>
         <w:t xml:space="preserve">(</w:t>
       </w:r>
-      <w:hyperlink w:anchor="ref-Hausman1981Exact">
+      <w:hyperlink w:anchor="ref_Hausman1981Exact">
         <w:r>
           <w:rPr>
             <w:rStyle w:val="Hyperlink"/>
@@ -44964,7 +46039,18 @@
         <w:t xml:space="preserve"> </w:t>
       </w:r>
       <w:r>
-        <w:t xml:space="preserve">de un impuesto, que es un efecto de segundo orden. Propone recuperar la función de gasto exacta a partir de la demanda estimada, resolviendo la ecuación (27), y calcular la VC y la VE sin aproximaciones: una aplicación directa de la integrabilidad.</w:t>
+        <w:t xml:space="preserve">de un impuesto, que es un efecto de segundo orden. Propone recuperar la función de gasto exacta a partir de la demanda estimada, resolviendo la ecuación (</w:t>
+      </w:r>
+      <w:hyperlink w:anchor="eq_edp_integrabilidad">
+        <w:r>
+          <w:rPr>
+            <w:rStyle w:val="Hyperlink"/>
+          </w:rPr>
+          <w:t xml:space="preserve">27</w:t>
+        </w:r>
+      </w:hyperlink>
+      <w:r>
+        <w:t xml:space="preserve">), y calcular la VC y la VE sin aproximaciones: una aplicación directa de la integrabilidad.</w:t>
       </w:r>
     </w:p>
     <w:p>
@@ -45061,7 +46147,7 @@
       <w:r>
         <w:t xml:space="preserve">(</w:t>
       </w:r>
-      <w:hyperlink w:anchor="ref-MasColellWhinstonGreen1995">
+      <w:hyperlink w:anchor="ref_MasColellWhinstonGreen1995">
         <w:r>
           <w:rPr>
             <w:rStyle w:val="Hyperlink"/>
@@ -45183,12 +46269,14 @@
       <w:r>
         <w:t xml:space="preserve"> </w:t>
       </w:r>
-      <w:r>
-        <w:rPr>
-          <w:rStyle w:val="Referenciaatema"/>
-        </w:rPr>
-        <w:t xml:space="preserve">[ver tema 3.A.22]</w:t>
-      </w:r>
+      <w:hyperlink r:id="rId173">
+        <w:r>
+          <w:rPr>
+            <w:rStyle w:val="Referenciaatema"/>
+          </w:rPr>
+          <w:t xml:space="preserve">[ver tema 3.A.22]</w:t>
+        </w:r>
+      </w:hyperlink>
       <w:r>
         <w:t xml:space="preserve">, la</w:t>
       </w:r>
@@ -45324,7 +46412,7 @@
       <w:r>
         <w:t xml:space="preserve">(</w:t>
       </w:r>
-      <w:hyperlink w:anchor="ref-MasColellWhinstonGreen1995">
+      <w:hyperlink w:anchor="ref_MasColellWhinstonGreen1995">
         <w:r>
           <w:rPr>
             <w:rStyle w:val="Hyperlink"/>
@@ -45398,18 +46486,20 @@
       <w:r>
         <w:t xml:space="preserve"> </w:t>
       </w:r>
-      <w:r>
-        <w:rPr>
-          <w:rStyle w:val="Referenciaatema"/>
-        </w:rPr>
-        <w:t xml:space="preserve">[ver tema 4.B.9]</w:t>
-      </w:r>
+      <w:hyperlink r:id="rId23">
+        <w:r>
+          <w:rPr>
+            <w:rStyle w:val="Referenciaatema"/>
+          </w:rPr>
+          <w:t xml:space="preserve">[ver tema 4.B.9]</w:t>
+        </w:r>
+      </w:hyperlink>
       <w:r>
         <w:t xml:space="preserve">.</w:t>
       </w:r>
     </w:p>
-    <w:bookmarkEnd w:id="155"/>
-    <w:bookmarkStart w:id="156" w:name="Xc06de061893a483a0907c38a7edce71dc3931c0"/>
+    <w:bookmarkEnd w:id="204"/>
+    <w:bookmarkStart w:id="207" w:name="an__lisis_mediante_variaciones_inf_34778"/>
     <w:p>
       <w:pPr>
         <w:pStyle w:val="Heading4"/>
@@ -45485,6 +46575,11 @@
       <w:r>
         <w:t xml:space="preserve">, pueden calcularse dos compensaciones «de cesta fija»:</w:t>
       </w:r>
+      <w:r>
+        <w:t xml:space="preserve"> </w:t>
+      </w:r>
+      <w:bookmarkStart w:id="205" w:name="eq_var_laspeyres_paasche"/>
+      <w:bookmarkEnd w:id="205"/>
     </w:p>
     <w:p>
       <w:pPr>
@@ -46020,7 +47115,18 @@
         <w:t xml:space="preserve"> </w:t>
       </w:r>
       <w:r>
-        <w:t xml:space="preserve">(gráfico 13, últimas capas).</w:t>
+        <w:t xml:space="preserve">(gráfico </w:t>
+      </w:r>
+      <w:hyperlink w:anchor="fig_bienestar_vc_ve">
+        <w:r>
+          <w:rPr>
+            <w:rStyle w:val="Hyperlink"/>
+          </w:rPr>
+          <w:t xml:space="preserve">13</w:t>
+        </w:r>
+      </w:hyperlink>
+      <w:r>
+        <w:t xml:space="preserve">, últimas capas).</w:t>
       </w:r>
     </w:p>
     <w:p>
@@ -46033,6 +47139,11 @@
       <w:r>
         <w:t xml:space="preserve">Acotan las medidas exactas, para cualquier número de precios y tipo de bien:</w:t>
       </w:r>
+      <w:r>
+        <w:t xml:space="preserve"> </w:t>
+      </w:r>
+      <w:bookmarkStart w:id="206" w:name="eq_cotas_lp"/>
+      <w:bookmarkEnd w:id="206"/>
     </w:p>
     <w:p>
       <w:pPr>
@@ -46450,11 +47561,36 @@
         <w:t xml:space="preserve"> </w:t>
       </w:r>
       <w:r>
-        <w:t xml:space="preserve">(tabla 7 del anexo D, con los demás casos).</w:t>
+        <w:t xml:space="preserve">(tabla </w:t>
+      </w:r>
+      <w:hyperlink w:anchor="tab_ordenacion">
+        <w:r>
+          <w:rPr>
+            <w:rStyle w:val="Hyperlink"/>
+          </w:rPr>
+          <w:t xml:space="preserve">7</w:t>
+        </w:r>
+      </w:hyperlink>
+      <w:r>
+        <w:t xml:space="preserve"> </w:t>
+      </w:r>
+      <w:r>
+        <w:t xml:space="preserve">del anexo </w:t>
+      </w:r>
+      <w:hyperlink w:anchor="anexo_ordenacion">
+        <w:r>
+          <w:rPr>
+            <w:rStyle w:val="Hyperlink"/>
+          </w:rPr>
+          <w:t xml:space="preserve">D</w:t>
+        </w:r>
+      </w:hyperlink>
+      <w:r>
+        <w:t xml:space="preserve">, con los demás casos).</w:t>
       </w:r>
     </w:p>
-    <w:bookmarkEnd w:id="156"/>
-    <w:bookmarkStart w:id="163" w:name="X10fc17a453d4026ed618adb8fb9b668b866e628"/>
+    <w:bookmarkEnd w:id="207"/>
+    <w:bookmarkStart w:id="217" w:name="el_uso_de___ndices_de_coste_de_la__91170"/>
     <w:p>
       <w:pPr>
         <w:pStyle w:val="Heading4"/>
@@ -46492,7 +47628,7 @@
       <w:r>
         <w:t xml:space="preserve">(</w:t>
       </w:r>
-      <w:hyperlink w:anchor="ref-BOE2015LGSS">
+      <w:hyperlink w:anchor="ref_BOE2015LGSS">
         <w:r>
           <w:rPr>
             <w:rStyle w:val="Hyperlink"/>
@@ -46567,7 +47703,7 @@
       <w:r>
         <w:t xml:space="preserve">(</w:t>
       </w:r>
-      <w:hyperlink w:anchor="ref-Konus1939Problem">
+      <w:hyperlink w:anchor="ref_Konus1939Problem">
         <w:r>
           <w:rPr>
             <w:rStyle w:val="Hyperlink"/>
@@ -46594,6 +47730,11 @@
       <w:r>
         <w:t xml:space="preserve">:</w:t>
       </w:r>
+      <w:r>
+        <w:t xml:space="preserve"> </w:t>
+      </w:r>
+      <w:bookmarkStart w:id="208" w:name="eq_konus"/>
+      <w:bookmarkEnd w:id="208"/>
     </w:p>
     <w:p>
       <w:pPr>
@@ -47136,7 +48277,7 @@
       <w:r>
         <w:t xml:space="preserve">(</w:t>
       </w:r>
-      <w:hyperlink w:anchor="ref-Laspeyres1871Berechnung">
+      <w:hyperlink w:anchor="ref_Laspeyres1871Berechnung">
         <w:r>
           <w:rPr>
             <w:rStyle w:val="Hyperlink"/>
@@ -47163,7 +48304,7 @@
       <w:r>
         <w:t xml:space="preserve"> </w:t>
       </w:r>
-      <w:hyperlink w:anchor="ref-Paasche1874Preisentwicklung">
+      <w:hyperlink w:anchor="ref_Paasche1874Preisentwicklung">
         <w:r>
           <w:rPr>
             <w:rStyle w:val="Hyperlink"/>
@@ -47190,6 +48331,11 @@
       <w:r>
         <w:t xml:space="preserve">:</w:t>
       </w:r>
+      <w:r>
+        <w:t xml:space="preserve"> </w:t>
+      </w:r>
+      <w:bookmarkStart w:id="209" w:name="eq_laspeyres_paasche"/>
+      <w:bookmarkEnd w:id="209"/>
     </w:p>
     <w:p>
       <w:pPr>
@@ -48079,13 +49225,24 @@
         <w:rPr>
           <w:rStyle w:val="FootnoteReference"/>
         </w:rPr>
-        <w:footnoteReference w:id="157"/>
-      </w:r>
-      <w:r>
-        <w:t xml:space="preserve"> </w:t>
-      </w:r>
-      <w:r>
-        <w:t xml:space="preserve">En el gráfico 14, la distancia entre la recta de precios</w:t>
+        <w:footnoteReference w:id="210"/>
+      </w:r>
+      <w:r>
+        <w:t xml:space="preserve"> </w:t>
+      </w:r>
+      <w:r>
+        <w:t xml:space="preserve">En el gráfico </w:t>
+      </w:r>
+      <w:hyperlink w:anchor="fig_indice_konus_laspeyres">
+        <w:r>
+          <w:rPr>
+            <w:rStyle w:val="Hyperlink"/>
+          </w:rPr>
+          <w:t xml:space="preserve">14</w:t>
+        </w:r>
+      </w:hyperlink>
+      <w:r>
+        <w:t xml:space="preserve">, la distancia entre la recta de precios</w:t>
       </w:r>
       <w:r>
         <w:t xml:space="preserve"> </w:t>
@@ -48401,10 +49558,10 @@
         <w:rPr>
           <w:rStyle w:val="FootnoteReference"/>
         </w:rPr>
-        <w:footnoteReference w:id="158"/>
+        <w:footnoteReference w:id="211"/>
       </w:r>
     </w:p>
-    <w:bookmarkStart w:id="162" w:name="fig:indice-konus-laspeyres"/>
+    <w:bookmarkStart w:id="215" w:name="fig_indice_konus_laspeyres"/>
     <w:p>
       <w:pPr>
         <w:pStyle w:val="ImageCaption"/>
@@ -48449,18 +49606,18 @@
           <wp:inline>
             <wp:extent cx="3581400" cy="1982175"/>
             <wp:effectExtent b="0" l="0" r="0" t="0"/>
-            <wp:docPr descr="" title="" id="160" name="Picture"/>
+            <wp:docPr descr="" title="" id="213" name="Picture"/>
             <a:graphic>
               <a:graphicData uri="http://schemas.openxmlformats.org/drawingml/2006/picture">
                 <pic:pic>
                   <pic:nvPicPr>
-                    <pic:cNvPr descr="C:\Users\vgutierrez\Documents\src\victorgutierrezmarcos.github.io-revision\oposicion\temario\fuentes\3A09\graficos/indice-konus-laspeyres.png" id="161" name="Picture"/>
+                    <pic:cNvPr descr="C:\Users\vgutierrez\Documents\src\victorgutierrezmarcos.github.io-revision\oposicion\temario\fuentes\3A09\graficos/indice-konus-laspeyres.png" id="214" name="Picture"/>
                     <pic:cNvPicPr>
                       <a:picLocks noChangeArrowheads="1" noChangeAspect="1"/>
                     </pic:cNvPicPr>
                   </pic:nvPicPr>
                   <pic:blipFill>
-                    <a:blip r:embed="rId159"/>
+                    <a:blip r:embed="rId212"/>
                     <a:stretch>
                       <a:fillRect/>
                     </a:stretch>
@@ -48487,7 +49644,7 @@
         </w:drawing>
       </w:r>
     </w:p>
-    <w:bookmarkEnd w:id="162"/>
+    <w:bookmarkEnd w:id="215"/>
     <w:p>
       <w:pPr>
         <w:pStyle w:val="Piedeimagen"/>
@@ -48537,7 +49694,7 @@
       <w:r>
         <w:t xml:space="preserve">(</w:t>
       </w:r>
-      <w:hyperlink w:anchor="ref-MasColellWhinstonGreen1995">
+      <w:hyperlink w:anchor="ref_MasColellWhinstonGreen1995">
         <w:r>
           <w:rPr>
             <w:rStyle w:val="Hyperlink"/>
@@ -48584,7 +49741,7 @@
       <w:r>
         <w:t xml:space="preserve">(</w:t>
       </w:r>
-      <w:hyperlink w:anchor="ref-Diewert1976Exact">
+      <w:hyperlink w:anchor="ref_Diewert1976Exact">
         <w:r>
           <w:rPr>
             <w:rStyle w:val="Hyperlink"/>
@@ -48873,7 +50030,21 @@
         </m:d>
       </m:oMath>
       <w:r>
-        <w:t xml:space="preserve">, para una translog. Es el puente entre los sistemas de demanda del apartado II y la medición de los precios.</w:t>
+        <w:t xml:space="preserve">, para una translog. Es el puente entre los sistemas de demanda del apartado </w:t>
+      </w:r>
+      <w:hyperlink w:anchor="sec_desarrollos_empiricos_estimacion">
+        <w:r>
+          <w:rPr>
+            <w:rStyle w:val="Hyperlink"/>
+          </w:rPr>
+          <w:t xml:space="preserve">II</w:t>
+        </w:r>
+      </w:hyperlink>
+      <w:r>
+        <w:t xml:space="preserve"> </w:t>
+      </w:r>
+      <w:r>
+        <w:t xml:space="preserve">y la medición de los precios.</w:t>
       </w:r>
     </w:p>
     <w:p>
@@ -48938,7 +50109,7 @@
       <w:r>
         <w:t xml:space="preserve">(</w:t>
       </w:r>
-      <w:hyperlink w:anchor="ref-Boskin1996Toward">
+      <w:hyperlink w:anchor="ref_Boskin1996Toward">
         <w:r>
           <w:rPr>
             <w:rStyle w:val="Hyperlink"/>
@@ -48965,7 +50136,7 @@
       <w:r>
         <w:t xml:space="preserve"> </w:t>
       </w:r>
-      <w:hyperlink w:anchor="ref-Gordon2006Boskin">
+      <w:hyperlink w:anchor="ref_Gordon2006Boskin">
         <w:r>
           <w:rPr>
             <w:rStyle w:val="Hyperlink"/>
@@ -49033,7 +50204,7 @@
       <w:r>
         <w:t xml:space="preserve">(</w:t>
       </w:r>
-      <w:hyperlink w:anchor="ref-ManserMcDonald1988Substitution">
+      <w:hyperlink w:anchor="ref_ManserMcDonald1988Substitution">
         <w:r>
           <w:rPr>
             <w:rStyle w:val="Hyperlink"/>
@@ -49097,7 +50268,7 @@
       <w:r>
         <w:t xml:space="preserve">(</w:t>
       </w:r>
-      <w:hyperlink w:anchor="ref-BLS2026ChainedCPI">
+      <w:hyperlink w:anchor="ref_BLS2026ChainedCPI">
         <w:r>
           <w:rPr>
             <w:rStyle w:val="Hyperlink"/>
@@ -49124,7 +50295,7 @@
       <w:r>
         <w:t xml:space="preserve"> </w:t>
       </w:r>
-      <w:hyperlink w:anchor="ref-Klick2021Weight">
+      <w:hyperlink w:anchor="ref_Klick2021Weight">
         <w:r>
           <w:rPr>
             <w:rStyle w:val="Hyperlink"/>
@@ -49589,7 +50760,7 @@
       <w:r>
         <w:t xml:space="preserve">(</w:t>
       </w:r>
-      <w:hyperlink w:anchor="ref-INE2026IPCMetodologia">
+      <w:hyperlink w:anchor="ref_INE2026IPCMetodologia">
         <w:r>
           <w:rPr>
             <w:rStyle w:val="Hyperlink"/>
@@ -49625,7 +50796,7 @@
       <w:r>
         <w:t xml:space="preserve">(</w:t>
       </w:r>
-      <w:hyperlink w:anchor="ref-INE2026IPCPonderaciones">
+      <w:hyperlink w:anchor="ref_INE2026IPCPonderaciones">
         <w:r>
           <w:rPr>
             <w:rStyle w:val="Hyperlink"/>
@@ -49652,7 +50823,7 @@
       <w:r>
         <w:t xml:space="preserve"> </w:t>
       </w:r>
-      <w:hyperlink w:anchor="ref-INE2026IPCNovedades">
+      <w:hyperlink w:anchor="ref_INE2026IPCNovedades">
         <w:r>
           <w:rPr>
             <w:rStyle w:val="Hyperlink"/>
@@ -49719,12 +50890,14 @@
       <w:r>
         <w:t xml:space="preserve"> </w:t>
       </w:r>
-      <w:r>
-        <w:rPr>
-          <w:rStyle w:val="Referenciaatema"/>
-        </w:rPr>
-        <w:t xml:space="preserve">[ver tema 4.A.1]</w:t>
-      </w:r>
+      <w:hyperlink r:id="rId21">
+        <w:r>
+          <w:rPr>
+            <w:rStyle w:val="Referenciaatema"/>
+          </w:rPr>
+          <w:t xml:space="preserve">[ver tema 4.A.1]</w:t>
+        </w:r>
+      </w:hyperlink>
       <w:r>
         <w:t xml:space="preserve">.</w:t>
       </w:r>
@@ -50159,7 +51332,7 @@
       <w:r>
         <w:t xml:space="preserve">(</w:t>
       </w:r>
-      <w:hyperlink w:anchor="ref-UE2013SEC2010">
+      <w:hyperlink w:anchor="ref_UE2013SEC2010">
         <w:r>
           <w:rPr>
             <w:rStyle w:val="Hyperlink"/>
@@ -50192,7 +51365,7 @@
       <w:r>
         <w:t xml:space="preserve">(</w:t>
       </w:r>
-      <w:hyperlink w:anchor="ref-INE2026CNA2025">
+      <w:hyperlink w:anchor="ref_INE2026CNA2025">
         <w:r>
           <w:rPr>
             <w:rStyle w:val="Hyperlink"/>
@@ -50256,21 +51429,25 @@
       <w:r>
         <w:t xml:space="preserve"> </w:t>
       </w:r>
-      <w:r>
-        <w:rPr>
-          <w:rStyle w:val="Referenciaatema"/>
-        </w:rPr>
-        <w:t xml:space="preserve">[ver tema 3.A.30]</w:t>
-      </w:r>
-      <w:r>
-        <w:t xml:space="preserve"> </w:t>
-      </w:r>
-      <w:r>
-        <w:rPr>
-          <w:rStyle w:val="Referenciaatema"/>
-        </w:rPr>
-        <w:t xml:space="preserve">[ver tema 4.A.1]</w:t>
-      </w:r>
+      <w:hyperlink r:id="rId216">
+        <w:r>
+          <w:rPr>
+            <w:rStyle w:val="Referenciaatema"/>
+          </w:rPr>
+          <w:t xml:space="preserve">[ver tema 3.A.30]</w:t>
+        </w:r>
+      </w:hyperlink>
+      <w:r>
+        <w:t xml:space="preserve"> </w:t>
+      </w:r>
+      <w:hyperlink r:id="rId21">
+        <w:r>
+          <w:rPr>
+            <w:rStyle w:val="Referenciaatema"/>
+          </w:rPr>
+          <w:t xml:space="preserve">[ver tema 4.A.1]</w:t>
+        </w:r>
+      </w:hyperlink>
       <w:r>
         <w:t xml:space="preserve">.</w:t>
       </w:r>
@@ -50340,11 +51517,11 @@
         <w:t xml:space="preserve">: la dualidad permite pasar de la utilidad, que solo ordena, a medidas monetarias del bienestar con sentido económico, y explica los sesgos de las medidas que se usan en la práctica: el excedente del consumidor y los índices de precios.</w:t>
       </w:r>
     </w:p>
-    <w:bookmarkEnd w:id="163"/>
-    <w:bookmarkEnd w:id="164"/>
-    <w:bookmarkEnd w:id="165"/>
-    <w:bookmarkEnd w:id="166"/>
-    <w:bookmarkStart w:id="167" w:name="conclusión"/>
+    <w:bookmarkEnd w:id="217"/>
+    <w:bookmarkEnd w:id="218"/>
+    <w:bookmarkEnd w:id="219"/>
+    <w:bookmarkEnd w:id="220"/>
+    <w:bookmarkStart w:id="223" w:name="conclusi__n"/>
     <w:p>
       <w:pPr>
         <w:pStyle w:val="Heading1"/>
@@ -50391,7 +51568,18 @@
         </w:numPr>
       </w:pPr>
       <w:r>
-        <w:t xml:space="preserve">Al dar la vuelta al problema del consumidor hemos obtenido la demanda hicksiana y la función de gasto, y unas relaciones de dualidad que permiten pasar de cualquiera de las cuatro funciones a las demás (I).</w:t>
+        <w:t xml:space="preserve">Al dar la vuelta al problema del consumidor hemos obtenido la demanda hicksiana y la función de gasto, y unas relaciones de dualidad que permiten pasar de cualquiera de las cuatro funciones a las demás (</w:t>
+      </w:r>
+      <w:hyperlink w:anchor="sec_analisis_teorico_dualidad">
+        <w:r>
+          <w:rPr>
+            <w:rStyle w:val="Hyperlink"/>
+          </w:rPr>
+          <w:t xml:space="preserve">I</w:t>
+        </w:r>
+      </w:hyperlink>
+      <w:r>
+        <w:t xml:space="preserve">).</w:t>
       </w:r>
     </w:p>
     <w:p>
@@ -50402,7 +51590,18 @@
         </w:numPr>
       </w:pPr>
       <w:r>
-        <w:t xml:space="preserve">Esas relaciones hacen practicable la estimación de sistemas completos de demanda: basta especificar una función de gasto, como la PIGLOG del AIDS, y derivar. Los contrastes de homogeneidad y simetría llevaron la disciplina hacia los microdatos (II).</w:t>
+        <w:t xml:space="preserve">Esas relaciones hacen practicable la estimación de sistemas completos de demanda: basta especificar una función de gasto, como la PIGLOG del AIDS, y derivar. Los contrastes de homogeneidad y simetría llevaron la disciplina hacia los microdatos (</w:t>
+      </w:r>
+      <w:hyperlink w:anchor="sec_desarrollos_empiricos_estimacion">
+        <w:r>
+          <w:rPr>
+            <w:rStyle w:val="Hyperlink"/>
+          </w:rPr>
+          <w:t xml:space="preserve">II</w:t>
+        </w:r>
+      </w:hyperlink>
+      <w:r>
+        <w:t xml:space="preserve">).</w:t>
       </w:r>
     </w:p>
     <w:p>
@@ -50491,7 +51690,18 @@
         <w:t xml:space="preserve"> </w:t>
       </w:r>
       <w:r>
-        <w:t xml:space="preserve">acotan (III).</w:t>
+        <w:t xml:space="preserve">acotan (</w:t>
+      </w:r>
+      <w:hyperlink w:anchor="sec_aplicaciones_dualidad">
+        <w:r>
+          <w:rPr>
+            <w:rStyle w:val="Hyperlink"/>
+          </w:rPr>
+          <w:t xml:space="preserve">III</w:t>
+        </w:r>
+      </w:hyperlink>
+      <w:r>
+        <w:t xml:space="preserve">).</w:t>
       </w:r>
     </w:p>
     <w:p>
@@ -50563,12 +51773,14 @@
       <w:r>
         <w:t xml:space="preserve"> </w:t>
       </w:r>
-      <w:r>
-        <w:rPr>
-          <w:rStyle w:val="Referenciaatema"/>
-        </w:rPr>
-        <w:t xml:space="preserve">[ver tema 3.A.12]</w:t>
-      </w:r>
+      <w:hyperlink r:id="rId26">
+        <w:r>
+          <w:rPr>
+            <w:rStyle w:val="Referenciaatema"/>
+          </w:rPr>
+          <w:t xml:space="preserve">[ver tema 3.A.12]</w:t>
+        </w:r>
+      </w:hyperlink>
       <w:r>
         <w:t xml:space="preserve">;</w:t>
       </w:r>
@@ -50586,12 +51798,14 @@
       <w:r>
         <w:t xml:space="preserve"> </w:t>
       </w:r>
-      <w:r>
-        <w:rPr>
-          <w:rStyle w:val="Referenciaatema"/>
-        </w:rPr>
-        <w:t xml:space="preserve">[ver tema 3.A.16]</w:t>
-      </w:r>
+      <w:hyperlink r:id="rId172">
+        <w:r>
+          <w:rPr>
+            <w:rStyle w:val="Referenciaatema"/>
+          </w:rPr>
+          <w:t xml:space="preserve">[ver tema 3.A.16]</w:t>
+        </w:r>
+      </w:hyperlink>
       <w:r>
         <w:t xml:space="preserve"> </w:t>
       </w:r>
@@ -50601,21 +51815,25 @@
       <w:r>
         <w:t xml:space="preserve"> </w:t>
       </w:r>
-      <w:r>
-        <w:rPr>
-          <w:rStyle w:val="Referenciaatema"/>
-        </w:rPr>
-        <w:t xml:space="preserve">[ver tema 3.A.22]</w:t>
-      </w:r>
-      <w:r>
-        <w:t xml:space="preserve"> </w:t>
-      </w:r>
-      <w:r>
-        <w:rPr>
-          <w:rStyle w:val="Referenciaatema"/>
-        </w:rPr>
-        <w:t xml:space="preserve">[ver tema 3.A.24]</w:t>
-      </w:r>
+      <w:hyperlink r:id="rId173">
+        <w:r>
+          <w:rPr>
+            <w:rStyle w:val="Referenciaatema"/>
+          </w:rPr>
+          <w:t xml:space="preserve">[ver tema 3.A.22]</w:t>
+        </w:r>
+      </w:hyperlink>
+      <w:r>
+        <w:t xml:space="preserve"> </w:t>
+      </w:r>
+      <w:hyperlink r:id="rId174">
+        <w:r>
+          <w:rPr>
+            <w:rStyle w:val="Referenciaatema"/>
+          </w:rPr>
+          <w:t xml:space="preserve">[ver tema 3.A.24]</w:t>
+        </w:r>
+      </w:hyperlink>
       <w:r>
         <w:t xml:space="preserve">;</w:t>
       </w:r>
@@ -50633,12 +51851,14 @@
       <w:r>
         <w:t xml:space="preserve"> </w:t>
       </w:r>
-      <w:r>
-        <w:rPr>
-          <w:rStyle w:val="Referenciaatema"/>
-        </w:rPr>
-        <w:t xml:space="preserve">[ver tema 4.B.9]</w:t>
-      </w:r>
+      <w:hyperlink r:id="rId23">
+        <w:r>
+          <w:rPr>
+            <w:rStyle w:val="Referenciaatema"/>
+          </w:rPr>
+          <w:t xml:space="preserve">[ver tema 4.B.9]</w:t>
+        </w:r>
+      </w:hyperlink>
       <w:r>
         <w:t xml:space="preserve"> </w:t>
       </w:r>
@@ -50648,12 +51868,14 @@
       <w:r>
         <w:t xml:space="preserve"> </w:t>
       </w:r>
-      <w:r>
-        <w:rPr>
-          <w:rStyle w:val="Referenciaatema"/>
-        </w:rPr>
-        <w:t xml:space="preserve">[ver tema 4.B.6]</w:t>
-      </w:r>
+      <w:hyperlink r:id="rId22">
+        <w:r>
+          <w:rPr>
+            <w:rStyle w:val="Referenciaatema"/>
+          </w:rPr>
+          <w:t xml:space="preserve">[ver tema 4.B.6]</w:t>
+        </w:r>
+      </w:hyperlink>
       <w:r>
         <w:t xml:space="preserve">; el IPC y el deflactor del PIB son las aproximaciones de</w:t>
       </w:r>
@@ -50684,21 +51906,25 @@
       <w:r>
         <w:t xml:space="preserve"> </w:t>
       </w:r>
-      <w:r>
-        <w:rPr>
-          <w:rStyle w:val="Referenciaatema"/>
-        </w:rPr>
-        <w:t xml:space="preserve">[ver tema 3.A.30]</w:t>
-      </w:r>
-      <w:r>
-        <w:t xml:space="preserve"> </w:t>
-      </w:r>
-      <w:r>
-        <w:rPr>
-          <w:rStyle w:val="Referenciaatema"/>
-        </w:rPr>
-        <w:t xml:space="preserve">[ver tema 4.A.1]</w:t>
-      </w:r>
+      <w:hyperlink r:id="rId216">
+        <w:r>
+          <w:rPr>
+            <w:rStyle w:val="Referenciaatema"/>
+          </w:rPr>
+          <w:t xml:space="preserve">[ver tema 3.A.30]</w:t>
+        </w:r>
+      </w:hyperlink>
+      <w:r>
+        <w:t xml:space="preserve"> </w:t>
+      </w:r>
+      <w:hyperlink r:id="rId21">
+        <w:r>
+          <w:rPr>
+            <w:rStyle w:val="Referenciaatema"/>
+          </w:rPr>
+          <w:t xml:space="preserve">[ver tema 4.A.1]</w:t>
+        </w:r>
+      </w:hyperlink>
       <w:r>
         <w:t xml:space="preserve">;</w:t>
       </w:r>
@@ -50716,12 +51942,14 @@
       <w:r>
         <w:t xml:space="preserve"> </w:t>
       </w:r>
-      <w:r>
-        <w:rPr>
-          <w:rStyle w:val="Referenciaatema"/>
-        </w:rPr>
-        <w:t xml:space="preserve">[ver tema 3.A.10]</w:t>
-      </w:r>
+      <w:hyperlink r:id="rId221">
+        <w:r>
+          <w:rPr>
+            <w:rStyle w:val="Referenciaatema"/>
+          </w:rPr>
+          <w:t xml:space="preserve">[ver tema 3.A.10]</w:t>
+        </w:r>
+      </w:hyperlink>
       <w:r>
         <w:t xml:space="preserve"> </w:t>
       </w:r>
@@ -50731,12 +51959,14 @@
       <w:r>
         <w:t xml:space="preserve"> </w:t>
       </w:r>
-      <w:r>
-        <w:rPr>
-          <w:rStyle w:val="Referenciaatema"/>
-        </w:rPr>
-        <w:t xml:space="preserve">[ver tema 3.A.29]</w:t>
-      </w:r>
+      <w:hyperlink r:id="rId222">
+        <w:r>
+          <w:rPr>
+            <w:rStyle w:val="Referenciaatema"/>
+          </w:rPr>
+          <w:t xml:space="preserve">[ver tema 3.A.29]</w:t>
+        </w:r>
+      </w:hyperlink>
       <w:r>
         <w:t xml:space="preserve"> </w:t>
       </w:r>
@@ -50870,7 +52100,7 @@
       <w:r>
         <w:t xml:space="preserve">(</w:t>
       </w:r>
-      <w:hyperlink w:anchor="ref-MasColellWhinstonGreen1995">
+      <w:hyperlink w:anchor="ref_MasColellWhinstonGreen1995">
         <w:r>
           <w:rPr>
             <w:rStyle w:val="Hyperlink"/>
@@ -50920,7 +52150,7 @@
       <w:r>
         <w:t xml:space="preserve">(</w:t>
       </w:r>
-      <w:hyperlink w:anchor="ref-DeatonMuellbauer1980Economics">
+      <w:hyperlink w:anchor="ref_DeatonMuellbauer1980Economics">
         <w:r>
           <w:rPr>
             <w:rStyle w:val="Hyperlink"/>
@@ -50970,7 +52200,7 @@
       <w:r>
         <w:t xml:space="preserve">(</w:t>
       </w:r>
-      <w:hyperlink w:anchor="ref-AguilarMateos2015Deaton">
+      <w:hyperlink w:anchor="ref_AguilarMateos2015Deaton">
         <w:r>
           <w:rPr>
             <w:rStyle w:val="Hyperlink"/>
@@ -51017,7 +52247,7 @@
       <w:r>
         <w:t xml:space="preserve">(</w:t>
       </w:r>
-      <w:hyperlink w:anchor="ref-RodriguezLopez2018Dualidad">
+      <w:hyperlink w:anchor="ref_RodriguezLopez2018Dualidad">
         <w:r>
           <w:rPr>
             <w:rStyle w:val="Hyperlink"/>
@@ -51060,8 +52290,8 @@
         </w:sectPr>
       </w:pPr>
     </w:p>
-    <w:bookmarkEnd w:id="167"/>
-    <w:bookmarkStart w:id="170" w:name="anexo:kt"/>
+    <w:bookmarkEnd w:id="223"/>
+    <w:bookmarkStart w:id="226" w:name="anexo_kt"/>
     <w:p>
       <w:pPr>
         <w:pStyle w:val="Heading1"/>
@@ -51342,7 +52572,7 @@
         <w:t xml:space="preserve">, son simétricas:</w:t>
       </w:r>
     </w:p>
-    <w:bookmarkStart w:id="168" w:name="tab:kt"/>
+    <w:bookmarkStart w:id="224" w:name="tab_kt"/>
     <w:p>
       <w:pPr>
         <w:pStyle w:val="TableCaption"/>
@@ -52667,7 +53897,7 @@
         </w:tc>
       </w:tr>
     </w:tbl>
-    <w:bookmarkEnd w:id="168"/>
+    <w:bookmarkEnd w:id="224"/>
     <w:p>
       <w:pPr>
         <w:pStyle w:val="BodyText"/>
@@ -52929,7 +54159,7 @@
         </w:rPr>
         <w:t xml:space="preserve">(</w:t>
       </w:r>
-      <w:hyperlink w:anchor="ref-MasColellWhinstonGreen1995">
+      <w:hyperlink w:anchor="ref_MasColellWhinstonGreen1995">
         <w:r>
           <w:rPr>
             <w:rStyle w:val="Hyperlink"/>
@@ -53166,7 +54396,7 @@
         <w:t xml:space="preserve">: para cada bien, o se consume (cantidad positiva) y la estacionariedad se cumple con igualdad, o no se consume (solución de esquina) y la desigualdad puede ser estricta; si se cumplen ambas igualdades, la esquina es degenerada.</w:t>
       </w:r>
     </w:p>
-    <w:bookmarkStart w:id="169" w:name="Xa5019a610cd07b2f58bbc26dd64df8866018f02"/>
+    <w:bookmarkStart w:id="225" w:name="anexo_condiciones_segundo_orden"/>
     <w:p>
       <w:pPr>
         <w:pStyle w:val="Heading2"/>
@@ -53208,7 +54438,18 @@
         <w:t xml:space="preserve"> </w:t>
       </w:r>
       <w:r>
-        <w:t xml:space="preserve">de la utilidad, la matriz de sus segundas derivadas orlada con el gradiente (anexo C):</w:t>
+        <w:t xml:space="preserve">de la utilidad, la matriz de sus segundas derivadas orlada con el gradiente (anexo </w:t>
+      </w:r>
+      <w:hyperlink w:anchor="anexo_hessiana">
+        <w:r>
+          <w:rPr>
+            <w:rStyle w:val="Hyperlink"/>
+          </w:rPr>
+          <w:t xml:space="preserve">C</w:t>
+        </w:r>
+      </w:hyperlink>
+      <w:r>
+        <w:t xml:space="preserve">):</w:t>
       </w:r>
     </w:p>
     <w:p>
@@ -54682,7 +55923,7 @@
       <w:r>
         <w:t xml:space="preserve">(</w:t>
       </w:r>
-      <w:hyperlink w:anchor="ref-SydsaeterEtAl2008Further">
+      <w:hyperlink w:anchor="ref_SydsaeterEtAl2008Further">
         <w:r>
           <w:rPr>
             <w:rStyle w:val="Hyperlink"/>
@@ -54710,9 +55951,9 @@
         <w:t xml:space="preserve">.</w:t>
       </w:r>
     </w:p>
-    <w:bookmarkEnd w:id="169"/>
-    <w:bookmarkEnd w:id="170"/>
-    <w:bookmarkStart w:id="173" w:name="anexo:envolvente"/>
+    <w:bookmarkEnd w:id="225"/>
+    <w:bookmarkEnd w:id="226"/>
+    <w:bookmarkStart w:id="229" w:name="anexo_envolvente"/>
     <w:p>
       <w:pPr>
         <w:pStyle w:val="Heading1"/>
@@ -54769,7 +56010,7 @@
         <w:t xml:space="preserve">: la derivada de la función valor de un problema de optimización respecto a un parámetro es la derivada parcial de la lagrangiana respecto a ese parámetro, evaluada en el óptimo. El ajuste de las variables de elección no altera el valor en primer orden, porque ya eran óptimas.</w:t>
       </w:r>
     </w:p>
-    <w:bookmarkStart w:id="171" w:name="der:roy"/>
+    <w:bookmarkStart w:id="227" w:name="der_roy"/>
     <w:p>
       <w:pPr>
         <w:pStyle w:val="Heading2"/>
@@ -55413,7 +56654,18 @@
         </m:r>
       </m:oMath>
       <w:r>
-        <w:t xml:space="preserve">) se obtiene la ecuación (5). Intuición: subir</w:t>
+        <w:t xml:space="preserve">) se obtiene la ecuación (</w:t>
+      </w:r>
+      <w:hyperlink w:anchor="eq_roy">
+        <w:r>
+          <w:rPr>
+            <w:rStyle w:val="Hyperlink"/>
+          </w:rPr>
+          <w:t xml:space="preserve">5</w:t>
+        </w:r>
+      </w:hyperlink>
+      <w:r>
+        <w:t xml:space="preserve">). Intuición: subir</w:t>
       </w:r>
       <w:r>
         <w:t xml:space="preserve"> </w:t>
@@ -56213,7 +57465,7 @@
       <w:r>
         <w:t xml:space="preserve">(</w:t>
       </w:r>
-      <w:hyperlink w:anchor="ref-MasColellWhinstonGreen1995">
+      <w:hyperlink w:anchor="ref_MasColellWhinstonGreen1995">
         <w:r>
           <w:rPr>
             <w:rStyle w:val="Hyperlink"/>
@@ -56293,8 +57545,8 @@
         </m:r>
       </m:oMath>
     </w:p>
-    <w:bookmarkEnd w:id="171"/>
-    <w:bookmarkStart w:id="172" w:name="der:shephard"/>
+    <w:bookmarkEnd w:id="227"/>
+    <w:bookmarkStart w:id="228" w:name="der_shephard"/>
     <w:p>
       <w:pPr>
         <w:pStyle w:val="Heading2"/>
@@ -57438,7 +58690,7 @@
       <w:r>
         <w:t xml:space="preserve">(</w:t>
       </w:r>
-      <w:hyperlink w:anchor="ref-MasColellWhinstonGreen1995">
+      <w:hyperlink w:anchor="ref_MasColellWhinstonGreen1995">
         <w:r>
           <w:rPr>
             <w:rStyle w:val="Hyperlink"/>
@@ -57575,9 +58827,9 @@
         <w:t xml:space="preserve">euros más; la reoptimización de la cesta no altera el gasto en primer orden.</w:t>
       </w:r>
     </w:p>
-    <w:bookmarkEnd w:id="172"/>
-    <w:bookmarkEnd w:id="173"/>
-    <w:bookmarkStart w:id="174" w:name="anexo:hessiana"/>
+    <w:bookmarkEnd w:id="228"/>
+    <w:bookmarkEnd w:id="229"/>
+    <w:bookmarkStart w:id="230" w:name="anexo_hessiana"/>
     <w:p>
       <w:pPr>
         <w:pStyle w:val="Heading1"/>
@@ -58447,7 +59699,7 @@
       <w:r>
         <w:t xml:space="preserve">(</w:t>
       </w:r>
-      <w:hyperlink w:anchor="ref-SydsaeterEtAl2008Further">
+      <w:hyperlink w:anchor="ref_SydsaeterEtAl2008Further">
         <w:r>
           <w:rPr>
             <w:rStyle w:val="Hyperlink"/>
@@ -58604,12 +59856,14 @@
       <w:r>
         <w:t xml:space="preserve"> </w:t>
       </w:r>
-      <w:r>
-        <w:rPr>
-          <w:rStyle w:val="Referenciaatema"/>
-        </w:rPr>
-        <w:t xml:space="preserve">[ver tema 3.A.8]</w:t>
-      </w:r>
+      <w:hyperlink r:id="rId24">
+        <w:r>
+          <w:rPr>
+            <w:rStyle w:val="Referenciaatema"/>
+          </w:rPr>
+          <w:t xml:space="preserve">[ver tema 3.A.8]</w:t>
+        </w:r>
+      </w:hyperlink>
       <w:r>
         <w:t xml:space="preserve">. Se comprueba con la</w:t>
       </w:r>
@@ -58627,7 +59881,18 @@
         <w:t xml:space="preserve"> </w:t>
       </w:r>
       <w:r>
-        <w:t xml:space="preserve">con el gradiente (anexo A): con dos variables,</w:t>
+        <w:t xml:space="preserve">con el gradiente (anexo </w:t>
+      </w:r>
+      <w:hyperlink w:anchor="anexo_kt">
+        <w:r>
+          <w:rPr>
+            <w:rStyle w:val="Hyperlink"/>
+          </w:rPr>
+          <w:t xml:space="preserve">A</w:t>
+        </w:r>
+      </w:hyperlink>
+      <w:r>
+        <w:t xml:space="preserve">): con dos variables,</w:t>
       </w:r>
       <w:r>
         <w:t xml:space="preserve"> </w:t>
@@ -58686,7 +59951,7 @@
       <w:r>
         <w:t xml:space="preserve">(</w:t>
       </w:r>
-      <w:hyperlink w:anchor="ref-ArrowEnthoven1961Quasi">
+      <w:hyperlink w:anchor="ref_ArrowEnthoven1961Quasi">
         <w:r>
           <w:rPr>
             <w:rStyle w:val="Hyperlink"/>
@@ -58903,18 +60168,20 @@
       <w:r>
         <w:t xml:space="preserve"> </w:t>
       </w:r>
-      <w:r>
-        <w:rPr>
-          <w:rStyle w:val="Referenciaatema"/>
-        </w:rPr>
-        <w:t xml:space="preserve">[ver tema 3.A.12]</w:t>
-      </w:r>
+      <w:hyperlink r:id="rId26">
+        <w:r>
+          <w:rPr>
+            <w:rStyle w:val="Referenciaatema"/>
+          </w:rPr>
+          <w:t xml:space="preserve">[ver tema 3.A.12]</w:t>
+        </w:r>
+      </w:hyperlink>
       <w:r>
         <w:t xml:space="preserve">.</w:t>
       </w:r>
     </w:p>
-    <w:bookmarkEnd w:id="174"/>
-    <w:bookmarkStart w:id="176" w:name="anexo:ordenacion"/>
+    <w:bookmarkEnd w:id="230"/>
+    <w:bookmarkStart w:id="232" w:name="anexo_ordenacion"/>
     <w:p>
       <w:pPr>
         <w:pStyle w:val="Heading1"/>
@@ -60530,7 +61797,18 @@
         </w:numPr>
       </w:pPr>
       <w:r>
-        <w:t xml:space="preserve">Combinando estas desigualdades se obtiene la tabla 7. En el bien</w:t>
+        <w:t xml:space="preserve">Combinando estas desigualdades se obtiene la tabla </w:t>
+      </w:r>
+      <w:hyperlink w:anchor="tab_ordenacion">
+        <w:r>
+          <w:rPr>
+            <w:rStyle w:val="Hyperlink"/>
+          </w:rPr>
+          <w:t xml:space="preserve">7</w:t>
+        </w:r>
+      </w:hyperlink>
+      <w:r>
+        <w:t xml:space="preserve">. En el bien</w:t>
       </w:r>
       <w:r>
         <w:t xml:space="preserve"> </w:t>
@@ -60573,7 +61851,7 @@
         <w:t xml:space="preserve">quedan entre las medidas exactas.</w:t>
       </w:r>
     </w:p>
-    <w:bookmarkStart w:id="175" w:name="tab:ordenacion"/>
+    <w:bookmarkStart w:id="231" w:name="tab_ordenacion"/>
     <w:p>
       <w:pPr>
         <w:pStyle w:val="TableCaption"/>
@@ -61368,7 +62646,7 @@
         </w:tc>
       </w:tr>
     </w:tbl>
-    <w:bookmarkEnd w:id="175"/>
+    <w:bookmarkEnd w:id="231"/>
     <w:p>
       <w:pPr>
         <w:pStyle w:val="BodyText"/>
@@ -61720,7 +62998,7 @@
         </w:rPr>
         <w:t xml:space="preserve">(</w:t>
       </w:r>
-      <w:hyperlink w:anchor="ref-MasColellWhinstonGreen1995">
+      <w:hyperlink w:anchor="ref_MasColellWhinstonGreen1995">
         <w:r>
           <w:rPr>
             <w:rStyle w:val="Hyperlink"/>
@@ -61745,8 +63023,8 @@
         <w:t xml:space="preserve">.</w:t>
       </w:r>
     </w:p>
-    <w:bookmarkEnd w:id="176"/>
-    <w:bookmarkStart w:id="177" w:name="anexo:willig"/>
+    <w:bookmarkEnd w:id="232"/>
+    <w:bookmarkStart w:id="233" w:name="anexo_willig"/>
     <w:p>
       <w:pPr>
         <w:pStyle w:val="Heading1"/>
@@ -62935,7 +64213,18 @@
         </w:numPr>
       </w:pPr>
       <w:r>
-        <w:t xml:space="preserve">la ecuación (36); del mismo modo para la VE.</w:t>
+        <w:t xml:space="preserve">la ecuación (</w:t>
+      </w:r>
+      <w:hyperlink w:anchor="eq_willig">
+        <w:r>
+          <w:rPr>
+            <w:rStyle w:val="Hyperlink"/>
+          </w:rPr>
+          <w:t xml:space="preserve">36</w:t>
+        </w:r>
+      </w:hyperlink>
+      <w:r>
+        <w:t xml:space="preserve">); del mismo modo para la VE.</w:t>
       </w:r>
       <m:oMath>
         <m:r>
@@ -62971,7 +64260,7 @@
       <w:r>
         <w:t xml:space="preserve">(</w:t>
       </w:r>
-      <w:hyperlink w:anchor="ref-Willig1976Surplus">
+      <w:hyperlink w:anchor="ref_Willig1976Surplus">
         <w:r>
           <w:rPr>
             <w:rStyle w:val="Hyperlink"/>
@@ -63000,7 +64289,7 @@
       <w:r>
         <w:t xml:space="preserve">(</w:t>
       </w:r>
-      <w:hyperlink w:anchor="ref-Hausman1981Exact">
+      <w:hyperlink w:anchor="ref_Hausman1981Exact">
         <w:r>
           <w:rPr>
             <w:rStyle w:val="Hyperlink"/>
@@ -63015,8 +64304,8 @@
         <w:t xml:space="preserve">.</w:t>
       </w:r>
     </w:p>
-    <w:bookmarkEnd w:id="177"/>
-    <w:bookmarkStart w:id="179" w:name="anexo:test"/>
+    <w:bookmarkEnd w:id="233"/>
+    <w:bookmarkStart w:id="235" w:name="anexo_test"/>
     <w:p>
       <w:pPr>
         <w:pStyle w:val="Heading1"/>
@@ -63035,7 +64324,7 @@
       <w:r>
         <w:t xml:space="preserve"> </w:t>
       </w:r>
-      <w:hyperlink r:id="rId178">
+      <w:hyperlink r:id="rId234">
         <w:r>
           <w:rPr>
             <w:rStyle w:val="Hyperlink"/>
@@ -64084,8 +65373,8 @@
         </w:sectPr>
       </w:pPr>
     </w:p>
-    <w:bookmarkEnd w:id="179"/>
-    <w:bookmarkStart w:id="314" w:name="bibliography"/>
+    <w:bookmarkEnd w:id="235"/>
+    <w:bookmarkStart w:id="370" w:name="bibliography"/>
     <w:p>
       <w:pPr>
         <w:pStyle w:val="Heading1"/>
@@ -64094,8 +65383,8 @@
         <w:t xml:space="preserve">Bibliografía</w:t>
       </w:r>
     </w:p>
-    <w:bookmarkStart w:id="313" w:name="refs"/>
-    <w:bookmarkStart w:id="181" w:name="ref-Afriat1967Construction"/>
+    <w:bookmarkStart w:id="369" w:name="refs"/>
+    <w:bookmarkStart w:id="237" w:name="ref_Afriat1967Construction"/>
     <w:p>
       <w:pPr>
         <w:pStyle w:val="Bibliography"/>
@@ -64131,7 +65420,7 @@
       <w:r>
         <w:t xml:space="preserve"> </w:t>
       </w:r>
-      <w:hyperlink r:id="rId180">
+      <w:hyperlink r:id="rId236">
         <w:r>
           <w:rPr>
             <w:rStyle w:val="Hyperlink"/>
@@ -64143,8 +65432,8 @@
         <w:t xml:space="preserve">.</w:t>
       </w:r>
     </w:p>
-    <w:bookmarkEnd w:id="181"/>
-    <w:bookmarkStart w:id="183" w:name="ref-AguilarMateos2015Deaton"/>
+    <w:bookmarkEnd w:id="237"/>
+    <w:bookmarkStart w:id="239" w:name="ref_AguilarMateos2015Deaton"/>
     <w:p>
       <w:pPr>
         <w:pStyle w:val="Bibliography"/>
@@ -64177,7 +65466,7 @@
       <w:r>
         <w:t xml:space="preserve"> </w:t>
       </w:r>
-      <w:hyperlink r:id="rId182">
+      <w:hyperlink r:id="rId238">
         <w:r>
           <w:rPr>
             <w:rStyle w:val="Hyperlink"/>
@@ -64189,8 +65478,8 @@
         <w:t xml:space="preserve">.</w:t>
       </w:r>
     </w:p>
-    <w:bookmarkEnd w:id="183"/>
-    <w:bookmarkStart w:id="184" w:name="ref-Antonelli1886Teoria"/>
+    <w:bookmarkEnd w:id="239"/>
+    <w:bookmarkStart w:id="240" w:name="ref_Antonelli1886Teoria"/>
     <w:p>
       <w:pPr>
         <w:pStyle w:val="Bibliography"/>
@@ -64212,8 +65501,8 @@
         <w:t xml:space="preserve">. Pisa: Tipografia del Folchetto.</w:t>
       </w:r>
     </w:p>
-    <w:bookmarkEnd w:id="184"/>
-    <w:bookmarkStart w:id="185" w:name="ref-ArrowEnthoven1961Quasi"/>
+    <w:bookmarkEnd w:id="240"/>
+    <w:bookmarkStart w:id="241" w:name="ref_ArrowEnthoven1961Quasi"/>
     <w:p>
       <w:pPr>
         <w:pStyle w:val="Bibliography"/>
@@ -64247,8 +65536,8 @@
         <w:t xml:space="preserve">29 (4): 779-800.</w:t>
       </w:r>
     </w:p>
-    <w:bookmarkEnd w:id="185"/>
-    <w:bookmarkStart w:id="187" w:name="ref-BanksBlundellLewbel1997Quadratic"/>
+    <w:bookmarkEnd w:id="241"/>
+    <w:bookmarkStart w:id="243" w:name="ref_BanksBlundellLewbel1997Quadratic"/>
     <w:p>
       <w:pPr>
         <w:pStyle w:val="Bibliography"/>
@@ -64284,7 +65573,7 @@
       <w:r>
         <w:t xml:space="preserve"> </w:t>
       </w:r>
-      <w:hyperlink r:id="rId186">
+      <w:hyperlink r:id="rId242">
         <w:r>
           <w:rPr>
             <w:rStyle w:val="Hyperlink"/>
@@ -64296,8 +65585,8 @@
         <w:t xml:space="preserve">.</w:t>
       </w:r>
     </w:p>
-    <w:bookmarkEnd w:id="187"/>
-    <w:bookmarkStart w:id="189" w:name="ref-Barten1964Consumer"/>
+    <w:bookmarkEnd w:id="243"/>
+    <w:bookmarkStart w:id="245" w:name="ref_Barten1964Consumer"/>
     <w:p>
       <w:pPr>
         <w:pStyle w:val="Bibliography"/>
@@ -64333,7 +65622,7 @@
       <w:r>
         <w:t xml:space="preserve"> </w:t>
       </w:r>
-      <w:hyperlink r:id="rId188">
+      <w:hyperlink r:id="rId244">
         <w:r>
           <w:rPr>
             <w:rStyle w:val="Hyperlink"/>
@@ -64345,8 +65634,8 @@
         <w:t xml:space="preserve">.</w:t>
       </w:r>
     </w:p>
-    <w:bookmarkEnd w:id="189"/>
-    <w:bookmarkStart w:id="191" w:name="ref-Barten1967Slutsky"/>
+    <w:bookmarkEnd w:id="245"/>
+    <w:bookmarkStart w:id="247" w:name="ref_Barten1967Slutsky"/>
     <w:p>
       <w:pPr>
         <w:pStyle w:val="Bibliography"/>
@@ -64382,7 +65671,7 @@
       <w:r>
         <w:t xml:space="preserve"> </w:t>
       </w:r>
-      <w:hyperlink r:id="rId190">
+      <w:hyperlink r:id="rId246">
         <w:r>
           <w:rPr>
             <w:rStyle w:val="Hyperlink"/>
@@ -64394,8 +65683,8 @@
         <w:t xml:space="preserve">.</w:t>
       </w:r>
     </w:p>
-    <w:bookmarkEnd w:id="191"/>
-    <w:bookmarkStart w:id="193" w:name="ref-Barten1969Maximum"/>
+    <w:bookmarkEnd w:id="247"/>
+    <w:bookmarkStart w:id="249" w:name="ref_Barten1969Maximum"/>
     <w:p>
       <w:pPr>
         <w:pStyle w:val="Bibliography"/>
@@ -64431,7 +65720,7 @@
       <w:r>
         <w:t xml:space="preserve"> </w:t>
       </w:r>
-      <w:hyperlink r:id="rId192">
+      <w:hyperlink r:id="rId248">
         <w:r>
           <w:rPr>
             <w:rStyle w:val="Hyperlink"/>
@@ -64443,8 +65732,8 @@
         <w:t xml:space="preserve">.</w:t>
       </w:r>
     </w:p>
-    <w:bookmarkEnd w:id="193"/>
-    <w:bookmarkStart w:id="195" w:name="ref-Blume2008Duality"/>
+    <w:bookmarkEnd w:id="249"/>
+    <w:bookmarkStart w:id="251" w:name="ref_Blume2008Duality"/>
     <w:p>
       <w:pPr>
         <w:pStyle w:val="Bibliography"/>
@@ -64477,7 +65766,7 @@
       <w:r>
         <w:t xml:space="preserve"> </w:t>
       </w:r>
-      <w:hyperlink r:id="rId194">
+      <w:hyperlink r:id="rId250">
         <w:r>
           <w:rPr>
             <w:rStyle w:val="Hyperlink"/>
@@ -64489,8 +65778,8 @@
         <w:t xml:space="preserve">.</w:t>
       </w:r>
     </w:p>
-    <w:bookmarkEnd w:id="195"/>
-    <w:bookmarkStart w:id="197" w:name="X654402c942ad9bea1ef2f416051d143dc9e9a07"/>
+    <w:bookmarkEnd w:id="251"/>
+    <w:bookmarkStart w:id="253" w:name="ref_BlundellBrowningCrawford2003No_22868"/>
     <w:p>
       <w:pPr>
         <w:pStyle w:val="Bibliography"/>
@@ -64538,7 +65827,7 @@
       <w:r>
         <w:t xml:space="preserve"> </w:t>
       </w:r>
-      <w:hyperlink r:id="rId196">
+      <w:hyperlink r:id="rId252">
         <w:r>
           <w:rPr>
             <w:rStyle w:val="Hyperlink"/>
@@ -64550,8 +65839,8 @@
         <w:t xml:space="preserve">.</w:t>
       </w:r>
     </w:p>
-    <w:bookmarkEnd w:id="197"/>
-    <w:bookmarkStart w:id="198" w:name="ref-Boskin1996Toward"/>
+    <w:bookmarkEnd w:id="253"/>
+    <w:bookmarkStart w:id="254" w:name="ref_Boskin1996Toward"/>
     <w:p>
       <w:pPr>
         <w:pStyle w:val="Bibliography"/>
@@ -64569,8 +65858,8 @@
         <w:t xml:space="preserve">. Final Report to the Senate Finance Committee. Washington: Advisory Commission to Study the Consumer Price Index.</w:t>
       </w:r>
     </w:p>
-    <w:bookmarkEnd w:id="198"/>
-    <w:bookmarkStart w:id="199" w:name="ref-ChristensenJorgensonLau1975Utility"/>
+    <w:bookmarkEnd w:id="254"/>
+    <w:bookmarkStart w:id="255" w:name="ref_ChristensenJorgensonLau1975Utility"/>
     <w:p>
       <w:pPr>
         <w:pStyle w:val="Bibliography"/>
@@ -64604,8 +65893,8 @@
         <w:t xml:space="preserve">65 (3): 367-83.</w:t>
       </w:r>
     </w:p>
-    <w:bookmarkEnd w:id="199"/>
-    <w:bookmarkStart w:id="200" w:name="ref-CobbDouglas1928Theory"/>
+    <w:bookmarkEnd w:id="255"/>
+    <w:bookmarkStart w:id="256" w:name="ref_CobbDouglas1928Theory"/>
     <w:p>
       <w:pPr>
         <w:pStyle w:val="Bibliography"/>
@@ -64639,8 +65928,8 @@
         <w:t xml:space="preserve">18 (1, supl.): 139-65.</w:t>
       </w:r>
     </w:p>
-    <w:bookmarkEnd w:id="200"/>
-    <w:bookmarkStart w:id="202" w:name="ref-Deaton1974Analysis"/>
+    <w:bookmarkEnd w:id="256"/>
+    <w:bookmarkStart w:id="258" w:name="ref_Deaton1974Analysis"/>
     <w:p>
       <w:pPr>
         <w:pStyle w:val="Bibliography"/>
@@ -64676,7 +65965,7 @@
       <w:r>
         <w:t xml:space="preserve"> </w:t>
       </w:r>
-      <w:hyperlink r:id="rId201">
+      <w:hyperlink r:id="rId257">
         <w:r>
           <w:rPr>
             <w:rStyle w:val="Hyperlink"/>
@@ -64688,8 +65977,8 @@
         <w:t xml:space="preserve">.</w:t>
       </w:r>
     </w:p>
-    <w:bookmarkEnd w:id="202"/>
-    <w:bookmarkStart w:id="204" w:name="ref-Deaton1997Analysis"/>
+    <w:bookmarkEnd w:id="258"/>
+    <w:bookmarkStart w:id="260" w:name="ref_Deaton1997Analysis"/>
     <w:p>
       <w:pPr>
         <w:pStyle w:val="Bibliography"/>
@@ -64713,7 +66002,7 @@
       <w:r>
         <w:t xml:space="preserve"> </w:t>
       </w:r>
-      <w:hyperlink r:id="rId203">
+      <w:hyperlink r:id="rId259">
         <w:r>
           <w:rPr>
             <w:rStyle w:val="Hyperlink"/>
@@ -64725,8 +66014,8 @@
         <w:t xml:space="preserve">.</w:t>
       </w:r>
     </w:p>
-    <w:bookmarkEnd w:id="204"/>
-    <w:bookmarkStart w:id="205" w:name="ref-DeatonMuellbauer1980AIDS"/>
+    <w:bookmarkEnd w:id="260"/>
+    <w:bookmarkStart w:id="261" w:name="ref_DeatonMuellbauer1980AIDS"/>
     <w:p>
       <w:pPr>
         <w:pStyle w:val="Bibliography"/>
@@ -64760,8 +66049,8 @@
         <w:t xml:space="preserve">70 (3): 312-26.</w:t>
       </w:r>
     </w:p>
-    <w:bookmarkEnd w:id="205"/>
-    <w:bookmarkStart w:id="206" w:name="ref-DeatonMuellbauer1980Economics"/>
+    <w:bookmarkEnd w:id="261"/>
+    <w:bookmarkStart w:id="262" w:name="ref_DeatonMuellbauer1980Economics"/>
     <w:p>
       <w:pPr>
         <w:pStyle w:val="Bibliography"/>
@@ -64783,8 +66072,8 @@
         <w:t xml:space="preserve">. Cambridge: Cambridge University Press.</w:t>
       </w:r>
     </w:p>
-    <w:bookmarkEnd w:id="206"/>
-    <w:bookmarkStart w:id="207" w:name="ref-Diewert1974Applications"/>
+    <w:bookmarkEnd w:id="262"/>
+    <w:bookmarkStart w:id="263" w:name="ref_Diewert1974Applications"/>
     <w:p>
       <w:pPr>
         <w:pStyle w:val="Bibliography"/>
@@ -64815,8 +66104,8 @@
         <w:t xml:space="preserve">, editado por Michael D. Intriligator y David A. Kendrick, 2:106-71. Ámsterdam: North-Holland.</w:t>
       </w:r>
     </w:p>
-    <w:bookmarkEnd w:id="207"/>
-    <w:bookmarkStart w:id="209" w:name="ref-Diewert1976Exact"/>
+    <w:bookmarkEnd w:id="263"/>
+    <w:bookmarkStart w:id="265" w:name="ref_Diewert1976Exact"/>
     <w:p>
       <w:pPr>
         <w:pStyle w:val="Bibliography"/>
@@ -64852,7 +66141,7 @@
       <w:r>
         <w:t xml:space="preserve"> </w:t>
       </w:r>
-      <w:hyperlink r:id="rId208">
+      <w:hyperlink r:id="rId264">
         <w:r>
           <w:rPr>
             <w:rStyle w:val="Hyperlink"/>
@@ -64864,8 +66153,8 @@
         <w:t xml:space="preserve">.</w:t>
       </w:r>
     </w:p>
-    <w:bookmarkEnd w:id="209"/>
-    <w:bookmarkStart w:id="211" w:name="ref-Douglas1976Once"/>
+    <w:bookmarkEnd w:id="265"/>
+    <w:bookmarkStart w:id="267" w:name="ref_Douglas1976Once"/>
     <w:p>
       <w:pPr>
         <w:pStyle w:val="Bibliography"/>
@@ -64901,7 +66190,7 @@
       <w:r>
         <w:t xml:space="preserve"> </w:t>
       </w:r>
-      <w:hyperlink r:id="rId210">
+      <w:hyperlink r:id="rId266">
         <w:r>
           <w:rPr>
             <w:rStyle w:val="Hyperlink"/>
@@ -64913,8 +66202,8 @@
         <w:t xml:space="preserve">.</w:t>
       </w:r>
     </w:p>
-    <w:bookmarkEnd w:id="211"/>
-    <w:bookmarkStart w:id="212" w:name="ref-Dupuit1844Mesure"/>
+    <w:bookmarkEnd w:id="267"/>
+    <w:bookmarkStart w:id="268" w:name="ref_Dupuit1844Mesure"/>
     <w:p>
       <w:pPr>
         <w:pStyle w:val="Bibliography"/>
@@ -64945,8 +66234,8 @@
         <w:t xml:space="preserve">, 2.ª época, 8: 332-75.</w:t>
       </w:r>
     </w:p>
-    <w:bookmarkEnd w:id="212"/>
-    <w:bookmarkStart w:id="214" w:name="ref-Geary1950Note"/>
+    <w:bookmarkEnd w:id="268"/>
+    <w:bookmarkStart w:id="270" w:name="ref_Geary1950Note"/>
     <w:p>
       <w:pPr>
         <w:pStyle w:val="Bibliography"/>
@@ -64982,7 +66271,7 @@
       <w:r>
         <w:t xml:space="preserve"> </w:t>
       </w:r>
-      <w:hyperlink r:id="rId213">
+      <w:hyperlink r:id="rId269">
         <w:r>
           <w:rPr>
             <w:rStyle w:val="Hyperlink"/>
@@ -64994,8 +66283,8 @@
         <w:t xml:space="preserve">.</w:t>
       </w:r>
     </w:p>
-    <w:bookmarkEnd w:id="214"/>
-    <w:bookmarkStart w:id="216" w:name="ref-Gordon2006Boskin"/>
+    <w:bookmarkEnd w:id="270"/>
+    <w:bookmarkStart w:id="272" w:name="ref_Gordon2006Boskin"/>
     <w:p>
       <w:pPr>
         <w:pStyle w:val="Bibliography"/>
@@ -65015,7 +66304,7 @@
       <w:r>
         <w:t xml:space="preserve"> </w:t>
       </w:r>
-      <w:hyperlink r:id="rId215">
+      <w:hyperlink r:id="rId271">
         <w:r>
           <w:rPr>
             <w:rStyle w:val="Hyperlink"/>
@@ -65027,8 +66316,8 @@
         <w:t xml:space="preserve">.</w:t>
       </w:r>
     </w:p>
-    <w:bookmarkEnd w:id="216"/>
-    <w:bookmarkStart w:id="218" w:name="ref-Gorman1959Separable"/>
+    <w:bookmarkEnd w:id="272"/>
+    <w:bookmarkStart w:id="274" w:name="ref_Gorman1959Separable"/>
     <w:p>
       <w:pPr>
         <w:pStyle w:val="Bibliography"/>
@@ -65064,7 +66353,7 @@
       <w:r>
         <w:t xml:space="preserve"> </w:t>
       </w:r>
-      <w:hyperlink r:id="rId217">
+      <w:hyperlink r:id="rId273">
         <w:r>
           <w:rPr>
             <w:rStyle w:val="Hyperlink"/>
@@ -65076,8 +66365,8 @@
         <w:t xml:space="preserve">.</w:t>
       </w:r>
     </w:p>
-    <w:bookmarkEnd w:id="218"/>
-    <w:bookmarkStart w:id="220" w:name="ref-Gorman1981Engel"/>
+    <w:bookmarkEnd w:id="274"/>
+    <w:bookmarkStart w:id="276" w:name="ref_Gorman1981Engel"/>
     <w:p>
       <w:pPr>
         <w:pStyle w:val="Bibliography"/>
@@ -65122,7 +66411,7 @@
       <w:r>
         <w:t xml:space="preserve"> </w:t>
       </w:r>
-      <w:hyperlink r:id="rId219">
+      <w:hyperlink r:id="rId275">
         <w:r>
           <w:rPr>
             <w:rStyle w:val="Hyperlink"/>
@@ -65134,8 +66423,8 @@
         <w:t xml:space="preserve">.</w:t>
       </w:r>
     </w:p>
-    <w:bookmarkEnd w:id="220"/>
-    <w:bookmarkStart w:id="221" w:name="ref-Hausman1981Exact"/>
+    <w:bookmarkEnd w:id="276"/>
+    <w:bookmarkStart w:id="277" w:name="ref_Hausman1981Exact"/>
     <w:p>
       <w:pPr>
         <w:pStyle w:val="Bibliography"/>
@@ -65169,8 +66458,8 @@
         <w:t xml:space="preserve">71 (4): 662-76.</w:t>
       </w:r>
     </w:p>
-    <w:bookmarkEnd w:id="221"/>
-    <w:bookmarkStart w:id="222" w:name="ref-Hicks1939Value"/>
+    <w:bookmarkEnd w:id="277"/>
+    <w:bookmarkStart w:id="278" w:name="ref_Hicks1939Value"/>
     <w:p>
       <w:pPr>
         <w:pStyle w:val="Bibliography"/>
@@ -65192,8 +66481,8 @@
         <w:t xml:space="preserve">. Oxford: Clarendon Press.</w:t>
       </w:r>
     </w:p>
-    <w:bookmarkEnd w:id="222"/>
-    <w:bookmarkStart w:id="224" w:name="ref-Hicks1941Rehabilitation"/>
+    <w:bookmarkEnd w:id="278"/>
+    <w:bookmarkStart w:id="280" w:name="ref_Hicks1941Rehabilitation"/>
     <w:p>
       <w:pPr>
         <w:pStyle w:val="Bibliography"/>
@@ -65229,7 +66518,7 @@
       <w:r>
         <w:t xml:space="preserve"> </w:t>
       </w:r>
-      <w:hyperlink r:id="rId223">
+      <w:hyperlink r:id="rId279">
         <w:r>
           <w:rPr>
             <w:rStyle w:val="Hyperlink"/>
@@ -65241,8 +66530,8 @@
         <w:t xml:space="preserve">.</w:t>
       </w:r>
     </w:p>
-    <w:bookmarkEnd w:id="224"/>
-    <w:bookmarkStart w:id="226" w:name="ref-Hicks1943Four"/>
+    <w:bookmarkEnd w:id="280"/>
+    <w:bookmarkStart w:id="282" w:name="ref_Hicks1943Four"/>
     <w:p>
       <w:pPr>
         <w:pStyle w:val="Bibliography"/>
@@ -65278,7 +66567,7 @@
       <w:r>
         <w:t xml:space="preserve"> </w:t>
       </w:r>
-      <w:hyperlink r:id="rId225">
+      <w:hyperlink r:id="rId281">
         <w:r>
           <w:rPr>
             <w:rStyle w:val="Hyperlink"/>
@@ -65290,8 +66579,8 @@
         <w:t xml:space="preserve">.</w:t>
       </w:r>
     </w:p>
-    <w:bookmarkEnd w:id="226"/>
-    <w:bookmarkStart w:id="227" w:name="ref-Hicks1956Revision"/>
+    <w:bookmarkEnd w:id="282"/>
+    <w:bookmarkStart w:id="283" w:name="ref_Hicks1956Revision"/>
     <w:p>
       <w:pPr>
         <w:pStyle w:val="Bibliography"/>
@@ -65313,8 +66602,8 @@
         <w:t xml:space="preserve">. Oxford: Clarendon Press.</w:t>
       </w:r>
     </w:p>
-    <w:bookmarkEnd w:id="227"/>
-    <w:bookmarkStart w:id="229" w:name="ref-HicksAllen1934Reconsideration"/>
+    <w:bookmarkEnd w:id="283"/>
+    <w:bookmarkStart w:id="285" w:name="ref_HicksAllen1934Reconsideration"/>
     <w:p>
       <w:pPr>
         <w:pStyle w:val="Bibliography"/>
@@ -65350,7 +66639,7 @@
       <w:r>
         <w:t xml:space="preserve"> </w:t>
       </w:r>
-      <w:hyperlink r:id="rId228">
+      <w:hyperlink r:id="rId284">
         <w:r>
           <w:rPr>
             <w:rStyle w:val="Hyperlink"/>
@@ -65362,8 +66651,8 @@
         <w:t xml:space="preserve">.</w:t>
       </w:r>
     </w:p>
-    <w:bookmarkEnd w:id="229"/>
-    <w:bookmarkStart w:id="231" w:name="ref-Hotelling1932Edgeworth"/>
+    <w:bookmarkEnd w:id="285"/>
+    <w:bookmarkStart w:id="287" w:name="ref_Hotelling1932Edgeworth"/>
     <w:p>
       <w:pPr>
         <w:pStyle w:val="Bibliography"/>
@@ -65399,7 +66688,7 @@
       <w:r>
         <w:t xml:space="preserve"> </w:t>
       </w:r>
-      <w:hyperlink r:id="rId230">
+      <w:hyperlink r:id="rId286">
         <w:r>
           <w:rPr>
             <w:rStyle w:val="Hyperlink"/>
@@ -65411,8 +66700,8 @@
         <w:t xml:space="preserve">.</w:t>
       </w:r>
     </w:p>
-    <w:bookmarkEnd w:id="231"/>
-    <w:bookmarkStart w:id="233" w:name="ref-Houthakker1950Revealed"/>
+    <w:bookmarkEnd w:id="287"/>
+    <w:bookmarkStart w:id="289" w:name="ref_Houthakker1950Revealed"/>
     <w:p>
       <w:pPr>
         <w:pStyle w:val="Bibliography"/>
@@ -65448,7 +66737,7 @@
       <w:r>
         <w:t xml:space="preserve"> </w:t>
       </w:r>
-      <w:hyperlink r:id="rId232">
+      <w:hyperlink r:id="rId288">
         <w:r>
           <w:rPr>
             <w:rStyle w:val="Hyperlink"/>
@@ -65460,8 +66749,8 @@
         <w:t xml:space="preserve">.</w:t>
       </w:r>
     </w:p>
-    <w:bookmarkEnd w:id="233"/>
-    <w:bookmarkStart w:id="234" w:name="ref-HurwiczUzawa1971Integrability"/>
+    <w:bookmarkEnd w:id="289"/>
+    <w:bookmarkStart w:id="290" w:name="ref_HurwiczUzawa1971Integrability"/>
     <w:p>
       <w:pPr>
         <w:pStyle w:val="Bibliography"/>
@@ -65492,8 +66781,8 @@
         <w:t xml:space="preserve">, editado por John S. Chipman, Leonid Hurwicz, Marcel K. Richter y Hugo F. Sonnenschein, 114-48. Nueva York: Harcourt Brace Jovanovich.</w:t>
       </w:r>
     </w:p>
-    <w:bookmarkEnd w:id="234"/>
-    <w:bookmarkStart w:id="236" w:name="ref-INE2008EPFCaracteristicas"/>
+    <w:bookmarkEnd w:id="290"/>
+    <w:bookmarkStart w:id="292" w:name="ref_INE2008EPFCaracteristicas"/>
     <w:p>
       <w:pPr>
         <w:pStyle w:val="Bibliography"/>
@@ -65513,7 +66802,7 @@
       <w:r>
         <w:t xml:space="preserve"> </w:t>
       </w:r>
-      <w:hyperlink r:id="rId235">
+      <w:hyperlink r:id="rId291">
         <w:r>
           <w:rPr>
             <w:rStyle w:val="Hyperlink"/>
@@ -65525,8 +66814,8 @@
         <w:t xml:space="preserve">.</w:t>
       </w:r>
     </w:p>
-    <w:bookmarkEnd w:id="236"/>
-    <w:bookmarkStart w:id="238" w:name="ref-INE2026IPCPonderaciones"/>
+    <w:bookmarkEnd w:id="292"/>
+    <w:bookmarkStart w:id="294" w:name="ref_INE2026IPCPonderaciones"/>
     <w:p>
       <w:pPr>
         <w:pStyle w:val="Bibliography"/>
@@ -65546,7 +66835,7 @@
       <w:r>
         <w:t xml:space="preserve"> </w:t>
       </w:r>
-      <w:hyperlink r:id="rId237">
+      <w:hyperlink r:id="rId293">
         <w:r>
           <w:rPr>
             <w:rStyle w:val="Hyperlink"/>
@@ -65558,8 +66847,8 @@
         <w:t xml:space="preserve">.</w:t>
       </w:r>
     </w:p>
-    <w:bookmarkEnd w:id="238"/>
-    <w:bookmarkStart w:id="240" w:name="ref-INE2026IPCMetodologia"/>
+    <w:bookmarkEnd w:id="294"/>
+    <w:bookmarkStart w:id="296" w:name="ref_INE2026IPCMetodologia"/>
     <w:p>
       <w:pPr>
         <w:pStyle w:val="Bibliography"/>
@@ -65579,7 +66868,7 @@
       <w:r>
         <w:t xml:space="preserve"> </w:t>
       </w:r>
-      <w:hyperlink r:id="rId239">
+      <w:hyperlink r:id="rId295">
         <w:r>
           <w:rPr>
             <w:rStyle w:val="Hyperlink"/>
@@ -65591,8 +66880,8 @@
         <w:t xml:space="preserve">.</w:t>
       </w:r>
     </w:p>
-    <w:bookmarkEnd w:id="240"/>
-    <w:bookmarkStart w:id="242" w:name="ref-INE2026IPCNovedades"/>
+    <w:bookmarkEnd w:id="296"/>
+    <w:bookmarkStart w:id="298" w:name="ref_INE2026IPCNovedades"/>
     <w:p>
       <w:pPr>
         <w:pStyle w:val="Bibliography"/>
@@ -65612,7 +66901,7 @@
       <w:r>
         <w:t xml:space="preserve"> </w:t>
       </w:r>
-      <w:hyperlink r:id="rId241">
+      <w:hyperlink r:id="rId297">
         <w:r>
           <w:rPr>
             <w:rStyle w:val="Hyperlink"/>
@@ -65624,8 +66913,8 @@
         <w:t xml:space="preserve">.</w:t>
       </w:r>
     </w:p>
-    <w:bookmarkEnd w:id="242"/>
-    <w:bookmarkStart w:id="244" w:name="ref-INE2026EPF"/>
+    <w:bookmarkEnd w:id="298"/>
+    <w:bookmarkStart w:id="300" w:name="ref_INE2026EPF"/>
     <w:p>
       <w:pPr>
         <w:pStyle w:val="Bibliography"/>
@@ -65645,7 +66934,7 @@
       <w:r>
         <w:t xml:space="preserve"> </w:t>
       </w:r>
-      <w:hyperlink r:id="rId243">
+      <w:hyperlink r:id="rId299">
         <w:r>
           <w:rPr>
             <w:rStyle w:val="Hyperlink"/>
@@ -65657,8 +66946,8 @@
         <w:t xml:space="preserve">.</w:t>
       </w:r>
     </w:p>
-    <w:bookmarkEnd w:id="244"/>
-    <w:bookmarkStart w:id="246" w:name="ref-INE2026CNA2025"/>
+    <w:bookmarkEnd w:id="300"/>
+    <w:bookmarkStart w:id="302" w:name="ref_INE2026CNA2025"/>
     <w:p>
       <w:pPr>
         <w:pStyle w:val="Bibliography"/>
@@ -65678,7 +66967,7 @@
       <w:r>
         <w:t xml:space="preserve"> </w:t>
       </w:r>
-      <w:hyperlink r:id="rId245">
+      <w:hyperlink r:id="rId301">
         <w:r>
           <w:rPr>
             <w:rStyle w:val="Hyperlink"/>
@@ -65690,8 +66979,8 @@
         <w:t xml:space="preserve">.</w:t>
       </w:r>
     </w:p>
-    <w:bookmarkEnd w:id="246"/>
-    <w:bookmarkStart w:id="248" w:name="ref-INEEPFMetodologia"/>
+    <w:bookmarkEnd w:id="302"/>
+    <w:bookmarkStart w:id="304" w:name="ref_INEEPFMetodologia"/>
     <w:p>
       <w:pPr>
         <w:pStyle w:val="Bibliography"/>
@@ -65711,7 +67000,7 @@
       <w:r>
         <w:t xml:space="preserve"> </w:t>
       </w:r>
-      <w:hyperlink r:id="rId247">
+      <w:hyperlink r:id="rId303">
         <w:r>
           <w:rPr>
             <w:rStyle w:val="Hyperlink"/>
@@ -65723,8 +67012,8 @@
         <w:t xml:space="preserve">.</w:t>
       </w:r>
     </w:p>
-    <w:bookmarkEnd w:id="248"/>
-    <w:bookmarkStart w:id="249" w:name="ref-JehleReny2011Advanced"/>
+    <w:bookmarkEnd w:id="304"/>
+    <w:bookmarkStart w:id="305" w:name="ref_JehleReny2011Advanced"/>
     <w:p>
       <w:pPr>
         <w:pStyle w:val="Bibliography"/>
@@ -65746,8 +67035,8 @@
         <w:t xml:space="preserve">. 3.ª ed. Harlow: Financial Times/Prentice Hall.</w:t>
       </w:r>
     </w:p>
-    <w:bookmarkEnd w:id="249"/>
-    <w:bookmarkStart w:id="251" w:name="ref-KihlstromMasColellSonnenschein1976"/>
+    <w:bookmarkEnd w:id="305"/>
+    <w:bookmarkStart w:id="307" w:name="ref_KihlstromMasColellSonnenschein1976"/>
     <w:p>
       <w:pPr>
         <w:pStyle w:val="Bibliography"/>
@@ -65783,7 +67072,7 @@
       <w:r>
         <w:t xml:space="preserve"> </w:t>
       </w:r>
-      <w:hyperlink r:id="rId250">
+      <w:hyperlink r:id="rId306">
         <w:r>
           <w:rPr>
             <w:rStyle w:val="Hyperlink"/>
@@ -65795,8 +67084,8 @@
         <w:t xml:space="preserve">.</w:t>
       </w:r>
     </w:p>
-    <w:bookmarkEnd w:id="251"/>
-    <w:bookmarkStart w:id="253" w:name="ref-KleinRubin1947Constant"/>
+    <w:bookmarkEnd w:id="307"/>
+    <w:bookmarkStart w:id="309" w:name="ref_KleinRubin1947Constant"/>
     <w:p>
       <w:pPr>
         <w:pStyle w:val="Bibliography"/>
@@ -65832,7 +67121,7 @@
       <w:r>
         <w:t xml:space="preserve"> </w:t>
       </w:r>
-      <w:hyperlink r:id="rId252">
+      <w:hyperlink r:id="rId308">
         <w:r>
           <w:rPr>
             <w:rStyle w:val="Hyperlink"/>
@@ -65844,8 +67133,8 @@
         <w:t xml:space="preserve">.</w:t>
       </w:r>
     </w:p>
-    <w:bookmarkEnd w:id="253"/>
-    <w:bookmarkStart w:id="255" w:name="ref-Klick2021Weight"/>
+    <w:bookmarkEnd w:id="309"/>
+    <w:bookmarkStart w:id="311" w:name="ref_Klick2021Weight"/>
     <w:p>
       <w:pPr>
         <w:pStyle w:val="Bibliography"/>
@@ -65878,7 +67167,7 @@
       <w:r>
         <w:t xml:space="preserve"> </w:t>
       </w:r>
-      <w:hyperlink r:id="rId254">
+      <w:hyperlink r:id="rId310">
         <w:r>
           <w:rPr>
             <w:rStyle w:val="Hyperlink"/>
@@ -65890,8 +67179,8 @@
         <w:t xml:space="preserve">.</w:t>
       </w:r>
     </w:p>
-    <w:bookmarkEnd w:id="255"/>
-    <w:bookmarkStart w:id="257" w:name="ref-Konus1939Problem"/>
+    <w:bookmarkEnd w:id="311"/>
+    <w:bookmarkStart w:id="313" w:name="ref_Konus1939Problem"/>
     <w:p>
       <w:pPr>
         <w:pStyle w:val="Bibliography"/>
@@ -65927,7 +67216,7 @@
       <w:r>
         <w:t xml:space="preserve"> </w:t>
       </w:r>
-      <w:hyperlink r:id="rId256">
+      <w:hyperlink r:id="rId312">
         <w:r>
           <w:rPr>
             <w:rStyle w:val="Hyperlink"/>
@@ -65939,8 +67228,8 @@
         <w:t xml:space="preserve">.</w:t>
       </w:r>
     </w:p>
-    <w:bookmarkEnd w:id="257"/>
-    <w:bookmarkStart w:id="258" w:name="ref-Laspeyres1871Berechnung"/>
+    <w:bookmarkEnd w:id="313"/>
+    <w:bookmarkStart w:id="314" w:name="ref_Laspeyres1871Berechnung"/>
     <w:p>
       <w:pPr>
         <w:pStyle w:val="Bibliography"/>
@@ -65974,8 +67263,8 @@
         <w:t xml:space="preserve">16: 296-314.</w:t>
       </w:r>
     </w:p>
-    <w:bookmarkEnd w:id="258"/>
-    <w:bookmarkStart w:id="260" w:name="ref-Leser1963Forms"/>
+    <w:bookmarkEnd w:id="314"/>
+    <w:bookmarkStart w:id="316" w:name="ref_Leser1963Forms"/>
     <w:p>
       <w:pPr>
         <w:pStyle w:val="Bibliography"/>
@@ -66023,7 +67312,7 @@
       <w:r>
         <w:t xml:space="preserve"> </w:t>
       </w:r>
-      <w:hyperlink r:id="rId259">
+      <w:hyperlink r:id="rId315">
         <w:r>
           <w:rPr>
             <w:rStyle w:val="Hyperlink"/>
@@ -66035,8 +67324,8 @@
         <w:t xml:space="preserve">.</w:t>
       </w:r>
     </w:p>
-    <w:bookmarkEnd w:id="260"/>
-    <w:bookmarkStart w:id="262" w:name="ref-ManserMcDonald1988Substitution"/>
+    <w:bookmarkEnd w:id="316"/>
+    <w:bookmarkStart w:id="318" w:name="ref_ManserMcDonald1988Substitution"/>
     <w:p>
       <w:pPr>
         <w:pStyle w:val="Bibliography"/>
@@ -66072,7 +67361,7 @@
       <w:r>
         <w:t xml:space="preserve"> </w:t>
       </w:r>
-      <w:hyperlink r:id="rId261">
+      <w:hyperlink r:id="rId317">
         <w:r>
           <w:rPr>
             <w:rStyle w:val="Hyperlink"/>
@@ -66084,8 +67373,8 @@
         <w:t xml:space="preserve">.</w:t>
       </w:r>
     </w:p>
-    <w:bookmarkEnd w:id="262"/>
-    <w:bookmarkStart w:id="264" w:name="ref-CiceronLegibus"/>
+    <w:bookmarkEnd w:id="318"/>
+    <w:bookmarkStart w:id="320" w:name="ref_CiceronLegibus"/>
     <w:p>
       <w:pPr>
         <w:pStyle w:val="Bibliography"/>
@@ -66109,7 +67398,7 @@
       <w:r>
         <w:t xml:space="preserve"> </w:t>
       </w:r>
-      <w:hyperlink r:id="rId263">
+      <w:hyperlink r:id="rId319">
         <w:r>
           <w:rPr>
             <w:rStyle w:val="Hyperlink"/>
@@ -66121,8 +67410,8 @@
         <w:t xml:space="preserve">.</w:t>
       </w:r>
     </w:p>
-    <w:bookmarkEnd w:id="264"/>
-    <w:bookmarkStart w:id="266" w:name="ref-Marshall1890Principles"/>
+    <w:bookmarkEnd w:id="320"/>
+    <w:bookmarkStart w:id="322" w:name="ref_Marshall1890Principles"/>
     <w:p>
       <w:pPr>
         <w:pStyle w:val="Bibliography"/>
@@ -66146,7 +67435,7 @@
       <w:r>
         <w:t xml:space="preserve"> </w:t>
       </w:r>
-      <w:hyperlink r:id="rId265">
+      <w:hyperlink r:id="rId321">
         <w:r>
           <w:rPr>
             <w:rStyle w:val="Hyperlink"/>
@@ -66158,8 +67447,8 @@
         <w:t xml:space="preserve">.</w:t>
       </w:r>
     </w:p>
-    <w:bookmarkEnd w:id="266"/>
-    <w:bookmarkStart w:id="267" w:name="ref-MasColellWhinstonGreen1995"/>
+    <w:bookmarkEnd w:id="322"/>
+    <w:bookmarkStart w:id="323" w:name="ref_MasColellWhinstonGreen1995"/>
     <w:p>
       <w:pPr>
         <w:pStyle w:val="Bibliography"/>
@@ -66181,8 +67470,8 @@
         <w:t xml:space="preserve">. Nueva York: Oxford University Press.</w:t>
       </w:r>
     </w:p>
-    <w:bookmarkEnd w:id="267"/>
-    <w:bookmarkStart w:id="268" w:name="ref-MatePerez2007Microeconomia"/>
+    <w:bookmarkEnd w:id="323"/>
+    <w:bookmarkStart w:id="324" w:name="ref_MatePerez2007Microeconomia"/>
     <w:p>
       <w:pPr>
         <w:pStyle w:val="Bibliography"/>
@@ -66204,8 +67493,8 @@
         <w:t xml:space="preserve">. Madrid: Pearson Prentice Hall.</w:t>
       </w:r>
     </w:p>
-    <w:bookmarkEnd w:id="268"/>
-    <w:bookmarkStart w:id="270" w:name="ref-McKenzie1957Demand"/>
+    <w:bookmarkEnd w:id="324"/>
+    <w:bookmarkStart w:id="326" w:name="ref_McKenzie1957Demand"/>
     <w:p>
       <w:pPr>
         <w:pStyle w:val="Bibliography"/>
@@ -66241,7 +67530,7 @@
       <w:r>
         <w:t xml:space="preserve"> </w:t>
       </w:r>
-      <w:hyperlink r:id="rId269">
+      <w:hyperlink r:id="rId325">
         <w:r>
           <w:rPr>
             <w:rStyle w:val="Hyperlink"/>
@@ -66253,8 +67542,8 @@
         <w:t xml:space="preserve">.</w:t>
       </w:r>
     </w:p>
-    <w:bookmarkEnd w:id="270"/>
-    <w:bookmarkStart w:id="272" w:name="ref-BOE2015LGSS"/>
+    <w:bookmarkEnd w:id="326"/>
+    <w:bookmarkStart w:id="328" w:name="ref_BOE2015LGSS"/>
     <w:p>
       <w:pPr>
         <w:pStyle w:val="Bibliography"/>
@@ -66274,7 +67563,7 @@
       <w:r>
         <w:t xml:space="preserve"> </w:t>
       </w:r>
-      <w:hyperlink r:id="rId271">
+      <w:hyperlink r:id="rId327">
         <w:r>
           <w:rPr>
             <w:rStyle w:val="Hyperlink"/>
@@ -66286,8 +67575,8 @@
         <w:t xml:space="preserve">.</w:t>
       </w:r>
     </w:p>
-    <w:bookmarkEnd w:id="272"/>
-    <w:bookmarkStart w:id="274" w:name="ref-Moncloa2025Pensiones"/>
+    <w:bookmarkEnd w:id="328"/>
+    <w:bookmarkStart w:id="330" w:name="ref_Moncloa2025Pensiones"/>
     <w:p>
       <w:pPr>
         <w:pStyle w:val="Bibliography"/>
@@ -66307,7 +67596,7 @@
       <w:r>
         <w:t xml:space="preserve"> </w:t>
       </w:r>
-      <w:hyperlink r:id="rId273">
+      <w:hyperlink r:id="rId329">
         <w:r>
           <w:rPr>
             <w:rStyle w:val="Hyperlink"/>
@@ -66319,8 +67608,8 @@
         <w:t xml:space="preserve">.</w:t>
       </w:r>
     </w:p>
-    <w:bookmarkEnd w:id="274"/>
-    <w:bookmarkStart w:id="276" w:name="ref-Muellbauer1975Aggregation"/>
+    <w:bookmarkEnd w:id="330"/>
+    <w:bookmarkStart w:id="332" w:name="ref_Muellbauer1975Aggregation"/>
     <w:p>
       <w:pPr>
         <w:pStyle w:val="Bibliography"/>
@@ -66356,7 +67645,7 @@
       <w:r>
         <w:t xml:space="preserve"> </w:t>
       </w:r>
-      <w:hyperlink r:id="rId275">
+      <w:hyperlink r:id="rId331">
         <w:r>
           <w:rPr>
             <w:rStyle w:val="Hyperlink"/>
@@ -66368,8 +67657,8 @@
         <w:t xml:space="preserve">.</w:t>
       </w:r>
     </w:p>
-    <w:bookmarkEnd w:id="276"/>
-    <w:bookmarkStart w:id="278" w:name="ref-Muellbauer1976Community"/>
+    <w:bookmarkEnd w:id="332"/>
+    <w:bookmarkStart w:id="334" w:name="ref_Muellbauer1976Community"/>
     <w:p>
       <w:pPr>
         <w:pStyle w:val="Bibliography"/>
@@ -66405,7 +67694,7 @@
       <w:r>
         <w:t xml:space="preserve"> </w:t>
       </w:r>
-      <w:hyperlink r:id="rId277">
+      <w:hyperlink r:id="rId333">
         <w:r>
           <w:rPr>
             <w:rStyle w:val="Hyperlink"/>
@@ -66417,8 +67706,8 @@
         <w:t xml:space="preserve">.</w:t>
       </w:r>
     </w:p>
-    <w:bookmarkEnd w:id="278"/>
-    <w:bookmarkStart w:id="279" w:name="ref-Paasche1874Preisentwicklung"/>
+    <w:bookmarkEnd w:id="334"/>
+    <w:bookmarkStart w:id="335" w:name="ref_Paasche1874Preisentwicklung"/>
     <w:p>
       <w:pPr>
         <w:pStyle w:val="Bibliography"/>
@@ -66452,8 +67741,8 @@
         <w:t xml:space="preserve">23: 168-79.</w:t>
       </w:r>
     </w:p>
-    <w:bookmarkEnd w:id="279"/>
-    <w:bookmarkStart w:id="281" w:name="ref-PollakWales1981Demographic"/>
+    <w:bookmarkEnd w:id="335"/>
+    <w:bookmarkStart w:id="337" w:name="ref_PollakWales1981Demographic"/>
     <w:p>
       <w:pPr>
         <w:pStyle w:val="Bibliography"/>
@@ -66489,7 +67778,7 @@
       <w:r>
         <w:t xml:space="preserve"> </w:t>
       </w:r>
-      <w:hyperlink r:id="rId280">
+      <w:hyperlink r:id="rId336">
         <w:r>
           <w:rPr>
             <w:rStyle w:val="Hyperlink"/>
@@ -66501,8 +67790,8 @@
         <w:t xml:space="preserve">.</w:t>
       </w:r>
     </w:p>
-    <w:bookmarkEnd w:id="281"/>
-    <w:bookmarkStart w:id="282" w:name="ref-RodriguezLopez2018Dualidad"/>
+    <w:bookmarkEnd w:id="337"/>
+    <w:bookmarkStart w:id="338" w:name="ref_RodriguezLopez2018Dualidad"/>
     <w:p>
       <w:pPr>
         <w:pStyle w:val="Bibliography"/>
@@ -66520,8 +67809,8 @@
         <w:t xml:space="preserve">. ICEX-CECO.</w:t>
       </w:r>
     </w:p>
-    <w:bookmarkEnd w:id="282"/>
-    <w:bookmarkStart w:id="284" w:name="ref-Roy1947Distribution"/>
+    <w:bookmarkEnd w:id="338"/>
+    <w:bookmarkStart w:id="340" w:name="ref_Roy1947Distribution"/>
     <w:p>
       <w:pPr>
         <w:pStyle w:val="Bibliography"/>
@@ -66557,7 +67846,7 @@
       <w:r>
         <w:t xml:space="preserve"> </w:t>
       </w:r>
-      <w:hyperlink r:id="rId283">
+      <w:hyperlink r:id="rId339">
         <w:r>
           <w:rPr>
             <w:rStyle w:val="Hyperlink"/>
@@ -66569,8 +67858,8 @@
         <w:t xml:space="preserve">.</w:t>
       </w:r>
     </w:p>
-    <w:bookmarkEnd w:id="284"/>
-    <w:bookmarkStart w:id="286" w:name="ref-Samuelson1938Note"/>
+    <w:bookmarkEnd w:id="340"/>
+    <w:bookmarkStart w:id="342" w:name="ref_Samuelson1938Note"/>
     <w:p>
       <w:pPr>
         <w:pStyle w:val="Bibliography"/>
@@ -66606,7 +67895,7 @@
       <w:r>
         <w:t xml:space="preserve"> </w:t>
       </w:r>
-      <w:hyperlink r:id="rId285">
+      <w:hyperlink r:id="rId341">
         <w:r>
           <w:rPr>
             <w:rStyle w:val="Hyperlink"/>
@@ -66618,8 +67907,8 @@
         <w:t xml:space="preserve">.</w:t>
       </w:r>
     </w:p>
-    <w:bookmarkEnd w:id="286"/>
-    <w:bookmarkStart w:id="288" w:name="ref-Samuelson1948Consumption"/>
+    <w:bookmarkEnd w:id="342"/>
+    <w:bookmarkStart w:id="344" w:name="ref_Samuelson1948Consumption"/>
     <w:p>
       <w:pPr>
         <w:pStyle w:val="Bibliography"/>
@@ -66655,7 +67944,7 @@
       <w:r>
         <w:t xml:space="preserve"> </w:t>
       </w:r>
-      <w:hyperlink r:id="rId287">
+      <w:hyperlink r:id="rId343">
         <w:r>
           <w:rPr>
             <w:rStyle w:val="Hyperlink"/>
@@ -66667,8 +67956,8 @@
         <w:t xml:space="preserve">.</w:t>
       </w:r>
     </w:p>
-    <w:bookmarkEnd w:id="288"/>
-    <w:bookmarkStart w:id="289" w:name="ref-Samuelson1974Complementarity"/>
+    <w:bookmarkEnd w:id="344"/>
+    <w:bookmarkStart w:id="345" w:name="ref_Samuelson1974Complementarity"/>
     <w:p>
       <w:pPr>
         <w:pStyle w:val="Bibliography"/>
@@ -66702,8 +67991,8 @@
         <w:t xml:space="preserve">12 (4): 1255-89.</w:t>
       </w:r>
     </w:p>
-    <w:bookmarkEnd w:id="289"/>
-    <w:bookmarkStart w:id="291" w:name="ref-SanzRomero2012IVA"/>
+    <w:bookmarkEnd w:id="345"/>
+    <w:bookmarkStart w:id="347" w:name="ref_SanzRomero2012IVA"/>
     <w:p>
       <w:pPr>
         <w:pStyle w:val="Bibliography"/>
@@ -66736,7 +68025,7 @@
       <w:r>
         <w:t xml:space="preserve"> </w:t>
       </w:r>
-      <w:hyperlink r:id="rId290">
+      <w:hyperlink r:id="rId346">
         <w:r>
           <w:rPr>
             <w:rStyle w:val="Hyperlink"/>
@@ -66748,8 +68037,8 @@
         <w:t xml:space="preserve">.</w:t>
       </w:r>
     </w:p>
-    <w:bookmarkEnd w:id="291"/>
-    <w:bookmarkStart w:id="292" w:name="ref-Shephard1953Cost"/>
+    <w:bookmarkEnd w:id="347"/>
+    <w:bookmarkStart w:id="348" w:name="ref_Shephard1953Cost"/>
     <w:p>
       <w:pPr>
         <w:pStyle w:val="Bibliography"/>
@@ -66771,8 +68060,8 @@
         <w:t xml:space="preserve">. Princeton: Princeton University Press.</w:t>
       </w:r>
     </w:p>
-    <w:bookmarkEnd w:id="292"/>
-    <w:bookmarkStart w:id="293" w:name="ref-Slutsky1915Bilancio"/>
+    <w:bookmarkEnd w:id="348"/>
+    <w:bookmarkStart w:id="349" w:name="ref_Slutsky1915Bilancio"/>
     <w:p>
       <w:pPr>
         <w:pStyle w:val="Bibliography"/>
@@ -66806,8 +68095,8 @@
         <w:t xml:space="preserve">51: 1-26.</w:t>
       </w:r>
     </w:p>
-    <w:bookmarkEnd w:id="293"/>
-    <w:bookmarkStart w:id="295" w:name="ref-Stone1954Linear"/>
+    <w:bookmarkEnd w:id="349"/>
+    <w:bookmarkStart w:id="351" w:name="ref_Stone1954Linear"/>
     <w:p>
       <w:pPr>
         <w:pStyle w:val="Bibliography"/>
@@ -66843,7 +68132,7 @@
       <w:r>
         <w:t xml:space="preserve"> </w:t>
       </w:r>
-      <w:hyperlink r:id="rId294">
+      <w:hyperlink r:id="rId350">
         <w:r>
           <w:rPr>
             <w:rStyle w:val="Hyperlink"/>
@@ -66855,8 +68144,8 @@
         <w:t xml:space="preserve">.</w:t>
       </w:r>
     </w:p>
-    <w:bookmarkEnd w:id="295"/>
-    <w:bookmarkStart w:id="297" w:name="ref-Strotz1957Empirical"/>
+    <w:bookmarkEnd w:id="351"/>
+    <w:bookmarkStart w:id="353" w:name="ref_Strotz1957Empirical"/>
     <w:p>
       <w:pPr>
         <w:pStyle w:val="Bibliography"/>
@@ -66892,7 +68181,7 @@
       <w:r>
         <w:t xml:space="preserve"> </w:t>
       </w:r>
-      <w:hyperlink r:id="rId296">
+      <w:hyperlink r:id="rId352">
         <w:r>
           <w:rPr>
             <w:rStyle w:val="Hyperlink"/>
@@ -66904,8 +68193,8 @@
         <w:t xml:space="preserve">.</w:t>
       </w:r>
     </w:p>
-    <w:bookmarkEnd w:id="297"/>
-    <w:bookmarkStart w:id="298" w:name="ref-SydsaeterEtAl2008Further"/>
+    <w:bookmarkEnd w:id="353"/>
+    <w:bookmarkStart w:id="354" w:name="ref_SydsaeterEtAl2008Further"/>
     <w:p>
       <w:pPr>
         <w:pStyle w:val="Bibliography"/>
@@ -66927,8 +68216,8 @@
         <w:t xml:space="preserve">. 2.ª ed. Harlow: Financial Times/Prentice Hall.</w:t>
       </w:r>
     </w:p>
-    <w:bookmarkEnd w:id="298"/>
-    <w:bookmarkStart w:id="300" w:name="ref-Nobel2015Deaton"/>
+    <w:bookmarkEnd w:id="354"/>
+    <w:bookmarkStart w:id="356" w:name="ref_Nobel2015Deaton"/>
     <w:p>
       <w:pPr>
         <w:pStyle w:val="Bibliography"/>
@@ -66948,7 +68237,7 @@
       <w:r>
         <w:t xml:space="preserve"> </w:t>
       </w:r>
-      <w:hyperlink r:id="rId299">
+      <w:hyperlink r:id="rId355">
         <w:r>
           <w:rPr>
             <w:rStyle w:val="Hyperlink"/>
@@ -66960,8 +68249,8 @@
         <w:t xml:space="preserve">.</w:t>
       </w:r>
     </w:p>
-    <w:bookmarkEnd w:id="300"/>
-    <w:bookmarkStart w:id="302" w:name="ref-Theil1965Information"/>
+    <w:bookmarkEnd w:id="356"/>
+    <w:bookmarkStart w:id="358" w:name="ref_Theil1965Information"/>
     <w:p>
       <w:pPr>
         <w:pStyle w:val="Bibliography"/>
@@ -66997,7 +68286,7 @@
       <w:r>
         <w:t xml:space="preserve"> </w:t>
       </w:r>
-      <w:hyperlink r:id="rId301">
+      <w:hyperlink r:id="rId357">
         <w:r>
           <w:rPr>
             <w:rStyle w:val="Hyperlink"/>
@@ -67009,8 +68298,8 @@
         <w:t xml:space="preserve">.</w:t>
       </w:r>
     </w:p>
-    <w:bookmarkEnd w:id="302"/>
-    <w:bookmarkStart w:id="304" w:name="ref-UE2013SEC2010"/>
+    <w:bookmarkEnd w:id="358"/>
+    <w:bookmarkStart w:id="360" w:name="ref_UE2013SEC2010"/>
     <w:p>
       <w:pPr>
         <w:pStyle w:val="Bibliography"/>
@@ -67030,7 +68319,7 @@
       <w:r>
         <w:t xml:space="preserve"> </w:t>
       </w:r>
-      <w:hyperlink r:id="rId303">
+      <w:hyperlink r:id="rId359">
         <w:r>
           <w:rPr>
             <w:rStyle w:val="Hyperlink"/>
@@ -67042,8 +68331,8 @@
         <w:t xml:space="preserve">.</w:t>
       </w:r>
     </w:p>
-    <w:bookmarkEnd w:id="304"/>
-    <w:bookmarkStart w:id="306" w:name="ref-BLS2026ChainedCPI"/>
+    <w:bookmarkEnd w:id="360"/>
+    <w:bookmarkStart w:id="362" w:name="ref_BLS2026ChainedCPI"/>
     <w:p>
       <w:pPr>
         <w:pStyle w:val="Bibliography"/>
@@ -67063,7 +68352,7 @@
       <w:r>
         <w:t xml:space="preserve"> </w:t>
       </w:r>
-      <w:hyperlink r:id="rId305">
+      <w:hyperlink r:id="rId361">
         <w:r>
           <w:rPr>
             <w:rStyle w:val="Hyperlink"/>
@@ -67075,8 +68364,8 @@
         <w:t xml:space="preserve">.</w:t>
       </w:r>
     </w:p>
-    <w:bookmarkEnd w:id="306"/>
-    <w:bookmarkStart w:id="308" w:name="ref-Uzawa1964Duality"/>
+    <w:bookmarkEnd w:id="362"/>
+    <w:bookmarkStart w:id="364" w:name="ref_Uzawa1964Duality"/>
     <w:p>
       <w:pPr>
         <w:pStyle w:val="Bibliography"/>
@@ -67112,7 +68401,7 @@
       <w:r>
         <w:t xml:space="preserve"> </w:t>
       </w:r>
-      <w:hyperlink r:id="rId307">
+      <w:hyperlink r:id="rId363">
         <w:r>
           <w:rPr>
             <w:rStyle w:val="Hyperlink"/>
@@ -67124,8 +68413,8 @@
         <w:t xml:space="preserve">.</w:t>
       </w:r>
     </w:p>
-    <w:bookmarkEnd w:id="308"/>
-    <w:bookmarkStart w:id="309" w:name="ref-Veblen1899Leisure"/>
+    <w:bookmarkEnd w:id="364"/>
+    <w:bookmarkStart w:id="365" w:name="ref_Veblen1899Leisure"/>
     <w:p>
       <w:pPr>
         <w:pStyle w:val="Bibliography"/>
@@ -67147,8 +68436,8 @@
         <w:t xml:space="preserve">. Nueva York: Macmillan.</w:t>
       </w:r>
     </w:p>
-    <w:bookmarkEnd w:id="309"/>
-    <w:bookmarkStart w:id="310" w:name="ref-Willig1976Surplus"/>
+    <w:bookmarkEnd w:id="365"/>
+    <w:bookmarkStart w:id="366" w:name="ref_Willig1976Surplus"/>
     <w:p>
       <w:pPr>
         <w:pStyle w:val="Bibliography"/>
@@ -67182,8 +68471,8 @@
         <w:t xml:space="preserve">66 (4): 589-97.</w:t>
       </w:r>
     </w:p>
-    <w:bookmarkEnd w:id="310"/>
-    <w:bookmarkStart w:id="312" w:name="ref-Working1943Statistical"/>
+    <w:bookmarkEnd w:id="366"/>
+    <w:bookmarkStart w:id="368" w:name="ref_Working1943Statistical"/>
     <w:p>
       <w:pPr>
         <w:pStyle w:val="Bibliography"/>
@@ -67219,7 +68508,7 @@
       <w:r>
         <w:t xml:space="preserve"> </w:t>
       </w:r>
-      <w:hyperlink r:id="rId311">
+      <w:hyperlink r:id="rId367">
         <w:r>
           <w:rPr>
             <w:rStyle w:val="Hyperlink"/>
@@ -67231,9 +68520,9 @@
         <w:t xml:space="preserve">.</w:t>
       </w:r>
     </w:p>
-    <w:bookmarkEnd w:id="312"/>
-    <w:bookmarkEnd w:id="313"/>
-    <w:bookmarkEnd w:id="314"/>
+    <w:bookmarkEnd w:id="368"/>
+    <w:bookmarkEnd w:id="369"/>
+    <w:bookmarkEnd w:id="370"/>
     <w:sectPr>
       <w:headerReference r:id="rId9" w:type="default"/>
       <w:footerReference r:id="rIdTceeB" w:type="default"/>
@@ -67458,7 +68747,7 @@
       </w:r>
     </w:p>
   </w:footnote>
-  <w:footnote w:id="20">
+  <w:footnote w:id="25">
     <w:p>
       <w:pPr>
         <w:pStyle w:val="FootnoteText"/>
@@ -67473,23 +68762,36 @@
         <w:t xml:space="preserve"> </w:t>
       </w:r>
       <w:r>
-        <w:t xml:space="preserve">Por ejemplo, la relación entre la función indirecta de utilidad y la función de utilidad directa (apartado III.1). En la teoría de la empresa el sentido amplio es más habitual: se habla de dualidad entre la minimización del coste y la maximización del beneficio (que no son duales en sentido estricto, porque el segundo problema incluye los ingresos) o entre las funciones de costes o de beneficios y la tecnología que se recupera a partir de ellas</w:t>
-      </w:r>
-      <w:r>
-        <w:t xml:space="preserve"> </w:t>
-      </w:r>
-      <w:r>
-        <w:rPr>
-          <w:rStyle w:val="Referenciaatema"/>
-        </w:rPr>
-        <w:t xml:space="preserve">[ver tema 3.A.12]</w:t>
-      </w:r>
+        <w:t xml:space="preserve">Por ejemplo, la relación entre la función indirecta de utilidad y la función de utilidad directa (apartado </w:t>
+      </w:r>
+      <w:hyperlink w:anchor="sec_problema_integrabilidad_preferencias">
+        <w:r>
+          <w:rPr>
+            <w:rStyle w:val="Hyperlink"/>
+          </w:rPr>
+          <w:t xml:space="preserve">III.1</w:t>
+        </w:r>
+      </w:hyperlink>
+      <w:r>
+        <w:t xml:space="preserve">). En la teoría de la empresa el sentido amplio es más habitual: se habla de dualidad entre la minimización del coste y la maximización del beneficio (que no son duales en sentido estricto, porque el segundo problema incluye los ingresos) o entre las funciones de costes o de beneficios y la tecnología que se recupera a partir de ellas</w:t>
+      </w:r>
+      <w:r>
+        <w:t xml:space="preserve"> </w:t>
+      </w:r>
+      <w:hyperlink r:id="rId26">
+        <w:r>
+          <w:rPr>
+            <w:rStyle w:val="Referenciaatema"/>
+          </w:rPr>
+          <w:t xml:space="preserve">[ver tema 3.A.12]</w:t>
+        </w:r>
+      </w:hyperlink>
       <w:r>
         <w:t xml:space="preserve">.</w:t>
       </w:r>
     </w:p>
   </w:footnote>
-  <w:footnote w:id="30">
+  <w:footnote w:id="37">
     <w:p>
       <w:pPr>
         <w:pStyle w:val="FootnoteText"/>
@@ -67701,7 +69003,7 @@
       </w:r>
     </w:p>
   </w:footnote>
-  <w:footnote w:id="36">
+  <w:footnote w:id="44">
     <w:p>
       <w:pPr>
         <w:pStyle w:val="FootnoteText"/>
@@ -68177,7 +69479,7 @@
       </w:r>
     </w:p>
   </w:footnote>
-  <w:footnote w:id="37">
+  <w:footnote w:id="46">
     <w:p>
       <w:pPr>
         <w:pStyle w:val="FootnoteText"/>
@@ -68275,18 +69577,20 @@
       <w:r>
         <w:t xml:space="preserve"> </w:t>
       </w:r>
-      <w:r>
-        <w:rPr>
-          <w:rStyle w:val="Referenciaatema"/>
-        </w:rPr>
-        <w:t xml:space="preserve">[ver tema 3.A.21]</w:t>
-      </w:r>
+      <w:hyperlink r:id="rId47">
+        <w:r>
+          <w:rPr>
+            <w:rStyle w:val="Referenciaatema"/>
+          </w:rPr>
+          <w:t xml:space="preserve">[ver tema 3.A.21]</w:t>
+        </w:r>
+      </w:hyperlink>
       <w:r>
         <w:t xml:space="preserve">.</w:t>
       </w:r>
     </w:p>
   </w:footnote>
-  <w:footnote w:id="48">
+  <w:footnote w:id="63">
     <w:p>
       <w:pPr>
         <w:pStyle w:val="FootnoteText"/>
@@ -68417,7 +69721,18 @@
         <w:t xml:space="preserve"> </w:t>
       </w:r>
       <w:r>
-        <w:t xml:space="preserve">del apartado I.3:</w:t>
+        <w:t xml:space="preserve">del apartado </w:t>
+      </w:r>
+      <w:hyperlink w:anchor="sec_relaciones_dualidad">
+        <w:r>
+          <w:rPr>
+            <w:rStyle w:val="Hyperlink"/>
+          </w:rPr>
+          <w:t xml:space="preserve">I.3</w:t>
+        </w:r>
+      </w:hyperlink>
+      <w:r>
+        <w:t xml:space="preserve">:</w:t>
       </w:r>
       <w:r>
         <w:t xml:space="preserve"> </w:t>
@@ -68567,7 +69882,7 @@
       </m:oMath>
     </w:p>
   </w:footnote>
-  <w:footnote w:id="54">
+  <w:footnote w:id="69">
     <w:p>
       <w:pPr>
         <w:pStyle w:val="FootnoteText"/>
@@ -69020,7 +70335,7 @@
       </w:r>
     </w:p>
   </w:footnote>
-  <w:footnote w:id="55">
+  <w:footnote w:id="71">
     <w:p>
       <w:pPr>
         <w:pStyle w:val="FootnoteText"/>
@@ -69054,7 +70369,7 @@
       </w:r>
     </w:p>
   </w:footnote>
-  <w:footnote w:id="71">
+  <w:footnote w:id="93">
     <w:p>
       <w:pPr>
         <w:pStyle w:val="FootnoteText"/>
@@ -69474,7 +70789,7 @@
       </w:r>
     </w:p>
   </w:footnote>
-  <w:footnote w:id="81">
+  <w:footnote w:id="103">
     <w:p>
       <w:pPr>
         <w:pStyle w:val="FootnoteText"/>
@@ -69521,7 +70836,7 @@
       <w:r>
         <w:t xml:space="preserve">(</w:t>
       </w:r>
-      <w:hyperlink w:anchor="ref-CobbDouglas1928Theory">
+      <w:hyperlink w:anchor="ref_CobbDouglas1928Theory">
         <w:r>
           <w:rPr>
             <w:rStyle w:val="Hyperlink"/>
@@ -69861,7 +71176,7 @@
       <w:r>
         <w:t xml:space="preserve">(</w:t>
       </w:r>
-      <w:hyperlink w:anchor="ref-Douglas1976Once">
+      <w:hyperlink w:anchor="ref_Douglas1976Once">
         <w:r>
           <w:rPr>
             <w:rStyle w:val="Hyperlink"/>
@@ -69891,18 +71206,20 @@
       <w:r>
         <w:t xml:space="preserve"> </w:t>
       </w:r>
-      <w:r>
-        <w:rPr>
-          <w:rStyle w:val="Referenciaatema"/>
-        </w:rPr>
-        <w:t xml:space="preserve">[ver tema 3.A.11]</w:t>
-      </w:r>
+      <w:hyperlink r:id="rId104">
+        <w:r>
+          <w:rPr>
+            <w:rStyle w:val="Referenciaatema"/>
+          </w:rPr>
+          <w:t xml:space="preserve">[ver tema 3.A.11]</w:t>
+        </w:r>
+      </w:hyperlink>
       <w:r>
         <w:t xml:space="preserve">.</w:t>
       </w:r>
     </w:p>
   </w:footnote>
-  <w:footnote w:id="116">
+  <w:footnote w:id="151">
     <w:p>
       <w:pPr>
         <w:pStyle w:val="FootnoteText"/>
@@ -70128,7 +71445,7 @@
       </w:r>
     </w:p>
   </w:footnote>
-  <w:footnote w:id="117">
+  <w:footnote w:id="152">
     <w:p>
       <w:pPr>
         <w:pStyle w:val="FootnoteText"/>
@@ -70147,7 +71464,7 @@
       </w:r>
     </w:p>
   </w:footnote>
-  <w:footnote w:id="123">
+  <w:footnote w:id="161">
     <w:p>
       <w:pPr>
         <w:pStyle w:val="FootnoteText"/>
@@ -70164,7 +71481,18 @@
         <w:pStyle w:val="FootnoteText"/>
       </w:pPr>
       <w:r>
-        <w:t xml:space="preserve">Paso a paso, multiplicando los dos lados de (29) por</w:t>
+        <w:t xml:space="preserve">Paso a paso, multiplicando los dos lados de (</w:t>
+      </w:r>
+      <w:hyperlink w:anchor="eq_slutsky">
+        <w:r>
+          <w:rPr>
+            <w:rStyle w:val="Hyperlink"/>
+          </w:rPr>
+          <w:t xml:space="preserve">29</w:t>
+        </w:r>
+      </w:hyperlink>
+      <w:r>
+        <w:t xml:space="preserve">) por</w:t>
       </w:r>
       <w:r>
         <w:t xml:space="preserve"> </w:t>
@@ -70985,7 +72313,7 @@
       </m:oMath>
     </w:p>
   </w:footnote>
-  <w:footnote w:id="129">
+  <w:footnote w:id="168">
     <w:p>
       <w:pPr>
         <w:pStyle w:val="FootnoteText"/>
@@ -71035,18 +72363,20 @@
       <w:r>
         <w:t xml:space="preserve"> </w:t>
       </w:r>
-      <w:r>
-        <w:rPr>
-          <w:rStyle w:val="Referenciaatema"/>
-        </w:rPr>
-        <w:t xml:space="preserve">[ver tema 3.A.3]</w:t>
-      </w:r>
+      <w:hyperlink r:id="rId169">
+        <w:r>
+          <w:rPr>
+            <w:rStyle w:val="Referenciaatema"/>
+          </w:rPr>
+          <w:t xml:space="preserve">[ver tema 3.A.3]</w:t>
+        </w:r>
+      </w:hyperlink>
       <w:r>
         <w:t xml:space="preserve">.</w:t>
       </w:r>
     </w:p>
   </w:footnote>
-  <w:footnote w:id="142">
+  <w:footnote w:id="187">
     <w:p>
       <w:pPr>
         <w:pStyle w:val="FootnoteText"/>
@@ -71072,7 +72402,7 @@
       <w:r>
         <w:t xml:space="preserve">(</w:t>
       </w:r>
-      <w:hyperlink w:anchor="ref-Hicks1939Value">
+      <w:hyperlink w:anchor="ref_Hicks1939Value">
         <w:r>
           <w:rPr>
             <w:rStyle w:val="Hyperlink"/>
@@ -71086,7 +72416,7 @@
       <w:r>
         <w:t xml:space="preserve"> </w:t>
       </w:r>
-      <w:hyperlink w:anchor="ref-Hicks1941Rehabilitation">
+      <w:hyperlink w:anchor="ref_Hicks1941Rehabilitation">
         <w:r>
           <w:rPr>
             <w:rStyle w:val="Hyperlink"/>
@@ -71118,7 +72448,7 @@
       <w:r>
         <w:t xml:space="preserve">(</w:t>
       </w:r>
-      <w:hyperlink w:anchor="ref-Hicks1943Four">
+      <w:hyperlink w:anchor="ref_Hicks1943Four">
         <w:r>
           <w:rPr>
             <w:rStyle w:val="Hyperlink"/>
@@ -71150,7 +72480,7 @@
       <w:r>
         <w:t xml:space="preserve">(</w:t>
       </w:r>
-      <w:hyperlink w:anchor="ref-Hicks1956Revision">
+      <w:hyperlink w:anchor="ref_Hicks1956Revision">
         <w:r>
           <w:rPr>
             <w:rStyle w:val="Hyperlink"/>
@@ -71179,7 +72509,7 @@
       <w:r>
         <w:t xml:space="preserve">(</w:t>
       </w:r>
-      <w:hyperlink w:anchor="ref-Willig1976Surplus">
+      <w:hyperlink w:anchor="ref_Willig1976Surplus">
         <w:r>
           <w:rPr>
             <w:rStyle w:val="Hyperlink"/>
@@ -71198,7 +72528,7 @@
       </w:r>
     </w:p>
   </w:footnote>
-  <w:footnote w:id="157">
+  <w:footnote w:id="210">
     <w:p>
       <w:pPr>
         <w:pStyle w:val="FootnoteText"/>
@@ -71708,7 +73038,7 @@
       </m:oMath>
     </w:p>
   </w:footnote>
-  <w:footnote w:id="158">
+  <w:footnote w:id="211">
     <w:p>
       <w:pPr>
         <w:pStyle w:val="FootnoteText"/>

--- a/oposicion/temario/tercer-ejercicio/3A09.docx
+++ b/oposicion/temario/tercer-ejercicio/3A09.docx
@@ -13208,12 +13208,15 @@
       <w:r>
         <w:t xml:space="preserve">como puede reoptimizar y sustituir los bienes que se encarecen por los que se abaratan, gasta como mucho eso:</w:t>
       </w:r>
+      <w:r>
+        <w:t xml:space="preserve"> </w:t>
+      </w:r>
+      <w:bookmarkStart w:id="73" w:name="eq_concavidad_fg"/>
+      <w:bookmarkEnd w:id="73"/>
     </w:p>
-    <w:bookmarkStart w:id="73" w:name="eq_concavidad_fg"/>
-    <w:bookmarkEnd w:id="73"/>
     <w:p>
       <w:pPr>
-        <w:pStyle w:val="FirstParagraph"/>
+        <w:pStyle w:val="BodyText"/>
         <w:keepNext/>
       </w:pPr>
       <m:oMathPara>

--- a/oposicion/temario/tercer-ejercicio/3A09.docx
+++ b/oposicion/temario/tercer-ejercicio/3A09.docx
@@ -113,13 +113,7 @@
           <w:rPr>
             <w:rStyle w:val="Hyperlink"/>
           </w:rPr>
-          <w:t xml:space="preserve"> </w:t>
-        </w:r>
-        <w:r>
-          <w:rPr>
-            <w:rStyle w:val="Hyperlink"/>
-          </w:rPr>
-          <w:t xml:space="preserve">2015</w:t>
+          <w:t xml:space="preserve">, 2015</w:t>
         </w:r>
       </w:hyperlink>
       <w:r>
@@ -140,13 +134,7 @@
           <w:rPr>
             <w:rStyle w:val="Hyperlink"/>
           </w:rPr>
-          <w:t xml:space="preserve"> </w:t>
-        </w:r>
-        <w:r>
-          <w:rPr>
-            <w:rStyle w:val="Hyperlink"/>
-          </w:rPr>
-          <w:t xml:space="preserve">2025</w:t>
+          <w:t xml:space="preserve">, 2025</w:t>
         </w:r>
       </w:hyperlink>
       <w:r>
@@ -1211,13 +1199,7 @@
           <w:rPr>
             <w:rStyle w:val="Hyperlink"/>
           </w:rPr>
-          <w:t xml:space="preserve"> </w:t>
-        </w:r>
-        <w:r>
-          <w:rPr>
-            <w:rStyle w:val="Hyperlink"/>
-          </w:rPr>
-          <w:t xml:space="preserve">1939</w:t>
+          <w:t xml:space="preserve">, 1939</w:t>
         </w:r>
       </w:hyperlink>
       <w:r>
@@ -1353,13 +1335,7 @@
           <w:rPr>
             <w:rStyle w:val="Hyperlink"/>
           </w:rPr>
-          <w:t xml:space="preserve"> </w:t>
-        </w:r>
-        <w:r>
-          <w:rPr>
-            <w:rStyle w:val="Hyperlink"/>
-          </w:rPr>
-          <w:t xml:space="preserve">2015</w:t>
+          <w:t xml:space="preserve">, 2015</w:t>
         </w:r>
       </w:hyperlink>
       <w:r>
@@ -1457,13 +1433,7 @@
           <w:rPr>
             <w:rStyle w:val="Hyperlink"/>
           </w:rPr>
-          <w:t xml:space="preserve"> </w:t>
-        </w:r>
-        <w:r>
-          <w:rPr>
-            <w:rStyle w:val="Hyperlink"/>
-          </w:rPr>
-          <w:t xml:space="preserve">1995</w:t>
+          <w:t xml:space="preserve">, 1995</w:t>
         </w:r>
       </w:hyperlink>
       <w:r>
@@ -1484,13 +1454,7 @@
           <w:rPr>
             <w:rStyle w:val="Hyperlink"/>
           </w:rPr>
-          <w:t xml:space="preserve"> </w:t>
-        </w:r>
-        <w:r>
-          <w:rPr>
-            <w:rStyle w:val="Hyperlink"/>
-          </w:rPr>
-          <w:t xml:space="preserve">2008</w:t>
+          <w:t xml:space="preserve">, 2008</w:t>
         </w:r>
       </w:hyperlink>
       <w:r>
@@ -2651,7 +2615,7 @@
           <wp:inline>
             <wp:extent cx="5670550" cy="1833824"/>
             <wp:effectExtent b="0" l="0" r="0" t="0"/>
-            <wp:docPr descr="" title="" id="29" name="Picture"/>
+            <wp:docPr descr="Gráfico 1.– De las preferencias a las dos demandas: los mismos ingredientes, con los papeles cambiados" title="" id="29" name="Picture"/>
             <a:graphic>
               <a:graphicData uri="http://schemas.openxmlformats.org/drawingml/2006/picture">
                 <pic:pic>
@@ -5608,7 +5572,7 @@
           <wp:inline>
             <wp:extent cx="2688152" cy="2272238"/>
             <wp:effectExtent b="0" l="0" r="0" t="0"/>
-            <wp:docPr descr="" title="" id="40" name="Picture"/>
+            <wp:docPr descr="Gráfico 2.– Problema primal: la curva de indiferencia más alta alcanzable con la renta \overline{W}" title="" id="40" name="Picture"/>
             <a:graphic>
               <a:graphicData uri="http://schemas.openxmlformats.org/drawingml/2006/picture">
                 <pic:pic>
@@ -6190,13 +6154,7 @@
           <w:rPr>
             <w:rStyle w:val="Hyperlink"/>
           </w:rPr>
-          <w:t xml:space="preserve"> </w:t>
-        </w:r>
-        <w:r>
-          <w:rPr>
-            <w:rStyle w:val="Hyperlink"/>
-          </w:rPr>
-          <w:t xml:space="preserve">1995</w:t>
+          <w:t xml:space="preserve">, 1995</w:t>
         </w:r>
       </w:hyperlink>
       <w:r>
@@ -6242,13 +6200,7 @@
           <w:rPr>
             <w:rStyle w:val="Hyperlink"/>
           </w:rPr>
-          <w:t xml:space="preserve"> </w:t>
-        </w:r>
-        <w:r>
-          <w:rPr>
-            <w:rStyle w:val="Hyperlink"/>
-          </w:rPr>
-          <w:t xml:space="preserve">2011, cap. 1</w:t>
+          <w:t xml:space="preserve">, 2011, cap. 1</w:t>
         </w:r>
       </w:hyperlink>
       <w:r>
@@ -6836,13 +6788,7 @@
           <w:rPr>
             <w:rStyle w:val="Hyperlink"/>
           </w:rPr>
-          <w:t xml:space="preserve"> </w:t>
-        </w:r>
-        <w:r>
-          <w:rPr>
-            <w:rStyle w:val="Hyperlink"/>
-          </w:rPr>
-          <w:t xml:space="preserve">2011, cap. 1</w:t>
+          <w:t xml:space="preserve">, 2011, cap. 1</w:t>
         </w:r>
       </w:hyperlink>
       <w:r>
@@ -7314,13 +7260,7 @@
           <w:rPr>
             <w:rStyle w:val="Hyperlink"/>
           </w:rPr>
-          <w:t xml:space="preserve"> </w:t>
-        </w:r>
-        <w:r>
-          <w:rPr>
-            <w:rStyle w:val="Hyperlink"/>
-          </w:rPr>
-          <w:t xml:space="preserve">1995</w:t>
+          <w:t xml:space="preserve">, 1995</w:t>
         </w:r>
       </w:hyperlink>
       <w:r>
@@ -8346,16 +8286,8 @@
         </m:r>
       </m:oMath>
       <w:r>
-        <w:t xml:space="preserve">.</w:t>
-      </w:r>
-      <m:oMath>
-        <m:r>
-          <m:rPr>
-            <m:sty m:val="p"/>
-          </m:rPr>
-          <m:t>◼</m:t>
-        </m:r>
-      </m:oMath>
+        <w:t xml:space="preserve">. ∎</w:t>
+      </w:r>
     </w:p>
     <w:p>
       <w:pPr>
@@ -8453,13 +8385,7 @@
           <w:rPr>
             <w:rStyle w:val="Hyperlink"/>
           </w:rPr>
-          <w:t xml:space="preserve"> </w:t>
-        </w:r>
-        <w:r>
-          <w:rPr>
-            <w:rStyle w:val="Hyperlink"/>
-          </w:rPr>
-          <w:t xml:space="preserve">1947</w:t>
+          <w:t xml:space="preserve">, 1947</w:t>
         </w:r>
       </w:hyperlink>
       <w:r>
@@ -8800,7 +8726,7 @@
           <wp:inline>
             <wp:extent cx="3581400" cy="2567681"/>
             <wp:effectExtent b="0" l="0" r="0" t="0"/>
-            <wp:docPr descr="" title="" id="51" name="Picture"/>
+            <wp:docPr descr="Gráfico 3.– Cuasiconvexidad de la función indirecta de utilidad: con el presupuesto promedio no se alcanza más utilidad que con el mejor de los extremos" title="" id="51" name="Picture"/>
             <a:graphic>
               <a:graphicData uri="http://schemas.openxmlformats.org/drawingml/2006/picture">
                 <pic:pic>
@@ -9602,13 +9528,7 @@
           <w:rPr>
             <w:rStyle w:val="Hyperlink"/>
           </w:rPr>
-          <w:t xml:space="preserve"> </w:t>
-        </w:r>
-        <w:r>
-          <w:rPr>
-            <w:rStyle w:val="Hyperlink"/>
-          </w:rPr>
-          <w:t xml:space="preserve">1995</w:t>
+          <w:t xml:space="preserve">, 1995</w:t>
         </w:r>
       </w:hyperlink>
       <w:r>
@@ -10462,13 +10382,7 @@
           <w:rPr>
             <w:rStyle w:val="Hyperlink"/>
           </w:rPr>
-          <w:t xml:space="preserve"> </w:t>
-        </w:r>
-        <w:r>
-          <w:rPr>
-            <w:rStyle w:val="Hyperlink"/>
-          </w:rPr>
-          <w:t xml:space="preserve">1995</w:t>
+          <w:t xml:space="preserve">, 1995</w:t>
         </w:r>
       </w:hyperlink>
       <w:r>
@@ -10649,7 +10563,7 @@
           <wp:inline>
             <wp:extent cx="2654512" cy="2275296"/>
             <wp:effectExtent b="0" l="0" r="0" t="0"/>
-            <wp:docPr descr="" title="" id="65" name="Picture"/>
+            <wp:docPr descr="Gráfico 4.– Problema dual: la recta isogasto más baja que alcanza la utilidad \overline{U}" title="" id="65" name="Picture"/>
             <a:graphic>
               <a:graphicData uri="http://schemas.openxmlformats.org/drawingml/2006/picture">
                 <pic:pic>
@@ -11294,13 +11208,7 @@
           <w:rPr>
             <w:rStyle w:val="Hyperlink"/>
           </w:rPr>
-          <w:t xml:space="preserve"> </w:t>
-        </w:r>
-        <w:r>
-          <w:rPr>
-            <w:rStyle w:val="Hyperlink"/>
-          </w:rPr>
-          <w:t xml:space="preserve">1995</w:t>
+          <w:t xml:space="preserve">, 1995</w:t>
         </w:r>
       </w:hyperlink>
       <w:r>
@@ -12572,13 +12480,7 @@
           <w:rPr>
             <w:rStyle w:val="Hyperlink"/>
           </w:rPr>
-          <w:t xml:space="preserve"> </w:t>
-        </w:r>
-        <w:r>
-          <w:rPr>
-            <w:rStyle w:val="Hyperlink"/>
-          </w:rPr>
-          <w:t xml:space="preserve">1995</w:t>
+          <w:t xml:space="preserve">, 1995</w:t>
         </w:r>
       </w:hyperlink>
       <w:r>
@@ -13597,13 +13499,7 @@
           <w:rPr>
             <w:rStyle w:val="Hyperlink"/>
           </w:rPr>
-          <w:t xml:space="preserve"> </w:t>
-        </w:r>
-        <w:r>
-          <w:rPr>
-            <w:rStyle w:val="Hyperlink"/>
-          </w:rPr>
-          <w:t xml:space="preserve">1953</w:t>
+          <w:t xml:space="preserve">, 1953</w:t>
         </w:r>
       </w:hyperlink>
       <w:r>
@@ -13624,13 +13520,7 @@
           <w:rPr>
             <w:rStyle w:val="Hyperlink"/>
           </w:rPr>
-          <w:t xml:space="preserve"> </w:t>
-        </w:r>
-        <w:r>
-          <w:rPr>
-            <w:rStyle w:val="Hyperlink"/>
-          </w:rPr>
-          <w:t xml:space="preserve">1957</w:t>
+          <w:t xml:space="preserve">, 1957</w:t>
         </w:r>
       </w:hyperlink>
       <w:r>
@@ -14949,7 +14839,7 @@
           <wp:inline>
             <wp:extent cx="3282950" cy="3020801"/>
             <wp:effectExtent b="0" l="0" r="0" t="0"/>
-            <wp:docPr descr="" title="" id="77" name="Picture"/>
+            <wp:docPr descr="Gráfico 5.– Concavidad de la función de gasto y lema de Shephard" title="" id="77" name="Picture"/>
             <a:graphic>
               <a:graphicData uri="http://schemas.openxmlformats.org/drawingml/2006/picture">
                 <pic:pic>
@@ -16780,13 +16670,7 @@
           <w:rPr>
             <w:rStyle w:val="Hyperlink"/>
           </w:rPr>
-          <w:t xml:space="preserve"> </w:t>
-        </w:r>
-        <w:r>
-          <w:rPr>
-            <w:rStyle w:val="Hyperlink"/>
-          </w:rPr>
-          <w:t xml:space="preserve">1995</w:t>
+          <w:t xml:space="preserve">, 1995</w:t>
         </w:r>
       </w:hyperlink>
       <w:r>
@@ -17381,7 +17265,7 @@
           <wp:inline>
             <wp:extent cx="3000088" cy="2342576"/>
             <wp:effectExtent b="0" l="0" r="0" t="0"/>
-            <wp:docPr descr="" title="" id="87" name="Picture"/>
+            <wp:docPr descr="Gráfico 6.– Teorema básico de la dualidad: con \overline{W}=E^* y \overline{U}=U^*, el primal y el dual eligen la misma cesta" title="" id="87" name="Picture"/>
             <a:graphic>
               <a:graphicData uri="http://schemas.openxmlformats.org/drawingml/2006/picture">
                 <pic:pic>
@@ -19070,7 +18954,7 @@
           <wp:inline>
             <wp:extent cx="5969000" cy="3051645"/>
             <wp:effectExtent b="0" l="0" r="0" t="0"/>
-            <wp:docPr descr="" title="" id="96" name="Picture"/>
+            <wp:docPr descr="Gráfico 7.– Esquema de dualidad: problemas, soluciones, funciones valor y relaciones entre ellas" title="" id="96" name="Picture"/>
             <a:graphic>
               <a:graphicData uri="http://schemas.openxmlformats.org/drawingml/2006/picture">
                 <pic:pic>
@@ -19718,13 +19602,7 @@
           <w:rPr>
             <w:rStyle w:val="Hyperlink"/>
           </w:rPr>
-          <w:t xml:space="preserve"> </w:t>
-        </w:r>
-        <w:r>
-          <w:rPr>
-            <w:rStyle w:val="Hyperlink"/>
-          </w:rPr>
-          <w:t xml:space="preserve">1980b, cap. 1</w:t>
+          <w:t xml:space="preserve">, 1980b, cap. 1</w:t>
         </w:r>
       </w:hyperlink>
       <w:r>
@@ -19783,13 +19661,7 @@
           <w:rPr>
             <w:rStyle w:val="Hyperlink"/>
           </w:rPr>
-          <w:t xml:space="preserve"> </w:t>
-        </w:r>
-        <w:r>
-          <w:rPr>
-            <w:rStyle w:val="Hyperlink"/>
-          </w:rPr>
-          <w:t xml:space="preserve">1997</w:t>
+          <w:t xml:space="preserve">, 1997</w:t>
         </w:r>
       </w:hyperlink>
       <w:r>
@@ -19994,13 +19866,7 @@
           <w:rPr>
             <w:rStyle w:val="Hyperlink"/>
           </w:rPr>
-          <w:t xml:space="preserve"> </w:t>
-        </w:r>
-        <w:r>
-          <w:rPr>
-            <w:rStyle w:val="Hyperlink"/>
-          </w:rPr>
-          <w:t xml:space="preserve">1980a</w:t>
+          <w:t xml:space="preserve">, 1980a</w:t>
         </w:r>
       </w:hyperlink>
       <w:r>
@@ -21087,13 +20953,7 @@
           <w:rPr>
             <w:rStyle w:val="Hyperlink"/>
           </w:rPr>
-          <w:t xml:space="preserve"> </w:t>
-        </w:r>
-        <w:r>
-          <w:rPr>
-            <w:rStyle w:val="Hyperlink"/>
-          </w:rPr>
-          <w:t xml:space="preserve">1947</w:t>
+          <w:t xml:space="preserve">, 1947</w:t>
         </w:r>
       </w:hyperlink>
       <w:r>
@@ -21114,13 +20974,7 @@
           <w:rPr>
             <w:rStyle w:val="Hyperlink"/>
           </w:rPr>
-          <w:t xml:space="preserve"> </w:t>
-        </w:r>
-        <w:r>
-          <w:rPr>
-            <w:rStyle w:val="Hyperlink"/>
-          </w:rPr>
-          <w:t xml:space="preserve">1950</w:t>
+          <w:t xml:space="preserve">, 1950</w:t>
         </w:r>
       </w:hyperlink>
       <w:r>
@@ -21141,13 +20995,7 @@
           <w:rPr>
             <w:rStyle w:val="Hyperlink"/>
           </w:rPr>
-          <w:t xml:space="preserve"> </w:t>
-        </w:r>
-        <w:r>
-          <w:rPr>
-            <w:rStyle w:val="Hyperlink"/>
-          </w:rPr>
-          <w:t xml:space="preserve">1954</w:t>
+          <w:t xml:space="preserve">, 1954</w:t>
         </w:r>
       </w:hyperlink>
       <w:r>
@@ -21685,13 +21533,7 @@
           <w:rPr>
             <w:rStyle w:val="Hyperlink"/>
           </w:rPr>
-          <w:t xml:space="preserve"> </w:t>
-        </w:r>
-        <w:r>
-          <w:rPr>
-            <w:rStyle w:val="Hyperlink"/>
-          </w:rPr>
-          <w:t xml:space="preserve">1964</w:t>
+          <w:t xml:space="preserve">, 1964</w:t>
         </w:r>
       </w:hyperlink>
       <w:r>
@@ -21712,13 +21554,7 @@
           <w:rPr>
             <w:rStyle w:val="Hyperlink"/>
           </w:rPr>
-          <w:t xml:space="preserve"> </w:t>
-        </w:r>
-        <w:r>
-          <w:rPr>
-            <w:rStyle w:val="Hyperlink"/>
-          </w:rPr>
-          <w:t xml:space="preserve">1965</w:t>
+          <w:t xml:space="preserve">, 1965</w:t>
         </w:r>
       </w:hyperlink>
       <w:r>
@@ -22833,13 +22669,7 @@
           <w:rPr>
             <w:rStyle w:val="Hyperlink"/>
           </w:rPr>
-          <w:t xml:space="preserve"> </w:t>
-        </w:r>
-        <w:r>
-          <w:rPr>
-            <w:rStyle w:val="Hyperlink"/>
-          </w:rPr>
-          <w:t xml:space="preserve">1975</w:t>
+          <w:t xml:space="preserve">, 1975</w:t>
         </w:r>
       </w:hyperlink>
       <w:r>
@@ -26781,13 +26611,7 @@
           <w:rPr>
             <w:rStyle w:val="Hyperlink"/>
           </w:rPr>
-          <w:t xml:space="preserve"> </w:t>
-        </w:r>
-        <w:r>
-          <w:rPr>
-            <w:rStyle w:val="Hyperlink"/>
-          </w:rPr>
-          <w:t xml:space="preserve">1997</w:t>
+          <w:t xml:space="preserve">, 1997</w:t>
         </w:r>
       </w:hyperlink>
       <w:r>
@@ -27278,13 +27102,7 @@
           <w:rPr>
             <w:rStyle w:val="Hyperlink"/>
           </w:rPr>
-          <w:t xml:space="preserve"> </w:t>
-        </w:r>
-        <w:r>
-          <w:rPr>
-            <w:rStyle w:val="Hyperlink"/>
-          </w:rPr>
-          <w:t xml:space="preserve">1981</w:t>
+          <w:t xml:space="preserve">, 1981</w:t>
         </w:r>
       </w:hyperlink>
       <w:r>
@@ -27602,13 +27420,7 @@
                 <w:rPr>
                   <w:rStyle w:val="Hyperlink"/>
                 </w:rPr>
-                <w:t xml:space="preserve"> </w:t>
-              </w:r>
-              <w:r>
-                <w:rPr>
-                  <w:rStyle w:val="Hyperlink"/>
-                </w:rPr>
-                <w:t xml:space="preserve">1954</w:t>
+                <w:t xml:space="preserve">, 1954</w:t>
               </w:r>
             </w:hyperlink>
             <w:r>
@@ -27896,13 +27708,7 @@
                 <w:rPr>
                   <w:rStyle w:val="Hyperlink"/>
                 </w:rPr>
-                <w:t xml:space="preserve"> </w:t>
-              </w:r>
-              <w:r>
-                <w:rPr>
-                  <w:rStyle w:val="Hyperlink"/>
-                </w:rPr>
-                <w:t xml:space="preserve">1975</w:t>
+                <w:t xml:space="preserve">, 1975</w:t>
               </w:r>
             </w:hyperlink>
             <w:r>
@@ -28037,13 +27843,7 @@
                 <w:rPr>
                   <w:rStyle w:val="Hyperlink"/>
                 </w:rPr>
-                <w:t xml:space="preserve"> </w:t>
-              </w:r>
-              <w:r>
-                <w:rPr>
-                  <w:rStyle w:val="Hyperlink"/>
-                </w:rPr>
-                <w:t xml:space="preserve">1980a</w:t>
+                <w:t xml:space="preserve">, 1980a</w:t>
               </w:r>
             </w:hyperlink>
             <w:r>
@@ -28233,13 +28033,7 @@
                 <w:rPr>
                   <w:rStyle w:val="Hyperlink"/>
                 </w:rPr>
-                <w:t xml:space="preserve"> </w:t>
-              </w:r>
-              <w:r>
-                <w:rPr>
-                  <w:rStyle w:val="Hyperlink"/>
-                </w:rPr>
-                <w:t xml:space="preserve">1997</w:t>
+                <w:t xml:space="preserve">, 1997</w:t>
               </w:r>
             </w:hyperlink>
             <w:r>
@@ -29097,13 +28891,7 @@
           <w:rPr>
             <w:rStyle w:val="Hyperlink"/>
           </w:rPr>
-          <w:t xml:space="preserve"> </w:t>
-        </w:r>
-        <w:r>
-          <w:rPr>
-            <w:rStyle w:val="Hyperlink"/>
-          </w:rPr>
-          <w:t xml:space="preserve">1957</w:t>
+          <w:t xml:space="preserve">, 1957</w:t>
         </w:r>
       </w:hyperlink>
       <w:r>
@@ -29124,13 +28912,7 @@
           <w:rPr>
             <w:rStyle w:val="Hyperlink"/>
           </w:rPr>
-          <w:t xml:space="preserve"> </w:t>
-        </w:r>
-        <w:r>
-          <w:rPr>
-            <w:rStyle w:val="Hyperlink"/>
-          </w:rPr>
-          <w:t xml:space="preserve">1959</w:t>
+          <w:t xml:space="preserve">, 1959</w:t>
         </w:r>
       </w:hyperlink>
       <w:r>
@@ -29283,13 +29065,7 @@
           <w:rPr>
             <w:rStyle w:val="Hyperlink"/>
           </w:rPr>
-          <w:t xml:space="preserve"> </w:t>
-        </w:r>
-        <w:r>
-          <w:rPr>
-            <w:rStyle w:val="Hyperlink"/>
-          </w:rPr>
-          <w:t xml:space="preserve">2026d</w:t>
+          <w:t xml:space="preserve">, 2026d</w:t>
         </w:r>
       </w:hyperlink>
       <w:r>
@@ -29364,13 +29140,7 @@
           <w:rPr>
             <w:rStyle w:val="Hyperlink"/>
           </w:rPr>
-          <w:t xml:space="preserve"> </w:t>
-        </w:r>
-        <w:r>
-          <w:rPr>
-            <w:rStyle w:val="Hyperlink"/>
-          </w:rPr>
-          <w:t xml:space="preserve">s. f.</w:t>
+          <w:t xml:space="preserve">, s. f.</w:t>
         </w:r>
       </w:hyperlink>
       <w:r>
@@ -29510,13 +29280,7 @@
           <w:rPr>
             <w:rStyle w:val="Hyperlink"/>
           </w:rPr>
-          <w:t xml:space="preserve"> </w:t>
-        </w:r>
-        <w:r>
-          <w:rPr>
-            <w:rStyle w:val="Hyperlink"/>
-          </w:rPr>
-          <w:t xml:space="preserve">1969</w:t>
+          <w:t xml:space="preserve">, 1969</w:t>
         </w:r>
       </w:hyperlink>
       <w:r>
@@ -29579,13 +29343,7 @@
           <w:rPr>
             <w:rStyle w:val="Hyperlink"/>
           </w:rPr>
-          <w:t xml:space="preserve"> </w:t>
-        </w:r>
-        <w:r>
-          <w:rPr>
-            <w:rStyle w:val="Hyperlink"/>
-          </w:rPr>
-          <w:t xml:space="preserve">1981</w:t>
+          <w:t xml:space="preserve">, 1981</w:t>
         </w:r>
       </w:hyperlink>
       <w:r>
@@ -29730,13 +29488,7 @@
           <w:rPr>
             <w:rStyle w:val="Hyperlink"/>
           </w:rPr>
-          <w:t xml:space="preserve"> </w:t>
-        </w:r>
-        <w:r>
-          <w:rPr>
-            <w:rStyle w:val="Hyperlink"/>
-          </w:rPr>
-          <w:t xml:space="preserve">2015, 21-22</w:t>
+          <w:t xml:space="preserve">, 2015, 21-22</w:t>
         </w:r>
       </w:hyperlink>
       <w:r>
@@ -29948,13 +29700,7 @@
           <w:rPr>
             <w:rStyle w:val="Hyperlink"/>
           </w:rPr>
-          <w:t xml:space="preserve"> </w:t>
-        </w:r>
-        <w:r>
-          <w:rPr>
-            <w:rStyle w:val="Hyperlink"/>
-          </w:rPr>
-          <w:t xml:space="preserve">1980b</w:t>
+          <w:t xml:space="preserve">, 1980b</w:t>
         </w:r>
       </w:hyperlink>
       <w:r>
@@ -30036,13 +29782,7 @@
           <w:rPr>
             <w:rStyle w:val="Hyperlink"/>
           </w:rPr>
-          <w:t xml:space="preserve"> </w:t>
-        </w:r>
-        <w:r>
-          <w:rPr>
-            <w:rStyle w:val="Hyperlink"/>
-          </w:rPr>
-          <w:t xml:space="preserve">2003</w:t>
+          <w:t xml:space="preserve">, 2003</w:t>
         </w:r>
       </w:hyperlink>
       <w:r>
@@ -30148,13 +29888,7 @@
           <w:rPr>
             <w:rStyle w:val="Hyperlink"/>
           </w:rPr>
-          <w:t xml:space="preserve"> </w:t>
-        </w:r>
-        <w:r>
-          <w:rPr>
-            <w:rStyle w:val="Hyperlink"/>
-          </w:rPr>
-          <w:t xml:space="preserve">2012</w:t>
+          <w:t xml:space="preserve">, 2012</w:t>
         </w:r>
       </w:hyperlink>
       <w:r>
@@ -30261,13 +29995,7 @@
           <w:rPr>
             <w:rStyle w:val="Hyperlink"/>
           </w:rPr>
-          <w:t xml:space="preserve"> </w:t>
-        </w:r>
-        <w:r>
-          <w:rPr>
-            <w:rStyle w:val="Hyperlink"/>
-          </w:rPr>
-          <w:t xml:space="preserve">1997</w:t>
+          <w:t xml:space="preserve">, 1997</w:t>
         </w:r>
       </w:hyperlink>
       <w:r>
@@ -31078,13 +30806,7 @@
           <w:rPr>
             <w:rStyle w:val="Hyperlink"/>
           </w:rPr>
-          <w:t xml:space="preserve"> </w:t>
-        </w:r>
-        <w:r>
-          <w:rPr>
-            <w:rStyle w:val="Hyperlink"/>
-          </w:rPr>
-          <w:t xml:space="preserve">1995, párr. 3.H</w:t>
+          <w:t xml:space="preserve">, 1995, párr. 3.H</w:t>
         </w:r>
       </w:hyperlink>
       <w:r>
@@ -31130,13 +30852,7 @@
           <w:rPr>
             <w:rStyle w:val="Hyperlink"/>
           </w:rPr>
-          <w:t xml:space="preserve"> </w:t>
-        </w:r>
-        <w:r>
-          <w:rPr>
-            <w:rStyle w:val="Hyperlink"/>
-          </w:rPr>
-          <w:t xml:space="preserve">2011</w:t>
+          <w:t xml:space="preserve">, 2011</w:t>
         </w:r>
       </w:hyperlink>
       <w:r>
@@ -31941,13 +31657,7 @@
           <w:rPr>
             <w:rStyle w:val="Hyperlink"/>
           </w:rPr>
-          <w:t xml:space="preserve"> </w:t>
-        </w:r>
-        <w:r>
-          <w:rPr>
-            <w:rStyle w:val="Hyperlink"/>
-          </w:rPr>
-          <w:t xml:space="preserve">1995</w:t>
+          <w:t xml:space="preserve">, 1995</w:t>
         </w:r>
       </w:hyperlink>
       <w:r>
@@ -32815,13 +32525,7 @@
           <w:rPr>
             <w:rStyle w:val="Hyperlink"/>
           </w:rPr>
-          <w:t xml:space="preserve"> </w:t>
-        </w:r>
-        <w:r>
-          <w:rPr>
-            <w:rStyle w:val="Hyperlink"/>
-          </w:rPr>
-          <w:t xml:space="preserve">1995, párr. 3.H</w:t>
+          <w:t xml:space="preserve">, 1995, párr. 3.H</w:t>
         </w:r>
       </w:hyperlink>
       <w:r>
@@ -33712,13 +33416,7 @@
           <w:rPr>
             <w:rStyle w:val="Hyperlink"/>
           </w:rPr>
-          <w:t xml:space="preserve"> </w:t>
-        </w:r>
-        <w:r>
-          <w:rPr>
-            <w:rStyle w:val="Hyperlink"/>
-          </w:rPr>
-          <w:t xml:space="preserve">1995, párr. 3.H</w:t>
+          <w:t xml:space="preserve">, 1995, párr. 3.H</w:t>
         </w:r>
       </w:hyperlink>
       <w:r>
@@ -33752,7 +33450,7 @@
           <wp:inline>
             <wp:extent cx="3211103" cy="2538301"/>
             <wp:effectExtent b="0" l="0" r="0" t="0"/>
-            <wp:docPr descr="" title="" id="156" name="Picture"/>
+            <wp:docPr descr="Gráfico 8.– Recuperación de la utilidad a partir de la función indirecta de utilidad" title="" id="156" name="Picture"/>
             <a:graphic>
               <a:graphicData uri="http://schemas.openxmlformats.org/drawingml/2006/picture">
                 <pic:pic>
@@ -34175,13 +33873,7 @@
           <w:rPr>
             <w:rStyle w:val="Hyperlink"/>
           </w:rPr>
-          <w:t xml:space="preserve"> </w:t>
-        </w:r>
-        <w:r>
-          <w:rPr>
-            <w:rStyle w:val="Hyperlink"/>
-          </w:rPr>
-          <w:t xml:space="preserve">1981</w:t>
+          <w:t xml:space="preserve">, 1981</w:t>
         </w:r>
       </w:hyperlink>
       <w:r>
@@ -35933,16 +35625,8 @@
         </m:r>
       </m:oMath>
       <w:r>
-        <w:t xml:space="preserve">).</w:t>
-      </w:r>
-      <m:oMath>
-        <m:r>
-          <m:rPr>
-            <m:sty m:val="p"/>
-          </m:rPr>
-          <m:t>◼</m:t>
-        </m:r>
-      </m:oMath>
+        <w:t xml:space="preserve">). ∎</w:t>
+      </w:r>
     </w:p>
     <w:p>
       <w:pPr>
@@ -37073,13 +36757,7 @@
           <w:rPr>
             <w:rStyle w:val="Hyperlink"/>
           </w:rPr>
-          <w:t xml:space="preserve"> </w:t>
-        </w:r>
-        <w:r>
-          <w:rPr>
-            <w:rStyle w:val="Hyperlink"/>
-          </w:rPr>
-          <w:t xml:space="preserve">1899</w:t>
+          <w:t xml:space="preserve">, 1899</w:t>
         </w:r>
       </w:hyperlink>
       <w:r>
@@ -40624,13 +40302,7 @@
           <w:rPr>
             <w:rStyle w:val="Hyperlink"/>
           </w:rPr>
-          <w:t xml:space="preserve"> </w:t>
-        </w:r>
-        <w:r>
-          <w:rPr>
-            <w:rStyle w:val="Hyperlink"/>
-          </w:rPr>
-          <w:t xml:space="preserve">s. f.</w:t>
+          <w:t xml:space="preserve">, s. f.</w:t>
         </w:r>
       </w:hyperlink>
       <w:r>
@@ -41342,7 +41014,7 @@
           <wp:inline>
             <wp:extent cx="2993971" cy="2256947"/>
             <wp:effectExtent b="0" l="0" r="0" t="0"/>
-            <wp:docPr descr="" title="" id="176" name="Picture"/>
+            <wp:docPr descr="Gráfico 9.– El problema de medir el bienestar: la bajada de p_1 lleva al consumidor a una curva de indiferencia más alta, pero ¿cuánto ha mejorado?" title="" id="176" name="Picture"/>
             <a:graphic>
               <a:graphicData uri="http://schemas.openxmlformats.org/drawingml/2006/picture">
                 <pic:pic>
@@ -41807,7 +41479,7 @@
           <wp:inline>
             <wp:extent cx="2984500" cy="1670809"/>
             <wp:effectExtent b="0" l="0" r="0" t="0"/>
-            <wp:docPr descr="" title="" id="182" name="Picture"/>
+            <wp:docPr descr="Gráfico 10.– Variación del excedente del consumidor ante una bajada de p_1: el área a la izquierda de la demanda marshalliana" title="" id="182" name="Picture"/>
             <a:graphic>
               <a:graphicData uri="http://schemas.openxmlformats.org/drawingml/2006/picture">
                 <pic:pic>
@@ -42389,13 +42061,7 @@
           <w:rPr>
             <w:rStyle w:val="Hyperlink"/>
           </w:rPr>
-          <w:t xml:space="preserve"> </w:t>
-        </w:r>
-        <w:r>
-          <w:rPr>
-            <w:rStyle w:val="Hyperlink"/>
-          </w:rPr>
-          <w:t xml:space="preserve">1957</w:t>
+          <w:t xml:space="preserve">, 1957</w:t>
         </w:r>
       </w:hyperlink>
       <w:r>
@@ -42416,13 +42082,7 @@
           <w:rPr>
             <w:rStyle w:val="Hyperlink"/>
           </w:rPr>
-          <w:t xml:space="preserve"> </w:t>
-        </w:r>
-        <w:r>
-          <w:rPr>
-            <w:rStyle w:val="Hyperlink"/>
-          </w:rPr>
-          <w:t xml:space="preserve">1974</w:t>
+          <w:t xml:space="preserve">, 1974</w:t>
         </w:r>
       </w:hyperlink>
       <w:r>
@@ -42487,13 +42147,7 @@
           <w:rPr>
             <w:rStyle w:val="Hyperlink"/>
           </w:rPr>
-          <w:t xml:space="preserve"> </w:t>
-        </w:r>
-        <w:r>
-          <w:rPr>
-            <w:rStyle w:val="Hyperlink"/>
-          </w:rPr>
-          <w:t xml:space="preserve">1995, párr. 3.I</w:t>
+          <w:t xml:space="preserve">, 1995, párr. 3.I</w:t>
         </w:r>
       </w:hyperlink>
       <w:r>
@@ -44025,7 +43679,7 @@
           <wp:inline>
             <wp:extent cx="3282950" cy="3862134"/>
             <wp:effectExtent b="0" l="0" r="0" t="0"/>
-            <wp:docPr descr="" title="" id="190" name="Picture"/>
+            <wp:docPr descr="Gráfico 11.– Variación compensatoria ante una bajada de p_1: a los precios finales, la renta que devuelve al consumidor a \overline{U}^0" title="" id="190" name="Picture"/>
             <a:graphic>
               <a:graphicData uri="http://schemas.openxmlformats.org/drawingml/2006/picture">
                 <pic:pic>
@@ -45073,7 +44727,7 @@
           <wp:inline>
             <wp:extent cx="3282950" cy="3865321"/>
             <wp:effectExtent b="0" l="0" r="0" t="0"/>
-            <wp:docPr descr="" title="" id="195" name="Picture"/>
+            <wp:docPr descr="Gráfico 12.– Variación equivalente ante una bajada de p_1: a los precios iniciales, la renta que lleva al consumidor a \overline{U}^1" title="" id="195" name="Picture"/>
             <a:graphic>
               <a:graphicData uri="http://schemas.openxmlformats.org/drawingml/2006/picture">
                 <pic:pic>
@@ -45376,7 +45030,7 @@
           <wp:inline>
             <wp:extent cx="3700780" cy="4191280"/>
             <wp:effectExtent b="0" l="0" r="0" t="0"/>
-            <wp:docPr descr="" title="" id="200" name="Picture"/>
+            <wp:docPr descr="Gráfico 13.– Variación compensatoria, variación del excedente del consumidor y variación equivalente ante una bajada del precio de un bien normal" title="" id="200" name="Picture"/>
             <a:graphic>
               <a:graphicData uri="http://schemas.openxmlformats.org/drawingml/2006/picture">
                 <pic:pic>
@@ -45526,13 +45180,7 @@
           <w:rPr>
             <w:rStyle w:val="Hyperlink"/>
           </w:rPr>
-          <w:t xml:space="preserve"> </w:t>
-        </w:r>
-        <w:r>
-          <w:rPr>
-            <w:rStyle w:val="Hyperlink"/>
-          </w:rPr>
-          <w:t xml:space="preserve">1976</w:t>
+          <w:t xml:space="preserve">, 1976</w:t>
         </w:r>
       </w:hyperlink>
       <w:r>
@@ -46206,13 +45854,7 @@
           <w:rPr>
             <w:rStyle w:val="Hyperlink"/>
           </w:rPr>
-          <w:t xml:space="preserve"> </w:t>
-        </w:r>
-        <w:r>
-          <w:rPr>
-            <w:rStyle w:val="Hyperlink"/>
-          </w:rPr>
-          <w:t xml:space="preserve">1995, párr. 3.I</w:t>
+          <w:t xml:space="preserve">, 1995, párr. 3.I</w:t>
         </w:r>
       </w:hyperlink>
       <w:r>
@@ -46471,13 +46113,7 @@
           <w:rPr>
             <w:rStyle w:val="Hyperlink"/>
           </w:rPr>
-          <w:t xml:space="preserve"> </w:t>
-        </w:r>
-        <w:r>
-          <w:rPr>
-            <w:rStyle w:val="Hyperlink"/>
-          </w:rPr>
-          <w:t xml:space="preserve">1995, párr. 3.I</w:t>
+          <w:t xml:space="preserve">, 1995, párr. 3.I</w:t>
         </w:r>
       </w:hyperlink>
       <w:r>
@@ -47460,18 +47096,7 @@
         </m:d>
       </m:oMath>
       <w:r>
-        <w:t xml:space="preserve">.</w:t>
-      </w:r>
-      <m:oMath>
-        <m:r>
-          <m:rPr>
-            <m:sty m:val="p"/>
-          </m:rPr>
-          <m:t>◼</m:t>
-        </m:r>
-      </m:oMath>
-      <w:r>
-        <w:t xml:space="preserve">La diferencia es el</w:t>
+        <w:t xml:space="preserve">. ∎La diferencia es el</w:t>
       </w:r>
       <w:r>
         <w:t xml:space="preserve"> </w:t>
@@ -47643,13 +47268,7 @@
           <w:rPr>
             <w:rStyle w:val="Hyperlink"/>
           </w:rPr>
-          <w:t xml:space="preserve"> </w:t>
-        </w:r>
-        <w:r>
-          <w:rPr>
-            <w:rStyle w:val="Hyperlink"/>
-          </w:rPr>
-          <w:t xml:space="preserve">2015</w:t>
+          <w:t xml:space="preserve">, 2015</w:t>
         </w:r>
       </w:hyperlink>
       <w:r>
@@ -47718,13 +47337,7 @@
           <w:rPr>
             <w:rStyle w:val="Hyperlink"/>
           </w:rPr>
-          <w:t xml:space="preserve"> </w:t>
-        </w:r>
-        <w:r>
-          <w:rPr>
-            <w:rStyle w:val="Hyperlink"/>
-          </w:rPr>
-          <w:t xml:space="preserve">1939</w:t>
+          <w:t xml:space="preserve">, 1939</w:t>
         </w:r>
       </w:hyperlink>
       <w:r>
@@ -48292,13 +47905,7 @@
           <w:rPr>
             <w:rStyle w:val="Hyperlink"/>
           </w:rPr>
-          <w:t xml:space="preserve"> </w:t>
-        </w:r>
-        <w:r>
-          <w:rPr>
-            <w:rStyle w:val="Hyperlink"/>
-          </w:rPr>
-          <w:t xml:space="preserve">1871</w:t>
+          <w:t xml:space="preserve">, 1871</w:t>
         </w:r>
       </w:hyperlink>
       <w:r>
@@ -48319,13 +47926,7 @@
           <w:rPr>
             <w:rStyle w:val="Hyperlink"/>
           </w:rPr>
-          <w:t xml:space="preserve"> </w:t>
-        </w:r>
-        <w:r>
-          <w:rPr>
-            <w:rStyle w:val="Hyperlink"/>
-          </w:rPr>
-          <w:t xml:space="preserve">1874</w:t>
+          <w:t xml:space="preserve">, 1874</w:t>
         </w:r>
       </w:hyperlink>
       <w:r>
@@ -49609,7 +49210,7 @@
           <wp:inline>
             <wp:extent cx="3581400" cy="1982175"/>
             <wp:effectExtent b="0" l="0" r="0" t="0"/>
-            <wp:docPr descr="" title="" id="213" name="Picture"/>
+            <wp:docPr descr="Gráfico 14.– Índice verdadero de coste de la vida (Konüs) frente al índice de Laspeyres: el sesgo de sustitución" title="" id="213" name="Picture"/>
             <a:graphic>
               <a:graphicData uri="http://schemas.openxmlformats.org/drawingml/2006/picture">
                 <pic:pic>
@@ -50130,7 +49731,7 @@
           <w:rPr>
             <w:rStyle w:val="Hyperlink"/>
           </w:rPr>
-          <w:t xml:space="preserve">et al. 1996</w:t>
+          <w:t xml:space="preserve">et al., 1996</w:t>
         </w:r>
       </w:hyperlink>
       <w:r>
@@ -50151,13 +49752,7 @@
           <w:rPr>
             <w:rStyle w:val="Hyperlink"/>
           </w:rPr>
-          <w:t xml:space="preserve"> </w:t>
-        </w:r>
-        <w:r>
-          <w:rPr>
-            <w:rStyle w:val="Hyperlink"/>
-          </w:rPr>
-          <w:t xml:space="preserve">2006</w:t>
+          <w:t xml:space="preserve">, 2006</w:t>
         </w:r>
       </w:hyperlink>
       <w:r>
@@ -50283,13 +49878,7 @@
           <w:rPr>
             <w:rStyle w:val="Hyperlink"/>
           </w:rPr>
-          <w:t xml:space="preserve"> </w:t>
-        </w:r>
-        <w:r>
-          <w:rPr>
-            <w:rStyle w:val="Hyperlink"/>
-          </w:rPr>
-          <w:t xml:space="preserve">2026</w:t>
+          <w:t xml:space="preserve">, 2026</w:t>
         </w:r>
       </w:hyperlink>
       <w:r>
@@ -50310,13 +49899,7 @@
           <w:rPr>
             <w:rStyle w:val="Hyperlink"/>
           </w:rPr>
-          <w:t xml:space="preserve"> </w:t>
-        </w:r>
-        <w:r>
-          <w:rPr>
-            <w:rStyle w:val="Hyperlink"/>
-          </w:rPr>
-          <w:t xml:space="preserve">2021</w:t>
+          <w:t xml:space="preserve">, 2021</w:t>
         </w:r>
       </w:hyperlink>
       <w:r>
@@ -50775,13 +50358,7 @@
           <w:rPr>
             <w:rStyle w:val="Hyperlink"/>
           </w:rPr>
-          <w:t xml:space="preserve"> </w:t>
-        </w:r>
-        <w:r>
-          <w:rPr>
-            <w:rStyle w:val="Hyperlink"/>
-          </w:rPr>
-          <w:t xml:space="preserve">2026b, 5, 8</w:t>
+          <w:t xml:space="preserve">, 2026b, 5, 8</w:t>
         </w:r>
       </w:hyperlink>
       <w:r>
@@ -50811,13 +50388,7 @@
           <w:rPr>
             <w:rStyle w:val="Hyperlink"/>
           </w:rPr>
-          <w:t xml:space="preserve"> </w:t>
-        </w:r>
-        <w:r>
-          <w:rPr>
-            <w:rStyle w:val="Hyperlink"/>
-          </w:rPr>
-          <w:t xml:space="preserve">2026a</w:t>
+          <w:t xml:space="preserve">, 2026a</w:t>
         </w:r>
       </w:hyperlink>
       <w:r>
@@ -51347,13 +50918,7 @@
           <w:rPr>
             <w:rStyle w:val="Hyperlink"/>
           </w:rPr>
-          <w:t xml:space="preserve"> </w:t>
-        </w:r>
-        <w:r>
-          <w:rPr>
-            <w:rStyle w:val="Hyperlink"/>
-          </w:rPr>
-          <w:t xml:space="preserve">2013</w:t>
+          <w:t xml:space="preserve">, 2013</w:t>
         </w:r>
       </w:hyperlink>
       <w:r>
@@ -51380,13 +50945,7 @@
           <w:rPr>
             <w:rStyle w:val="Hyperlink"/>
           </w:rPr>
-          <w:t xml:space="preserve"> </w:t>
-        </w:r>
-        <w:r>
-          <w:rPr>
-            <w:rStyle w:val="Hyperlink"/>
-          </w:rPr>
-          <w:t xml:space="preserve">2026e</w:t>
+          <w:t xml:space="preserve">, 2026e</w:t>
         </w:r>
       </w:hyperlink>
       <w:r>
@@ -55944,7 +55503,7 @@
           <w:rPr>
             <w:rStyle w:val="Hyperlink"/>
           </w:rPr>
-          <w:t xml:space="preserve">et al. 2008, cap. 3</w:t>
+          <w:t xml:space="preserve">et al., 2008, cap. 3</w:t>
         </w:r>
       </w:hyperlink>
       <w:r>
@@ -56752,16 +56311,8 @@
         <w:t xml:space="preserve"> </w:t>
       </w:r>
       <w:r>
-        <w:t xml:space="preserve">en utilidad.</w:t>
-      </w:r>
-      <m:oMath>
-        <m:r>
-          <m:rPr>
-            <m:sty m:val="p"/>
-          </m:rPr>
-          <m:t>◼</m:t>
-        </m:r>
-      </m:oMath>
+        <w:t xml:space="preserve">en utilidad. ∎</w:t>
+      </w:r>
     </w:p>
     <w:p>
       <w:pPr>
@@ -57524,29 +57075,15 @@
           <w:rPr>
             <w:rStyle w:val="Hyperlink"/>
           </w:rPr>
-          <w:t xml:space="preserve"> </w:t>
-        </w:r>
-        <w:r>
-          <w:rPr>
-            <w:rStyle w:val="Hyperlink"/>
-          </w:rPr>
-          <w:t xml:space="preserve">1995</w:t>
+          <w:t xml:space="preserve">, 1995</w:t>
         </w:r>
       </w:hyperlink>
       <w:r>
         <w:t xml:space="preserve">, prop. 3.G.4)</w:t>
       </w:r>
       <w:r>
-        <w:t xml:space="preserve">.</w:t>
-      </w:r>
-      <m:oMath>
-        <m:r>
-          <m:rPr>
-            <m:sty m:val="p"/>
-          </m:rPr>
-          <m:t>◼</m:t>
-        </m:r>
-      </m:oMath>
+        <w:t xml:space="preserve">. ∎</w:t>
+      </w:r>
     </w:p>
     <w:bookmarkEnd w:id="227"/>
     <w:bookmarkStart w:id="228" w:name="der_shephard"/>
@@ -58142,14 +57679,9 @@
           <w:numId w:val="1000"/>
         </w:numPr>
       </w:pPr>
-      <m:oMath>
-        <m:r>
-          <m:rPr>
-            <m:sty m:val="p"/>
-          </m:rPr>
-          <m:t>◼</m:t>
-        </m:r>
-      </m:oMath>
+      <w:r>
+        <w:t xml:space="preserve"> ∎</w:t>
+      </w:r>
     </w:p>
     <w:p>
       <w:pPr>
@@ -58749,29 +58281,15 @@
           <w:rPr>
             <w:rStyle w:val="Hyperlink"/>
           </w:rPr>
-          <w:t xml:space="preserve"> </w:t>
-        </w:r>
-        <w:r>
-          <w:rPr>
-            <w:rStyle w:val="Hyperlink"/>
-          </w:rPr>
-          <w:t xml:space="preserve">1995</w:t>
+          <w:t xml:space="preserve">, 1995</w:t>
         </w:r>
       </w:hyperlink>
       <w:r>
         <w:t xml:space="preserve">, prop. 3.G.1)</w:t>
       </w:r>
       <w:r>
-        <w:t xml:space="preserve">.</w:t>
-      </w:r>
-      <m:oMath>
-        <m:r>
-          <m:rPr>
-            <m:sty m:val="p"/>
-          </m:rPr>
-          <m:t>◼</m:t>
-        </m:r>
-      </m:oMath>
+        <w:t xml:space="preserve">. ∎</w:t>
+      </w:r>
     </w:p>
     <w:p>
       <w:pPr>
@@ -59720,7 +59238,7 @@
           <w:rPr>
             <w:rStyle w:val="Hyperlink"/>
           </w:rPr>
-          <w:t xml:space="preserve">et al. 2008, cap. 1</w:t>
+          <w:t xml:space="preserve">et al., 2008, cap. 1</w:t>
         </w:r>
       </w:hyperlink>
       <w:r>
@@ -59991,13 +59509,7 @@
           <w:rPr>
             <w:rStyle w:val="Hyperlink"/>
           </w:rPr>
-          <w:t xml:space="preserve"> </w:t>
-        </w:r>
-        <w:r>
-          <w:rPr>
-            <w:rStyle w:val="Hyperlink"/>
-          </w:rPr>
-          <w:t xml:space="preserve">1961</w:t>
+          <w:t xml:space="preserve">, 1961</w:t>
         </w:r>
       </w:hyperlink>
       <w:r>
@@ -60654,16 +60166,8 @@
         </m:r>
       </m:oMath>
       <w:r>
-        <w:t xml:space="preserve">.</w:t>
-      </w:r>
-      <m:oMath>
-        <m:r>
-          <m:rPr>
-            <m:sty m:val="p"/>
-          </m:rPr>
-          <m:t>◼</m:t>
-        </m:r>
-      </m:oMath>
+        <w:t xml:space="preserve">. ∎</w:t>
+      </w:r>
     </w:p>
     <w:p>
       <w:pPr>
@@ -60911,16 +60415,8 @@
         </m:r>
       </m:oMath>
       <w:r>
-        <w:t xml:space="preserve">.</w:t>
-      </w:r>
-      <m:oMath>
-        <m:r>
-          <m:rPr>
-            <m:sty m:val="p"/>
-          </m:rPr>
-          <m:t>◼</m:t>
-        </m:r>
-      </m:oMath>
+        <w:t xml:space="preserve">. ∎</w:t>
+      </w:r>
     </w:p>
     <w:p>
       <w:pPr>
@@ -61476,16 +60972,8 @@
         </m:r>
       </m:oMath>
       <w:r>
-        <w:t xml:space="preserve">. Para un bien inferior, las desigualdades se invierten.</w:t>
-      </w:r>
-      <m:oMath>
-        <m:r>
-          <m:rPr>
-            <m:sty m:val="p"/>
-          </m:rPr>
-          <m:t>◼</m:t>
-        </m:r>
-      </m:oMath>
+        <w:t xml:space="preserve">. Para un bien inferior, las desigualdades se invierten. ∎</w:t>
+      </w:r>
     </w:p>
     <w:p>
       <w:pPr>
@@ -61781,16 +61269,8 @@
         </m:r>
       </m:oMath>
       <w:r>
-        <w:t xml:space="preserve">.</w:t>
-      </w:r>
-      <m:oMath>
-        <m:r>
-          <m:rPr>
-            <m:sty m:val="p"/>
-          </m:rPr>
-          <m:t>◼</m:t>
-        </m:r>
-      </m:oMath>
+        <w:t xml:space="preserve">. ∎</w:t>
+      </w:r>
     </w:p>
     <w:p>
       <w:pPr>
@@ -64227,16 +63707,8 @@
         </w:r>
       </w:hyperlink>
       <w:r>
-        <w:t xml:space="preserve">); del mismo modo para la VE.</w:t>
-      </w:r>
-      <m:oMath>
-        <m:r>
-          <m:rPr>
-            <m:sty m:val="p"/>
-          </m:rPr>
-          <m:t>◼</m:t>
-        </m:r>
-      </m:oMath>
+        <w:t xml:space="preserve">); del mismo modo para la VE. ∎</w:t>
+      </w:r>
     </w:p>
     <w:p>
       <w:pPr>
@@ -65377,7 +64849,7 @@
       </w:pPr>
     </w:p>
     <w:bookmarkEnd w:id="235"/>
-    <w:bookmarkStart w:id="370" w:name="bibliography"/>
+    <w:bookmarkStart w:id="370" w:name="bibliografia"/>
     <w:p>
       <w:pPr>
         <w:pStyle w:val="Heading1"/>
@@ -65393,7 +64865,7 @@
         <w:pStyle w:val="Bibliography"/>
       </w:pPr>
       <w:r>
-        <w:t xml:space="preserve">Afriat, Sydney N. 1967.</w:t>
+        <w:t xml:space="preserve">Afriat, Sydney N. (1967).</w:t>
       </w:r>
       <w:r>
         <w:t xml:space="preserve"> </w:t>
@@ -65442,7 +64914,7 @@
         <w:pStyle w:val="Bibliography"/>
       </w:pPr>
       <w:r>
-        <w:t xml:space="preserve">Aguilar García, Eduardo y Carolina Mateos Bustamante. 2015.</w:t>
+        <w:t xml:space="preserve">Aguilar García, Eduardo y Carolina Mateos Bustamante (2015).</w:t>
       </w:r>
       <w:r>
         <w:t xml:space="preserve"> </w:t>
@@ -65488,7 +64960,7 @@
         <w:pStyle w:val="Bibliography"/>
       </w:pPr>
       <w:r>
-        <w:t xml:space="preserve">Antonelli, Giovanni Battista. 1886.</w:t>
+        <w:t xml:space="preserve">Antonelli, Giovanni Battista (1886).</w:t>
       </w:r>
       <w:r>
         <w:t xml:space="preserve"> </w:t>
@@ -65511,7 +64983,7 @@
         <w:pStyle w:val="Bibliography"/>
       </w:pPr>
       <w:r>
-        <w:t xml:space="preserve">Arrow, Kenneth J. y Alain C. Enthoven. 1961.</w:t>
+        <w:t xml:space="preserve">Arrow, Kenneth J. y Alain C. Enthoven (1961).</w:t>
       </w:r>
       <w:r>
         <w:t xml:space="preserve"> </w:t>
@@ -65546,7 +65018,7 @@
         <w:pStyle w:val="Bibliography"/>
       </w:pPr>
       <w:r>
-        <w:t xml:space="preserve">Banks, James, Richard Blundell y Arthur Lewbel. 1997.</w:t>
+        <w:t xml:space="preserve">Banks, James, Richard Blundell y Arthur Lewbel (1997).</w:t>
       </w:r>
       <w:r>
         <w:t xml:space="preserve"> </w:t>
@@ -65595,7 +65067,7 @@
         <w:pStyle w:val="Bibliography"/>
       </w:pPr>
       <w:r>
-        <w:t xml:space="preserve">Barten, Anton P. 1964.</w:t>
+        <w:t xml:space="preserve">Barten, Anton P. (1964).</w:t>
       </w:r>
       <w:r>
         <w:t xml:space="preserve"> </w:t>
@@ -65644,7 +65116,7 @@
         <w:pStyle w:val="Bibliography"/>
       </w:pPr>
       <w:r>
-        <w:t xml:space="preserve">———. 1967.</w:t>
+        <w:t xml:space="preserve">Barten, Anton P. (1967).</w:t>
       </w:r>
       <w:r>
         <w:t xml:space="preserve"> </w:t>
@@ -65693,7 +65165,7 @@
         <w:pStyle w:val="Bibliography"/>
       </w:pPr>
       <w:r>
-        <w:t xml:space="preserve">———. 1969.</w:t>
+        <w:t xml:space="preserve">Barten, Anton P. (1969).</w:t>
       </w:r>
       <w:r>
         <w:t xml:space="preserve"> </w:t>
@@ -65742,7 +65214,7 @@
         <w:pStyle w:val="Bibliography"/>
       </w:pPr>
       <w:r>
-        <w:t xml:space="preserve">Blume, Lawrence E. 2008.</w:t>
+        <w:t xml:space="preserve">Blume, Lawrence E. (2008).</w:t>
       </w:r>
       <w:r>
         <w:t xml:space="preserve"> </w:t>
@@ -65788,7 +65260,7 @@
         <w:pStyle w:val="Bibliography"/>
       </w:pPr>
       <w:r>
-        <w:t xml:space="preserve">Blundell, Richard, Martin Browning y Ian Crawford. 2003.</w:t>
+        <w:t xml:space="preserve">Blundell, Richard, Martin Browning y Ian Crawford (2003).</w:t>
       </w:r>
       <w:r>
         <w:t xml:space="preserve"> </w:t>
@@ -65849,7 +65321,7 @@
         <w:pStyle w:val="Bibliography"/>
       </w:pPr>
       <w:r>
-        <w:t xml:space="preserve">Boskin, Michael J., Ellen R. Dulberger, Robert J. Gordon, Zvi Griliches y Dale W. Jorgenson. 1996.</w:t>
+        <w:t xml:space="preserve">Boskin, Michael J., Ellen R. Dulberger, Robert J. Gordon, Zvi Griliches y Dale W. Jorgenson (1996).</w:t>
       </w:r>
       <w:r>
         <w:t xml:space="preserve"> </w:t>
@@ -65868,7 +65340,7 @@
         <w:pStyle w:val="Bibliography"/>
       </w:pPr>
       <w:r>
-        <w:t xml:space="preserve">Christensen, Laurits R., Dale W. Jorgenson y Lawrence J. Lau. 1975.</w:t>
+        <w:t xml:space="preserve">Christensen, Laurits R., Dale W. Jorgenson y Lawrence J. Lau (1975).</w:t>
       </w:r>
       <w:r>
         <w:t xml:space="preserve"> </w:t>
@@ -65903,7 +65375,7 @@
         <w:pStyle w:val="Bibliography"/>
       </w:pPr>
       <w:r>
-        <w:t xml:space="preserve">Cobb, Charles W. y Paul H. Douglas. 1928.</w:t>
+        <w:t xml:space="preserve">Cobb, Charles W. y Paul H. Douglas (1928).</w:t>
       </w:r>
       <w:r>
         <w:t xml:space="preserve"> </w:t>
@@ -65938,7 +65410,7 @@
         <w:pStyle w:val="Bibliography"/>
       </w:pPr>
       <w:r>
-        <w:t xml:space="preserve">Deaton, Angus. 1974.</w:t>
+        <w:t xml:space="preserve">Deaton, Angus (1974).</w:t>
       </w:r>
       <w:r>
         <w:t xml:space="preserve"> </w:t>
@@ -65987,7 +65459,7 @@
         <w:pStyle w:val="Bibliography"/>
       </w:pPr>
       <w:r>
-        <w:t xml:space="preserve">———. 1997.</w:t>
+        <w:t xml:space="preserve">Deaton, Angus (1997).</w:t>
       </w:r>
       <w:r>
         <w:t xml:space="preserve"> </w:t>
@@ -66024,7 +65496,7 @@
         <w:pStyle w:val="Bibliography"/>
       </w:pPr>
       <w:r>
-        <w:t xml:space="preserve">Deaton, Angus y John Muellbauer. 1980a.</w:t>
+        <w:t xml:space="preserve">Deaton, Angus y John Muellbauer (1980a).</w:t>
       </w:r>
       <w:r>
         <w:t xml:space="preserve"> </w:t>
@@ -66059,7 +65531,7 @@
         <w:pStyle w:val="Bibliography"/>
       </w:pPr>
       <w:r>
-        <w:t xml:space="preserve">———. 1980b.</w:t>
+        <w:t xml:space="preserve">Deaton, Angus y John Muellbauer (1980b).</w:t>
       </w:r>
       <w:r>
         <w:t xml:space="preserve"> </w:t>
@@ -66082,7 +65554,7 @@
         <w:pStyle w:val="Bibliography"/>
       </w:pPr>
       <w:r>
-        <w:t xml:space="preserve">Diewert, W. Erwin. 1974.</w:t>
+        <w:t xml:space="preserve">Diewert, W. Erwin (1974).</w:t>
       </w:r>
       <w:r>
         <w:t xml:space="preserve"> </w:t>
@@ -66114,7 +65586,7 @@
         <w:pStyle w:val="Bibliography"/>
       </w:pPr>
       <w:r>
-        <w:t xml:space="preserve">———. 1976.</w:t>
+        <w:t xml:space="preserve">Diewert, W. Erwin (1976).</w:t>
       </w:r>
       <w:r>
         <w:t xml:space="preserve"> </w:t>
@@ -66163,7 +65635,7 @@
         <w:pStyle w:val="Bibliography"/>
       </w:pPr>
       <w:r>
-        <w:t xml:space="preserve">Douglas, Paul H. 1976.</w:t>
+        <w:t xml:space="preserve">Douglas, Paul H. (1976).</w:t>
       </w:r>
       <w:r>
         <w:t xml:space="preserve"> </w:t>
@@ -66212,7 +65684,7 @@
         <w:pStyle w:val="Bibliography"/>
       </w:pPr>
       <w:r>
-        <w:t xml:space="preserve">Dupuit, Jules. 1844.</w:t>
+        <w:t xml:space="preserve">Dupuit, Jules (1844).</w:t>
       </w:r>
       <w:r>
         <w:t xml:space="preserve"> </w:t>
@@ -66244,7 +65716,7 @@
         <w:pStyle w:val="Bibliography"/>
       </w:pPr>
       <w:r>
-        <w:t xml:space="preserve">Geary, Roy C. 1950.</w:t>
+        <w:t xml:space="preserve">Geary, Roy C. (1950).</w:t>
       </w:r>
       <w:r>
         <w:t xml:space="preserve"> </w:t>
@@ -66293,7 +65765,7 @@
         <w:pStyle w:val="Bibliography"/>
       </w:pPr>
       <w:r>
-        <w:t xml:space="preserve">Gordon, Robert J. 2006.</w:t>
+        <w:t xml:space="preserve">Gordon, Robert J. (2006).</w:t>
       </w:r>
       <w:r>
         <w:t xml:space="preserve"> </w:t>
@@ -66326,7 +65798,7 @@
         <w:pStyle w:val="Bibliography"/>
       </w:pPr>
       <w:r>
-        <w:t xml:space="preserve">Gorman, William M. 1959.</w:t>
+        <w:t xml:space="preserve">Gorman, William M. (1959).</w:t>
       </w:r>
       <w:r>
         <w:t xml:space="preserve"> </w:t>
@@ -66375,7 +65847,7 @@
         <w:pStyle w:val="Bibliography"/>
       </w:pPr>
       <w:r>
-        <w:t xml:space="preserve">———. 1981.</w:t>
+        <w:t xml:space="preserve">Gorman, William M. (1981).</w:t>
       </w:r>
       <w:r>
         <w:t xml:space="preserve"> </w:t>
@@ -66433,7 +65905,7 @@
         <w:pStyle w:val="Bibliography"/>
       </w:pPr>
       <w:r>
-        <w:t xml:space="preserve">Hausman, Jerry A. 1981.</w:t>
+        <w:t xml:space="preserve">Hausman, Jerry A. (1981).</w:t>
       </w:r>
       <w:r>
         <w:t xml:space="preserve"> </w:t>
@@ -66468,7 +65940,7 @@
         <w:pStyle w:val="Bibliography"/>
       </w:pPr>
       <w:r>
-        <w:t xml:space="preserve">Hicks, John R. 1939.</w:t>
+        <w:t xml:space="preserve">Hicks, John R. (1939).</w:t>
       </w:r>
       <w:r>
         <w:t xml:space="preserve"> </w:t>
@@ -66491,7 +65963,7 @@
         <w:pStyle w:val="Bibliography"/>
       </w:pPr>
       <w:r>
-        <w:t xml:space="preserve">———. 1941.</w:t>
+        <w:t xml:space="preserve">Hicks, John R. (1941).</w:t>
       </w:r>
       <w:r>
         <w:t xml:space="preserve"> </w:t>
@@ -66540,7 +66012,7 @@
         <w:pStyle w:val="Bibliography"/>
       </w:pPr>
       <w:r>
-        <w:t xml:space="preserve">———. 1943.</w:t>
+        <w:t xml:space="preserve">Hicks, John R. (1943).</w:t>
       </w:r>
       <w:r>
         <w:t xml:space="preserve"> </w:t>
@@ -66589,7 +66061,7 @@
         <w:pStyle w:val="Bibliography"/>
       </w:pPr>
       <w:r>
-        <w:t xml:space="preserve">———. 1956.</w:t>
+        <w:t xml:space="preserve">Hicks, John R. (1956).</w:t>
       </w:r>
       <w:r>
         <w:t xml:space="preserve"> </w:t>
@@ -66612,7 +66084,7 @@
         <w:pStyle w:val="Bibliography"/>
       </w:pPr>
       <w:r>
-        <w:t xml:space="preserve">Hicks, John R. y Roy G. D. Allen. 1934.</w:t>
+        <w:t xml:space="preserve">Hicks, John R. y Roy G. D. Allen (1934).</w:t>
       </w:r>
       <w:r>
         <w:t xml:space="preserve"> </w:t>
@@ -66661,7 +66133,7 @@
         <w:pStyle w:val="Bibliography"/>
       </w:pPr>
       <w:r>
-        <w:t xml:space="preserve">Hotelling, Harold. 1932.</w:t>
+        <w:t xml:space="preserve">Hotelling, Harold (1932).</w:t>
       </w:r>
       <w:r>
         <w:t xml:space="preserve"> </w:t>
@@ -66710,7 +66182,7 @@
         <w:pStyle w:val="Bibliography"/>
       </w:pPr>
       <w:r>
-        <w:t xml:space="preserve">Houthakker, Hendrik S. 1950.</w:t>
+        <w:t xml:space="preserve">Houthakker, Hendrik S. (1950).</w:t>
       </w:r>
       <w:r>
         <w:t xml:space="preserve"> </w:t>
@@ -66759,7 +66231,7 @@
         <w:pStyle w:val="Bibliography"/>
       </w:pPr>
       <w:r>
-        <w:t xml:space="preserve">Hurwicz, Leonid y Hirofumi Uzawa. 1971.</w:t>
+        <w:t xml:space="preserve">Hurwicz, Leonid y Hirofumi Uzawa (1971).</w:t>
       </w:r>
       <w:r>
         <w:t xml:space="preserve"> </w:t>
@@ -66791,7 +66263,7 @@
         <w:pStyle w:val="Bibliography"/>
       </w:pPr>
       <w:r>
-        <w:t xml:space="preserve">Instituto Nacional de Estadística. 2008.</w:t>
+        <w:t xml:space="preserve">Instituto Nacional de Estadística (2008).</w:t>
       </w:r>
       <w:r>
         <w:t xml:space="preserve"> </w:t>
@@ -66824,7 +66296,7 @@
         <w:pStyle w:val="Bibliography"/>
       </w:pPr>
       <w:r>
-        <w:t xml:space="preserve">———. 2026a.</w:t>
+        <w:t xml:space="preserve">Instituto Nacional de Estadística (2026a).</w:t>
       </w:r>
       <w:r>
         <w:t xml:space="preserve"> </w:t>
@@ -66857,7 +66329,7 @@
         <w:pStyle w:val="Bibliography"/>
       </w:pPr>
       <w:r>
-        <w:t xml:space="preserve">———. 2026b.</w:t>
+        <w:t xml:space="preserve">Instituto Nacional de Estadística (2026b).</w:t>
       </w:r>
       <w:r>
         <w:t xml:space="preserve"> </w:t>
@@ -66890,7 +66362,7 @@
         <w:pStyle w:val="Bibliography"/>
       </w:pPr>
       <w:r>
-        <w:t xml:space="preserve">———. 2026c.</w:t>
+        <w:t xml:space="preserve">Instituto Nacional de Estadística (2026c).</w:t>
       </w:r>
       <w:r>
         <w:t xml:space="preserve"> </w:t>
@@ -66923,7 +66395,7 @@
         <w:pStyle w:val="Bibliography"/>
       </w:pPr>
       <w:r>
-        <w:t xml:space="preserve">———. 2026d.</w:t>
+        <w:t xml:space="preserve">Instituto Nacional de Estadística (2026d).</w:t>
       </w:r>
       <w:r>
         <w:t xml:space="preserve"> </w:t>
@@ -66956,7 +66428,7 @@
         <w:pStyle w:val="Bibliography"/>
       </w:pPr>
       <w:r>
-        <w:t xml:space="preserve">———. 2026e.</w:t>
+        <w:t xml:space="preserve">Instituto Nacional de Estadística (2026e).</w:t>
       </w:r>
       <w:r>
         <w:t xml:space="preserve"> </w:t>
@@ -66989,7 +66461,7 @@
         <w:pStyle w:val="Bibliography"/>
       </w:pPr>
       <w:r>
-        <w:t xml:space="preserve">———. s. f.</w:t>
+        <w:t xml:space="preserve">Instituto Nacional de Estadística (s. f.).</w:t>
       </w:r>
       <w:r>
         <w:t xml:space="preserve"> </w:t>
@@ -67022,7 +66494,7 @@
         <w:pStyle w:val="Bibliography"/>
       </w:pPr>
       <w:r>
-        <w:t xml:space="preserve">Jehle, Geoffrey A. y Philip J. Reny. 2011.</w:t>
+        <w:t xml:space="preserve">Jehle, Geoffrey A. y Philip J. Reny (2011).</w:t>
       </w:r>
       <w:r>
         <w:t xml:space="preserve"> </w:t>
@@ -67045,7 +66517,7 @@
         <w:pStyle w:val="Bibliography"/>
       </w:pPr>
       <w:r>
-        <w:t xml:space="preserve">Kihlstrom, Richard, Andreu Mas-Colell y Hugo Sonnenschein. 1976.</w:t>
+        <w:t xml:space="preserve">Kihlstrom, Richard, Andreu Mas-Colell y Hugo Sonnenschein (1976).</w:t>
       </w:r>
       <w:r>
         <w:t xml:space="preserve"> </w:t>
@@ -67094,7 +66566,7 @@
         <w:pStyle w:val="Bibliography"/>
       </w:pPr>
       <w:r>
-        <w:t xml:space="preserve">Klein, Lawrence R. y Herman Rubin. 1947.</w:t>
+        <w:t xml:space="preserve">Klein, Lawrence R. y Herman Rubin (1947).</w:t>
       </w:r>
       <w:r>
         <w:t xml:space="preserve"> </w:t>
@@ -67143,7 +66615,7 @@
         <w:pStyle w:val="Bibliography"/>
       </w:pPr>
       <w:r>
-        <w:t xml:space="preserve">Klick, Joshua. 2021.</w:t>
+        <w:t xml:space="preserve">Klick, Joshua (2021).</w:t>
       </w:r>
       <w:r>
         <w:t xml:space="preserve"> </w:t>
@@ -67189,7 +66661,7 @@
         <w:pStyle w:val="Bibliography"/>
       </w:pPr>
       <w:r>
-        <w:t xml:space="preserve">Konüs, Alexander A. 1939.</w:t>
+        <w:t xml:space="preserve">Konüs, Alexander A. (1939).</w:t>
       </w:r>
       <w:r>
         <w:t xml:space="preserve"> </w:t>
@@ -67238,7 +66710,7 @@
         <w:pStyle w:val="Bibliography"/>
       </w:pPr>
       <w:r>
-        <w:t xml:space="preserve">Laspeyres, Étienne. 1871.</w:t>
+        <w:t xml:space="preserve">Laspeyres, Étienne (1871).</w:t>
       </w:r>
       <w:r>
         <w:t xml:space="preserve"> </w:t>
@@ -67273,7 +66745,7 @@
         <w:pStyle w:val="Bibliography"/>
       </w:pPr>
       <w:r>
-        <w:t xml:space="preserve">Leser, Conrad E. V. 1963.</w:t>
+        <w:t xml:space="preserve">Leser, Conrad E. V. (1963).</w:t>
       </w:r>
       <w:r>
         <w:t xml:space="preserve"> </w:t>
@@ -67334,7 +66806,7 @@
         <w:pStyle w:val="Bibliography"/>
       </w:pPr>
       <w:r>
-        <w:t xml:space="preserve">Manser, Marilyn E. y Richard J. McDonald. 1988.</w:t>
+        <w:t xml:space="preserve">Manser, Marilyn E. y Richard J. McDonald (1988).</w:t>
       </w:r>
       <w:r>
         <w:t xml:space="preserve"> </w:t>
@@ -67383,7 +66855,7 @@
         <w:pStyle w:val="Bibliography"/>
       </w:pPr>
       <w:r>
-        <w:t xml:space="preserve">Marco Tulio Cicerón. s. f.</w:t>
+        <w:t xml:space="preserve">Marco Tulio Cicerón (s. f.).</w:t>
       </w:r>
       <w:r>
         <w:t xml:space="preserve"> </w:t>
@@ -67420,7 +66892,7 @@
         <w:pStyle w:val="Bibliography"/>
       </w:pPr>
       <w:r>
-        <w:t xml:space="preserve">Marshall, Alfred. 1890.</w:t>
+        <w:t xml:space="preserve">Marshall, Alfred (1890).</w:t>
       </w:r>
       <w:r>
         <w:t xml:space="preserve"> </w:t>
@@ -67457,7 +66929,7 @@
         <w:pStyle w:val="Bibliography"/>
       </w:pPr>
       <w:r>
-        <w:t xml:space="preserve">Mas-Colell, Andreu, Michael D. Whinston y Jerry R. Green. 1995.</w:t>
+        <w:t xml:space="preserve">Mas-Colell, Andreu, Michael D. Whinston y Jerry R. Green (1995).</w:t>
       </w:r>
       <w:r>
         <w:t xml:space="preserve"> </w:t>
@@ -67480,7 +66952,7 @@
         <w:pStyle w:val="Bibliography"/>
       </w:pPr>
       <w:r>
-        <w:t xml:space="preserve">Maté García, Jorge Juan y Carlos Pérez Domínguez. 2007.</w:t>
+        <w:t xml:space="preserve">Maté García, Jorge Juan y Carlos Pérez Domínguez (2007).</w:t>
       </w:r>
       <w:r>
         <w:t xml:space="preserve"> </w:t>
@@ -67503,7 +66975,7 @@
         <w:pStyle w:val="Bibliography"/>
       </w:pPr>
       <w:r>
-        <w:t xml:space="preserve">McKenzie, Lionel. 1957.</w:t>
+        <w:t xml:space="preserve">McKenzie, Lionel (1957).</w:t>
       </w:r>
       <w:r>
         <w:t xml:space="preserve"> </w:t>
@@ -67552,7 +67024,7 @@
         <w:pStyle w:val="Bibliography"/>
       </w:pPr>
       <w:r>
-        <w:t xml:space="preserve">Ministerio de Empleo y Seguridad Social. 2015.</w:t>
+        <w:t xml:space="preserve">Ministerio de Empleo y Seguridad Social (2015).</w:t>
       </w:r>
       <w:r>
         <w:t xml:space="preserve"> </w:t>
@@ -67585,7 +67057,7 @@
         <w:pStyle w:val="Bibliography"/>
       </w:pPr>
       <w:r>
-        <w:t xml:space="preserve">Ministerio de Inclusión, Seguridad Social y Migraciones. 2025.</w:t>
+        <w:t xml:space="preserve">Ministerio de Inclusión, Seguridad Social y Migraciones (2025).</w:t>
       </w:r>
       <w:r>
         <w:t xml:space="preserve"> </w:t>
@@ -67618,7 +67090,7 @@
         <w:pStyle w:val="Bibliography"/>
       </w:pPr>
       <w:r>
-        <w:t xml:space="preserve">Muellbauer, John. 1975.</w:t>
+        <w:t xml:space="preserve">Muellbauer, John (1975).</w:t>
       </w:r>
       <w:r>
         <w:t xml:space="preserve"> </w:t>
@@ -67667,7 +67139,7 @@
         <w:pStyle w:val="Bibliography"/>
       </w:pPr>
       <w:r>
-        <w:t xml:space="preserve">———. 1976.</w:t>
+        <w:t xml:space="preserve">Muellbauer, John (1976).</w:t>
       </w:r>
       <w:r>
         <w:t xml:space="preserve"> </w:t>
@@ -67716,7 +67188,7 @@
         <w:pStyle w:val="Bibliography"/>
       </w:pPr>
       <w:r>
-        <w:t xml:space="preserve">Paasche, Hermann. 1874.</w:t>
+        <w:t xml:space="preserve">Paasche, Hermann (1874).</w:t>
       </w:r>
       <w:r>
         <w:t xml:space="preserve"> </w:t>
@@ -67751,7 +67223,7 @@
         <w:pStyle w:val="Bibliography"/>
       </w:pPr>
       <w:r>
-        <w:t xml:space="preserve">Pollak, Robert A. y Terence J. Wales. 1981.</w:t>
+        <w:t xml:space="preserve">Pollak, Robert A. y Terence J. Wales (1981).</w:t>
       </w:r>
       <w:r>
         <w:t xml:space="preserve"> </w:t>
@@ -67800,7 +67272,7 @@
         <w:pStyle w:val="Bibliography"/>
       </w:pPr>
       <w:r>
-        <w:t xml:space="preserve">Rodríguez López, J. L. 2018.</w:t>
+        <w:t xml:space="preserve">Rodríguez López, J. L. (2018).</w:t>
       </w:r>
       <w:r>
         <w:t xml:space="preserve"> </w:t>
@@ -67819,7 +67291,7 @@
         <w:pStyle w:val="Bibliography"/>
       </w:pPr>
       <w:r>
-        <w:t xml:space="preserve">Roy, René. 1947.</w:t>
+        <w:t xml:space="preserve">Roy, René (1947).</w:t>
       </w:r>
       <w:r>
         <w:t xml:space="preserve"> </w:t>
@@ -67868,7 +67340,7 @@
         <w:pStyle w:val="Bibliography"/>
       </w:pPr>
       <w:r>
-        <w:t xml:space="preserve">Samuelson, Paul A. 1938.</w:t>
+        <w:t xml:space="preserve">Samuelson, Paul A. (1938).</w:t>
       </w:r>
       <w:r>
         <w:t xml:space="preserve"> </w:t>
@@ -67917,7 +67389,7 @@
         <w:pStyle w:val="Bibliography"/>
       </w:pPr>
       <w:r>
-        <w:t xml:space="preserve">———. 1948.</w:t>
+        <w:t xml:space="preserve">Samuelson, Paul A. (1948).</w:t>
       </w:r>
       <w:r>
         <w:t xml:space="preserve"> </w:t>
@@ -67966,7 +67438,7 @@
         <w:pStyle w:val="Bibliography"/>
       </w:pPr>
       <w:r>
-        <w:t xml:space="preserve">———. 1974.</w:t>
+        <w:t xml:space="preserve">Samuelson, Paul A. (1974).</w:t>
       </w:r>
       <w:r>
         <w:t xml:space="preserve"> </w:t>
@@ -68001,7 +67473,7 @@
         <w:pStyle w:val="Bibliography"/>
       </w:pPr>
       <w:r>
-        <w:t xml:space="preserve">Sanz-Sanz, José Félix y Desiderio Romero-Jordán. 2012.</w:t>
+        <w:t xml:space="preserve">Sanz-Sanz, José Félix y Desiderio Romero-Jordán (2012).</w:t>
       </w:r>
       <w:r>
         <w:t xml:space="preserve"> </w:t>
@@ -68047,7 +67519,7 @@
         <w:pStyle w:val="Bibliography"/>
       </w:pPr>
       <w:r>
-        <w:t xml:space="preserve">Shephard, Ronald W. 1953.</w:t>
+        <w:t xml:space="preserve">Shephard, Ronald W. (1953).</w:t>
       </w:r>
       <w:r>
         <w:t xml:space="preserve"> </w:t>
@@ -68070,7 +67542,7 @@
         <w:pStyle w:val="Bibliography"/>
       </w:pPr>
       <w:r>
-        <w:t xml:space="preserve">Slutsky, Eugen. 1915.</w:t>
+        <w:t xml:space="preserve">Slutsky, Eugen (1915).</w:t>
       </w:r>
       <w:r>
         <w:t xml:space="preserve"> </w:t>
@@ -68105,7 +67577,7 @@
         <w:pStyle w:val="Bibliography"/>
       </w:pPr>
       <w:r>
-        <w:t xml:space="preserve">Stone, Richard. 1954.</w:t>
+        <w:t xml:space="preserve">Stone, Richard (1954).</w:t>
       </w:r>
       <w:r>
         <w:t xml:space="preserve"> </w:t>
@@ -68154,7 +67626,7 @@
         <w:pStyle w:val="Bibliography"/>
       </w:pPr>
       <w:r>
-        <w:t xml:space="preserve">Strotz, Robert H. 1957.</w:t>
+        <w:t xml:space="preserve">Strotz, Robert H. (1957).</w:t>
       </w:r>
       <w:r>
         <w:t xml:space="preserve"> </w:t>
@@ -68203,7 +67675,7 @@
         <w:pStyle w:val="Bibliography"/>
       </w:pPr>
       <w:r>
-        <w:t xml:space="preserve">Sydsæter, Knut, Peter Hammond, Atle Seierstad y Arne Strøm. 2008.</w:t>
+        <w:t xml:space="preserve">Sydsæter, Knut, Peter Hammond, Atle Seierstad y Arne Strøm (2008).</w:t>
       </w:r>
       <w:r>
         <w:t xml:space="preserve"> </w:t>
@@ -68226,7 +67698,7 @@
         <w:pStyle w:val="Bibliography"/>
       </w:pPr>
       <w:r>
-        <w:t xml:space="preserve">The Nobel Prize. 2015.</w:t>
+        <w:t xml:space="preserve">The Nobel Prize (2015).</w:t>
       </w:r>
       <w:r>
         <w:t xml:space="preserve"> </w:t>
@@ -68259,7 +67731,7 @@
         <w:pStyle w:val="Bibliography"/>
       </w:pPr>
       <w:r>
-        <w:t xml:space="preserve">Theil, Henri. 1965.</w:t>
+        <w:t xml:space="preserve">Theil, Henri (1965).</w:t>
       </w:r>
       <w:r>
         <w:t xml:space="preserve"> </w:t>
@@ -68308,7 +67780,7 @@
         <w:pStyle w:val="Bibliography"/>
       </w:pPr>
       <w:r>
-        <w:t xml:space="preserve">Unión Europea. 2013.</w:t>
+        <w:t xml:space="preserve">Unión Europea (2013).</w:t>
       </w:r>
       <w:r>
         <w:t xml:space="preserve"> </w:t>
@@ -68341,7 +67813,7 @@
         <w:pStyle w:val="Bibliography"/>
       </w:pPr>
       <w:r>
-        <w:t xml:space="preserve">U.S. Bureau of Labor Statistics. 2026.</w:t>
+        <w:t xml:space="preserve">U.S. Bureau of Labor Statistics (2026).</w:t>
       </w:r>
       <w:r>
         <w:t xml:space="preserve"> </w:t>
@@ -68374,7 +67846,7 @@
         <w:pStyle w:val="Bibliography"/>
       </w:pPr>
       <w:r>
-        <w:t xml:space="preserve">Uzawa, Hirofumi. 1964.</w:t>
+        <w:t xml:space="preserve">Uzawa, Hirofumi (1964).</w:t>
       </w:r>
       <w:r>
         <w:t xml:space="preserve"> </w:t>
@@ -68423,7 +67895,7 @@
         <w:pStyle w:val="Bibliography"/>
       </w:pPr>
       <w:r>
-        <w:t xml:space="preserve">Veblen, Thorstein. 1899.</w:t>
+        <w:t xml:space="preserve">Veblen, Thorstein (1899).</w:t>
       </w:r>
       <w:r>
         <w:t xml:space="preserve"> </w:t>
@@ -68446,7 +67918,7 @@
         <w:pStyle w:val="Bibliography"/>
       </w:pPr>
       <w:r>
-        <w:t xml:space="preserve">Willig, Robert D. 1976.</w:t>
+        <w:t xml:space="preserve">Willig, Robert D. (1976).</w:t>
       </w:r>
       <w:r>
         <w:t xml:space="preserve"> </w:t>
@@ -68481,7 +67953,7 @@
         <w:pStyle w:val="Bibliography"/>
       </w:pPr>
       <w:r>
-        <w:t xml:space="preserve">Working, Holbrook. 1943.</w:t>
+        <w:t xml:space="preserve">Working, Holbrook (1943).</w:t>
       </w:r>
       <w:r>
         <w:t xml:space="preserve"> </w:t>
@@ -69873,16 +69345,8 @@
         </m:r>
       </m:oMath>
       <w:r>
-        <w:t xml:space="preserve">.</w:t>
-      </w:r>
-      <m:oMath>
-        <m:r>
-          <m:rPr>
-            <m:sty m:val="p"/>
-          </m:rPr>
-          <m:t>◼</m:t>
-        </m:r>
-      </m:oMath>
+        <w:t xml:space="preserve">. ∎</w:t>
+      </w:r>
     </w:p>
   </w:footnote>
   <w:footnote w:id="69">
@@ -71191,13 +70655,7 @@
           <w:rPr>
             <w:rStyle w:val="Hyperlink"/>
           </w:rPr>
-          <w:t xml:space="preserve"> </w:t>
-        </w:r>
-        <w:r>
-          <w:rPr>
-            <w:rStyle w:val="Hyperlink"/>
-          </w:rPr>
-          <w:t xml:space="preserve">1976</w:t>
+          <w:t xml:space="preserve">, 1976</w:t>
         </w:r>
       </w:hyperlink>
       <w:r>
@@ -71433,18 +70891,7 @@
         </m:sSub>
       </m:oMath>
       <w:r>
-        <w:t xml:space="preserve">.</w:t>
-      </w:r>
-      <m:oMath>
-        <m:r>
-          <m:rPr>
-            <m:sty m:val="p"/>
-          </m:rPr>
-          <m:t>◼</m:t>
-        </m:r>
-      </m:oMath>
-      <w:r>
-        <w:t xml:space="preserve">La integrabilidad solo restringe de verdad con tres bienes o más.</w:t>
+        <w:t xml:space="preserve">. ∎La integrabilidad solo restringe de verdad con tres bienes o más.</w:t>
       </w:r>
     </w:p>
   </w:footnote>
@@ -72304,16 +71751,8 @@
         </m:sSub>
       </m:oMath>
       <w:r>
-        <w:t xml:space="preserve">.</w:t>
-      </w:r>
-      <m:oMath>
-        <m:r>
-          <m:rPr>
-            <m:sty m:val="p"/>
-          </m:rPr>
-          <m:t>◼</m:t>
-        </m:r>
-      </m:oMath>
+        <w:t xml:space="preserve">. ∎</w:t>
+      </w:r>
     </w:p>
   </w:footnote>
   <w:footnote w:id="168">
@@ -73029,16 +72468,8 @@
         </m:d>
       </m:oMath>
       <w:r>
-        <w:t xml:space="preserve">: ignorar la sustitución lleva a subestimar el encarecimiento medido con la utilidad final.</w:t>
-      </w:r>
-      <m:oMath>
-        <m:r>
-          <m:rPr>
-            <m:sty m:val="p"/>
-          </m:rPr>
-          <m:t>◼</m:t>
-        </m:r>
-      </m:oMath>
+        <w:t xml:space="preserve">: ignorar la sustitución lleva a subestimar el encarecimiento medido con la utilidad final. ∎</w:t>
+      </w:r>
     </w:p>
   </w:footnote>
   <w:footnote w:id="211">
@@ -73221,16 +72652,8 @@
         </m:r>
       </m:oMath>
       <w:r>
-        <w:t xml:space="preserve">, y no queda ningún efecto sustitución.</w:t>
-      </w:r>
-      <m:oMath>
-        <m:r>
-          <m:rPr>
-            <m:sty m:val="p"/>
-          </m:rPr>
-          <m:t>◼</m:t>
-        </m:r>
-      </m:oMath>
+        <w:t xml:space="preserve">, y no queda ningún efecto sustitución. ∎</w:t>
+      </w:r>
     </w:p>
   </w:footnote>
 </w:footnotes>
@@ -74467,7 +73890,6 @@
       <w:keepNext/>
       <w:keepLines/>
       <w:spacing w:after="120" w:before="280"/>
-      <w:jc w:val="left"/>
       <w:outlineLvl w:val="0"/>
       <w:shd w:color="auto" w:fill="5F2987" w:val="clear"/>
     </w:pPr>
@@ -74494,7 +73916,6 @@
       <w:keepNext/>
       <w:keepLines/>
       <w:spacing w:after="80" w:before="240"/>
-      <w:jc w:val="left"/>
       <w:outlineLvl w:val="1"/>
       <w:pBdr>
         <w:bottom w:color="5F2987" w:space="1" w:sz="4" w:val="single"/>
@@ -74524,7 +73945,6 @@
       <w:keepLines/>
       <w:spacing w:after="80" w:before="160"/>
       <w:ind w:left="283"/>
-      <w:jc w:val="left"/>
       <w:outlineLvl w:val="2"/>
     </w:pPr>
     <w:rPr>
@@ -74551,7 +73971,6 @@
       <w:keepLines/>
       <w:spacing w:after="40" w:before="80"/>
       <w:ind w:left="567"/>
-      <w:jc w:val="left"/>
       <w:outlineLvl w:val="3"/>
     </w:pPr>
     <w:rPr>
@@ -74578,7 +73997,6 @@
       <w:keepLines/>
       <w:spacing w:after="40" w:before="80"/>
       <w:ind w:left="567"/>
-      <w:jc w:val="left"/>
       <w:outlineLvl w:val="4"/>
     </w:pPr>
     <w:rPr>
@@ -74604,7 +74022,6 @@
       <w:keepLines/>
       <w:spacing w:after="0" w:before="40"/>
       <w:ind w:left="567"/>
-      <w:jc w:val="left"/>
       <w:outlineLvl w:val="5"/>
     </w:pPr>
     <w:rPr>
@@ -75209,6 +74626,139 @@
       <w:sz w:val="20"/>
     </w:rPr>
   </w:style>
+  <w:style w:customStyle="1" w:styleId="Celdatceegrisclaro" w:type="paragraph">
+    <w:name w:val="Celda tceegrisclaro"/>
+    <w:basedOn w:val="Normal"/>
+    <w:qFormat/>
+    <w:pPr>
+      <w:spacing w:after="0"/>
+      <w:jc w:val="center"/>
+      <w:shd w:color="auto" w:fill="E7E6E6" w:val="clear"/>
+    </w:pPr>
+    <w:rPr>
+      <w:rFonts w:ascii="Palatino Linotype" w:cs="Palatino Linotype" w:eastAsia="Palatino Linotype" w:hAnsi="Palatino Linotype"/>
+      <w:sz w:val="20"/>
+    </w:rPr>
+  </w:style>
+  <w:style w:customStyle="1" w:styleId="Celdatceecrema" w:type="paragraph">
+    <w:name w:val="Celda tceecrema"/>
+    <w:basedOn w:val="Normal"/>
+    <w:qFormat/>
+    <w:pPr>
+      <w:spacing w:after="0"/>
+      <w:jc w:val="center"/>
+      <w:shd w:color="auto" w:fill="FAF9F6" w:val="clear"/>
+    </w:pPr>
+    <w:rPr>
+      <w:rFonts w:ascii="Palatino Linotype" w:cs="Palatino Linotype" w:eastAsia="Palatino Linotype" w:hAnsi="Palatino Linotype"/>
+      <w:sz w:val="20"/>
+    </w:rPr>
+  </w:style>
+  <w:style w:customStyle="1" w:styleId="Celdatceemorado" w:type="paragraph">
+    <w:name w:val="Celda tceemorado"/>
+    <w:basedOn w:val="Normal"/>
+    <w:qFormat/>
+    <w:pPr>
+      <w:spacing w:after="0"/>
+      <w:jc w:val="center"/>
+      <w:shd w:color="auto" w:fill="5F2987" w:val="clear"/>
+    </w:pPr>
+    <w:rPr>
+      <w:rFonts w:ascii="Palatino Linotype" w:cs="Palatino Linotype" w:eastAsia="Palatino Linotype" w:hAnsi="Palatino Linotype"/>
+      <w:color w:val="FFFFFF"/>
+      <w:sz w:val="20"/>
+    </w:rPr>
+  </w:style>
+  <w:style w:customStyle="1" w:styleId="Celdatceeverde" w:type="paragraph">
+    <w:name w:val="Celda tceeverde"/>
+    <w:basedOn w:val="Normal"/>
+    <w:qFormat/>
+    <w:pPr>
+      <w:spacing w:after="0"/>
+      <w:jc w:val="center"/>
+      <w:shd w:color="auto" w:fill="3C7D3A" w:val="clear"/>
+    </w:pPr>
+    <w:rPr>
+      <w:rFonts w:ascii="Palatino Linotype" w:cs="Palatino Linotype" w:eastAsia="Palatino Linotype" w:hAnsi="Palatino Linotype"/>
+      <w:color w:val="FFFFFF"/>
+      <w:sz w:val="20"/>
+    </w:rPr>
+  </w:style>
+  <w:style w:customStyle="1" w:styleId="Celdatceeazul" w:type="paragraph">
+    <w:name w:val="Celda tceeazul"/>
+    <w:basedOn w:val="Normal"/>
+    <w:qFormat/>
+    <w:pPr>
+      <w:spacing w:after="0"/>
+      <w:jc w:val="center"/>
+      <w:shd w:color="auto" w:fill="1F5F99" w:val="clear"/>
+    </w:pPr>
+    <w:rPr>
+      <w:rFonts w:ascii="Palatino Linotype" w:cs="Palatino Linotype" w:eastAsia="Palatino Linotype" w:hAnsi="Palatino Linotype"/>
+      <w:color w:val="FFFFFF"/>
+      <w:sz w:val="20"/>
+    </w:rPr>
+  </w:style>
+  <w:style w:customStyle="1" w:styleId="Celdatceerojo" w:type="paragraph">
+    <w:name w:val="Celda tceerojo"/>
+    <w:basedOn w:val="Normal"/>
+    <w:qFormat/>
+    <w:pPr>
+      <w:spacing w:after="0"/>
+      <w:jc w:val="center"/>
+      <w:shd w:color="auto" w:fill="B22222" w:val="clear"/>
+    </w:pPr>
+    <w:rPr>
+      <w:rFonts w:ascii="Palatino Linotype" w:cs="Palatino Linotype" w:eastAsia="Palatino Linotype" w:hAnsi="Palatino Linotype"/>
+      <w:color w:val="FFFFFF"/>
+      <w:sz w:val="20"/>
+    </w:rPr>
+  </w:style>
+  <w:style w:customStyle="1" w:styleId="Celdatceedorado" w:type="paragraph">
+    <w:name w:val="Celda tceedorado"/>
+    <w:basedOn w:val="Normal"/>
+    <w:qFormat/>
+    <w:pPr>
+      <w:spacing w:after="0"/>
+      <w:jc w:val="center"/>
+      <w:shd w:color="auto" w:fill="B8860B" w:val="clear"/>
+    </w:pPr>
+    <w:rPr>
+      <w:rFonts w:ascii="Palatino Linotype" w:cs="Palatino Linotype" w:eastAsia="Palatino Linotype" w:hAnsi="Palatino Linotype"/>
+      <w:color w:val="FFFFFF"/>
+      <w:sz w:val="20"/>
+    </w:rPr>
+  </w:style>
+  <w:style w:customStyle="1" w:styleId="Celdatceenaranja" w:type="paragraph">
+    <w:name w:val="Celda tceenaranja"/>
+    <w:basedOn w:val="Normal"/>
+    <w:qFormat/>
+    <w:pPr>
+      <w:spacing w:after="0"/>
+      <w:jc w:val="center"/>
+      <w:shd w:color="auto" w:fill="E07B28" w:val="clear"/>
+    </w:pPr>
+    <w:rPr>
+      <w:rFonts w:ascii="Palatino Linotype" w:cs="Palatino Linotype" w:eastAsia="Palatino Linotype" w:hAnsi="Palatino Linotype"/>
+      <w:color w:val="FFFFFF"/>
+      <w:sz w:val="20"/>
+    </w:rPr>
+  </w:style>
+  <w:style w:customStyle="1" w:styleId="Celdatceegris" w:type="paragraph">
+    <w:name w:val="Celda tceegris"/>
+    <w:basedOn w:val="Normal"/>
+    <w:qFormat/>
+    <w:pPr>
+      <w:spacing w:after="0"/>
+      <w:jc w:val="center"/>
+      <w:shd w:color="auto" w:fill="767171" w:val="clear"/>
+    </w:pPr>
+    <w:rPr>
+      <w:rFonts w:ascii="Palatino Linotype" w:cs="Palatino Linotype" w:eastAsia="Palatino Linotype" w:hAnsi="Palatino Linotype"/>
+      <w:color w:val="FFFFFF"/>
+      <w:sz w:val="20"/>
+    </w:rPr>
+  </w:style>
   <w:style w:customStyle="1" w:styleId="Textomorado" w:type="character">
     <w:name w:val="Texto morado"/>
     <w:rPr>

--- a/oposicion/temario/tercer-ejercicio/3A09.docx
+++ b/oposicion/temario/tercer-ejercicio/3A09.docx
@@ -73671,7 +73671,7 @@
       <w:jc w:val="both"/>
     </w:pPr>
     <w:rPr>
-      <w:rFonts w:ascii="Palatino Linotype" w:cs="Palatino Linotype" w:eastAsia="Palatino Linotype" w:hAnsi="Palatino Linotype"/>
+      <w:rFonts w:ascii="TeX Gyre Pagella" w:cs="TeX Gyre Pagella" w:eastAsia="TeX Gyre Pagella" w:hAnsi="TeX Gyre Pagella"/>
       <w:sz w:val="22"/>
     </w:rPr>
   </w:style>
@@ -73686,7 +73686,7 @@
       <w:jc w:val="both"/>
     </w:pPr>
     <w:rPr>
-      <w:rFonts w:ascii="Palatino Linotype" w:cs="Palatino Linotype" w:eastAsia="Palatino Linotype" w:hAnsi="Palatino Linotype"/>
+      <w:rFonts w:ascii="TeX Gyre Pagella" w:cs="TeX Gyre Pagella" w:eastAsia="TeX Gyre Pagella" w:hAnsi="TeX Gyre Pagella"/>
       <w:sz w:val="22"/>
     </w:rPr>
   </w:style>
@@ -73701,7 +73701,7 @@
       <w:jc w:val="both"/>
     </w:pPr>
     <w:rPr>
-      <w:rFonts w:ascii="Palatino Linotype" w:cs="Palatino Linotype" w:eastAsia="Palatino Linotype" w:hAnsi="Palatino Linotype"/>
+      <w:rFonts w:ascii="TeX Gyre Pagella" w:cs="TeX Gyre Pagella" w:eastAsia="TeX Gyre Pagella" w:hAnsi="TeX Gyre Pagella"/>
       <w:sz w:val="22"/>
     </w:rPr>
   </w:style>
@@ -73715,7 +73715,7 @@
       <w:jc w:val="both"/>
     </w:pPr>
     <w:rPr>
-      <w:rFonts w:ascii="Palatino Linotype" w:cs="Palatino Linotype" w:eastAsia="Palatino Linotype" w:hAnsi="Palatino Linotype"/>
+      <w:rFonts w:ascii="TeX Gyre Pagella" w:cs="TeX Gyre Pagella" w:eastAsia="TeX Gyre Pagella" w:hAnsi="TeX Gyre Pagella"/>
       <w:sz w:val="22"/>
     </w:rPr>
   </w:style>
@@ -73735,7 +73735,7 @@
       <w:jc w:val="center"/>
     </w:pPr>
     <w:rPr>
-      <w:rFonts w:ascii="Palatino Linotype" w:cs="Palatino Linotype" w:eastAsia="Palatino Linotype" w:hAnsi="Palatino Linotype"/>
+      <w:rFonts w:ascii="TeX Gyre Pagella" w:cs="TeX Gyre Pagella" w:eastAsia="TeX Gyre Pagella" w:hAnsi="TeX Gyre Pagella"/>
       <w:b/>
       <w:caps/>
       <w:color w:val="5F2987"/>
@@ -73770,7 +73770,7 @@
       <w:jc w:val="center"/>
     </w:pPr>
     <w:rPr>
-      <w:rFonts w:ascii="Palatino Linotype" w:cs="Palatino Linotype" w:eastAsia="Palatino Linotype" w:hAnsi="Palatino Linotype"/>
+      <w:rFonts w:ascii="TeX Gyre Pagella" w:cs="TeX Gyre Pagella" w:eastAsia="TeX Gyre Pagella" w:hAnsi="TeX Gyre Pagella"/>
       <w:b w:val="0"/>
       <w:i/>
       <w:caps w:val="0"/>
@@ -73805,7 +73805,7 @@
       <w:jc w:val="center"/>
     </w:pPr>
     <w:rPr>
-      <w:rFonts w:ascii="Palatino Linotype" w:cs="Palatino Linotype" w:eastAsia="Palatino Linotype" w:hAnsi="Palatino Linotype"/>
+      <w:rFonts w:ascii="TeX Gyre Pagella" w:cs="TeX Gyre Pagella" w:eastAsia="TeX Gyre Pagella" w:hAnsi="TeX Gyre Pagella"/>
       <w:b w:val="0"/>
       <w:i/>
       <w:caps w:val="0"/>
@@ -73826,7 +73826,7 @@
       <w:jc w:val="center"/>
     </w:pPr>
     <w:rPr>
-      <w:rFonts w:ascii="Palatino Linotype" w:cs="Palatino Linotype" w:eastAsia="Palatino Linotype" w:hAnsi="Palatino Linotype"/>
+      <w:rFonts w:ascii="TeX Gyre Pagella" w:cs="TeX Gyre Pagella" w:eastAsia="TeX Gyre Pagella" w:hAnsi="TeX Gyre Pagella"/>
       <w:b w:val="0"/>
       <w:i/>
       <w:caps w:val="0"/>
@@ -73874,7 +73874,7 @@
     <w:qFormat/>
     <w:pPr/>
     <w:rPr>
-      <w:rFonts w:ascii="Palatino Linotype" w:cs="Palatino Linotype" w:eastAsia="Palatino Linotype" w:hAnsi="Palatino Linotype"/>
+      <w:rFonts w:ascii="TeX Gyre Pagella" w:cs="TeX Gyre Pagella" w:eastAsia="TeX Gyre Pagella" w:hAnsi="TeX Gyre Pagella"/>
       <w:sz w:val="20"/>
     </w:rPr>
   </w:style>
@@ -73894,7 +73894,7 @@
       <w:shd w:color="auto" w:fill="5F2987" w:val="clear"/>
     </w:pPr>
     <w:rPr>
-      <w:rFonts w:ascii="Palatino Linotype" w:cs="Palatino Linotype" w:eastAsia="Palatino Linotype" w:hAnsi="Palatino Linotype"/>
+      <w:rFonts w:ascii="TeX Gyre Pagella" w:cs="TeX Gyre Pagella" w:eastAsia="TeX Gyre Pagella" w:hAnsi="TeX Gyre Pagella"/>
       <w:b/>
       <w:caps/>
       <w:color w:val="FFFFFF"/>
@@ -73922,7 +73922,7 @@
       </w:pBdr>
     </w:pPr>
     <w:rPr>
-      <w:rFonts w:ascii="Palatino Linotype" w:cs="Palatino Linotype" w:eastAsia="Palatino Linotype" w:hAnsi="Palatino Linotype"/>
+      <w:rFonts w:ascii="TeX Gyre Pagella" w:cs="TeX Gyre Pagella" w:eastAsia="TeX Gyre Pagella" w:hAnsi="TeX Gyre Pagella"/>
       <w:b/>
       <w:caps w:val="0"/>
       <w:color w:val="5F2987"/>
@@ -73948,7 +73948,7 @@
       <w:outlineLvl w:val="2"/>
     </w:pPr>
     <w:rPr>
-      <w:rFonts w:ascii="Palatino Linotype" w:cs="Palatino Linotype" w:eastAsia="Palatino Linotype" w:hAnsi="Palatino Linotype"/>
+      <w:rFonts w:ascii="TeX Gyre Pagella" w:cs="TeX Gyre Pagella" w:eastAsia="TeX Gyre Pagella" w:hAnsi="TeX Gyre Pagella"/>
       <w:b w:val="0"/>
       <w:i/>
       <w:color w:val="5F2987"/>
@@ -73974,7 +73974,7 @@
       <w:outlineLvl w:val="3"/>
     </w:pPr>
     <w:rPr>
-      <w:rFonts w:ascii="Palatino Linotype" w:cs="Palatino Linotype" w:eastAsia="Palatino Linotype" w:hAnsi="Palatino Linotype"/>
+      <w:rFonts w:ascii="TeX Gyre Pagella" w:cs="TeX Gyre Pagella" w:eastAsia="TeX Gyre Pagella" w:hAnsi="TeX Gyre Pagella"/>
       <w:b w:val="0"/>
       <w:i/>
       <w:iCs/>
@@ -74000,7 +74000,7 @@
       <w:outlineLvl w:val="4"/>
     </w:pPr>
     <w:rPr>
-      <w:rFonts w:ascii="Palatino Linotype" w:cs="Palatino Linotype" w:eastAsia="Palatino Linotype" w:hAnsi="Palatino Linotype"/>
+      <w:rFonts w:ascii="TeX Gyre Pagella" w:cs="TeX Gyre Pagella" w:eastAsia="TeX Gyre Pagella" w:hAnsi="TeX Gyre Pagella"/>
       <w:b w:val="0"/>
       <w:i/>
       <w:color w:val="4A1F6B"/>
@@ -74025,7 +74025,7 @@
       <w:outlineLvl w:val="5"/>
     </w:pPr>
     <w:rPr>
-      <w:rFonts w:ascii="Palatino Linotype" w:cs="Palatino Linotype" w:eastAsia="Palatino Linotype" w:hAnsi="Palatino Linotype"/>
+      <w:rFonts w:ascii="TeX Gyre Pagella" w:cs="TeX Gyre Pagella" w:eastAsia="TeX Gyre Pagella" w:hAnsi="TeX Gyre Pagella"/>
       <w:b w:val="0"/>
       <w:i/>
       <w:iCs/>
@@ -74237,7 +74237,7 @@
     <w:unhideWhenUsed/>
     <w:qFormat/>
     <w:rPr>
-      <w:rFonts w:ascii="Palatino Linotype" w:cs="Palatino Linotype" w:eastAsia="Palatino Linotype" w:hAnsi="Palatino Linotype"/>
+      <w:rFonts w:ascii="TeX Gyre Pagella" w:cs="TeX Gyre Pagella" w:eastAsia="TeX Gyre Pagella" w:hAnsi="TeX Gyre Pagella"/>
       <w:sz w:val="18"/>
     </w:rPr>
   </w:style>
@@ -74324,7 +74324,7 @@
       <w:jc w:val="center"/>
     </w:pPr>
     <w:rPr>
-      <w:rFonts w:ascii="Palatino Linotype" w:cs="Palatino Linotype" w:eastAsia="Palatino Linotype" w:hAnsi="Palatino Linotype"/>
+      <w:rFonts w:ascii="TeX Gyre Pagella" w:cs="TeX Gyre Pagella" w:eastAsia="TeX Gyre Pagella" w:hAnsi="TeX Gyre Pagella"/>
       <w:b w:val="0"/>
       <w:i w:val="0"/>
       <w:color w:val="5F2987"/>
@@ -74339,7 +74339,7 @@
       <w:jc w:val="center"/>
     </w:pPr>
     <w:rPr>
-      <w:rFonts w:ascii="Palatino Linotype" w:cs="Palatino Linotype" w:eastAsia="Palatino Linotype" w:hAnsi="Palatino Linotype"/>
+      <w:rFonts w:ascii="TeX Gyre Pagella" w:cs="TeX Gyre Pagella" w:eastAsia="TeX Gyre Pagella" w:hAnsi="TeX Gyre Pagella"/>
       <w:b w:val="0"/>
       <w:i w:val="0"/>
       <w:color w:val="5F2987"/>
@@ -74354,7 +74354,7 @@
       <w:jc w:val="center"/>
     </w:pPr>
     <w:rPr>
-      <w:rFonts w:ascii="Palatino Linotype" w:cs="Palatino Linotype" w:eastAsia="Palatino Linotype" w:hAnsi="Palatino Linotype"/>
+      <w:rFonts w:ascii="TeX Gyre Pagella" w:cs="TeX Gyre Pagella" w:eastAsia="TeX Gyre Pagella" w:hAnsi="TeX Gyre Pagella"/>
       <w:b w:val="0"/>
       <w:i w:val="0"/>
       <w:color w:val="5F2987"/>
@@ -74437,7 +74437,7 @@
       <w:shd w:color="auto" w:fill="F3EEF7" w:val="clear"/>
     </w:pPr>
     <w:rPr>
-      <w:rFonts w:ascii="Palatino Linotype" w:cs="Palatino Linotype" w:eastAsia="Palatino Linotype" w:hAnsi="Palatino Linotype"/>
+      <w:rFonts w:ascii="TeX Gyre Pagella" w:cs="TeX Gyre Pagella" w:eastAsia="TeX Gyre Pagella" w:hAnsi="TeX Gyre Pagella"/>
       <w:sz w:val="19"/>
     </w:rPr>
   </w:style>
@@ -74455,7 +74455,7 @@
       <w:shd w:color="auto" w:fill="E7E6E6" w:val="clear"/>
     </w:pPr>
     <w:rPr>
-      <w:rFonts w:ascii="Palatino Linotype" w:cs="Palatino Linotype" w:eastAsia="Palatino Linotype" w:hAnsi="Palatino Linotype"/>
+      <w:rFonts w:ascii="TeX Gyre Pagella" w:cs="TeX Gyre Pagella" w:eastAsia="TeX Gyre Pagella" w:hAnsi="TeX Gyre Pagella"/>
       <w:sz w:val="18"/>
     </w:rPr>
   </w:style>
@@ -74473,7 +74473,7 @@
       <w:shd w:color="auto" w:fill="E2EFD9" w:val="clear"/>
     </w:pPr>
     <w:rPr>
-      <w:rFonts w:ascii="Palatino Linotype" w:cs="Palatino Linotype" w:eastAsia="Palatino Linotype" w:hAnsi="Palatino Linotype"/>
+      <w:rFonts w:ascii="TeX Gyre Pagella" w:cs="TeX Gyre Pagella" w:eastAsia="TeX Gyre Pagella" w:hAnsi="TeX Gyre Pagella"/>
       <w:i/>
       <w:sz w:val="22"/>
     </w:rPr>
@@ -74492,7 +74492,7 @@
       <w:shd w:color="auto" w:fill="FAF9F6" w:val="clear"/>
     </w:pPr>
     <w:rPr>
-      <w:rFonts w:ascii="Palatino Linotype" w:cs="Palatino Linotype" w:eastAsia="Palatino Linotype" w:hAnsi="Palatino Linotype"/>
+      <w:rFonts w:ascii="TeX Gyre Pagella" w:cs="TeX Gyre Pagella" w:eastAsia="TeX Gyre Pagella" w:hAnsi="TeX Gyre Pagella"/>
       <w:sz w:val="20"/>
     </w:rPr>
   </w:style>
@@ -74504,7 +74504,7 @@
       <w:jc w:val="center"/>
     </w:pPr>
     <w:rPr>
-      <w:rFonts w:ascii="Palatino Linotype" w:cs="Palatino Linotype" w:eastAsia="Palatino Linotype" w:hAnsi="Palatino Linotype"/>
+      <w:rFonts w:ascii="TeX Gyre Pagella" w:cs="TeX Gyre Pagella" w:eastAsia="TeX Gyre Pagella" w:hAnsi="TeX Gyre Pagella"/>
       <w:i/>
       <w:color w:val="3B3838"/>
       <w:sz w:val="16"/>
@@ -74527,7 +74527,7 @@
       <w:shd w:color="auto" w:fill="F7F3FA" w:val="clear"/>
     </w:pPr>
     <w:rPr>
-      <w:rFonts w:ascii="Palatino Linotype" w:cs="Palatino Linotype" w:eastAsia="Palatino Linotype" w:hAnsi="Palatino Linotype"/>
+      <w:rFonts w:ascii="TeX Gyre Pagella" w:cs="TeX Gyre Pagella" w:eastAsia="TeX Gyre Pagella" w:hAnsi="TeX Gyre Pagella"/>
       <w:color w:val="5F2987"/>
       <w:sz w:val="22"/>
     </w:rPr>
@@ -74549,7 +74549,7 @@
       <w:jc w:val="center"/>
     </w:pPr>
     <w:rPr>
-      <w:rFonts w:ascii="Palatino Linotype" w:cs="Palatino Linotype" w:eastAsia="Palatino Linotype" w:hAnsi="Palatino Linotype"/>
+      <w:rFonts w:ascii="TeX Gyre Pagella" w:cs="TeX Gyre Pagella" w:eastAsia="TeX Gyre Pagella" w:hAnsi="TeX Gyre Pagella"/>
       <w:i/>
       <w:color w:val="767171"/>
       <w:sz w:val="18"/>
@@ -74580,7 +74580,7 @@
       <w:shd w:color="auto" w:fill="E2EFD9" w:val="clear"/>
     </w:pPr>
     <w:rPr>
-      <w:rFonts w:ascii="Palatino Linotype" w:cs="Palatino Linotype" w:eastAsia="Palatino Linotype" w:hAnsi="Palatino Linotype"/>
+      <w:rFonts w:ascii="TeX Gyre Pagella" w:cs="TeX Gyre Pagella" w:eastAsia="TeX Gyre Pagella" w:hAnsi="TeX Gyre Pagella"/>
       <w:sz w:val="20"/>
     </w:rPr>
   </w:style>
@@ -74594,7 +74594,7 @@
       <w:shd w:color="auto" w:fill="DDEBF7" w:val="clear"/>
     </w:pPr>
     <w:rPr>
-      <w:rFonts w:ascii="Palatino Linotype" w:cs="Palatino Linotype" w:eastAsia="Palatino Linotype" w:hAnsi="Palatino Linotype"/>
+      <w:rFonts w:ascii="TeX Gyre Pagella" w:cs="TeX Gyre Pagella" w:eastAsia="TeX Gyre Pagella" w:hAnsi="TeX Gyre Pagella"/>
       <w:sz w:val="20"/>
     </w:rPr>
   </w:style>
@@ -74608,7 +74608,7 @@
       <w:shd w:color="auto" w:fill="FBE4D5" w:val="clear"/>
     </w:pPr>
     <w:rPr>
-      <w:rFonts w:ascii="Palatino Linotype" w:cs="Palatino Linotype" w:eastAsia="Palatino Linotype" w:hAnsi="Palatino Linotype"/>
+      <w:rFonts w:ascii="TeX Gyre Pagella" w:cs="TeX Gyre Pagella" w:eastAsia="TeX Gyre Pagella" w:hAnsi="TeX Gyre Pagella"/>
       <w:sz w:val="20"/>
     </w:rPr>
   </w:style>
@@ -74622,7 +74622,7 @@
       <w:shd w:color="auto" w:fill="F3EEF7" w:val="clear"/>
     </w:pPr>
     <w:rPr>
-      <w:rFonts w:ascii="Palatino Linotype" w:cs="Palatino Linotype" w:eastAsia="Palatino Linotype" w:hAnsi="Palatino Linotype"/>
+      <w:rFonts w:ascii="TeX Gyre Pagella" w:cs="TeX Gyre Pagella" w:eastAsia="TeX Gyre Pagella" w:hAnsi="TeX Gyre Pagella"/>
       <w:sz w:val="20"/>
     </w:rPr>
   </w:style>
@@ -74636,7 +74636,7 @@
       <w:shd w:color="auto" w:fill="E7E6E6" w:val="clear"/>
     </w:pPr>
     <w:rPr>
-      <w:rFonts w:ascii="Palatino Linotype" w:cs="Palatino Linotype" w:eastAsia="Palatino Linotype" w:hAnsi="Palatino Linotype"/>
+      <w:rFonts w:ascii="TeX Gyre Pagella" w:cs="TeX Gyre Pagella" w:eastAsia="TeX Gyre Pagella" w:hAnsi="TeX Gyre Pagella"/>
       <w:sz w:val="20"/>
     </w:rPr>
   </w:style>
@@ -74650,7 +74650,7 @@
       <w:shd w:color="auto" w:fill="FAF9F6" w:val="clear"/>
     </w:pPr>
     <w:rPr>
-      <w:rFonts w:ascii="Palatino Linotype" w:cs="Palatino Linotype" w:eastAsia="Palatino Linotype" w:hAnsi="Palatino Linotype"/>
+      <w:rFonts w:ascii="TeX Gyre Pagella" w:cs="TeX Gyre Pagella" w:eastAsia="TeX Gyre Pagella" w:hAnsi="TeX Gyre Pagella"/>
       <w:sz w:val="20"/>
     </w:rPr>
   </w:style>
@@ -74664,7 +74664,7 @@
       <w:shd w:color="auto" w:fill="5F2987" w:val="clear"/>
     </w:pPr>
     <w:rPr>
-      <w:rFonts w:ascii="Palatino Linotype" w:cs="Palatino Linotype" w:eastAsia="Palatino Linotype" w:hAnsi="Palatino Linotype"/>
+      <w:rFonts w:ascii="TeX Gyre Pagella" w:cs="TeX Gyre Pagella" w:eastAsia="TeX Gyre Pagella" w:hAnsi="TeX Gyre Pagella"/>
       <w:color w:val="FFFFFF"/>
       <w:sz w:val="20"/>
     </w:rPr>
@@ -74679,7 +74679,7 @@
       <w:shd w:color="auto" w:fill="3C7D3A" w:val="clear"/>
     </w:pPr>
     <w:rPr>
-      <w:rFonts w:ascii="Palatino Linotype" w:cs="Palatino Linotype" w:eastAsia="Palatino Linotype" w:hAnsi="Palatino Linotype"/>
+      <w:rFonts w:ascii="TeX Gyre Pagella" w:cs="TeX Gyre Pagella" w:eastAsia="TeX Gyre Pagella" w:hAnsi="TeX Gyre Pagella"/>
       <w:color w:val="FFFFFF"/>
       <w:sz w:val="20"/>
     </w:rPr>
@@ -74694,7 +74694,7 @@
       <w:shd w:color="auto" w:fill="1F5F99" w:val="clear"/>
     </w:pPr>
     <w:rPr>
-      <w:rFonts w:ascii="Palatino Linotype" w:cs="Palatino Linotype" w:eastAsia="Palatino Linotype" w:hAnsi="Palatino Linotype"/>
+      <w:rFonts w:ascii="TeX Gyre Pagella" w:cs="TeX Gyre Pagella" w:eastAsia="TeX Gyre Pagella" w:hAnsi="TeX Gyre Pagella"/>
       <w:color w:val="FFFFFF"/>
       <w:sz w:val="20"/>
     </w:rPr>
@@ -74709,7 +74709,7 @@
       <w:shd w:color="auto" w:fill="B22222" w:val="clear"/>
     </w:pPr>
     <w:rPr>
-      <w:rFonts w:ascii="Palatino Linotype" w:cs="Palatino Linotype" w:eastAsia="Palatino Linotype" w:hAnsi="Palatino Linotype"/>
+      <w:rFonts w:ascii="TeX Gyre Pagella" w:cs="TeX Gyre Pagella" w:eastAsia="TeX Gyre Pagella" w:hAnsi="TeX Gyre Pagella"/>
       <w:color w:val="FFFFFF"/>
       <w:sz w:val="20"/>
     </w:rPr>
@@ -74724,7 +74724,7 @@
       <w:shd w:color="auto" w:fill="B8860B" w:val="clear"/>
     </w:pPr>
     <w:rPr>
-      <w:rFonts w:ascii="Palatino Linotype" w:cs="Palatino Linotype" w:eastAsia="Palatino Linotype" w:hAnsi="Palatino Linotype"/>
+      <w:rFonts w:ascii="TeX Gyre Pagella" w:cs="TeX Gyre Pagella" w:eastAsia="TeX Gyre Pagella" w:hAnsi="TeX Gyre Pagella"/>
       <w:color w:val="FFFFFF"/>
       <w:sz w:val="20"/>
     </w:rPr>
@@ -74739,7 +74739,7 @@
       <w:shd w:color="auto" w:fill="E07B28" w:val="clear"/>
     </w:pPr>
     <w:rPr>
-      <w:rFonts w:ascii="Palatino Linotype" w:cs="Palatino Linotype" w:eastAsia="Palatino Linotype" w:hAnsi="Palatino Linotype"/>
+      <w:rFonts w:ascii="TeX Gyre Pagella" w:cs="TeX Gyre Pagella" w:eastAsia="TeX Gyre Pagella" w:hAnsi="TeX Gyre Pagella"/>
       <w:color w:val="FFFFFF"/>
       <w:sz w:val="20"/>
     </w:rPr>
@@ -74754,7 +74754,7 @@
       <w:shd w:color="auto" w:fill="767171" w:val="clear"/>
     </w:pPr>
     <w:rPr>
-      <w:rFonts w:ascii="Palatino Linotype" w:cs="Palatino Linotype" w:eastAsia="Palatino Linotype" w:hAnsi="Palatino Linotype"/>
+      <w:rFonts w:ascii="TeX Gyre Pagella" w:cs="TeX Gyre Pagella" w:eastAsia="TeX Gyre Pagella" w:hAnsi="TeX Gyre Pagella"/>
       <w:color w:val="FFFFFF"/>
       <w:sz w:val="20"/>
     </w:rPr>

--- a/oposicion/temario/tercer-ejercicio/3A09.docx
+++ b/oposicion/temario/tercer-ejercicio/3A09.docx
@@ -83,6 +83,17 @@
       </w:r>
       <w:r>
         <w:t xml:space="preserve">:</w:t>
+      </w:r>
+    </w:p>
+    <w:p>
+      <w:pPr>
+        <w:numPr>
+          <w:ilvl w:val="1"/>
+          <w:numId w:val="1002"/>
+        </w:numPr>
+      </w:pPr>
+      <w:r>
+        <w:t xml:space="preserve">«A falta de pan, buenas son tortas», dice el refrán: cuando algo falta o se encarece, uno se apaña con otra cosa y puede quedar casi igual de bien.</w:t>
       </w:r>
     </w:p>
     <w:p>
@@ -51600,7 +51611,7 @@
         <w:t xml:space="preserve"> </w:t>
       </w:r>
       <w:r>
-        <w:t xml:space="preserve">ignora que el consumidor sustituye lo que se encarece; si es distinta, puede quedarse corta, y la compensación exacta es la variación compensatoria. Lo que esa traducción no permite es sumar el bienestar de personas distintas: para eso hacen falta juicios de valor, y ahí empieza la economía del bienestar.</w:t>
+        <w:t xml:space="preserve">ignora que el consumidor sustituye lo que se encarece: a falta de pan, buenas son tortas; si es distinta, puede quedarse corta, y la compensación exacta es la variación compensatoria. Lo que esa traducción no permite es sumar el bienestar de personas distintas: para eso hacen falta juicios de valor, y ahí empieza la economía del bienestar.</w:t>
       </w:r>
     </w:p>
     <w:p>

--- a/oposicion/temario/tercer-ejercicio/3A09.docx
+++ b/oposicion/temario/tercer-ejercicio/3A09.docx
@@ -1815,6 +1815,7 @@
     <w:p>
       <w:pPr>
         <w:pStyle w:val="Esquema"/>
+        <w:keepLines/>
       </w:pPr>
       <w:r>
         <w:rPr>
@@ -2191,6 +2192,7 @@
     <w:p>
       <w:pPr>
         <w:pStyle w:val="Notaalopositor"/>
+        <w:keepLines/>
       </w:pPr>
       <w:r>
         <w:rPr>
@@ -2359,6 +2361,7 @@
     <w:p>
       <w:pPr>
         <w:pStyle w:val="Notaalopositor"/>
+        <w:keepLines/>
       </w:pPr>
       <w:r>
         <w:rPr>
@@ -3645,6 +3648,7 @@
       </w:tblGrid>
       <w:tr>
         <w:trPr>
+          <w:cantSplit/>
           <w:tblHeader w:val="on"/>
         </w:trPr>
         <w:tc>
@@ -3652,6 +3656,9 @@
           <w:p/>
         </w:tc>
         <w:tc>
+          <w:tcPr>
+            <w:shd w:val="clear" w:color="auto" w:fill="DDEBF7"/>
+          </w:tcPr>
           <w:tcPr/>
           <w:p>
             <w:pPr>
@@ -3668,6 +3675,9 @@
           </w:p>
         </w:tc>
         <w:tc>
+          <w:tcPr>
+            <w:shd w:val="clear" w:color="auto" w:fill="DDEBF7"/>
+          </w:tcPr>
           <w:tcPr/>
           <w:p>
             <w:pPr>
@@ -3685,6 +3695,9 @@
         </w:tc>
       </w:tr>
       <w:tr>
+        <w:trPr>
+          <w:cantSplit/>
+        </w:trPr>
         <w:tc>
           <w:tcPr/>
           <w:p>
@@ -3794,6 +3807,9 @@
         </w:tc>
       </w:tr>
       <w:tr>
+        <w:trPr>
+          <w:cantSplit/>
+        </w:trPr>
         <w:tc>
           <w:tcPr/>
           <w:p>
@@ -3923,6 +3939,9 @@
         </w:tc>
       </w:tr>
       <w:tr>
+        <w:trPr>
+          <w:cantSplit/>
+        </w:trPr>
         <w:tc>
           <w:tcPr/>
           <w:p>
@@ -4033,6 +4052,9 @@
         </w:tc>
       </w:tr>
       <w:tr>
+        <w:trPr>
+          <w:cantSplit/>
+        </w:trPr>
         <w:tc>
           <w:tcPr/>
           <w:p>
@@ -4173,6 +4195,9 @@
         </w:tc>
       </w:tr>
       <w:tr>
+        <w:trPr>
+          <w:cantSplit/>
+        </w:trPr>
         <w:tc>
           <w:tcPr/>
           <w:p>
@@ -12110,6 +12135,7 @@
     <w:p>
       <w:pPr>
         <w:pStyle w:val="Funcionclave"/>
+        <w:keepLines/>
       </w:pPr>
       <m:oMathPara>
         <m:oMathParaPr>
@@ -15003,9 +15029,13 @@
       </w:tblGrid>
       <w:tr>
         <w:trPr>
+          <w:cantSplit/>
           <w:tblHeader w:val="on"/>
         </w:trPr>
         <w:tc>
+          <w:tcPr>
+            <w:shd w:val="clear" w:color="auto" w:fill="DDEBF7"/>
+          </w:tcPr>
           <w:tcPr/>
           <w:p>
             <w:pPr>
@@ -15139,6 +15169,9 @@
           </w:p>
         </w:tc>
         <w:tc>
+          <w:tcPr>
+            <w:shd w:val="clear" w:color="auto" w:fill="DDEBF7"/>
+          </w:tcPr>
           <w:tcPr/>
           <w:p>
             <w:pPr>
@@ -15273,6 +15306,9 @@
         </w:tc>
       </w:tr>
       <w:tr>
+        <w:trPr>
+          <w:cantSplit/>
+        </w:trPr>
         <w:tc>
           <w:tcPr/>
           <w:p>
@@ -15385,6 +15421,9 @@
         </w:tc>
       </w:tr>
       <w:tr>
+        <w:trPr>
+          <w:cantSplit/>
+        </w:trPr>
         <w:tc>
           <w:tcPr/>
           <w:p>
@@ -15586,6 +15625,9 @@
         </w:tc>
       </w:tr>
       <w:tr>
+        <w:trPr>
+          <w:cantSplit/>
+        </w:trPr>
         <w:tc>
           <w:tcPr/>
           <w:p>
@@ -15684,6 +15726,9 @@
         </w:tc>
       </w:tr>
       <w:tr>
+        <w:trPr>
+          <w:cantSplit/>
+        </w:trPr>
         <w:tc>
           <w:tcPr/>
           <w:p>
@@ -15798,6 +15843,9 @@
         </w:tc>
       </w:tr>
       <w:tr>
+        <w:trPr>
+          <w:cantSplit/>
+        </w:trPr>
         <w:tc>
           <w:tcPr/>
           <w:p>
@@ -15896,6 +15944,9 @@
         </w:tc>
       </w:tr>
       <w:tr>
+        <w:trPr>
+          <w:cantSplit/>
+        </w:trPr>
         <w:tc>
           <w:tcPr/>
           <w:p>
@@ -19059,6 +19110,7 @@
     <w:p>
       <w:pPr>
         <w:pStyle w:val="Ideaclave"/>
+        <w:keepLines/>
       </w:pPr>
       <w:r>
         <w:t xml:space="preserve">Maximizar la utilidad con una renta y minimizar el gasto con una utilidad son el mismo problema visto desde dos lados. Su valor está en las funciones que produce: la función de gasto mide la utilidad en dinero, sus derivadas son las demandas compensadas (</w:t>
@@ -19459,6 +19511,7 @@
     <w:p>
       <w:pPr>
         <w:pStyle w:val="Notaalopositor"/>
+        <w:keepLines/>
       </w:pPr>
       <w:r>
         <w:rPr>
@@ -27191,10 +27244,12 @@
       </w:tblGrid>
       <w:tr>
         <w:trPr>
+          <w:cantSplit/>
           <w:tblHeader w:val="on"/>
         </w:trPr>
         <w:tc>
           <w:tcPr>
+            <w:shd w:val="clear" w:color="auto" w:fill="DDEBF7"/>
             <w:vAlign w:val="center"/>
           </w:tcPr>
           <w:p>
@@ -27213,6 +27268,7 @@
         </w:tc>
         <w:tc>
           <w:tcPr>
+            <w:shd w:val="clear" w:color="auto" w:fill="DDEBF7"/>
             <w:vAlign w:val="center"/>
           </w:tcPr>
           <w:p>
@@ -27231,6 +27287,7 @@
         </w:tc>
         <w:tc>
           <w:tcPr>
+            <w:shd w:val="clear" w:color="auto" w:fill="DDEBF7"/>
             <w:vAlign w:val="center"/>
           </w:tcPr>
           <w:p>
@@ -27249,6 +27306,7 @@
         </w:tc>
         <w:tc>
           <w:tcPr>
+            <w:shd w:val="clear" w:color="auto" w:fill="DDEBF7"/>
             <w:vAlign w:val="center"/>
           </w:tcPr>
           <w:p>
@@ -27267,6 +27325,7 @@
         </w:tc>
         <w:tc>
           <w:tcPr>
+            <w:shd w:val="clear" w:color="auto" w:fill="DDEBF7"/>
             <w:vAlign w:val="center"/>
           </w:tcPr>
           <w:p>
@@ -27285,6 +27344,7 @@
         </w:tc>
         <w:tc>
           <w:tcPr>
+            <w:shd w:val="clear" w:color="auto" w:fill="DDEBF7"/>
             <w:vAlign w:val="center"/>
           </w:tcPr>
           <w:p>
@@ -27303,6 +27363,9 @@
         </w:tc>
       </w:tr>
       <w:tr>
+        <w:trPr>
+          <w:cantSplit/>
+        </w:trPr>
         <w:tc>
           <w:tcPr>
             <w:vAlign w:val="center"/>
@@ -27401,6 +27464,9 @@
         </w:tc>
       </w:tr>
       <w:tr>
+        <w:trPr>
+          <w:cantSplit/>
+        </w:trPr>
         <w:tc>
           <w:tcPr>
             <w:vAlign w:val="center"/>
@@ -27523,6 +27589,9 @@
         </w:tc>
       </w:tr>
       <w:tr>
+        <w:trPr>
+          <w:cantSplit/>
+        </w:trPr>
         <w:tc>
           <w:tcPr>
             <w:vAlign w:val="center"/>
@@ -27645,6 +27714,9 @@
         </w:tc>
       </w:tr>
       <w:tr>
+        <w:trPr>
+          <w:cantSplit/>
+        </w:trPr>
         <w:tc>
           <w:tcPr>
             <w:vAlign w:val="center"/>
@@ -27799,8 +27871,12 @@
         </w:tc>
       </w:tr>
       <w:tr>
+        <w:trPr>
+          <w:cantSplit/>
+        </w:trPr>
         <w:tc>
           <w:tcPr>
+            <w:shd w:val="clear" w:color="auto" w:fill="E2EFD9"/>
             <w:vAlign w:val="center"/>
           </w:tcPr>
           <w:p>
@@ -27864,6 +27940,7 @@
         </w:tc>
         <w:tc>
           <w:tcPr>
+            <w:shd w:val="clear" w:color="auto" w:fill="E2EFD9"/>
             <w:vAlign w:val="center"/>
           </w:tcPr>
           <w:p>
@@ -27878,6 +27955,7 @@
         </w:tc>
         <w:tc>
           <w:tcPr>
+            <w:shd w:val="clear" w:color="auto" w:fill="E2EFD9"/>
             <w:vAlign w:val="center"/>
           </w:tcPr>
           <w:p>
@@ -27892,6 +27970,7 @@
         </w:tc>
         <w:tc>
           <w:tcPr>
+            <w:shd w:val="clear" w:color="auto" w:fill="E2EFD9"/>
             <w:vAlign w:val="center"/>
           </w:tcPr>
           <w:p>
@@ -27906,6 +27985,7 @@
         </w:tc>
         <w:tc>
           <w:tcPr>
+            <w:shd w:val="clear" w:color="auto" w:fill="E2EFD9"/>
             <w:vAlign w:val="center"/>
           </w:tcPr>
           <w:p>
@@ -27920,6 +28000,7 @@
         </w:tc>
         <w:tc>
           <w:tcPr>
+            <w:shd w:val="clear" w:color="auto" w:fill="E2EFD9"/>
             <w:vAlign w:val="center"/>
           </w:tcPr>
           <w:p>
@@ -27970,6 +28051,9 @@
         </w:tc>
       </w:tr>
       <w:tr>
+        <w:trPr>
+          <w:cantSplit/>
+        </w:trPr>
         <w:tc>
           <w:tcPr>
             <w:vAlign w:val="center"/>
@@ -30325,6 +30409,7 @@
     <w:p>
       <w:pPr>
         <w:pStyle w:val="Notaalopositor"/>
+        <w:keepLines/>
       </w:pPr>
       <w:r>
         <w:rPr>
@@ -35163,6 +35248,7 @@
     <w:p>
       <w:pPr>
         <w:pStyle w:val="Funcionclave"/>
+        <w:keepLines/>
       </w:pPr>
       <m:oMathPara>
         <m:oMathParaPr>
@@ -36833,10 +36919,12 @@
       </w:tblGrid>
       <w:tr>
         <w:trPr>
+          <w:cantSplit/>
           <w:tblHeader w:val="on"/>
         </w:trPr>
         <w:tc>
           <w:tcPr>
+            <w:shd w:val="clear" w:color="auto" w:fill="E2EFD9"/>
             <w:vAlign w:val="center"/>
           </w:tcPr>
           <w:p>
@@ -36956,6 +37044,7 @@
         </w:tc>
         <w:tc>
           <w:tcPr>
+            <w:shd w:val="clear" w:color="auto" w:fill="E2EFD9"/>
             <w:vAlign w:val="center"/>
           </w:tcPr>
           <w:p>
@@ -37133,6 +37222,7 @@
         </w:tc>
         <w:tc>
           <w:tcPr>
+            <w:shd w:val="clear" w:color="auto" w:fill="E2EFD9"/>
             <w:vAlign w:val="center"/>
           </w:tcPr>
           <w:p>
@@ -37261,8 +37351,12 @@
         </w:tc>
       </w:tr>
       <w:tr>
+        <w:trPr>
+          <w:cantSplit/>
+        </w:trPr>
         <w:tc>
           <w:tcPr>
+            <w:shd w:val="clear" w:color="auto" w:fill="DDEBF7"/>
             <w:vAlign w:val="center"/>
           </w:tcPr>
           <w:p>
@@ -37281,6 +37375,7 @@
         </w:tc>
         <w:tc>
           <w:tcPr>
+            <w:shd w:val="clear" w:color="auto" w:fill="DDEBF7"/>
             <w:vAlign w:val="center"/>
           </w:tcPr>
           <w:p>
@@ -37299,6 +37394,7 @@
         </w:tc>
         <w:tc>
           <w:tcPr>
+            <w:shd w:val="clear" w:color="auto" w:fill="DDEBF7"/>
             <w:vAlign w:val="center"/>
           </w:tcPr>
           <w:p>
@@ -37317,6 +37413,9 @@
         </w:tc>
       </w:tr>
       <w:tr>
+        <w:trPr>
+          <w:cantSplit/>
+        </w:trPr>
         <w:tc>
           <w:tcPr>
             <w:vAlign w:val="center"/>
@@ -37376,6 +37475,9 @@
         </w:tc>
       </w:tr>
       <w:tr>
+        <w:trPr>
+          <w:cantSplit/>
+        </w:trPr>
         <w:tc>
           <w:tcPr>
             <w:vAlign w:val="center"/>
@@ -37435,6 +37537,9 @@
         </w:tc>
       </w:tr>
       <w:tr>
+        <w:trPr>
+          <w:cantSplit/>
+        </w:trPr>
         <w:tc>
           <w:tcPr>
             <w:vAlign w:val="center"/>
@@ -37487,6 +37592,9 @@
         </w:tc>
       </w:tr>
       <w:tr>
+        <w:trPr>
+          <w:cantSplit/>
+        </w:trPr>
         <w:tc>
           <w:tcPr>
             <w:vAlign w:val="center"/>
@@ -38294,10 +38402,12 @@
       </w:tblGrid>
       <w:tr>
         <w:trPr>
+          <w:cantSplit/>
           <w:tblHeader w:val="on"/>
         </w:trPr>
         <w:tc>
           <w:tcPr>
+            <w:shd w:val="clear" w:color="auto" w:fill="E2EFD9"/>
             <w:vAlign w:val="center"/>
           </w:tcPr>
           <w:p>
@@ -38417,6 +38527,7 @@
         </w:tc>
         <w:tc>
           <w:tcPr>
+            <w:shd w:val="clear" w:color="auto" w:fill="E2EFD9"/>
             <w:vAlign w:val="center"/>
           </w:tcPr>
           <w:p>
@@ -38594,6 +38705,7 @@
         </w:tc>
         <w:tc>
           <w:tcPr>
+            <w:shd w:val="clear" w:color="auto" w:fill="E2EFD9"/>
             <w:vAlign w:val="center"/>
           </w:tcPr>
           <w:p>
@@ -38722,8 +38834,12 @@
         </w:tc>
       </w:tr>
       <w:tr>
+        <w:trPr>
+          <w:cantSplit/>
+        </w:trPr>
         <w:tc>
           <w:tcPr>
+            <w:shd w:val="clear" w:color="auto" w:fill="FBE4D5"/>
             <w:vAlign w:val="center"/>
           </w:tcPr>
           <w:p>
@@ -38742,6 +38858,7 @@
         </w:tc>
         <w:tc>
           <w:tcPr>
+            <w:shd w:val="clear" w:color="auto" w:fill="FBE4D5"/>
             <w:vAlign w:val="center"/>
           </w:tcPr>
           <w:p>
@@ -38760,6 +38877,7 @@
         </w:tc>
         <w:tc>
           <w:tcPr>
+            <w:shd w:val="clear" w:color="auto" w:fill="FBE4D5"/>
             <w:vAlign w:val="center"/>
           </w:tcPr>
           <w:p>
@@ -38778,6 +38896,9 @@
         </w:tc>
       </w:tr>
       <w:tr>
+        <w:trPr>
+          <w:cantSplit/>
+        </w:trPr>
         <w:tc>
           <w:tcPr>
             <w:vMerge w:val="restart"/>
@@ -38872,6 +38993,9 @@
         </w:tc>
       </w:tr>
       <w:tr>
+        <w:trPr>
+          <w:cantSplit/>
+        </w:trPr>
         <w:tc>
           <w:tcPr>
             <w:gridSpan w:val="1"/>
@@ -38940,6 +39064,9 @@
         </w:tc>
       </w:tr>
       <w:tr>
+        <w:trPr>
+          <w:cantSplit/>
+        </w:trPr>
         <w:tc>
           <w:tcPr>
             <w:gridSpan w:val="1"/>
@@ -39012,6 +39139,9 @@
         </w:tc>
       </w:tr>
       <w:tr>
+        <w:trPr>
+          <w:cantSplit/>
+        </w:trPr>
         <w:tc>
           <w:tcPr>
             <w:vMerge w:val="restart"/>
@@ -39100,6 +39230,9 @@
         </w:tc>
       </w:tr>
       <w:tr>
+        <w:trPr>
+          <w:cantSplit/>
+        </w:trPr>
         <w:tc>
           <w:tcPr>
             <w:gridSpan w:val="1"/>
@@ -39176,6 +39309,9 @@
         </w:tc>
       </w:tr>
       <w:tr>
+        <w:trPr>
+          <w:cantSplit/>
+        </w:trPr>
         <w:tc>
           <w:tcPr>
             <w:gridSpan w:val="1"/>
@@ -39248,6 +39384,9 @@
         </w:tc>
       </w:tr>
       <w:tr>
+        <w:trPr>
+          <w:cantSplit/>
+        </w:trPr>
         <w:tc>
           <w:tcPr>
             <w:vMerge w:val="restart"/>
@@ -39328,6 +39467,9 @@
         </w:tc>
       </w:tr>
       <w:tr>
+        <w:trPr>
+          <w:cantSplit/>
+        </w:trPr>
         <w:tc>
           <w:tcPr>
             <w:gridSpan w:val="1"/>
@@ -39396,6 +39538,9 @@
         </w:tc>
       </w:tr>
       <w:tr>
+        <w:trPr>
+          <w:cantSplit/>
+        </w:trPr>
         <w:tc>
           <w:tcPr>
             <w:gridSpan w:val="1"/>
@@ -45964,6 +46109,7 @@
     <w:p>
       <w:pPr>
         <w:pStyle w:val="Notaalopositor"/>
+        <w:keepLines/>
       </w:pPr>
       <w:r>
         <w:rPr>
@@ -51028,6 +51174,7 @@
     <w:p>
       <w:pPr>
         <w:pStyle w:val="Ideaclave"/>
+        <w:keepLines/>
       </w:pPr>
       <w:r>
         <w:t xml:space="preserve">La función de gasto traduce la utilidad a euros. La VC y la VE miden exactamente el cambio de bienestar; el excedente marshalliano las aproxima tanto mejor cuanto menor es el efecto renta (</w:t>
@@ -51617,6 +51764,8 @@
     <w:p>
       <w:pPr>
         <w:pStyle w:val="Cajadeanotaciones"/>
+        <w:keepNext/>
+        <w:keepLines/>
       </w:pPr>
       <w:r>
         <w:rPr>
@@ -51629,6 +51778,8 @@
     <w:p>
       <w:pPr>
         <w:pStyle w:val="Cajadeanotaciones"/>
+        <w:keepNext/>
+        <w:keepLines/>
         <w:numPr>
           <w:ilvl w:val="0"/>
           <w:numId w:val="1121"/>
@@ -51691,6 +51842,8 @@
     <w:p>
       <w:pPr>
         <w:pStyle w:val="Cajadeanotaciones"/>
+        <w:keepNext/>
+        <w:keepLines/>
         <w:numPr>
           <w:ilvl w:val="0"/>
           <w:numId w:val="1121"/>
@@ -51741,6 +51894,8 @@
     <w:p>
       <w:pPr>
         <w:pStyle w:val="Cajadeanotaciones"/>
+        <w:keepNext/>
+        <w:keepLines/>
         <w:numPr>
           <w:ilvl w:val="0"/>
           <w:numId w:val="1121"/>
@@ -51803,6 +51958,7 @@
     <w:p>
       <w:pPr>
         <w:pStyle w:val="Cajadeanotaciones"/>
+        <w:keepLines/>
         <w:numPr>
           <w:ilvl w:val="0"/>
           <w:numId w:val="1121"/>
@@ -52174,6 +52330,7 @@
       </w:tblGrid>
       <w:tr>
         <w:trPr>
+          <w:cantSplit/>
           <w:tblHeader w:val="on"/>
         </w:trPr>
         <w:tc>
@@ -52184,6 +52341,7 @@
         </w:tc>
         <w:tc>
           <w:tcPr>
+            <w:shd w:val="clear" w:color="auto" w:fill="DDEBF7"/>
             <w:vAlign w:val="center"/>
           </w:tcPr>
           <w:p>
@@ -52305,6 +52463,7 @@
         </w:tc>
         <w:tc>
           <w:tcPr>
+            <w:shd w:val="clear" w:color="auto" w:fill="DDEBF7"/>
             <w:vAlign w:val="center"/>
           </w:tcPr>
           <w:p>
@@ -52426,6 +52585,9 @@
         </w:tc>
       </w:tr>
       <w:tr>
+        <w:trPr>
+          <w:cantSplit/>
+        </w:trPr>
         <w:tc>
           <w:tcPr>
             <w:vAlign w:val="center"/>
@@ -52660,6 +52822,9 @@
         </w:tc>
       </w:tr>
       <w:tr>
+        <w:trPr>
+          <w:cantSplit/>
+        </w:trPr>
         <w:tc>
           <w:tcPr>
             <w:vAlign w:val="center"/>
@@ -52982,6 +53147,9 @@
         </w:tc>
       </w:tr>
       <w:tr>
+        <w:trPr>
+          <w:cantSplit/>
+        </w:trPr>
         <w:tc>
           <w:tcPr>
             <w:vAlign w:val="center"/>
@@ -53066,6 +53234,9 @@
         </w:tc>
       </w:tr>
       <w:tr>
+        <w:trPr>
+          <w:cantSplit/>
+        </w:trPr>
         <w:tc>
           <w:tcPr>
             <w:vAlign w:val="center"/>
@@ -53242,6 +53413,9 @@
         </w:tc>
       </w:tr>
       <w:tr>
+        <w:trPr>
+          <w:cantSplit/>
+        </w:trPr>
         <w:tc>
           <w:tcPr>
             <w:vAlign w:val="center"/>
@@ -61374,10 +61548,12 @@
       </w:tblGrid>
       <w:tr>
         <w:trPr>
+          <w:cantSplit/>
           <w:tblHeader w:val="on"/>
         </w:trPr>
         <w:tc>
           <w:tcPr>
+            <w:shd w:val="clear" w:color="auto" w:fill="DDEBF7"/>
             <w:vAlign w:val="center"/>
           </w:tcPr>
           <w:p>
@@ -61396,6 +61572,7 @@
         </w:tc>
         <w:tc>
           <w:tcPr>
+            <w:shd w:val="clear" w:color="auto" w:fill="DDEBF7"/>
             <w:vAlign w:val="center"/>
           </w:tcPr>
           <w:p>
@@ -61414,6 +61591,7 @@
         </w:tc>
         <w:tc>
           <w:tcPr>
+            <w:shd w:val="clear" w:color="auto" w:fill="DDEBF7"/>
             <w:vAlign w:val="center"/>
           </w:tcPr>
           <w:p>
@@ -61432,6 +61610,9 @@
         </w:tc>
       </w:tr>
       <w:tr>
+        <w:trPr>
+          <w:cantSplit/>
+        </w:trPr>
         <w:tc>
           <w:tcPr>
             <w:vAlign w:val="center"/>
@@ -61451,6 +61632,7 @@
         </w:tc>
         <w:tc>
           <w:tcPr>
+            <w:shd w:val="clear" w:color="auto" w:fill="E2EFD9"/>
             <w:vAlign w:val="center"/>
           </w:tcPr>
           <w:p>
@@ -61605,6 +61787,9 @@
         </w:tc>
       </w:tr>
       <w:tr>
+        <w:trPr>
+          <w:cantSplit/>
+        </w:trPr>
         <w:tc>
           <w:tcPr>
             <w:vAlign w:val="center"/>
@@ -61717,6 +61902,9 @@
         </w:tc>
       </w:tr>
       <w:tr>
+        <w:trPr>
+          <w:cantSplit/>
+        </w:trPr>
         <w:tc>
           <w:tcPr>
             <w:vAlign w:val="center"/>
@@ -61990,6 +62178,9 @@
         </w:tc>
       </w:tr>
       <w:tr>
+        <w:trPr>
+          <w:cantSplit/>
+        </w:trPr>
         <w:tc>
           <w:tcPr>
             <w:vAlign w:val="center"/>
@@ -63803,6 +63994,7 @@
     <w:p>
       <w:pPr>
         <w:pStyle w:val="Cajadeanotaciones"/>
+        <w:keepLines/>
       </w:pPr>
       <w:r>
         <w:t xml:space="preserve">Preguntas tipo test:</w:t>
@@ -72871,8 +73063,8 @@
       </w:rPr>
     </w:lvl>
   </w:abstractNum>
-  <w:abstractNum w:abstractNumId="99201">
-    <w:nsid w:val="00A99201"/>
+  <w:abstractNum w:abstractNumId="99411">
+    <w:nsid w:val="00A99411"/>
     <w:multiLevelType w:val="multilevel"/>
     <w:lvl w:ilvl="0">
       <w:start w:val="1"/>
@@ -72885,7 +73077,7 @@
     </w:lvl>
     <w:lvl w:ilvl="1">
       <w:start w:val="1"/>
-      <w:numFmt w:val="lowerLetter"/>
+      <w:numFmt w:val="decimal"/>
       <w:lvlText w:val="%2."/>
       <w:lvlJc w:val="left"/>
       <w:pPr>
@@ -72894,7 +73086,7 @@
     </w:lvl>
     <w:lvl w:ilvl="2">
       <w:start w:val="1"/>
-      <w:numFmt w:val="lowerRoman"/>
+      <w:numFmt w:val="decimal"/>
       <w:lvlText w:val="%3."/>
       <w:lvlJc w:val="left"/>
       <w:pPr>
@@ -72912,7 +73104,7 @@
     </w:lvl>
     <w:lvl w:ilvl="4">
       <w:start w:val="1"/>
-      <w:numFmt w:val="lowerLetter"/>
+      <w:numFmt w:val="decimal"/>
       <w:lvlText w:val="%5."/>
       <w:lvlJc w:val="left"/>
       <w:pPr>
@@ -72921,7 +73113,7 @@
     </w:lvl>
     <w:lvl w:ilvl="5">
       <w:start w:val="1"/>
-      <w:numFmt w:val="lowerRoman"/>
+      <w:numFmt w:val="decimal"/>
       <w:lvlText w:val="%6."/>
       <w:lvlJc w:val="left"/>
       <w:pPr>
@@ -72939,7 +73131,7 @@
     </w:lvl>
     <w:lvl w:ilvl="7">
       <w:start w:val="1"/>
-      <w:numFmt w:val="lowerLetter"/>
+      <w:numFmt w:val="decimal"/>
       <w:lvlText w:val="%8."/>
       <w:lvlJc w:val="left"/>
       <w:pPr>
@@ -72948,7 +73140,7 @@
     </w:lvl>
     <w:lvl w:ilvl="8">
       <w:start w:val="1"/>
-      <w:numFmt w:val="lowerRoman"/>
+      <w:numFmt w:val="decimal"/>
       <w:lvlText w:val="%9."/>
       <w:lvlJc w:val="left"/>
       <w:pPr>
@@ -73023,7 +73215,7 @@
     <w:abstractNumId w:val="991"/>
   </w:num>
   <w:num w:numId="1022">
-    <w:abstractNumId w:val="99201"/>
+    <w:abstractNumId w:val="99411"/>
     <w:lvlOverride w:ilvl="0">
       <w:startOverride w:val="1"/>
     </w:lvlOverride>
@@ -73053,7 +73245,7 @@
     </w:lvlOverride>
   </w:num>
   <w:num w:numId="1023">
-    <w:abstractNumId w:val="99201"/>
+    <w:abstractNumId w:val="99411"/>
     <w:lvlOverride w:ilvl="0">
       <w:startOverride w:val="1"/>
     </w:lvlOverride>
@@ -73104,7 +73296,7 @@
     <w:abstractNumId w:val="991"/>
   </w:num>
   <w:num w:numId="1031">
-    <w:abstractNumId w:val="99201"/>
+    <w:abstractNumId w:val="99411"/>
     <w:lvlOverride w:ilvl="0">
       <w:startOverride w:val="1"/>
     </w:lvlOverride>
@@ -73134,7 +73326,7 @@
     </w:lvlOverride>
   </w:num>
   <w:num w:numId="1032">
-    <w:abstractNumId w:val="99201"/>
+    <w:abstractNumId w:val="99411"/>
     <w:lvlOverride w:ilvl="0">
       <w:startOverride w:val="1"/>
     </w:lvlOverride>
@@ -73182,7 +73374,7 @@
     <w:abstractNumId w:val="991"/>
   </w:num>
   <w:num w:numId="1039">
-    <w:abstractNumId w:val="99201"/>
+    <w:abstractNumId w:val="99411"/>
     <w:lvlOverride w:ilvl="0">
       <w:startOverride w:val="1"/>
     </w:lvlOverride>
@@ -73233,7 +73425,7 @@
     <w:abstractNumId w:val="991"/>
   </w:num>
   <w:num w:numId="1047">
-    <w:abstractNumId w:val="99201"/>
+    <w:abstractNumId w:val="99411"/>
     <w:lvlOverride w:ilvl="0">
       <w:startOverride w:val="1"/>
     </w:lvlOverride>
@@ -73263,7 +73455,7 @@
     </w:lvlOverride>
   </w:num>
   <w:num w:numId="1048">
-    <w:abstractNumId w:val="99201"/>
+    <w:abstractNumId w:val="99411"/>
     <w:lvlOverride w:ilvl="0">
       <w:startOverride w:val="1"/>
     </w:lvlOverride>
@@ -73407,7 +73599,7 @@
     <w:abstractNumId w:val="991"/>
   </w:num>
   <w:num w:numId="1087">
-    <w:abstractNumId w:val="99201"/>
+    <w:abstractNumId w:val="99411"/>
     <w:lvlOverride w:ilvl="0">
       <w:startOverride w:val="1"/>
     </w:lvlOverride>
@@ -73443,7 +73635,7 @@
     <w:abstractNumId w:val="991"/>
   </w:num>
   <w:num w:numId="1090">
-    <w:abstractNumId w:val="99201"/>
+    <w:abstractNumId w:val="99411"/>
     <w:lvlOverride w:ilvl="0">
       <w:startOverride w:val="1"/>
     </w:lvlOverride>
@@ -73473,7 +73665,7 @@
     </w:lvlOverride>
   </w:num>
   <w:num w:numId="1091">
-    <w:abstractNumId w:val="99201"/>
+    <w:abstractNumId w:val="99411"/>
     <w:lvlOverride w:ilvl="0">
       <w:startOverride w:val="1"/>
     </w:lvlOverride>
@@ -73614,7 +73806,7 @@
     <w:abstractNumId w:val="991"/>
   </w:num>
   <w:num w:numId="1129">
-    <w:abstractNumId w:val="99201"/>
+    <w:abstractNumId w:val="99411"/>
     <w:lvlOverride w:ilvl="0">
       <w:startOverride w:val="1"/>
     </w:lvlOverride>
@@ -73901,6 +74093,7 @@
       <w:keepNext/>
       <w:keepLines/>
       <w:spacing w:after="120" w:before="280"/>
+      <w:jc w:val="left"/>
       <w:outlineLvl w:val="0"/>
       <w:shd w:color="auto" w:fill="5F2987" w:val="clear"/>
     </w:pPr>
@@ -73927,6 +74120,7 @@
       <w:keepNext/>
       <w:keepLines/>
       <w:spacing w:after="80" w:before="240"/>
+      <w:jc w:val="left"/>
       <w:outlineLvl w:val="1"/>
       <w:pBdr>
         <w:bottom w:color="5F2987" w:space="1" w:sz="4" w:val="single"/>
@@ -73956,6 +74150,7 @@
       <w:keepLines/>
       <w:spacing w:after="80" w:before="160"/>
       <w:ind w:left="283"/>
+      <w:jc w:val="left"/>
       <w:outlineLvl w:val="2"/>
     </w:pPr>
     <w:rPr>
@@ -73982,6 +74177,7 @@
       <w:keepLines/>
       <w:spacing w:after="40" w:before="80"/>
       <w:ind w:left="567"/>
+      <w:jc w:val="left"/>
       <w:outlineLvl w:val="3"/>
     </w:pPr>
     <w:rPr>
@@ -74008,6 +74204,7 @@
       <w:keepLines/>
       <w:spacing w:after="40" w:before="80"/>
       <w:ind w:left="567"/>
+      <w:jc w:val="left"/>
       <w:outlineLvl w:val="4"/>
     </w:pPr>
     <w:rPr>
@@ -74033,6 +74230,7 @@
       <w:keepLines/>
       <w:spacing w:after="0" w:before="40"/>
       <w:ind w:left="567"/>
+      <w:jc w:val="left"/>
       <w:outlineLvl w:val="5"/>
     </w:pPr>
     <w:rPr>
@@ -74446,6 +74644,7 @@
         <w:left w:color="5F2987" w:space="8" w:sz="24" w:val="single"/>
       </w:pBdr>
       <w:shd w:color="auto" w:fill="F3EEF7" w:val="clear"/>
+      <w:jc w:val="left"/>
     </w:pPr>
     <w:rPr>
       <w:rFonts w:ascii="TeX Gyre Pagella" w:cs="TeX Gyre Pagella" w:eastAsia="TeX Gyre Pagella" w:hAnsi="TeX Gyre Pagella"/>
@@ -74464,6 +74663,7 @@
         <w:right w:color="767171" w:space="4" w:sz="4" w:val="single"/>
       </w:pBdr>
       <w:shd w:color="auto" w:fill="E7E6E6" w:val="clear"/>
+      <w:jc w:val="left"/>
     </w:pPr>
     <w:rPr>
       <w:rFonts w:ascii="TeX Gyre Pagella" w:cs="TeX Gyre Pagella" w:eastAsia="TeX Gyre Pagella" w:hAnsi="TeX Gyre Pagella"/>
@@ -74482,6 +74682,7 @@
         <w:right w:color="C8D8C0" w:space="4" w:sz="4" w:val="single"/>
       </w:pBdr>
       <w:shd w:color="auto" w:fill="E2EFD9" w:val="clear"/>
+      <w:jc w:val="left"/>
     </w:pPr>
     <w:rPr>
       <w:rFonts w:ascii="TeX Gyre Pagella" w:cs="TeX Gyre Pagella" w:eastAsia="TeX Gyre Pagella" w:hAnsi="TeX Gyre Pagella"/>
@@ -74501,6 +74702,7 @@
         <w:right w:color="5F2987" w:space="4" w:sz="4" w:val="single"/>
       </w:pBdr>
       <w:shd w:color="auto" w:fill="FAF9F6" w:val="clear"/>
+      <w:jc w:val="left"/>
     </w:pPr>
     <w:rPr>
       <w:rFonts w:ascii="TeX Gyre Pagella" w:cs="TeX Gyre Pagella" w:eastAsia="TeX Gyre Pagella" w:hAnsi="TeX Gyre Pagella"/>

--- a/oposicion/temario/tercer-ejercicio/3A09.docx
+++ b/oposicion/temario/tercer-ejercicio/3A09.docx
@@ -43,7 +43,7 @@
         <w:pStyle w:val="Paginasdeltema"/>
       </w:pPr>
       <w:r>
-        <w:t xml:space="preserve">Tema: 40 págs. · Anexos: 5 · Bibliografía: 4 (PDF)</w:t>
+        <w:t xml:space="preserve">Tema: 43 págs. · Anexos: 5 · Bibliografía: 4 (PDF)</w:t>
       </w:r>
     </w:p>
     <w:bookmarkStart w:id="27" w:name="introducci__n"/>
@@ -241,6 +241,7 @@
     </w:p>
     <w:p>
       <w:pPr>
+        <w:keepNext/>
         <w:numPr>
           <w:ilvl w:val="1"/>
           <w:numId w:val="1003"/>
@@ -254,7 +255,18 @@
         <w:t xml:space="preserve">Teórica</w:t>
       </w:r>
       <w:r>
-        <w:t xml:space="preserve">: la dualidad da rigor y sencillez a la teoría de la demanda (la ecuación de</w:t>
+        <w:t xml:space="preserve">: la dualidad:</w:t>
+      </w:r>
+    </w:p>
+    <w:p>
+      <w:pPr>
+        <w:numPr>
+          <w:ilvl w:val="2"/>
+          <w:numId w:val="1004"/>
+        </w:numPr>
+      </w:pPr>
+      <w:r>
+        <w:t xml:space="preserve">da rigor y sencillez a la teoría de la demanda (la ecuación de</w:t>
       </w:r>
       <w:r>
         <w:t xml:space="preserve"> </w:t>
@@ -269,7 +281,29 @@
         <w:t xml:space="preserve"> </w:t>
       </w:r>
       <w:r>
-        <w:t xml:space="preserve">se demuestra en dos líneas), resuelve su principal limitación, que las preferencias no son observables, y cierra el círculo entre preferencias y demanda (integrabilidad).</w:t>
+        <w:t xml:space="preserve">se demuestra en dos líneas);</w:t>
+      </w:r>
+    </w:p>
+    <w:p>
+      <w:pPr>
+        <w:numPr>
+          <w:ilvl w:val="2"/>
+          <w:numId w:val="1004"/>
+        </w:numPr>
+      </w:pPr>
+      <w:r>
+        <w:t xml:space="preserve">resuelve su principal limitación, que las preferencias no son observables;</w:t>
+      </w:r>
+    </w:p>
+    <w:p>
+      <w:pPr>
+        <w:numPr>
+          <w:ilvl w:val="2"/>
+          <w:numId w:val="1004"/>
+        </w:numPr>
+      </w:pPr>
+      <w:r>
+        <w:t xml:space="preserve">y cierra el círculo entre preferencias y demanda (integrabilidad).</w:t>
       </w:r>
     </w:p>
     <w:p>
@@ -393,9 +427,10 @@
     </w:p>
     <w:p>
       <w:pPr>
+        <w:keepNext/>
         <w:numPr>
           <w:ilvl w:val="1"/>
-          <w:numId w:val="1004"/>
+          <w:numId w:val="1005"/>
         </w:numPr>
       </w:pPr>
       <w:r>
@@ -468,7 +503,51 @@
         <w:t xml:space="preserve"> </w:t>
       </w:r>
       <w:r>
-        <w:t xml:space="preserve">se hace una pregunta en apariencia anecdótica: si se «da la vuelta» a ese problema y el consumidor minimiza el gasto necesario para alcanzar un nivel de utilidad, ¿cambian sus decisiones? La respuesta resulta de enorme utilidad, porque por el camino aparecen unas relaciones y propiedades del problema del consumidor que enriquecen la teoría neoclásica de la demanda y permiten contestar preguntas como estas: ¿qué demandas observadas son compatibles con la maximización de unas preferencias?, ¿son también suficientes las condiciones necesarias para esa compatibilidad?, ¿qué tipo de preferencias genera una clase particular de demandas? El análisis de dualidad ha sido determinante para responderlas.</w:t>
+        <w:t xml:space="preserve">se hace una pregunta en apariencia anecdótica: si se «da la vuelta» a ese problema y el consumidor minimiza el gasto necesario para alcanzar un nivel de utilidad, ¿cambian sus decisiones? La respuesta resulta de enorme utilidad, porque por el camino aparecen unas relaciones y propiedades del problema del consumidor que enriquecen la teoría neoclásica de la demanda y permiten contestar preguntas como estas:</w:t>
+      </w:r>
+    </w:p>
+    <w:p>
+      <w:pPr>
+        <w:numPr>
+          <w:ilvl w:val="2"/>
+          <w:numId w:val="1006"/>
+        </w:numPr>
+      </w:pPr>
+      <w:r>
+        <w:t xml:space="preserve">¿qué demandas observadas son compatibles con la maximización de unas preferencias?</w:t>
+      </w:r>
+    </w:p>
+    <w:p>
+      <w:pPr>
+        <w:numPr>
+          <w:ilvl w:val="2"/>
+          <w:numId w:val="1006"/>
+        </w:numPr>
+      </w:pPr>
+      <w:r>
+        <w:t xml:space="preserve">¿son también suficientes las condiciones necesarias para esa compatibilidad?</w:t>
+      </w:r>
+    </w:p>
+    <w:p>
+      <w:pPr>
+        <w:numPr>
+          <w:ilvl w:val="2"/>
+          <w:numId w:val="1006"/>
+        </w:numPr>
+      </w:pPr>
+      <w:r>
+        <w:t xml:space="preserve">¿qué tipo de preferencias genera una clase particular de demandas?</w:t>
+      </w:r>
+    </w:p>
+    <w:p>
+      <w:pPr>
+        <w:numPr>
+          <w:ilvl w:val="1"/>
+          <w:numId w:val="1005"/>
+        </w:numPr>
+      </w:pPr>
+      <w:r>
+        <w:t xml:space="preserve">El análisis de dualidad ha sido determinante para responderlas.</w:t>
       </w:r>
     </w:p>
     <w:p>
@@ -476,7 +555,7 @@
         <w:keepNext/>
         <w:numPr>
           <w:ilvl w:val="1"/>
-          <w:numId w:val="1004"/>
+          <w:numId w:val="1005"/>
         </w:numPr>
       </w:pPr>
       <w:r>
@@ -485,9 +564,10 @@
     </w:p>
     <w:p>
       <w:pPr>
+        <w:keepNext/>
         <w:numPr>
           <w:ilvl w:val="2"/>
-          <w:numId w:val="1005"/>
+          <w:numId w:val="1007"/>
         </w:numPr>
       </w:pPr>
       <w:r>
@@ -498,11 +578,16 @@
         <w:t xml:space="preserve">Dualidad</w:t>
       </w:r>
       <w:r>
-        <w:t xml:space="preserve">.</w:t>
-      </w:r>
-      <w:r>
-        <w:t xml:space="preserve"> </w:t>
-      </w:r>
+        <w:t xml:space="preserve">:</w:t>
+      </w:r>
+    </w:p>
+    <w:p>
+      <w:pPr>
+        <w:numPr>
+          <w:ilvl w:val="3"/>
+          <w:numId w:val="1008"/>
+        </w:numPr>
+      </w:pPr>
       <w:r>
         <w:rPr>
           <w:smallCaps/>
@@ -532,9 +617,14 @@
       <w:r>
         <w:t xml:space="preserve">obtiene las demandas y ofertas de la empresa derivando su función de beneficio;</w:t>
       </w:r>
-      <w:r>
-        <w:t xml:space="preserve"> </w:t>
-      </w:r>
+    </w:p>
+    <w:p>
+      <w:pPr>
+        <w:numPr>
+          <w:ilvl w:val="3"/>
+          <w:numId w:val="1008"/>
+        </w:numPr>
+      </w:pPr>
       <w:r>
         <w:rPr>
           <w:smallCaps/>
@@ -564,9 +654,14 @@
       <w:r>
         <w:t xml:space="preserve">introduce la demanda compensada;</w:t>
       </w:r>
-      <w:r>
-        <w:t xml:space="preserve"> </w:t>
-      </w:r>
+    </w:p>
+    <w:p>
+      <w:pPr>
+        <w:numPr>
+          <w:ilvl w:val="3"/>
+          <w:numId w:val="1008"/>
+        </w:numPr>
+      </w:pPr>
       <w:r>
         <w:rPr>
           <w:smallCaps/>
@@ -596,9 +691,14 @@
       <w:r>
         <w:t xml:space="preserve">obtiene las demandas a partir de la función indirecta de utilidad;</w:t>
       </w:r>
-      <w:r>
-        <w:t xml:space="preserve"> </w:t>
-      </w:r>
+    </w:p>
+    <w:p>
+      <w:pPr>
+        <w:numPr>
+          <w:ilvl w:val="3"/>
+          <w:numId w:val="1008"/>
+        </w:numPr>
+      </w:pPr>
       <w:r>
         <w:rPr>
           <w:smallCaps/>
@@ -626,7 +726,18 @@
         <w:t xml:space="preserve"> </w:t>
       </w:r>
       <w:r>
-        <w:t xml:space="preserve">deriva las demandas condicionadas de factores de la función de costes, y</w:t>
+        <w:t xml:space="preserve">deriva las demandas condicionadas de factores de la función de costes;</w:t>
+      </w:r>
+    </w:p>
+    <w:p>
+      <w:pPr>
+        <w:numPr>
+          <w:ilvl w:val="3"/>
+          <w:numId w:val="1008"/>
+        </w:numPr>
+      </w:pPr>
+      <w:r>
+        <w:t xml:space="preserve">y</w:t>
       </w:r>
       <w:r>
         <w:t xml:space="preserve"> </w:t>
@@ -660,9 +771,14 @@
       <w:r>
         <w:t xml:space="preserve">traslada el resultado al consumidor con la función de gasto, «sin índice de utilidad».</w:t>
       </w:r>
-      <w:r>
-        <w:t xml:space="preserve"> </w:t>
-      </w:r>
+    </w:p>
+    <w:p>
+      <w:pPr>
+        <w:numPr>
+          <w:ilvl w:val="2"/>
+          <w:numId w:val="1000"/>
+        </w:numPr>
+      </w:pPr>
       <w:r>
         <w:rPr>
           <w:smallCaps/>
@@ -729,7 +845,7 @@
       <w:pPr>
         <w:numPr>
           <w:ilvl w:val="2"/>
-          <w:numId w:val="1005"/>
+          <w:numId w:val="1007"/>
         </w:numPr>
       </w:pPr>
       <w:r>
@@ -982,7 +1098,7 @@
       <w:pPr>
         <w:numPr>
           <w:ilvl w:val="2"/>
-          <w:numId w:val="1005"/>
+          <w:numId w:val="1007"/>
         </w:numPr>
       </w:pPr>
       <w:r>
@@ -1224,7 +1340,7 @@
       <w:pPr>
         <w:numPr>
           <w:ilvl w:val="2"/>
-          <w:numId w:val="1005"/>
+          <w:numId w:val="1007"/>
         </w:numPr>
       </w:pPr>
       <w:r>
@@ -1360,7 +1476,7 @@
       <w:pPr>
         <w:numPr>
           <w:ilvl w:val="1"/>
-          <w:numId w:val="1004"/>
+          <w:numId w:val="1005"/>
         </w:numPr>
       </w:pPr>
       <w:r>
@@ -1506,7 +1622,7 @@
       <w:pPr>
         <w:numPr>
           <w:ilvl w:val="1"/>
-          <w:numId w:val="1006"/>
+          <w:numId w:val="1009"/>
         </w:numPr>
       </w:pPr>
       <w:r>
@@ -1517,7 +1633,7 @@
       <w:pPr>
         <w:numPr>
           <w:ilvl w:val="1"/>
-          <w:numId w:val="1006"/>
+          <w:numId w:val="1009"/>
         </w:numPr>
       </w:pPr>
       <w:r>
@@ -1528,7 +1644,7 @@
       <w:pPr>
         <w:numPr>
           <w:ilvl w:val="1"/>
-          <w:numId w:val="1006"/>
+          <w:numId w:val="1009"/>
         </w:numPr>
       </w:pPr>
       <w:r>
@@ -1539,7 +1655,7 @@
       <w:pPr>
         <w:numPr>
           <w:ilvl w:val="1"/>
-          <w:numId w:val="1006"/>
+          <w:numId w:val="1009"/>
         </w:numPr>
       </w:pPr>
       <w:r>
@@ -1569,9 +1685,10 @@
     </w:p>
     <w:p>
       <w:pPr>
+        <w:keepNext/>
         <w:numPr>
           <w:ilvl w:val="1"/>
-          <w:numId w:val="1007"/>
+          <w:numId w:val="1010"/>
         </w:numPr>
       </w:pPr>
       <w:r>
@@ -1582,7 +1699,18 @@
         <w:t xml:space="preserve">I. Análisis teórico de la dualidad</w:t>
       </w:r>
       <w:r>
-        <w:t xml:space="preserve">: partiremos de los ingredientes comunes a los dos enfoques (</w:t>
+        <w:t xml:space="preserve">:</w:t>
+      </w:r>
+    </w:p>
+    <w:p>
+      <w:pPr>
+        <w:numPr>
+          <w:ilvl w:val="2"/>
+          <w:numId w:val="1011"/>
+        </w:numPr>
+      </w:pPr>
+      <w:r>
+        <w:t xml:space="preserve">partiremos de los ingredientes comunes a los dos enfoques (</w:t>
       </w:r>
       <w:hyperlink w:anchor="sec_ingredientes_comunes_problema">
         <w:r>
@@ -1593,7 +1721,18 @@
         </w:r>
       </w:hyperlink>
       <w:r>
-        <w:t xml:space="preserve">); plantearemos el problema primal, con la demanda marshalliana y la función indirecta de utilidad, y el dual, la minimización del gasto, con la demanda hicksiana, la función de gasto y el lema de</w:t>
+        <w:t xml:space="preserve">);</w:t>
+      </w:r>
+    </w:p>
+    <w:p>
+      <w:pPr>
+        <w:numPr>
+          <w:ilvl w:val="2"/>
+          <w:numId w:val="1011"/>
+        </w:numPr>
+      </w:pPr>
+      <w:r>
+        <w:t xml:space="preserve">plantearemos el problema primal, con la demanda marshalliana y la función indirecta de utilidad, y el dual, la minimización del gasto, con la demanda hicksiana, la función de gasto y el lema de</w:t>
       </w:r>
       <w:r>
         <w:t xml:space="preserve"> </w:t>
@@ -1619,7 +1758,18 @@
         </w:r>
       </w:hyperlink>
       <w:r>
-        <w:t xml:space="preserve">), y estableceremos las relaciones de dualidad entre ambos (</w:t>
+        <w:t xml:space="preserve">);</w:t>
+      </w:r>
+    </w:p>
+    <w:p>
+      <w:pPr>
+        <w:numPr>
+          <w:ilvl w:val="2"/>
+          <w:numId w:val="1011"/>
+        </w:numPr>
+      </w:pPr>
+      <w:r>
+        <w:t xml:space="preserve">y estableceremos las relaciones de dualidad entre ambos (</w:t>
       </w:r>
       <w:hyperlink w:anchor="sec_relaciones_dualidad">
         <w:r>
@@ -1635,9 +1785,10 @@
     </w:p>
     <w:p>
       <w:pPr>
+        <w:keepNext/>
         <w:numPr>
           <w:ilvl w:val="1"/>
-          <w:numId w:val="1007"/>
+          <w:numId w:val="1010"/>
         </w:numPr>
       </w:pPr>
       <w:r>
@@ -1648,7 +1799,18 @@
         <w:t xml:space="preserve">II. Desarrollos empíricos</w:t>
       </w:r>
       <w:r>
-        <w:t xml:space="preserve">: veremos para qué se estiman los sistemas completos de demanda (</w:t>
+        <w:t xml:space="preserve">:</w:t>
+      </w:r>
+    </w:p>
+    <w:p>
+      <w:pPr>
+        <w:numPr>
+          <w:ilvl w:val="2"/>
+          <w:numId w:val="1012"/>
+        </w:numPr>
+      </w:pPr>
+      <w:r>
+        <w:t xml:space="preserve">veremos para qué se estiman los sistemas completos de demanda (</w:t>
       </w:r>
       <w:hyperlink w:anchor="sec_idea">
         <w:r>
@@ -1659,7 +1821,18 @@
         </w:r>
       </w:hyperlink>
       <w:r>
-        <w:t xml:space="preserve">) y los pasos que sigue la literatura, desde la elección de la forma funcional (de la</w:t>
+        <w:t xml:space="preserve">);</w:t>
+      </w:r>
+    </w:p>
+    <w:p>
+      <w:pPr>
+        <w:numPr>
+          <w:ilvl w:val="2"/>
+          <w:numId w:val="1012"/>
+        </w:numPr>
+      </w:pPr>
+      <w:r>
+        <w:t xml:space="preserve">y los pasos que sigue la literatura, desde la elección de la forma funcional (de la</w:t>
       </w:r>
       <w:r>
         <w:t xml:space="preserve"> </w:t>
@@ -1721,7 +1894,18 @@
         </w:r>
       </w:hyperlink>
       <w:r>
-        <w:t xml:space="preserve">), y los valoraremos (</w:t>
+        <w:t xml:space="preserve">);</w:t>
+      </w:r>
+    </w:p>
+    <w:p>
+      <w:pPr>
+        <w:numPr>
+          <w:ilvl w:val="2"/>
+          <w:numId w:val="1012"/>
+        </w:numPr>
+      </w:pPr>
+      <w:r>
+        <w:t xml:space="preserve">y los valoraremos (</w:t>
       </w:r>
       <w:hyperlink w:anchor="sec_valoracion">
         <w:r>
@@ -1737,9 +1921,10 @@
     </w:p>
     <w:p>
       <w:pPr>
+        <w:keepNext/>
         <w:numPr>
           <w:ilvl w:val="1"/>
-          <w:numId w:val="1007"/>
+          <w:numId w:val="1010"/>
         </w:numPr>
       </w:pPr>
       <w:r>
@@ -1750,7 +1935,18 @@
         <w:t xml:space="preserve">III. Aplicaciones de la dualidad</w:t>
       </w:r>
       <w:r>
-        <w:t xml:space="preserve">: la integrabilidad de las preferencias, que pregunta cuándo un sistema de demandas procede de unas preferencias (</w:t>
+        <w:t xml:space="preserve">:</w:t>
+      </w:r>
+    </w:p>
+    <w:p>
+      <w:pPr>
+        <w:numPr>
+          <w:ilvl w:val="2"/>
+          <w:numId w:val="1013"/>
+        </w:numPr>
+      </w:pPr>
+      <w:r>
+        <w:t xml:space="preserve">la integrabilidad de las preferencias, que pregunta cuándo un sistema de demandas procede de unas preferencias (</w:t>
       </w:r>
       <w:hyperlink w:anchor="sec_problema_integrabilidad_preferencias">
         <w:r>
@@ -1761,7 +1957,18 @@
         </w:r>
       </w:hyperlink>
       <w:r>
-        <w:t xml:space="preserve">); la ecuación de</w:t>
+        <w:t xml:space="preserve">);</w:t>
+      </w:r>
+    </w:p>
+    <w:p>
+      <w:pPr>
+        <w:numPr>
+          <w:ilvl w:val="2"/>
+          <w:numId w:val="1013"/>
+        </w:numPr>
+      </w:pPr>
+      <w:r>
+        <w:t xml:space="preserve">la ecuación de</w:t>
       </w:r>
       <w:r>
         <w:t xml:space="preserve"> </w:t>
@@ -1787,7 +1994,18 @@
         </w:r>
       </w:hyperlink>
       <w:r>
-        <w:t xml:space="preserve">), y la medición de los cambios en el bienestar, con el excedente del consumidor, la métrica monetaria, las variaciones compensatoria y equivalente y los índices de coste de la vida (</w:t>
+        <w:t xml:space="preserve">);</w:t>
+      </w:r>
+    </w:p>
+    <w:p>
+      <w:pPr>
+        <w:numPr>
+          <w:ilvl w:val="2"/>
+          <w:numId w:val="1013"/>
+        </w:numPr>
+      </w:pPr>
+      <w:r>
+        <w:t xml:space="preserve">y la medición de los cambios en el bienestar, con el excedente del consumidor, la métrica monetaria, las variaciones compensatoria y equivalente y los índices de coste de la vida (</w:t>
       </w:r>
       <w:hyperlink w:anchor="sec_analisis_bienestar_consumidor">
         <w:r>
@@ -2443,7 +2661,7 @@
       <w:pPr>
         <w:numPr>
           <w:ilvl w:val="0"/>
-          <w:numId w:val="1008"/>
+          <w:numId w:val="1014"/>
         </w:numPr>
       </w:pPr>
       <w:r>
@@ -2483,7 +2701,7 @@
         <w:keepNext/>
         <w:numPr>
           <w:ilvl w:val="0"/>
-          <w:numId w:val="1009"/>
+          <w:numId w:val="1015"/>
         </w:numPr>
       </w:pPr>
       <w:r>
@@ -2494,7 +2712,7 @@
       <w:pPr>
         <w:numPr>
           <w:ilvl w:val="1"/>
-          <w:numId w:val="1010"/>
+          <w:numId w:val="1016"/>
         </w:numPr>
       </w:pPr>
       <w:r>
@@ -2534,7 +2752,7 @@
       <w:pPr>
         <w:numPr>
           <w:ilvl w:val="1"/>
-          <w:numId w:val="1010"/>
+          <w:numId w:val="1016"/>
         </w:numPr>
       </w:pPr>
       <w:r>
@@ -2574,7 +2792,7 @@
       <w:pPr>
         <w:numPr>
           <w:ilvl w:val="0"/>
-          <w:numId w:val="1009"/>
+          <w:numId w:val="1015"/>
         </w:numPr>
       </w:pPr>
       <w:r>
@@ -2681,7 +2899,7 @@
         <w:keepNext/>
         <w:numPr>
           <w:ilvl w:val="0"/>
-          <w:numId w:val="1011"/>
+          <w:numId w:val="1017"/>
         </w:numPr>
       </w:pPr>
       <w:r>
@@ -2692,7 +2910,7 @@
       <w:pPr>
         <w:numPr>
           <w:ilvl w:val="1"/>
-          <w:numId w:val="1012"/>
+          <w:numId w:val="1018"/>
         </w:numPr>
       </w:pPr>
       <w:r>
@@ -2872,7 +3090,7 @@
         <w:keepNext/>
         <w:numPr>
           <w:ilvl w:val="1"/>
-          <w:numId w:val="1012"/>
+          <w:numId w:val="1018"/>
         </w:numPr>
       </w:pPr>
       <w:r>
@@ -2923,7 +3141,7 @@
       <w:pPr>
         <w:numPr>
           <w:ilvl w:val="2"/>
-          <w:numId w:val="1013"/>
+          <w:numId w:val="1019"/>
         </w:numPr>
       </w:pPr>
       <w:r>
@@ -2941,7 +3159,7 @@
       <w:pPr>
         <w:numPr>
           <w:ilvl w:val="2"/>
-          <w:numId w:val="1013"/>
+          <w:numId w:val="1019"/>
         </w:numPr>
       </w:pPr>
       <w:r>
@@ -2959,7 +3177,7 @@
       <w:pPr>
         <w:numPr>
           <w:ilvl w:val="2"/>
-          <w:numId w:val="1013"/>
+          <w:numId w:val="1019"/>
         </w:numPr>
       </w:pPr>
       <w:r>
@@ -2977,7 +3195,7 @@
       <w:pPr>
         <w:numPr>
           <w:ilvl w:val="2"/>
-          <w:numId w:val="1013"/>
+          <w:numId w:val="1019"/>
         </w:numPr>
       </w:pPr>
       <w:r>
@@ -3007,7 +3225,7 @@
       <w:pPr>
         <w:numPr>
           <w:ilvl w:val="2"/>
-          <w:numId w:val="1013"/>
+          <w:numId w:val="1019"/>
         </w:numPr>
       </w:pPr>
       <w:r>
@@ -3025,7 +3243,7 @@
       <w:pPr>
         <w:numPr>
           <w:ilvl w:val="2"/>
-          <w:numId w:val="1013"/>
+          <w:numId w:val="1019"/>
         </w:numPr>
       </w:pPr>
       <w:r>
@@ -3043,7 +3261,7 @@
       <w:pPr>
         <w:numPr>
           <w:ilvl w:val="2"/>
-          <w:numId w:val="1013"/>
+          <w:numId w:val="1019"/>
         </w:numPr>
       </w:pPr>
       <w:r>
@@ -3062,7 +3280,7 @@
         <w:keepNext/>
         <w:numPr>
           <w:ilvl w:val="1"/>
-          <w:numId w:val="1012"/>
+          <w:numId w:val="1018"/>
         </w:numPr>
       </w:pPr>
       <w:r>
@@ -3144,7 +3362,7 @@
       <w:pPr>
         <w:numPr>
           <w:ilvl w:val="2"/>
-          <w:numId w:val="1014"/>
+          <w:numId w:val="1020"/>
         </w:numPr>
       </w:pPr>
       <w:r>
@@ -3171,7 +3389,7 @@
       <w:pPr>
         <w:numPr>
           <w:ilvl w:val="2"/>
-          <w:numId w:val="1014"/>
+          <w:numId w:val="1020"/>
         </w:numPr>
       </w:pPr>
       <w:r>
@@ -3243,7 +3461,7 @@
         <w:keepNext/>
         <w:numPr>
           <w:ilvl w:val="1"/>
-          <w:numId w:val="1012"/>
+          <w:numId w:val="1018"/>
         </w:numPr>
       </w:pPr>
       <w:r>
@@ -3332,7 +3550,7 @@
       <w:pPr>
         <w:numPr>
           <w:ilvl w:val="2"/>
-          <w:numId w:val="1015"/>
+          <w:numId w:val="1021"/>
         </w:numPr>
       </w:pPr>
       <w:r>
@@ -3406,7 +3624,7 @@
       <w:pPr>
         <w:numPr>
           <w:ilvl w:val="2"/>
-          <w:numId w:val="1015"/>
+          <w:numId w:val="1021"/>
         </w:numPr>
       </w:pPr>
       <w:r>
@@ -3433,7 +3651,7 @@
       <w:pPr>
         <w:numPr>
           <w:ilvl w:val="1"/>
-          <w:numId w:val="1012"/>
+          <w:numId w:val="1018"/>
         </w:numPr>
       </w:pPr>
       <w:r>
@@ -3585,7 +3803,7 @@
       <w:pPr>
         <w:numPr>
           <w:ilvl w:val="0"/>
-          <w:numId w:val="1011"/>
+          <w:numId w:val="1017"/>
         </w:numPr>
       </w:pPr>
       <w:r>
@@ -4550,7 +4768,7 @@
       <w:pPr>
         <w:numPr>
           <w:ilvl w:val="0"/>
-          <w:numId w:val="1016"/>
+          <w:numId w:val="1022"/>
         </w:numPr>
       </w:pPr>
       <w:r>
@@ -4585,7 +4803,7 @@
       <w:pPr>
         <w:numPr>
           <w:ilvl w:val="0"/>
-          <w:numId w:val="1017"/>
+          <w:numId w:val="1023"/>
         </w:numPr>
       </w:pPr>
       <w:r>
@@ -4629,7 +4847,7 @@
       <w:pPr>
         <w:numPr>
           <w:ilvl w:val="0"/>
-          <w:numId w:val="1018"/>
+          <w:numId w:val="1024"/>
         </w:numPr>
       </w:pPr>
       <w:r>
@@ -4664,7 +4882,7 @@
       <w:pPr>
         <w:numPr>
           <w:ilvl w:val="0"/>
-          <w:numId w:val="1019"/>
+          <w:numId w:val="1025"/>
         </w:numPr>
       </w:pPr>
       <w:r>
@@ -4879,7 +5097,7 @@
       <w:pPr>
         <w:numPr>
           <w:ilvl w:val="1"/>
-          <w:numId w:val="1020"/>
+          <w:numId w:val="1026"/>
         </w:numPr>
       </w:pPr>
       <w:r>
@@ -4995,7 +5213,7 @@
       <w:pPr>
         <w:numPr>
           <w:ilvl w:val="1"/>
-          <w:numId w:val="1020"/>
+          <w:numId w:val="1026"/>
         </w:numPr>
       </w:pPr>
       <w:r>
@@ -5168,7 +5386,7 @@
       <w:pPr>
         <w:numPr>
           <w:ilvl w:val="1"/>
-          <w:numId w:val="1020"/>
+          <w:numId w:val="1026"/>
         </w:numPr>
       </w:pPr>
       <w:r>
@@ -5447,7 +5665,7 @@
       <w:pPr>
         <w:numPr>
           <w:ilvl w:val="0"/>
-          <w:numId w:val="1019"/>
+          <w:numId w:val="1025"/>
         </w:numPr>
       </w:pPr>
       <w:r>
@@ -5772,7 +5990,7 @@
       <w:pPr>
         <w:numPr>
           <w:ilvl w:val="0"/>
-          <w:numId w:val="1021"/>
+          <w:numId w:val="1027"/>
         </w:numPr>
       </w:pPr>
       <w:r>
@@ -6112,7 +6330,7 @@
         <w:keepNext/>
         <w:numPr>
           <w:ilvl w:val="0"/>
-          <w:numId w:val="1021"/>
+          <w:numId w:val="1027"/>
         </w:numPr>
       </w:pPr>
       <w:r>
@@ -6250,7 +6468,7 @@
       <w:pPr>
         <w:numPr>
           <w:ilvl w:val="1"/>
-          <w:numId w:val="1022"/>
+          <w:numId w:val="1028"/>
         </w:numPr>
       </w:pPr>
       <w:r>
@@ -6268,7 +6486,7 @@
       <w:pPr>
         <w:numPr>
           <w:ilvl w:val="1"/>
-          <w:numId w:val="1022"/>
+          <w:numId w:val="1028"/>
         </w:numPr>
       </w:pPr>
       <w:r>
@@ -6351,7 +6569,7 @@
       <w:pPr>
         <w:numPr>
           <w:ilvl w:val="1"/>
-          <w:numId w:val="1022"/>
+          <w:numId w:val="1028"/>
         </w:numPr>
       </w:pPr>
       <w:r>
@@ -6570,7 +6788,7 @@
       <w:pPr>
         <w:numPr>
           <w:ilvl w:val="1"/>
-          <w:numId w:val="1022"/>
+          <w:numId w:val="1028"/>
         </w:numPr>
       </w:pPr>
       <w:r>
@@ -6699,9 +6917,10 @@
     </w:p>
     <w:p>
       <w:pPr>
+        <w:keepNext/>
         <w:numPr>
           <w:ilvl w:val="1"/>
-          <w:numId w:val="1022"/>
+          <w:numId w:val="1028"/>
         </w:numPr>
       </w:pPr>
       <w:r>
@@ -6765,21 +6984,7 @@
         </m:d>
       </m:oMath>
       <w:r>
-        <w:t xml:space="preserve">: basta, en una solución interior, que</w:t>
-      </w:r>
-      <w:r>
-        <w:t xml:space="preserve"> </w:t>
-      </w:r>
-      <m:oMath>
-        <m:r>
-          <m:t>U</m:t>
-        </m:r>
-      </m:oMath>
-      <w:r>
-        <w:t xml:space="preserve"> </w:t>
-      </w:r>
-      <w:r>
-        <w:t xml:space="preserve">sea dos veces diferenciable, que alguna utilidad marginal sea positiva y que el determinante del hessiano orlado sea distinto de cero en el óptimo</w:t>
+        <w:t xml:space="preserve">. Basta, en una solución interior</w:t>
       </w:r>
       <w:r>
         <w:t xml:space="preserve"> </w:t>
@@ -6831,14 +7036,61 @@
         <w:t xml:space="preserve">)</w:t>
       </w:r>
       <w:r>
-        <w:t xml:space="preserve">.</w:t>
+        <w:t xml:space="preserve">:</w:t>
+      </w:r>
+    </w:p>
+    <w:p>
+      <w:pPr>
+        <w:numPr>
+          <w:ilvl w:val="2"/>
+          <w:numId w:val="1029"/>
+        </w:numPr>
+      </w:pPr>
+      <w:r>
+        <w:t xml:space="preserve">que</w:t>
+      </w:r>
+      <w:r>
+        <w:t xml:space="preserve"> </w:t>
+      </w:r>
+      <m:oMath>
+        <m:r>
+          <m:t>U</m:t>
+        </m:r>
+      </m:oMath>
+      <w:r>
+        <w:t xml:space="preserve"> </w:t>
+      </w:r>
+      <w:r>
+        <w:t xml:space="preserve">sea dos veces diferenciable;</w:t>
+      </w:r>
+    </w:p>
+    <w:p>
+      <w:pPr>
+        <w:numPr>
+          <w:ilvl w:val="2"/>
+          <w:numId w:val="1029"/>
+        </w:numPr>
+      </w:pPr>
+      <w:r>
+        <w:t xml:space="preserve">que alguna utilidad marginal sea positiva;</w:t>
+      </w:r>
+    </w:p>
+    <w:p>
+      <w:pPr>
+        <w:numPr>
+          <w:ilvl w:val="2"/>
+          <w:numId w:val="1029"/>
+        </w:numPr>
+      </w:pPr>
+      <w:r>
+        <w:t xml:space="preserve">y que el determinante del hessiano orlado sea distinto de cero en el óptimo.</w:t>
       </w:r>
     </w:p>
     <w:p>
       <w:pPr>
         <w:numPr>
           <w:ilvl w:val="0"/>
-          <w:numId w:val="1021"/>
+          <w:numId w:val="1027"/>
         </w:numPr>
       </w:pPr>
       <w:r>
@@ -7218,7 +7470,7 @@
         <w:keepNext/>
         <w:numPr>
           <w:ilvl w:val="0"/>
-          <w:numId w:val="1021"/>
+          <w:numId w:val="1027"/>
         </w:numPr>
       </w:pPr>
       <w:r>
@@ -7310,7 +7562,7 @@
       <w:pPr>
         <w:numPr>
           <w:ilvl w:val="1"/>
-          <w:numId w:val="1023"/>
+          <w:numId w:val="1030"/>
         </w:numPr>
       </w:pPr>
       <w:r>
@@ -7328,7 +7580,7 @@
       <w:pPr>
         <w:numPr>
           <w:ilvl w:val="1"/>
-          <w:numId w:val="1023"/>
+          <w:numId w:val="1030"/>
         </w:numPr>
       </w:pPr>
       <w:r>
@@ -7399,7 +7651,7 @@
       <w:pPr>
         <w:numPr>
           <w:ilvl w:val="1"/>
-          <w:numId w:val="1023"/>
+          <w:numId w:val="1030"/>
         </w:numPr>
       </w:pPr>
       <w:r>
@@ -7470,7 +7722,7 @@
       <w:pPr>
         <w:numPr>
           <w:ilvl w:val="1"/>
-          <w:numId w:val="1023"/>
+          <w:numId w:val="1030"/>
         </w:numPr>
       </w:pPr>
       <w:r>
@@ -7509,7 +7761,7 @@
       <w:pPr>
         <w:numPr>
           <w:ilvl w:val="1"/>
-          <w:numId w:val="1023"/>
+          <w:numId w:val="1030"/>
         </w:numPr>
       </w:pPr>
       <w:r>
@@ -7552,7 +7804,7 @@
         <w:keepNext/>
         <w:numPr>
           <w:ilvl w:val="1"/>
-          <w:numId w:val="1023"/>
+          <w:numId w:val="1030"/>
         </w:numPr>
       </w:pPr>
       <w:r>
@@ -7752,7 +8004,7 @@
       <w:pPr>
         <w:numPr>
           <w:ilvl w:val="2"/>
-          <w:numId w:val="1024"/>
+          <w:numId w:val="1031"/>
         </w:numPr>
       </w:pPr>
       <w:r>
@@ -8128,7 +8380,7 @@
       <w:pPr>
         <w:numPr>
           <w:ilvl w:val="2"/>
-          <w:numId w:val="1024"/>
+          <w:numId w:val="1031"/>
         </w:numPr>
       </w:pPr>
       <w:r>
@@ -8329,7 +8581,7 @@
       <w:pPr>
         <w:numPr>
           <w:ilvl w:val="2"/>
-          <w:numId w:val="1024"/>
+          <w:numId w:val="1031"/>
         </w:numPr>
       </w:pPr>
       <w:r>
@@ -8361,7 +8613,7 @@
       <w:pPr>
         <w:numPr>
           <w:ilvl w:val="2"/>
-          <w:numId w:val="1024"/>
+          <w:numId w:val="1031"/>
         </w:numPr>
       </w:pPr>
       <w:r>
@@ -8372,7 +8624,7 @@
       <w:pPr>
         <w:numPr>
           <w:ilvl w:val="1"/>
-          <w:numId w:val="1023"/>
+          <w:numId w:val="1030"/>
         </w:numPr>
       </w:pPr>
       <w:r>
@@ -8880,7 +9132,7 @@
       <w:pPr>
         <w:numPr>
           <w:ilvl w:val="0"/>
-          <w:numId w:val="1025"/>
+          <w:numId w:val="1032"/>
         </w:numPr>
       </w:pPr>
       <w:r>
@@ -8931,7 +9183,7 @@
       <w:pPr>
         <w:numPr>
           <w:ilvl w:val="0"/>
-          <w:numId w:val="1026"/>
+          <w:numId w:val="1033"/>
         </w:numPr>
       </w:pPr>
       <w:r>
@@ -8961,7 +9213,7 @@
       <w:pPr>
         <w:numPr>
           <w:ilvl w:val="0"/>
-          <w:numId w:val="1027"/>
+          <w:numId w:val="1034"/>
         </w:numPr>
       </w:pPr>
       <w:r>
@@ -8982,7 +9234,7 @@
       <w:pPr>
         <w:numPr>
           <w:ilvl w:val="0"/>
-          <w:numId w:val="1028"/>
+          <w:numId w:val="1035"/>
         </w:numPr>
       </w:pPr>
       <w:r>
@@ -9314,7 +9566,7 @@
       <w:pPr>
         <w:numPr>
           <w:ilvl w:val="1"/>
-          <w:numId w:val="1029"/>
+          <w:numId w:val="1036"/>
         </w:numPr>
       </w:pPr>
       <w:r>
@@ -9400,7 +9652,7 @@
       <w:pPr>
         <w:numPr>
           <w:ilvl w:val="1"/>
-          <w:numId w:val="1029"/>
+          <w:numId w:val="1036"/>
         </w:numPr>
       </w:pPr>
       <w:r>
@@ -9578,7 +9830,7 @@
       <w:pPr>
         <w:numPr>
           <w:ilvl w:val="1"/>
-          <w:numId w:val="1029"/>
+          <w:numId w:val="1036"/>
         </w:numPr>
       </w:pPr>
       <w:r>
@@ -9731,7 +9983,7 @@
       <w:pPr>
         <w:numPr>
           <w:ilvl w:val="1"/>
-          <w:numId w:val="1029"/>
+          <w:numId w:val="1036"/>
         </w:numPr>
       </w:pPr>
       <w:r>
@@ -10011,7 +10263,7 @@
       <w:pPr>
         <w:numPr>
           <w:ilvl w:val="1"/>
-          <w:numId w:val="1029"/>
+          <w:numId w:val="1036"/>
         </w:numPr>
       </w:pPr>
       <w:r>
@@ -10265,7 +10517,7 @@
       <w:pPr>
         <w:numPr>
           <w:ilvl w:val="1"/>
-          <w:numId w:val="1029"/>
+          <w:numId w:val="1036"/>
         </w:numPr>
       </w:pPr>
       <w:r>
@@ -10441,9 +10693,10 @@
     </w:p>
     <w:p>
       <w:pPr>
+        <w:keepNext/>
         <w:numPr>
           <w:ilvl w:val="0"/>
-          <w:numId w:val="1028"/>
+          <w:numId w:val="1035"/>
         </w:numPr>
       </w:pPr>
       <w:r>
@@ -10468,7 +10721,18 @@
         </w:r>
       </w:hyperlink>
       <w:r>
-        <w:t xml:space="preserve">): se procede al revés que en el primal. Se dibuja la curva de indiferencia del nivel exigido,</w:t>
+        <w:t xml:space="preserve">): se procede al revés que en el primal.</w:t>
+      </w:r>
+    </w:p>
+    <w:p>
+      <w:pPr>
+        <w:numPr>
+          <w:ilvl w:val="1"/>
+          <w:numId w:val="1037"/>
+        </w:numPr>
+      </w:pPr>
+      <w:r>
+        <w:t xml:space="preserve">Se dibuja la curva de indiferencia del nivel exigido,</w:t>
       </w:r>
       <w:r>
         <w:t xml:space="preserve"> </w:t>
@@ -10486,7 +10750,18 @@
         </m:bar>
       </m:oMath>
       <w:r>
-        <w:t xml:space="preserve">, que queda fija; se trazan las</w:t>
+        <w:t xml:space="preserve">, que queda fija.</w:t>
+      </w:r>
+    </w:p>
+    <w:p>
+      <w:pPr>
+        <w:numPr>
+          <w:ilvl w:val="1"/>
+          <w:numId w:val="1037"/>
+        </w:numPr>
+      </w:pPr>
+      <w:r>
+        <w:t xml:space="preserve">Se trazan las</w:t>
       </w:r>
       <w:r>
         <w:t xml:space="preserve"> </w:t>
@@ -10539,7 +10814,29 @@
         </m:r>
       </m:oMath>
       <w:r>
-        <w:t xml:space="preserve">, paralelas entre sí, que unen las cestas con el mismo gasto, y se desplazan hacia el origen hasta la más baja que toca la curva. El equilibrio está en la tangencia: la isogasto más baja que alcanza</w:t>
+        <w:t xml:space="preserve">, paralelas entre sí, que unen las cestas con el mismo gasto.</w:t>
+      </w:r>
+    </w:p>
+    <w:p>
+      <w:pPr>
+        <w:numPr>
+          <w:ilvl w:val="1"/>
+          <w:numId w:val="1037"/>
+        </w:numPr>
+      </w:pPr>
+      <w:r>
+        <w:t xml:space="preserve">Se desplazan hacia el origen hasta la más baja que toca la curva.</w:t>
+      </w:r>
+    </w:p>
+    <w:p>
+      <w:pPr>
+        <w:numPr>
+          <w:ilvl w:val="0"/>
+          <w:numId w:val="1035"/>
+        </w:numPr>
+      </w:pPr>
+      <w:r>
+        <w:t xml:space="preserve">El equilibrio está en la tangencia: la isogasto más baja que alcanza</w:t>
       </w:r>
       <w:r>
         <w:t xml:space="preserve"> </w:t>
@@ -10763,7 +11060,7 @@
       <w:pPr>
         <w:numPr>
           <w:ilvl w:val="0"/>
-          <w:numId w:val="1030"/>
+          <w:numId w:val="1038"/>
         </w:numPr>
       </w:pPr>
       <w:r>
@@ -11166,7 +11463,7 @@
         <w:keepNext/>
         <w:numPr>
           <w:ilvl w:val="0"/>
-          <w:numId w:val="1030"/>
+          <w:numId w:val="1038"/>
         </w:numPr>
       </w:pPr>
       <w:r>
@@ -11258,7 +11555,7 @@
       <w:pPr>
         <w:numPr>
           <w:ilvl w:val="1"/>
-          <w:numId w:val="1031"/>
+          <w:numId w:val="1039"/>
         </w:numPr>
       </w:pPr>
       <w:r>
@@ -11276,7 +11573,7 @@
       <w:pPr>
         <w:numPr>
           <w:ilvl w:val="1"/>
-          <w:numId w:val="1031"/>
+          <w:numId w:val="1039"/>
         </w:numPr>
       </w:pPr>
       <w:r>
@@ -11347,7 +11644,7 @@
       <w:pPr>
         <w:numPr>
           <w:ilvl w:val="1"/>
-          <w:numId w:val="1031"/>
+          <w:numId w:val="1039"/>
         </w:numPr>
       </w:pPr>
       <w:r>
@@ -11554,7 +11851,7 @@
       <w:pPr>
         <w:numPr>
           <w:ilvl w:val="1"/>
-          <w:numId w:val="1031"/>
+          <w:numId w:val="1039"/>
         </w:numPr>
       </w:pPr>
       <w:r>
@@ -11655,7 +11952,7 @@
       <w:pPr>
         <w:numPr>
           <w:ilvl w:val="1"/>
-          <w:numId w:val="1031"/>
+          <w:numId w:val="1039"/>
         </w:numPr>
       </w:pPr>
       <w:r>
@@ -11989,7 +12286,7 @@
       <w:pPr>
         <w:numPr>
           <w:ilvl w:val="0"/>
-          <w:numId w:val="1030"/>
+          <w:numId w:val="1038"/>
         </w:numPr>
       </w:pPr>
       <w:r>
@@ -12068,7 +12365,7 @@
       <w:pPr>
         <w:numPr>
           <w:ilvl w:val="0"/>
-          <w:numId w:val="1030"/>
+          <w:numId w:val="1038"/>
         </w:numPr>
       </w:pPr>
       <w:r>
@@ -12531,7 +12828,7 @@
       <w:pPr>
         <w:numPr>
           <w:ilvl w:val="1"/>
-          <w:numId w:val="1032"/>
+          <w:numId w:val="1040"/>
         </w:numPr>
       </w:pPr>
       <w:r>
@@ -12612,7 +12909,7 @@
       <w:pPr>
         <w:numPr>
           <w:ilvl w:val="1"/>
-          <w:numId w:val="1032"/>
+          <w:numId w:val="1040"/>
         </w:numPr>
       </w:pPr>
       <w:r>
@@ -12798,7 +13095,7 @@
       <w:pPr>
         <w:numPr>
           <w:ilvl w:val="1"/>
-          <w:numId w:val="1032"/>
+          <w:numId w:val="1040"/>
         </w:numPr>
       </w:pPr>
       <w:r>
@@ -12841,7 +13138,7 @@
       <w:pPr>
         <w:numPr>
           <w:ilvl w:val="1"/>
-          <w:numId w:val="1032"/>
+          <w:numId w:val="1040"/>
         </w:numPr>
       </w:pPr>
       <w:r>
@@ -12887,7 +13184,7 @@
         <w:keepNext/>
         <w:numPr>
           <w:ilvl w:val="1"/>
-          <w:numId w:val="1032"/>
+          <w:numId w:val="1040"/>
         </w:numPr>
       </w:pPr>
       <w:r>
@@ -12930,7 +13227,7 @@
       <w:pPr>
         <w:numPr>
           <w:ilvl w:val="2"/>
-          <w:numId w:val="1033"/>
+          <w:numId w:val="1041"/>
         </w:numPr>
       </w:pPr>
       <w:r>
@@ -13141,7 +13438,7 @@
       <w:pPr>
         <w:numPr>
           <w:ilvl w:val="2"/>
-          <w:numId w:val="1033"/>
+          <w:numId w:val="1041"/>
         </w:numPr>
       </w:pPr>
       <w:r>
@@ -13487,7 +13784,7 @@
       <w:pPr>
         <w:numPr>
           <w:ilvl w:val="1"/>
-          <w:numId w:val="1032"/>
+          <w:numId w:val="1040"/>
         </w:numPr>
       </w:pPr>
       <w:r>
@@ -13863,7 +14160,7 @@
       <w:pPr>
         <w:numPr>
           <w:ilvl w:val="1"/>
-          <w:numId w:val="1032"/>
+          <w:numId w:val="1040"/>
         </w:numPr>
       </w:pPr>
       <w:r>
@@ -14489,7 +14786,7 @@
       <w:pPr>
         <w:numPr>
           <w:ilvl w:val="2"/>
-          <w:numId w:val="1034"/>
+          <w:numId w:val="1042"/>
         </w:numPr>
       </w:pPr>
       <w:r>
@@ -14598,7 +14895,7 @@
       <w:pPr>
         <w:numPr>
           <w:ilvl w:val="2"/>
-          <w:numId w:val="1034"/>
+          <w:numId w:val="1042"/>
         </w:numPr>
       </w:pPr>
       <w:r>
@@ -14752,7 +15049,7 @@
       <w:pPr>
         <w:numPr>
           <w:ilvl w:val="2"/>
-          <w:numId w:val="1034"/>
+          <w:numId w:val="1042"/>
         </w:numPr>
       </w:pPr>
       <w:r>
@@ -14983,7 +15280,7 @@
       <w:pPr>
         <w:numPr>
           <w:ilvl w:val="0"/>
-          <w:numId w:val="1035"/>
+          <w:numId w:val="1043"/>
         </w:numPr>
       </w:pPr>
       <w:r>
@@ -16594,7 +16891,7 @@
       <w:pPr>
         <w:numPr>
           <w:ilvl w:val="0"/>
-          <w:numId w:val="1036"/>
+          <w:numId w:val="1044"/>
         </w:numPr>
       </w:pPr>
       <w:r>
@@ -16623,7 +16920,7 @@
       <w:pPr>
         <w:numPr>
           <w:ilvl w:val="0"/>
-          <w:numId w:val="1037"/>
+          <w:numId w:val="1045"/>
         </w:numPr>
       </w:pPr>
       <w:r>
@@ -16660,7 +16957,7 @@
         <w:keepNext/>
         <w:numPr>
           <w:ilvl w:val="0"/>
-          <w:numId w:val="1038"/>
+          <w:numId w:val="1046"/>
         </w:numPr>
       </w:pPr>
       <w:r>
@@ -16794,7 +17091,7 @@
       <w:pPr>
         <w:numPr>
           <w:ilvl w:val="1"/>
-          <w:numId w:val="1039"/>
+          <w:numId w:val="1047"/>
         </w:numPr>
       </w:pPr>
       <w:r>
@@ -16942,7 +17239,7 @@
       <w:pPr>
         <w:numPr>
           <w:ilvl w:val="1"/>
-          <w:numId w:val="1039"/>
+          <w:numId w:val="1047"/>
         </w:numPr>
       </w:pPr>
       <w:r>
@@ -17113,7 +17410,7 @@
       <w:pPr>
         <w:numPr>
           <w:ilvl w:val="0"/>
-          <w:numId w:val="1038"/>
+          <w:numId w:val="1046"/>
         </w:numPr>
       </w:pPr>
       <w:r>
@@ -17481,7 +17778,7 @@
       <w:pPr>
         <w:numPr>
           <w:ilvl w:val="0"/>
-          <w:numId w:val="1040"/>
+          <w:numId w:val="1048"/>
         </w:numPr>
       </w:pPr>
       <w:r>
@@ -17538,7 +17835,7 @@
       <w:pPr>
         <w:numPr>
           <w:ilvl w:val="0"/>
-          <w:numId w:val="1041"/>
+          <w:numId w:val="1049"/>
         </w:numPr>
       </w:pPr>
       <w:r>
@@ -18169,7 +18466,7 @@
       <w:pPr>
         <w:numPr>
           <w:ilvl w:val="1"/>
-          <w:numId w:val="1042"/>
+          <w:numId w:val="1050"/>
         </w:numPr>
       </w:pPr>
       <w:r>
@@ -18187,7 +18484,7 @@
       <w:pPr>
         <w:numPr>
           <w:ilvl w:val="1"/>
-          <w:numId w:val="1042"/>
+          <w:numId w:val="1050"/>
         </w:numPr>
       </w:pPr>
       <w:r>
@@ -18227,7 +18524,7 @@
       <w:pPr>
         <w:numPr>
           <w:ilvl w:val="0"/>
-          <w:numId w:val="1041"/>
+          <w:numId w:val="1049"/>
         </w:numPr>
       </w:pPr>
       <w:r>
@@ -18928,7 +19225,7 @@
       <w:pPr>
         <w:numPr>
           <w:ilvl w:val="0"/>
-          <w:numId w:val="1043"/>
+          <w:numId w:val="1051"/>
         </w:numPr>
       </w:pPr>
       <w:r>
@@ -19110,26 +19407,69 @@
     <w:p>
       <w:pPr>
         <w:pStyle w:val="Ideaclave"/>
+        <w:keepNext/>
         <w:keepLines/>
       </w:pPr>
       <w:r>
-        <w:t xml:space="preserve">Maximizar la utilidad con una renta y minimizar el gasto con una utilidad son el mismo problema visto desde dos lados. Su valor está en las funciones que produce: la función de gasto mide la utilidad en dinero, sus derivadas son las demandas compensadas (</w:t>
-      </w:r>
-      <w:r>
-        <w:rPr>
-          <w:smallCaps/>
-        </w:rPr>
-        <w:t xml:space="preserve">Shephard</w:t>
-      </w:r>
-      <w:r>
-        <w:t xml:space="preserve">) y su concavidad da la ley de la demanda compensada.</w:t>
-      </w:r>
-    </w:p>
-    <w:p>
-      <w:pPr>
+        <w:t xml:space="preserve">Maximizar la utilidad con una renta y minimizar el gasto con una utilidad son el mismo problema visto desde dos lados. Su valor está en las funciones que produce:</w:t>
+      </w:r>
+    </w:p>
+    <w:p>
+      <w:pPr>
+        <w:pStyle w:val="Ideaclave"/>
+        <w:keepNext/>
+        <w:keepLines/>
         <w:numPr>
           <w:ilvl w:val="0"/>
-          <w:numId w:val="1044"/>
+          <w:numId w:val="1052"/>
+        </w:numPr>
+      </w:pPr>
+      <w:r>
+        <w:t xml:space="preserve">la función de gasto mide la utilidad en dinero;</w:t>
+      </w:r>
+    </w:p>
+    <w:p>
+      <w:pPr>
+        <w:pStyle w:val="Ideaclave"/>
+        <w:keepNext/>
+        <w:keepLines/>
+        <w:numPr>
+          <w:ilvl w:val="0"/>
+          <w:numId w:val="1052"/>
+        </w:numPr>
+      </w:pPr>
+      <w:r>
+        <w:t xml:space="preserve">sus derivadas son las demandas compensadas (</w:t>
+      </w:r>
+      <w:r>
+        <w:rPr>
+          <w:smallCaps/>
+        </w:rPr>
+        <w:t xml:space="preserve">Shephard</w:t>
+      </w:r>
+      <w:r>
+        <w:t xml:space="preserve">);</w:t>
+      </w:r>
+    </w:p>
+    <w:p>
+      <w:pPr>
+        <w:pStyle w:val="Ideaclave"/>
+        <w:keepLines/>
+        <w:numPr>
+          <w:ilvl w:val="0"/>
+          <w:numId w:val="1052"/>
+        </w:numPr>
+      </w:pPr>
+      <w:r>
+        <w:t xml:space="preserve">y su concavidad da la ley de la demanda compensada.</w:t>
+      </w:r>
+    </w:p>
+    <w:p>
+      <w:pPr>
+        <w:keepNext/>
+        <w:numPr>
+          <w:ilvl w:val="0"/>
+          <w:numId w:val="1053"/>
         </w:numPr>
       </w:pPr>
       <w:r>
@@ -19140,7 +19480,18 @@
         <w:t xml:space="preserve">Recapitulación</w:t>
       </w:r>
       <w:r>
-        <w:t xml:space="preserve">: basta resolver uno de los dos problemas para obtener las cuatro funciones. Las flechas del esquema son, además, las herramientas del resto de la exposición: la ecuación de</w:t>
+        <w:t xml:space="preserve">: basta resolver uno de los dos problemas para obtener las cuatro funciones. Las flechas del esquema son, además, las herramientas del resto de la exposición:</w:t>
+      </w:r>
+    </w:p>
+    <w:p>
+      <w:pPr>
+        <w:numPr>
+          <w:ilvl w:val="1"/>
+          <w:numId w:val="1054"/>
+        </w:numPr>
+      </w:pPr>
+      <w:r>
+        <w:t xml:space="preserve">la ecuación de</w:t>
       </w:r>
       <w:r>
         <w:t xml:space="preserve"> </w:t>
@@ -19308,7 +19659,18 @@
         </w:r>
       </w:hyperlink>
       <w:r>
-        <w:t xml:space="preserve">); la integrabilidad recorre el esquema en sentido contrario, de</w:t>
+        <w:t xml:space="preserve">);</w:t>
+      </w:r>
+    </w:p>
+    <w:p>
+      <w:pPr>
+        <w:numPr>
+          <w:ilvl w:val="1"/>
+          <w:numId w:val="1054"/>
+        </w:numPr>
+      </w:pPr>
+      <w:r>
+        <w:t xml:space="preserve">la integrabilidad recorre el esquema en sentido contrario, de</w:t>
       </w:r>
       <w:r>
         <w:t xml:space="preserve"> </w:t>
@@ -19382,7 +19744,18 @@
         </w:r>
       </w:hyperlink>
       <w:r>
-        <w:t xml:space="preserve">), y la medida del bienestar usa</w:t>
+        <w:t xml:space="preserve">);</w:t>
+      </w:r>
+    </w:p>
+    <w:p>
+      <w:pPr>
+        <w:numPr>
+          <w:ilvl w:val="1"/>
+          <w:numId w:val="1054"/>
+        </w:numPr>
+      </w:pPr>
+      <w:r>
+        <w:t xml:space="preserve">y la medida del bienestar usa</w:t>
       </w:r>
       <w:r>
         <w:t xml:space="preserve"> </w:t>
@@ -19407,7 +19780,18 @@
         </w:r>
       </w:hyperlink>
       <w:r>
-        <w:t xml:space="preserve">). Antes, en el apartado </w:t>
+        <w:t xml:space="preserve">).</w:t>
+      </w:r>
+    </w:p>
+    <w:p>
+      <w:pPr>
+        <w:numPr>
+          <w:ilvl w:val="0"/>
+          <w:numId w:val="1053"/>
+        </w:numPr>
+      </w:pPr>
+      <w:r>
+        <w:t xml:space="preserve">Antes, en el apartado </w:t>
       </w:r>
       <w:hyperlink w:anchor="sec_desarrollos_empiricos_estimacion">
         <w:r>
@@ -19528,7 +19912,7 @@
       <w:pPr>
         <w:numPr>
           <w:ilvl w:val="0"/>
-          <w:numId w:val="1045"/>
+          <w:numId w:val="1055"/>
         </w:numPr>
       </w:pPr>
       <w:r>
@@ -19585,7 +19969,7 @@
         <w:keepNext/>
         <w:numPr>
           <w:ilvl w:val="0"/>
-          <w:numId w:val="1046"/>
+          <w:numId w:val="1056"/>
         </w:numPr>
       </w:pPr>
       <w:r>
@@ -19680,7 +20064,7 @@
       <w:pPr>
         <w:numPr>
           <w:ilvl w:val="1"/>
-          <w:numId w:val="1047"/>
+          <w:numId w:val="1057"/>
         </w:numPr>
       </w:pPr>
       <w:r>
@@ -19739,7 +20123,7 @@
       <w:pPr>
         <w:numPr>
           <w:ilvl w:val="1"/>
-          <w:numId w:val="1047"/>
+          <w:numId w:val="1057"/>
         </w:numPr>
       </w:pPr>
       <w:r>
@@ -19768,7 +20152,7 @@
       <w:pPr>
         <w:numPr>
           <w:ilvl w:val="1"/>
-          <w:numId w:val="1047"/>
+          <w:numId w:val="1057"/>
         </w:numPr>
       </w:pPr>
       <w:r>
@@ -19797,7 +20181,7 @@
       <w:pPr>
         <w:numPr>
           <w:ilvl w:val="0"/>
-          <w:numId w:val="1046"/>
+          <w:numId w:val="1056"/>
         </w:numPr>
       </w:pPr>
       <w:r>
@@ -19868,7 +20252,7 @@
         <w:keepNext/>
         <w:numPr>
           <w:ilvl w:val="0"/>
-          <w:numId w:val="1046"/>
+          <w:numId w:val="1056"/>
         </w:numPr>
       </w:pPr>
       <w:r>
@@ -19944,7 +20328,7 @@
       <w:pPr>
         <w:numPr>
           <w:ilvl w:val="1"/>
-          <w:numId w:val="1048"/>
+          <w:numId w:val="1058"/>
         </w:numPr>
       </w:pPr>
       <w:r>
@@ -19962,7 +20346,7 @@
       <w:pPr>
         <w:numPr>
           <w:ilvl w:val="1"/>
-          <w:numId w:val="1048"/>
+          <w:numId w:val="1058"/>
         </w:numPr>
       </w:pPr>
       <w:r>
@@ -19980,7 +20364,7 @@
       <w:pPr>
         <w:numPr>
           <w:ilvl w:val="1"/>
-          <w:numId w:val="1048"/>
+          <w:numId w:val="1058"/>
         </w:numPr>
       </w:pPr>
       <w:r>
@@ -20012,7 +20396,7 @@
       <w:pPr>
         <w:numPr>
           <w:ilvl w:val="1"/>
-          <w:numId w:val="1048"/>
+          <w:numId w:val="1058"/>
         </w:numPr>
       </w:pPr>
       <w:r>
@@ -20044,13 +20428,69 @@
     </w:p>
     <w:p>
       <w:pPr>
+        <w:keepNext/>
         <w:numPr>
           <w:ilvl w:val="0"/>
-          <w:numId w:val="1049"/>
+          <w:numId w:val="1059"/>
         </w:numPr>
       </w:pPr>
       <w:r>
-        <w:t xml:space="preserve">Visto para qué se estiman los sistemas de demanda, pasamos a cómo se estiman. La estimación sigue cinco pasos, que reproducen el camino de la teoría, de las preferencias a la demanda ordinaria: (1) elegir una forma funcional, (2) especificar un sistema completo, (3) reunir los datos, (4) especificar el modelo econométrico y (5) estimar y contrastar.</w:t>
+        <w:t xml:space="preserve">Visto para qué se estiman los sistemas de demanda, pasamos a cómo se estiman. La estimación sigue cinco pasos, que reproducen el camino de la teoría, de las preferencias a la demanda ordinaria:</w:t>
+      </w:r>
+    </w:p>
+    <w:p>
+      <w:pPr>
+        <w:numPr>
+          <w:ilvl w:val="1"/>
+          <w:numId w:val="1060"/>
+        </w:numPr>
+      </w:pPr>
+      <w:r>
+        <w:t xml:space="preserve">elegir una forma funcional;</w:t>
+      </w:r>
+    </w:p>
+    <w:p>
+      <w:pPr>
+        <w:numPr>
+          <w:ilvl w:val="1"/>
+          <w:numId w:val="1060"/>
+        </w:numPr>
+      </w:pPr>
+      <w:r>
+        <w:t xml:space="preserve">especificar un sistema completo;</w:t>
+      </w:r>
+    </w:p>
+    <w:p>
+      <w:pPr>
+        <w:numPr>
+          <w:ilvl w:val="1"/>
+          <w:numId w:val="1060"/>
+        </w:numPr>
+      </w:pPr>
+      <w:r>
+        <w:t xml:space="preserve">reunir los datos;</w:t>
+      </w:r>
+    </w:p>
+    <w:p>
+      <w:pPr>
+        <w:numPr>
+          <w:ilvl w:val="1"/>
+          <w:numId w:val="1060"/>
+        </w:numPr>
+      </w:pPr>
+      <w:r>
+        <w:t xml:space="preserve">especificar el modelo econométrico;</w:t>
+      </w:r>
+    </w:p>
+    <w:p>
+      <w:pPr>
+        <w:numPr>
+          <w:ilvl w:val="1"/>
+          <w:numId w:val="1060"/>
+        </w:numPr>
+      </w:pPr>
+      <w:r>
+        <w:t xml:space="preserve">y estimar y contrastar.</w:t>
       </w:r>
     </w:p>
     <w:bookmarkStart w:id="140" w:name="sec_eleccion_funcion_referencia"/>
@@ -20072,7 +20512,7 @@
       <w:pPr>
         <w:numPr>
           <w:ilvl w:val="0"/>
-          <w:numId w:val="1050"/>
+          <w:numId w:val="1061"/>
         </w:numPr>
       </w:pPr>
       <w:r>
@@ -20160,7 +20600,7 @@
       <w:pPr>
         <w:numPr>
           <w:ilvl w:val="0"/>
-          <w:numId w:val="1050"/>
+          <w:numId w:val="1061"/>
         </w:numPr>
       </w:pPr>
       <w:r>
@@ -20667,7 +21107,7 @@
       <w:pPr>
         <w:numPr>
           <w:ilvl w:val="0"/>
-          <w:numId w:val="1051"/>
+          <w:numId w:val="1062"/>
         </w:numPr>
       </w:pPr>
       <w:r>
@@ -20716,7 +21156,7 @@
       <w:pPr>
         <w:numPr>
           <w:ilvl w:val="0"/>
-          <w:numId w:val="1052"/>
+          <w:numId w:val="1063"/>
         </w:numPr>
       </w:pPr>
       <w:r>
@@ -21086,7 +21526,7 @@
       <w:pPr>
         <w:numPr>
           <w:ilvl w:val="0"/>
-          <w:numId w:val="1053"/>
+          <w:numId w:val="1064"/>
         </w:numPr>
       </w:pPr>
       <w:r>
@@ -21373,7 +21813,7 @@
       <w:pPr>
         <w:numPr>
           <w:ilvl w:val="0"/>
-          <w:numId w:val="1054"/>
+          <w:numId w:val="1065"/>
         </w:numPr>
       </w:pPr>
       <w:r>
@@ -21409,7 +21849,7 @@
       <w:pPr>
         <w:numPr>
           <w:ilvl w:val="0"/>
-          <w:numId w:val="1055"/>
+          <w:numId w:val="1066"/>
         </w:numPr>
       </w:pPr>
       <w:r>
@@ -21488,7 +21928,7 @@
       <w:pPr>
         <w:numPr>
           <w:ilvl w:val="0"/>
-          <w:numId w:val="1056"/>
+          <w:numId w:val="1067"/>
         </w:numPr>
       </w:pPr>
       <w:r>
@@ -21561,7 +22001,7 @@
       <w:pPr>
         <w:numPr>
           <w:ilvl w:val="0"/>
-          <w:numId w:val="1057"/>
+          <w:numId w:val="1068"/>
         </w:numPr>
       </w:pPr>
       <w:r>
@@ -21655,7 +22095,7 @@
       <w:pPr>
         <w:numPr>
           <w:ilvl w:val="0"/>
-          <w:numId w:val="1058"/>
+          <w:numId w:val="1069"/>
         </w:numPr>
       </w:pPr>
       <w:r>
@@ -22233,17 +22673,23 @@
     </w:p>
     <w:p>
       <w:pPr>
+        <w:keepNext/>
         <w:numPr>
           <w:ilvl w:val="0"/>
-          <w:numId w:val="1060"/>
+          <w:numId w:val="1071"/>
         </w:numPr>
       </w:pPr>
       <w:r>
         <w:t xml:space="preserve">La teoría se traduce en restricciones lineales sobre los parámetros, que se imponen o contrastan directamente:</w:t>
       </w:r>
-      <w:r>
-        <w:t xml:space="preserve"> </w:t>
-      </w:r>
+    </w:p>
+    <w:p>
+      <w:pPr>
+        <w:numPr>
+          <w:ilvl w:val="1"/>
+          <w:numId w:val="1072"/>
+        </w:numPr>
+      </w:pPr>
       <m:oMath>
         <m:nary>
           <m:naryPr>
@@ -22346,11 +22792,16 @@
         <w:t xml:space="preserve"> </w:t>
       </w:r>
       <w:r>
-        <w:t xml:space="preserve">(agregación),</w:t>
-      </w:r>
-      <w:r>
-        <w:t xml:space="preserve"> </w:t>
-      </w:r>
+        <w:t xml:space="preserve">(agregación);</w:t>
+      </w:r>
+    </w:p>
+    <w:p>
+      <w:pPr>
+        <w:numPr>
+          <w:ilvl w:val="1"/>
+          <w:numId w:val="1072"/>
+        </w:numPr>
+      </w:pPr>
       <m:oMath>
         <m:nary>
           <m:naryPr>
@@ -22401,11 +22852,16 @@
         <w:t xml:space="preserve"> </w:t>
       </w:r>
       <w:r>
-        <w:t xml:space="preserve">(homogeneidad),</w:t>
-      </w:r>
-      <w:r>
-        <w:t xml:space="preserve"> </w:t>
-      </w:r>
+        <w:t xml:space="preserve">(homogeneidad);</w:t>
+      </w:r>
+    </w:p>
+    <w:p>
+      <w:pPr>
+        <w:numPr>
+          <w:ilvl w:val="1"/>
+          <w:numId w:val="1072"/>
+        </w:numPr>
+      </w:pPr>
       <m:oMath>
         <m:sSub>
           <m:e>
@@ -22448,7 +22904,18 @@
         <w:t xml:space="preserve"> </w:t>
       </w:r>
       <w:r>
-        <w:t xml:space="preserve">(simetría) y</w:t>
+        <w:t xml:space="preserve">(simetría);</w:t>
+      </w:r>
+    </w:p>
+    <w:p>
+      <w:pPr>
+        <w:numPr>
+          <w:ilvl w:val="1"/>
+          <w:numId w:val="1072"/>
+        </w:numPr>
+      </w:pPr>
+      <w:r>
+        <w:t xml:space="preserve">y</w:t>
       </w:r>
       <w:r>
         <w:t xml:space="preserve"> </w:t>
@@ -22501,7 +22968,7 @@
       <w:pPr>
         <w:numPr>
           <w:ilvl w:val="0"/>
-          <w:numId w:val="1061"/>
+          <w:numId w:val="1073"/>
         </w:numPr>
       </w:pPr>
       <w:r>
@@ -22559,7 +23026,7 @@
       <w:pPr>
         <w:numPr>
           <w:ilvl w:val="0"/>
-          <w:numId w:val="1062"/>
+          <w:numId w:val="1074"/>
         </w:numPr>
       </w:pPr>
       <w:r>
@@ -22639,7 +23106,7 @@
       <w:pPr>
         <w:numPr>
           <w:ilvl w:val="0"/>
-          <w:numId w:val="1063"/>
+          <w:numId w:val="1075"/>
         </w:numPr>
       </w:pPr>
       <w:r>
@@ -22770,7 +23237,7 @@
       <w:pPr>
         <w:numPr>
           <w:ilvl w:val="0"/>
-          <w:numId w:val="1064"/>
+          <w:numId w:val="1076"/>
         </w:numPr>
       </w:pPr>
       <w:r>
@@ -23163,7 +23630,7 @@
       <w:pPr>
         <w:numPr>
           <w:ilvl w:val="0"/>
-          <w:numId w:val="1065"/>
+          <w:numId w:val="1077"/>
         </w:numPr>
       </w:pPr>
       <w:r>
@@ -23615,7 +24082,7 @@
       <w:pPr>
         <w:numPr>
           <w:ilvl w:val="0"/>
-          <w:numId w:val="1066"/>
+          <w:numId w:val="1078"/>
         </w:numPr>
       </w:pPr>
       <w:r>
@@ -23680,7 +24147,7 @@
       <w:pPr>
         <w:numPr>
           <w:ilvl w:val="0"/>
-          <w:numId w:val="1067"/>
+          <w:numId w:val="1079"/>
         </w:numPr>
       </w:pPr>
       <w:r>
@@ -23749,13 +24216,25 @@
     </w:p>
     <w:p>
       <w:pPr>
+        <w:keepNext/>
         <w:numPr>
           <w:ilvl w:val="0"/>
-          <w:numId w:val="1068"/>
+          <w:numId w:val="1080"/>
         </w:numPr>
       </w:pPr>
       <w:r>
-        <w:t xml:space="preserve">Las participaciones no son lineales en los parámetros (hay que normalizarlos, por ejemplo con</w:t>
+        <w:t xml:space="preserve">Sus límites:</w:t>
+      </w:r>
+    </w:p>
+    <w:p>
+      <w:pPr>
+        <w:numPr>
+          <w:ilvl w:val="1"/>
+          <w:numId w:val="1081"/>
+        </w:numPr>
+      </w:pPr>
+      <w:r>
+        <w:t xml:space="preserve">las participaciones no son lineales en los parámetros (hay que normalizarlos, por ejemplo con</w:t>
       </w:r>
       <w:r>
         <w:t xml:space="preserve"> </w:t>
@@ -23810,7 +24289,40 @@
         </m:r>
       </m:oMath>
       <w:r>
-        <w:t xml:space="preserve">, y estimar por métodos no lineales), no agrega bien y la concavidad no está garantizada lejos del punto de aproximación. El AIDS conserva la flexibilidad y resuelve la agregación y la linealidad.</w:t>
+        <w:t xml:space="preserve">, y estimar por métodos no lineales);</w:t>
+      </w:r>
+    </w:p>
+    <w:p>
+      <w:pPr>
+        <w:numPr>
+          <w:ilvl w:val="1"/>
+          <w:numId w:val="1081"/>
+        </w:numPr>
+      </w:pPr>
+      <w:r>
+        <w:t xml:space="preserve">no agrega bien;</w:t>
+      </w:r>
+    </w:p>
+    <w:p>
+      <w:pPr>
+        <w:numPr>
+          <w:ilvl w:val="1"/>
+          <w:numId w:val="1081"/>
+        </w:numPr>
+      </w:pPr>
+      <w:r>
+        <w:t xml:space="preserve">y la concavidad no está garantizada lejos del punto de aproximación.</w:t>
+      </w:r>
+    </w:p>
+    <w:p>
+      <w:pPr>
+        <w:numPr>
+          <w:ilvl w:val="0"/>
+          <w:numId w:val="1080"/>
+        </w:numPr>
+      </w:pPr>
+      <w:r>
+        <w:t xml:space="preserve">El AIDS conserva la flexibilidad y resuelve la agregación y la linealidad.</w:t>
       </w:r>
     </w:p>
     <w:bookmarkEnd w:id="123"/>
@@ -23837,7 +24349,7 @@
       <w:pPr>
         <w:numPr>
           <w:ilvl w:val="0"/>
-          <w:numId w:val="1069"/>
+          <w:numId w:val="1082"/>
         </w:numPr>
       </w:pPr>
       <w:r>
@@ -23931,7 +24443,7 @@
       <w:pPr>
         <w:numPr>
           <w:ilvl w:val="0"/>
-          <w:numId w:val="1070"/>
+          <w:numId w:val="1083"/>
         </w:numPr>
       </w:pPr>
       <w:r>
@@ -24733,7 +25245,7 @@
       <w:pPr>
         <w:numPr>
           <w:ilvl w:val="0"/>
-          <w:numId w:val="1071"/>
+          <w:numId w:val="1084"/>
         </w:numPr>
       </w:pPr>
       <w:r>
@@ -25227,9 +25739,10 @@
     </w:p>
     <w:p>
       <w:pPr>
+        <w:keepNext/>
         <w:numPr>
           <w:ilvl w:val="0"/>
-          <w:numId w:val="1072"/>
+          <w:numId w:val="1085"/>
         </w:numPr>
       </w:pPr>
       <w:r>
@@ -25240,7 +25753,18 @@
         <w:t xml:space="preserve">restricciones</w:t>
       </w:r>
       <w:r>
-        <w:t xml:space="preserve">: agregación,</w:t>
+        <w:t xml:space="preserve">:</w:t>
+      </w:r>
+    </w:p>
+    <w:p>
+      <w:pPr>
+        <w:numPr>
+          <w:ilvl w:val="1"/>
+          <w:numId w:val="1086"/>
+        </w:numPr>
+      </w:pPr>
+      <w:r>
+        <w:t xml:space="preserve">agregación,</w:t>
       </w:r>
       <w:r>
         <w:t xml:space="preserve"> </w:t>
@@ -25393,7 +25917,18 @@
         </m:r>
       </m:oMath>
       <w:r>
-        <w:t xml:space="preserve">; homogeneidad,</w:t>
+        <w:t xml:space="preserve">;</w:t>
+      </w:r>
+    </w:p>
+    <w:p>
+      <w:pPr>
+        <w:numPr>
+          <w:ilvl w:val="1"/>
+          <w:numId w:val="1086"/>
+        </w:numPr>
+      </w:pPr>
+      <w:r>
+        <w:t xml:space="preserve">homogeneidad,</w:t>
       </w:r>
       <w:r>
         <w:t xml:space="preserve"> </w:t>
@@ -25445,7 +25980,18 @@
         </m:r>
       </m:oMath>
       <w:r>
-        <w:t xml:space="preserve">; simetría,</w:t>
+        <w:t xml:space="preserve">;</w:t>
+      </w:r>
+    </w:p>
+    <w:p>
+      <w:pPr>
+        <w:numPr>
+          <w:ilvl w:val="1"/>
+          <w:numId w:val="1086"/>
+        </w:numPr>
+      </w:pPr>
+      <w:r>
+        <w:t xml:space="preserve">simetría,</w:t>
       </w:r>
       <w:r>
         <w:t xml:space="preserve"> </w:t>
@@ -25489,7 +26035,18 @@
         </m:sSub>
       </m:oMath>
       <w:r>
-        <w:t xml:space="preserve">. Todas son</w:t>
+        <w:t xml:space="preserve">.</w:t>
+      </w:r>
+    </w:p>
+    <w:p>
+      <w:pPr>
+        <w:numPr>
+          <w:ilvl w:val="0"/>
+          <w:numId w:val="1000"/>
+        </w:numPr>
+      </w:pPr>
+      <w:r>
+        <w:t xml:space="preserve">Todas son</w:t>
       </w:r>
       <w:r>
         <w:t xml:space="preserve"> </w:t>
@@ -25512,7 +26069,7 @@
       <w:pPr>
         <w:numPr>
           <w:ilvl w:val="0"/>
-          <w:numId w:val="1072"/>
+          <w:numId w:val="1085"/>
         </w:numPr>
       </w:pPr>
       <w:r>
@@ -25700,7 +26257,7 @@
       <w:pPr>
         <w:numPr>
           <w:ilvl w:val="0"/>
-          <w:numId w:val="1072"/>
+          <w:numId w:val="1085"/>
         </w:numPr>
       </w:pPr>
       <w:r>
@@ -26302,7 +26859,7 @@
       <w:pPr>
         <w:numPr>
           <w:ilvl w:val="0"/>
-          <w:numId w:val="1072"/>
+          <w:numId w:val="1085"/>
         </w:numPr>
       </w:pPr>
       <w:r>
@@ -26345,7 +26902,7 @@
       <w:pPr>
         <w:numPr>
           <w:ilvl w:val="0"/>
-          <w:numId w:val="1073"/>
+          <w:numId w:val="1087"/>
         </w:numPr>
       </w:pPr>
       <w:r>
@@ -26487,7 +27044,7 @@
       <w:pPr>
         <w:numPr>
           <w:ilvl w:val="0"/>
-          <w:numId w:val="1074"/>
+          <w:numId w:val="1088"/>
         </w:numPr>
       </w:pPr>
       <w:r>
@@ -26544,13 +27101,69 @@
     </w:p>
     <w:p>
       <w:pPr>
+        <w:keepNext/>
         <w:numPr>
           <w:ilvl w:val="0"/>
-          <w:numId w:val="1075"/>
+          <w:numId w:val="1089"/>
         </w:numPr>
       </w:pPr>
       <w:r>
-        <w:t xml:space="preserve">Su nombre resume sus virtudes: aproxima en primer orden cualquier sistema de demanda, es coherente con la teoría y con la restricción presupuestaria, agrega exactamente y se estima con facilidad. Es «casi» ideal porque la negatividad no está garantizada y la forma de las curvas de</w:t>
+        <w:t xml:space="preserve">Su nombre resume sus virtudes:</w:t>
+      </w:r>
+    </w:p>
+    <w:p>
+      <w:pPr>
+        <w:numPr>
+          <w:ilvl w:val="1"/>
+          <w:numId w:val="1090"/>
+        </w:numPr>
+      </w:pPr>
+      <w:r>
+        <w:t xml:space="preserve">aproxima en primer orden cualquier sistema de demanda;</w:t>
+      </w:r>
+    </w:p>
+    <w:p>
+      <w:pPr>
+        <w:numPr>
+          <w:ilvl w:val="1"/>
+          <w:numId w:val="1090"/>
+        </w:numPr>
+      </w:pPr>
+      <w:r>
+        <w:t xml:space="preserve">es coherente con la teoría y con la restricción presupuestaria;</w:t>
+      </w:r>
+    </w:p>
+    <w:p>
+      <w:pPr>
+        <w:numPr>
+          <w:ilvl w:val="1"/>
+          <w:numId w:val="1090"/>
+        </w:numPr>
+      </w:pPr>
+      <w:r>
+        <w:t xml:space="preserve">agrega exactamente;</w:t>
+      </w:r>
+    </w:p>
+    <w:p>
+      <w:pPr>
+        <w:numPr>
+          <w:ilvl w:val="1"/>
+          <w:numId w:val="1090"/>
+        </w:numPr>
+      </w:pPr>
+      <w:r>
+        <w:t xml:space="preserve">y se estima con facilidad.</w:t>
+      </w:r>
+    </w:p>
+    <w:p>
+      <w:pPr>
+        <w:numPr>
+          <w:ilvl w:val="0"/>
+          <w:numId w:val="1089"/>
+        </w:numPr>
+      </w:pPr>
+      <w:r>
+        <w:t xml:space="preserve">Es «casi» ideal porque la negatividad no está garantizada y la forma de las curvas de</w:t>
       </w:r>
       <w:r>
         <w:t xml:space="preserve"> </w:t>
@@ -26592,7 +27205,7 @@
       <w:pPr>
         <w:numPr>
           <w:ilvl w:val="0"/>
-          <w:numId w:val="1076"/>
+          <w:numId w:val="1091"/>
         </w:numPr>
       </w:pPr>
       <w:r>
@@ -26699,7 +27312,7 @@
       <w:pPr>
         <w:numPr>
           <w:ilvl w:val="0"/>
-          <w:numId w:val="1077"/>
+          <w:numId w:val="1092"/>
         </w:numPr>
       </w:pPr>
       <w:r>
@@ -27190,7 +27803,7 @@
       <w:pPr>
         <w:numPr>
           <w:ilvl w:val="0"/>
-          <w:numId w:val="1078"/>
+          <w:numId w:val="1093"/>
         </w:numPr>
       </w:pPr>
       <w:r>
@@ -28518,7 +29131,7 @@
       <w:pPr>
         <w:numPr>
           <w:ilvl w:val="0"/>
-          <w:numId w:val="1079"/>
+          <w:numId w:val="1094"/>
         </w:numPr>
       </w:pPr>
       <w:r>
@@ -28900,7 +29513,7 @@
         <w:keepNext/>
         <w:numPr>
           <w:ilvl w:val="0"/>
-          <w:numId w:val="1079"/>
+          <w:numId w:val="1094"/>
         </w:numPr>
       </w:pPr>
       <w:r>
@@ -29021,7 +29634,7 @@
       <w:pPr>
         <w:numPr>
           <w:ilvl w:val="1"/>
-          <w:numId w:val="1080"/>
+          <w:numId w:val="1095"/>
         </w:numPr>
       </w:pPr>
       <w:r>
@@ -29039,7 +29652,7 @@
       <w:pPr>
         <w:numPr>
           <w:ilvl w:val="1"/>
-          <w:numId w:val="1080"/>
+          <w:numId w:val="1095"/>
         </w:numPr>
       </w:pPr>
       <w:r>
@@ -29057,7 +29670,7 @@
       <w:pPr>
         <w:numPr>
           <w:ilvl w:val="1"/>
-          <w:numId w:val="1080"/>
+          <w:numId w:val="1095"/>
         </w:numPr>
       </w:pPr>
       <w:r>
@@ -29077,7 +29690,7 @@
       <w:pPr>
         <w:numPr>
           <w:ilvl w:val="0"/>
-          <w:numId w:val="1079"/>
+          <w:numId w:val="1094"/>
         </w:numPr>
       </w:pPr>
       <w:r>
@@ -29104,7 +29717,7 @@
       <w:pPr>
         <w:numPr>
           <w:ilvl w:val="0"/>
-          <w:numId w:val="1081"/>
+          <w:numId w:val="1096"/>
         </w:numPr>
       </w:pPr>
       <w:r>
@@ -29188,7 +29801,7 @@
       <w:pPr>
         <w:numPr>
           <w:ilvl w:val="0"/>
-          <w:numId w:val="1081"/>
+          <w:numId w:val="1096"/>
         </w:numPr>
       </w:pPr>
       <w:r>
@@ -29263,7 +29876,7 @@
       <w:pPr>
         <w:numPr>
           <w:ilvl w:val="0"/>
-          <w:numId w:val="1081"/>
+          <w:numId w:val="1096"/>
         </w:numPr>
       </w:pPr>
       <w:r>
@@ -29351,7 +29964,7 @@
       <w:pPr>
         <w:numPr>
           <w:ilvl w:val="0"/>
-          <w:numId w:val="1082"/>
+          <w:numId w:val="1097"/>
         </w:numPr>
       </w:pPr>
       <w:r>
@@ -29387,13 +30000,47 @@
     </w:p>
     <w:p>
       <w:pPr>
+        <w:keepNext/>
         <w:numPr>
           <w:ilvl w:val="0"/>
-          <w:numId w:val="1082"/>
+          <w:numId w:val="1097"/>
         </w:numPr>
       </w:pPr>
       <w:r>
-        <w:t xml:space="preserve">Otros problemas habituales: el gasto total es endógeno (se instrumenta con la renta); hay gastos nulos (censura) en los bienes que el hogar no compra durante el periodo de la encuesta, y hay que introducir variables demográficas, como el tamaño y la composición del hogar, por ejemplo trasladando o escalando los parámetros</w:t>
+        <w:t xml:space="preserve">Otros problemas habituales:</w:t>
+      </w:r>
+    </w:p>
+    <w:p>
+      <w:pPr>
+        <w:numPr>
+          <w:ilvl w:val="1"/>
+          <w:numId w:val="1098"/>
+        </w:numPr>
+      </w:pPr>
+      <w:r>
+        <w:t xml:space="preserve">el gasto total es endógeno (se instrumenta con la renta);</w:t>
+      </w:r>
+    </w:p>
+    <w:p>
+      <w:pPr>
+        <w:numPr>
+          <w:ilvl w:val="1"/>
+          <w:numId w:val="1098"/>
+        </w:numPr>
+      </w:pPr>
+      <w:r>
+        <w:t xml:space="preserve">hay gastos nulos (censura) en los bienes que el hogar no compra durante el periodo de la encuesta;</w:t>
+      </w:r>
+    </w:p>
+    <w:p>
+      <w:pPr>
+        <w:numPr>
+          <w:ilvl w:val="1"/>
+          <w:numId w:val="1098"/>
+        </w:numPr>
+      </w:pPr>
+      <w:r>
+        <w:t xml:space="preserve">y hay que introducir variables demográficas, como el tamaño y la composición del hogar, por ejemplo trasladando o escalando los parámetros</w:t>
       </w:r>
       <w:r>
         <w:t xml:space="preserve"> </w:t>
@@ -29468,7 +30115,7 @@
       <w:pPr>
         <w:numPr>
           <w:ilvl w:val="0"/>
-          <w:numId w:val="1083"/>
+          <w:numId w:val="1099"/>
         </w:numPr>
       </w:pPr>
       <w:r>
@@ -29534,7 +30181,7 @@
         <w:keepNext/>
         <w:numPr>
           <w:ilvl w:val="0"/>
-          <w:numId w:val="1083"/>
+          <w:numId w:val="1099"/>
         </w:numPr>
       </w:pPr>
       <w:r>
@@ -29595,17 +30242,23 @@
     </w:p>
     <w:p>
       <w:pPr>
+        <w:keepNext/>
         <w:numPr>
           <w:ilvl w:val="1"/>
-          <w:numId w:val="1084"/>
+          <w:numId w:val="1100"/>
         </w:numPr>
       </w:pPr>
       <w:r>
         <w:t xml:space="preserve">con datos agregados de series temporales, las restricciones se rechazaron con frecuencia, sobre todo la homogeneidad:</w:t>
       </w:r>
-      <w:r>
-        <w:t xml:space="preserve"> </w:t>
-      </w:r>
+    </w:p>
+    <w:p>
+      <w:pPr>
+        <w:numPr>
+          <w:ilvl w:val="2"/>
+          <w:numId w:val="1101"/>
+        </w:numPr>
+      </w:pPr>
       <w:r>
         <w:rPr>
           <w:smallCaps/>
@@ -29646,9 +30299,14 @@
       <w:r>
         <w:t xml:space="preserve">, con el modelo de Rotterdam y datos de los Países Bajos;</w:t>
       </w:r>
-      <w:r>
-        <w:t xml:space="preserve"> </w:t>
-      </w:r>
+    </w:p>
+    <w:p>
+      <w:pPr>
+        <w:numPr>
+          <w:ilvl w:val="2"/>
+          <w:numId w:val="1101"/>
+        </w:numPr>
+      </w:pPr>
       <w:r>
         <w:rPr>
           <w:smallCaps/>
@@ -29673,7 +30331,18 @@
         <w:t xml:space="preserve">)</w:t>
       </w:r>
       <w:r>
-        <w:t xml:space="preserve">, con datos agregados del Reino Unido, y</w:t>
+        <w:t xml:space="preserve">, con datos agregados del Reino Unido;</w:t>
+      </w:r>
+    </w:p>
+    <w:p>
+      <w:pPr>
+        <w:numPr>
+          <w:ilvl w:val="2"/>
+          <w:numId w:val="1101"/>
+        </w:numPr>
+      </w:pPr>
+      <w:r>
+        <w:t xml:space="preserve">y</w:t>
       </w:r>
       <w:r>
         <w:t xml:space="preserve"> </w:t>
@@ -29724,7 +30393,7 @@
       <w:pPr>
         <w:numPr>
           <w:ilvl w:val="1"/>
-          <w:numId w:val="1084"/>
+          <w:numId w:val="1100"/>
         </w:numPr>
       </w:pPr>
       <w:r>
@@ -29809,7 +30478,7 @@
       <w:pPr>
         <w:numPr>
           <w:ilvl w:val="1"/>
-          <w:numId w:val="1084"/>
+          <w:numId w:val="1100"/>
         </w:numPr>
       </w:pPr>
       <w:r>
@@ -29900,9 +30569,10 @@
     </w:p>
     <w:p>
       <w:pPr>
+        <w:keepNext/>
         <w:numPr>
           <w:ilvl w:val="0"/>
-          <w:numId w:val="1083"/>
+          <w:numId w:val="1099"/>
         </w:numPr>
       </w:pPr>
       <w:r>
@@ -29913,7 +30583,18 @@
         <w:t xml:space="preserve">Usos</w:t>
       </w:r>
       <w:r>
-        <w:t xml:space="preserve">: la imposición indirecta óptima y la reforma del IVA, que requieren elasticidades compensadas cruzadas</w:t>
+        <w:t xml:space="preserve">:</w:t>
+      </w:r>
+    </w:p>
+    <w:p>
+      <w:pPr>
+        <w:numPr>
+          <w:ilvl w:val="1"/>
+          <w:numId w:val="1102"/>
+        </w:numPr>
+      </w:pPr>
+      <w:r>
+        <w:t xml:space="preserve">la imposición indirecta óptima y la reforma del IVA, que requieren elasticidades compensadas cruzadas</w:t>
       </w:r>
       <w:r>
         <w:t xml:space="preserve"> </w:t>
@@ -29927,7 +30608,29 @@
         </w:r>
       </w:hyperlink>
       <w:r>
-        <w:t xml:space="preserve">; la incidencia distributiva de los cambios de precios por tramos de renta; los índices de coste de la vida para cada tipo de hogar (</w:t>
+        <w:t xml:space="preserve">;</w:t>
+      </w:r>
+    </w:p>
+    <w:p>
+      <w:pPr>
+        <w:numPr>
+          <w:ilvl w:val="1"/>
+          <w:numId w:val="1102"/>
+        </w:numPr>
+      </w:pPr>
+      <w:r>
+        <w:t xml:space="preserve">la incidencia distributiva de los cambios de precios por tramos de renta;</w:t>
+      </w:r>
+    </w:p>
+    <w:p>
+      <w:pPr>
+        <w:numPr>
+          <w:ilvl w:val="1"/>
+          <w:numId w:val="1102"/>
+        </w:numPr>
+      </w:pPr>
+      <w:r>
+        <w:t xml:space="preserve">los índices de coste de la vida para cada tipo de hogar (</w:t>
       </w:r>
       <w:hyperlink w:anchor="sec_analisis_bienestar_consumidor">
         <w:r>
@@ -29938,7 +30641,29 @@
         </w:r>
       </w:hyperlink>
       <w:r>
-        <w:t xml:space="preserve">), y las escalas de equivalencia y la medición de la pobreza. En España, por ejemplo, se ha estimado un AIDS con los microdatos de la EPF para obtener las elasticidades con las que simular reformas del IVA</w:t>
+        <w:t xml:space="preserve">);</w:t>
+      </w:r>
+    </w:p>
+    <w:p>
+      <w:pPr>
+        <w:numPr>
+          <w:ilvl w:val="1"/>
+          <w:numId w:val="1102"/>
+        </w:numPr>
+      </w:pPr>
+      <w:r>
+        <w:t xml:space="preserve">y las escalas de equivalencia y la medición de la pobreza.</w:t>
+      </w:r>
+    </w:p>
+    <w:p>
+      <w:pPr>
+        <w:numPr>
+          <w:ilvl w:val="0"/>
+          <w:numId w:val="1099"/>
+        </w:numPr>
+      </w:pPr>
+      <w:r>
+        <w:t xml:space="preserve">En España, por ejemplo, se ha estimado un AIDS con los microdatos de la EPF para obtener las elasticidades con las que simular reformas del IVA</w:t>
       </w:r>
       <w:r>
         <w:t xml:space="preserve"> </w:t>
@@ -29997,7 +30722,7 @@
       <w:pPr>
         <w:numPr>
           <w:ilvl w:val="0"/>
-          <w:numId w:val="1083"/>
+          <w:numId w:val="1099"/>
         </w:numPr>
       </w:pPr>
       <w:r>
@@ -30026,7 +30751,7 @@
         <w:keepNext/>
         <w:numPr>
           <w:ilvl w:val="0"/>
-          <w:numId w:val="1085"/>
+          <w:numId w:val="1103"/>
         </w:numPr>
       </w:pPr>
       <w:r>
@@ -30044,7 +30769,7 @@
       <w:pPr>
         <w:numPr>
           <w:ilvl w:val="1"/>
-          <w:numId w:val="1086"/>
+          <w:numId w:val="1104"/>
         </w:numPr>
       </w:pPr>
       <w:r>
@@ -30055,7 +30780,7 @@
       <w:pPr>
         <w:numPr>
           <w:ilvl w:val="1"/>
-          <w:numId w:val="1086"/>
+          <w:numId w:val="1104"/>
         </w:numPr>
       </w:pPr>
       <w:r>
@@ -30066,7 +30791,7 @@
       <w:pPr>
         <w:numPr>
           <w:ilvl w:val="1"/>
-          <w:numId w:val="1086"/>
+          <w:numId w:val="1104"/>
         </w:numPr>
       </w:pPr>
       <w:r>
@@ -30105,7 +30830,7 @@
         <w:keepNext/>
         <w:numPr>
           <w:ilvl w:val="0"/>
-          <w:numId w:val="1085"/>
+          <w:numId w:val="1103"/>
         </w:numPr>
       </w:pPr>
       <w:r>
@@ -30123,7 +30848,7 @@
       <w:pPr>
         <w:numPr>
           <w:ilvl w:val="1"/>
-          <w:numId w:val="1087"/>
+          <w:numId w:val="1105"/>
         </w:numPr>
       </w:pPr>
       <w:r>
@@ -30222,7 +30947,7 @@
       <w:pPr>
         <w:numPr>
           <w:ilvl w:val="1"/>
-          <w:numId w:val="1087"/>
+          <w:numId w:val="1105"/>
         </w:numPr>
       </w:pPr>
       <w:r>
@@ -30302,7 +31027,7 @@
       <w:pPr>
         <w:numPr>
           <w:ilvl w:val="1"/>
-          <w:numId w:val="1087"/>
+          <w:numId w:val="1105"/>
         </w:numPr>
       </w:pPr>
       <w:r>
@@ -30343,7 +31068,7 @@
       <w:pPr>
         <w:numPr>
           <w:ilvl w:val="0"/>
-          <w:numId w:val="1085"/>
+          <w:numId w:val="1103"/>
         </w:numPr>
       </w:pPr>
       <w:r>
@@ -30366,7 +31091,7 @@
       <w:pPr>
         <w:numPr>
           <w:ilvl w:val="0"/>
-          <w:numId w:val="1085"/>
+          <w:numId w:val="1103"/>
         </w:numPr>
       </w:pPr>
       <w:r>
@@ -30625,13 +31350,25 @@
     </w:p>
     <w:p>
       <w:pPr>
+        <w:keepNext/>
         <w:numPr>
           <w:ilvl w:val="0"/>
-          <w:numId w:val="1088"/>
+          <w:numId w:val="1106"/>
         </w:numPr>
       </w:pPr>
       <w:r>
-        <w:t xml:space="preserve">Una vez vistos la teoría de la dualidad y su uso empírico, pasamos a analizar sus aplicaciones. Este bloque responde a la tercera y la cuarta preguntas. Su conclusión anticipada: la dualidad tiene una aplicación teórica, la</w:t>
+        <w:t xml:space="preserve">Una vez vistos la teoría de la dualidad y su uso empírico, pasamos a analizar sus aplicaciones. Este bloque responde a la tercera y la cuarta preguntas. Su conclusión anticipada: la dualidad tiene una aplicación teórica y dos prácticas:</w:t>
+      </w:r>
+    </w:p>
+    <w:p>
+      <w:pPr>
+        <w:numPr>
+          <w:ilvl w:val="1"/>
+          <w:numId w:val="1107"/>
+        </w:numPr>
+      </w:pPr>
+      <w:r>
+        <w:t xml:space="preserve">la</w:t>
       </w:r>
       <w:r>
         <w:t xml:space="preserve"> </w:t>
@@ -30644,7 +31381,7 @@
         <w:t xml:space="preserve">integrabilidad</w:t>
       </w:r>
       <w:r>
-        <w:t xml:space="preserve">, que recorre el esquema de dualidad al revés, de la demanda a las preferencias (</w:t>
+        <w:t xml:space="preserve">, teórica, que recorre el esquema de dualidad al revés, de la demanda a las preferencias (</w:t>
       </w:r>
       <w:hyperlink w:anchor="sec_problema_integrabilidad_preferencias">
         <w:r>
@@ -30655,7 +31392,18 @@
         </w:r>
       </w:hyperlink>
       <w:r>
-        <w:t xml:space="preserve">), y dos prácticas: la ecuación de</w:t>
+        <w:t xml:space="preserve">);</w:t>
+      </w:r>
+    </w:p>
+    <w:p>
+      <w:pPr>
+        <w:numPr>
+          <w:ilvl w:val="1"/>
+          <w:numId w:val="1107"/>
+        </w:numPr>
+      </w:pPr>
+      <w:r>
+        <w:t xml:space="preserve">la ecuación de</w:t>
       </w:r>
       <w:r>
         <w:t xml:space="preserve"> </w:t>
@@ -30678,7 +31426,18 @@
         </w:r>
       </w:hyperlink>
       <w:r>
-        <w:t xml:space="preserve">), y la medida de los cambios en el bienestar, que usa la función de gasto para expresar la utilidad en unidades monetarias (</w:t>
+        <w:t xml:space="preserve">);</w:t>
+      </w:r>
+    </w:p>
+    <w:p>
+      <w:pPr>
+        <w:numPr>
+          <w:ilvl w:val="1"/>
+          <w:numId w:val="1107"/>
+        </w:numPr>
+      </w:pPr>
+      <w:r>
+        <w:t xml:space="preserve">y la medida de los cambios en el bienestar, que usa la función de gasto para expresar la utilidad en unidades monetarias (</w:t>
       </w:r>
       <w:hyperlink w:anchor="sec_analisis_bienestar_consumidor">
         <w:r>
@@ -30711,7 +31470,7 @@
       <w:pPr>
         <w:numPr>
           <w:ilvl w:val="0"/>
-          <w:numId w:val="1089"/>
+          <w:numId w:val="1108"/>
         </w:numPr>
       </w:pPr>
       <w:r>
@@ -30817,7 +31576,7 @@
         <w:keepNext/>
         <w:numPr>
           <w:ilvl w:val="0"/>
-          <w:numId w:val="1089"/>
+          <w:numId w:val="1108"/>
         </w:numPr>
       </w:pPr>
       <w:r>
@@ -31035,7 +31794,7 @@
       <w:pPr>
         <w:numPr>
           <w:ilvl w:val="1"/>
-          <w:numId w:val="1090"/>
+          <w:numId w:val="1109"/>
         </w:numPr>
       </w:pPr>
       <w:r>
@@ -31163,7 +31922,7 @@
       <w:pPr>
         <w:numPr>
           <w:ilvl w:val="1"/>
-          <w:numId w:val="1090"/>
+          <w:numId w:val="1109"/>
         </w:numPr>
       </w:pPr>
       <w:r>
@@ -31557,7 +32316,7 @@
       <w:pPr>
         <w:numPr>
           <w:ilvl w:val="1"/>
-          <w:numId w:val="1090"/>
+          <w:numId w:val="1109"/>
         </w:numPr>
       </w:pPr>
       <w:r>
@@ -31774,7 +32533,7 @@
         <w:keepNext/>
         <w:numPr>
           <w:ilvl w:val="0"/>
-          <w:numId w:val="1089"/>
+          <w:numId w:val="1108"/>
         </w:numPr>
       </w:pPr>
       <w:r>
@@ -31839,7 +32598,7 @@
       <w:pPr>
         <w:numPr>
           <w:ilvl w:val="1"/>
-          <w:numId w:val="1091"/>
+          <w:numId w:val="1110"/>
         </w:numPr>
       </w:pPr>
       <w:r>
@@ -32635,7 +33394,7 @@
       <w:pPr>
         <w:numPr>
           <w:ilvl w:val="1"/>
-          <w:numId w:val="1091"/>
+          <w:numId w:val="1110"/>
         </w:numPr>
       </w:pPr>
       <w:r>
@@ -32712,7 +33471,7 @@
       <w:pPr>
         <w:numPr>
           <w:ilvl w:val="1"/>
-          <w:numId w:val="1091"/>
+          <w:numId w:val="1110"/>
         </w:numPr>
       </w:pPr>
       <w:r>
@@ -33698,13 +34457,14 @@
     </w:p>
     <w:p>
       <w:pPr>
+        <w:keepNext/>
         <w:numPr>
           <w:ilvl w:val="0"/>
-          <w:numId w:val="1092"/>
+          <w:numId w:val="1111"/>
         </w:numPr>
       </w:pPr>
       <w:r>
-        <w:t xml:space="preserve">La integrabilidad tiene una versión sin derivadas: la de la</w:t>
+        <w:t xml:space="preserve">La integrabilidad tiene una versión sin derivadas, la de la</w:t>
       </w:r>
       <w:r>
         <w:t xml:space="preserve"> </w:t>
@@ -33728,7 +34488,18 @@
         </w:r>
       </w:hyperlink>
       <w:r>
-        <w:t xml:space="preserve">. El axioma débil implica que</w:t>
+        <w:t xml:space="preserve">:</w:t>
+      </w:r>
+    </w:p>
+    <w:p>
+      <w:pPr>
+        <w:numPr>
+          <w:ilvl w:val="1"/>
+          <w:numId w:val="1112"/>
+        </w:numPr>
+      </w:pPr>
+      <w:r>
+        <w:t xml:space="preserve">El axioma débil implica que</w:t>
       </w:r>
       <w:r>
         <w:t xml:space="preserve"> </w:t>
@@ -33742,7 +34513,18 @@
         <w:t xml:space="preserve"> </w:t>
       </w:r>
       <w:r>
-        <w:t xml:space="preserve">es semidefinida negativa, pero no que sea simétrica, y por eso con más de dos bienes no basta; el axioma fuerte de</w:t>
+        <w:t xml:space="preserve">es semidefinida negativa, pero no que sea simétrica, y por eso con más de dos bienes no basta.</w:t>
+      </w:r>
+    </w:p>
+    <w:p>
+      <w:pPr>
+        <w:numPr>
+          <w:ilvl w:val="1"/>
+          <w:numId w:val="1112"/>
+        </w:numPr>
+      </w:pPr>
+      <w:r>
+        <w:t xml:space="preserve">El axioma fuerte de</w:t>
       </w:r>
       <w:r>
         <w:t xml:space="preserve"> </w:t>
@@ -33774,11 +34556,16 @@
         <w:t xml:space="preserve"> </w:t>
       </w:r>
       <w:r>
-        <w:t xml:space="preserve">sí garantiza que existan unas preferencias que racionalizan la demanda, y</w:t>
-      </w:r>
-      <w:r>
-        <w:t xml:space="preserve"> </w:t>
-      </w:r>
+        <w:t xml:space="preserve">sí garantiza que existan unas preferencias que racionalizan la demanda.</w:t>
+      </w:r>
+    </w:p>
+    <w:p>
+      <w:pPr>
+        <w:numPr>
+          <w:ilvl w:val="1"/>
+          <w:numId w:val="1112"/>
+        </w:numPr>
+      </w:pPr>
       <w:r>
         <w:rPr>
           <w:smallCaps/>
@@ -33833,7 +34620,18 @@
         <w:t xml:space="preserve"> </w:t>
       </w:r>
       <w:r>
-        <w:t xml:space="preserve">relacionan los dos enfoques. Con un número finito de observaciones, el teorema de</w:t>
+        <w:t xml:space="preserve">relacionan los dos enfoques.</w:t>
+      </w:r>
+    </w:p>
+    <w:p>
+      <w:pPr>
+        <w:numPr>
+          <w:ilvl w:val="0"/>
+          <w:numId w:val="1111"/>
+        </w:numPr>
+      </w:pPr>
+      <w:r>
+        <w:t xml:space="preserve">Con un número finito de observaciones, el teorema de</w:t>
       </w:r>
       <w:r>
         <w:t xml:space="preserve"> </w:t>
@@ -33873,7 +34671,7 @@
         <w:keepNext/>
         <w:numPr>
           <w:ilvl w:val="0"/>
-          <w:numId w:val="1092"/>
+          <w:numId w:val="1111"/>
         </w:numPr>
       </w:pPr>
       <w:r>
@@ -33891,7 +34689,7 @@
       <w:pPr>
         <w:numPr>
           <w:ilvl w:val="1"/>
-          <w:numId w:val="1093"/>
+          <w:numId w:val="1113"/>
         </w:numPr>
       </w:pPr>
       <w:r>
@@ -33909,7 +34707,7 @@
       <w:pPr>
         <w:numPr>
           <w:ilvl w:val="1"/>
-          <w:numId w:val="1093"/>
+          <w:numId w:val="1113"/>
         </w:numPr>
       </w:pPr>
       <w:r>
@@ -33938,7 +34736,7 @@
       <w:pPr>
         <w:numPr>
           <w:ilvl w:val="1"/>
-          <w:numId w:val="1093"/>
+          <w:numId w:val="1113"/>
         </w:numPr>
       </w:pPr>
       <w:r>
@@ -33997,7 +34795,7 @@
       <w:pPr>
         <w:numPr>
           <w:ilvl w:val="0"/>
-          <w:numId w:val="1092"/>
+          <w:numId w:val="1111"/>
         </w:numPr>
       </w:pPr>
       <w:r>
@@ -34082,7 +34880,7 @@
       <w:pPr>
         <w:numPr>
           <w:ilvl w:val="0"/>
-          <w:numId w:val="1094"/>
+          <w:numId w:val="1114"/>
         </w:numPr>
       </w:pPr>
       <w:r>
@@ -34093,7 +34891,7 @@
       <w:pPr>
         <w:numPr>
           <w:ilvl w:val="0"/>
-          <w:numId w:val="1094"/>
+          <w:numId w:val="1114"/>
         </w:numPr>
       </w:pPr>
       <w:r>
@@ -34310,7 +35108,7 @@
       <w:pPr>
         <w:numPr>
           <w:ilvl w:val="0"/>
-          <w:numId w:val="1094"/>
+          <w:numId w:val="1114"/>
         </w:numPr>
       </w:pPr>
       <w:r>
@@ -34793,7 +35591,7 @@
       <w:pPr>
         <w:numPr>
           <w:ilvl w:val="0"/>
-          <w:numId w:val="1094"/>
+          <w:numId w:val="1114"/>
         </w:numPr>
       </w:pPr>
       <w:r>
@@ -35729,7 +36527,7 @@
       <w:pPr>
         <w:numPr>
           <w:ilvl w:val="1"/>
-          <w:numId w:val="1095"/>
+          <w:numId w:val="1115"/>
         </w:numPr>
       </w:pPr>
       <w:r>
@@ -35781,7 +36579,7 @@
       <w:pPr>
         <w:numPr>
           <w:ilvl w:val="1"/>
-          <w:numId w:val="1095"/>
+          <w:numId w:val="1115"/>
         </w:numPr>
       </w:pPr>
       <w:r>
@@ -36141,7 +36939,7 @@
       <w:pPr>
         <w:numPr>
           <w:ilvl w:val="1"/>
-          <w:numId w:val="1095"/>
+          <w:numId w:val="1115"/>
         </w:numPr>
       </w:pPr>
       <w:r>
@@ -36179,7 +36977,7 @@
       <w:pPr>
         <w:numPr>
           <w:ilvl w:val="0"/>
-          <w:numId w:val="1094"/>
+          <w:numId w:val="1114"/>
         </w:numPr>
       </w:pPr>
       <w:r>
@@ -36243,7 +37041,7 @@
         <w:keepNext/>
         <w:numPr>
           <w:ilvl w:val="0"/>
-          <w:numId w:val="1094"/>
+          <w:numId w:val="1114"/>
         </w:numPr>
       </w:pPr>
       <w:r>
@@ -36290,7 +37088,7 @@
       <w:pPr>
         <w:numPr>
           <w:ilvl w:val="1"/>
-          <w:numId w:val="1096"/>
+          <w:numId w:val="1116"/>
         </w:numPr>
       </w:pPr>
       <w:r>
@@ -36335,7 +37133,7 @@
       <w:pPr>
         <w:numPr>
           <w:ilvl w:val="1"/>
-          <w:numId w:val="1096"/>
+          <w:numId w:val="1116"/>
         </w:numPr>
       </w:pPr>
       <w:r>
@@ -36396,7 +37194,7 @@
       <w:pPr>
         <w:numPr>
           <w:ilvl w:val="1"/>
-          <w:numId w:val="1096"/>
+          <w:numId w:val="1116"/>
         </w:numPr>
       </w:pPr>
       <m:oMath>
@@ -36622,7 +37420,7 @@
         <w:keepNext/>
         <w:numPr>
           <w:ilvl w:val="0"/>
-          <w:numId w:val="1097"/>
+          <w:numId w:val="1117"/>
         </w:numPr>
       </w:pPr>
       <w:r>
@@ -36676,7 +37474,7 @@
       <w:pPr>
         <w:numPr>
           <w:ilvl w:val="1"/>
-          <w:numId w:val="1098"/>
+          <w:numId w:val="1118"/>
         </w:numPr>
       </w:pPr>
       <w:r>
@@ -36726,7 +37524,7 @@
       <w:pPr>
         <w:numPr>
           <w:ilvl w:val="1"/>
-          <w:numId w:val="1098"/>
+          <w:numId w:val="1118"/>
         </w:numPr>
       </w:pPr>
       <w:r>
@@ -36803,7 +37601,7 @@
       <w:pPr>
         <w:numPr>
           <w:ilvl w:val="0"/>
-          <w:numId w:val="1097"/>
+          <w:numId w:val="1117"/>
         </w:numPr>
       </w:pPr>
       <w:r>
@@ -37949,7 +38747,7 @@
       <w:pPr>
         <w:numPr>
           <w:ilvl w:val="0"/>
-          <w:numId w:val="1099"/>
+          <w:numId w:val="1119"/>
         </w:numPr>
       </w:pPr>
       <w:r>
@@ -38295,7 +39093,7 @@
       <w:pPr>
         <w:numPr>
           <w:ilvl w:val="0"/>
-          <w:numId w:val="1099"/>
+          <w:numId w:val="1119"/>
         </w:numPr>
       </w:pPr>
       <w:r>
@@ -40092,9 +40890,10 @@
     </w:p>
     <w:p>
       <w:pPr>
+        <w:keepNext/>
         <w:numPr>
           <w:ilvl w:val="0"/>
-          <w:numId w:val="1100"/>
+          <w:numId w:val="1120"/>
         </w:numPr>
       </w:pPr>
       <w:r>
@@ -40154,9 +40953,14 @@
         </w:rPr>
         <w:footnoteReference w:id="168"/>
       </w:r>
-      <w:r>
-        <w:t xml:space="preserve"> </w:t>
-      </w:r>
+    </w:p>
+    <w:p>
+      <w:pPr>
+        <w:numPr>
+          <w:ilvl w:val="1"/>
+          <w:numId w:val="1121"/>
+        </w:numPr>
+      </w:pPr>
       <w:r>
         <w:t xml:space="preserve">para un bien</w:t>
       </w:r>
@@ -40171,7 +40975,18 @@
         <w:t xml:space="preserve">normal</w:t>
       </w:r>
       <w:r>
-        <w:t xml:space="preserve">, la marshalliana es más plana (más elástica) que la hicksiana; para uno</w:t>
+        <w:t xml:space="preserve">, la marshalliana es más plana (más elástica) que la hicksiana;</w:t>
+      </w:r>
+    </w:p>
+    <w:p>
+      <w:pPr>
+        <w:numPr>
+          <w:ilvl w:val="1"/>
+          <w:numId w:val="1121"/>
+        </w:numPr>
+      </w:pPr>
+      <w:r>
+        <w:t xml:space="preserve">para uno</w:t>
       </w:r>
       <w:r>
         <w:t xml:space="preserve"> </w:t>
@@ -40184,7 +40999,18 @@
         <w:t xml:space="preserve">inferior</w:t>
       </w:r>
       <w:r>
-        <w:t xml:space="preserve">, más inclinada, y sin efecto renta coinciden</w:t>
+        <w:t xml:space="preserve">, más inclinada;</w:t>
+      </w:r>
+    </w:p>
+    <w:p>
+      <w:pPr>
+        <w:numPr>
+          <w:ilvl w:val="1"/>
+          <w:numId w:val="1121"/>
+        </w:numPr>
+      </w:pPr>
+      <w:r>
+        <w:t xml:space="preserve">y sin efecto renta coinciden</w:t>
       </w:r>
       <w:r>
         <w:t xml:space="preserve"> </w:t>
@@ -40198,7 +41024,18 @@
         </w:r>
       </w:hyperlink>
       <w:r>
-        <w:t xml:space="preserve">. Es el puente con la medida del bienestar: para un bien normal, ante una bajada del precio,</w:t>
+        <w:t xml:space="preserve">.</w:t>
+      </w:r>
+    </w:p>
+    <w:p>
+      <w:pPr>
+        <w:numPr>
+          <w:ilvl w:val="0"/>
+          <w:numId w:val="1120"/>
+        </w:numPr>
+      </w:pPr>
+      <w:r>
+        <w:t xml:space="preserve">Es el puente con la medida del bienestar: para un bien normal, ante una bajada del precio,</w:t>
       </w:r>
       <w:r>
         <w:t xml:space="preserve"> </w:t>
@@ -40262,9 +41099,10 @@
     </w:p>
     <w:p>
       <w:pPr>
+        <w:keepNext/>
         <w:numPr>
           <w:ilvl w:val="0"/>
-          <w:numId w:val="1100"/>
+          <w:numId w:val="1120"/>
         </w:numPr>
       </w:pPr>
       <w:r>
@@ -40275,7 +41113,18 @@
         <w:t xml:space="preserve">Recapitulación</w:t>
       </w:r>
       <w:r>
-        <w:t xml:space="preserve">: la dualidad demuestra la ecuación de</w:t>
+        <w:t xml:space="preserve">: la dualidad:</w:t>
+      </w:r>
+    </w:p>
+    <w:p>
+      <w:pPr>
+        <w:numPr>
+          <w:ilvl w:val="1"/>
+          <w:numId w:val="1122"/>
+        </w:numPr>
+      </w:pPr>
+      <w:r>
+        <w:t xml:space="preserve">demuestra la ecuación de</w:t>
       </w:r>
       <w:r>
         <w:t xml:space="preserve"> </w:t>
@@ -40287,7 +41136,40 @@
         <w:t xml:space="preserve">Slutsky</w:t>
       </w:r>
       <w:r>
-        <w:t xml:space="preserve">, convierte la matriz de sustitución en algo calculable con datos y explica por qué las relaciones netas son simétricas y las brutas no. Las mismas funciones, la hicksiana y la de gasto, sirven para medir en dinero el bienestar.</w:t>
+        <w:t xml:space="preserve">;</w:t>
+      </w:r>
+    </w:p>
+    <w:p>
+      <w:pPr>
+        <w:numPr>
+          <w:ilvl w:val="1"/>
+          <w:numId w:val="1122"/>
+        </w:numPr>
+      </w:pPr>
+      <w:r>
+        <w:t xml:space="preserve">convierte la matriz de sustitución en algo calculable con datos;</w:t>
+      </w:r>
+    </w:p>
+    <w:p>
+      <w:pPr>
+        <w:numPr>
+          <w:ilvl w:val="1"/>
+          <w:numId w:val="1122"/>
+        </w:numPr>
+      </w:pPr>
+      <w:r>
+        <w:t xml:space="preserve">y explica por qué las relaciones netas son simétricas y las brutas no.</w:t>
+      </w:r>
+    </w:p>
+    <w:p>
+      <w:pPr>
+        <w:numPr>
+          <w:ilvl w:val="0"/>
+          <w:numId w:val="1120"/>
+        </w:numPr>
+      </w:pPr>
+      <w:r>
+        <w:t xml:space="preserve">Las mismas funciones, la hicksiana y la de gasto, sirven para medir en dinero el bienestar.</w:t>
       </w:r>
     </w:p>
     <w:bookmarkEnd w:id="170"/>
@@ -40326,7 +41208,7 @@
       <w:pPr>
         <w:numPr>
           <w:ilvl w:val="0"/>
-          <w:numId w:val="1101"/>
+          <w:numId w:val="1123"/>
         </w:numPr>
       </w:pPr>
       <w:r>
@@ -40421,7 +41303,7 @@
       <w:pPr>
         <w:numPr>
           <w:ilvl w:val="0"/>
-          <w:numId w:val="1101"/>
+          <w:numId w:val="1123"/>
         </w:numPr>
       </w:pPr>
       <w:r>
@@ -40472,7 +41354,7 @@
       <w:pPr>
         <w:numPr>
           <w:ilvl w:val="0"/>
-          <w:numId w:val="1101"/>
+          <w:numId w:val="1123"/>
         </w:numPr>
       </w:pPr>
       <w:r>
@@ -40753,7 +41635,7 @@
       <w:pPr>
         <w:numPr>
           <w:ilvl w:val="0"/>
-          <w:numId w:val="1101"/>
+          <w:numId w:val="1123"/>
         </w:numPr>
       </w:pPr>
       <w:r>
@@ -41247,7 +42129,7 @@
         <w:keepNext/>
         <w:numPr>
           <w:ilvl w:val="0"/>
-          <w:numId w:val="1102"/>
+          <w:numId w:val="1124"/>
         </w:numPr>
       </w:pPr>
       <w:r>
@@ -41332,7 +42214,7 @@
       <w:pPr>
         <w:numPr>
           <w:ilvl w:val="1"/>
-          <w:numId w:val="1103"/>
+          <w:numId w:val="1125"/>
         </w:numPr>
       </w:pPr>
       <w:r>
@@ -41359,7 +42241,7 @@
       <w:pPr>
         <w:numPr>
           <w:ilvl w:val="1"/>
-          <w:numId w:val="1103"/>
+          <w:numId w:val="1125"/>
         </w:numPr>
       </w:pPr>
       <w:r>
@@ -41743,7 +42625,7 @@
         <w:keepNext/>
         <w:numPr>
           <w:ilvl w:val="0"/>
-          <w:numId w:val="1104"/>
+          <w:numId w:val="1126"/>
         </w:numPr>
       </w:pPr>
       <w:r>
@@ -41767,7 +42649,7 @@
       <w:pPr>
         <w:numPr>
           <w:ilvl w:val="1"/>
-          <w:numId w:val="1105"/>
+          <w:numId w:val="1127"/>
         </w:numPr>
       </w:pPr>
       <w:r>
@@ -41864,7 +42746,7 @@
       <w:pPr>
         <w:numPr>
           <w:ilvl w:val="1"/>
-          <w:numId w:val="1105"/>
+          <w:numId w:val="1127"/>
         </w:numPr>
       </w:pPr>
       <w:r>
@@ -42121,7 +43003,7 @@
       <w:pPr>
         <w:numPr>
           <w:ilvl w:val="0"/>
-          <w:numId w:val="1104"/>
+          <w:numId w:val="1126"/>
         </w:numPr>
       </w:pPr>
       <w:r>
@@ -42167,7 +43049,7 @@
       <w:pPr>
         <w:numPr>
           <w:ilvl w:val="0"/>
-          <w:numId w:val="1106"/>
+          <w:numId w:val="1128"/>
         </w:numPr>
       </w:pPr>
       <w:r>
@@ -42651,7 +43533,7 @@
       <w:pPr>
         <w:numPr>
           <w:ilvl w:val="0"/>
-          <w:numId w:val="1106"/>
+          <w:numId w:val="1128"/>
         </w:numPr>
       </w:pPr>
       <w:r>
@@ -42879,7 +43761,7 @@
       <w:pPr>
         <w:numPr>
           <w:ilvl w:val="0"/>
-          <w:numId w:val="1107"/>
+          <w:numId w:val="1129"/>
         </w:numPr>
       </w:pPr>
       <w:r>
@@ -43942,7 +44824,7 @@
       <w:pPr>
         <w:numPr>
           <w:ilvl w:val="0"/>
-          <w:numId w:val="1108"/>
+          <w:numId w:val="1130"/>
         </w:numPr>
       </w:pPr>
       <w:r>
@@ -44990,7 +45872,7 @@
       <w:pPr>
         <w:numPr>
           <w:ilvl w:val="0"/>
-          <w:numId w:val="1109"/>
+          <w:numId w:val="1131"/>
         </w:numPr>
       </w:pPr>
       <w:r>
@@ -45033,7 +45915,7 @@
       <w:pPr>
         <w:numPr>
           <w:ilvl w:val="0"/>
-          <w:numId w:val="1109"/>
+          <w:numId w:val="1131"/>
         </w:numPr>
       </w:pPr>
       <w:r>
@@ -45293,7 +46175,7 @@
       <w:pPr>
         <w:numPr>
           <w:ilvl w:val="0"/>
-          <w:numId w:val="1110"/>
+          <w:numId w:val="1132"/>
         </w:numPr>
       </w:pPr>
       <w:r>
@@ -45800,7 +46682,7 @@
       <w:pPr>
         <w:numPr>
           <w:ilvl w:val="0"/>
-          <w:numId w:val="1110"/>
+          <w:numId w:val="1132"/>
         </w:numPr>
       </w:pPr>
       <w:r>
@@ -45865,7 +46747,7 @@
         <w:keepNext/>
         <w:numPr>
           <w:ilvl w:val="0"/>
-          <w:numId w:val="1110"/>
+          <w:numId w:val="1132"/>
         </w:numPr>
       </w:pPr>
       <w:r>
@@ -45886,7 +46768,7 @@
       <w:pPr>
         <w:numPr>
           <w:ilvl w:val="1"/>
-          <w:numId w:val="1111"/>
+          <w:numId w:val="1133"/>
         </w:numPr>
       </w:pPr>
       <w:r>
@@ -46024,7 +46906,7 @@
       <w:pPr>
         <w:numPr>
           <w:ilvl w:val="1"/>
-          <w:numId w:val="1111"/>
+          <w:numId w:val="1133"/>
         </w:numPr>
       </w:pPr>
       <w:r>
@@ -46308,7 +47190,7 @@
       <w:pPr>
         <w:numPr>
           <w:ilvl w:val="0"/>
-          <w:numId w:val="1112"/>
+          <w:numId w:val="1134"/>
         </w:numPr>
       </w:pPr>
       <w:r>
@@ -46929,7 +47811,7 @@
       <w:pPr>
         <w:numPr>
           <w:ilvl w:val="0"/>
-          <w:numId w:val="1112"/>
+          <w:numId w:val="1134"/>
         </w:numPr>
       </w:pPr>
       <w:r>
@@ -47388,7 +48270,7 @@
       <w:pPr>
         <w:numPr>
           <w:ilvl w:val="0"/>
-          <w:numId w:val="1113"/>
+          <w:numId w:val="1135"/>
         </w:numPr>
       </w:pPr>
       <w:r>
@@ -47439,7 +48321,7 @@
       <w:pPr>
         <w:numPr>
           <w:ilvl w:val="0"/>
-          <w:numId w:val="1113"/>
+          <w:numId w:val="1135"/>
         </w:numPr>
       </w:pPr>
       <w:r>
@@ -48022,7 +48904,7 @@
       <w:pPr>
         <w:numPr>
           <w:ilvl w:val="0"/>
-          <w:numId w:val="1113"/>
+          <w:numId w:val="1135"/>
         </w:numPr>
       </w:pPr>
       <w:r>
@@ -48454,7 +49336,7 @@
       <w:pPr>
         <w:numPr>
           <w:ilvl w:val="1"/>
-          <w:numId w:val="1114"/>
+          <w:numId w:val="1136"/>
         </w:numPr>
       </w:pPr>
       <w:r>
@@ -49100,7 +49982,7 @@
       <w:pPr>
         <w:numPr>
           <w:ilvl w:val="1"/>
-          <w:numId w:val="1114"/>
+          <w:numId w:val="1136"/>
         </w:numPr>
       </w:pPr>
       <w:r>
@@ -49157,7 +50039,7 @@
       <w:pPr>
         <w:numPr>
           <w:ilvl w:val="1"/>
-          <w:numId w:val="1114"/>
+          <w:numId w:val="1136"/>
         </w:numPr>
       </w:pPr>
       <w:r>
@@ -49474,7 +50356,7 @@
       <w:pPr>
         <w:numPr>
           <w:ilvl w:val="0"/>
-          <w:numId w:val="1115"/>
+          <w:numId w:val="1137"/>
         </w:numPr>
       </w:pPr>
       <w:r>
@@ -49813,7 +50695,7 @@
         <w:keepNext/>
         <w:numPr>
           <w:ilvl w:val="0"/>
-          <w:numId w:val="1115"/>
+          <w:numId w:val="1137"/>
         </w:numPr>
       </w:pPr>
       <w:r>
@@ -49831,7 +50713,7 @@
       <w:pPr>
         <w:numPr>
           <w:ilvl w:val="1"/>
-          <w:numId w:val="1116"/>
+          <w:numId w:val="1138"/>
         </w:numPr>
       </w:pPr>
       <w:r>
@@ -49923,7 +50805,7 @@
       <w:pPr>
         <w:numPr>
           <w:ilvl w:val="1"/>
-          <w:numId w:val="1116"/>
+          <w:numId w:val="1138"/>
         </w:numPr>
       </w:pPr>
       <w:r>
@@ -49981,7 +50863,7 @@
       <w:pPr>
         <w:numPr>
           <w:ilvl w:val="1"/>
-          <w:numId w:val="1116"/>
+          <w:numId w:val="1138"/>
         </w:numPr>
       </w:pPr>
       <w:r>
@@ -51174,56 +52056,98 @@
     <w:p>
       <w:pPr>
         <w:pStyle w:val="Ideaclave"/>
+        <w:keepNext/>
         <w:keepLines/>
       </w:pPr>
       <w:r>
-        <w:t xml:space="preserve">La función de gasto traduce la utilidad a euros. La VC y la VE miden exactamente el cambio de bienestar; el excedente marshalliano las aproxima tanto mejor cuanto menor es el efecto renta (</w:t>
-      </w:r>
-      <w:r>
-        <w:rPr>
-          <w:smallCaps/>
-        </w:rPr>
-        <w:t xml:space="preserve">Willig</w:t>
-      </w:r>
-      <w:r>
-        <w:t xml:space="preserve">), y las cestas fijas de</w:t>
-      </w:r>
-      <w:r>
-        <w:t xml:space="preserve"> </w:t>
-      </w:r>
-      <w:r>
-        <w:rPr>
-          <w:smallCaps/>
-        </w:rPr>
-        <w:t xml:space="preserve">Laspeyres</w:t>
-      </w:r>
-      <w:r>
-        <w:t xml:space="preserve"> </w:t>
-      </w:r>
-      <w:r>
-        <w:t xml:space="preserve">y</w:t>
-      </w:r>
-      <w:r>
-        <w:t xml:space="preserve"> </w:t>
-      </w:r>
-      <w:r>
-        <w:rPr>
-          <w:smallCaps/>
-        </w:rPr>
-        <w:t xml:space="preserve">Paasche</w:t>
-      </w:r>
-      <w:r>
-        <w:t xml:space="preserve"> </w:t>
-      </w:r>
-      <w:r>
-        <w:t xml:space="preserve">las acotan, con un sesgo de sustitución que sigue presente en los índices de precios oficiales.</w:t>
-      </w:r>
-    </w:p>
-    <w:p>
-      <w:pPr>
+        <w:t xml:space="preserve">La función de gasto traduce la utilidad a euros:</w:t>
+      </w:r>
+    </w:p>
+    <w:p>
+      <w:pPr>
+        <w:pStyle w:val="Ideaclave"/>
+        <w:keepNext/>
+        <w:keepLines/>
         <w:numPr>
           <w:ilvl w:val="0"/>
-          <w:numId w:val="1117"/>
+          <w:numId w:val="1139"/>
+        </w:numPr>
+      </w:pPr>
+      <w:r>
+        <w:t xml:space="preserve">la VC y la VE miden exactamente el cambio de bienestar;</w:t>
+      </w:r>
+    </w:p>
+    <w:p>
+      <w:pPr>
+        <w:pStyle w:val="Ideaclave"/>
+        <w:keepNext/>
+        <w:keepLines/>
+        <w:numPr>
+          <w:ilvl w:val="0"/>
+          <w:numId w:val="1139"/>
+        </w:numPr>
+      </w:pPr>
+      <w:r>
+        <w:t xml:space="preserve">el excedente marshalliano las aproxima tanto mejor cuanto menor es el efecto renta (</w:t>
+      </w:r>
+      <w:r>
+        <w:rPr>
+          <w:smallCaps/>
+        </w:rPr>
+        <w:t xml:space="preserve">Willig</w:t>
+      </w:r>
+      <w:r>
+        <w:t xml:space="preserve">);</w:t>
+      </w:r>
+    </w:p>
+    <w:p>
+      <w:pPr>
+        <w:pStyle w:val="Ideaclave"/>
+        <w:keepLines/>
+        <w:numPr>
+          <w:ilvl w:val="0"/>
+          <w:numId w:val="1139"/>
+        </w:numPr>
+      </w:pPr>
+      <w:r>
+        <w:t xml:space="preserve">y las cestas fijas de</w:t>
+      </w:r>
+      <w:r>
+        <w:t xml:space="preserve"> </w:t>
+      </w:r>
+      <w:r>
+        <w:rPr>
+          <w:smallCaps/>
+        </w:rPr>
+        <w:t xml:space="preserve">Laspeyres</w:t>
+      </w:r>
+      <w:r>
+        <w:t xml:space="preserve"> </w:t>
+      </w:r>
+      <w:r>
+        <w:t xml:space="preserve">y</w:t>
+      </w:r>
+      <w:r>
+        <w:t xml:space="preserve"> </w:t>
+      </w:r>
+      <w:r>
+        <w:rPr>
+          <w:smallCaps/>
+        </w:rPr>
+        <w:t xml:space="preserve">Paasche</w:t>
+      </w:r>
+      <w:r>
+        <w:t xml:space="preserve"> </w:t>
+      </w:r>
+      <w:r>
+        <w:t xml:space="preserve">las acotan, con un sesgo de sustitución que sigue presente en los índices de precios oficiales.</w:t>
+      </w:r>
+    </w:p>
+    <w:p>
+      <w:pPr>
+        <w:numPr>
+          <w:ilvl w:val="0"/>
+          <w:numId w:val="1140"/>
         </w:numPr>
       </w:pPr>
       <w:r>
@@ -51264,7 +52188,7 @@
         <w:keepNext/>
         <w:numPr>
           <w:ilvl w:val="0"/>
-          <w:numId w:val="1118"/>
+          <w:numId w:val="1141"/>
         </w:numPr>
       </w:pPr>
       <w:r>
@@ -51284,7 +52208,7 @@
       <w:pPr>
         <w:numPr>
           <w:ilvl w:val="1"/>
-          <w:numId w:val="1119"/>
+          <w:numId w:val="1142"/>
         </w:numPr>
       </w:pPr>
       <w:r>
@@ -51306,7 +52230,7 @@
       <w:pPr>
         <w:numPr>
           <w:ilvl w:val="1"/>
-          <w:numId w:val="1119"/>
+          <w:numId w:val="1142"/>
         </w:numPr>
       </w:pPr>
       <w:r>
@@ -51326,91 +52250,14 @@
     </w:p>
     <w:p>
       <w:pPr>
+        <w:keepNext/>
         <w:numPr>
           <w:ilvl w:val="1"/>
-          <w:numId w:val="1119"/>
+          <w:numId w:val="1142"/>
         </w:numPr>
       </w:pPr>
       <w:r>
-        <w:t xml:space="preserve">Y tienen tres aplicaciones: la integrabilidad, que da el contenido contrastable de la teoría (ley de</w:t>
-      </w:r>
-      <w:r>
-        <w:t xml:space="preserve"> </w:t>
-      </w:r>
-      <w:r>
-        <w:rPr>
-          <w:smallCaps/>
-        </w:rPr>
-        <w:t xml:space="preserve">Walras</w:t>
-      </w:r>
-      <w:r>
-        <w:t xml:space="preserve"> </w:t>
-      </w:r>
-      <w:r>
-        <w:t xml:space="preserve">y simetría y negatividad de la matriz de</w:t>
-      </w:r>
-      <w:r>
-        <w:t xml:space="preserve"> </w:t>
-      </w:r>
-      <w:r>
-        <w:rPr>
-          <w:smallCaps/>
-        </w:rPr>
-        <w:t xml:space="preserve">Slutsky</w:t>
-      </w:r>
-      <w:r>
-        <w:t xml:space="preserve">); la demostración de la ecuación de</w:t>
-      </w:r>
-      <w:r>
-        <w:t xml:space="preserve"> </w:t>
-      </w:r>
-      <w:r>
-        <w:rPr>
-          <w:smallCaps/>
-        </w:rPr>
-        <w:t xml:space="preserve">Slutsky</w:t>
-      </w:r>
-      <w:r>
-        <w:t xml:space="preserve">, con la distinción entre relaciones netas y brutas, y la medida del bienestar con la métrica monetaria, la VC y la VE, que el excedente aproxima (</w:t>
-      </w:r>
-      <w:r>
-        <w:rPr>
-          <w:smallCaps/>
-        </w:rPr>
-        <w:t xml:space="preserve">Willig</w:t>
-      </w:r>
-      <w:r>
-        <w:t xml:space="preserve">) y los índices de</w:t>
-      </w:r>
-      <w:r>
-        <w:t xml:space="preserve"> </w:t>
-      </w:r>
-      <w:r>
-        <w:rPr>
-          <w:smallCaps/>
-        </w:rPr>
-        <w:t xml:space="preserve">Laspeyres</w:t>
-      </w:r>
-      <w:r>
-        <w:t xml:space="preserve"> </w:t>
-      </w:r>
-      <w:r>
-        <w:t xml:space="preserve">y</w:t>
-      </w:r>
-      <w:r>
-        <w:t xml:space="preserve"> </w:t>
-      </w:r>
-      <w:r>
-        <w:rPr>
-          <w:smallCaps/>
-        </w:rPr>
-        <w:t xml:space="preserve">Paasche</w:t>
-      </w:r>
-      <w:r>
-        <w:t xml:space="preserve"> </w:t>
-      </w:r>
-      <w:r>
-        <w:t xml:space="preserve">acotan (</w:t>
+        <w:t xml:space="preserve">Y tienen tres aplicaciones (</w:t>
       </w:r>
       <w:hyperlink w:anchor="sec_aplicaciones_dualidad">
         <w:r>
@@ -51421,14 +52268,125 @@
         </w:r>
       </w:hyperlink>
       <w:r>
-        <w:t xml:space="preserve">).</w:t>
+        <w:t xml:space="preserve">):</w:t>
+      </w:r>
+    </w:p>
+    <w:p>
+      <w:pPr>
+        <w:numPr>
+          <w:ilvl w:val="2"/>
+          <w:numId w:val="1143"/>
+        </w:numPr>
+      </w:pPr>
+      <w:r>
+        <w:t xml:space="preserve">la integrabilidad, que da el contenido contrastable de la teoría (ley de</w:t>
+      </w:r>
+      <w:r>
+        <w:t xml:space="preserve"> </w:t>
+      </w:r>
+      <w:r>
+        <w:rPr>
+          <w:smallCaps/>
+        </w:rPr>
+        <w:t xml:space="preserve">Walras</w:t>
+      </w:r>
+      <w:r>
+        <w:t xml:space="preserve"> </w:t>
+      </w:r>
+      <w:r>
+        <w:t xml:space="preserve">y simetría y negatividad de la matriz de</w:t>
+      </w:r>
+      <w:r>
+        <w:t xml:space="preserve"> </w:t>
+      </w:r>
+      <w:r>
+        <w:rPr>
+          <w:smallCaps/>
+        </w:rPr>
+        <w:t xml:space="preserve">Slutsky</w:t>
+      </w:r>
+      <w:r>
+        <w:t xml:space="preserve">);</w:t>
+      </w:r>
+    </w:p>
+    <w:p>
+      <w:pPr>
+        <w:numPr>
+          <w:ilvl w:val="2"/>
+          <w:numId w:val="1143"/>
+        </w:numPr>
+      </w:pPr>
+      <w:r>
+        <w:t xml:space="preserve">la demostración de la ecuación de</w:t>
+      </w:r>
+      <w:r>
+        <w:t xml:space="preserve"> </w:t>
+      </w:r>
+      <w:r>
+        <w:rPr>
+          <w:smallCaps/>
+        </w:rPr>
+        <w:t xml:space="preserve">Slutsky</w:t>
+      </w:r>
+      <w:r>
+        <w:t xml:space="preserve">, con la distinción entre relaciones netas y brutas;</w:t>
+      </w:r>
+    </w:p>
+    <w:p>
+      <w:pPr>
+        <w:numPr>
+          <w:ilvl w:val="2"/>
+          <w:numId w:val="1143"/>
+        </w:numPr>
+      </w:pPr>
+      <w:r>
+        <w:t xml:space="preserve">y la medida del bienestar con la métrica monetaria, la VC y la VE, que el excedente aproxima (</w:t>
+      </w:r>
+      <w:r>
+        <w:rPr>
+          <w:smallCaps/>
+        </w:rPr>
+        <w:t xml:space="preserve">Willig</w:t>
+      </w:r>
+      <w:r>
+        <w:t xml:space="preserve">) y los índices de</w:t>
+      </w:r>
+      <w:r>
+        <w:t xml:space="preserve"> </w:t>
+      </w:r>
+      <w:r>
+        <w:rPr>
+          <w:smallCaps/>
+        </w:rPr>
+        <w:t xml:space="preserve">Laspeyres</w:t>
+      </w:r>
+      <w:r>
+        <w:t xml:space="preserve"> </w:t>
+      </w:r>
+      <w:r>
+        <w:t xml:space="preserve">y</w:t>
+      </w:r>
+      <w:r>
+        <w:t xml:space="preserve"> </w:t>
+      </w:r>
+      <w:r>
+        <w:rPr>
+          <w:smallCaps/>
+        </w:rPr>
+        <w:t xml:space="preserve">Paasche</w:t>
+      </w:r>
+      <w:r>
+        <w:t xml:space="preserve"> </w:t>
+      </w:r>
+      <w:r>
+        <w:t xml:space="preserve">acotan.</w:t>
       </w:r>
     </w:p>
     <w:p>
       <w:pPr>
         <w:numPr>
           <w:ilvl w:val="0"/>
-          <w:numId w:val="1118"/>
+          <w:numId w:val="1141"/>
         </w:numPr>
       </w:pPr>
       <w:r>
@@ -51449,7 +52407,7 @@
         <w:keepNext/>
         <w:numPr>
           <w:ilvl w:val="0"/>
-          <w:numId w:val="1118"/>
+          <w:numId w:val="1141"/>
         </w:numPr>
       </w:pPr>
       <w:r>
@@ -51469,7 +52427,7 @@
       <w:pPr>
         <w:numPr>
           <w:ilvl w:val="1"/>
-          <w:numId w:val="1120"/>
+          <w:numId w:val="1144"/>
         </w:numPr>
       </w:pPr>
       <w:r>
@@ -51509,7 +52467,7 @@
       <w:pPr>
         <w:numPr>
           <w:ilvl w:val="1"/>
-          <w:numId w:val="1120"/>
+          <w:numId w:val="1144"/>
         </w:numPr>
       </w:pPr>
       <w:r>
@@ -51562,7 +52520,7 @@
       <w:pPr>
         <w:numPr>
           <w:ilvl w:val="1"/>
-          <w:numId w:val="1120"/>
+          <w:numId w:val="1144"/>
         </w:numPr>
       </w:pPr>
       <w:r>
@@ -51653,7 +52611,7 @@
       <w:pPr>
         <w:numPr>
           <w:ilvl w:val="1"/>
-          <w:numId w:val="1120"/>
+          <w:numId w:val="1144"/>
         </w:numPr>
       </w:pPr>
       <w:r>
@@ -51698,7 +52656,7 @@
       <w:pPr>
         <w:numPr>
           <w:ilvl w:val="0"/>
-          <w:numId w:val="1118"/>
+          <w:numId w:val="1141"/>
         </w:numPr>
       </w:pPr>
       <w:r>
@@ -51730,7 +52688,7 @@
       <w:pPr>
         <w:numPr>
           <w:ilvl w:val="0"/>
-          <w:numId w:val="1118"/>
+          <w:numId w:val="1141"/>
         </w:numPr>
       </w:pPr>
       <w:r>
@@ -51782,7 +52740,7 @@
         <w:keepLines/>
         <w:numPr>
           <w:ilvl w:val="0"/>
-          <w:numId w:val="1121"/>
+          <w:numId w:val="1145"/>
         </w:numPr>
       </w:pPr>
       <w:r>
@@ -51846,7 +52804,7 @@
         <w:keepLines/>
         <w:numPr>
           <w:ilvl w:val="0"/>
-          <w:numId w:val="1121"/>
+          <w:numId w:val="1145"/>
         </w:numPr>
       </w:pPr>
       <w:r>
@@ -51898,7 +52856,7 @@
         <w:keepLines/>
         <w:numPr>
           <w:ilvl w:val="0"/>
-          <w:numId w:val="1121"/>
+          <w:numId w:val="1145"/>
         </w:numPr>
       </w:pPr>
       <w:r>
@@ -51961,7 +52919,7 @@
         <w:keepLines/>
         <w:numPr>
           <w:ilvl w:val="0"/>
-          <w:numId w:val="1121"/>
+          <w:numId w:val="1145"/>
         </w:numPr>
       </w:pPr>
       <w:r>
@@ -52057,7 +53015,7 @@
       <w:pPr>
         <w:numPr>
           <w:ilvl w:val="0"/>
-          <w:numId w:val="1122"/>
+          <w:numId w:val="1146"/>
         </w:numPr>
       </w:pPr>
       <w:r>
@@ -53942,7 +54900,7 @@
       <w:pPr>
         <w:numPr>
           <w:ilvl w:val="0"/>
-          <w:numId w:val="1123"/>
+          <w:numId w:val="1147"/>
         </w:numPr>
       </w:pPr>
       <w:r>
@@ -54024,7 +54982,7 @@
       <w:pPr>
         <w:numPr>
           <w:ilvl w:val="0"/>
-          <w:numId w:val="1123"/>
+          <w:numId w:val="1147"/>
         </w:numPr>
       </w:pPr>
       <w:r>
@@ -54129,7 +55087,7 @@
       <w:pPr>
         <w:numPr>
           <w:ilvl w:val="0"/>
-          <w:numId w:val="1123"/>
+          <w:numId w:val="1147"/>
         </w:numPr>
       </w:pPr>
       <w:r>
@@ -54165,7 +55123,7 @@
       <w:pPr>
         <w:numPr>
           <w:ilvl w:val="0"/>
-          <w:numId w:val="1124"/>
+          <w:numId w:val="1148"/>
         </w:numPr>
       </w:pPr>
       <w:r>
@@ -54397,7 +55355,7 @@
       <w:pPr>
         <w:numPr>
           <w:ilvl w:val="0"/>
-          <w:numId w:val="1124"/>
+          <w:numId w:val="1148"/>
         </w:numPr>
       </w:pPr>
       <w:r>
@@ -55096,7 +56054,7 @@
       <w:pPr>
         <w:numPr>
           <w:ilvl w:val="0"/>
-          <w:numId w:val="1124"/>
+          <w:numId w:val="1148"/>
         </w:numPr>
       </w:pPr>
       <w:r>
@@ -55409,7 +56367,7 @@
       <w:pPr>
         <w:numPr>
           <w:ilvl w:val="0"/>
-          <w:numId w:val="1124"/>
+          <w:numId w:val="1148"/>
         </w:numPr>
       </w:pPr>
       <w:r>
@@ -55544,7 +56502,7 @@
       <w:pPr>
         <w:numPr>
           <w:ilvl w:val="0"/>
-          <w:numId w:val="1124"/>
+          <w:numId w:val="1148"/>
         </w:numPr>
       </w:pPr>
       <w:r>
@@ -55743,7 +56701,7 @@
       <w:pPr>
         <w:numPr>
           <w:ilvl w:val="0"/>
-          <w:numId w:val="1125"/>
+          <w:numId w:val="1149"/>
         </w:numPr>
       </w:pPr>
       <w:r>
@@ -55779,7 +56737,7 @@
       <w:pPr>
         <w:numPr>
           <w:ilvl w:val="0"/>
-          <w:numId w:val="1126"/>
+          <w:numId w:val="1150"/>
         </w:numPr>
       </w:pPr>
       <w:r>
@@ -56503,7 +57461,7 @@
       <w:pPr>
         <w:numPr>
           <w:ilvl w:val="0"/>
-          <w:numId w:val="1126"/>
+          <w:numId w:val="1150"/>
         </w:numPr>
       </w:pPr>
       <w:r>
@@ -57293,7 +58251,7 @@
       <w:pPr>
         <w:numPr>
           <w:ilvl w:val="0"/>
-          <w:numId w:val="1127"/>
+          <w:numId w:val="1151"/>
         </w:numPr>
       </w:pPr>
       <w:r>
@@ -57872,7 +58830,7 @@
       <w:pPr>
         <w:numPr>
           <w:ilvl w:val="0"/>
-          <w:numId w:val="1127"/>
+          <w:numId w:val="1151"/>
         </w:numPr>
       </w:pPr>
       <w:r>
@@ -58480,7 +59438,7 @@
       <w:pPr>
         <w:numPr>
           <w:ilvl w:val="0"/>
-          <w:numId w:val="1127"/>
+          <w:numId w:val="1151"/>
         </w:numPr>
       </w:pPr>
       <w:r>
@@ -58548,7 +59506,7 @@
       <w:pPr>
         <w:numPr>
           <w:ilvl w:val="0"/>
-          <w:numId w:val="1128"/>
+          <w:numId w:val="1152"/>
         </w:numPr>
       </w:pPr>
       <w:r>
@@ -58820,7 +59778,7 @@
         <w:keepNext/>
         <w:numPr>
           <w:ilvl w:val="0"/>
-          <w:numId w:val="1128"/>
+          <w:numId w:val="1152"/>
         </w:numPr>
       </w:pPr>
       <w:r>
@@ -58838,7 +59796,7 @@
       <w:pPr>
         <w:numPr>
           <w:ilvl w:val="1"/>
-          <w:numId w:val="1129"/>
+          <w:numId w:val="1153"/>
         </w:numPr>
       </w:pPr>
       <m:oMath>
@@ -58975,7 +59933,7 @@
       <w:pPr>
         <w:numPr>
           <w:ilvl w:val="1"/>
-          <w:numId w:val="1129"/>
+          <w:numId w:val="1153"/>
         </w:numPr>
       </w:pPr>
       <m:oMath>
@@ -59194,7 +60152,7 @@
       <w:pPr>
         <w:numPr>
           <w:ilvl w:val="0"/>
-          <w:numId w:val="1128"/>
+          <w:numId w:val="1152"/>
         </w:numPr>
       </w:pPr>
       <w:r>
@@ -59437,7 +60395,7 @@
       <w:pPr>
         <w:numPr>
           <w:ilvl w:val="0"/>
-          <w:numId w:val="1128"/>
+          <w:numId w:val="1152"/>
         </w:numPr>
       </w:pPr>
       <w:r>
@@ -59706,9 +60664,10 @@
     </w:p>
     <w:p>
       <w:pPr>
+        <w:keepNext/>
         <w:numPr>
           <w:ilvl w:val="0"/>
-          <w:numId w:val="1128"/>
+          <w:numId w:val="1152"/>
         </w:numPr>
       </w:pPr>
       <w:r>
@@ -59719,7 +60678,18 @@
         <w:t xml:space="preserve">Uso en la teoría de la demanda</w:t>
       </w:r>
       <w:r>
-        <w:t xml:space="preserve">: la concavidad de la función de gasto equivale a que la matriz de</w:t>
+        <w:t xml:space="preserve">:</w:t>
+      </w:r>
+    </w:p>
+    <w:p>
+      <w:pPr>
+        <w:numPr>
+          <w:ilvl w:val="1"/>
+          <w:numId w:val="1154"/>
+        </w:numPr>
+      </w:pPr>
+      <w:r>
+        <w:t xml:space="preserve">la concavidad de la función de gasto equivale a que la matriz de</w:t>
       </w:r>
       <w:r>
         <w:t xml:space="preserve"> </w:t>
@@ -59734,7 +60704,29 @@
         <w:t xml:space="preserve"> </w:t>
       </w:r>
       <w:r>
-        <w:t xml:space="preserve">sea semidefinida negativa; la cuasiconcavidad de la utilidad, a la convexidad de las preferencias, y la cuasiconvexidad de la FIU, a que el conjunto</w:t>
+        <w:t xml:space="preserve">sea semidefinida negativa;</w:t>
+      </w:r>
+    </w:p>
+    <w:p>
+      <w:pPr>
+        <w:numPr>
+          <w:ilvl w:val="1"/>
+          <w:numId w:val="1154"/>
+        </w:numPr>
+      </w:pPr>
+      <w:r>
+        <w:t xml:space="preserve">la cuasiconcavidad de la utilidad, a la convexidad de las preferencias;</w:t>
+      </w:r>
+    </w:p>
+    <w:p>
+      <w:pPr>
+        <w:numPr>
+          <w:ilvl w:val="1"/>
+          <w:numId w:val="1154"/>
+        </w:numPr>
+      </w:pPr>
+      <w:r>
+        <w:t xml:space="preserve">y la cuasiconvexidad de la FIU, a que el conjunto</w:t>
       </w:r>
       <w:r>
         <w:t xml:space="preserve"> </w:t>
@@ -59863,7 +60855,18 @@
         <w:t xml:space="preserve"> </w:t>
       </w:r>
       <w:r>
-        <w:t xml:space="preserve">sea convexo. La función de costes de la empresa tiene las mismas propiedades que la de gasto</w:t>
+        <w:t xml:space="preserve">sea convexo.</w:t>
+      </w:r>
+    </w:p>
+    <w:p>
+      <w:pPr>
+        <w:numPr>
+          <w:ilvl w:val="0"/>
+          <w:numId w:val="1152"/>
+        </w:numPr>
+      </w:pPr>
+      <w:r>
+        <w:t xml:space="preserve">La función de costes de la empresa tiene las mismas propiedades que la de gasto</w:t>
       </w:r>
       <w:r>
         <w:t xml:space="preserve"> </w:t>
@@ -59894,7 +60897,7 @@
       <w:pPr>
         <w:numPr>
           <w:ilvl w:val="0"/>
-          <w:numId w:val="1130"/>
+          <w:numId w:val="1155"/>
         </w:numPr>
       </w:pPr>
       <w:r>
@@ -60063,7 +61066,7 @@
       <w:pPr>
         <w:numPr>
           <w:ilvl w:val="0"/>
-          <w:numId w:val="1130"/>
+          <w:numId w:val="1155"/>
         </w:numPr>
       </w:pPr>
       <m:oMath>
@@ -60358,7 +61361,7 @@
       <w:pPr>
         <w:numPr>
           <w:ilvl w:val="0"/>
-          <w:numId w:val="1130"/>
+          <w:numId w:val="1155"/>
         </w:numPr>
       </w:pPr>
       <m:oMath>
@@ -60607,7 +61610,7 @@
       <w:pPr>
         <w:numPr>
           <w:ilvl w:val="0"/>
-          <w:numId w:val="1130"/>
+          <w:numId w:val="1155"/>
         </w:numPr>
       </w:pPr>
       <w:r>
@@ -61164,7 +62167,7 @@
       <w:pPr>
         <w:numPr>
           <w:ilvl w:val="0"/>
-          <w:numId w:val="1130"/>
+          <w:numId w:val="1155"/>
         </w:numPr>
       </w:pPr>
       <m:oMath>
@@ -61461,7 +62464,7 @@
       <w:pPr>
         <w:numPr>
           <w:ilvl w:val="0"/>
-          <w:numId w:val="1130"/>
+          <w:numId w:val="1155"/>
         </w:numPr>
       </w:pPr>
       <w:r>
@@ -62731,7 +63734,7 @@
       <w:pPr>
         <w:numPr>
           <w:ilvl w:val="0"/>
-          <w:numId w:val="1131"/>
+          <w:numId w:val="1156"/>
         </w:numPr>
       </w:pPr>
       <w:r>
@@ -63294,7 +64297,7 @@
       <w:pPr>
         <w:numPr>
           <w:ilvl w:val="0"/>
-          <w:numId w:val="1131"/>
+          <w:numId w:val="1156"/>
         </w:numPr>
       </w:pPr>
       <w:r>
@@ -63544,7 +64547,7 @@
       <w:pPr>
         <w:numPr>
           <w:ilvl w:val="0"/>
-          <w:numId w:val="1131"/>
+          <w:numId w:val="1156"/>
         </w:numPr>
       </w:pPr>
       <w:r>
@@ -63916,7 +64919,7 @@
       <w:pPr>
         <w:numPr>
           <w:ilvl w:val="0"/>
-          <w:numId w:val="1131"/>
+          <w:numId w:val="1156"/>
         </w:numPr>
       </w:pPr>
       <w:r>
@@ -64016,17 +65019,23 @@
     </w:p>
     <w:p>
       <w:pPr>
+        <w:keepNext/>
         <w:numPr>
           <w:ilvl w:val="0"/>
-          <w:numId w:val="1132"/>
+          <w:numId w:val="1157"/>
         </w:numPr>
       </w:pPr>
       <w:r>
         <w:t xml:space="preserve">Homogeneidad:</w:t>
       </w:r>
-      <w:r>
-        <w:t xml:space="preserve"> </w:t>
-      </w:r>
+    </w:p>
+    <w:p>
+      <w:pPr>
+        <w:numPr>
+          <w:ilvl w:val="1"/>
+          <w:numId w:val="1158"/>
+        </w:numPr>
+      </w:pPr>
       <m:oMath>
         <m:r>
           <m:t>E</m:t>
@@ -64072,9 +65081,14 @@
       <w:r>
         <w:t xml:space="preserve">;</w:t>
       </w:r>
-      <w:r>
-        <w:t xml:space="preserve"> </w:t>
-      </w:r>
+    </w:p>
+    <w:p>
+      <w:pPr>
+        <w:numPr>
+          <w:ilvl w:val="1"/>
+          <w:numId w:val="1158"/>
+        </w:numPr>
+      </w:pPr>
       <m:oMath>
         <m:acc>
           <m:accPr>
@@ -64124,9 +65138,14 @@
       <w:r>
         <w:t xml:space="preserve">;</w:t>
       </w:r>
-      <w:r>
-        <w:t xml:space="preserve"> </w:t>
-      </w:r>
+    </w:p>
+    <w:p>
+      <w:pPr>
+        <w:numPr>
+          <w:ilvl w:val="1"/>
+          <w:numId w:val="1158"/>
+        </w:numPr>
+      </w:pPr>
       <m:oMath>
         <m:r>
           <m:t>V</m:t>
@@ -64221,7 +65240,7 @@
       <w:pPr>
         <w:numPr>
           <w:ilvl w:val="0"/>
-          <w:numId w:val="1132"/>
+          <w:numId w:val="1157"/>
         </w:numPr>
       </w:pPr>
       <w:r>
@@ -64259,7 +65278,7 @@
       <w:pPr>
         <w:numPr>
           <w:ilvl w:val="0"/>
-          <w:numId w:val="1132"/>
+          <w:numId w:val="1157"/>
         </w:numPr>
       </w:pPr>
       <w:r>
@@ -64446,7 +65465,7 @@
       <w:pPr>
         <w:numPr>
           <w:ilvl w:val="0"/>
-          <w:numId w:val="1132"/>
+          <w:numId w:val="1157"/>
         </w:numPr>
       </w:pPr>
       <w:r>
@@ -64573,7 +65592,7 @@
       <w:pPr>
         <w:numPr>
           <w:ilvl w:val="0"/>
-          <w:numId w:val="1132"/>
+          <w:numId w:val="1157"/>
         </w:numPr>
       </w:pPr>
       <w:r>
@@ -64757,7 +65776,7 @@
       <w:pPr>
         <w:numPr>
           <w:ilvl w:val="0"/>
-          <w:numId w:val="1132"/>
+          <w:numId w:val="1157"/>
         </w:numPr>
       </w:pPr>
       <w:r>
@@ -64828,7 +65847,7 @@
       <w:pPr>
         <w:numPr>
           <w:ilvl w:val="0"/>
-          <w:numId w:val="1132"/>
+          <w:numId w:val="1157"/>
         </w:numPr>
       </w:pPr>
       <w:r>
@@ -64969,7 +65988,7 @@
       <w:pPr>
         <w:numPr>
           <w:ilvl w:val="0"/>
-          <w:numId w:val="1132"/>
+          <w:numId w:val="1157"/>
         </w:numPr>
       </w:pPr>
       <w:r>
@@ -73215,6 +74234,24 @@
     <w:abstractNumId w:val="991"/>
   </w:num>
   <w:num w:numId="1022">
+    <w:abstractNumId w:val="991"/>
+  </w:num>
+  <w:num w:numId="1023">
+    <w:abstractNumId w:val="991"/>
+  </w:num>
+  <w:num w:numId="1024">
+    <w:abstractNumId w:val="991"/>
+  </w:num>
+  <w:num w:numId="1025">
+    <w:abstractNumId w:val="991"/>
+  </w:num>
+  <w:num w:numId="1026">
+    <w:abstractNumId w:val="991"/>
+  </w:num>
+  <w:num w:numId="1027">
+    <w:abstractNumId w:val="991"/>
+  </w:num>
+  <w:num w:numId="1028">
     <w:abstractNumId w:val="99411"/>
     <w:lvlOverride w:ilvl="0">
       <w:startOverride w:val="1"/>
@@ -73244,7 +74281,10 @@
       <w:startOverride w:val="1"/>
     </w:lvlOverride>
   </w:num>
-  <w:num w:numId="1023">
+  <w:num w:numId="1029">
+    <w:abstractNumId w:val="991"/>
+  </w:num>
+  <w:num w:numId="1030">
     <w:abstractNumId w:val="99411"/>
     <w:lvlOverride w:ilvl="0">
       <w:startOverride w:val="1"/>
@@ -73274,28 +74314,25 @@
       <w:startOverride w:val="1"/>
     </w:lvlOverride>
   </w:num>
-  <w:num w:numId="1024">
+  <w:num w:numId="1031">
     <w:abstractNumId w:val="991"/>
   </w:num>
-  <w:num w:numId="1025">
+  <w:num w:numId="1032">
     <w:abstractNumId w:val="991"/>
   </w:num>
-  <w:num w:numId="1026">
+  <w:num w:numId="1033">
     <w:abstractNumId w:val="991"/>
   </w:num>
-  <w:num w:numId="1027">
+  <w:num w:numId="1034">
     <w:abstractNumId w:val="991"/>
   </w:num>
-  <w:num w:numId="1028">
+  <w:num w:numId="1035">
     <w:abstractNumId w:val="991"/>
   </w:num>
-  <w:num w:numId="1029">
+  <w:num w:numId="1036">
     <w:abstractNumId w:val="991"/>
   </w:num>
-  <w:num w:numId="1030">
-    <w:abstractNumId w:val="991"/>
-  </w:num>
-  <w:num w:numId="1031">
+  <w:num w:numId="1037">
     <w:abstractNumId w:val="99411"/>
     <w:lvlOverride w:ilvl="0">
       <w:startOverride w:val="1"/>
@@ -73324,51 +74361,6 @@
     <w:lvlOverride w:ilvl="8">
       <w:startOverride w:val="1"/>
     </w:lvlOverride>
-  </w:num>
-  <w:num w:numId="1032">
-    <w:abstractNumId w:val="99411"/>
-    <w:lvlOverride w:ilvl="0">
-      <w:startOverride w:val="1"/>
-    </w:lvlOverride>
-    <w:lvlOverride w:ilvl="1">
-      <w:startOverride w:val="1"/>
-    </w:lvlOverride>
-    <w:lvlOverride w:ilvl="2">
-      <w:startOverride w:val="1"/>
-    </w:lvlOverride>
-    <w:lvlOverride w:ilvl="3">
-      <w:startOverride w:val="1"/>
-    </w:lvlOverride>
-    <w:lvlOverride w:ilvl="4">
-      <w:startOverride w:val="1"/>
-    </w:lvlOverride>
-    <w:lvlOverride w:ilvl="5">
-      <w:startOverride w:val="1"/>
-    </w:lvlOverride>
-    <w:lvlOverride w:ilvl="6">
-      <w:startOverride w:val="1"/>
-    </w:lvlOverride>
-    <w:lvlOverride w:ilvl="7">
-      <w:startOverride w:val="1"/>
-    </w:lvlOverride>
-    <w:lvlOverride w:ilvl="8">
-      <w:startOverride w:val="1"/>
-    </w:lvlOverride>
-  </w:num>
-  <w:num w:numId="1033">
-    <w:abstractNumId w:val="991"/>
-  </w:num>
-  <w:num w:numId="1034">
-    <w:abstractNumId w:val="991"/>
-  </w:num>
-  <w:num w:numId="1035">
-    <w:abstractNumId w:val="991"/>
-  </w:num>
-  <w:num w:numId="1036">
-    <w:abstractNumId w:val="991"/>
-  </w:num>
-  <w:num w:numId="1037">
-    <w:abstractNumId w:val="991"/>
   </w:num>
   <w:num w:numId="1038">
     <w:abstractNumId w:val="991"/>
@@ -73404,7 +74396,34 @@
     </w:lvlOverride>
   </w:num>
   <w:num w:numId="1040">
-    <w:abstractNumId w:val="991"/>
+    <w:abstractNumId w:val="99411"/>
+    <w:lvlOverride w:ilvl="0">
+      <w:startOverride w:val="1"/>
+    </w:lvlOverride>
+    <w:lvlOverride w:ilvl="1">
+      <w:startOverride w:val="1"/>
+    </w:lvlOverride>
+    <w:lvlOverride w:ilvl="2">
+      <w:startOverride w:val="1"/>
+    </w:lvlOverride>
+    <w:lvlOverride w:ilvl="3">
+      <w:startOverride w:val="1"/>
+    </w:lvlOverride>
+    <w:lvlOverride w:ilvl="4">
+      <w:startOverride w:val="1"/>
+    </w:lvlOverride>
+    <w:lvlOverride w:ilvl="5">
+      <w:startOverride w:val="1"/>
+    </w:lvlOverride>
+    <w:lvlOverride w:ilvl="6">
+      <w:startOverride w:val="1"/>
+    </w:lvlOverride>
+    <w:lvlOverride w:ilvl="7">
+      <w:startOverride w:val="1"/>
+    </w:lvlOverride>
+    <w:lvlOverride w:ilvl="8">
+      <w:startOverride w:val="1"/>
+    </w:lvlOverride>
   </w:num>
   <w:num w:numId="1041">
     <w:abstractNumId w:val="991"/>
@@ -73455,6 +74474,33 @@
     </w:lvlOverride>
   </w:num>
   <w:num w:numId="1048">
+    <w:abstractNumId w:val="991"/>
+  </w:num>
+  <w:num w:numId="1049">
+    <w:abstractNumId w:val="991"/>
+  </w:num>
+  <w:num w:numId="1050">
+    <w:abstractNumId w:val="991"/>
+  </w:num>
+  <w:num w:numId="1051">
+    <w:abstractNumId w:val="991"/>
+  </w:num>
+  <w:num w:numId="1052">
+    <w:abstractNumId w:val="991"/>
+  </w:num>
+  <w:num w:numId="1053">
+    <w:abstractNumId w:val="991"/>
+  </w:num>
+  <w:num w:numId="1054">
+    <w:abstractNumId w:val="991"/>
+  </w:num>
+  <w:num w:numId="1055">
+    <w:abstractNumId w:val="991"/>
+  </w:num>
+  <w:num w:numId="1056">
+    <w:abstractNumId w:val="991"/>
+  </w:num>
+  <w:num w:numId="1057">
     <w:abstractNumId w:val="99411"/>
     <w:lvlOverride w:ilvl="0">
       <w:startOverride w:val="1"/>
@@ -73484,41 +74530,68 @@
       <w:startOverride w:val="1"/>
     </w:lvlOverride>
   </w:num>
-  <w:num w:numId="1049">
-    <w:abstractNumId w:val="991"/>
-  </w:num>
-  <w:num w:numId="1050">
-    <w:abstractNumId w:val="991"/>
-  </w:num>
-  <w:num w:numId="1051">
-    <w:abstractNumId w:val="991"/>
-  </w:num>
-  <w:num w:numId="1052">
-    <w:abstractNumId w:val="991"/>
-  </w:num>
-  <w:num w:numId="1053">
-    <w:abstractNumId w:val="991"/>
-  </w:num>
-  <w:num w:numId="1054">
-    <w:abstractNumId w:val="991"/>
-  </w:num>
-  <w:num w:numId="1055">
-    <w:abstractNumId w:val="991"/>
-  </w:num>
-  <w:num w:numId="1056">
-    <w:abstractNumId w:val="991"/>
-  </w:num>
-  <w:num w:numId="1057">
-    <w:abstractNumId w:val="991"/>
-  </w:num>
   <w:num w:numId="1058">
-    <w:abstractNumId w:val="991"/>
+    <w:abstractNumId w:val="99411"/>
+    <w:lvlOverride w:ilvl="0">
+      <w:startOverride w:val="1"/>
+    </w:lvlOverride>
+    <w:lvlOverride w:ilvl="1">
+      <w:startOverride w:val="1"/>
+    </w:lvlOverride>
+    <w:lvlOverride w:ilvl="2">
+      <w:startOverride w:val="1"/>
+    </w:lvlOverride>
+    <w:lvlOverride w:ilvl="3">
+      <w:startOverride w:val="1"/>
+    </w:lvlOverride>
+    <w:lvlOverride w:ilvl="4">
+      <w:startOverride w:val="1"/>
+    </w:lvlOverride>
+    <w:lvlOverride w:ilvl="5">
+      <w:startOverride w:val="1"/>
+    </w:lvlOverride>
+    <w:lvlOverride w:ilvl="6">
+      <w:startOverride w:val="1"/>
+    </w:lvlOverride>
+    <w:lvlOverride w:ilvl="7">
+      <w:startOverride w:val="1"/>
+    </w:lvlOverride>
+    <w:lvlOverride w:ilvl="8">
+      <w:startOverride w:val="1"/>
+    </w:lvlOverride>
   </w:num>
   <w:num w:numId="1059">
     <w:abstractNumId w:val="991"/>
   </w:num>
   <w:num w:numId="1060">
-    <w:abstractNumId w:val="991"/>
+    <w:abstractNumId w:val="99411"/>
+    <w:lvlOverride w:ilvl="0">
+      <w:startOverride w:val="1"/>
+    </w:lvlOverride>
+    <w:lvlOverride w:ilvl="1">
+      <w:startOverride w:val="1"/>
+    </w:lvlOverride>
+    <w:lvlOverride w:ilvl="2">
+      <w:startOverride w:val="1"/>
+    </w:lvlOverride>
+    <w:lvlOverride w:ilvl="3">
+      <w:startOverride w:val="1"/>
+    </w:lvlOverride>
+    <w:lvlOverride w:ilvl="4">
+      <w:startOverride w:val="1"/>
+    </w:lvlOverride>
+    <w:lvlOverride w:ilvl="5">
+      <w:startOverride w:val="1"/>
+    </w:lvlOverride>
+    <w:lvlOverride w:ilvl="6">
+      <w:startOverride w:val="1"/>
+    </w:lvlOverride>
+    <w:lvlOverride w:ilvl="7">
+      <w:startOverride w:val="1"/>
+    </w:lvlOverride>
+    <w:lvlOverride w:ilvl="8">
+      <w:startOverride w:val="1"/>
+    </w:lvlOverride>
   </w:num>
   <w:num w:numId="1061">
     <w:abstractNumId w:val="991"/>
@@ -73599,34 +74672,7 @@
     <w:abstractNumId w:val="991"/>
   </w:num>
   <w:num w:numId="1087">
-    <w:abstractNumId w:val="99411"/>
-    <w:lvlOverride w:ilvl="0">
-      <w:startOverride w:val="1"/>
-    </w:lvlOverride>
-    <w:lvlOverride w:ilvl="1">
-      <w:startOverride w:val="1"/>
-    </w:lvlOverride>
-    <w:lvlOverride w:ilvl="2">
-      <w:startOverride w:val="1"/>
-    </w:lvlOverride>
-    <w:lvlOverride w:ilvl="3">
-      <w:startOverride w:val="1"/>
-    </w:lvlOverride>
-    <w:lvlOverride w:ilvl="4">
-      <w:startOverride w:val="1"/>
-    </w:lvlOverride>
-    <w:lvlOverride w:ilvl="5">
-      <w:startOverride w:val="1"/>
-    </w:lvlOverride>
-    <w:lvlOverride w:ilvl="6">
-      <w:startOverride w:val="1"/>
-    </w:lvlOverride>
-    <w:lvlOverride w:ilvl="7">
-      <w:startOverride w:val="1"/>
-    </w:lvlOverride>
-    <w:lvlOverride w:ilvl="8">
-      <w:startOverride w:val="1"/>
-    </w:lvlOverride>
+    <w:abstractNumId w:val="991"/>
   </w:num>
   <w:num w:numId="1088">
     <w:abstractNumId w:val="991"/>
@@ -73635,64 +74681,10 @@
     <w:abstractNumId w:val="991"/>
   </w:num>
   <w:num w:numId="1090">
-    <w:abstractNumId w:val="99411"/>
-    <w:lvlOverride w:ilvl="0">
-      <w:startOverride w:val="1"/>
-    </w:lvlOverride>
-    <w:lvlOverride w:ilvl="1">
-      <w:startOverride w:val="1"/>
-    </w:lvlOverride>
-    <w:lvlOverride w:ilvl="2">
-      <w:startOverride w:val="1"/>
-    </w:lvlOverride>
-    <w:lvlOverride w:ilvl="3">
-      <w:startOverride w:val="1"/>
-    </w:lvlOverride>
-    <w:lvlOverride w:ilvl="4">
-      <w:startOverride w:val="1"/>
-    </w:lvlOverride>
-    <w:lvlOverride w:ilvl="5">
-      <w:startOverride w:val="1"/>
-    </w:lvlOverride>
-    <w:lvlOverride w:ilvl="6">
-      <w:startOverride w:val="1"/>
-    </w:lvlOverride>
-    <w:lvlOverride w:ilvl="7">
-      <w:startOverride w:val="1"/>
-    </w:lvlOverride>
-    <w:lvlOverride w:ilvl="8">
-      <w:startOverride w:val="1"/>
-    </w:lvlOverride>
+    <w:abstractNumId w:val="991"/>
   </w:num>
   <w:num w:numId="1091">
-    <w:abstractNumId w:val="99411"/>
-    <w:lvlOverride w:ilvl="0">
-      <w:startOverride w:val="1"/>
-    </w:lvlOverride>
-    <w:lvlOverride w:ilvl="1">
-      <w:startOverride w:val="1"/>
-    </w:lvlOverride>
-    <w:lvlOverride w:ilvl="2">
-      <w:startOverride w:val="1"/>
-    </w:lvlOverride>
-    <w:lvlOverride w:ilvl="3">
-      <w:startOverride w:val="1"/>
-    </w:lvlOverride>
-    <w:lvlOverride w:ilvl="4">
-      <w:startOverride w:val="1"/>
-    </w:lvlOverride>
-    <w:lvlOverride w:ilvl="5">
-      <w:startOverride w:val="1"/>
-    </w:lvlOverride>
-    <w:lvlOverride w:ilvl="6">
-      <w:startOverride w:val="1"/>
-    </w:lvlOverride>
-    <w:lvlOverride w:ilvl="7">
-      <w:startOverride w:val="1"/>
-    </w:lvlOverride>
-    <w:lvlOverride w:ilvl="8">
-      <w:startOverride w:val="1"/>
-    </w:lvlOverride>
+    <w:abstractNumId w:val="991"/>
   </w:num>
   <w:num w:numId="1092">
     <w:abstractNumId w:val="991"/>
@@ -73734,7 +74726,34 @@
     <w:abstractNumId w:val="991"/>
   </w:num>
   <w:num w:numId="1105">
-    <w:abstractNumId w:val="991"/>
+    <w:abstractNumId w:val="99411"/>
+    <w:lvlOverride w:ilvl="0">
+      <w:startOverride w:val="1"/>
+    </w:lvlOverride>
+    <w:lvlOverride w:ilvl="1">
+      <w:startOverride w:val="1"/>
+    </w:lvlOverride>
+    <w:lvlOverride w:ilvl="2">
+      <w:startOverride w:val="1"/>
+    </w:lvlOverride>
+    <w:lvlOverride w:ilvl="3">
+      <w:startOverride w:val="1"/>
+    </w:lvlOverride>
+    <w:lvlOverride w:ilvl="4">
+      <w:startOverride w:val="1"/>
+    </w:lvlOverride>
+    <w:lvlOverride w:ilvl="5">
+      <w:startOverride w:val="1"/>
+    </w:lvlOverride>
+    <w:lvlOverride w:ilvl="6">
+      <w:startOverride w:val="1"/>
+    </w:lvlOverride>
+    <w:lvlOverride w:ilvl="7">
+      <w:startOverride w:val="1"/>
+    </w:lvlOverride>
+    <w:lvlOverride w:ilvl="8">
+      <w:startOverride w:val="1"/>
+    </w:lvlOverride>
   </w:num>
   <w:num w:numId="1106">
     <w:abstractNumId w:val="991"/>
@@ -73746,10 +74765,64 @@
     <w:abstractNumId w:val="991"/>
   </w:num>
   <w:num w:numId="1109">
-    <w:abstractNumId w:val="991"/>
+    <w:abstractNumId w:val="99411"/>
+    <w:lvlOverride w:ilvl="0">
+      <w:startOverride w:val="1"/>
+    </w:lvlOverride>
+    <w:lvlOverride w:ilvl="1">
+      <w:startOverride w:val="1"/>
+    </w:lvlOverride>
+    <w:lvlOverride w:ilvl="2">
+      <w:startOverride w:val="1"/>
+    </w:lvlOverride>
+    <w:lvlOverride w:ilvl="3">
+      <w:startOverride w:val="1"/>
+    </w:lvlOverride>
+    <w:lvlOverride w:ilvl="4">
+      <w:startOverride w:val="1"/>
+    </w:lvlOverride>
+    <w:lvlOverride w:ilvl="5">
+      <w:startOverride w:val="1"/>
+    </w:lvlOverride>
+    <w:lvlOverride w:ilvl="6">
+      <w:startOverride w:val="1"/>
+    </w:lvlOverride>
+    <w:lvlOverride w:ilvl="7">
+      <w:startOverride w:val="1"/>
+    </w:lvlOverride>
+    <w:lvlOverride w:ilvl="8">
+      <w:startOverride w:val="1"/>
+    </w:lvlOverride>
   </w:num>
   <w:num w:numId="1110">
-    <w:abstractNumId w:val="991"/>
+    <w:abstractNumId w:val="99411"/>
+    <w:lvlOverride w:ilvl="0">
+      <w:startOverride w:val="1"/>
+    </w:lvlOverride>
+    <w:lvlOverride w:ilvl="1">
+      <w:startOverride w:val="1"/>
+    </w:lvlOverride>
+    <w:lvlOverride w:ilvl="2">
+      <w:startOverride w:val="1"/>
+    </w:lvlOverride>
+    <w:lvlOverride w:ilvl="3">
+      <w:startOverride w:val="1"/>
+    </w:lvlOverride>
+    <w:lvlOverride w:ilvl="4">
+      <w:startOverride w:val="1"/>
+    </w:lvlOverride>
+    <w:lvlOverride w:ilvl="5">
+      <w:startOverride w:val="1"/>
+    </w:lvlOverride>
+    <w:lvlOverride w:ilvl="6">
+      <w:startOverride w:val="1"/>
+    </w:lvlOverride>
+    <w:lvlOverride w:ilvl="7">
+      <w:startOverride w:val="1"/>
+    </w:lvlOverride>
+    <w:lvlOverride w:ilvl="8">
+      <w:startOverride w:val="1"/>
+    </w:lvlOverride>
   </w:num>
   <w:num w:numId="1111">
     <w:abstractNumId w:val="991"/>
@@ -73806,6 +74879,78 @@
     <w:abstractNumId w:val="991"/>
   </w:num>
   <w:num w:numId="1129">
+    <w:abstractNumId w:val="991"/>
+  </w:num>
+  <w:num w:numId="1130">
+    <w:abstractNumId w:val="991"/>
+  </w:num>
+  <w:num w:numId="1131">
+    <w:abstractNumId w:val="991"/>
+  </w:num>
+  <w:num w:numId="1132">
+    <w:abstractNumId w:val="991"/>
+  </w:num>
+  <w:num w:numId="1133">
+    <w:abstractNumId w:val="991"/>
+  </w:num>
+  <w:num w:numId="1134">
+    <w:abstractNumId w:val="991"/>
+  </w:num>
+  <w:num w:numId="1135">
+    <w:abstractNumId w:val="991"/>
+  </w:num>
+  <w:num w:numId="1136">
+    <w:abstractNumId w:val="991"/>
+  </w:num>
+  <w:num w:numId="1137">
+    <w:abstractNumId w:val="991"/>
+  </w:num>
+  <w:num w:numId="1138">
+    <w:abstractNumId w:val="991"/>
+  </w:num>
+  <w:num w:numId="1139">
+    <w:abstractNumId w:val="991"/>
+  </w:num>
+  <w:num w:numId="1140">
+    <w:abstractNumId w:val="991"/>
+  </w:num>
+  <w:num w:numId="1141">
+    <w:abstractNumId w:val="991"/>
+  </w:num>
+  <w:num w:numId="1142">
+    <w:abstractNumId w:val="991"/>
+  </w:num>
+  <w:num w:numId="1143">
+    <w:abstractNumId w:val="991"/>
+  </w:num>
+  <w:num w:numId="1144">
+    <w:abstractNumId w:val="991"/>
+  </w:num>
+  <w:num w:numId="1145">
+    <w:abstractNumId w:val="991"/>
+  </w:num>
+  <w:num w:numId="1146">
+    <w:abstractNumId w:val="991"/>
+  </w:num>
+  <w:num w:numId="1147">
+    <w:abstractNumId w:val="991"/>
+  </w:num>
+  <w:num w:numId="1148">
+    <w:abstractNumId w:val="991"/>
+  </w:num>
+  <w:num w:numId="1149">
+    <w:abstractNumId w:val="991"/>
+  </w:num>
+  <w:num w:numId="1150">
+    <w:abstractNumId w:val="991"/>
+  </w:num>
+  <w:num w:numId="1151">
+    <w:abstractNumId w:val="991"/>
+  </w:num>
+  <w:num w:numId="1152">
+    <w:abstractNumId w:val="991"/>
+  </w:num>
+  <w:num w:numId="1153">
     <w:abstractNumId w:val="99411"/>
     <w:lvlOverride w:ilvl="0">
       <w:startOverride w:val="1"/>
@@ -73835,13 +74980,19 @@
       <w:startOverride w:val="1"/>
     </w:lvlOverride>
   </w:num>
-  <w:num w:numId="1130">
+  <w:num w:numId="1154">
     <w:abstractNumId w:val="991"/>
   </w:num>
-  <w:num w:numId="1131">
+  <w:num w:numId="1155">
     <w:abstractNumId w:val="991"/>
   </w:num>
-  <w:num w:numId="1132">
+  <w:num w:numId="1156">
+    <w:abstractNumId w:val="991"/>
+  </w:num>
+  <w:num w:numId="1157">
+    <w:abstractNumId w:val="991"/>
+  </w:num>
+  <w:num w:numId="1158">
     <w:abstractNumId w:val="991"/>
   </w:num>
 </w:numbering>

--- a/oposicion/temario/tercer-ejercicio/3A09.docx
+++ b/oposicion/temario/tercer-ejercicio/3A09.docx
@@ -3870,8 +3870,20 @@
           <w:tblHeader w:val="on"/>
         </w:trPr>
         <w:tc>
+          <w:tcPr>
+            <w:shd w:val="clear" w:color="auto" w:fill="DDEBF7"/>
+          </w:tcPr>
           <w:tcPr/>
-          <w:p/>
+          <w:p>
+            <w:pPr>
+              <w:pStyle w:val="Celdatceeazulpalido"/>
+              <w:keepNext/>
+              <w:jc w:val="left"/>
+            </w:pPr>
+            <w:r>
+              <w:t/>
+            </w:r>
+          </w:p>
         </w:tc>
         <w:tc>
           <w:tcPr>
@@ -3881,6 +3893,7 @@
           <w:p>
             <w:pPr>
               <w:pStyle w:val="Celdatceeazulpalido"/>
+              <w:keepNext/>
               <w:jc w:val="left"/>
             </w:pPr>
             <w:r>
@@ -3900,6 +3913,7 @@
           <w:p>
             <w:pPr>
               <w:pStyle w:val="Celdatceeazulpalido"/>
+              <w:keepNext/>
               <w:jc w:val="left"/>
             </w:pPr>
             <w:r>
@@ -5826,7 +5840,7 @@
           <wp:inline>
             <wp:extent cx="2688152" cy="2272238"/>
             <wp:effectExtent b="0" l="0" r="0" t="0"/>
-            <wp:docPr descr="Gráfico 2.– Problema primal: la curva de indiferencia más alta alcanzable con la renta \overline{W}" title="" id="40" name="Picture"/>
+            <wp:docPr descr="Gráfico 2.– Problema primal: la curva de indiferencia más alta alcanzable con la renta W" title="" id="40" name="Picture"/>
             <a:graphic>
               <a:graphicData uri="http://schemas.openxmlformats.org/drawingml/2006/picture">
                 <pic:pic>
@@ -10896,7 +10910,7 @@
           <wp:inline>
             <wp:extent cx="2654512" cy="2275296"/>
             <wp:effectExtent b="0" l="0" r="0" t="0"/>
-            <wp:docPr descr="Gráfico 4.– Problema dual: la recta isogasto más baja que alcanza la utilidad \overline{U}" title="" id="65" name="Picture"/>
+            <wp:docPr descr="Gráfico 4.– Problema dual: la recta isogasto más baja que alcanza la utilidad U" title="" id="65" name="Picture"/>
             <a:graphic>
               <a:graphicData uri="http://schemas.openxmlformats.org/drawingml/2006/picture">
                 <pic:pic>
@@ -15337,6 +15351,7 @@
           <w:p>
             <w:pPr>
               <w:pStyle w:val="Celdatceeazulpalido"/>
+              <w:keepNext/>
               <w:jc w:val="left"/>
             </w:pPr>
             <w:r>
@@ -15473,6 +15488,7 @@
           <w:p>
             <w:pPr>
               <w:pStyle w:val="Celdatceeazulpalido"/>
+              <w:keepNext/>
               <w:jc w:val="left"/>
             </w:pPr>
             <w:r>
@@ -17624,7 +17640,7 @@
           <wp:inline>
             <wp:extent cx="3000088" cy="2342576"/>
             <wp:effectExtent b="0" l="0" r="0" t="0"/>
-            <wp:docPr descr="Gráfico 6.– Teorema básico de la dualidad: con \overline{W}=E^* y \overline{U}=U^*, el primal y el dual eligen la misma cesta" title="" id="87" name="Picture"/>
+            <wp:docPr descr="Gráfico 6.– Teorema básico de la dualidad: con W=E* y U=U*, el primal y el dual eligen la misma cesta" title="" id="87" name="Picture"/>
             <a:graphic>
               <a:graphicData uri="http://schemas.openxmlformats.org/drawingml/2006/picture">
                 <pic:pic>
@@ -27868,6 +27884,7 @@
           <w:p>
             <w:pPr>
               <w:pStyle w:val="Celdatceeazulpalido"/>
+              <w:keepNext/>
               <w:jc w:val="left"/>
             </w:pPr>
             <w:r>
@@ -27887,6 +27904,7 @@
           <w:p>
             <w:pPr>
               <w:pStyle w:val="Celdatceeazulpalido"/>
+              <w:keepNext/>
               <w:jc w:val="left"/>
             </w:pPr>
             <w:r>
@@ -27906,6 +27924,7 @@
           <w:p>
             <w:pPr>
               <w:pStyle w:val="Celdatceeazulpalido"/>
+              <w:keepNext/>
               <w:jc w:val="center"/>
             </w:pPr>
             <w:r>
@@ -27925,6 +27944,7 @@
           <w:p>
             <w:pPr>
               <w:pStyle w:val="Celdatceeazulpalido"/>
+              <w:keepNext/>
               <w:jc w:val="center"/>
             </w:pPr>
             <w:r>
@@ -27944,6 +27964,7 @@
           <w:p>
             <w:pPr>
               <w:pStyle w:val="Celdatceeazulpalido"/>
+              <w:keepNext/>
               <w:jc w:val="center"/>
             </w:pPr>
             <w:r>
@@ -27963,6 +27984,7 @@
           <w:p>
             <w:pPr>
               <w:pStyle w:val="Celdatceeazulpalido"/>
+              <w:keepNext/>
               <w:jc w:val="left"/>
             </w:pPr>
             <w:r>
@@ -37728,6 +37750,7 @@
           <w:p>
             <w:pPr>
               <w:pStyle w:val="Celdatceesalvia"/>
+              <w:keepNext/>
               <w:jc w:val="center"/>
             </w:pPr>
             <m:oMath>
@@ -37848,6 +37871,7 @@
           <w:p>
             <w:pPr>
               <w:pStyle w:val="Celdatceesalvia"/>
+              <w:keepNext/>
               <w:jc w:val="center"/>
             </w:pPr>
             <m:oMath>
@@ -38026,6 +38050,7 @@
           <w:p>
             <w:pPr>
               <w:pStyle w:val="Celdatceesalvia"/>
+              <w:keepNext/>
               <w:jc w:val="center"/>
             </w:pPr>
             <m:oMath>
@@ -39211,6 +39236,7 @@
           <w:p>
             <w:pPr>
               <w:pStyle w:val="Celdatceesalvia"/>
+              <w:keepNext/>
               <w:jc w:val="center"/>
             </w:pPr>
             <m:oMath>
@@ -39331,6 +39357,7 @@
           <w:p>
             <w:pPr>
               <w:pStyle w:val="Celdatceesalvia"/>
+              <w:keepNext/>
               <w:jc w:val="center"/>
             </w:pPr>
             <m:oMath>
@@ -39509,6 +39536,7 @@
           <w:p>
             <w:pPr>
               <w:pStyle w:val="Celdatceesalvia"/>
+              <w:keepNext/>
               <w:jc w:val="center"/>
             </w:pPr>
             <m:oMath>
@@ -42052,7 +42080,7 @@
           <wp:inline>
             <wp:extent cx="2993971" cy="2256947"/>
             <wp:effectExtent b="0" l="0" r="0" t="0"/>
-            <wp:docPr descr="Gráfico 9.– El problema de medir el bienestar: la bajada de p_1 lleva al consumidor a una curva de indiferencia más alta, pero ¿cuánto ha mejorado?" title="" id="176" name="Picture"/>
+            <wp:docPr descr="Gráfico 9.– El problema de medir el bienestar: la bajada de p1 lleva al consumidor a una curva de indiferencia más alta, pero ¿cuánto ha mejorado?" title="" id="176" name="Picture"/>
             <a:graphic>
               <a:graphicData uri="http://schemas.openxmlformats.org/drawingml/2006/picture">
                 <pic:pic>
@@ -42517,7 +42545,7 @@
           <wp:inline>
             <wp:extent cx="2984500" cy="1670809"/>
             <wp:effectExtent b="0" l="0" r="0" t="0"/>
-            <wp:docPr descr="Gráfico 10.– Variación del excedente del consumidor ante una bajada de p_1: el área a la izquierda de la demanda marshalliana" title="" id="182" name="Picture"/>
+            <wp:docPr descr="Gráfico 10.– Variación del excedente del consumidor ante una bajada de p1: el área a la izquierda de la demanda marshalliana" title="" id="182" name="Picture"/>
             <a:graphic>
               <a:graphicData uri="http://schemas.openxmlformats.org/drawingml/2006/picture">
                 <pic:pic>
@@ -44717,7 +44745,7 @@
           <wp:inline>
             <wp:extent cx="3282950" cy="3862134"/>
             <wp:effectExtent b="0" l="0" r="0" t="0"/>
-            <wp:docPr descr="Gráfico 11.– Variación compensatoria ante una bajada de p_1: a los precios finales, la renta que devuelve al consumidor a \overline{U}^0" title="" id="190" name="Picture"/>
+            <wp:docPr descr="Gráfico 11.– Variación compensatoria ante una bajada de p1: a los precios finales, la renta que devuelve al consumidor a U0" title="" id="190" name="Picture"/>
             <a:graphic>
               <a:graphicData uri="http://schemas.openxmlformats.org/drawingml/2006/picture">
                 <pic:pic>
@@ -45765,7 +45793,7 @@
           <wp:inline>
             <wp:extent cx="3282950" cy="3865321"/>
             <wp:effectExtent b="0" l="0" r="0" t="0"/>
-            <wp:docPr descr="Gráfico 12.– Variación equivalente ante una bajada de p_1: a los precios iniciales, la renta que lleva al consumidor a \overline{U}^1" title="" id="195" name="Picture"/>
+            <wp:docPr descr="Gráfico 12.– Variación equivalente ante una bajada de p1: a los precios iniciales, la renta que lleva al consumidor a U1" title="" id="195" name="Picture"/>
             <a:graphic>
               <a:graphicData uri="http://schemas.openxmlformats.org/drawingml/2006/picture">
                 <pic:pic>
@@ -53293,9 +53321,19 @@
         </w:trPr>
         <w:tc>
           <w:tcPr>
+            <w:shd w:val="clear" w:color="auto" w:fill="DDEBF7"/>
             <w:vAlign w:val="center"/>
           </w:tcPr>
-          <w:p/>
+          <w:p>
+            <w:pPr>
+              <w:pStyle w:val="Celdatceeazulpalido"/>
+              <w:keepNext/>
+              <w:jc w:val="left"/>
+            </w:pPr>
+            <w:r>
+              <w:t/>
+            </w:r>
+          </w:p>
         </w:tc>
         <w:tc>
           <w:tcPr>
@@ -53305,6 +53343,7 @@
           <w:p>
             <w:pPr>
               <w:pStyle w:val="Celdatceeazulpalido"/>
+              <w:keepNext/>
               <w:jc w:val="center"/>
             </w:pPr>
             <w:r>
@@ -53427,6 +53466,7 @@
           <w:p>
             <w:pPr>
               <w:pStyle w:val="Celdatceeazulpalido"/>
+              <w:keepNext/>
               <w:jc w:val="center"/>
             </w:pPr>
             <w:r>
@@ -62562,6 +62602,7 @@
           <w:p>
             <w:pPr>
               <w:pStyle w:val="Celdatceeazulpalido"/>
+              <w:keepNext/>
               <w:jc w:val="center"/>
             </w:pPr>
             <w:r>
@@ -62581,6 +62622,7 @@
           <w:p>
             <w:pPr>
               <w:pStyle w:val="Celdatceeazulpalido"/>
+              <w:keepNext/>
               <w:jc w:val="center"/>
             </w:pPr>
             <w:r>
@@ -62600,6 +62642,7 @@
           <w:p>
             <w:pPr>
               <w:pStyle w:val="Celdatceeazulpalido"/>
+              <w:keepNext/>
               <w:jc w:val="center"/>
             </w:pPr>
             <w:r>
@@ -75945,7 +75988,7 @@
     </w:pPr>
     <w:rPr>
       <w:rFonts w:ascii="TeX Gyre Pagella" w:cs="TeX Gyre Pagella" w:eastAsia="TeX Gyre Pagella" w:hAnsi="TeX Gyre Pagella"/>
-      <w:sz w:val="20"/>
+      <w:sz w:val="22"/>
     </w:rPr>
   </w:style>
   <w:style w:customStyle="1" w:styleId="Celdatceeazulpalido" w:type="paragraph">
@@ -75959,7 +76002,7 @@
     </w:pPr>
     <w:rPr>
       <w:rFonts w:ascii="TeX Gyre Pagella" w:cs="TeX Gyre Pagella" w:eastAsia="TeX Gyre Pagella" w:hAnsi="TeX Gyre Pagella"/>
-      <w:sz w:val="20"/>
+      <w:sz w:val="22"/>
     </w:rPr>
   </w:style>
   <w:style w:customStyle="1" w:styleId="Celdatceesalmon" w:type="paragraph">
@@ -75973,7 +76016,7 @@
     </w:pPr>
     <w:rPr>
       <w:rFonts w:ascii="TeX Gyre Pagella" w:cs="TeX Gyre Pagella" w:eastAsia="TeX Gyre Pagella" w:hAnsi="TeX Gyre Pagella"/>
-      <w:sz w:val="20"/>
+      <w:sz w:val="22"/>
     </w:rPr>
   </w:style>
   <w:style w:customStyle="1" w:styleId="Celdatceemoradopalido" w:type="paragraph">
@@ -75987,7 +76030,7 @@
     </w:pPr>
     <w:rPr>
       <w:rFonts w:ascii="TeX Gyre Pagella" w:cs="TeX Gyre Pagella" w:eastAsia="TeX Gyre Pagella" w:hAnsi="TeX Gyre Pagella"/>
-      <w:sz w:val="20"/>
+      <w:sz w:val="22"/>
     </w:rPr>
   </w:style>
   <w:style w:customStyle="1" w:styleId="Celdatceegrisclaro" w:type="paragraph">
@@ -76001,7 +76044,7 @@
     </w:pPr>
     <w:rPr>
       <w:rFonts w:ascii="TeX Gyre Pagella" w:cs="TeX Gyre Pagella" w:eastAsia="TeX Gyre Pagella" w:hAnsi="TeX Gyre Pagella"/>
-      <w:sz w:val="20"/>
+      <w:sz w:val="22"/>
     </w:rPr>
   </w:style>
   <w:style w:customStyle="1" w:styleId="Celdatceecrema" w:type="paragraph">
@@ -76015,7 +76058,7 @@
     </w:pPr>
     <w:rPr>
       <w:rFonts w:ascii="TeX Gyre Pagella" w:cs="TeX Gyre Pagella" w:eastAsia="TeX Gyre Pagella" w:hAnsi="TeX Gyre Pagella"/>
-      <w:sz w:val="20"/>
+      <w:sz w:val="22"/>
     </w:rPr>
   </w:style>
   <w:style w:customStyle="1" w:styleId="Celdatceemorado" w:type="paragraph">
@@ -76030,7 +76073,7 @@
     <w:rPr>
       <w:rFonts w:ascii="TeX Gyre Pagella" w:cs="TeX Gyre Pagella" w:eastAsia="TeX Gyre Pagella" w:hAnsi="TeX Gyre Pagella"/>
       <w:color w:val="FFFFFF"/>
-      <w:sz w:val="20"/>
+      <w:sz w:val="22"/>
     </w:rPr>
   </w:style>
   <w:style w:customStyle="1" w:styleId="Celdatceeverde" w:type="paragraph">
@@ -76045,7 +76088,7 @@
     <w:rPr>
       <w:rFonts w:ascii="TeX Gyre Pagella" w:cs="TeX Gyre Pagella" w:eastAsia="TeX Gyre Pagella" w:hAnsi="TeX Gyre Pagella"/>
       <w:color w:val="FFFFFF"/>
-      <w:sz w:val="20"/>
+      <w:sz w:val="22"/>
     </w:rPr>
   </w:style>
   <w:style w:customStyle="1" w:styleId="Celdatceeazul" w:type="paragraph">
@@ -76060,7 +76103,7 @@
     <w:rPr>
       <w:rFonts w:ascii="TeX Gyre Pagella" w:cs="TeX Gyre Pagella" w:eastAsia="TeX Gyre Pagella" w:hAnsi="TeX Gyre Pagella"/>
       <w:color w:val="FFFFFF"/>
-      <w:sz w:val="20"/>
+      <w:sz w:val="22"/>
     </w:rPr>
   </w:style>
   <w:style w:customStyle="1" w:styleId="Celdatceerojo" w:type="paragraph">
@@ -76075,7 +76118,7 @@
     <w:rPr>
       <w:rFonts w:ascii="TeX Gyre Pagella" w:cs="TeX Gyre Pagella" w:eastAsia="TeX Gyre Pagella" w:hAnsi="TeX Gyre Pagella"/>
       <w:color w:val="FFFFFF"/>
-      <w:sz w:val="20"/>
+      <w:sz w:val="22"/>
     </w:rPr>
   </w:style>
   <w:style w:customStyle="1" w:styleId="Celdatceedorado" w:type="paragraph">
@@ -76090,7 +76133,7 @@
     <w:rPr>
       <w:rFonts w:ascii="TeX Gyre Pagella" w:cs="TeX Gyre Pagella" w:eastAsia="TeX Gyre Pagella" w:hAnsi="TeX Gyre Pagella"/>
       <w:color w:val="FFFFFF"/>
-      <w:sz w:val="20"/>
+      <w:sz w:val="22"/>
     </w:rPr>
   </w:style>
   <w:style w:customStyle="1" w:styleId="Celdatceenaranja" w:type="paragraph">
@@ -76105,7 +76148,7 @@
     <w:rPr>
       <w:rFonts w:ascii="TeX Gyre Pagella" w:cs="TeX Gyre Pagella" w:eastAsia="TeX Gyre Pagella" w:hAnsi="TeX Gyre Pagella"/>
       <w:color w:val="FFFFFF"/>
-      <w:sz w:val="20"/>
+      <w:sz w:val="22"/>
     </w:rPr>
   </w:style>
   <w:style w:customStyle="1" w:styleId="Celdatceegris" w:type="paragraph">
@@ -76120,7 +76163,7 @@
     <w:rPr>
       <w:rFonts w:ascii="TeX Gyre Pagella" w:cs="TeX Gyre Pagella" w:eastAsia="TeX Gyre Pagella" w:hAnsi="TeX Gyre Pagella"/>
       <w:color w:val="FFFFFF"/>
-      <w:sz w:val="20"/>
+      <w:sz w:val="22"/>
     </w:rPr>
   </w:style>
   <w:style w:customStyle="1" w:styleId="Textomorado" w:type="character">

--- a/oposicion/temario/tercer-ejercicio/3A09.docx
+++ b/oposicion/temario/tercer-ejercicio/3A09.docx
@@ -31683,7 +31683,7 @@
           <w:rPr>
             <w:rStyle w:val="Hyperlink"/>
           </w:rPr>
-          <w:t xml:space="preserve">, 1995, párr. 3.H</w:t>
+          <w:t xml:space="preserve">, 1995, § 3.H</w:t>
         </w:r>
       </w:hyperlink>
       <w:r>
@@ -33402,7 +33402,7 @@
           <w:rPr>
             <w:rStyle w:val="Hyperlink"/>
           </w:rPr>
-          <w:t xml:space="preserve">, 1995, párr. 3.H</w:t>
+          <w:t xml:space="preserve">, 1995, § 3.H</w:t>
         </w:r>
       </w:hyperlink>
       <w:r>
@@ -34293,7 +34293,7 @@
           <w:rPr>
             <w:rStyle w:val="Hyperlink"/>
           </w:rPr>
-          <w:t xml:space="preserve">, 1995, párr. 3.H</w:t>
+          <w:t xml:space="preserve">, 1995, § 3.H</w:t>
         </w:r>
       </w:hyperlink>
       <w:r>
@@ -34467,7 +34467,7 @@
           <w:rPr>
             <w:rStyle w:val="Hyperlink"/>
           </w:rPr>
-          <w:t xml:space="preserve">1995, párr. 3.H</w:t>
+          <w:t xml:space="preserve">1995, § 3.H</w:t>
         </w:r>
       </w:hyperlink>
       <w:r>
@@ -38733,7 +38733,7 @@
             <w:i/>
             <w:iCs/>
           </w:rPr>
-          <w:t xml:space="preserve">1995, párr. 2.E</w:t>
+          <w:t xml:space="preserve">1995, § 2.E</w:t>
         </w:r>
       </w:hyperlink>
       <w:r>
@@ -40888,7 +40888,7 @@
             <w:i/>
             <w:iCs/>
           </w:rPr>
-          <w:t xml:space="preserve">1995, párr. 3.G</w:t>
+          <w:t xml:space="preserve">1995, § 3.G</w:t>
         </w:r>
       </w:hyperlink>
       <w:r>
@@ -42638,7 +42638,7 @@
           <w:rPr>
             <w:rStyle w:val="Hyperlink"/>
           </w:rPr>
-          <w:t xml:space="preserve">1995, párr. 3.I</w:t>
+          <w:t xml:space="preserve">1995, § 3.I</w:t>
         </w:r>
       </w:hyperlink>
       <w:r>
@@ -43213,7 +43213,7 @@
           <w:rPr>
             <w:rStyle w:val="Hyperlink"/>
           </w:rPr>
-          <w:t xml:space="preserve">, 1995, párr. 3.I</w:t>
+          <w:t xml:space="preserve">, 1995, § 3.I</w:t>
         </w:r>
       </w:hyperlink>
       <w:r>
@@ -44838,7 +44838,7 @@
           <w:rPr>
             <w:rStyle w:val="Hyperlink"/>
           </w:rPr>
-          <w:t xml:space="preserve">1995, párr. 3.I</w:t>
+          <w:t xml:space="preserve">1995, § 3.I</w:t>
         </w:r>
       </w:hyperlink>
       <w:r>
@@ -45886,7 +45886,7 @@
           <w:rPr>
             <w:rStyle w:val="Hyperlink"/>
           </w:rPr>
-          <w:t xml:space="preserve">1995, párr. 3.I</w:t>
+          <w:t xml:space="preserve">1995, § 3.I</w:t>
         </w:r>
       </w:hyperlink>
       <w:r>
@@ -46189,7 +46189,7 @@
           <w:rPr>
             <w:rStyle w:val="Hyperlink"/>
           </w:rPr>
-          <w:t xml:space="preserve">1995, párr. 3.I</w:t>
+          <w:t xml:space="preserve">1995, § 3.I</w:t>
         </w:r>
       </w:hyperlink>
       <w:r>
@@ -46920,7 +46920,7 @@
           <w:rPr>
             <w:rStyle w:val="Hyperlink"/>
           </w:rPr>
-          <w:t xml:space="preserve">, 1995, párr. 3.I</w:t>
+          <w:t xml:space="preserve">, 1995, § 3.I</w:t>
         </w:r>
       </w:hyperlink>
       <w:r>
@@ -47180,7 +47180,7 @@
           <w:rPr>
             <w:rStyle w:val="Hyperlink"/>
           </w:rPr>
-          <w:t xml:space="preserve">, 1995, párr. 3.I</w:t>
+          <w:t xml:space="preserve">, 1995, § 3.I</w:t>
         </w:r>
       </w:hyperlink>
       <w:r>
@@ -50370,7 +50370,7 @@
           <w:rPr>
             <w:rStyle w:val="Hyperlink"/>
           </w:rPr>
-          <w:t xml:space="preserve">1995, párr. 3.I</w:t>
+          <w:t xml:space="preserve">1995, § 3.I</w:t>
         </w:r>
       </w:hyperlink>
       <w:r>
@@ -54911,7 +54911,7 @@
             <w:i/>
             <w:iCs/>
           </w:rPr>
-          <w:t xml:space="preserve">1995, párr. 3.D</w:t>
+          <w:t xml:space="preserve">1995, § 3.D</w:t>
         </w:r>
       </w:hyperlink>
       <w:r>
@@ -63736,7 +63736,7 @@
             <w:i/>
             <w:iCs/>
           </w:rPr>
-          <w:t xml:space="preserve">1995, párr. 3.I</w:t>
+          <w:t xml:space="preserve">1995, § 3.I</w:t>
         </w:r>
       </w:hyperlink>
       <w:r>

--- a/oposicion/temario/tercer-ejercicio/3A09.docx
+++ b/oposicion/temario/tercer-ejercicio/3A09.docx
@@ -20,6 +20,28 @@
       </w:r>
       <w:r>
         <w:t xml:space="preserve">en estudios empíricos. Medidas de cambio en el bienestar.</w:t>
+      </w:r>
+    </w:p>
+    <w:p>
+      <w:pPr>
+        <w:spacing w:before="0" w:after="200"/>
+      </w:pPr>
+      <w:r>
+        <w:rPr>
+          <w:b/>
+          <w:smallCaps/>
+          <w:color w:val="5F2987"/>
+          <w:sz w:val="16"/>
+        </w:rPr>
+        <w:t xml:space="preserve">Exclusivo · uso personal. </w:t>
+      </w:r>
+      <w:r>
+        <w:rPr>
+          <w:i/>
+          <w:color w:val="767171"/>
+          <w:sz w:val="16"/>
+        </w:rPr>
+        <w:t xml:space="preserve">Material exclusivo de victorgutierrezmarcos.es y la app Oposición TCEE · DCE. Puedes usarlo libremente para tu estudio personal. No se autoriza su incorporación a otras plataformas, aplicaciones o servicios. Condiciones: https://www.victorgutierrezmarcos.es/condiciones-materiales.html</w:t>
       </w:r>
     </w:p>
     <w:p>
@@ -69297,7 +69319,7 @@
         <w:color w:val="767171"/>
         <w:sz w:val="14"/>
       </w:rPr>
-      <w:t xml:space="preserve">© 2026 Víctor Gutiérrez Marcos · CC BY-NC-ND 4.0</w:t>
+      <w:t xml:space="preserve">© 2026 Víctor Gutiérrez Marcos · Exclusivo de victorgutierrezmarcos.es y la app Oposición TCEE · DCE</w:t>
     </w:r>
     <w:r>
       <w:tab/>
@@ -69355,7 +69377,7 @@
         <w:color w:val="767171"/>
         <w:sz w:val="14"/>
       </w:rPr>
-      <w:t xml:space="preserve">© 2026 Víctor Gutiérrez Marcos · CC BY-NC-ND 4.0</w:t>
+      <w:t xml:space="preserve">© 2026 Víctor Gutiérrez Marcos · Exclusivo de victorgutierrezmarcos.es y la app Oposición TCEE · DCE</w:t>
     </w:r>
     <w:r>
       <w:tab/>
@@ -69421,7 +69443,7 @@
         <w:color w:val="767171"/>
         <w:sz w:val="14"/>
       </w:rPr>
-      <w:t xml:space="preserve">© 2026 Víctor Gutiérrez Marcos · CC BY-NC-ND 4.0</w:t>
+      <w:t xml:space="preserve">© 2026 Víctor Gutiérrez Marcos · Exclusivo de victorgutierrezmarcos.es y la app Oposición TCEE · DCE</w:t>
     </w:r>
     <w:r>
       <w:tab/>
